--- a/Устав/_документы/С выделением — By-laws CACF.docx
+++ b/Устав/_документы/С выделением — By-laws CACF.docx
@@ -7,7 +7,7 @@
         <w:spacing w:after="0" w:line="276" w:lineRule="auto"/>
         <w:jc w:val="right"/>
         <w:rPr>
-          <w:ins w:id="0" w:author="Проект новой редакции" w:date="2026-10-05T12:54:00Z"/>
+          <w:ins w:id="0" w:author="Проект новой редакции" w:date="2026-10-14T11:21:00Z"/>
           <w:rFonts w:ascii="Arial" w:hAnsi="Arial" w:cs="Arial"/>
           <w:b/>
           <w:sz w:val="28"/>
@@ -17,7 +17,7 @@
       </w:pPr>
       <w:bookmarkStart w:id="1" w:name="_GoBack"/>
       <w:bookmarkEnd w:id="1"/>
-      <w:ins w:id="2" w:author="Проект новой редакции" w:date="2026-10-05T12:54:00Z">
+      <w:ins w:id="2" w:author="Проект новой редакции" w:date="2026-10-14T11:21:00Z">
         <w:r>
           <w:rPr>
             <w:rFonts w:ascii="Arial" w:hAnsi="Arial" w:cs="Arial"/>
@@ -36,14 +36,14 @@
         <w:spacing w:after="0" w:line="276" w:lineRule="auto"/>
         <w:jc w:val="both"/>
         <w:rPr>
-          <w:del w:id="3" w:author="Проект новой редакции" w:date="2026-10-05T12:54:00Z"/>
+          <w:del w:id="3" w:author="Проект новой редакции" w:date="2026-10-14T11:21:00Z"/>
           <w:rFonts w:ascii="Arial" w:hAnsi="Arial" w:cs="Arial"/>
           <w:sz w:val="28"/>
           <w:szCs w:val="28"/>
           <w:lang w:val="kk-KZ"/>
         </w:rPr>
       </w:pPr>
-      <w:del w:id="4" w:author="Проект новой редакции" w:date="2026-10-05T12:54:00Z">
+      <w:del w:id="4" w:author="Проект новой редакции" w:date="2026-10-14T11:21:00Z">
         <w:r>
           <w:rPr>
             <w:rFonts w:ascii="Arial" w:hAnsi="Arial" w:cs="Arial"/>
@@ -175,7 +175,7 @@
         </w:rPr>
         <w:t>CENTRAL ASIA CLIMATE FOUNDATION</w:t>
       </w:r>
-      <w:del w:id="5" w:author="Проект новой редакции" w:date="2026-10-05T12:54:00Z">
+      <w:del w:id="5" w:author="Проект новой редакции" w:date="2026-10-14T11:21:00Z">
         <w:r>
           <w:rPr>
             <w:rFonts w:ascii="Arial" w:hAnsi="Arial" w:cs="Arial"/>
@@ -386,7 +386,7 @@
         </w:rPr>
         <w:t xml:space="preserve"> 2024</w:t>
       </w:r>
-      <w:ins w:id="6" w:author="Проект новой редакции" w:date="2026-10-05T12:54:00Z">
+      <w:ins w:id="6" w:author="Проект новой редакции" w:date="2026-10-14T11:21:00Z">
         <w:r>
           <w:rPr>
             <w:rFonts w:ascii="Arial" w:hAnsi="Arial" w:cs="Arial"/>
@@ -396,7 +396,29 @@
             <w:szCs w:val="32"/>
             <w:lang w:val="en-US"/>
           </w:rPr>
-          <w:t>; new version — by written notice of the Founder № ___ dated «___» __________ 2026 with the written consent of the Supreme Guardian</w:t>
+          <w:t xml:space="preserve">; new version </w:t>
+        </w:r>
+        <w:r>
+          <w:rPr>
+            <w:rFonts w:ascii="Arial" w:hAnsi="Arial" w:cs="Arial"/>
+            <w:b/>
+            <w:bCs/>
+            <w:sz w:val="32"/>
+            <w:szCs w:val="32"/>
+            <w:lang w:val="en-US"/>
+          </w:rPr>
+          <w:t>–</w:t>
+        </w:r>
+        <w:r>
+          <w:rPr>
+            <w:rFonts w:ascii="Arial" w:hAnsi="Arial" w:cs="Arial"/>
+            <w:b/>
+            <w:bCs/>
+            <w:sz w:val="32"/>
+            <w:szCs w:val="32"/>
+            <w:lang w:val="en-US"/>
+          </w:rPr>
+          <w:t xml:space="preserve"> by written notice of the Founder № ___ dated «___» __________ 2026 with the written consent of the Supreme Guardian</w:t>
         </w:r>
       </w:ins>
     </w:p>
@@ -504,7 +526,7 @@
         </w:rPr>
         <w:t>Approval Date</w:t>
       </w:r>
-      <w:ins w:id="7" w:author="Проект новой редакции" w:date="2026-10-05T12:54:00Z">
+      <w:ins w:id="7" w:author="Проект новой редакции" w:date="2026-10-14T11:21:00Z">
         <w:r>
           <w:rPr>
             <w:rFonts w:ascii="Arial" w:hAnsi="Arial" w:cs="Arial"/>
@@ -515,7 +537,7 @@
           <w:t xml:space="preserve"> of the new version: «___» __________ 2026</w:t>
         </w:r>
       </w:ins>
-      <w:del w:id="8" w:author="Проект новой редакции" w:date="2026-10-05T12:54:00Z">
+      <w:del w:id="8" w:author="Проект новой редакции" w:date="2026-10-14T11:21:00Z">
         <w:r>
           <w:rPr>
             <w:rFonts w:ascii="Arial" w:hAnsi="Arial" w:cs="Arial"/>
@@ -556,7 +578,7 @@
           <w:lang w:val="en-US"/>
         </w:rPr>
       </w:pPr>
-      <w:ins w:id="9" w:author="Проект новой редакции" w:date="2026-10-05T12:54:00Z">
+      <w:ins w:id="9" w:author="Проект новой редакции" w:date="2026-10-14T11:21:00Z">
         <w:r>
           <w:rPr>
             <w:rFonts w:ascii="Arial" w:hAnsi="Arial" w:cs="Arial"/>
@@ -567,7 +589,7 @@
           <w:t>The initial version adopted</w:t>
         </w:r>
       </w:ins>
-      <w:del w:id="10" w:author="Проект новой редакции" w:date="2026-10-05T12:54:00Z">
+      <w:del w:id="10" w:author="Проект новой редакции" w:date="2026-10-14T11:21:00Z">
         <w:r>
           <w:rPr>
             <w:rFonts w:ascii="Arial" w:hAnsi="Arial" w:cs="Arial"/>
@@ -605,7 +627,7 @@
         </w:rPr>
         <w:t xml:space="preserve"> </w:t>
       </w:r>
-      <w:ins w:id="11" w:author="Проект новой редакции" w:date="2026-10-05T12:54:00Z">
+      <w:ins w:id="11" w:author="Проект новой редакции" w:date="2026-10-14T11:21:00Z">
         <w:r>
           <w:rPr>
             <w:rFonts w:ascii="Arial" w:hAnsi="Arial" w:cs="Arial"/>
@@ -616,7 +638,7 @@
           <w:t>dated</w:t>
         </w:r>
       </w:ins>
-      <w:del w:id="12" w:author="Проект новой редакции" w:date="2026-10-05T12:54:00Z">
+      <w:del w:id="12" w:author="Проект новой редакции" w:date="2026-10-14T11:21:00Z">
         <w:r>
           <w:rPr>
             <w:rFonts w:ascii="Arial" w:hAnsi="Arial" w:cs="Arial"/>
@@ -891,7 +913,7 @@
         </w:rPr>
         <w:t xml:space="preserve">3. THE GUARDIAN COUNCIL………………………………………………… </w:t>
       </w:r>
-      <w:ins w:id="13" w:author="Проект новой редакции" w:date="2026-10-05T12:54:00Z">
+      <w:ins w:id="13" w:author="Проект новой редакции" w:date="2026-10-14T11:21:00Z">
         <w:r>
           <w:rPr>
             <w:rFonts w:ascii="Arial" w:hAnsi="Arial" w:cs="Arial"/>
@@ -903,7 +925,7 @@
           <w:t>5</w:t>
         </w:r>
       </w:ins>
-      <w:del w:id="14" w:author="Проект новой редакции" w:date="2026-10-05T12:54:00Z">
+      <w:del w:id="14" w:author="Проект новой редакции" w:date="2026-10-14T11:21:00Z">
         <w:r>
           <w:rPr>
             <w:rFonts w:ascii="Arial" w:hAnsi="Arial" w:cs="Arial"/>
@@ -921,7 +943,7 @@
         <w:spacing w:after="0" w:line="360" w:lineRule="auto"/>
         <w:jc w:val="both"/>
         <w:rPr>
-          <w:ins w:id="15" w:author="Проект новой редакции" w:date="2026-10-05T12:54:00Z"/>
+          <w:ins w:id="15" w:author="Проект новой редакции" w:date="2026-10-14T11:21:00Z"/>
           <w:rFonts w:ascii="Arial" w:hAnsi="Arial" w:cs="Arial"/>
           <w:b/>
           <w:sz w:val="28"/>
@@ -939,7 +961,7 @@
         </w:rPr>
         <w:t xml:space="preserve">4. MEETINGS OF THE GUARDIAN COUNCIL……………………………… </w:t>
       </w:r>
-      <w:ins w:id="16" w:author="Проект новой редакции" w:date="2026-10-05T12:54:00Z">
+      <w:ins w:id="16" w:author="Проект новой редакции" w:date="2026-10-14T11:21:00Z">
         <w:r>
           <w:rPr>
             <w:rFonts w:ascii="Arial" w:hAnsi="Arial" w:cs="Arial"/>
@@ -948,7 +970,7 @@
             <w:szCs w:val="28"/>
             <w:lang w:val="en-GB"/>
           </w:rPr>
-          <w:t>6</w:t>
+          <w:t>7</w:t>
         </w:r>
       </w:ins>
     </w:p>
@@ -957,7 +979,7 @@
         <w:spacing w:after="0" w:line="360" w:lineRule="auto"/>
         <w:jc w:val="both"/>
         <w:rPr>
-          <w:del w:id="17" w:author="Проект новой редакции" w:date="2026-10-05T12:54:00Z"/>
+          <w:del w:id="17" w:author="Проект новой редакции" w:date="2026-10-14T11:21:00Z"/>
           <w:rFonts w:ascii="Arial" w:hAnsi="Arial" w:cs="Arial"/>
           <w:b/>
           <w:sz w:val="28"/>
@@ -988,7 +1010,7 @@
           <w:lang w:val="en-GB"/>
         </w:rPr>
       </w:pPr>
-      <w:del w:id="18" w:author="Проект новой редакции" w:date="2026-10-05T12:54:00Z">
+      <w:del w:id="18" w:author="Проект новой редакции" w:date="2026-10-14T11:21:00Z">
         <w:r>
           <w:rPr>
             <w:rFonts w:ascii="Arial" w:hAnsi="Arial" w:cs="Arial"/>
@@ -1010,7 +1032,7 @@
         </w:rPr>
         <w:t xml:space="preserve">. APPOINTMENT AND RETIREMENT OF MEMBERS OF GUARDIAN COUNCIL………………………………………………………………………… </w:t>
       </w:r>
-      <w:ins w:id="19" w:author="Проект новой редакции" w:date="2026-10-05T12:54:00Z">
+      <w:ins w:id="19" w:author="Проект новой редакции" w:date="2026-10-14T11:21:00Z">
         <w:r>
           <w:rPr>
             <w:rFonts w:ascii="Arial" w:hAnsi="Arial" w:cs="Arial"/>
@@ -1022,7 +1044,7 @@
           <w:t>7</w:t>
         </w:r>
       </w:ins>
-      <w:del w:id="20" w:author="Проект новой редакции" w:date="2026-10-05T12:54:00Z">
+      <w:del w:id="20" w:author="Проект новой редакции" w:date="2026-10-14T11:21:00Z">
         <w:r>
           <w:rPr>
             <w:rFonts w:ascii="Arial" w:hAnsi="Arial" w:cs="Arial"/>
@@ -1057,7 +1079,7 @@
         </w:rPr>
         <w:t xml:space="preserve">6. THE MANAGEMENT COUNCIL……………………………………………. </w:t>
       </w:r>
-      <w:ins w:id="21" w:author="Проект новой редакции" w:date="2026-10-05T12:54:00Z">
+      <w:ins w:id="21" w:author="Проект новой редакции" w:date="2026-10-14T11:21:00Z">
         <w:r>
           <w:rPr>
             <w:rFonts w:ascii="Arial" w:hAnsi="Arial" w:cs="Arial"/>
@@ -1069,7 +1091,7 @@
           <w:t>8</w:t>
         </w:r>
       </w:ins>
-      <w:del w:id="22" w:author="Проект новой редакции" w:date="2026-10-05T12:54:00Z">
+      <w:del w:id="22" w:author="Проект новой редакции" w:date="2026-10-14T11:21:00Z">
         <w:r>
           <w:rPr>
             <w:rFonts w:ascii="Arial" w:hAnsi="Arial" w:cs="Arial"/>
@@ -1104,7 +1126,7 @@
         </w:rPr>
         <w:t xml:space="preserve">7. APPOINTMENT AND RETIREMENT OF MEMBERS OF THE COUNCIL………………………………………………………………………… </w:t>
       </w:r>
-      <w:ins w:id="23" w:author="Проект новой редакции" w:date="2026-10-05T12:54:00Z">
+      <w:ins w:id="23" w:author="Проект новой редакции" w:date="2026-10-14T11:21:00Z">
         <w:r>
           <w:rPr>
             <w:rFonts w:ascii="Arial" w:hAnsi="Arial" w:cs="Arial"/>
@@ -1116,7 +1138,7 @@
           <w:t>8</w:t>
         </w:r>
       </w:ins>
-      <w:del w:id="24" w:author="Проект новой редакции" w:date="2026-10-05T12:54:00Z">
+      <w:del w:id="24" w:author="Проект новой редакции" w:date="2026-10-14T11:21:00Z">
         <w:r>
           <w:rPr>
             <w:rFonts w:ascii="Arial" w:hAnsi="Arial" w:cs="Arial"/>
@@ -1134,7 +1156,6 @@
         <w:spacing w:after="0" w:line="360" w:lineRule="auto"/>
         <w:jc w:val="both"/>
         <w:rPr>
-          <w:del w:id="25" w:author="Проект новой редакции" w:date="2026-10-05T12:54:00Z"/>
           <w:rFonts w:ascii="Arial" w:hAnsi="Arial" w:cs="Arial"/>
           <w:b/>
           <w:sz w:val="28"/>
@@ -1152,7 +1173,7 @@
         </w:rPr>
         <w:t xml:space="preserve">8. POWERS AND FUNCTIONS OF THE MANAGEMENT COUNCIL……. </w:t>
       </w:r>
-      <w:del w:id="26" w:author="Проект новой редакции" w:date="2026-10-05T12:54:00Z">
+      <w:ins w:id="25" w:author="Проект новой редакции" w:date="2026-10-14T11:21:00Z">
         <w:r>
           <w:rPr>
             <w:rFonts w:ascii="Arial" w:hAnsi="Arial" w:cs="Arial"/>
@@ -1161,6 +1182,18 @@
             <w:szCs w:val="28"/>
             <w:lang w:val="en-GB"/>
           </w:rPr>
+          <w:t>10</w:t>
+        </w:r>
+      </w:ins>
+      <w:del w:id="26" w:author="Проект новой редакции" w:date="2026-10-14T11:21:00Z">
+        <w:r>
+          <w:rPr>
+            <w:rFonts w:ascii="Arial" w:hAnsi="Arial" w:cs="Arial"/>
+            <w:b/>
+            <w:sz w:val="28"/>
+            <w:szCs w:val="28"/>
+            <w:lang w:val="en-GB"/>
+          </w:rPr>
           <w:delText>8</w:delText>
         </w:r>
       </w:del>
@@ -1170,7 +1203,6 @@
         <w:spacing w:after="0" w:line="360" w:lineRule="auto"/>
         <w:jc w:val="both"/>
         <w:rPr>
-          <w:ins w:id="27" w:author="Проект новой редакции" w:date="2026-10-05T12:54:00Z"/>
           <w:rFonts w:ascii="Arial" w:hAnsi="Arial" w:cs="Arial"/>
           <w:b/>
           <w:sz w:val="28"/>
@@ -1186,13 +1218,66 @@
           <w:szCs w:val="28"/>
           <w:lang w:val="en-GB"/>
         </w:rPr>
-        <w:t>9</w:t>
-      </w:r>
+        <w:t xml:space="preserve">9. REMUNERATION AND EXPENSES OF MEMBERS OF THE </w:t>
+      </w:r>
+      <w:ins w:id="27" w:author="Проект новой редакции" w:date="2026-10-14T11:21:00Z">
+        <w:r>
+          <w:rPr>
+            <w:rFonts w:ascii="Arial" w:hAnsi="Arial" w:cs="Arial"/>
+            <w:b/>
+            <w:sz w:val="28"/>
+            <w:szCs w:val="28"/>
+            <w:lang w:val="en-GB"/>
+          </w:rPr>
+          <w:t>COUNCILS……………………………………………………………………… 12</w:t>
+        </w:r>
+      </w:ins>
+      <w:del w:id="28" w:author="Проект новой редакции" w:date="2026-10-14T11:21:00Z">
+        <w:r>
+          <w:rPr>
+            <w:rFonts w:ascii="Arial" w:hAnsi="Arial" w:cs="Arial"/>
+            <w:b/>
+            <w:sz w:val="28"/>
+            <w:szCs w:val="28"/>
+            <w:lang w:val="en-GB"/>
+          </w:rPr>
+          <w:delText>CO</w:delText>
+        </w:r>
+        <w:r>
+          <w:rPr>
+            <w:rFonts w:ascii="Arial" w:hAnsi="Arial" w:cs="Arial"/>
+            <w:b/>
+            <w:sz w:val="28"/>
+            <w:szCs w:val="28"/>
+            <w:lang w:val="en-GB"/>
+          </w:rPr>
+          <w:delText>UNCIL……………………………………………………………………</w:delText>
+        </w:r>
+        <w:r>
+          <w:rPr>
+            <w:rFonts w:ascii="Arial" w:hAnsi="Arial" w:cs="Arial"/>
+            <w:b/>
+            <w:sz w:val="28"/>
+            <w:szCs w:val="28"/>
+            <w:lang w:val="en-GB"/>
+          </w:rPr>
+          <w:delText xml:space="preserve">… </w:delText>
+        </w:r>
+        <w:r>
+          <w:rPr>
+            <w:rFonts w:ascii="Arial" w:hAnsi="Arial" w:cs="Arial"/>
+            <w:b/>
+            <w:sz w:val="28"/>
+            <w:szCs w:val="28"/>
+            <w:lang w:val="en-GB"/>
+          </w:rPr>
+          <w:delText>10</w:delText>
+        </w:r>
+      </w:del>
     </w:p>
     <w:p>
       <w:pPr>
         <w:spacing w:after="0" w:line="360" w:lineRule="auto"/>
-        <w:jc w:val="both"/>
         <w:rPr>
           <w:rFonts w:ascii="Arial" w:hAnsi="Arial" w:cs="Arial"/>
           <w:b/>
@@ -1201,7 +1286,17 @@
           <w:lang w:val="en-GB"/>
         </w:rPr>
       </w:pPr>
-      <w:ins w:id="28" w:author="Проект новой редакции" w:date="2026-10-05T12:54:00Z">
+      <w:r>
+        <w:rPr>
+          <w:rFonts w:ascii="Arial" w:hAnsi="Arial" w:cs="Arial"/>
+          <w:b/>
+          <w:sz w:val="28"/>
+          <w:szCs w:val="28"/>
+          <w:lang w:val="en-GB"/>
+        </w:rPr>
+        <w:t xml:space="preserve">10. MEETINGS OF THE MANAGEMENT COUNCIL………….…………... </w:t>
+      </w:r>
+      <w:ins w:id="29" w:author="Проект новой редакции" w:date="2026-10-14T11:21:00Z">
         <w:r>
           <w:rPr>
             <w:rFonts w:ascii="Arial" w:hAnsi="Arial" w:cs="Arial"/>
@@ -1210,10 +1305,26 @@
             <w:szCs w:val="28"/>
             <w:lang w:val="en-GB"/>
           </w:rPr>
-          <w:t>9</w:t>
+          <w:t>12</w:t>
         </w:r>
       </w:ins>
-      <w:r>
+      <w:del w:id="30" w:author="Проект новой редакции" w:date="2026-10-14T11:21:00Z">
+        <w:r>
+          <w:rPr>
+            <w:rFonts w:ascii="Arial" w:hAnsi="Arial" w:cs="Arial"/>
+            <w:b/>
+            <w:sz w:val="28"/>
+            <w:szCs w:val="28"/>
+            <w:lang w:val="en-GB"/>
+          </w:rPr>
+          <w:delText>9</w:delText>
+        </w:r>
+      </w:del>
+    </w:p>
+    <w:p>
+      <w:pPr>
+        <w:spacing w:after="0" w:line="360" w:lineRule="auto"/>
+        <w:jc w:val="both"/>
         <w:rPr>
           <w:rFonts w:ascii="Arial" w:hAnsi="Arial" w:cs="Arial"/>
           <w:b/>
@@ -1221,9 +1332,18 @@
           <w:szCs w:val="28"/>
           <w:lang w:val="en-GB"/>
         </w:rPr>
-        <w:t xml:space="preserve">. REMUNERATION AND EXPENSES OF MEMBERS OF THE </w:t>
-      </w:r>
-      <w:ins w:id="29" w:author="Проект новой редакции" w:date="2026-10-05T12:54:00Z">
+      </w:pPr>
+      <w:r>
+        <w:rPr>
+          <w:rFonts w:ascii="Arial" w:hAnsi="Arial" w:cs="Arial"/>
+          <w:b/>
+          <w:sz w:val="28"/>
+          <w:szCs w:val="28"/>
+          <w:lang w:val="en-GB"/>
+        </w:rPr>
+        <w:t xml:space="preserve">11. PROCEEDINGS OF THE COUNCIL……………………………………. </w:t>
+      </w:r>
+      <w:ins w:id="31" w:author="Проект новой редакции" w:date="2026-10-14T11:21:00Z">
         <w:r>
           <w:rPr>
             <w:rFonts w:ascii="Arial" w:hAnsi="Arial" w:cs="Arial"/>
@@ -1232,10 +1352,10 @@
             <w:szCs w:val="28"/>
             <w:lang w:val="en-GB"/>
           </w:rPr>
-          <w:t>COUNCILS……………………………………………………………………… 11</w:t>
+          <w:t>12</w:t>
         </w:r>
       </w:ins>
-      <w:del w:id="30" w:author="Проект новой редакции" w:date="2026-10-05T12:54:00Z">
+      <w:del w:id="32" w:author="Проект новой редакции" w:date="2026-10-14T11:21:00Z">
         <w:r>
           <w:rPr>
             <w:rFonts w:ascii="Arial" w:hAnsi="Arial" w:cs="Arial"/>
@@ -1244,8 +1364,33 @@
             <w:szCs w:val="28"/>
             <w:lang w:val="en-GB"/>
           </w:rPr>
-          <w:delText>CO</w:delText>
-        </w:r>
+          <w:delText>10</w:delText>
+        </w:r>
+      </w:del>
+    </w:p>
+    <w:p>
+      <w:pPr>
+        <w:spacing w:after="0" w:line="360" w:lineRule="auto"/>
+        <w:jc w:val="both"/>
+        <w:rPr>
+          <w:rFonts w:ascii="Arial" w:hAnsi="Arial" w:cs="Arial"/>
+          <w:b/>
+          <w:sz w:val="28"/>
+          <w:szCs w:val="28"/>
+          <w:lang w:val="en-GB"/>
+        </w:rPr>
+      </w:pPr>
+      <w:r>
+        <w:rPr>
+          <w:rFonts w:ascii="Arial" w:hAnsi="Arial" w:cs="Arial"/>
+          <w:b/>
+          <w:sz w:val="28"/>
+          <w:szCs w:val="28"/>
+          <w:lang w:val="en-GB"/>
+        </w:rPr>
+        <w:t xml:space="preserve">12. MINUTES…………………………………………………………………... </w:t>
+      </w:r>
+      <w:ins w:id="33" w:author="Проект новой редакции" w:date="2026-10-14T11:21:00Z">
         <w:r>
           <w:rPr>
             <w:rFonts w:ascii="Arial" w:hAnsi="Arial" w:cs="Arial"/>
@@ -1254,158 +1399,10 @@
             <w:szCs w:val="28"/>
             <w:lang w:val="en-GB"/>
           </w:rPr>
-          <w:delText>UNCIL……………………………………………………………………</w:delText>
-        </w:r>
-        <w:r>
-          <w:rPr>
-            <w:rFonts w:ascii="Arial" w:hAnsi="Arial" w:cs="Arial"/>
-            <w:b/>
-            <w:sz w:val="28"/>
-            <w:szCs w:val="28"/>
-            <w:lang w:val="en-GB"/>
-          </w:rPr>
-          <w:delText xml:space="preserve">… </w:delText>
-        </w:r>
-        <w:r>
-          <w:rPr>
-            <w:rFonts w:ascii="Arial" w:hAnsi="Arial" w:cs="Arial"/>
-            <w:b/>
-            <w:sz w:val="28"/>
-            <w:szCs w:val="28"/>
-            <w:lang w:val="en-GB"/>
-          </w:rPr>
-          <w:delText>10</w:delText>
-        </w:r>
-      </w:del>
-    </w:p>
-    <w:p>
-      <w:pPr>
-        <w:spacing w:after="0" w:line="360" w:lineRule="auto"/>
-        <w:rPr>
-          <w:rFonts w:ascii="Arial" w:hAnsi="Arial" w:cs="Arial"/>
-          <w:b/>
-          <w:sz w:val="28"/>
-          <w:szCs w:val="28"/>
-          <w:lang w:val="en-GB"/>
-        </w:rPr>
-      </w:pPr>
-      <w:r>
-        <w:rPr>
-          <w:rFonts w:ascii="Arial" w:hAnsi="Arial" w:cs="Arial"/>
-          <w:b/>
-          <w:sz w:val="28"/>
-          <w:szCs w:val="28"/>
-          <w:lang w:val="en-GB"/>
-        </w:rPr>
-        <w:t xml:space="preserve">10. MEETINGS OF THE MANAGEMENT COUNCIL………….…………... </w:t>
-      </w:r>
-      <w:ins w:id="31" w:author="Проект новой редакции" w:date="2026-10-05T12:54:00Z">
-        <w:r>
-          <w:rPr>
-            <w:rFonts w:ascii="Arial" w:hAnsi="Arial" w:cs="Arial"/>
-            <w:b/>
-            <w:sz w:val="28"/>
-            <w:szCs w:val="28"/>
-            <w:lang w:val="en-GB"/>
-          </w:rPr>
-          <w:t>11</w:t>
+          <w:t>13</w:t>
         </w:r>
       </w:ins>
-      <w:del w:id="32" w:author="Проект новой редакции" w:date="2026-10-05T12:54:00Z">
-        <w:r>
-          <w:rPr>
-            <w:rFonts w:ascii="Arial" w:hAnsi="Arial" w:cs="Arial"/>
-            <w:b/>
-            <w:sz w:val="28"/>
-            <w:szCs w:val="28"/>
-            <w:lang w:val="en-GB"/>
-          </w:rPr>
-          <w:delText>9</w:delText>
-        </w:r>
-      </w:del>
-    </w:p>
-    <w:p>
-      <w:pPr>
-        <w:spacing w:after="0" w:line="360" w:lineRule="auto"/>
-        <w:jc w:val="both"/>
-        <w:rPr>
-          <w:rFonts w:ascii="Arial" w:hAnsi="Arial" w:cs="Arial"/>
-          <w:b/>
-          <w:sz w:val="28"/>
-          <w:szCs w:val="28"/>
-          <w:lang w:val="en-GB"/>
-        </w:rPr>
-      </w:pPr>
-      <w:r>
-        <w:rPr>
-          <w:rFonts w:ascii="Arial" w:hAnsi="Arial" w:cs="Arial"/>
-          <w:b/>
-          <w:sz w:val="28"/>
-          <w:szCs w:val="28"/>
-          <w:lang w:val="en-GB"/>
-        </w:rPr>
-        <w:t xml:space="preserve">11. PROCEEDINGS OF THE COUNCIL……………………………………. </w:t>
-      </w:r>
-      <w:ins w:id="33" w:author="Проект новой редакции" w:date="2026-10-05T12:54:00Z">
-        <w:r>
-          <w:rPr>
-            <w:rFonts w:ascii="Arial" w:hAnsi="Arial" w:cs="Arial"/>
-            <w:b/>
-            <w:sz w:val="28"/>
-            <w:szCs w:val="28"/>
-            <w:lang w:val="en-GB"/>
-          </w:rPr>
-          <w:t>11</w:t>
-        </w:r>
-      </w:ins>
-      <w:del w:id="34" w:author="Проект новой редакции" w:date="2026-10-05T12:54:00Z">
-        <w:r>
-          <w:rPr>
-            <w:rFonts w:ascii="Arial" w:hAnsi="Arial" w:cs="Arial"/>
-            <w:b/>
-            <w:sz w:val="28"/>
-            <w:szCs w:val="28"/>
-            <w:lang w:val="en-GB"/>
-          </w:rPr>
-          <w:delText>10</w:delText>
-        </w:r>
-      </w:del>
-    </w:p>
-    <w:p>
-      <w:pPr>
-        <w:spacing w:after="0" w:line="360" w:lineRule="auto"/>
-        <w:jc w:val="both"/>
-        <w:rPr>
-          <w:rFonts w:ascii="Arial" w:hAnsi="Arial" w:cs="Arial"/>
-          <w:b/>
-          <w:sz w:val="28"/>
-          <w:szCs w:val="28"/>
-          <w:lang w:val="en-GB"/>
-        </w:rPr>
-      </w:pPr>
-      <w:r>
-        <w:rPr>
-          <w:rFonts w:ascii="Arial" w:hAnsi="Arial" w:cs="Arial"/>
-          <w:b/>
-          <w:sz w:val="28"/>
-          <w:szCs w:val="28"/>
-          <w:lang w:val="en-GB"/>
-        </w:rPr>
-        <w:t xml:space="preserve">12. MINUTES…………………………………………………………………... </w:t>
-      </w:r>
-      <w:ins w:id="35" w:author="Проект новой редакции" w:date="2026-10-05T12:54:00Z">
-        <w:r>
-          <w:rPr>
-            <w:rFonts w:ascii="Arial" w:hAnsi="Arial" w:cs="Arial"/>
-            <w:b/>
-            <w:sz w:val="28"/>
-            <w:szCs w:val="28"/>
-            <w:lang w:val="en-GB"/>
-          </w:rPr>
-          <w:t>12</w:t>
-        </w:r>
-      </w:ins>
-      <w:del w:id="36" w:author="Проект новой редакции" w:date="2026-10-05T12:54:00Z">
+      <w:del w:id="34" w:author="Проект новой редакции" w:date="2026-10-14T11:21:00Z">
         <w:r>
           <w:rPr>
             <w:rFonts w:ascii="Arial" w:hAnsi="Arial" w:cs="Arial"/>
@@ -1441,7 +1438,7 @@
         <w:lastRenderedPageBreak/>
         <w:t xml:space="preserve">13. SECRETARY…………………………………………………………….… </w:t>
       </w:r>
-      <w:ins w:id="37" w:author="Проект новой редакции" w:date="2026-10-05T12:54:00Z">
+      <w:ins w:id="35" w:author="Проект новой редакции" w:date="2026-10-14T11:21:00Z">
         <w:r>
           <w:rPr>
             <w:rFonts w:ascii="Arial" w:hAnsi="Arial" w:cs="Arial"/>
@@ -1450,10 +1447,10 @@
             <w:szCs w:val="28"/>
             <w:lang w:val="en-GB"/>
           </w:rPr>
-          <w:t>12</w:t>
+          <w:t>13</w:t>
         </w:r>
       </w:ins>
-      <w:del w:id="38" w:author="Проект новой редакции" w:date="2026-10-05T12:54:00Z">
+      <w:del w:id="36" w:author="Проект новой редакции" w:date="2026-10-14T11:21:00Z">
         <w:r>
           <w:rPr>
             <w:rFonts w:ascii="Arial" w:hAnsi="Arial" w:cs="Arial"/>
@@ -1488,7 +1485,7 @@
         </w:rPr>
         <w:t xml:space="preserve">14. FOUNDATION PROPERTY AND INCOME……………………………. </w:t>
       </w:r>
-      <w:ins w:id="39" w:author="Проект новой редакции" w:date="2026-10-05T12:54:00Z">
+      <w:ins w:id="37" w:author="Проект новой редакции" w:date="2026-10-14T11:21:00Z">
         <w:r>
           <w:rPr>
             <w:rFonts w:ascii="Arial" w:hAnsi="Arial" w:cs="Arial"/>
@@ -1497,10 +1494,10 @@
             <w:szCs w:val="28"/>
             <w:lang w:val="en-GB"/>
           </w:rPr>
-          <w:t>12</w:t>
+          <w:t>13</w:t>
         </w:r>
       </w:ins>
-      <w:del w:id="40" w:author="Проект новой редакции" w:date="2026-10-05T12:54:00Z">
+      <w:del w:id="38" w:author="Проект новой редакции" w:date="2026-10-14T11:21:00Z">
         <w:r>
           <w:rPr>
             <w:rFonts w:ascii="Arial" w:hAnsi="Arial" w:cs="Arial"/>
@@ -1518,7 +1515,7 @@
         <w:spacing w:after="0" w:line="360" w:lineRule="auto"/>
         <w:jc w:val="both"/>
         <w:rPr>
-          <w:ins w:id="41" w:author="Проект новой редакции" w:date="2026-10-05T12:54:00Z"/>
+          <w:ins w:id="39" w:author="Проект новой редакции" w:date="2026-10-14T11:21:00Z"/>
           <w:rFonts w:ascii="Arial" w:hAnsi="Arial" w:cs="Arial"/>
           <w:b/>
           <w:sz w:val="28"/>
@@ -1526,7 +1523,7 @@
           <w:lang w:val="en-GB"/>
         </w:rPr>
       </w:pPr>
-      <w:ins w:id="42" w:author="Проект новой редакции" w:date="2026-10-05T12:54:00Z">
+      <w:ins w:id="40" w:author="Проект новой редакции" w:date="2026-10-14T11:21:00Z">
         <w:r>
           <w:rPr>
             <w:rFonts w:ascii="Arial" w:hAnsi="Arial" w:cs="Arial"/>
@@ -1535,7 +1532,7 @@
             <w:szCs w:val="28"/>
             <w:lang w:val="en-GB"/>
           </w:rPr>
-          <w:t>15. AMENDMENT OF THESE BY-LAWS………..……...........………….. 13</w:t>
+          <w:t>15. AMENDMENT OF THESE BY-LAWS………..……...........………….. 14</w:t>
         </w:r>
       </w:ins>
     </w:p>
@@ -1544,7 +1541,7 @@
         <w:spacing w:after="0" w:line="360" w:lineRule="auto"/>
         <w:jc w:val="both"/>
         <w:rPr>
-          <w:del w:id="43" w:author="Проект новой редакции" w:date="2026-10-05T12:54:00Z"/>
+          <w:del w:id="41" w:author="Проект новой редакции" w:date="2026-10-14T11:21:00Z"/>
           <w:rFonts w:ascii="Arial" w:hAnsi="Arial" w:cs="Arial"/>
           <w:b/>
           <w:sz w:val="28"/>
@@ -1552,7 +1549,7 @@
           <w:lang w:val="en-GB"/>
         </w:rPr>
       </w:pPr>
-      <w:del w:id="44" w:author="Проект новой редакции" w:date="2026-10-05T12:54:00Z">
+      <w:del w:id="42" w:author="Проект новой редакции" w:date="2026-10-14T11:21:00Z">
         <w:r>
           <w:rPr>
             <w:rFonts w:ascii="Arial" w:hAnsi="Arial" w:cs="Arial"/>
@@ -1597,7 +1594,7 @@
         </w:rPr>
         <w:t>16</w:t>
       </w:r>
-      <w:ins w:id="45" w:author="Проект новой редакции" w:date="2026-10-05T12:54:00Z">
+      <w:ins w:id="43" w:author="Проект новой редакции" w:date="2026-10-14T11:21:00Z">
         <w:r>
           <w:rPr>
             <w:rFonts w:ascii="Arial" w:hAnsi="Arial" w:cs="Arial"/>
@@ -1609,7 +1606,7 @@
           <w:t>.</w:t>
         </w:r>
       </w:ins>
-      <w:del w:id="46" w:author="Проект новой редакции" w:date="2026-10-05T12:54:00Z">
+      <w:del w:id="44" w:author="Проект новой редакции" w:date="2026-10-14T11:21:00Z">
         <w:r>
           <w:rPr>
             <w:rFonts w:ascii="Arial" w:hAnsi="Arial" w:cs="Arial"/>
@@ -1631,7 +1628,7 @@
         </w:rPr>
         <w:t xml:space="preserve"> DECLARATION………………………………………………….………... </w:t>
       </w:r>
-      <w:ins w:id="47" w:author="Проект новой редакции" w:date="2026-10-05T12:54:00Z">
+      <w:ins w:id="45" w:author="Проект новой редакции" w:date="2026-10-14T11:21:00Z">
         <w:r>
           <w:rPr>
             <w:rFonts w:ascii="Arial" w:hAnsi="Arial" w:cs="Arial"/>
@@ -1640,10 +1637,10 @@
             <w:szCs w:val="28"/>
             <w:lang w:val="en-GB"/>
           </w:rPr>
-          <w:t>13</w:t>
+          <w:t>14</w:t>
         </w:r>
       </w:ins>
-      <w:del w:id="48" w:author="Проект новой редакции" w:date="2026-10-05T12:54:00Z">
+      <w:del w:id="46" w:author="Проект новой редакции" w:date="2026-10-14T11:21:00Z">
         <w:r>
           <w:rPr>
             <w:rFonts w:ascii="Arial" w:hAnsi="Arial" w:cs="Arial"/>
@@ -1671,7 +1668,7 @@
         <w:spacing w:after="0" w:line="360" w:lineRule="auto"/>
         <w:jc w:val="both"/>
         <w:rPr>
-          <w:ins w:id="49" w:author="Проект новой редакции" w:date="2026-10-05T12:54:00Z"/>
+          <w:ins w:id="47" w:author="Проект новой редакции" w:date="2026-10-14T11:21:00Z"/>
           <w:rFonts w:ascii="Arial" w:hAnsi="Arial" w:cs="Arial"/>
           <w:b/>
           <w:sz w:val="28"/>
@@ -1679,7 +1676,7 @@
           <w:lang w:val="en-GB"/>
         </w:rPr>
       </w:pPr>
-      <w:ins w:id="50" w:author="Проект новой редакции" w:date="2026-10-05T12:54:00Z">
+      <w:ins w:id="48" w:author="Проект новой редакции" w:date="2026-10-14T11:21:00Z">
         <w:r>
           <w:rPr>
             <w:rFonts w:ascii="Arial" w:hAnsi="Arial" w:cs="Arial"/>
@@ -1688,7 +1685,7 @@
             <w:szCs w:val="28"/>
             <w:lang w:val="en-GB"/>
           </w:rPr>
-          <w:t>ANNEXES 1–3……………………………………………………….………... 14</w:t>
+          <w:t>ANNEXES 1–3……………………………………………………….………... 15</w:t>
         </w:r>
       </w:ins>
     </w:p>
@@ -1971,7 +1968,7 @@
           <w:lang w:val="en-US"/>
         </w:rPr>
       </w:pPr>
-      <w:ins w:id="51" w:author="Проект новой редакции" w:date="2026-10-05T12:54:00Z">
+      <w:ins w:id="49" w:author="Проект новой редакции" w:date="2026-10-14T11:21:00Z">
         <w:r>
           <w:rPr>
             <w:rFonts w:ascii="Arial" w:hAnsi="Arial" w:cs="Arial"/>
@@ -1982,7 +1979,7 @@
           <w:t>1) “CACF”, “Project Office for Central Asia on climate change and green energy” or</w:t>
         </w:r>
       </w:ins>
-      <w:del w:id="52" w:author="Проект новой редакции" w:date="2026-10-05T12:54:00Z">
+      <w:del w:id="50" w:author="Проект новой редакции" w:date="2026-10-14T11:21:00Z">
         <w:r>
           <w:rPr>
             <w:rFonts w:ascii="Arial" w:hAnsi="Arial" w:cs="Arial"/>
@@ -2264,7 +2261,7 @@
         </w:rPr>
         <w:t xml:space="preserve">of the Foundation </w:t>
       </w:r>
-      <w:ins w:id="53" w:author="Проект новой редакции" w:date="2026-10-05T12:54:00Z">
+      <w:ins w:id="51" w:author="Проект новой редакции" w:date="2026-10-14T11:21:00Z">
         <w:r>
           <w:rPr>
             <w:rFonts w:ascii="Arial" w:hAnsi="Arial" w:cs="Arial"/>
@@ -2275,7 +2272,7 @@
           <w:t xml:space="preserve">headed by the </w:t>
         </w:r>
       </w:ins>
-      <w:del w:id="54" w:author="Проект новой редакции" w:date="2026-10-05T12:54:00Z">
+      <w:del w:id="52" w:author="Проект новой редакции" w:date="2026-10-14T11:21:00Z">
         <w:r>
           <w:rPr>
             <w:rFonts w:ascii="Arial" w:hAnsi="Arial" w:cs="Arial"/>
@@ -2295,7 +2292,7 @@
         </w:rPr>
         <w:t xml:space="preserve">Supreme Guardian and </w:t>
       </w:r>
-      <w:ins w:id="55" w:author="Проект новой редакции" w:date="2026-10-05T12:54:00Z">
+      <w:ins w:id="53" w:author="Проект новой редакции" w:date="2026-10-14T11:21:00Z">
         <w:r>
           <w:rPr>
             <w:rFonts w:ascii="Arial" w:hAnsi="Arial" w:cs="Arial"/>
@@ -2306,7 +2303,7 @@
           <w:t>composed of Guardians</w:t>
         </w:r>
       </w:ins>
-      <w:del w:id="56" w:author="Проект новой редакции" w:date="2026-10-05T12:54:00Z">
+      <w:del w:id="54" w:author="Проект новой редакции" w:date="2026-10-14T11:21:00Z">
         <w:r>
           <w:rPr>
             <w:rFonts w:ascii="Arial" w:hAnsi="Arial" w:cs="Arial"/>
@@ -2384,7 +2381,7 @@
         </w:rPr>
         <w:t xml:space="preserve"> appointed by the Founder</w:t>
       </w:r>
-      <w:ins w:id="57" w:author="Проект новой редакции" w:date="2026-10-05T12:54:00Z">
+      <w:ins w:id="55" w:author="Проект новой редакции" w:date="2026-10-14T11:21:00Z">
         <w:r>
           <w:rPr>
             <w:rFonts w:ascii="Arial" w:hAnsi="Arial" w:cs="Arial"/>
@@ -2395,7 +2392,7 @@
           <w:t>, who is</w:t>
         </w:r>
       </w:ins>
-      <w:del w:id="58" w:author="Проект новой редакции" w:date="2026-10-05T12:54:00Z">
+      <w:del w:id="56" w:author="Проект новой редакции" w:date="2026-10-14T11:21:00Z">
         <w:r>
           <w:rPr>
             <w:rFonts w:ascii="Arial" w:hAnsi="Arial" w:cs="Arial"/>
@@ -2415,7 +2412,7 @@
         </w:rPr>
         <w:t xml:space="preserve"> the </w:t>
       </w:r>
-      <w:ins w:id="59" w:author="Проект новой редакции" w:date="2026-10-05T12:54:00Z">
+      <w:ins w:id="57" w:author="Проект новой редакции" w:date="2026-10-14T11:21:00Z">
         <w:r>
           <w:rPr>
             <w:rFonts w:ascii="Arial" w:hAnsi="Arial" w:cs="Arial"/>
@@ -2426,7 +2423,7 @@
           <w:t>highest officer of the Foundation and performs his/her functions</w:t>
         </w:r>
       </w:ins>
-      <w:del w:id="60" w:author="Проект новой редакции" w:date="2026-10-05T12:54:00Z">
+      <w:del w:id="58" w:author="Проект новой редакции" w:date="2026-10-14T11:21:00Z">
         <w:r>
           <w:rPr>
             <w:rFonts w:ascii="Arial" w:hAnsi="Arial" w:cs="Arial"/>
@@ -2446,7 +2443,7 @@
         </w:rPr>
         <w:t xml:space="preserve"> in </w:t>
       </w:r>
-      <w:ins w:id="61" w:author="Проект новой редакции" w:date="2026-10-05T12:54:00Z">
+      <w:ins w:id="59" w:author="Проект новой редакции" w:date="2026-10-14T11:21:00Z">
         <w:r>
           <w:rPr>
             <w:rFonts w:ascii="Arial" w:hAnsi="Arial" w:cs="Arial"/>
@@ -2457,7 +2454,7 @@
           <w:t>accordance with these</w:t>
         </w:r>
       </w:ins>
-      <w:del w:id="62" w:author="Проект новой редакции" w:date="2026-10-05T12:54:00Z">
+      <w:del w:id="60" w:author="Проект новой редакции" w:date="2026-10-14T11:21:00Z">
         <w:r>
           <w:rPr>
             <w:rFonts w:ascii="Arial" w:hAnsi="Arial" w:cs="Arial"/>
@@ -2521,7 +2518,7 @@
         </w:rPr>
         <w:t xml:space="preserve">“Guardian” means a natural person appointed by the </w:t>
       </w:r>
-      <w:ins w:id="63" w:author="Проект новой редакции" w:date="2026-10-05T12:54:00Z">
+      <w:ins w:id="61" w:author="Проект новой редакции" w:date="2026-10-14T11:21:00Z">
         <w:r>
           <w:rPr>
             <w:rFonts w:ascii="Arial" w:hAnsi="Arial" w:cs="Arial"/>
@@ -2533,7 +2530,7 @@
           <w:t>Supreme Guardian</w:t>
         </w:r>
       </w:ins>
-      <w:del w:id="64" w:author="Проект новой редакции" w:date="2026-10-05T12:54:00Z">
+      <w:del w:id="62" w:author="Проект новой редакции" w:date="2026-10-14T11:21:00Z">
         <w:r>
           <w:rPr>
             <w:rFonts w:ascii="Arial" w:hAnsi="Arial" w:cs="Arial"/>
@@ -3345,7 +3342,7 @@
         </w:rPr>
         <w:t xml:space="preserve"> that are good, clean, clear funds, are free and clear of any liens and encumbrances</w:t>
       </w:r>
-      <w:ins w:id="65" w:author="Проект новой редакции" w:date="2026-10-05T12:54:00Z">
+      <w:ins w:id="63" w:author="Проект новой редакции" w:date="2026-10-14T11:21:00Z">
         <w:r>
           <w:rPr>
             <w:rFonts w:ascii="Arial" w:hAnsi="Arial" w:cs="Arial"/>
@@ -3356,7 +3353,7 @@
           <w:t>;</w:t>
         </w:r>
       </w:ins>
-      <w:del w:id="66" w:author="Проект новой редакции" w:date="2026-10-05T12:54:00Z">
+      <w:del w:id="64" w:author="Проект новой редакции" w:date="2026-10-14T11:21:00Z">
         <w:r>
           <w:rPr>
             <w:rFonts w:ascii="Arial" w:hAnsi="Arial" w:cs="Arial"/>
@@ -3374,14 +3371,14 @@
         <w:ind w:firstLine="993"/>
         <w:jc w:val="both"/>
         <w:rPr>
-          <w:ins w:id="67" w:author="Проект новой редакции" w:date="2026-10-05T12:54:00Z"/>
-          <w:rFonts w:ascii="Arial" w:hAnsi="Arial" w:cs="Arial"/>
-          <w:sz w:val="28"/>
-          <w:szCs w:val="28"/>
-          <w:lang w:val="en-US"/>
-        </w:rPr>
-      </w:pPr>
-      <w:ins w:id="68" w:author="Проект новой редакции" w:date="2026-10-05T12:54:00Z">
+          <w:ins w:id="65" w:author="Проект новой редакции" w:date="2026-10-14T11:21:00Z"/>
+          <w:rFonts w:ascii="Arial" w:hAnsi="Arial" w:cs="Arial"/>
+          <w:sz w:val="28"/>
+          <w:szCs w:val="28"/>
+          <w:lang w:val="en-US"/>
+        </w:rPr>
+      </w:pPr>
+      <w:ins w:id="66" w:author="Проект новой редакции" w:date="2026-10-14T11:21:00Z">
         <w:r>
           <w:rPr>
             <w:rFonts w:ascii="Arial" w:hAnsi="Arial" w:cs="Arial"/>
@@ -3837,7 +3834,7 @@
         </w:rPr>
         <w:t xml:space="preserve"> the Supreme Guardian</w:t>
       </w:r>
-      <w:ins w:id="69" w:author="Проект новой редакции" w:date="2026-10-05T12:54:00Z">
+      <w:ins w:id="67" w:author="Проект новой редакции" w:date="2026-10-14T11:21:00Z">
         <w:r>
           <w:rPr>
             <w:rFonts w:ascii="Arial" w:hAnsi="Arial" w:cs="Arial"/>
@@ -3848,7 +3845,7 @@
           <w:t xml:space="preserve">; Guardians </w:t>
         </w:r>
       </w:ins>
-      <w:del w:id="70" w:author="Проект новой редакции" w:date="2026-10-05T12:54:00Z">
+      <w:del w:id="68" w:author="Проект новой редакции" w:date="2026-10-14T11:21:00Z">
         <w:r>
           <w:rPr>
             <w:rFonts w:ascii="Arial" w:hAnsi="Arial" w:cs="Arial"/>
@@ -3868,7 +3865,7 @@
         </w:rPr>
         <w:t>of the Guardian Council</w:t>
       </w:r>
-      <w:ins w:id="71" w:author="Проект новой редакции" w:date="2026-10-05T12:54:00Z">
+      <w:ins w:id="69" w:author="Проект новой редакции" w:date="2026-10-14T11:21:00Z">
         <w:r>
           <w:rPr>
             <w:rFonts w:ascii="Arial" w:hAnsi="Arial" w:cs="Arial"/>
@@ -3910,7 +3907,7 @@
         </w:rPr>
         <w:t xml:space="preserve">b) Power to remove the Supreme Guardian </w:t>
       </w:r>
-      <w:ins w:id="72" w:author="Проект новой редакции" w:date="2026-10-05T12:54:00Z">
+      <w:ins w:id="70" w:author="Проект новой редакции" w:date="2026-10-14T11:21:00Z">
         <w:r>
           <w:rPr>
             <w:rFonts w:ascii="Arial" w:hAnsi="Arial" w:cs="Arial"/>
@@ -3921,7 +3918,7 @@
           <w:t>with simultaneous appointment of a new Supreme</w:t>
         </w:r>
       </w:ins>
-      <w:del w:id="73" w:author="Проект новой редакции" w:date="2026-10-05T12:54:00Z">
+      <w:del w:id="71" w:author="Проект новой редакции" w:date="2026-10-14T11:21:00Z">
         <w:r>
           <w:rPr>
             <w:rFonts w:ascii="Arial" w:hAnsi="Arial" w:cs="Arial"/>
@@ -3941,7 +3938,7 @@
         </w:rPr>
         <w:t xml:space="preserve"> Guardian</w:t>
       </w:r>
-      <w:del w:id="74" w:author="Проект новой редакции" w:date="2026-10-05T12:54:00Z">
+      <w:del w:id="72" w:author="Проект новой редакции" w:date="2026-10-14T11:21:00Z">
         <w:r>
           <w:rPr>
             <w:rFonts w:ascii="Arial" w:hAnsi="Arial" w:cs="Arial"/>
@@ -4453,7 +4450,7 @@
         </w:rPr>
         <w:t xml:space="preserve">Guardian Council is </w:t>
       </w:r>
-      <w:ins w:id="75" w:author="Проект новой редакции" w:date="2026-10-05T12:54:00Z">
+      <w:ins w:id="73" w:author="Проект новой редакции" w:date="2026-10-14T11:21:00Z">
         <w:r>
           <w:rPr>
             <w:rFonts w:ascii="Arial" w:hAnsi="Arial" w:cs="Arial"/>
@@ -4464,7 +4461,7 @@
           <w:t>the</w:t>
         </w:r>
       </w:ins>
-      <w:del w:id="76" w:author="Проект новой редакции" w:date="2026-10-05T12:54:00Z">
+      <w:del w:id="74" w:author="Проект новой редакции" w:date="2026-10-14T11:21:00Z">
         <w:r>
           <w:rPr>
             <w:rFonts w:ascii="Arial" w:hAnsi="Arial" w:cs="Arial"/>
@@ -4484,7 +4481,7 @@
         </w:rPr>
         <w:t xml:space="preserve"> highest governance body of the Foundation and </w:t>
       </w:r>
-      <w:ins w:id="77" w:author="Проект новой редакции" w:date="2026-10-05T12:54:00Z">
+      <w:ins w:id="75" w:author="Проект новой редакции" w:date="2026-10-14T11:21:00Z">
         <w:r>
           <w:rPr>
             <w:rFonts w:ascii="Arial" w:hAnsi="Arial" w:cs="Arial"/>
@@ -4495,7 +4492,7 @@
           <w:t>is headed</w:t>
         </w:r>
       </w:ins>
-      <w:del w:id="78" w:author="Проект новой редакции" w:date="2026-10-05T12:54:00Z">
+      <w:del w:id="76" w:author="Проект новой редакции" w:date="2026-10-14T11:21:00Z">
         <w:r>
           <w:rPr>
             <w:rFonts w:ascii="Arial" w:hAnsi="Arial" w:cs="Arial"/>
@@ -4524,7 +4521,7 @@
         </w:rPr>
         <w:t xml:space="preserve"> by </w:t>
       </w:r>
-      <w:ins w:id="79" w:author="Проект новой редакции" w:date="2026-10-05T12:54:00Z">
+      <w:ins w:id="77" w:author="Проект новой редакции" w:date="2026-10-14T11:21:00Z">
         <w:r>
           <w:rPr>
             <w:rFonts w:ascii="Arial" w:hAnsi="Arial" w:cs="Arial"/>
@@ -4544,7 +4541,7 @@
         </w:rPr>
         <w:t>Supreme Guardian</w:t>
       </w:r>
-      <w:ins w:id="80" w:author="Проект новой редакции" w:date="2026-10-05T12:54:00Z">
+      <w:ins w:id="78" w:author="Проект новой редакции" w:date="2026-10-14T11:21:00Z">
         <w:r>
           <w:rPr>
             <w:rFonts w:ascii="Arial" w:hAnsi="Arial" w:cs="Arial"/>
@@ -4555,7 +4552,7 @@
           <w:t>. In the absence of Guardians, the powers of the Guardian Council are exercised</w:t>
         </w:r>
       </w:ins>
-      <w:del w:id="81" w:author="Проект новой редакции" w:date="2026-10-05T12:54:00Z">
+      <w:del w:id="79" w:author="Проект новой редакции" w:date="2026-10-14T11:21:00Z">
         <w:r>
           <w:rPr>
             <w:rFonts w:ascii="Arial" w:hAnsi="Arial" w:cs="Arial"/>
@@ -4584,7 +4581,7 @@
         </w:rPr>
         <w:t xml:space="preserve"> by</w:t>
       </w:r>
-      <w:ins w:id="82" w:author="Проект новой редакции" w:date="2026-10-05T12:54:00Z">
+      <w:ins w:id="80" w:author="Проект новой редакции" w:date="2026-10-14T11:21:00Z">
         <w:r>
           <w:rPr>
             <w:rFonts w:ascii="Arial" w:hAnsi="Arial" w:cs="Arial"/>
@@ -4711,7 +4708,7 @@
         </w:rPr>
         <w:t xml:space="preserve">must comply with the provisions of Charter, By-laws and the </w:t>
       </w:r>
-      <w:ins w:id="83" w:author="Проект новой редакции" w:date="2026-10-05T12:54:00Z">
+      <w:ins w:id="81" w:author="Проект новой редакции" w:date="2026-10-14T11:21:00Z">
         <w:r>
           <w:rPr>
             <w:rFonts w:ascii="Arial" w:hAnsi="Arial" w:cs="Arial"/>
@@ -4990,7 +4987,706 @@
         <w:ind w:firstLine="709"/>
         <w:jc w:val="both"/>
         <w:rPr>
-          <w:del w:id="84" w:author="Проект новой редакции" w:date="2026-10-05T12:54:00Z"/>
+          <w:del w:id="82" w:author="Проект новой редакции" w:date="2026-10-14T11:21:00Z"/>
+          <w:rFonts w:ascii="Arial" w:hAnsi="Arial" w:cs="Arial"/>
+          <w:sz w:val="28"/>
+          <w:szCs w:val="28"/>
+          <w:lang w:val="en-US"/>
+        </w:rPr>
+      </w:pPr>
+      <w:ins w:id="83" w:author="Проект новой редакции" w:date="2026-10-14T11:21:00Z">
+        <w:r>
+          <w:rPr>
+            <w:rFonts w:ascii="Arial" w:hAnsi="Arial" w:cs="Arial"/>
+            <w:sz w:val="28"/>
+            <w:szCs w:val="28"/>
+            <w:lang w:val="en-US"/>
+          </w:rPr>
+          <w:t>a</w:t>
+        </w:r>
+      </w:ins>
+      <w:del w:id="84" w:author="Проект новой редакции" w:date="2026-10-14T11:21:00Z">
+        <w:r>
+          <w:rPr>
+            <w:rFonts w:ascii="Arial" w:hAnsi="Arial" w:cs="Arial"/>
+            <w:sz w:val="28"/>
+            <w:szCs w:val="28"/>
+            <w:lang w:val="en-US"/>
+          </w:rPr>
+          <w:delText xml:space="preserve">a) </w:delText>
+        </w:r>
+        <w:r>
+          <w:rPr>
+            <w:rFonts w:ascii="Arial" w:hAnsi="Arial" w:cs="Arial"/>
+            <w:sz w:val="28"/>
+            <w:szCs w:val="28"/>
+            <w:lang w:val="en-US"/>
+          </w:rPr>
+          <w:delText>determine</w:delText>
+        </w:r>
+        <w:r>
+          <w:rPr>
+            <w:rFonts w:ascii="Arial" w:hAnsi="Arial" w:cs="Arial"/>
+            <w:sz w:val="28"/>
+            <w:szCs w:val="28"/>
+            <w:lang w:val="en-US"/>
+          </w:rPr>
+          <w:delText>s</w:delText>
+        </w:r>
+        <w:r>
+          <w:rPr>
+            <w:rFonts w:ascii="Arial" w:hAnsi="Arial" w:cs="Arial"/>
+            <w:sz w:val="28"/>
+            <w:szCs w:val="28"/>
+            <w:lang w:val="en-US"/>
+          </w:rPr>
+          <w:delText xml:space="preserve"> and approve Foundation’s development strategies;</w:delText>
+        </w:r>
+      </w:del>
+    </w:p>
+    <w:p>
+      <w:pPr>
+        <w:spacing w:after="0" w:line="240" w:lineRule="auto"/>
+        <w:ind w:firstLine="708"/>
+        <w:jc w:val="both"/>
+        <w:rPr>
+          <w:del w:id="85" w:author="Проект новой редакции" w:date="2026-10-14T11:21:00Z"/>
+          <w:rFonts w:ascii="Arial" w:hAnsi="Arial" w:cs="Arial"/>
+          <w:sz w:val="28"/>
+          <w:szCs w:val="28"/>
+          <w:lang w:val="en-US"/>
+        </w:rPr>
+      </w:pPr>
+      <w:del w:id="86" w:author="Проект новой редакции" w:date="2026-10-14T11:21:00Z">
+        <w:r>
+          <w:rPr>
+            <w:rFonts w:ascii="Arial" w:hAnsi="Arial" w:cs="Arial"/>
+            <w:sz w:val="28"/>
+            <w:szCs w:val="28"/>
+            <w:lang w:val="en-US"/>
+          </w:rPr>
+          <w:delText>b) determines an official salaries and terms of remuneration and bonuses for the Guardian and the Management Councils members on proposal of the Management Council;</w:delText>
+        </w:r>
+      </w:del>
+    </w:p>
+    <w:p>
+      <w:pPr>
+        <w:spacing w:after="0" w:line="240" w:lineRule="auto"/>
+        <w:ind w:firstLine="709"/>
+        <w:jc w:val="both"/>
+        <w:rPr>
+          <w:del w:id="87" w:author="Проект новой редакции" w:date="2026-10-14T11:21:00Z"/>
+          <w:rFonts w:ascii="Arial" w:hAnsi="Arial" w:cs="Arial"/>
+          <w:sz w:val="28"/>
+          <w:szCs w:val="28"/>
+          <w:lang w:val="en-US"/>
+        </w:rPr>
+      </w:pPr>
+      <w:del w:id="88" w:author="Проект новой редакции" w:date="2026-10-14T11:21:00Z">
+        <w:r>
+          <w:rPr>
+            <w:rFonts w:ascii="Arial" w:hAnsi="Arial" w:cs="Arial"/>
+            <w:sz w:val="28"/>
+            <w:szCs w:val="28"/>
+            <w:lang w:val="en-US"/>
+          </w:rPr>
+          <w:delText xml:space="preserve">c) </w:delText>
+        </w:r>
+        <w:r>
+          <w:rPr>
+            <w:rFonts w:ascii="Arial" w:hAnsi="Arial" w:cs="Arial"/>
+            <w:sz w:val="28"/>
+            <w:szCs w:val="28"/>
+            <w:lang w:val="en-US"/>
+          </w:rPr>
+          <w:delText>approves receival, disposal and use of the property of the Foundation for the purpose of reaching Foundation’s objects and for its operational purposes;</w:delText>
+        </w:r>
+      </w:del>
+    </w:p>
+    <w:p>
+      <w:pPr>
+        <w:spacing w:after="0" w:line="240" w:lineRule="auto"/>
+        <w:ind w:firstLine="708"/>
+        <w:jc w:val="both"/>
+        <w:rPr>
+          <w:rFonts w:ascii="Arial" w:hAnsi="Arial" w:cs="Arial"/>
+          <w:sz w:val="28"/>
+          <w:szCs w:val="28"/>
+          <w:lang w:val="en-US"/>
+        </w:rPr>
+      </w:pPr>
+      <w:del w:id="89" w:author="Проект новой редакции" w:date="2026-10-14T11:21:00Z">
+        <w:r>
+          <w:rPr>
+            <w:rFonts w:ascii="Arial" w:hAnsi="Arial" w:cs="Arial"/>
+            <w:sz w:val="28"/>
+            <w:szCs w:val="28"/>
+            <w:lang w:val="en-US"/>
+          </w:rPr>
+          <w:delText>d</w:delText>
+        </w:r>
+      </w:del>
+      <w:r>
+        <w:rPr>
+          <w:rFonts w:ascii="Arial" w:hAnsi="Arial" w:cs="Arial"/>
+          <w:sz w:val="28"/>
+          <w:szCs w:val="28"/>
+          <w:lang w:val="en-US"/>
+        </w:rPr>
+        <w:t>) approves annual reports on the activities of the Foundation presented by the Management Council;</w:t>
+      </w:r>
+    </w:p>
+    <w:p>
+      <w:pPr>
+        <w:spacing w:after="0" w:line="240" w:lineRule="auto"/>
+        <w:ind w:firstLine="709"/>
+        <w:jc w:val="both"/>
+        <w:rPr>
+          <w:rFonts w:ascii="Arial" w:hAnsi="Arial" w:cs="Arial"/>
+          <w:sz w:val="28"/>
+          <w:szCs w:val="28"/>
+          <w:lang w:val="en-US"/>
+        </w:rPr>
+      </w:pPr>
+      <w:ins w:id="90" w:author="Проект новой редакции" w:date="2026-10-14T11:21:00Z">
+        <w:r>
+          <w:rPr>
+            <w:rFonts w:ascii="Arial" w:hAnsi="Arial" w:cs="Arial"/>
+            <w:sz w:val="28"/>
+            <w:szCs w:val="28"/>
+            <w:lang w:val="en-US"/>
+          </w:rPr>
+          <w:t>b</w:t>
+        </w:r>
+      </w:ins>
+      <w:del w:id="91" w:author="Проект новой редакции" w:date="2026-10-14T11:21:00Z">
+        <w:r>
+          <w:rPr>
+            <w:rFonts w:ascii="Arial" w:hAnsi="Arial" w:cs="Arial"/>
+            <w:sz w:val="28"/>
+            <w:szCs w:val="28"/>
+            <w:lang w:val="en-US"/>
+          </w:rPr>
+          <w:delText>e</w:delText>
+        </w:r>
+      </w:del>
+      <w:r>
+        <w:rPr>
+          <w:rFonts w:ascii="Arial" w:hAnsi="Arial" w:cs="Arial"/>
+          <w:sz w:val="28"/>
+          <w:szCs w:val="28"/>
+          <w:lang w:val="en-US"/>
+        </w:rPr>
+        <w:t>) identifies Foundation’s strategic partners, international organisations, institutions or any other legal and natural persons in relation to Foundation’s objects</w:t>
+      </w:r>
+      <w:r>
+        <w:rPr>
+          <w:rFonts w:ascii="Arial" w:hAnsi="Arial" w:cs="Arial"/>
+          <w:sz w:val="28"/>
+          <w:szCs w:val="28"/>
+          <w:lang w:val="en-US"/>
+        </w:rPr>
+        <w:t>;</w:t>
+      </w:r>
+    </w:p>
+    <w:p>
+      <w:pPr>
+        <w:spacing w:after="0" w:line="240" w:lineRule="auto"/>
+        <w:ind w:firstLine="993"/>
+        <w:jc w:val="both"/>
+        <w:rPr>
+          <w:rFonts w:ascii="Arial" w:hAnsi="Arial" w:cs="Arial"/>
+          <w:sz w:val="28"/>
+          <w:szCs w:val="28"/>
+          <w:lang w:val="en-US"/>
+        </w:rPr>
+      </w:pPr>
+      <w:ins w:id="92" w:author="Проект новой редакции" w:date="2026-10-14T11:21:00Z">
+        <w:r>
+          <w:rPr>
+            <w:rFonts w:ascii="Arial" w:hAnsi="Arial" w:cs="Arial"/>
+            <w:sz w:val="28"/>
+            <w:szCs w:val="28"/>
+            <w:lang w:val="en-US"/>
+          </w:rPr>
+          <w:t>c</w:t>
+        </w:r>
+      </w:ins>
+      <w:del w:id="93" w:author="Проект новой редакции" w:date="2026-10-14T11:21:00Z">
+        <w:r>
+          <w:rPr>
+            <w:rFonts w:ascii="Arial" w:hAnsi="Arial" w:cs="Arial"/>
+            <w:sz w:val="28"/>
+            <w:szCs w:val="28"/>
+            <w:lang w:val="en-US"/>
+          </w:rPr>
+          <w:delText>f</w:delText>
+        </w:r>
+      </w:del>
+      <w:r>
+        <w:rPr>
+          <w:rFonts w:ascii="Arial" w:hAnsi="Arial" w:cs="Arial"/>
+          <w:sz w:val="28"/>
+          <w:szCs w:val="28"/>
+          <w:lang w:val="en-US"/>
+        </w:rPr>
+        <w:t>) determines priority areas of the Foundation’s objects and operations.</w:t>
+      </w:r>
+    </w:p>
+    <w:p>
+      <w:pPr>
+        <w:spacing w:after="0" w:line="240" w:lineRule="auto"/>
+        <w:ind w:firstLine="709"/>
+        <w:jc w:val="both"/>
+        <w:rPr>
+          <w:ins w:id="94" w:author="Проект новой редакции" w:date="2026-10-14T11:21:00Z"/>
+          <w:rFonts w:ascii="Arial" w:hAnsi="Arial" w:cs="Arial"/>
+          <w:sz w:val="28"/>
+          <w:szCs w:val="28"/>
+          <w:lang w:val="en-US"/>
+        </w:rPr>
+      </w:pPr>
+      <w:ins w:id="95" w:author="Проект новой редакции" w:date="2026-10-14T11:21:00Z">
+        <w:r>
+          <w:rPr>
+            <w:rFonts w:ascii="Arial" w:hAnsi="Arial" w:cs="Arial"/>
+            <w:sz w:val="28"/>
+            <w:szCs w:val="28"/>
+            <w:lang w:val="en-US"/>
+          </w:rPr>
+          <w:t>Approval of the budget and policies of the Foundation, decisions on acquisition, disposal and use of Fixed Assets of the Foundation, as well as operational expenses of the Foundation do not require approval of the Guardian Council and are carried out in accordance with paragraphs 3.11, 8.4, 8.7 and 14.1.</w:t>
+        </w:r>
+      </w:ins>
+    </w:p>
+    <w:p>
+      <w:pPr>
+        <w:spacing w:after="0" w:line="240" w:lineRule="auto"/>
+        <w:ind w:firstLine="709"/>
+        <w:jc w:val="both"/>
+        <w:rPr>
+          <w:rFonts w:ascii="Arial" w:hAnsi="Arial" w:cs="Arial"/>
+          <w:sz w:val="28"/>
+          <w:szCs w:val="28"/>
+          <w:lang w:val="en-US"/>
+        </w:rPr>
+      </w:pPr>
+    </w:p>
+    <w:p>
+      <w:pPr>
+        <w:spacing w:after="0" w:line="240" w:lineRule="auto"/>
+        <w:ind w:firstLine="709"/>
+        <w:jc w:val="both"/>
+        <w:rPr>
+          <w:rFonts w:ascii="Arial" w:hAnsi="Arial" w:cs="Arial"/>
+          <w:sz w:val="28"/>
+          <w:szCs w:val="28"/>
+          <w:lang w:val="en-US"/>
+        </w:rPr>
+      </w:pPr>
+    </w:p>
+    <w:p>
+      <w:pPr>
+        <w:spacing w:after="0" w:line="240" w:lineRule="auto"/>
+        <w:ind w:firstLine="709"/>
+        <w:jc w:val="both"/>
+        <w:rPr>
+          <w:rFonts w:ascii="Arial" w:hAnsi="Arial" w:cs="Arial"/>
+          <w:sz w:val="28"/>
+          <w:szCs w:val="28"/>
+          <w:lang w:val="en-US"/>
+        </w:rPr>
+      </w:pPr>
+      <w:r>
+        <w:rPr>
+          <w:rFonts w:ascii="Arial" w:hAnsi="Arial" w:cs="Arial"/>
+          <w:sz w:val="28"/>
+          <w:szCs w:val="28"/>
+          <w:lang w:val="en-US"/>
+        </w:rPr>
+        <w:t xml:space="preserve">3.3. </w:t>
+      </w:r>
+      <w:r>
+        <w:rPr>
+          <w:rFonts w:ascii="Arial" w:hAnsi="Arial" w:cs="Arial"/>
+          <w:sz w:val="28"/>
+          <w:szCs w:val="28"/>
+          <w:lang w:val="en-US"/>
+        </w:rPr>
+        <w:t>T</w:t>
+      </w:r>
+      <w:r>
+        <w:rPr>
+          <w:rFonts w:ascii="Arial" w:hAnsi="Arial" w:cs="Arial"/>
+          <w:sz w:val="28"/>
+          <w:szCs w:val="28"/>
+          <w:lang w:val="en-US"/>
+        </w:rPr>
+        <w:t xml:space="preserve">he </w:t>
+      </w:r>
+      <w:r>
+        <w:rPr>
+          <w:rFonts w:ascii="Arial" w:hAnsi="Arial" w:cs="Arial"/>
+          <w:sz w:val="28"/>
+          <w:szCs w:val="28"/>
+          <w:lang w:val="en-US"/>
+        </w:rPr>
+        <w:t xml:space="preserve">Guardian Council may require </w:t>
+      </w:r>
+      <w:r>
+        <w:rPr>
+          <w:rFonts w:ascii="Arial" w:hAnsi="Arial" w:cs="Arial"/>
+          <w:sz w:val="28"/>
+          <w:szCs w:val="28"/>
+          <w:lang w:val="en-US"/>
+        </w:rPr>
+        <w:t>the Manag</w:t>
+      </w:r>
+      <w:r>
+        <w:rPr>
+          <w:rFonts w:ascii="Arial" w:hAnsi="Arial" w:cs="Arial"/>
+          <w:sz w:val="28"/>
+          <w:szCs w:val="28"/>
+          <w:lang w:val="en-US"/>
+        </w:rPr>
+        <w:t>ement</w:t>
+      </w:r>
+      <w:r>
+        <w:rPr>
+          <w:rFonts w:ascii="Arial" w:hAnsi="Arial" w:cs="Arial"/>
+          <w:sz w:val="28"/>
+          <w:szCs w:val="28"/>
+          <w:lang w:val="en-US"/>
+        </w:rPr>
+        <w:t xml:space="preserve"> </w:t>
+      </w:r>
+      <w:r>
+        <w:rPr>
+          <w:rFonts w:ascii="Arial" w:hAnsi="Arial" w:cs="Arial"/>
+          <w:sz w:val="28"/>
+          <w:szCs w:val="28"/>
+          <w:lang w:val="en-US"/>
+        </w:rPr>
+        <w:t xml:space="preserve">Council </w:t>
+      </w:r>
+      <w:r>
+        <w:rPr>
+          <w:rFonts w:ascii="Arial" w:hAnsi="Arial" w:cs="Arial"/>
+          <w:sz w:val="28"/>
+          <w:szCs w:val="28"/>
+          <w:lang w:val="en-US"/>
+        </w:rPr>
+        <w:t>to account to the Guardian Council for the way in which it has:</w:t>
+      </w:r>
+    </w:p>
+    <w:p>
+      <w:pPr>
+        <w:spacing w:after="0" w:line="240" w:lineRule="auto"/>
+        <w:ind w:firstLine="993"/>
+        <w:jc w:val="both"/>
+        <w:rPr>
+          <w:rFonts w:ascii="Arial" w:hAnsi="Arial" w:cs="Arial"/>
+          <w:sz w:val="28"/>
+          <w:szCs w:val="28"/>
+          <w:lang w:val="en-US"/>
+        </w:rPr>
+      </w:pPr>
+      <w:r>
+        <w:rPr>
+          <w:rFonts w:ascii="Arial" w:hAnsi="Arial" w:cs="Arial"/>
+          <w:sz w:val="28"/>
+          <w:szCs w:val="28"/>
+          <w:lang w:val="en-US"/>
+        </w:rPr>
+        <w:t>a</w:t>
+      </w:r>
+      <w:r>
+        <w:rPr>
+          <w:rFonts w:ascii="Arial" w:hAnsi="Arial" w:cs="Arial"/>
+          <w:sz w:val="28"/>
+          <w:szCs w:val="28"/>
+          <w:lang w:val="en-US"/>
+        </w:rPr>
+        <w:t xml:space="preserve">) administered the Foundation’s property; and </w:t>
+      </w:r>
+    </w:p>
+    <w:p>
+      <w:pPr>
+        <w:spacing w:after="0" w:line="240" w:lineRule="auto"/>
+        <w:ind w:firstLine="993"/>
+        <w:jc w:val="both"/>
+        <w:rPr>
+          <w:rFonts w:ascii="Arial" w:hAnsi="Arial" w:cs="Arial"/>
+          <w:sz w:val="28"/>
+          <w:szCs w:val="28"/>
+          <w:lang w:val="en-US"/>
+        </w:rPr>
+      </w:pPr>
+      <w:r>
+        <w:rPr>
+          <w:rFonts w:ascii="Arial" w:hAnsi="Arial" w:cs="Arial"/>
+          <w:sz w:val="28"/>
+          <w:szCs w:val="28"/>
+          <w:lang w:val="en-US"/>
+        </w:rPr>
+        <w:t>b</w:t>
+      </w:r>
+      <w:r>
+        <w:rPr>
+          <w:rFonts w:ascii="Arial" w:hAnsi="Arial" w:cs="Arial"/>
+          <w:sz w:val="28"/>
+          <w:szCs w:val="28"/>
+          <w:lang w:val="en-US"/>
+        </w:rPr>
+        <w:t>) acted to further the Foundation’s objects.</w:t>
+      </w:r>
+    </w:p>
+    <w:p>
+      <w:pPr>
+        <w:spacing w:after="0" w:line="240" w:lineRule="auto"/>
+        <w:ind w:firstLine="709"/>
+        <w:jc w:val="both"/>
+        <w:rPr>
+          <w:rFonts w:ascii="Arial" w:hAnsi="Arial" w:cs="Arial"/>
+          <w:sz w:val="28"/>
+          <w:szCs w:val="28"/>
+          <w:lang w:val="en-US"/>
+        </w:rPr>
+      </w:pPr>
+    </w:p>
+    <w:p>
+      <w:pPr>
+        <w:spacing w:after="0" w:line="240" w:lineRule="auto"/>
+        <w:ind w:firstLine="709"/>
+        <w:jc w:val="both"/>
+        <w:rPr>
+          <w:rFonts w:ascii="Arial" w:hAnsi="Arial" w:cs="Arial"/>
+          <w:sz w:val="28"/>
+          <w:szCs w:val="28"/>
+          <w:lang w:val="en-US"/>
+        </w:rPr>
+      </w:pPr>
+      <w:r>
+        <w:rPr>
+          <w:rFonts w:ascii="Arial" w:hAnsi="Arial" w:cs="Arial"/>
+          <w:sz w:val="28"/>
+          <w:szCs w:val="28"/>
+          <w:lang w:val="en-US"/>
+        </w:rPr>
+        <w:t>3.</w:t>
+      </w:r>
+      <w:r>
+        <w:rPr>
+          <w:rFonts w:ascii="Arial" w:hAnsi="Arial" w:cs="Arial"/>
+          <w:sz w:val="28"/>
+          <w:szCs w:val="28"/>
+          <w:lang w:val="en-US"/>
+        </w:rPr>
+        <w:t>4</w:t>
+      </w:r>
+      <w:r>
+        <w:rPr>
+          <w:rFonts w:ascii="Arial" w:hAnsi="Arial" w:cs="Arial"/>
+          <w:sz w:val="28"/>
+          <w:szCs w:val="28"/>
+          <w:lang w:val="en-US"/>
+        </w:rPr>
+        <w:t xml:space="preserve">. </w:t>
+      </w:r>
+      <w:r>
+        <w:rPr>
+          <w:rFonts w:ascii="Arial" w:hAnsi="Arial" w:cs="Arial"/>
+          <w:sz w:val="28"/>
+          <w:szCs w:val="28"/>
+          <w:lang w:val="en-US"/>
+        </w:rPr>
+        <w:t>T</w:t>
+      </w:r>
+      <w:r>
+        <w:rPr>
+          <w:rFonts w:ascii="Arial" w:hAnsi="Arial" w:cs="Arial"/>
+          <w:sz w:val="28"/>
+          <w:szCs w:val="28"/>
+          <w:lang w:val="en-US"/>
+        </w:rPr>
+        <w:t xml:space="preserve">he </w:t>
+      </w:r>
+      <w:r>
+        <w:rPr>
+          <w:rFonts w:ascii="Arial" w:hAnsi="Arial" w:cs="Arial"/>
+          <w:sz w:val="28"/>
+          <w:szCs w:val="28"/>
+          <w:lang w:val="en-US"/>
+        </w:rPr>
+        <w:t>Guardian Council may not make a decision on matters that are according to this By-</w:t>
+      </w:r>
+      <w:r>
+        <w:rPr>
+          <w:rFonts w:ascii="Arial" w:hAnsi="Arial" w:cs="Arial"/>
+          <w:sz w:val="28"/>
+          <w:szCs w:val="28"/>
+          <w:lang w:val="en-US"/>
+        </w:rPr>
+        <w:t>l</w:t>
+      </w:r>
+      <w:r>
+        <w:rPr>
+          <w:rFonts w:ascii="Arial" w:hAnsi="Arial" w:cs="Arial"/>
+          <w:sz w:val="28"/>
+          <w:szCs w:val="28"/>
+          <w:lang w:val="en-US"/>
+        </w:rPr>
+        <w:t xml:space="preserve">aws </w:t>
+      </w:r>
+      <w:r>
+        <w:rPr>
+          <w:rFonts w:ascii="Arial" w:hAnsi="Arial" w:cs="Arial"/>
+          <w:sz w:val="28"/>
+          <w:szCs w:val="28"/>
+          <w:lang w:val="en-US"/>
+        </w:rPr>
+        <w:t>is power of the Manag</w:t>
+      </w:r>
+      <w:r>
+        <w:rPr>
+          <w:rFonts w:ascii="Arial" w:hAnsi="Arial" w:cs="Arial"/>
+          <w:sz w:val="28"/>
+          <w:szCs w:val="28"/>
+          <w:lang w:val="en-US"/>
+        </w:rPr>
+        <w:t>ement</w:t>
+      </w:r>
+      <w:r>
+        <w:rPr>
+          <w:rFonts w:ascii="Arial" w:hAnsi="Arial" w:cs="Arial"/>
+          <w:sz w:val="28"/>
+          <w:szCs w:val="28"/>
+          <w:lang w:val="en-US"/>
+        </w:rPr>
+        <w:t xml:space="preserve"> Council.</w:t>
+      </w:r>
+    </w:p>
+    <w:p>
+      <w:pPr>
+        <w:spacing w:after="0" w:line="240" w:lineRule="auto"/>
+        <w:ind w:firstLine="709"/>
+        <w:jc w:val="both"/>
+        <w:rPr>
+          <w:rFonts w:ascii="Arial" w:hAnsi="Arial" w:cs="Arial"/>
+          <w:sz w:val="28"/>
+          <w:szCs w:val="28"/>
+          <w:lang w:val="en-US"/>
+        </w:rPr>
+      </w:pPr>
+    </w:p>
+    <w:p>
+      <w:pPr>
+        <w:spacing w:after="0" w:line="240" w:lineRule="auto"/>
+        <w:ind w:firstLine="709"/>
+        <w:jc w:val="both"/>
+        <w:rPr>
+          <w:rFonts w:ascii="Arial" w:hAnsi="Arial" w:cs="Arial"/>
+          <w:sz w:val="28"/>
+          <w:szCs w:val="28"/>
+          <w:lang w:val="en-US"/>
+        </w:rPr>
+      </w:pPr>
+      <w:r>
+        <w:rPr>
+          <w:rFonts w:ascii="Arial" w:hAnsi="Arial" w:cs="Arial"/>
+          <w:sz w:val="28"/>
+          <w:szCs w:val="28"/>
+          <w:lang w:val="en-US"/>
+        </w:rPr>
+        <w:t>3.</w:t>
+      </w:r>
+      <w:r>
+        <w:rPr>
+          <w:rFonts w:ascii="Arial" w:hAnsi="Arial" w:cs="Arial"/>
+          <w:sz w:val="28"/>
+          <w:szCs w:val="28"/>
+          <w:lang w:val="en-US"/>
+        </w:rPr>
+        <w:t>5</w:t>
+      </w:r>
+      <w:r>
+        <w:rPr>
+          <w:rFonts w:ascii="Arial" w:hAnsi="Arial" w:cs="Arial"/>
+          <w:sz w:val="28"/>
+          <w:szCs w:val="28"/>
+          <w:lang w:val="en-US"/>
+        </w:rPr>
+        <w:t xml:space="preserve">. </w:t>
+      </w:r>
+      <w:r>
+        <w:rPr>
+          <w:rFonts w:ascii="Arial" w:hAnsi="Arial" w:cs="Arial"/>
+          <w:sz w:val="28"/>
+          <w:szCs w:val="28"/>
+          <w:lang w:val="en-US"/>
+        </w:rPr>
+        <w:t>T</w:t>
+      </w:r>
+      <w:r>
+        <w:rPr>
+          <w:rFonts w:ascii="Arial" w:hAnsi="Arial" w:cs="Arial"/>
+          <w:sz w:val="28"/>
+          <w:szCs w:val="28"/>
+          <w:lang w:val="en-US"/>
+        </w:rPr>
+        <w:t xml:space="preserve">he </w:t>
+      </w:r>
+      <w:r>
+        <w:rPr>
+          <w:rFonts w:ascii="Arial" w:hAnsi="Arial" w:cs="Arial"/>
+          <w:sz w:val="28"/>
+          <w:szCs w:val="28"/>
+          <w:lang w:val="en-US"/>
+        </w:rPr>
+        <w:t>Supreme Guardian has the f</w:t>
+      </w:r>
+      <w:r>
+        <w:rPr>
+          <w:rFonts w:ascii="Arial" w:hAnsi="Arial" w:cs="Arial"/>
+          <w:sz w:val="28"/>
+          <w:szCs w:val="28"/>
+          <w:lang w:val="en-US"/>
+        </w:rPr>
+        <w:t>ol</w:t>
+      </w:r>
+      <w:r>
+        <w:rPr>
+          <w:rFonts w:ascii="Arial" w:hAnsi="Arial" w:cs="Arial"/>
+          <w:sz w:val="28"/>
+          <w:szCs w:val="28"/>
+          <w:lang w:val="en-US"/>
+        </w:rPr>
+        <w:t>lowing exceptional powers in relation to</w:t>
+      </w:r>
+      <w:r>
+        <w:rPr>
+          <w:rFonts w:ascii="Arial" w:hAnsi="Arial" w:cs="Arial"/>
+          <w:sz w:val="28"/>
+          <w:szCs w:val="28"/>
+          <w:lang w:val="en-US"/>
+        </w:rPr>
+        <w:t xml:space="preserve"> the</w:t>
+      </w:r>
+      <w:r>
+        <w:rPr>
+          <w:rFonts w:ascii="Arial" w:hAnsi="Arial" w:cs="Arial"/>
+          <w:sz w:val="28"/>
+          <w:szCs w:val="28"/>
+          <w:lang w:val="en-US"/>
+        </w:rPr>
+        <w:t xml:space="preserve"> Foundation:</w:t>
+      </w:r>
+    </w:p>
+    <w:p>
+      <w:pPr>
+        <w:spacing w:after="0" w:line="240" w:lineRule="auto"/>
+        <w:ind w:firstLine="993"/>
+        <w:jc w:val="both"/>
+        <w:rPr>
           <w:rFonts w:ascii="Arial" w:hAnsi="Arial" w:cs="Arial"/>
           <w:sz w:val="28"/>
           <w:szCs w:val="28"/>
@@ -5006,60 +5702,444 @@
         </w:rPr>
         <w:t xml:space="preserve">a) </w:t>
       </w:r>
-      <w:del w:id="85" w:author="Проект новой редакции" w:date="2026-10-05T12:54:00Z">
-        <w:r>
-          <w:rPr>
-            <w:rFonts w:ascii="Arial" w:hAnsi="Arial" w:cs="Arial"/>
-            <w:sz w:val="28"/>
-            <w:szCs w:val="28"/>
-            <w:lang w:val="en-US"/>
-          </w:rPr>
-          <w:delText>determine</w:delText>
-        </w:r>
-        <w:r>
-          <w:rPr>
-            <w:rFonts w:ascii="Arial" w:hAnsi="Arial" w:cs="Arial"/>
-            <w:sz w:val="28"/>
-            <w:szCs w:val="28"/>
-            <w:lang w:val="en-US"/>
-          </w:rPr>
-          <w:delText>s</w:delText>
-        </w:r>
-        <w:r>
-          <w:rPr>
-            <w:rFonts w:ascii="Arial" w:hAnsi="Arial" w:cs="Arial"/>
-            <w:sz w:val="28"/>
-            <w:szCs w:val="28"/>
-            <w:lang w:val="en-US"/>
-          </w:rPr>
-          <w:delText xml:space="preserve"> and approve Foundation’s development strategies;</w:delText>
+      <w:r>
+        <w:rPr>
+          <w:rFonts w:ascii="Arial" w:hAnsi="Arial" w:cs="Arial"/>
+          <w:sz w:val="28"/>
+          <w:szCs w:val="28"/>
+          <w:lang w:val="en-US"/>
+        </w:rPr>
+        <w:t>to appoint and remove members of the Management</w:t>
+      </w:r>
+      <w:r>
+        <w:rPr>
+          <w:rFonts w:ascii="Arial" w:hAnsi="Arial" w:cs="Arial"/>
+          <w:sz w:val="28"/>
+          <w:szCs w:val="28"/>
+          <w:lang w:val="en-US"/>
+        </w:rPr>
+        <w:t xml:space="preserve"> Council</w:t>
+      </w:r>
+      <w:r>
+        <w:rPr>
+          <w:rFonts w:ascii="Arial" w:hAnsi="Arial" w:cs="Arial"/>
+          <w:sz w:val="28"/>
+          <w:szCs w:val="28"/>
+          <w:lang w:val="en-US"/>
+        </w:rPr>
+        <w:t>;</w:t>
+      </w:r>
+    </w:p>
+    <w:p>
+      <w:pPr>
+        <w:spacing w:after="0" w:line="240" w:lineRule="auto"/>
+        <w:ind w:firstLine="993"/>
+        <w:jc w:val="both"/>
+        <w:rPr>
+          <w:rFonts w:ascii="Arial" w:hAnsi="Arial" w:cs="Arial"/>
+          <w:sz w:val="28"/>
+          <w:szCs w:val="28"/>
+          <w:lang w:val="en-US"/>
+        </w:rPr>
+      </w:pPr>
+      <w:r>
+        <w:rPr>
+          <w:rFonts w:ascii="Arial" w:hAnsi="Arial" w:cs="Arial"/>
+          <w:sz w:val="28"/>
+          <w:szCs w:val="28"/>
+          <w:lang w:val="en-US"/>
+        </w:rPr>
+        <w:t xml:space="preserve">b) </w:t>
+      </w:r>
+      <w:r>
+        <w:rPr>
+          <w:rFonts w:ascii="Arial" w:hAnsi="Arial" w:cs="Arial"/>
+          <w:sz w:val="28"/>
+          <w:szCs w:val="28"/>
+          <w:lang w:val="en-US"/>
+        </w:rPr>
+        <w:t xml:space="preserve">to </w:t>
+      </w:r>
+      <w:ins w:id="96" w:author="Проект новой редакции" w:date="2026-10-14T11:21:00Z">
+        <w:r>
+          <w:rPr>
+            <w:rFonts w:ascii="Arial" w:hAnsi="Arial" w:cs="Arial"/>
+            <w:sz w:val="28"/>
+            <w:szCs w:val="28"/>
+            <w:lang w:val="en-US"/>
+          </w:rPr>
+          <w:t>receive notifications of</w:t>
+        </w:r>
+      </w:ins>
+      <w:del w:id="97" w:author="Проект новой редакции" w:date="2026-10-14T11:21:00Z">
+        <w:r>
+          <w:rPr>
+            <w:rFonts w:ascii="Arial" w:hAnsi="Arial" w:cs="Arial"/>
+            <w:sz w:val="28"/>
+            <w:szCs w:val="28"/>
+            <w:lang w:val="en-US"/>
+          </w:rPr>
+          <w:delText>approve</w:delText>
         </w:r>
       </w:del>
-    </w:p>
-    <w:p>
-      <w:pPr>
-        <w:spacing w:after="0" w:line="240" w:lineRule="auto"/>
-        <w:ind w:firstLine="708"/>
-        <w:jc w:val="both"/>
-        <w:rPr>
-          <w:del w:id="86" w:author="Проект новой редакции" w:date="2026-10-05T12:54:00Z"/>
-          <w:rFonts w:ascii="Arial" w:hAnsi="Arial" w:cs="Arial"/>
-          <w:sz w:val="28"/>
-          <w:szCs w:val="28"/>
-          <w:lang w:val="en-US"/>
-        </w:rPr>
-      </w:pPr>
-      <w:del w:id="87" w:author="Проект новой редакции" w:date="2026-10-05T12:54:00Z">
-        <w:r>
-          <w:rPr>
-            <w:rFonts w:ascii="Arial" w:hAnsi="Arial" w:cs="Arial"/>
-            <w:sz w:val="28"/>
-            <w:szCs w:val="28"/>
-            <w:lang w:val="en-US"/>
-          </w:rPr>
-          <w:delText>b) determines an official salaries and terms of remuneration and bonuses for the Guardian and the Management Councils members on proposal of the Management Council;</w:delText>
+      <w:r>
+        <w:rPr>
+          <w:rFonts w:ascii="Arial" w:hAnsi="Arial" w:cs="Arial"/>
+          <w:sz w:val="28"/>
+          <w:szCs w:val="28"/>
+          <w:lang w:val="en-US"/>
+        </w:rPr>
+        <w:t xml:space="preserve"> the </w:t>
+      </w:r>
+      <w:ins w:id="98" w:author="Проект новой редакции" w:date="2026-10-14T11:21:00Z">
+        <w:r>
+          <w:rPr>
+            <w:rFonts w:ascii="Arial" w:hAnsi="Arial" w:cs="Arial"/>
+            <w:sz w:val="28"/>
+            <w:szCs w:val="28"/>
+            <w:lang w:val="en-US"/>
+          </w:rPr>
+          <w:t>approval and amendment of the budget and policies</w:t>
+        </w:r>
+      </w:ins>
+      <w:del w:id="99" w:author="Проект новой редакции" w:date="2026-10-14T11:21:00Z">
+        <w:r>
+          <w:rPr>
+            <w:rFonts w:ascii="Arial" w:hAnsi="Arial" w:cs="Arial"/>
+            <w:sz w:val="28"/>
+            <w:szCs w:val="28"/>
+            <w:lang w:val="en-US"/>
+          </w:rPr>
+          <w:delText>F</w:delText>
+        </w:r>
+        <w:r>
+          <w:rPr>
+            <w:rFonts w:ascii="Arial" w:hAnsi="Arial" w:cs="Arial"/>
+            <w:sz w:val="28"/>
+            <w:szCs w:val="28"/>
+            <w:lang w:val="en-US"/>
+          </w:rPr>
+          <w:delText>unds</w:delText>
         </w:r>
       </w:del>
+      <w:r>
+        <w:rPr>
+          <w:rFonts w:ascii="Arial" w:hAnsi="Arial" w:cs="Arial"/>
+          <w:sz w:val="28"/>
+          <w:szCs w:val="28"/>
+          <w:lang w:val="en-US"/>
+        </w:rPr>
+        <w:t xml:space="preserve"> </w:t>
+      </w:r>
+      <w:r>
+        <w:rPr>
+          <w:rFonts w:ascii="Arial" w:hAnsi="Arial" w:cs="Arial"/>
+          <w:sz w:val="28"/>
+          <w:szCs w:val="28"/>
+          <w:lang w:val="en-US"/>
+        </w:rPr>
+        <w:t>of the Foundation</w:t>
+      </w:r>
+      <w:ins w:id="100" w:author="Проект новой редакции" w:date="2026-10-14T11:21:00Z">
+        <w:r>
+          <w:rPr>
+            <w:rFonts w:ascii="Arial" w:hAnsi="Arial" w:cs="Arial"/>
+            <w:sz w:val="28"/>
+            <w:szCs w:val="28"/>
+            <w:lang w:val="en-US"/>
+          </w:rPr>
+          <w:t>, as well as of</w:t>
+        </w:r>
+      </w:ins>
+      <w:del w:id="101" w:author="Проект новой редакции" w:date="2026-10-14T11:21:00Z">
+        <w:r>
+          <w:rPr>
+            <w:rFonts w:ascii="Arial" w:hAnsi="Arial" w:cs="Arial"/>
+            <w:sz w:val="28"/>
+            <w:szCs w:val="28"/>
+            <w:lang w:val="en-US"/>
+          </w:rPr>
+          <w:delText xml:space="preserve"> on proposal of the Management Council</w:delText>
+        </w:r>
+        <w:r>
+          <w:rPr>
+            <w:rFonts w:ascii="Arial" w:hAnsi="Arial" w:cs="Arial"/>
+            <w:sz w:val="28"/>
+            <w:szCs w:val="28"/>
+            <w:lang w:val="en-US"/>
+          </w:rPr>
+          <w:delText xml:space="preserve"> and priority areas identified by</w:delText>
+        </w:r>
+      </w:del>
+      <w:r>
+        <w:rPr>
+          <w:rFonts w:ascii="Arial" w:hAnsi="Arial" w:cs="Arial"/>
+          <w:sz w:val="28"/>
+          <w:szCs w:val="28"/>
+          <w:lang w:val="en-US"/>
+        </w:rPr>
+        <w:t xml:space="preserve"> the </w:t>
+      </w:r>
+      <w:ins w:id="102" w:author="Проект новой редакции" w:date="2026-10-14T11:21:00Z">
+        <w:r>
+          <w:rPr>
+            <w:rFonts w:ascii="Arial" w:hAnsi="Arial" w:cs="Arial"/>
+            <w:sz w:val="28"/>
+            <w:szCs w:val="28"/>
+            <w:lang w:val="en-US"/>
+          </w:rPr>
+          <w:t>decisions referred to in section 14.1.(a), and to object to them in accordance with paragraph 3.11</w:t>
+        </w:r>
+      </w:ins>
+      <w:del w:id="103" w:author="Проект новой редакции" w:date="2026-10-14T11:21:00Z">
+        <w:r>
+          <w:rPr>
+            <w:rFonts w:ascii="Arial" w:hAnsi="Arial" w:cs="Arial"/>
+            <w:sz w:val="28"/>
+            <w:szCs w:val="28"/>
+            <w:lang w:val="en-US"/>
+          </w:rPr>
+          <w:delText>Guardian Council</w:delText>
+        </w:r>
+      </w:del>
+      <w:r>
+        <w:rPr>
+          <w:rFonts w:ascii="Arial" w:hAnsi="Arial" w:cs="Arial"/>
+          <w:sz w:val="28"/>
+          <w:szCs w:val="28"/>
+          <w:lang w:val="en-US"/>
+        </w:rPr>
+        <w:t>;</w:t>
+      </w:r>
+    </w:p>
+    <w:p>
+      <w:pPr>
+        <w:spacing w:after="0" w:line="240" w:lineRule="auto"/>
+        <w:ind w:firstLine="993"/>
+        <w:jc w:val="both"/>
+        <w:rPr>
+          <w:rFonts w:ascii="Arial" w:hAnsi="Arial" w:cs="Arial"/>
+          <w:sz w:val="28"/>
+          <w:szCs w:val="28"/>
+          <w:lang w:val="en-US"/>
+        </w:rPr>
+      </w:pPr>
+      <w:r>
+        <w:rPr>
+          <w:rFonts w:ascii="Arial" w:hAnsi="Arial" w:cs="Arial"/>
+          <w:sz w:val="28"/>
+          <w:szCs w:val="28"/>
+          <w:lang w:val="en-US"/>
+        </w:rPr>
+        <w:t xml:space="preserve">c) </w:t>
+      </w:r>
+      <w:r>
+        <w:rPr>
+          <w:rFonts w:ascii="Arial" w:hAnsi="Arial" w:cs="Arial"/>
+          <w:sz w:val="28"/>
+          <w:szCs w:val="28"/>
+          <w:lang w:val="en-US"/>
+        </w:rPr>
+        <w:t>to represent the Foundation on all levels; or delegate it to the members of Guardian Council and/or to the Management Council;</w:t>
+      </w:r>
+    </w:p>
+    <w:p>
+      <w:pPr>
+        <w:spacing w:after="0" w:line="240" w:lineRule="auto"/>
+        <w:ind w:firstLine="993"/>
+        <w:jc w:val="both"/>
+        <w:rPr>
+          <w:rFonts w:ascii="Arial" w:hAnsi="Arial" w:cs="Arial"/>
+          <w:sz w:val="28"/>
+          <w:szCs w:val="28"/>
+          <w:lang w:val="en-US"/>
+        </w:rPr>
+      </w:pPr>
+      <w:r>
+        <w:rPr>
+          <w:rFonts w:ascii="Arial" w:hAnsi="Arial" w:cs="Arial"/>
+          <w:sz w:val="28"/>
+          <w:szCs w:val="28"/>
+          <w:lang w:val="en-US"/>
+        </w:rPr>
+        <w:t xml:space="preserve">d) </w:t>
+      </w:r>
+      <w:r>
+        <w:rPr>
+          <w:rFonts w:ascii="Arial" w:hAnsi="Arial" w:cs="Arial"/>
+          <w:sz w:val="28"/>
+          <w:szCs w:val="28"/>
+          <w:lang w:val="en-US"/>
+        </w:rPr>
+        <w:t xml:space="preserve">to decide on convening </w:t>
+      </w:r>
+      <w:del w:id="104" w:author="Проект новой редакции" w:date="2026-10-14T11:21:00Z">
+        <w:r>
+          <w:rPr>
+            <w:rFonts w:ascii="Arial" w:hAnsi="Arial" w:cs="Arial"/>
+            <w:sz w:val="28"/>
+            <w:szCs w:val="28"/>
+            <w:lang w:val="en-US"/>
+          </w:rPr>
+          <w:delText xml:space="preserve">yearly </w:delText>
+        </w:r>
+      </w:del>
+      <w:r>
+        <w:rPr>
+          <w:rFonts w:ascii="Arial" w:hAnsi="Arial" w:cs="Arial"/>
+          <w:sz w:val="28"/>
+          <w:szCs w:val="28"/>
+          <w:lang w:val="en-US"/>
+        </w:rPr>
+        <w:t>annual meetings of the Guardian</w:t>
+      </w:r>
+      <w:del w:id="105" w:author="Проект новой редакции" w:date="2026-10-14T11:21:00Z">
+        <w:r>
+          <w:rPr>
+            <w:rFonts w:ascii="Arial" w:hAnsi="Arial" w:cs="Arial"/>
+            <w:sz w:val="28"/>
+            <w:szCs w:val="28"/>
+            <w:lang w:val="en-US"/>
+          </w:rPr>
+          <w:delText xml:space="preserve"> Council and/or Management</w:delText>
+        </w:r>
+      </w:del>
+      <w:r>
+        <w:rPr>
+          <w:rFonts w:ascii="Arial" w:hAnsi="Arial" w:cs="Arial"/>
+          <w:sz w:val="28"/>
+          <w:szCs w:val="28"/>
+          <w:lang w:val="en-US"/>
+        </w:rPr>
+        <w:t xml:space="preserve"> Council;</w:t>
+      </w:r>
+    </w:p>
+    <w:p>
+      <w:pPr>
+        <w:spacing w:after="0" w:line="240" w:lineRule="auto"/>
+        <w:ind w:firstLine="993"/>
+        <w:jc w:val="both"/>
+        <w:rPr>
+          <w:ins w:id="106" w:author="Проект новой редакции" w:date="2026-10-14T11:21:00Z"/>
+          <w:rFonts w:ascii="Arial" w:hAnsi="Arial" w:cs="Arial"/>
+          <w:sz w:val="28"/>
+          <w:szCs w:val="28"/>
+          <w:lang w:val="en-US"/>
+        </w:rPr>
+      </w:pPr>
+      <w:r>
+        <w:rPr>
+          <w:rFonts w:ascii="Arial" w:hAnsi="Arial" w:cs="Arial"/>
+          <w:sz w:val="28"/>
+          <w:szCs w:val="28"/>
+          <w:lang w:val="en-US"/>
+        </w:rPr>
+        <w:t>e</w:t>
+      </w:r>
+      <w:r>
+        <w:rPr>
+          <w:rFonts w:ascii="Arial" w:hAnsi="Arial" w:cs="Arial"/>
+          <w:sz w:val="28"/>
+          <w:szCs w:val="28"/>
+          <w:lang w:val="en-US"/>
+        </w:rPr>
+        <w:t xml:space="preserve">) </w:t>
+      </w:r>
+      <w:r>
+        <w:rPr>
+          <w:rFonts w:ascii="Arial" w:hAnsi="Arial" w:cs="Arial"/>
+          <w:sz w:val="28"/>
+          <w:szCs w:val="28"/>
+          <w:lang w:val="en-US"/>
+        </w:rPr>
+        <w:t>to exercise control over the effectiveness of governance practices in the Foundation</w:t>
+      </w:r>
+      <w:ins w:id="107" w:author="Проект новой редакции" w:date="2026-10-14T11:21:00Z">
+        <w:r>
+          <w:rPr>
+            <w:rFonts w:ascii="Arial" w:hAnsi="Arial" w:cs="Arial"/>
+            <w:sz w:val="28"/>
+            <w:szCs w:val="28"/>
+            <w:lang w:val="en-US"/>
+          </w:rPr>
+          <w:t>;</w:t>
+        </w:r>
+      </w:ins>
+    </w:p>
+    <w:p>
+      <w:pPr>
+        <w:spacing w:after="0" w:line="240" w:lineRule="auto"/>
+        <w:ind w:firstLine="993"/>
+        <w:jc w:val="both"/>
+        <w:rPr>
+          <w:ins w:id="108" w:author="Проект новой редакции" w:date="2026-10-14T11:21:00Z"/>
+          <w:rFonts w:ascii="Arial" w:hAnsi="Arial" w:cs="Arial"/>
+          <w:sz w:val="28"/>
+          <w:szCs w:val="28"/>
+          <w:lang w:val="en-US"/>
+        </w:rPr>
+      </w:pPr>
+      <w:ins w:id="109" w:author="Проект новой редакции" w:date="2026-10-14T11:21:00Z">
+        <w:r>
+          <w:rPr>
+            <w:rFonts w:ascii="Arial" w:hAnsi="Arial" w:cs="Arial"/>
+            <w:sz w:val="28"/>
+            <w:szCs w:val="28"/>
+            <w:lang w:val="en-US"/>
+          </w:rPr>
+          <w:t>f) to determine and approve Foundation’s development strategies;</w:t>
+        </w:r>
+      </w:ins>
+    </w:p>
+    <w:p>
+      <w:pPr>
+        <w:spacing w:after="0" w:line="240" w:lineRule="auto"/>
+        <w:ind w:firstLine="993"/>
+        <w:jc w:val="both"/>
+        <w:rPr>
+          <w:ins w:id="110" w:author="Проект новой редакции" w:date="2026-10-14T11:21:00Z"/>
+          <w:rFonts w:ascii="Arial" w:hAnsi="Arial" w:cs="Arial"/>
+          <w:sz w:val="28"/>
+          <w:szCs w:val="28"/>
+          <w:lang w:val="en-US"/>
+        </w:rPr>
+      </w:pPr>
+      <w:ins w:id="111" w:author="Проект новой редакции" w:date="2026-10-14T11:21:00Z">
+        <w:r>
+          <w:rPr>
+            <w:rFonts w:ascii="Arial" w:hAnsi="Arial" w:cs="Arial"/>
+            <w:sz w:val="28"/>
+            <w:szCs w:val="28"/>
+            <w:lang w:val="en-US"/>
+          </w:rPr>
+          <w:t>g) to determine salaries and terms of remuneration and bonuses of the Management Council members on proposal of the Management Council;</w:t>
+        </w:r>
+      </w:ins>
+    </w:p>
+    <w:p>
+      <w:pPr>
+        <w:spacing w:after="0" w:line="240" w:lineRule="auto"/>
+        <w:ind w:firstLine="993"/>
+        <w:jc w:val="both"/>
+        <w:rPr>
+          <w:ins w:id="112" w:author="Проект новой редакции" w:date="2026-10-14T11:21:00Z"/>
+          <w:rFonts w:ascii="Arial" w:hAnsi="Arial" w:cs="Arial"/>
+          <w:sz w:val="28"/>
+          <w:szCs w:val="28"/>
+          <w:lang w:val="en-US"/>
+        </w:rPr>
+      </w:pPr>
+      <w:ins w:id="113" w:author="Проект новой редакции" w:date="2026-10-14T11:21:00Z">
+        <w:r>
+          <w:rPr>
+            <w:rFonts w:ascii="Arial" w:hAnsi="Arial" w:cs="Arial"/>
+            <w:sz w:val="28"/>
+            <w:szCs w:val="28"/>
+            <w:lang w:val="en-US"/>
+          </w:rPr>
+          <w:t>h) to appoint and remove Guardians of the Guardian Council.</w:t>
+        </w:r>
+      </w:ins>
     </w:p>
     <w:p>
       <w:pPr>
@@ -5067,169 +6147,117 @@
         <w:ind w:firstLine="709"/>
         <w:jc w:val="both"/>
         <w:rPr>
-          <w:rFonts w:ascii="Arial" w:hAnsi="Arial" w:cs="Arial"/>
-          <w:sz w:val="28"/>
-          <w:szCs w:val="28"/>
-          <w:lang w:val="en-US"/>
-        </w:rPr>
-      </w:pPr>
-      <w:del w:id="88" w:author="Проект новой редакции" w:date="2026-10-05T12:54:00Z">
-        <w:r>
-          <w:rPr>
-            <w:rFonts w:ascii="Arial" w:hAnsi="Arial" w:cs="Arial"/>
-            <w:sz w:val="28"/>
-            <w:szCs w:val="28"/>
-            <w:lang w:val="en-US"/>
-          </w:rPr>
-          <w:delText xml:space="preserve">c) </w:delText>
-        </w:r>
-      </w:del>
-      <w:r>
-        <w:rPr>
-          <w:rFonts w:ascii="Arial" w:hAnsi="Arial" w:cs="Arial"/>
-          <w:sz w:val="28"/>
-          <w:szCs w:val="28"/>
-          <w:lang w:val="en-US"/>
-        </w:rPr>
-        <w:t xml:space="preserve">approves </w:t>
-      </w:r>
-      <w:ins w:id="89" w:author="Проект новой редакции" w:date="2026-10-05T12:54:00Z">
-        <w:r>
-          <w:rPr>
-            <w:rFonts w:ascii="Arial" w:hAnsi="Arial" w:cs="Arial"/>
-            <w:sz w:val="28"/>
-            <w:szCs w:val="28"/>
-            <w:lang w:val="en-US"/>
-          </w:rPr>
-          <w:t>acquisition</w:t>
+          <w:ins w:id="114" w:author="Проект новой редакции" w:date="2026-10-14T11:21:00Z"/>
+          <w:rFonts w:ascii="Arial" w:hAnsi="Arial" w:cs="Arial"/>
+          <w:sz w:val="28"/>
+          <w:szCs w:val="28"/>
+          <w:lang w:val="en-US"/>
+        </w:rPr>
+      </w:pPr>
+      <w:ins w:id="115" w:author="Проект новой редакции" w:date="2026-10-14T11:21:00Z">
+        <w:r>
+          <w:rPr>
+            <w:rFonts w:ascii="Arial" w:hAnsi="Arial" w:cs="Arial"/>
+            <w:sz w:val="28"/>
+            <w:szCs w:val="28"/>
+            <w:lang w:val="en-US"/>
+          </w:rPr>
+          <w:t>3.6. The activities of the Guardian Council are financed from the funds of the Foundation.</w:t>
         </w:r>
       </w:ins>
-      <w:del w:id="90" w:author="Проект новой редакции" w:date="2026-10-05T12:54:00Z">
-        <w:r>
-          <w:rPr>
-            <w:rFonts w:ascii="Arial" w:hAnsi="Arial" w:cs="Arial"/>
-            <w:sz w:val="28"/>
-            <w:szCs w:val="28"/>
-            <w:lang w:val="en-US"/>
-          </w:rPr>
-          <w:delText>receival</w:delText>
-        </w:r>
-      </w:del>
-      <w:r>
-        <w:rPr>
-          <w:rFonts w:ascii="Arial" w:hAnsi="Arial" w:cs="Arial"/>
-          <w:sz w:val="28"/>
-          <w:szCs w:val="28"/>
-          <w:lang w:val="en-US"/>
-        </w:rPr>
-        <w:t xml:space="preserve">, disposal and use of </w:t>
-      </w:r>
-      <w:ins w:id="91" w:author="Проект новой редакции" w:date="2026-10-05T12:54:00Z">
-        <w:r>
-          <w:rPr>
-            <w:rFonts w:ascii="Arial" w:hAnsi="Arial" w:cs="Arial"/>
-            <w:sz w:val="28"/>
-            <w:szCs w:val="28"/>
-            <w:lang w:val="en-US"/>
-          </w:rPr>
-          <w:t>Fixed Assets</w:t>
+    </w:p>
+    <w:p>
+      <w:pPr>
+        <w:spacing w:after="0" w:line="240" w:lineRule="auto"/>
+        <w:ind w:firstLine="709"/>
+        <w:jc w:val="both"/>
+        <w:rPr>
+          <w:ins w:id="116" w:author="Проект новой редакции" w:date="2026-10-14T11:21:00Z"/>
+          <w:rFonts w:ascii="Arial" w:hAnsi="Arial" w:cs="Arial"/>
+          <w:sz w:val="28"/>
+          <w:szCs w:val="28"/>
+          <w:lang w:val="en-US"/>
+        </w:rPr>
+      </w:pPr>
+      <w:ins w:id="117" w:author="Проект новой редакции" w:date="2026-10-14T11:21:00Z">
+        <w:r>
+          <w:rPr>
+            <w:rFonts w:ascii="Arial" w:hAnsi="Arial" w:cs="Arial"/>
+            <w:sz w:val="28"/>
+            <w:szCs w:val="28"/>
+            <w:lang w:val="en-US"/>
+          </w:rPr>
+          <w:t xml:space="preserve">3.7. Salaries, remuneration and bonuses of the Supreme Guardian and Guardians are determined collectively by the Guardian Council and approved at its meeting, and in the absence of Guardians </w:t>
+        </w:r>
+        <w:r>
+          <w:rPr>
+            <w:rFonts w:ascii="Arial" w:hAnsi="Arial" w:cs="Arial"/>
+            <w:sz w:val="28"/>
+            <w:szCs w:val="28"/>
+            <w:lang w:val="en-US"/>
+          </w:rPr>
+          <w:t>–</w:t>
+        </w:r>
+        <w:r>
+          <w:rPr>
+            <w:rFonts w:ascii="Arial" w:hAnsi="Arial" w:cs="Arial"/>
+            <w:sz w:val="28"/>
+            <w:szCs w:val="28"/>
+            <w:lang w:val="en-US"/>
+          </w:rPr>
+          <w:t xml:space="preserve"> by the Supreme Guardian individually. The Guardian Council notifies the Founder of the decision taken by sending the minutes of the meeting.</w:t>
         </w:r>
       </w:ins>
-      <w:del w:id="92" w:author="Проект новой редакции" w:date="2026-10-05T12:54:00Z">
-        <w:r>
-          <w:rPr>
-            <w:rFonts w:ascii="Arial" w:hAnsi="Arial" w:cs="Arial"/>
-            <w:sz w:val="28"/>
-            <w:szCs w:val="28"/>
-            <w:lang w:val="en-US"/>
-          </w:rPr>
-          <w:delText>the property</w:delText>
-        </w:r>
-      </w:del>
-      <w:r>
-        <w:rPr>
-          <w:rFonts w:ascii="Arial" w:hAnsi="Arial" w:cs="Arial"/>
-          <w:sz w:val="28"/>
-          <w:szCs w:val="28"/>
-          <w:lang w:val="en-US"/>
-        </w:rPr>
-        <w:t xml:space="preserve"> of the Foundation </w:t>
-      </w:r>
-      <w:ins w:id="93" w:author="Проект новой редакции" w:date="2026-10-05T12:54:00Z">
-        <w:r>
-          <w:rPr>
-            <w:rFonts w:ascii="Arial" w:hAnsi="Arial" w:cs="Arial"/>
-            <w:sz w:val="28"/>
-            <w:szCs w:val="28"/>
-            <w:lang w:val="en-US"/>
-          </w:rPr>
-          <w:t>with a value exceeding eight thousand times the monthly calculation index established for the relevant financial year</w:t>
+    </w:p>
+    <w:p>
+      <w:pPr>
+        <w:spacing w:after="0" w:line="240" w:lineRule="auto"/>
+        <w:ind w:firstLine="709"/>
+        <w:jc w:val="both"/>
+        <w:rPr>
+          <w:ins w:id="118" w:author="Проект новой редакции" w:date="2026-10-14T11:21:00Z"/>
+          <w:rFonts w:ascii="Arial" w:hAnsi="Arial" w:cs="Arial"/>
+          <w:sz w:val="28"/>
+          <w:szCs w:val="28"/>
+          <w:lang w:val="en-US"/>
+        </w:rPr>
+      </w:pPr>
+      <w:ins w:id="119" w:author="Проект новой редакции" w:date="2026-10-14T11:21:00Z">
+        <w:r>
+          <w:rPr>
+            <w:rFonts w:ascii="Arial" w:hAnsi="Arial" w:cs="Arial"/>
+            <w:sz w:val="28"/>
+            <w:szCs w:val="28"/>
+            <w:lang w:val="en-US"/>
+          </w:rPr>
+          <w:t>3.8. Paragraph 3.7 does not apply to the Supreme Guardian and Guardians who are political or civil servants.</w:t>
         </w:r>
       </w:ins>
-      <w:del w:id="94" w:author="Проект новой редакции" w:date="2026-10-05T12:54:00Z">
-        <w:r>
-          <w:rPr>
-            <w:rFonts w:ascii="Arial" w:hAnsi="Arial" w:cs="Arial"/>
-            <w:sz w:val="28"/>
-            <w:szCs w:val="28"/>
-            <w:lang w:val="en-US"/>
-          </w:rPr>
-          <w:delText>for the purpose of reaching Foundation’s objects and for its operational purposes</w:delText>
-        </w:r>
-      </w:del>
-      <w:r>
-        <w:rPr>
-          <w:rFonts w:ascii="Arial" w:hAnsi="Arial" w:cs="Arial"/>
-          <w:sz w:val="28"/>
-          <w:szCs w:val="28"/>
-          <w:lang w:val="en-US"/>
-        </w:rPr>
-        <w:t>;</w:t>
-      </w:r>
-    </w:p>
-    <w:p>
-      <w:pPr>
-        <w:spacing w:after="0" w:line="240" w:lineRule="auto"/>
-        <w:ind w:firstLine="708"/>
-        <w:jc w:val="both"/>
-        <w:rPr>
-          <w:rFonts w:ascii="Arial" w:hAnsi="Arial" w:cs="Arial"/>
-          <w:sz w:val="28"/>
-          <w:szCs w:val="28"/>
-          <w:lang w:val="en-US"/>
-        </w:rPr>
-      </w:pPr>
-      <w:ins w:id="95" w:author="Проект новой редакции" w:date="2026-10-05T12:54:00Z">
-        <w:r>
-          <w:rPr>
-            <w:rFonts w:ascii="Arial" w:hAnsi="Arial" w:cs="Arial"/>
-            <w:sz w:val="28"/>
-            <w:szCs w:val="28"/>
-            <w:lang w:val="en-US"/>
-          </w:rPr>
-          <w:t>b</w:t>
+    </w:p>
+    <w:p>
+      <w:pPr>
+        <w:spacing w:after="0" w:line="240" w:lineRule="auto"/>
+        <w:ind w:firstLine="709"/>
+        <w:jc w:val="both"/>
+        <w:rPr>
+          <w:ins w:id="120" w:author="Проект новой редакции" w:date="2026-10-14T11:21:00Z"/>
+          <w:rFonts w:ascii="Arial" w:hAnsi="Arial" w:cs="Arial"/>
+          <w:sz w:val="28"/>
+          <w:szCs w:val="28"/>
+          <w:lang w:val="en-US"/>
+        </w:rPr>
+      </w:pPr>
+      <w:ins w:id="121" w:author="Проект новой редакции" w:date="2026-10-14T11:21:00Z">
+        <w:r>
+          <w:rPr>
+            <w:rFonts w:ascii="Arial" w:hAnsi="Arial" w:cs="Arial"/>
+            <w:sz w:val="28"/>
+            <w:szCs w:val="28"/>
+            <w:lang w:val="en-US"/>
+          </w:rPr>
+          <w:t>3.9. By decision of the Supreme Guardian, the Guardian Council may have a secretary and (or) a working body supporting its activities.</w:t>
         </w:r>
       </w:ins>
-      <w:del w:id="96" w:author="Проект новой редакции" w:date="2026-10-05T12:54:00Z">
-        <w:r>
-          <w:rPr>
-            <w:rFonts w:ascii="Arial" w:hAnsi="Arial" w:cs="Arial"/>
-            <w:sz w:val="28"/>
-            <w:szCs w:val="28"/>
-            <w:lang w:val="en-US"/>
-          </w:rPr>
-          <w:delText>d</w:delText>
-        </w:r>
-      </w:del>
-      <w:r>
-        <w:rPr>
-          <w:rFonts w:ascii="Arial" w:hAnsi="Arial" w:cs="Arial"/>
-          <w:sz w:val="28"/>
-          <w:szCs w:val="28"/>
-          <w:lang w:val="en-US"/>
-        </w:rPr>
-        <w:t>) approves annual reports on the activities of the Foundation presented by the Management Council;</w:t>
-      </w:r>
     </w:p>
     <w:p>
       <w:pPr>
@@ -5237,52 +6265,49 @@
         <w:ind w:firstLine="709"/>
         <w:jc w:val="both"/>
         <w:rPr>
-          <w:rFonts w:ascii="Arial" w:hAnsi="Arial" w:cs="Arial"/>
-          <w:sz w:val="28"/>
-          <w:szCs w:val="28"/>
-          <w:lang w:val="en-US"/>
-        </w:rPr>
-      </w:pPr>
-      <w:ins w:id="97" w:author="Проект новой редакции" w:date="2026-10-05T12:54:00Z">
-        <w:r>
-          <w:rPr>
-            <w:rFonts w:ascii="Arial" w:hAnsi="Arial" w:cs="Arial"/>
-            <w:sz w:val="28"/>
-            <w:szCs w:val="28"/>
-            <w:lang w:val="en-US"/>
-          </w:rPr>
-          <w:t>c</w:t>
+          <w:ins w:id="122" w:author="Проект новой редакции" w:date="2026-10-14T11:21:00Z"/>
+          <w:rFonts w:ascii="Arial" w:hAnsi="Arial" w:cs="Arial"/>
+          <w:sz w:val="28"/>
+          <w:szCs w:val="28"/>
+          <w:lang w:val="en-US"/>
+        </w:rPr>
+      </w:pPr>
+      <w:ins w:id="123" w:author="Проект новой редакции" w:date="2026-10-14T11:21:00Z">
+        <w:r>
+          <w:rPr>
+            <w:rFonts w:ascii="Arial" w:hAnsi="Arial" w:cs="Arial"/>
+            <w:sz w:val="28"/>
+            <w:szCs w:val="28"/>
+            <w:lang w:val="en-US"/>
+          </w:rPr>
+          <w:t>3.10. Matters requiring approval, consent or agreement of the Supreme Guardian (Guardian Council) are submitted by the Management Council in writing, including by e-mail, together with the necessary materials. If within 10 (ten) working days from the date of receipt of the materials the Supreme Guardian (Guardian Council) has not informed the Management Council of his/her decision or of an extension of the review period, the matter is deemed approved (agreed). The review period may be extended once by not more than 10 (ten) working days by written notice to the Management Council. This paragraph does not apply to consent to amendments to the Charter and By-laws (section 2.1.(c), Chapter 15) or to the appointment and removal of members of the Management Council (section 3.5.(a)).</w:t>
         </w:r>
       </w:ins>
-      <w:del w:id="98" w:author="Проект новой редакции" w:date="2026-10-05T12:54:00Z">
-        <w:r>
-          <w:rPr>
-            <w:rFonts w:ascii="Arial" w:hAnsi="Arial" w:cs="Arial"/>
-            <w:sz w:val="28"/>
-            <w:szCs w:val="28"/>
-            <w:lang w:val="en-US"/>
-          </w:rPr>
-          <w:delText>e</w:delText>
-        </w:r>
-      </w:del>
-      <w:r>
-        <w:rPr>
-          <w:rFonts w:ascii="Arial" w:hAnsi="Arial" w:cs="Arial"/>
-          <w:sz w:val="28"/>
-          <w:szCs w:val="28"/>
-          <w:lang w:val="en-US"/>
-        </w:rPr>
-        <w:t>) identifies Foundation’s strategic partners, international organisations, institutions or any other legal and natural persons in relation to Foundation’s objects</w:t>
-      </w:r>
-      <w:r>
-        <w:rPr>
-          <w:rFonts w:ascii="Arial" w:hAnsi="Arial" w:cs="Arial"/>
-          <w:sz w:val="28"/>
-          <w:szCs w:val="28"/>
-          <w:lang w:val="en-US"/>
-        </w:rPr>
-        <w:t>;</w:t>
-      </w:r>
+    </w:p>
+    <w:p>
+      <w:pPr>
+        <w:spacing w:after="0" w:line="240" w:lineRule="auto"/>
+        <w:ind w:firstLine="709"/>
+        <w:jc w:val="both"/>
+        <w:rPr>
+          <w:ins w:id="124" w:author="Проект новой редакции" w:date="2026-10-14T11:21:00Z"/>
+          <w:rFonts w:ascii="Arial" w:hAnsi="Arial" w:cs="Arial"/>
+          <w:sz w:val="28"/>
+          <w:szCs w:val="28"/>
+          <w:lang w:val="en-US"/>
+        </w:rPr>
+      </w:pPr>
+      <w:ins w:id="125" w:author="Проект новой редакции" w:date="2026-10-14T11:21:00Z">
+        <w:r>
+          <w:rPr>
+            <w:rFonts w:ascii="Arial" w:hAnsi="Arial" w:cs="Arial"/>
+            <w:sz w:val="28"/>
+            <w:szCs w:val="28"/>
+            <w:lang w:val="en-US"/>
+          </w:rPr>
+          <w:t>3.11. The Management Council notifies the Supreme Guardian of the approval and amendment of the budget and policies of the Foundation, as well as of the decisions referred to in section 14.1.(a), within 5 (five) working days from the date of the decision, attaching the approved document. The Supreme Guardian may, within 10 (ten) working days from the date of receipt of the notification, send the Management Council a reasoned written objection. The decision is implemented after the expiry of that period if no objection has been sent, or earlier upon written confirmation of the Supreme Guardian. If an objection is sent, the Management Council reconsiders the matter taking the objection into account and notifies the Supreme Guardian of its decision in the same manner.</w:t>
+        </w:r>
+      </w:ins>
     </w:p>
     <w:p>
       <w:pPr>
@@ -5290,1047 +6315,21 @@
         <w:ind w:firstLine="993"/>
         <w:jc w:val="both"/>
         <w:rPr>
-          <w:ins w:id="99" w:author="Проект новой редакции" w:date="2026-10-05T12:54:00Z"/>
-          <w:rFonts w:ascii="Arial" w:hAnsi="Arial" w:cs="Arial"/>
-          <w:sz w:val="28"/>
-          <w:szCs w:val="28"/>
-          <w:lang w:val="en-US"/>
-        </w:rPr>
-      </w:pPr>
-      <w:ins w:id="100" w:author="Проект новой редакции" w:date="2026-10-05T12:54:00Z">
-        <w:r>
-          <w:rPr>
-            <w:rFonts w:ascii="Arial" w:hAnsi="Arial" w:cs="Arial"/>
-            <w:sz w:val="28"/>
-            <w:szCs w:val="28"/>
-            <w:lang w:val="en-US"/>
-          </w:rPr>
-          <w:t>d</w:t>
-        </w:r>
-      </w:ins>
-      <w:del w:id="101" w:author="Проект новой редакции" w:date="2026-10-05T12:54:00Z">
-        <w:r>
-          <w:rPr>
-            <w:rFonts w:ascii="Arial" w:hAnsi="Arial" w:cs="Arial"/>
-            <w:sz w:val="28"/>
-            <w:szCs w:val="28"/>
-            <w:lang w:val="en-US"/>
-          </w:rPr>
-          <w:delText>f</w:delText>
-        </w:r>
-      </w:del>
-      <w:r>
-        <w:rPr>
-          <w:rFonts w:ascii="Arial" w:hAnsi="Arial" w:cs="Arial"/>
-          <w:sz w:val="28"/>
-          <w:szCs w:val="28"/>
-          <w:lang w:val="en-US"/>
-        </w:rPr>
-        <w:t>) determines priority areas of the Foundation’s objects and operations</w:t>
-      </w:r>
-      <w:ins w:id="102" w:author="Проект новой редакции" w:date="2026-10-05T12:54:00Z">
-        <w:r>
-          <w:rPr>
-            <w:rFonts w:ascii="Arial" w:hAnsi="Arial" w:cs="Arial"/>
-            <w:sz w:val="28"/>
-            <w:szCs w:val="28"/>
-            <w:lang w:val="en-US"/>
-          </w:rPr>
-          <w:t>;</w:t>
-        </w:r>
-      </w:ins>
-    </w:p>
-    <w:p>
-      <w:pPr>
-        <w:spacing w:after="0" w:line="240" w:lineRule="auto"/>
-        <w:ind w:firstLine="993"/>
-        <w:jc w:val="both"/>
-        <w:rPr>
-          <w:ins w:id="103" w:author="Проект новой редакции" w:date="2026-10-05T12:54:00Z"/>
-          <w:rFonts w:ascii="Arial" w:hAnsi="Arial" w:cs="Arial"/>
-          <w:sz w:val="28"/>
-          <w:szCs w:val="28"/>
-          <w:lang w:val="en-US"/>
-        </w:rPr>
-      </w:pPr>
-      <w:ins w:id="104" w:author="Проект новой редакции" w:date="2026-10-05T12:54:00Z">
-        <w:r>
-          <w:rPr>
-            <w:rFonts w:ascii="Arial" w:hAnsi="Arial" w:cs="Arial"/>
-            <w:sz w:val="28"/>
-            <w:szCs w:val="28"/>
-            <w:lang w:val="en-US"/>
-          </w:rPr>
-          <w:t>e) approves policies of the Foundation (including human resources, anti-bribery and anti-corruption, anti-money laundering and countering the financing of terrorism, information disclosure, stakeholder engagement and project policies) on proposal of the Management Council.</w:t>
-        </w:r>
-      </w:ins>
-    </w:p>
-    <w:p>
-      <w:pPr>
-        <w:spacing w:after="0" w:line="240" w:lineRule="auto"/>
-        <w:ind w:firstLine="993"/>
-        <w:jc w:val="both"/>
-        <w:rPr>
-          <w:rFonts w:ascii="Arial" w:hAnsi="Arial" w:cs="Arial"/>
-          <w:sz w:val="28"/>
-          <w:szCs w:val="28"/>
-          <w:lang w:val="en-US"/>
-        </w:rPr>
-      </w:pPr>
-      <w:ins w:id="105" w:author="Проект новой редакции" w:date="2026-10-05T12:54:00Z">
-        <w:r>
-          <w:rPr>
-            <w:rFonts w:ascii="Arial" w:hAnsi="Arial" w:cs="Arial"/>
-            <w:sz w:val="28"/>
-            <w:szCs w:val="28"/>
-            <w:lang w:val="en-US"/>
-          </w:rPr>
-          <w:t>Operational expenses of the Foundation, as well as acquisition, disposal and use of Fixed Assets with a value up to the amount specified in sub-paragraph a) of this paragraph, within the approved budget of the Foundation do not require agreement with the Supreme Guardian or approval of the Guardian Council</w:t>
-        </w:r>
-      </w:ins>
-      <w:r>
-        <w:rPr>
-          <w:rFonts w:ascii="Arial" w:hAnsi="Arial" w:cs="Arial"/>
-          <w:sz w:val="28"/>
-          <w:szCs w:val="28"/>
-          <w:lang w:val="en-US"/>
-        </w:rPr>
-        <w:t>.</w:t>
-      </w:r>
-    </w:p>
-    <w:p>
-      <w:pPr>
-        <w:spacing w:after="0" w:line="240" w:lineRule="auto"/>
-        <w:ind w:firstLine="709"/>
-        <w:jc w:val="both"/>
-        <w:rPr>
-          <w:rFonts w:ascii="Arial" w:hAnsi="Arial" w:cs="Arial"/>
-          <w:sz w:val="28"/>
-          <w:szCs w:val="28"/>
-          <w:lang w:val="en-US"/>
-        </w:rPr>
-      </w:pPr>
-    </w:p>
-    <w:p>
-      <w:pPr>
-        <w:spacing w:after="0" w:line="240" w:lineRule="auto"/>
-        <w:ind w:firstLine="709"/>
-        <w:jc w:val="both"/>
-        <w:rPr>
-          <w:rFonts w:ascii="Arial" w:hAnsi="Arial" w:cs="Arial"/>
-          <w:sz w:val="28"/>
-          <w:szCs w:val="28"/>
-          <w:lang w:val="en-US"/>
-        </w:rPr>
-      </w:pPr>
-    </w:p>
-    <w:p>
-      <w:pPr>
-        <w:spacing w:after="0" w:line="240" w:lineRule="auto"/>
-        <w:ind w:firstLine="709"/>
-        <w:jc w:val="both"/>
-        <w:rPr>
-          <w:rFonts w:ascii="Arial" w:hAnsi="Arial" w:cs="Arial"/>
-          <w:sz w:val="28"/>
-          <w:szCs w:val="28"/>
-          <w:lang w:val="en-US"/>
-        </w:rPr>
-      </w:pPr>
-      <w:r>
-        <w:rPr>
-          <w:rFonts w:ascii="Arial" w:hAnsi="Arial" w:cs="Arial"/>
-          <w:sz w:val="28"/>
-          <w:szCs w:val="28"/>
-          <w:lang w:val="en-US"/>
-        </w:rPr>
-        <w:t xml:space="preserve">3.3. </w:t>
-      </w:r>
-      <w:r>
-        <w:rPr>
-          <w:rFonts w:ascii="Arial" w:hAnsi="Arial" w:cs="Arial"/>
-          <w:sz w:val="28"/>
-          <w:szCs w:val="28"/>
-          <w:lang w:val="en-US"/>
-        </w:rPr>
-        <w:t>T</w:t>
-      </w:r>
-      <w:r>
-        <w:rPr>
-          <w:rFonts w:ascii="Arial" w:hAnsi="Arial" w:cs="Arial"/>
-          <w:sz w:val="28"/>
-          <w:szCs w:val="28"/>
-          <w:lang w:val="en-US"/>
-        </w:rPr>
-        <w:t xml:space="preserve">he </w:t>
-      </w:r>
-      <w:r>
-        <w:rPr>
-          <w:rFonts w:ascii="Arial" w:hAnsi="Arial" w:cs="Arial"/>
-          <w:sz w:val="28"/>
-          <w:szCs w:val="28"/>
-          <w:lang w:val="en-US"/>
-        </w:rPr>
-        <w:t xml:space="preserve">Guardian Council may require </w:t>
-      </w:r>
-      <w:r>
-        <w:rPr>
-          <w:rFonts w:ascii="Arial" w:hAnsi="Arial" w:cs="Arial"/>
-          <w:sz w:val="28"/>
-          <w:szCs w:val="28"/>
-          <w:lang w:val="en-US"/>
-        </w:rPr>
-        <w:t>the Manag</w:t>
-      </w:r>
-      <w:r>
-        <w:rPr>
-          <w:rFonts w:ascii="Arial" w:hAnsi="Arial" w:cs="Arial"/>
-          <w:sz w:val="28"/>
-          <w:szCs w:val="28"/>
-          <w:lang w:val="en-US"/>
-        </w:rPr>
-        <w:t>ement</w:t>
-      </w:r>
-      <w:r>
-        <w:rPr>
-          <w:rFonts w:ascii="Arial" w:hAnsi="Arial" w:cs="Arial"/>
-          <w:sz w:val="28"/>
-          <w:szCs w:val="28"/>
-          <w:lang w:val="en-US"/>
-        </w:rPr>
-        <w:t xml:space="preserve"> </w:t>
-      </w:r>
-      <w:r>
-        <w:rPr>
-          <w:rFonts w:ascii="Arial" w:hAnsi="Arial" w:cs="Arial"/>
-          <w:sz w:val="28"/>
-          <w:szCs w:val="28"/>
-          <w:lang w:val="en-US"/>
-        </w:rPr>
-        <w:t xml:space="preserve">Council </w:t>
-      </w:r>
-      <w:r>
-        <w:rPr>
-          <w:rFonts w:ascii="Arial" w:hAnsi="Arial" w:cs="Arial"/>
-          <w:sz w:val="28"/>
-          <w:szCs w:val="28"/>
-          <w:lang w:val="en-US"/>
-        </w:rPr>
-        <w:t>to account to the Guardian Council for the way in which it has:</w:t>
-      </w:r>
-    </w:p>
-    <w:p>
-      <w:pPr>
-        <w:spacing w:after="0" w:line="240" w:lineRule="auto"/>
-        <w:ind w:firstLine="993"/>
-        <w:jc w:val="both"/>
-        <w:rPr>
-          <w:rFonts w:ascii="Arial" w:hAnsi="Arial" w:cs="Arial"/>
-          <w:sz w:val="28"/>
-          <w:szCs w:val="28"/>
-          <w:lang w:val="en-US"/>
-        </w:rPr>
-      </w:pPr>
-      <w:r>
-        <w:rPr>
-          <w:rFonts w:ascii="Arial" w:hAnsi="Arial" w:cs="Arial"/>
-          <w:sz w:val="28"/>
-          <w:szCs w:val="28"/>
-          <w:lang w:val="en-US"/>
-        </w:rPr>
-        <w:t>a</w:t>
-      </w:r>
-      <w:r>
-        <w:rPr>
-          <w:rFonts w:ascii="Arial" w:hAnsi="Arial" w:cs="Arial"/>
-          <w:sz w:val="28"/>
-          <w:szCs w:val="28"/>
-          <w:lang w:val="en-US"/>
-        </w:rPr>
-        <w:t xml:space="preserve">) administered the Foundation’s property; and </w:t>
-      </w:r>
-    </w:p>
-    <w:p>
-      <w:pPr>
-        <w:spacing w:after="0" w:line="240" w:lineRule="auto"/>
-        <w:ind w:firstLine="993"/>
-        <w:jc w:val="both"/>
-        <w:rPr>
-          <w:rFonts w:ascii="Arial" w:hAnsi="Arial" w:cs="Arial"/>
-          <w:sz w:val="28"/>
-          <w:szCs w:val="28"/>
-          <w:lang w:val="en-US"/>
-        </w:rPr>
-      </w:pPr>
-      <w:r>
-        <w:rPr>
-          <w:rFonts w:ascii="Arial" w:hAnsi="Arial" w:cs="Arial"/>
-          <w:sz w:val="28"/>
-          <w:szCs w:val="28"/>
-          <w:lang w:val="en-US"/>
-        </w:rPr>
-        <w:t>b</w:t>
-      </w:r>
-      <w:r>
-        <w:rPr>
-          <w:rFonts w:ascii="Arial" w:hAnsi="Arial" w:cs="Arial"/>
-          <w:sz w:val="28"/>
-          <w:szCs w:val="28"/>
-          <w:lang w:val="en-US"/>
-        </w:rPr>
-        <w:t>) acted to further the Foundation’s objects.</w:t>
-      </w:r>
-    </w:p>
-    <w:p>
-      <w:pPr>
-        <w:spacing w:after="0" w:line="240" w:lineRule="auto"/>
-        <w:ind w:firstLine="709"/>
-        <w:jc w:val="both"/>
-        <w:rPr>
-          <w:rFonts w:ascii="Arial" w:hAnsi="Arial" w:cs="Arial"/>
-          <w:sz w:val="28"/>
-          <w:szCs w:val="28"/>
-          <w:lang w:val="en-US"/>
-        </w:rPr>
-      </w:pPr>
-    </w:p>
-    <w:p>
-      <w:pPr>
-        <w:spacing w:after="0" w:line="240" w:lineRule="auto"/>
-        <w:ind w:firstLine="709"/>
-        <w:jc w:val="both"/>
-        <w:rPr>
-          <w:rFonts w:ascii="Arial" w:hAnsi="Arial" w:cs="Arial"/>
-          <w:sz w:val="28"/>
-          <w:szCs w:val="28"/>
-          <w:lang w:val="en-US"/>
-        </w:rPr>
-      </w:pPr>
-      <w:r>
-        <w:rPr>
-          <w:rFonts w:ascii="Arial" w:hAnsi="Arial" w:cs="Arial"/>
-          <w:sz w:val="28"/>
-          <w:szCs w:val="28"/>
-          <w:lang w:val="en-US"/>
-        </w:rPr>
-        <w:t>3.</w:t>
-      </w:r>
-      <w:r>
-        <w:rPr>
-          <w:rFonts w:ascii="Arial" w:hAnsi="Arial" w:cs="Arial"/>
-          <w:sz w:val="28"/>
-          <w:szCs w:val="28"/>
-          <w:lang w:val="en-US"/>
-        </w:rPr>
-        <w:t>4</w:t>
-      </w:r>
-      <w:r>
-        <w:rPr>
-          <w:rFonts w:ascii="Arial" w:hAnsi="Arial" w:cs="Arial"/>
-          <w:sz w:val="28"/>
-          <w:szCs w:val="28"/>
-          <w:lang w:val="en-US"/>
-        </w:rPr>
-        <w:t xml:space="preserve">. </w:t>
-      </w:r>
-      <w:r>
-        <w:rPr>
-          <w:rFonts w:ascii="Arial" w:hAnsi="Arial" w:cs="Arial"/>
-          <w:sz w:val="28"/>
-          <w:szCs w:val="28"/>
-          <w:lang w:val="en-US"/>
-        </w:rPr>
-        <w:t>T</w:t>
-      </w:r>
-      <w:r>
-        <w:rPr>
-          <w:rFonts w:ascii="Arial" w:hAnsi="Arial" w:cs="Arial"/>
-          <w:sz w:val="28"/>
-          <w:szCs w:val="28"/>
-          <w:lang w:val="en-US"/>
-        </w:rPr>
-        <w:t xml:space="preserve">he </w:t>
-      </w:r>
-      <w:r>
-        <w:rPr>
-          <w:rFonts w:ascii="Arial" w:hAnsi="Arial" w:cs="Arial"/>
-          <w:sz w:val="28"/>
-          <w:szCs w:val="28"/>
-          <w:lang w:val="en-US"/>
-        </w:rPr>
-        <w:t>Guardian Council may not make a decision on matters that are according to this By-</w:t>
-      </w:r>
-      <w:r>
-        <w:rPr>
-          <w:rFonts w:ascii="Arial" w:hAnsi="Arial" w:cs="Arial"/>
-          <w:sz w:val="28"/>
-          <w:szCs w:val="28"/>
-          <w:lang w:val="en-US"/>
-        </w:rPr>
-        <w:t>l</w:t>
-      </w:r>
-      <w:r>
-        <w:rPr>
-          <w:rFonts w:ascii="Arial" w:hAnsi="Arial" w:cs="Arial"/>
-          <w:sz w:val="28"/>
-          <w:szCs w:val="28"/>
-          <w:lang w:val="en-US"/>
-        </w:rPr>
-        <w:t xml:space="preserve">aws </w:t>
-      </w:r>
-      <w:r>
-        <w:rPr>
-          <w:rFonts w:ascii="Arial" w:hAnsi="Arial" w:cs="Arial"/>
-          <w:sz w:val="28"/>
-          <w:szCs w:val="28"/>
-          <w:lang w:val="en-US"/>
-        </w:rPr>
-        <w:t>is power of the Manag</w:t>
-      </w:r>
-      <w:r>
-        <w:rPr>
-          <w:rFonts w:ascii="Arial" w:hAnsi="Arial" w:cs="Arial"/>
-          <w:sz w:val="28"/>
-          <w:szCs w:val="28"/>
-          <w:lang w:val="en-US"/>
-        </w:rPr>
-        <w:t>ement</w:t>
-      </w:r>
-      <w:r>
-        <w:rPr>
-          <w:rFonts w:ascii="Arial" w:hAnsi="Arial" w:cs="Arial"/>
-          <w:sz w:val="28"/>
-          <w:szCs w:val="28"/>
-          <w:lang w:val="en-US"/>
-        </w:rPr>
-        <w:t xml:space="preserve"> Council.</w:t>
-      </w:r>
-    </w:p>
-    <w:p>
-      <w:pPr>
-        <w:spacing w:after="0" w:line="240" w:lineRule="auto"/>
-        <w:ind w:firstLine="709"/>
-        <w:jc w:val="both"/>
-        <w:rPr>
-          <w:rFonts w:ascii="Arial" w:hAnsi="Arial" w:cs="Arial"/>
-          <w:sz w:val="28"/>
-          <w:szCs w:val="28"/>
-          <w:lang w:val="en-US"/>
-        </w:rPr>
-      </w:pPr>
-    </w:p>
-    <w:p>
-      <w:pPr>
-        <w:spacing w:after="0" w:line="240" w:lineRule="auto"/>
-        <w:ind w:firstLine="709"/>
-        <w:jc w:val="both"/>
-        <w:rPr>
-          <w:rFonts w:ascii="Arial" w:hAnsi="Arial" w:cs="Arial"/>
-          <w:sz w:val="28"/>
-          <w:szCs w:val="28"/>
-          <w:lang w:val="en-US"/>
-        </w:rPr>
-      </w:pPr>
-      <w:r>
-        <w:rPr>
-          <w:rFonts w:ascii="Arial" w:hAnsi="Arial" w:cs="Arial"/>
-          <w:sz w:val="28"/>
-          <w:szCs w:val="28"/>
-          <w:lang w:val="en-US"/>
-        </w:rPr>
-        <w:t>3.</w:t>
-      </w:r>
-      <w:r>
-        <w:rPr>
-          <w:rFonts w:ascii="Arial" w:hAnsi="Arial" w:cs="Arial"/>
-          <w:sz w:val="28"/>
-          <w:szCs w:val="28"/>
-          <w:lang w:val="en-US"/>
-        </w:rPr>
-        <w:t>5</w:t>
-      </w:r>
-      <w:r>
-        <w:rPr>
-          <w:rFonts w:ascii="Arial" w:hAnsi="Arial" w:cs="Arial"/>
-          <w:sz w:val="28"/>
-          <w:szCs w:val="28"/>
-          <w:lang w:val="en-US"/>
-        </w:rPr>
-        <w:t xml:space="preserve">. </w:t>
-      </w:r>
-      <w:r>
-        <w:rPr>
-          <w:rFonts w:ascii="Arial" w:hAnsi="Arial" w:cs="Arial"/>
-          <w:sz w:val="28"/>
-          <w:szCs w:val="28"/>
-          <w:lang w:val="en-US"/>
-        </w:rPr>
-        <w:t>T</w:t>
-      </w:r>
-      <w:r>
-        <w:rPr>
-          <w:rFonts w:ascii="Arial" w:hAnsi="Arial" w:cs="Arial"/>
-          <w:sz w:val="28"/>
-          <w:szCs w:val="28"/>
-          <w:lang w:val="en-US"/>
-        </w:rPr>
-        <w:t xml:space="preserve">he </w:t>
-      </w:r>
-      <w:r>
-        <w:rPr>
-          <w:rFonts w:ascii="Arial" w:hAnsi="Arial" w:cs="Arial"/>
-          <w:sz w:val="28"/>
-          <w:szCs w:val="28"/>
-          <w:lang w:val="en-US"/>
-        </w:rPr>
-        <w:t>Supreme Guardian has the f</w:t>
-      </w:r>
-      <w:r>
-        <w:rPr>
-          <w:rFonts w:ascii="Arial" w:hAnsi="Arial" w:cs="Arial"/>
-          <w:sz w:val="28"/>
-          <w:szCs w:val="28"/>
-          <w:lang w:val="en-US"/>
-        </w:rPr>
-        <w:t>ol</w:t>
-      </w:r>
-      <w:r>
-        <w:rPr>
-          <w:rFonts w:ascii="Arial" w:hAnsi="Arial" w:cs="Arial"/>
-          <w:sz w:val="28"/>
-          <w:szCs w:val="28"/>
-          <w:lang w:val="en-US"/>
-        </w:rPr>
-        <w:t>lowing exceptional powers in relation to</w:t>
-      </w:r>
-      <w:r>
-        <w:rPr>
-          <w:rFonts w:ascii="Arial" w:hAnsi="Arial" w:cs="Arial"/>
-          <w:sz w:val="28"/>
-          <w:szCs w:val="28"/>
-          <w:lang w:val="en-US"/>
-        </w:rPr>
-        <w:t xml:space="preserve"> the</w:t>
-      </w:r>
-      <w:r>
-        <w:rPr>
-          <w:rFonts w:ascii="Arial" w:hAnsi="Arial" w:cs="Arial"/>
-          <w:sz w:val="28"/>
-          <w:szCs w:val="28"/>
-          <w:lang w:val="en-US"/>
-        </w:rPr>
-        <w:t xml:space="preserve"> Foundation:</w:t>
-      </w:r>
-    </w:p>
-    <w:p>
-      <w:pPr>
-        <w:spacing w:after="0" w:line="240" w:lineRule="auto"/>
-        <w:ind w:firstLine="993"/>
-        <w:jc w:val="both"/>
-        <w:rPr>
-          <w:rFonts w:ascii="Arial" w:hAnsi="Arial" w:cs="Arial"/>
-          <w:sz w:val="28"/>
-          <w:szCs w:val="28"/>
-          <w:lang w:val="en-US"/>
-        </w:rPr>
-      </w:pPr>
-      <w:r>
-        <w:rPr>
-          <w:rFonts w:ascii="Arial" w:hAnsi="Arial" w:cs="Arial"/>
-          <w:sz w:val="28"/>
-          <w:szCs w:val="28"/>
-          <w:lang w:val="en-US"/>
-        </w:rPr>
-        <w:t xml:space="preserve">a) </w:t>
-      </w:r>
-      <w:r>
-        <w:rPr>
-          <w:rFonts w:ascii="Arial" w:hAnsi="Arial" w:cs="Arial"/>
-          <w:sz w:val="28"/>
-          <w:szCs w:val="28"/>
-          <w:lang w:val="en-US"/>
-        </w:rPr>
-        <w:t>to appoint and remove members of the Management</w:t>
-      </w:r>
-      <w:r>
-        <w:rPr>
-          <w:rFonts w:ascii="Arial" w:hAnsi="Arial" w:cs="Arial"/>
-          <w:sz w:val="28"/>
-          <w:szCs w:val="28"/>
-          <w:lang w:val="en-US"/>
-        </w:rPr>
-        <w:t xml:space="preserve"> Council</w:t>
-      </w:r>
-      <w:r>
-        <w:rPr>
-          <w:rFonts w:ascii="Arial" w:hAnsi="Arial" w:cs="Arial"/>
-          <w:sz w:val="28"/>
-          <w:szCs w:val="28"/>
-          <w:lang w:val="en-US"/>
-        </w:rPr>
-        <w:t>;</w:t>
-      </w:r>
-    </w:p>
-    <w:p>
-      <w:pPr>
-        <w:spacing w:after="0" w:line="240" w:lineRule="auto"/>
-        <w:ind w:firstLine="993"/>
-        <w:jc w:val="both"/>
-        <w:rPr>
-          <w:rFonts w:ascii="Arial" w:hAnsi="Arial" w:cs="Arial"/>
-          <w:sz w:val="28"/>
-          <w:szCs w:val="28"/>
-          <w:lang w:val="en-US"/>
-        </w:rPr>
-      </w:pPr>
-      <w:r>
-        <w:rPr>
-          <w:rFonts w:ascii="Arial" w:hAnsi="Arial" w:cs="Arial"/>
-          <w:sz w:val="28"/>
-          <w:szCs w:val="28"/>
-          <w:lang w:val="en-US"/>
-        </w:rPr>
-        <w:t xml:space="preserve">b) </w:t>
-      </w:r>
-      <w:r>
-        <w:rPr>
-          <w:rFonts w:ascii="Arial" w:hAnsi="Arial" w:cs="Arial"/>
-          <w:sz w:val="28"/>
-          <w:szCs w:val="28"/>
-          <w:lang w:val="en-US"/>
-        </w:rPr>
-        <w:t xml:space="preserve">to </w:t>
-      </w:r>
-      <w:r>
-        <w:rPr>
-          <w:rFonts w:ascii="Arial" w:hAnsi="Arial" w:cs="Arial"/>
-          <w:sz w:val="28"/>
-          <w:szCs w:val="28"/>
-          <w:lang w:val="en-US"/>
-        </w:rPr>
-        <w:t>approve</w:t>
-      </w:r>
-      <w:r>
-        <w:rPr>
-          <w:rFonts w:ascii="Arial" w:hAnsi="Arial" w:cs="Arial"/>
-          <w:sz w:val="28"/>
-          <w:szCs w:val="28"/>
-          <w:lang w:val="en-US"/>
-        </w:rPr>
-        <w:t xml:space="preserve"> the </w:t>
-      </w:r>
-      <w:ins w:id="106" w:author="Проект новой редакции" w:date="2026-10-05T12:54:00Z">
-        <w:r>
-          <w:rPr>
-            <w:rFonts w:ascii="Arial" w:hAnsi="Arial" w:cs="Arial"/>
-            <w:sz w:val="28"/>
-            <w:szCs w:val="28"/>
-            <w:lang w:val="en-US"/>
-          </w:rPr>
-          <w:t>budget</w:t>
-        </w:r>
-      </w:ins>
-      <w:del w:id="107" w:author="Проект новой редакции" w:date="2026-10-05T12:54:00Z">
-        <w:r>
-          <w:rPr>
-            <w:rFonts w:ascii="Arial" w:hAnsi="Arial" w:cs="Arial"/>
-            <w:sz w:val="28"/>
-            <w:szCs w:val="28"/>
-            <w:lang w:val="en-US"/>
-          </w:rPr>
-          <w:delText>F</w:delText>
-        </w:r>
-        <w:r>
-          <w:rPr>
-            <w:rFonts w:ascii="Arial" w:hAnsi="Arial" w:cs="Arial"/>
-            <w:sz w:val="28"/>
-            <w:szCs w:val="28"/>
-            <w:lang w:val="en-US"/>
-          </w:rPr>
-          <w:delText>unds</w:delText>
-        </w:r>
-      </w:del>
-      <w:r>
-        <w:rPr>
-          <w:rFonts w:ascii="Arial" w:hAnsi="Arial" w:cs="Arial"/>
-          <w:sz w:val="28"/>
-          <w:szCs w:val="28"/>
-          <w:lang w:val="en-US"/>
-        </w:rPr>
-        <w:t xml:space="preserve"> </w:t>
-      </w:r>
-      <w:r>
-        <w:rPr>
-          <w:rFonts w:ascii="Arial" w:hAnsi="Arial" w:cs="Arial"/>
-          <w:sz w:val="28"/>
-          <w:szCs w:val="28"/>
-          <w:lang w:val="en-US"/>
-        </w:rPr>
-        <w:t>of the Foundation</w:t>
-      </w:r>
-      <w:r>
-        <w:rPr>
-          <w:rFonts w:ascii="Arial" w:hAnsi="Arial" w:cs="Arial"/>
-          <w:sz w:val="28"/>
-          <w:szCs w:val="28"/>
-          <w:lang w:val="en-US"/>
-        </w:rPr>
-        <w:t xml:space="preserve"> on proposal of the Management Council</w:t>
-      </w:r>
-      <w:r>
-        <w:rPr>
-          <w:rFonts w:ascii="Arial" w:hAnsi="Arial" w:cs="Arial"/>
-          <w:sz w:val="28"/>
-          <w:szCs w:val="28"/>
-          <w:lang w:val="en-US"/>
-        </w:rPr>
-        <w:t xml:space="preserve"> and</w:t>
-      </w:r>
-      <w:ins w:id="108" w:author="Проект новой редакции" w:date="2026-10-05T12:54:00Z">
-        <w:r>
-          <w:rPr>
-            <w:rFonts w:ascii="Arial" w:hAnsi="Arial" w:cs="Arial"/>
-            <w:sz w:val="28"/>
-            <w:szCs w:val="28"/>
-            <w:lang w:val="en-US"/>
-          </w:rPr>
-          <w:t xml:space="preserve"> taking into account</w:t>
-        </w:r>
-      </w:ins>
-      <w:r>
-        <w:rPr>
-          <w:rFonts w:ascii="Arial" w:hAnsi="Arial" w:cs="Arial"/>
-          <w:sz w:val="28"/>
-          <w:szCs w:val="28"/>
-          <w:lang w:val="en-US"/>
-        </w:rPr>
-        <w:t xml:space="preserve"> priority areas identified by the Guardian Council;</w:t>
-      </w:r>
-    </w:p>
-    <w:p>
-      <w:pPr>
-        <w:spacing w:after="0" w:line="240" w:lineRule="auto"/>
-        <w:ind w:firstLine="993"/>
-        <w:jc w:val="both"/>
-        <w:rPr>
-          <w:rFonts w:ascii="Arial" w:hAnsi="Arial" w:cs="Arial"/>
-          <w:sz w:val="28"/>
-          <w:szCs w:val="28"/>
-          <w:lang w:val="en-US"/>
-        </w:rPr>
-      </w:pPr>
-      <w:r>
-        <w:rPr>
-          <w:rFonts w:ascii="Arial" w:hAnsi="Arial" w:cs="Arial"/>
-          <w:sz w:val="28"/>
-          <w:szCs w:val="28"/>
-          <w:lang w:val="en-US"/>
-        </w:rPr>
-        <w:t xml:space="preserve">c) </w:t>
-      </w:r>
-      <w:r>
-        <w:rPr>
-          <w:rFonts w:ascii="Arial" w:hAnsi="Arial" w:cs="Arial"/>
-          <w:sz w:val="28"/>
-          <w:szCs w:val="28"/>
-          <w:lang w:val="en-US"/>
-        </w:rPr>
-        <w:t>to represent the Foundation on all levels; or delegate it to the members of Guardian Council and/or to the Management Council;</w:t>
-      </w:r>
-    </w:p>
-    <w:p>
-      <w:pPr>
-        <w:spacing w:after="0" w:line="240" w:lineRule="auto"/>
-        <w:ind w:firstLine="993"/>
-        <w:jc w:val="both"/>
-        <w:rPr>
-          <w:rFonts w:ascii="Arial" w:hAnsi="Arial" w:cs="Arial"/>
-          <w:sz w:val="28"/>
-          <w:szCs w:val="28"/>
-          <w:lang w:val="en-US"/>
-        </w:rPr>
-      </w:pPr>
-      <w:r>
-        <w:rPr>
-          <w:rFonts w:ascii="Arial" w:hAnsi="Arial" w:cs="Arial"/>
-          <w:sz w:val="28"/>
-          <w:szCs w:val="28"/>
-          <w:lang w:val="en-US"/>
-        </w:rPr>
-        <w:t xml:space="preserve">d) </w:t>
-      </w:r>
-      <w:r>
-        <w:rPr>
-          <w:rFonts w:ascii="Arial" w:hAnsi="Arial" w:cs="Arial"/>
-          <w:sz w:val="28"/>
-          <w:szCs w:val="28"/>
-          <w:lang w:val="en-US"/>
-        </w:rPr>
-        <w:t xml:space="preserve">to decide on convening </w:t>
-      </w:r>
-      <w:del w:id="109" w:author="Проект новой редакции" w:date="2026-10-05T12:54:00Z">
-        <w:r>
-          <w:rPr>
-            <w:rFonts w:ascii="Arial" w:hAnsi="Arial" w:cs="Arial"/>
-            <w:sz w:val="28"/>
-            <w:szCs w:val="28"/>
-            <w:lang w:val="en-US"/>
-          </w:rPr>
-          <w:delText xml:space="preserve">yearly </w:delText>
-        </w:r>
-      </w:del>
-      <w:r>
-        <w:rPr>
-          <w:rFonts w:ascii="Arial" w:hAnsi="Arial" w:cs="Arial"/>
-          <w:sz w:val="28"/>
-          <w:szCs w:val="28"/>
-          <w:lang w:val="en-US"/>
-        </w:rPr>
-        <w:t>annual meetings of the Guardian</w:t>
-      </w:r>
-      <w:del w:id="110" w:author="Проект новой редакции" w:date="2026-10-05T12:54:00Z">
-        <w:r>
-          <w:rPr>
-            <w:rFonts w:ascii="Arial" w:hAnsi="Arial" w:cs="Arial"/>
-            <w:sz w:val="28"/>
-            <w:szCs w:val="28"/>
-            <w:lang w:val="en-US"/>
-          </w:rPr>
-          <w:delText xml:space="preserve"> Council and/or Management</w:delText>
-        </w:r>
-      </w:del>
-      <w:r>
-        <w:rPr>
-          <w:rFonts w:ascii="Arial" w:hAnsi="Arial" w:cs="Arial"/>
-          <w:sz w:val="28"/>
-          <w:szCs w:val="28"/>
-          <w:lang w:val="en-US"/>
-        </w:rPr>
-        <w:t xml:space="preserve"> Council;</w:t>
-      </w:r>
-    </w:p>
-    <w:p>
-      <w:pPr>
-        <w:spacing w:after="0" w:line="240" w:lineRule="auto"/>
-        <w:ind w:firstLine="993"/>
-        <w:jc w:val="both"/>
-        <w:rPr>
-          <w:ins w:id="111" w:author="Проект новой редакции" w:date="2026-10-05T12:54:00Z"/>
-          <w:rFonts w:ascii="Arial" w:hAnsi="Arial" w:cs="Arial"/>
-          <w:sz w:val="28"/>
-          <w:szCs w:val="28"/>
-          <w:lang w:val="en-US"/>
-        </w:rPr>
-      </w:pPr>
-      <w:r>
-        <w:rPr>
-          <w:rFonts w:ascii="Arial" w:hAnsi="Arial" w:cs="Arial"/>
-          <w:sz w:val="28"/>
-          <w:szCs w:val="28"/>
-          <w:lang w:val="en-US"/>
-        </w:rPr>
-        <w:t>e</w:t>
-      </w:r>
-      <w:r>
-        <w:rPr>
-          <w:rFonts w:ascii="Arial" w:hAnsi="Arial" w:cs="Arial"/>
-          <w:sz w:val="28"/>
-          <w:szCs w:val="28"/>
-          <w:lang w:val="en-US"/>
-        </w:rPr>
-        <w:t xml:space="preserve">) </w:t>
-      </w:r>
-      <w:r>
-        <w:rPr>
-          <w:rFonts w:ascii="Arial" w:hAnsi="Arial" w:cs="Arial"/>
-          <w:sz w:val="28"/>
-          <w:szCs w:val="28"/>
-          <w:lang w:val="en-US"/>
-        </w:rPr>
-        <w:t>to exercise control over the effectiveness of governance practices in the Foundation</w:t>
-      </w:r>
-      <w:ins w:id="112" w:author="Проект новой редакции" w:date="2026-10-05T12:54:00Z">
-        <w:r>
-          <w:rPr>
-            <w:rFonts w:ascii="Arial" w:hAnsi="Arial" w:cs="Arial"/>
-            <w:sz w:val="28"/>
-            <w:szCs w:val="28"/>
-            <w:lang w:val="en-US"/>
-          </w:rPr>
-          <w:t>;</w:t>
-        </w:r>
-      </w:ins>
-    </w:p>
-    <w:p>
-      <w:pPr>
-        <w:spacing w:after="0" w:line="240" w:lineRule="auto"/>
-        <w:ind w:firstLine="993"/>
-        <w:jc w:val="both"/>
-        <w:rPr>
-          <w:ins w:id="113" w:author="Проект новой редакции" w:date="2026-10-05T12:54:00Z"/>
-          <w:rFonts w:ascii="Arial" w:hAnsi="Arial" w:cs="Arial"/>
-          <w:sz w:val="28"/>
-          <w:szCs w:val="28"/>
-          <w:lang w:val="en-US"/>
-        </w:rPr>
-      </w:pPr>
-      <w:ins w:id="114" w:author="Проект новой редакции" w:date="2026-10-05T12:54:00Z">
-        <w:r>
-          <w:rPr>
-            <w:rFonts w:ascii="Arial" w:hAnsi="Arial" w:cs="Arial"/>
-            <w:sz w:val="28"/>
-            <w:szCs w:val="28"/>
-            <w:lang w:val="en-US"/>
-          </w:rPr>
-          <w:t>f) to determine and approve Foundation’s development strategies;</w:t>
-        </w:r>
-      </w:ins>
-    </w:p>
-    <w:p>
-      <w:pPr>
-        <w:spacing w:after="0" w:line="240" w:lineRule="auto"/>
-        <w:ind w:firstLine="993"/>
-        <w:jc w:val="both"/>
-        <w:rPr>
-          <w:ins w:id="115" w:author="Проект новой редакции" w:date="2026-10-05T12:54:00Z"/>
-          <w:rFonts w:ascii="Arial" w:hAnsi="Arial" w:cs="Arial"/>
-          <w:sz w:val="28"/>
-          <w:szCs w:val="28"/>
-          <w:lang w:val="en-US"/>
-        </w:rPr>
-      </w:pPr>
-      <w:ins w:id="116" w:author="Проект новой редакции" w:date="2026-10-05T12:54:00Z">
-        <w:r>
-          <w:rPr>
-            <w:rFonts w:ascii="Arial" w:hAnsi="Arial" w:cs="Arial"/>
-            <w:sz w:val="28"/>
-            <w:szCs w:val="28"/>
-            <w:lang w:val="en-US"/>
-          </w:rPr>
-          <w:t>g) to determine salaries and terms of remuneration and bonuses of the Management Council members on proposal of the Management Council;</w:t>
-        </w:r>
-      </w:ins>
-    </w:p>
-    <w:p>
-      <w:pPr>
-        <w:spacing w:after="0" w:line="240" w:lineRule="auto"/>
-        <w:ind w:firstLine="993"/>
-        <w:jc w:val="both"/>
-        <w:rPr>
-          <w:ins w:id="117" w:author="Проект новой редакции" w:date="2026-10-05T12:54:00Z"/>
-          <w:rFonts w:ascii="Arial" w:hAnsi="Arial" w:cs="Arial"/>
-          <w:sz w:val="28"/>
-          <w:szCs w:val="28"/>
-          <w:lang w:val="en-US"/>
-        </w:rPr>
-      </w:pPr>
-      <w:ins w:id="118" w:author="Проект новой редакции" w:date="2026-10-05T12:54:00Z">
-        <w:r>
-          <w:rPr>
-            <w:rFonts w:ascii="Arial" w:hAnsi="Arial" w:cs="Arial"/>
-            <w:sz w:val="28"/>
-            <w:szCs w:val="28"/>
-            <w:lang w:val="en-US"/>
-          </w:rPr>
-          <w:t>h) to appoint and remove Guardians of the Guardian Council.</w:t>
-        </w:r>
-      </w:ins>
-    </w:p>
-    <w:p>
-      <w:pPr>
-        <w:spacing w:after="0" w:line="240" w:lineRule="auto"/>
-        <w:ind w:firstLine="709"/>
-        <w:jc w:val="both"/>
-        <w:rPr>
-          <w:ins w:id="119" w:author="Проект новой редакции" w:date="2026-10-05T12:54:00Z"/>
-          <w:rFonts w:ascii="Arial" w:hAnsi="Arial" w:cs="Arial"/>
-          <w:sz w:val="28"/>
-          <w:szCs w:val="28"/>
-          <w:lang w:val="en-US"/>
-        </w:rPr>
-      </w:pPr>
-      <w:ins w:id="120" w:author="Проект новой редакции" w:date="2026-10-05T12:54:00Z">
-        <w:r>
-          <w:rPr>
-            <w:rFonts w:ascii="Arial" w:hAnsi="Arial" w:cs="Arial"/>
-            <w:sz w:val="28"/>
-            <w:szCs w:val="28"/>
-            <w:lang w:val="en-US"/>
-          </w:rPr>
-          <w:t>3.6. The activities of the Guardian Council are financed from the funds of the Foundation.</w:t>
-        </w:r>
-      </w:ins>
-    </w:p>
-    <w:p>
-      <w:pPr>
-        <w:spacing w:after="0" w:line="240" w:lineRule="auto"/>
-        <w:ind w:firstLine="709"/>
-        <w:jc w:val="both"/>
-        <w:rPr>
-          <w:ins w:id="121" w:author="Проект новой редакции" w:date="2026-10-05T12:54:00Z"/>
-          <w:rFonts w:ascii="Arial" w:hAnsi="Arial" w:cs="Arial"/>
-          <w:sz w:val="28"/>
-          <w:szCs w:val="28"/>
-          <w:lang w:val="en-US"/>
-        </w:rPr>
-      </w:pPr>
-      <w:ins w:id="122" w:author="Проект новой редакции" w:date="2026-10-05T12:54:00Z">
-        <w:r>
-          <w:rPr>
-            <w:rFonts w:ascii="Arial" w:hAnsi="Arial" w:cs="Arial"/>
-            <w:sz w:val="28"/>
-            <w:szCs w:val="28"/>
-            <w:lang w:val="en-US"/>
-          </w:rPr>
-          <w:t>3.7. Salaries, remuneration and bonuses of the Supreme Guardian and Guardians are determined collectively by the Guardian Council and approved at its meeting, and in the absence of Guardians — by the Supreme Guardian individually. The Guardian Council notifies the Founder of the decision taken by sending the minutes of the meeting.</w:t>
-        </w:r>
-      </w:ins>
-    </w:p>
-    <w:p>
-      <w:pPr>
-        <w:spacing w:after="0" w:line="240" w:lineRule="auto"/>
-        <w:ind w:firstLine="709"/>
-        <w:jc w:val="both"/>
-        <w:rPr>
-          <w:ins w:id="123" w:author="Проект новой редакции" w:date="2026-10-05T12:54:00Z"/>
-          <w:rFonts w:ascii="Arial" w:hAnsi="Arial" w:cs="Arial"/>
-          <w:sz w:val="28"/>
-          <w:szCs w:val="28"/>
-          <w:lang w:val="en-US"/>
-        </w:rPr>
-      </w:pPr>
-      <w:ins w:id="124" w:author="Проект новой редакции" w:date="2026-10-05T12:54:00Z">
-        <w:r>
-          <w:rPr>
-            <w:rFonts w:ascii="Arial" w:hAnsi="Arial" w:cs="Arial"/>
-            <w:sz w:val="28"/>
-            <w:szCs w:val="28"/>
-            <w:lang w:val="en-US"/>
-          </w:rPr>
-          <w:t>3.8. Paragraph 3.7 does not apply to the Supreme Guardian and Guardians who are political or civil servants.</w:t>
-        </w:r>
-      </w:ins>
-    </w:p>
-    <w:p>
-      <w:pPr>
-        <w:spacing w:after="0" w:line="240" w:lineRule="auto"/>
-        <w:ind w:firstLine="993"/>
-        <w:jc w:val="both"/>
-        <w:rPr>
-          <w:rFonts w:ascii="Arial" w:hAnsi="Arial" w:cs="Arial"/>
-          <w:sz w:val="28"/>
-          <w:szCs w:val="28"/>
-          <w:lang w:val="en-US"/>
-        </w:rPr>
-      </w:pPr>
-      <w:ins w:id="125" w:author="Проект новой редакции" w:date="2026-10-05T12:54:00Z">
-        <w:r>
-          <w:rPr>
-            <w:rFonts w:ascii="Arial" w:hAnsi="Arial" w:cs="Arial"/>
-            <w:sz w:val="28"/>
-            <w:szCs w:val="28"/>
-            <w:lang w:val="en-US"/>
-          </w:rPr>
-          <w:t>3.9. By decision of the Supreme Guardian, the Guardian Council may have a secretary and (or) a working body supporting its activities</w:t>
+          <w:rFonts w:ascii="Arial" w:hAnsi="Arial" w:cs="Arial"/>
+          <w:sz w:val="28"/>
+          <w:szCs w:val="28"/>
+          <w:lang w:val="en-US"/>
+        </w:rPr>
+      </w:pPr>
+      <w:ins w:id="126" w:author="Проект новой редакции" w:date="2026-10-14T11:21:00Z">
+        <w:r>
+          <w:rPr>
+            <w:rFonts w:ascii="Arial" w:hAnsi="Arial" w:cs="Arial"/>
+            <w:sz w:val="28"/>
+            <w:szCs w:val="28"/>
+            <w:lang w:val="en-US"/>
+          </w:rPr>
+          <w:t>3.12. During his/her temporary absence, the Supreme Guardian may instruct one of the Guardians in writing to consider the matters referred to in paragraphs 3.10 and 3.11. If the office of the Supreme Guardian is vacant, the materials and notifications referred to in paragraphs 3.10 and 3.11 are sent to the Guardian Council, and in the absence of Guardians, to the Founder; the periods and the consequences of their non-consideration are determined by paragraphs 3.10 and 3.11</w:t>
         </w:r>
       </w:ins>
       <w:r>
@@ -7148,7 +7147,7 @@
         </w:rPr>
         <w:t xml:space="preserve"> of the Guardian</w:t>
       </w:r>
-      <w:ins w:id="126" w:author="Проект новой редакции" w:date="2026-10-05T12:54:00Z">
+      <w:ins w:id="127" w:author="Проект новой редакции" w:date="2026-10-14T11:21:00Z">
         <w:r>
           <w:rPr>
             <w:rFonts w:ascii="Arial" w:hAnsi="Arial" w:cs="Arial"/>
@@ -7159,7 +7158,7 @@
           <w:t>, including the Supreme Guardian;</w:t>
         </w:r>
       </w:ins>
-      <w:del w:id="127" w:author="Проект новой редакции" w:date="2026-10-05T12:54:00Z">
+      <w:del w:id="128" w:author="Проект новой редакции" w:date="2026-10-14T11:21:00Z">
         <w:r>
           <w:rPr>
             <w:rFonts w:ascii="Arial" w:hAnsi="Arial" w:cs="Arial"/>
@@ -7201,7 +7200,7 @@
         </w:rPr>
         <w:t xml:space="preserve"> pursuant to section 2.1.(b) </w:t>
       </w:r>
-      <w:ins w:id="128" w:author="Проект новой редакции" w:date="2026-10-05T12:54:00Z">
+      <w:ins w:id="129" w:author="Проект новой редакции" w:date="2026-10-14T11:21:00Z">
         <w:r>
           <w:rPr>
             <w:rFonts w:ascii="Arial" w:hAnsi="Arial" w:cs="Arial"/>
@@ -7279,7 +7278,7 @@
         </w:rPr>
         <w:t xml:space="preserve"> </w:t>
       </w:r>
-      <w:ins w:id="129" w:author="Проект новой редакции" w:date="2026-10-05T12:54:00Z">
+      <w:ins w:id="130" w:author="Проект новой редакции" w:date="2026-10-14T11:21:00Z">
         <w:r>
           <w:rPr>
             <w:rFonts w:ascii="Arial" w:hAnsi="Arial" w:cs="Arial"/>
@@ -7299,7 +7298,7 @@
         </w:rPr>
         <w:t>Guardian by notice to the Founder</w:t>
       </w:r>
-      <w:ins w:id="130" w:author="Проект новой редакции" w:date="2026-10-05T12:54:00Z">
+      <w:ins w:id="131" w:author="Проект новой редакции" w:date="2026-10-14T11:21:00Z">
         <w:r>
           <w:rPr>
             <w:rFonts w:ascii="Arial" w:hAnsi="Arial" w:cs="Arial"/>
@@ -7319,7 +7318,7 @@
         </w:rPr>
         <w:t xml:space="preserve"> provided that a replacement</w:t>
       </w:r>
-      <w:del w:id="131" w:author="Проект новой редакции" w:date="2026-10-05T12:54:00Z">
+      <w:del w:id="132" w:author="Проект новой редакции" w:date="2026-10-14T11:21:00Z">
         <w:r>
           <w:rPr>
             <w:rFonts w:ascii="Arial" w:hAnsi="Arial" w:cs="Arial"/>
@@ -7490,7 +7489,7 @@
         </w:rPr>
         <w:t xml:space="preserve">.3. </w:t>
       </w:r>
-      <w:ins w:id="132" w:author="Проект новой редакции" w:date="2026-10-05T12:54:00Z">
+      <w:ins w:id="133" w:author="Проект новой редакции" w:date="2026-10-14T11:21:00Z">
         <w:r>
           <w:rPr>
             <w:rFonts w:ascii="Arial" w:hAnsi="Arial" w:cs="Arial"/>
@@ -7501,7 +7500,7 @@
           <w:t xml:space="preserve">The Supreme </w:t>
         </w:r>
       </w:ins>
-      <w:del w:id="133" w:author="Проект новой редакции" w:date="2026-10-05T12:54:00Z">
+      <w:del w:id="134" w:author="Проект новой редакции" w:date="2026-10-14T11:21:00Z">
         <w:r>
           <w:rPr>
             <w:rFonts w:ascii="Arial" w:hAnsi="Arial" w:cs="Arial"/>
@@ -7521,7 +7520,7 @@
         </w:rPr>
         <w:t xml:space="preserve">Guardian </w:t>
       </w:r>
-      <w:del w:id="134" w:author="Проект новой редакции" w:date="2026-10-05T12:54:00Z">
+      <w:del w:id="135" w:author="Проект новой редакции" w:date="2026-10-14T11:21:00Z">
         <w:r>
           <w:rPr>
             <w:rFonts w:ascii="Arial" w:hAnsi="Arial" w:cs="Arial"/>
@@ -7541,15 +7540,33 @@
         </w:rPr>
         <w:t>may automatically be re-appointed for a new period with written approval of the Founder</w:t>
       </w:r>
-      <w:ins w:id="135" w:author="Проект новой редакции" w:date="2026-10-05T12:54:00Z">
-        <w:r>
-          <w:rPr>
-            <w:rFonts w:ascii="Arial" w:hAnsi="Arial" w:cs="Arial"/>
-            <w:sz w:val="28"/>
-            <w:szCs w:val="28"/>
-            <w:lang w:val="en-US"/>
-          </w:rPr>
-          <w:t>, and the Guardian — with written approval of the Supreme Guardian</w:t>
+      <w:ins w:id="136" w:author="Проект новой редакции" w:date="2026-10-14T11:21:00Z">
+        <w:r>
+          <w:rPr>
+            <w:rFonts w:ascii="Arial" w:hAnsi="Arial" w:cs="Arial"/>
+            <w:sz w:val="28"/>
+            <w:szCs w:val="28"/>
+            <w:lang w:val="en-US"/>
+          </w:rPr>
+          <w:t xml:space="preserve">, and the Guardian </w:t>
+        </w:r>
+        <w:r>
+          <w:rPr>
+            <w:rFonts w:ascii="Arial" w:hAnsi="Arial" w:cs="Arial"/>
+            <w:sz w:val="28"/>
+            <w:szCs w:val="28"/>
+            <w:lang w:val="en-US"/>
+          </w:rPr>
+          <w:t>–</w:t>
+        </w:r>
+        <w:r>
+          <w:rPr>
+            <w:rFonts w:ascii="Arial" w:hAnsi="Arial" w:cs="Arial"/>
+            <w:sz w:val="28"/>
+            <w:szCs w:val="28"/>
+            <w:lang w:val="en-US"/>
+          </w:rPr>
+          <w:t xml:space="preserve"> with written approval of the Supreme Guardian</w:t>
         </w:r>
       </w:ins>
       <w:r>
@@ -7730,7 +7747,7 @@
         </w:rPr>
         <w:t xml:space="preserve">erson is also a member of the </w:t>
       </w:r>
-      <w:ins w:id="136" w:author="Проект новой редакции" w:date="2026-10-05T12:54:00Z">
+      <w:ins w:id="137" w:author="Проект новой редакции" w:date="2026-10-14T11:21:00Z">
         <w:r>
           <w:rPr>
             <w:rFonts w:ascii="Arial" w:hAnsi="Arial" w:cs="Arial"/>
@@ -7741,7 +7758,7 @@
           <w:t>Management</w:t>
         </w:r>
       </w:ins>
-      <w:del w:id="137" w:author="Проект новой редакции" w:date="2026-10-05T12:54:00Z">
+      <w:del w:id="138" w:author="Проект новой редакции" w:date="2026-10-14T11:21:00Z">
         <w:r>
           <w:rPr>
             <w:rFonts w:ascii="Arial" w:hAnsi="Arial" w:cs="Arial"/>
@@ -7768,22 +7785,22 @@
         <w:ind w:firstLine="709"/>
         <w:jc w:val="both"/>
         <w:rPr>
-          <w:ins w:id="138" w:author="Проект новой редакции" w:date="2026-10-05T12:54:00Z"/>
-          <w:rFonts w:ascii="Arial" w:hAnsi="Arial" w:cs="Arial"/>
-          <w:sz w:val="28"/>
-          <w:szCs w:val="28"/>
-          <w:lang w:val="en-US"/>
-        </w:rPr>
-      </w:pPr>
-      <w:ins w:id="139" w:author="Проект новой редакции" w:date="2026-10-05T12:54:00Z">
-        <w:r>
-          <w:rPr>
-            <w:rFonts w:ascii="Arial" w:hAnsi="Arial" w:cs="Arial"/>
-            <w:sz w:val="28"/>
-            <w:szCs w:val="28"/>
-            <w:lang w:val="en-US"/>
-          </w:rPr>
-          <w:t>5.6. Dismissal of the Supreme Guardian does not terminate the powers of the Guardians. Until a new Supreme Guardian is appointed, the Guardian Council acts collectively under the chairmanship of a Guardian elected by its members; the exceptional powers of the Supreme Guardian provided for in paragraph 3.5 are not exercised.</w:t>
+          <w:ins w:id="139" w:author="Проект новой редакции" w:date="2026-10-14T11:21:00Z"/>
+          <w:rFonts w:ascii="Arial" w:hAnsi="Arial" w:cs="Arial"/>
+          <w:sz w:val="28"/>
+          <w:szCs w:val="28"/>
+          <w:lang w:val="en-US"/>
+        </w:rPr>
+      </w:pPr>
+      <w:ins w:id="140" w:author="Проект новой редакции" w:date="2026-10-14T11:21:00Z">
+        <w:r>
+          <w:rPr>
+            <w:rFonts w:ascii="Arial" w:hAnsi="Arial" w:cs="Arial"/>
+            <w:sz w:val="28"/>
+            <w:szCs w:val="28"/>
+            <w:lang w:val="en-US"/>
+          </w:rPr>
+          <w:t>5.6. Dismissal of the Supreme Guardian does not terminate the powers of the Guardians. Until a new Supreme Guardian is appointed, the Guardian Council acts collectively under the chairmanship of a Guardian elected by its members; the exceptional powers of the Supreme Guardian provided for in sections 3.5.(a), 3.5.(f) and 3.5.(h) are not exercised; paragraph 3.12 applies to other matters.</w:t>
         </w:r>
       </w:ins>
     </w:p>
@@ -8009,7 +8026,7 @@
         </w:rPr>
         <w:t xml:space="preserve"> on the position of </w:t>
       </w:r>
-      <w:ins w:id="140" w:author="Проект новой редакции" w:date="2026-10-05T12:54:00Z">
+      <w:ins w:id="141" w:author="Проект новой редакции" w:date="2026-10-14T11:21:00Z">
         <w:r>
           <w:rPr>
             <w:rFonts w:ascii="Arial" w:hAnsi="Arial" w:cs="Arial"/>
@@ -8020,7 +8037,7 @@
           <w:t>Chief Executive Officer (CEO), Head of Project Office</w:t>
         </w:r>
       </w:ins>
-      <w:del w:id="141" w:author="Проект новой редакции" w:date="2026-10-05T12:54:00Z">
+      <w:del w:id="142" w:author="Проект новой редакции" w:date="2026-10-14T11:21:00Z">
         <w:r>
           <w:rPr>
             <w:rFonts w:ascii="Arial" w:hAnsi="Arial" w:cs="Arial"/>
@@ -8062,7 +8079,7 @@
         </w:rPr>
         <w:t xml:space="preserve">b) </w:t>
       </w:r>
-      <w:ins w:id="142" w:author="Проект новой редакции" w:date="2026-10-05T12:54:00Z">
+      <w:ins w:id="143" w:author="Проект новой редакции" w:date="2026-10-14T11:21:00Z">
         <w:r>
           <w:rPr>
             <w:rFonts w:ascii="Arial" w:hAnsi="Arial" w:cs="Arial"/>
@@ -8082,7 +8099,7 @@
         </w:rPr>
         <w:t xml:space="preserve">Council on the position of </w:t>
       </w:r>
-      <w:ins w:id="143" w:author="Проект новой редакции" w:date="2026-10-05T12:54:00Z">
+      <w:ins w:id="144" w:author="Проект новой редакции" w:date="2026-10-14T11:21:00Z">
         <w:r>
           <w:rPr>
             <w:rFonts w:ascii="Arial" w:hAnsi="Arial" w:cs="Arial"/>
@@ -8093,7 +8110,7 @@
           <w:t>Deputy CEO</w:t>
         </w:r>
       </w:ins>
-      <w:del w:id="144" w:author="Проект новой редакции" w:date="2026-10-05T12:54:00Z">
+      <w:del w:id="145" w:author="Проект новой редакции" w:date="2026-10-14T11:21:00Z">
         <w:r>
           <w:rPr>
             <w:rFonts w:ascii="Arial" w:hAnsi="Arial" w:cs="Arial"/>
@@ -8120,7 +8137,7 @@
         <w:ind w:firstLine="993"/>
         <w:jc w:val="both"/>
         <w:rPr>
-          <w:del w:id="145" w:author="Проект новой редакции" w:date="2026-10-05T12:54:00Z"/>
+          <w:del w:id="146" w:author="Проект новой редакции" w:date="2026-10-14T11:21:00Z"/>
           <w:rFonts w:ascii="Arial" w:hAnsi="Arial" w:cs="Arial"/>
           <w:sz w:val="28"/>
           <w:szCs w:val="28"/>
@@ -8136,7 +8153,7 @@
         </w:rPr>
         <w:t xml:space="preserve">c) </w:t>
       </w:r>
-      <w:ins w:id="146" w:author="Проект новой редакции" w:date="2026-10-05T12:54:00Z">
+      <w:ins w:id="147" w:author="Проект новой редакции" w:date="2026-10-14T11:21:00Z">
         <w:r>
           <w:rPr>
             <w:rFonts w:ascii="Arial" w:hAnsi="Arial" w:cs="Arial"/>
@@ -8156,7 +8173,7 @@
         </w:rPr>
         <w:t xml:space="preserve">Council on </w:t>
       </w:r>
-      <w:ins w:id="147" w:author="Проект новой редакции" w:date="2026-10-05T12:54:00Z">
+      <w:ins w:id="148" w:author="Проект новой редакции" w:date="2026-10-14T11:21:00Z">
         <w:r>
           <w:rPr>
             <w:rFonts w:ascii="Arial" w:hAnsi="Arial" w:cs="Arial"/>
@@ -8176,7 +8193,7 @@
         </w:rPr>
         <w:t>position</w:t>
       </w:r>
-      <w:del w:id="148" w:author="Проект новой редакции" w:date="2026-10-05T12:54:00Z">
+      <w:del w:id="149" w:author="Проект новой редакции" w:date="2026-10-14T11:21:00Z">
         <w:r>
           <w:rPr>
             <w:rFonts w:ascii="Arial" w:hAnsi="Arial" w:cs="Arial"/>
@@ -8200,7 +8217,7 @@
           <w:lang w:val="en-US"/>
         </w:rPr>
       </w:pPr>
-      <w:del w:id="149" w:author="Проект новой редакции" w:date="2026-10-05T12:54:00Z">
+      <w:del w:id="150" w:author="Проект новой редакции" w:date="2026-10-14T11:21:00Z">
         <w:r>
           <w:rPr>
             <w:rFonts w:ascii="Arial" w:hAnsi="Arial" w:cs="Arial"/>
@@ -8220,7 +8237,7 @@
         </w:rPr>
         <w:t xml:space="preserve"> of </w:t>
       </w:r>
-      <w:ins w:id="150" w:author="Проект новой редакции" w:date="2026-10-05T12:54:00Z">
+      <w:ins w:id="151" w:author="Проект новой редакции" w:date="2026-10-14T11:21:00Z">
         <w:r>
           <w:rPr>
             <w:rFonts w:ascii="Arial" w:hAnsi="Arial" w:cs="Arial"/>
@@ -8231,7 +8248,7 @@
           <w:t>Deputy CEO on administrative issues</w:t>
         </w:r>
       </w:ins>
-      <w:del w:id="151" w:author="Проект новой редакции" w:date="2026-10-05T12:54:00Z">
+      <w:del w:id="152" w:author="Проект новой редакции" w:date="2026-10-14T11:21:00Z">
         <w:r>
           <w:rPr>
             <w:rFonts w:ascii="Arial" w:hAnsi="Arial" w:cs="Arial"/>
@@ -8362,7 +8379,7 @@
         </w:rPr>
         <w:t xml:space="preserve">According to section </w:t>
       </w:r>
-      <w:ins w:id="152" w:author="Проект новой редакции" w:date="2026-10-05T12:54:00Z">
+      <w:ins w:id="153" w:author="Проект новой редакции" w:date="2026-10-14T11:21:00Z">
         <w:r>
           <w:rPr>
             <w:rFonts w:ascii="Arial" w:hAnsi="Arial" w:cs="Arial"/>
@@ -8382,7 +8399,7 @@
         </w:rPr>
         <w:t>5</w:t>
       </w:r>
-      <w:ins w:id="153" w:author="Проект новой редакции" w:date="2026-10-05T12:54:00Z">
+      <w:ins w:id="154" w:author="Проект новой редакции" w:date="2026-10-14T11:21:00Z">
         <w:r>
           <w:rPr>
             <w:rFonts w:ascii="Arial" w:hAnsi="Arial" w:cs="Arial"/>
@@ -8393,7 +8410,7 @@
           <w:t>.(a),</w:t>
         </w:r>
       </w:ins>
-      <w:del w:id="154" w:author="Проект новой редакции" w:date="2026-10-05T12:54:00Z">
+      <w:del w:id="155" w:author="Проект новой редакции" w:date="2026-10-14T11:21:00Z">
         <w:r>
           <w:rPr>
             <w:rFonts w:ascii="Arial" w:hAnsi="Arial" w:cs="Arial"/>
@@ -8429,7 +8446,7 @@
         <w:ind w:firstLine="993"/>
         <w:jc w:val="both"/>
         <w:rPr>
-          <w:del w:id="155" w:author="Проект новой редакции" w:date="2026-10-05T12:54:00Z"/>
+          <w:del w:id="156" w:author="Проект новой редакции" w:date="2026-10-14T11:21:00Z"/>
           <w:rFonts w:ascii="Arial" w:hAnsi="Arial" w:cs="Arial"/>
           <w:sz w:val="28"/>
           <w:szCs w:val="28"/>
@@ -8463,7 +8480,7 @@
         </w:rPr>
         <w:t xml:space="preserve">Council on the position of CEO, </w:t>
       </w:r>
-      <w:del w:id="156" w:author="Проект новой редакции" w:date="2026-10-05T12:54:00Z">
+      <w:del w:id="157" w:author="Проект новой редакции" w:date="2026-10-14T11:21:00Z">
         <w:r>
           <w:rPr>
             <w:rFonts w:ascii="Arial" w:hAnsi="Arial" w:cs="Arial"/>
@@ -8499,14 +8516,14 @@
         <w:ind w:firstLine="993"/>
         <w:jc w:val="both"/>
         <w:rPr>
-          <w:del w:id="157" w:author="Проект новой редакции" w:date="2026-10-05T12:54:00Z"/>
-          <w:rFonts w:ascii="Arial" w:hAnsi="Arial" w:cs="Arial"/>
-          <w:sz w:val="28"/>
-          <w:szCs w:val="28"/>
-          <w:lang w:val="en-US"/>
-        </w:rPr>
-      </w:pPr>
-      <w:del w:id="158" w:author="Проект новой редакции" w:date="2026-10-05T12:54:00Z">
+          <w:del w:id="158" w:author="Проект новой редакции" w:date="2026-10-14T11:21:00Z"/>
+          <w:rFonts w:ascii="Arial" w:hAnsi="Arial" w:cs="Arial"/>
+          <w:sz w:val="28"/>
+          <w:szCs w:val="28"/>
+          <w:lang w:val="en-US"/>
+        </w:rPr>
+      </w:pPr>
+      <w:del w:id="159" w:author="Проект новой редакции" w:date="2026-10-14T11:21:00Z">
         <w:r>
           <w:rPr>
             <w:rFonts w:ascii="Arial" w:hAnsi="Arial" w:cs="Arial"/>
@@ -8542,14 +8559,14 @@
         <w:ind w:firstLine="993"/>
         <w:jc w:val="both"/>
         <w:rPr>
-          <w:del w:id="159" w:author="Проект новой редакции" w:date="2026-10-05T12:54:00Z"/>
-          <w:rFonts w:ascii="Arial" w:hAnsi="Arial" w:cs="Arial"/>
-          <w:sz w:val="28"/>
-          <w:szCs w:val="28"/>
-          <w:lang w:val="en-US"/>
-        </w:rPr>
-      </w:pPr>
-      <w:del w:id="160" w:author="Проект новой редакции" w:date="2026-10-05T12:54:00Z">
+          <w:del w:id="160" w:author="Проект новой редакции" w:date="2026-10-14T11:21:00Z"/>
+          <w:rFonts w:ascii="Arial" w:hAnsi="Arial" w:cs="Arial"/>
+          <w:sz w:val="28"/>
+          <w:szCs w:val="28"/>
+          <w:lang w:val="en-US"/>
+        </w:rPr>
+      </w:pPr>
+      <w:del w:id="161" w:author="Проект новой редакции" w:date="2026-10-14T11:21:00Z">
         <w:r>
           <w:rPr>
             <w:rFonts w:ascii="Arial" w:hAnsi="Arial" w:cs="Arial"/>
@@ -8591,7 +8608,7 @@
           <w:lang w:val="en-US"/>
         </w:rPr>
       </w:pPr>
-      <w:del w:id="161" w:author="Проект новой редакции" w:date="2026-10-05T12:54:00Z">
+      <w:del w:id="162" w:author="Проект новой редакции" w:date="2026-10-14T11:21:00Z">
         <w:r>
           <w:rPr>
             <w:rFonts w:ascii="Arial" w:hAnsi="Arial" w:cs="Arial"/>
@@ -8629,7 +8646,7 @@
         </w:rPr>
         <w:t>” years from the date of appointment and written consent</w:t>
       </w:r>
-      <w:ins w:id="162" w:author="Проект новой редакции" w:date="2026-10-05T12:54:00Z">
+      <w:ins w:id="163" w:author="Проект новой редакции" w:date="2026-10-14T11:21:00Z">
         <w:r>
           <w:rPr>
             <w:rFonts w:ascii="Arial" w:hAnsi="Arial" w:cs="Arial"/>
@@ -8640,7 +8657,7 @@
           <w:t>;</w:t>
         </w:r>
       </w:ins>
-      <w:del w:id="163" w:author="Проект новой редакции" w:date="2026-10-05T12:54:00Z">
+      <w:del w:id="164" w:author="Проект новой редакции" w:date="2026-10-14T11:21:00Z">
         <w:r>
           <w:rPr>
             <w:rFonts w:ascii="Arial" w:hAnsi="Arial" w:cs="Arial"/>
@@ -8658,14 +8675,14 @@
         <w:ind w:firstLine="993"/>
         <w:jc w:val="both"/>
         <w:rPr>
-          <w:ins w:id="164" w:author="Проект новой редакции" w:date="2026-10-05T12:54:00Z"/>
-          <w:rFonts w:ascii="Arial" w:hAnsi="Arial" w:cs="Arial"/>
-          <w:sz w:val="28"/>
-          <w:szCs w:val="28"/>
-          <w:lang w:val="en-US"/>
-        </w:rPr>
-      </w:pPr>
-      <w:ins w:id="165" w:author="Проект новой редакции" w:date="2026-10-05T12:54:00Z">
+          <w:ins w:id="165" w:author="Проект новой редакции" w:date="2026-10-14T11:21:00Z"/>
+          <w:rFonts w:ascii="Arial" w:hAnsi="Arial" w:cs="Arial"/>
+          <w:sz w:val="28"/>
+          <w:szCs w:val="28"/>
+          <w:lang w:val="en-US"/>
+        </w:rPr>
+      </w:pPr>
+      <w:ins w:id="166" w:author="Проект новой редакции" w:date="2026-10-14T11:21:00Z">
         <w:r>
           <w:rPr>
             <w:rFonts w:ascii="Arial" w:hAnsi="Arial" w:cs="Arial"/>
@@ -8683,14 +8700,14 @@
         <w:ind w:firstLine="993"/>
         <w:jc w:val="both"/>
         <w:rPr>
-          <w:ins w:id="166" w:author="Проект новой редакции" w:date="2026-10-05T12:54:00Z"/>
-          <w:rFonts w:ascii="Arial" w:hAnsi="Arial" w:cs="Arial"/>
-          <w:sz w:val="28"/>
-          <w:szCs w:val="28"/>
-          <w:lang w:val="en-US"/>
-        </w:rPr>
-      </w:pPr>
-      <w:ins w:id="167" w:author="Проект новой редакции" w:date="2026-10-05T12:54:00Z">
+          <w:ins w:id="167" w:author="Проект новой редакции" w:date="2026-10-14T11:21:00Z"/>
+          <w:rFonts w:ascii="Arial" w:hAnsi="Arial" w:cs="Arial"/>
+          <w:sz w:val="28"/>
+          <w:szCs w:val="28"/>
+          <w:lang w:val="en-US"/>
+        </w:rPr>
+      </w:pPr>
+      <w:ins w:id="168" w:author="Проект новой редакции" w:date="2026-10-14T11:21:00Z">
         <w:r>
           <w:rPr>
             <w:rFonts w:ascii="Arial" w:hAnsi="Arial" w:cs="Arial"/>
@@ -9443,7 +9460,7 @@
         </w:rPr>
         <w:t xml:space="preserve"> Chapter </w:t>
       </w:r>
-      <w:ins w:id="168" w:author="Проект новой редакции" w:date="2026-10-05T12:54:00Z">
+      <w:ins w:id="169" w:author="Проект новой редакции" w:date="2026-10-14T11:21:00Z">
         <w:r>
           <w:rPr>
             <w:rFonts w:ascii="Arial" w:hAnsi="Arial" w:cs="Arial"/>
@@ -9454,7 +9471,7 @@
           <w:t>8</w:t>
         </w:r>
       </w:ins>
-      <w:del w:id="169" w:author="Проект новой редакции" w:date="2026-10-05T12:54:00Z">
+      <w:del w:id="170" w:author="Проект новой редакции" w:date="2026-10-14T11:21:00Z">
         <w:r>
           <w:rPr>
             <w:rFonts w:ascii="Arial" w:hAnsi="Arial" w:cs="Arial"/>
@@ -10216,7 +10233,7 @@
         </w:rPr>
         <w:t xml:space="preserve">b) must comply with the provisions of </w:t>
       </w:r>
-      <w:ins w:id="170" w:author="Проект новой редакции" w:date="2026-10-05T12:54:00Z">
+      <w:ins w:id="171" w:author="Проект новой редакции" w:date="2026-10-14T11:21:00Z">
         <w:r>
           <w:rPr>
             <w:rFonts w:ascii="Arial" w:hAnsi="Arial" w:cs="Arial"/>
@@ -10536,7 +10553,7 @@
           <w:lang w:val="en-US"/>
         </w:rPr>
       </w:pPr>
-      <w:ins w:id="171" w:author="Проект новой редакции" w:date="2026-10-05T12:54:00Z">
+      <w:ins w:id="172" w:author="Проект новой редакции" w:date="2026-10-14T11:21:00Z">
         <w:r>
           <w:rPr>
             <w:rFonts w:ascii="Arial" w:hAnsi="Arial" w:cs="Arial"/>
@@ -10547,7 +10564,7 @@
           <w:t>(iii) approve the staff schedule of the Foundation’s employees,</w:t>
         </w:r>
       </w:ins>
-      <w:del w:id="172" w:author="Проект новой редакции" w:date="2026-10-05T12:54:00Z">
+      <w:del w:id="173" w:author="Проект новой редакции" w:date="2026-10-14T11:21:00Z">
         <w:r>
           <w:rPr>
             <w:rFonts w:ascii="Arial" w:hAnsi="Arial" w:cs="Arial"/>
@@ -10594,7 +10611,7 @@
         </w:rPr>
         <w:t xml:space="preserve"> required for the Foundation, to define their salaries, benefits, remunerations</w:t>
       </w:r>
-      <w:ins w:id="173" w:author="Проект новой редакции" w:date="2026-10-05T12:54:00Z">
+      <w:ins w:id="174" w:author="Проект новой редакции" w:date="2026-10-14T11:21:00Z">
         <w:r>
           <w:rPr>
             <w:rFonts w:ascii="Arial" w:hAnsi="Arial" w:cs="Arial"/>
@@ -10614,7 +10631,7 @@
         </w:rPr>
         <w:t xml:space="preserve"> and the rules and provisions related to their employment as well as the right to terminate their services</w:t>
       </w:r>
-      <w:ins w:id="174" w:author="Проект новой редакции" w:date="2026-10-05T12:54:00Z">
+      <w:ins w:id="175" w:author="Проект новой редакции" w:date="2026-10-14T11:21:00Z">
         <w:r>
           <w:rPr>
             <w:rFonts w:ascii="Arial" w:hAnsi="Arial" w:cs="Arial"/>
@@ -10641,7 +10658,7 @@
         <w:ind w:firstLine="993"/>
         <w:jc w:val="both"/>
         <w:rPr>
-          <w:ins w:id="175" w:author="Проект новой редакции" w:date="2026-10-05T12:54:00Z"/>
+          <w:ins w:id="176" w:author="Проект новой редакции" w:date="2026-10-14T11:21:00Z"/>
           <w:rFonts w:ascii="Arial" w:hAnsi="Arial" w:cs="Arial"/>
           <w:sz w:val="28"/>
           <w:szCs w:val="28"/>
@@ -10675,7 +10692,7 @@
         </w:rPr>
         <w:t xml:space="preserve">) sign </w:t>
       </w:r>
-      <w:ins w:id="176" w:author="Проект новой редакции" w:date="2026-10-05T12:54:00Z">
+      <w:ins w:id="177" w:author="Проект новой редакции" w:date="2026-10-14T11:21:00Z">
         <w:r>
           <w:rPr>
             <w:rFonts w:ascii="Arial" w:hAnsi="Arial" w:cs="Arial"/>
@@ -10699,7 +10716,7 @@
           <w:lang w:val="en-US"/>
         </w:rPr>
       </w:pPr>
-      <w:ins w:id="177" w:author="Проект новой редакции" w:date="2026-10-05T12:54:00Z">
+      <w:ins w:id="178" w:author="Проект новой редакции" w:date="2026-10-14T11:21:00Z">
         <w:r>
           <w:rPr>
             <w:rFonts w:ascii="Arial" w:hAnsi="Arial" w:cs="Arial"/>
@@ -10741,7 +10758,7 @@
         </w:rPr>
         <w:t>(</w:t>
       </w:r>
-      <w:ins w:id="178" w:author="Проект новой редакции" w:date="2026-10-05T12:54:00Z">
+      <w:ins w:id="179" w:author="Проект новой редакции" w:date="2026-10-14T11:21:00Z">
         <w:r>
           <w:rPr>
             <w:rFonts w:ascii="Arial" w:hAnsi="Arial" w:cs="Arial"/>
@@ -10752,7 +10769,7 @@
           <w:t>vi</w:t>
         </w:r>
       </w:ins>
-      <w:del w:id="179" w:author="Проект новой редакции" w:date="2026-10-05T12:54:00Z">
+      <w:del w:id="180" w:author="Проект новой редакции" w:date="2026-10-14T11:21:00Z">
         <w:r>
           <w:rPr>
             <w:rFonts w:ascii="Arial" w:hAnsi="Arial" w:cs="Arial"/>
@@ -10794,7 +10811,7 @@
         </w:rPr>
         <w:t>(</w:t>
       </w:r>
-      <w:ins w:id="180" w:author="Проект новой редакции" w:date="2026-10-05T12:54:00Z">
+      <w:ins w:id="181" w:author="Проект новой редакции" w:date="2026-10-14T11:21:00Z">
         <w:r>
           <w:rPr>
             <w:rFonts w:ascii="Arial" w:hAnsi="Arial" w:cs="Arial"/>
@@ -10805,7 +10822,7 @@
           <w:t>vii</w:t>
         </w:r>
       </w:ins>
-      <w:del w:id="181" w:author="Проект новой редакции" w:date="2026-10-05T12:54:00Z">
+      <w:del w:id="182" w:author="Проект новой редакции" w:date="2026-10-14T11:21:00Z">
         <w:r>
           <w:rPr>
             <w:rFonts w:ascii="Arial" w:hAnsi="Arial" w:cs="Arial"/>
@@ -10894,35 +10911,55 @@
         </w:rPr>
         <w:t xml:space="preserve">. </w:t>
       </w:r>
-      <w:r>
-        <w:rPr>
-          <w:rFonts w:ascii="Arial" w:hAnsi="Arial" w:cs="Arial"/>
-          <w:sz w:val="28"/>
-          <w:szCs w:val="28"/>
-          <w:lang w:val="en-US"/>
-        </w:rPr>
-        <w:t xml:space="preserve">Pursuant to </w:t>
-      </w:r>
-      <w:ins w:id="182" w:author="Проект новой редакции" w:date="2026-10-05T12:54:00Z">
-        <w:r>
-          <w:rPr>
-            <w:rFonts w:ascii="Arial" w:hAnsi="Arial" w:cs="Arial"/>
-            <w:sz w:val="28"/>
-            <w:szCs w:val="28"/>
-            <w:lang w:val="en-US"/>
-          </w:rPr>
-          <w:t>sections</w:t>
+      <w:del w:id="183" w:author="Проект новой редакции" w:date="2026-10-14T11:21:00Z">
+        <w:r>
+          <w:rPr>
+            <w:rFonts w:ascii="Arial" w:hAnsi="Arial" w:cs="Arial"/>
+            <w:sz w:val="28"/>
+            <w:szCs w:val="28"/>
+            <w:lang w:val="en-US"/>
+          </w:rPr>
+          <w:delText xml:space="preserve">Pursuant to section 3.3.(b)(e) </w:delText>
+        </w:r>
+      </w:del>
+      <w:r>
+        <w:rPr>
+          <w:rFonts w:ascii="Arial" w:hAnsi="Arial" w:cs="Arial"/>
+          <w:sz w:val="28"/>
+          <w:szCs w:val="28"/>
+          <w:lang w:val="en-US"/>
+        </w:rPr>
+        <w:t xml:space="preserve">The Management Council </w:t>
+      </w:r>
+      <w:ins w:id="184" w:author="Проект новой редакции" w:date="2026-10-14T11:21:00Z">
+        <w:r>
+          <w:rPr>
+            <w:rFonts w:ascii="Arial" w:hAnsi="Arial" w:cs="Arial"/>
+            <w:sz w:val="28"/>
+            <w:szCs w:val="28"/>
+            <w:lang w:val="en-US"/>
+          </w:rPr>
+          <w:t>approves</w:t>
         </w:r>
       </w:ins>
-      <w:del w:id="183" w:author="Проект новой редакции" w:date="2026-10-05T12:54:00Z">
-        <w:r>
-          <w:rPr>
-            <w:rFonts w:ascii="Arial" w:hAnsi="Arial" w:cs="Arial"/>
-            <w:sz w:val="28"/>
-            <w:szCs w:val="28"/>
-            <w:lang w:val="en-US"/>
-          </w:rPr>
-          <w:delText>section</w:delText>
+      <w:del w:id="185" w:author="Проект новой редакции" w:date="2026-10-14T11:21:00Z">
+        <w:r>
+          <w:rPr>
+            <w:rFonts w:ascii="Arial" w:hAnsi="Arial" w:cs="Arial"/>
+            <w:sz w:val="28"/>
+            <w:szCs w:val="28"/>
+            <w:lang w:val="en-US"/>
+          </w:rPr>
+          <w:delText xml:space="preserve">proposes </w:delText>
+        </w:r>
+        <w:r>
+          <w:rPr>
+            <w:rFonts w:ascii="Arial" w:hAnsi="Arial" w:cs="Arial"/>
+            <w:sz w:val="28"/>
+            <w:szCs w:val="28"/>
+            <w:lang w:val="en-US"/>
+          </w:rPr>
+          <w:delText>to approve</w:delText>
         </w:r>
       </w:del>
       <w:r>
@@ -10932,28 +10969,46 @@
           <w:szCs w:val="28"/>
           <w:lang w:val="en-US"/>
         </w:rPr>
-        <w:t xml:space="preserve"> 3.</w:t>
-      </w:r>
-      <w:ins w:id="184" w:author="Проект новой редакции" w:date="2026-10-05T12:54:00Z">
-        <w:r>
-          <w:rPr>
-            <w:rFonts w:ascii="Arial" w:hAnsi="Arial" w:cs="Arial"/>
-            <w:sz w:val="28"/>
-            <w:szCs w:val="28"/>
-            <w:lang w:val="en-US"/>
-          </w:rPr>
-          <w:t>5</w:t>
+        <w:t xml:space="preserve"> </w:t>
+      </w:r>
+      <w:r>
+        <w:rPr>
+          <w:rFonts w:ascii="Arial" w:hAnsi="Arial" w:cs="Arial"/>
+          <w:sz w:val="28"/>
+          <w:szCs w:val="28"/>
+          <w:lang w:val="en-US"/>
+        </w:rPr>
+        <w:t xml:space="preserve">the </w:t>
+      </w:r>
+      <w:ins w:id="186" w:author="Проект новой редакции" w:date="2026-10-14T11:21:00Z">
+        <w:r>
+          <w:rPr>
+            <w:rFonts w:ascii="Arial" w:hAnsi="Arial" w:cs="Arial"/>
+            <w:sz w:val="28"/>
+            <w:szCs w:val="28"/>
+            <w:lang w:val="en-US"/>
+          </w:rPr>
+          <w:t>budget</w:t>
         </w:r>
       </w:ins>
-      <w:del w:id="185" w:author="Проект новой редакции" w:date="2026-10-05T12:54:00Z">
-        <w:r>
-          <w:rPr>
-            <w:rFonts w:ascii="Arial" w:hAnsi="Arial" w:cs="Arial"/>
-            <w:sz w:val="28"/>
-            <w:szCs w:val="28"/>
-            <w:lang w:val="en-US"/>
-          </w:rPr>
-          <w:delText>3</w:delText>
+      <w:del w:id="187" w:author="Проект новой редакции" w:date="2026-10-14T11:21:00Z">
+        <w:r>
+          <w:rPr>
+            <w:rFonts w:ascii="Arial" w:hAnsi="Arial" w:cs="Arial"/>
+            <w:sz w:val="28"/>
+            <w:szCs w:val="28"/>
+            <w:lang w:val="en-US"/>
+          </w:rPr>
+          <w:delText>F</w:delText>
+        </w:r>
+        <w:r>
+          <w:rPr>
+            <w:rFonts w:ascii="Arial" w:hAnsi="Arial" w:cs="Arial"/>
+            <w:sz w:val="28"/>
+            <w:szCs w:val="28"/>
+            <w:lang w:val="en-US"/>
+          </w:rPr>
+          <w:delText>unds</w:delText>
         </w:r>
       </w:del>
       <w:r>
@@ -10963,37 +11018,75 @@
           <w:szCs w:val="28"/>
           <w:lang w:val="en-US"/>
         </w:rPr>
-        <w:t>.(b</w:t>
-      </w:r>
-      <w:ins w:id="186" w:author="Проект новой редакции" w:date="2026-10-05T12:54:00Z">
-        <w:r>
-          <w:rPr>
-            <w:rFonts w:ascii="Arial" w:hAnsi="Arial" w:cs="Arial"/>
-            <w:sz w:val="28"/>
-            <w:szCs w:val="28"/>
-            <w:lang w:val="en-US"/>
-          </w:rPr>
-          <w:t xml:space="preserve">) and 3.5.(g), the </w:t>
+        <w:t xml:space="preserve"> </w:t>
+      </w:r>
+      <w:r>
+        <w:rPr>
+          <w:rFonts w:ascii="Arial" w:hAnsi="Arial" w:cs="Arial"/>
+          <w:sz w:val="28"/>
+          <w:szCs w:val="28"/>
+          <w:lang w:val="en-US"/>
+        </w:rPr>
+        <w:t>of the Foundation necessary for its operation and reaching its objects</w:t>
+      </w:r>
+      <w:ins w:id="188" w:author="Проект новой редакции" w:date="2026-10-14T11:21:00Z">
+        <w:r>
+          <w:rPr>
+            <w:rFonts w:ascii="Arial" w:hAnsi="Arial" w:cs="Arial"/>
+            <w:sz w:val="28"/>
+            <w:szCs w:val="28"/>
+            <w:lang w:val="en-US"/>
+          </w:rPr>
+          <w:t>, taking into account priority areas identified by the Guardian Council,</w:t>
         </w:r>
       </w:ins>
-      <w:del w:id="187" w:author="Проект новой редакции" w:date="2026-10-05T12:54:00Z">
-        <w:r>
-          <w:rPr>
-            <w:rFonts w:ascii="Arial" w:hAnsi="Arial" w:cs="Arial"/>
-            <w:sz w:val="28"/>
-            <w:szCs w:val="28"/>
-            <w:lang w:val="en-US"/>
-          </w:rPr>
-          <w:delText xml:space="preserve">)(e) </w:delText>
-        </w:r>
-        <w:r>
-          <w:rPr>
-            <w:rFonts w:ascii="Arial" w:hAnsi="Arial" w:cs="Arial"/>
-            <w:sz w:val="28"/>
-            <w:szCs w:val="28"/>
-            <w:lang w:val="en-US"/>
-          </w:rPr>
-          <w:delText xml:space="preserve">The </w:delText>
+      <w:r>
+        <w:rPr>
+          <w:rFonts w:ascii="Arial" w:hAnsi="Arial" w:cs="Arial"/>
+          <w:sz w:val="28"/>
+          <w:szCs w:val="28"/>
+          <w:lang w:val="en-US"/>
+        </w:rPr>
+        <w:t xml:space="preserve"> </w:t>
+      </w:r>
+      <w:r>
+        <w:rPr>
+          <w:rFonts w:ascii="Arial" w:hAnsi="Arial" w:cs="Arial"/>
+          <w:sz w:val="28"/>
+          <w:szCs w:val="28"/>
+          <w:lang w:val="en-US"/>
+        </w:rPr>
+        <w:t xml:space="preserve">and </w:t>
+      </w:r>
+      <w:ins w:id="189" w:author="Проект новой редакции" w:date="2026-10-14T11:21:00Z">
+        <w:r>
+          <w:rPr>
+            <w:rFonts w:ascii="Arial" w:hAnsi="Arial" w:cs="Arial"/>
+            <w:sz w:val="28"/>
+            <w:szCs w:val="28"/>
+            <w:lang w:val="en-US"/>
+          </w:rPr>
+          <w:t>notifies the Supreme Guardian in accordance with paragraph 3.11. Until the budget of the Foundation for the next financial year takes effect, expenses are made within the budget of the previous year. The Management Council proposes salaries</w:t>
+        </w:r>
+      </w:ins>
+      <w:del w:id="190" w:author="Проект новой редакции" w:date="2026-10-14T11:21:00Z">
+        <w:r>
+          <w:rPr>
+            <w:rFonts w:ascii="Arial" w:hAnsi="Arial" w:cs="Arial"/>
+            <w:sz w:val="28"/>
+            <w:szCs w:val="28"/>
+            <w:lang w:val="en-US"/>
+          </w:rPr>
+          <w:delText>sa</w:delText>
+        </w:r>
+        <w:r>
+          <w:rPr>
+            <w:rFonts w:ascii="Arial" w:hAnsi="Arial" w:cs="Arial"/>
+            <w:sz w:val="28"/>
+            <w:szCs w:val="28"/>
+            <w:lang w:val="en-US"/>
+          </w:rPr>
+          <w:delText>lary</w:delText>
         </w:r>
       </w:del>
       <w:r>
@@ -11003,66 +11096,217 @@
           <w:szCs w:val="28"/>
           <w:lang w:val="en-US"/>
         </w:rPr>
-        <w:t xml:space="preserve">Management Council proposes </w:t>
-      </w:r>
-      <w:r>
-        <w:rPr>
-          <w:rFonts w:ascii="Arial" w:hAnsi="Arial" w:cs="Arial"/>
-          <w:sz w:val="28"/>
-          <w:szCs w:val="28"/>
-          <w:lang w:val="en-US"/>
-        </w:rPr>
-        <w:t xml:space="preserve">to </w:t>
-      </w:r>
-      <w:ins w:id="188" w:author="Проект новой редакции" w:date="2026-10-05T12:54:00Z">
-        <w:r>
-          <w:rPr>
-            <w:rFonts w:ascii="Arial" w:hAnsi="Arial" w:cs="Arial"/>
-            <w:sz w:val="28"/>
-            <w:szCs w:val="28"/>
-            <w:lang w:val="en-US"/>
-          </w:rPr>
-          <w:t>the Supreme Guardian for approval the budget</w:t>
+        <w:t xml:space="preserve"> of the Management Council members to the Supreme Guardian</w:t>
+      </w:r>
+      <w:ins w:id="191" w:author="Проект новой редакции" w:date="2026-10-14T11:21:00Z">
+        <w:r>
+          <w:rPr>
+            <w:rFonts w:ascii="Arial" w:hAnsi="Arial" w:cs="Arial"/>
+            <w:sz w:val="28"/>
+            <w:szCs w:val="28"/>
+            <w:lang w:val="en-US"/>
+          </w:rPr>
+          <w:t xml:space="preserve"> for approval pursuant to section 3.5.(g).</w:t>
         </w:r>
       </w:ins>
-      <w:del w:id="189" w:author="Проект новой редакции" w:date="2026-10-05T12:54:00Z">
-        <w:r>
-          <w:rPr>
-            <w:rFonts w:ascii="Arial" w:hAnsi="Arial" w:cs="Arial"/>
-            <w:sz w:val="28"/>
-            <w:szCs w:val="28"/>
-            <w:lang w:val="en-US"/>
-          </w:rPr>
-          <w:delText xml:space="preserve">approve </w:delText>
-        </w:r>
-        <w:r>
-          <w:rPr>
-            <w:rFonts w:ascii="Arial" w:hAnsi="Arial" w:cs="Arial"/>
-            <w:sz w:val="28"/>
-            <w:szCs w:val="28"/>
-            <w:lang w:val="en-US"/>
-          </w:rPr>
-          <w:delText xml:space="preserve">the </w:delText>
-        </w:r>
-        <w:r>
-          <w:rPr>
-            <w:rFonts w:ascii="Arial" w:hAnsi="Arial" w:cs="Arial"/>
-            <w:sz w:val="28"/>
-            <w:szCs w:val="28"/>
-            <w:lang w:val="en-US"/>
-          </w:rPr>
-          <w:delText>F</w:delText>
-        </w:r>
-        <w:r>
-          <w:rPr>
-            <w:rFonts w:ascii="Arial" w:hAnsi="Arial" w:cs="Arial"/>
-            <w:sz w:val="28"/>
-            <w:szCs w:val="28"/>
-            <w:lang w:val="en-US"/>
-          </w:rPr>
-          <w:delText>unds</w:delText>
+      <w:del w:id="192" w:author="Проект новой редакции" w:date="2026-10-14T11:21:00Z">
+        <w:r>
+          <w:rPr>
+            <w:rFonts w:ascii="Arial" w:hAnsi="Arial" w:cs="Arial"/>
+            <w:sz w:val="28"/>
+            <w:szCs w:val="28"/>
+            <w:lang w:val="en-US"/>
+          </w:rPr>
+          <w:delText>.</w:delText>
         </w:r>
       </w:del>
+    </w:p>
+    <w:p>
+      <w:pPr>
+        <w:spacing w:after="0" w:line="240" w:lineRule="auto"/>
+        <w:ind w:firstLine="709"/>
+        <w:jc w:val="both"/>
+        <w:rPr>
+          <w:rFonts w:ascii="Arial" w:hAnsi="Arial" w:cs="Arial"/>
+          <w:sz w:val="28"/>
+          <w:szCs w:val="28"/>
+          <w:lang w:val="en-US"/>
+        </w:rPr>
+      </w:pPr>
+    </w:p>
+    <w:p>
+      <w:pPr>
+        <w:spacing w:after="0" w:line="240" w:lineRule="auto"/>
+        <w:ind w:firstLine="709"/>
+        <w:jc w:val="both"/>
+        <w:rPr>
+          <w:rFonts w:ascii="Arial" w:hAnsi="Arial" w:cs="Arial"/>
+          <w:sz w:val="28"/>
+          <w:szCs w:val="28"/>
+          <w:lang w:val="en-US"/>
+        </w:rPr>
+      </w:pPr>
+      <w:r>
+        <w:rPr>
+          <w:rFonts w:ascii="Arial" w:hAnsi="Arial" w:cs="Arial"/>
+          <w:sz w:val="28"/>
+          <w:szCs w:val="28"/>
+          <w:lang w:val="en-US"/>
+        </w:rPr>
+        <w:t>8</w:t>
+      </w:r>
+      <w:r>
+        <w:rPr>
+          <w:rFonts w:ascii="Arial" w:hAnsi="Arial" w:cs="Arial"/>
+          <w:sz w:val="28"/>
+          <w:szCs w:val="28"/>
+          <w:lang w:val="en-US"/>
+        </w:rPr>
+        <w:t>.</w:t>
+      </w:r>
+      <w:r>
+        <w:rPr>
+          <w:rFonts w:ascii="Arial" w:hAnsi="Arial" w:cs="Arial"/>
+          <w:sz w:val="28"/>
+          <w:szCs w:val="28"/>
+          <w:lang w:val="en-US"/>
+        </w:rPr>
+        <w:t>5</w:t>
+      </w:r>
+      <w:r>
+        <w:rPr>
+          <w:rFonts w:ascii="Arial" w:hAnsi="Arial" w:cs="Arial"/>
+          <w:sz w:val="28"/>
+          <w:szCs w:val="28"/>
+          <w:lang w:val="en-US"/>
+        </w:rPr>
+        <w:t xml:space="preserve">. </w:t>
+      </w:r>
+      <w:r>
+        <w:rPr>
+          <w:rFonts w:ascii="Arial" w:hAnsi="Arial" w:cs="Arial"/>
+          <w:sz w:val="28"/>
+          <w:szCs w:val="28"/>
+          <w:lang w:val="en-US"/>
+        </w:rPr>
+        <w:t>T</w:t>
+      </w:r>
+      <w:r>
+        <w:rPr>
+          <w:rFonts w:ascii="Arial" w:hAnsi="Arial" w:cs="Arial"/>
+          <w:sz w:val="28"/>
+          <w:szCs w:val="28"/>
+          <w:lang w:val="en-US"/>
+        </w:rPr>
+        <w:t xml:space="preserve">he </w:t>
+      </w:r>
+      <w:r>
+        <w:rPr>
+          <w:rFonts w:ascii="Arial" w:hAnsi="Arial" w:cs="Arial"/>
+          <w:sz w:val="28"/>
+          <w:szCs w:val="28"/>
+          <w:lang w:val="en-US"/>
+        </w:rPr>
+        <w:t xml:space="preserve">Management </w:t>
+      </w:r>
+      <w:r>
+        <w:rPr>
+          <w:rFonts w:ascii="Arial" w:hAnsi="Arial" w:cs="Arial"/>
+          <w:sz w:val="28"/>
+          <w:szCs w:val="28"/>
+          <w:lang w:val="en-US"/>
+        </w:rPr>
+        <w:t>Council must not dispose</w:t>
+      </w:r>
+      <w:r>
+        <w:rPr>
+          <w:rFonts w:ascii="Arial" w:hAnsi="Arial" w:cs="Arial"/>
+          <w:sz w:val="28"/>
+          <w:szCs w:val="28"/>
+          <w:lang w:val="en-US"/>
+        </w:rPr>
+        <w:t xml:space="preserve">, charge </w:t>
+      </w:r>
+      <w:r>
+        <w:rPr>
+          <w:rFonts w:ascii="Arial" w:hAnsi="Arial" w:cs="Arial"/>
+          <w:sz w:val="28"/>
+          <w:szCs w:val="28"/>
+          <w:lang w:val="en-US"/>
+        </w:rPr>
+        <w:t>or assign the property transferred to the Foundation</w:t>
+      </w:r>
+      <w:r>
+        <w:rPr>
+          <w:rFonts w:ascii="Arial" w:hAnsi="Arial" w:cs="Arial"/>
+          <w:sz w:val="28"/>
+          <w:szCs w:val="28"/>
+          <w:lang w:val="en-US"/>
+        </w:rPr>
+        <w:t>.</w:t>
+      </w:r>
+    </w:p>
+    <w:p>
+      <w:pPr>
+        <w:spacing w:after="0" w:line="240" w:lineRule="auto"/>
+        <w:ind w:firstLine="709"/>
+        <w:jc w:val="both"/>
+        <w:rPr>
+          <w:rFonts w:ascii="Arial" w:hAnsi="Arial" w:cs="Arial"/>
+          <w:sz w:val="28"/>
+          <w:szCs w:val="28"/>
+          <w:lang w:val="en-US"/>
+        </w:rPr>
+      </w:pPr>
+    </w:p>
+    <w:p>
+      <w:pPr>
+        <w:spacing w:after="0" w:line="240" w:lineRule="auto"/>
+        <w:ind w:firstLine="709"/>
+        <w:jc w:val="both"/>
+        <w:rPr>
+          <w:rFonts w:ascii="Arial" w:hAnsi="Arial" w:cs="Arial"/>
+          <w:sz w:val="28"/>
+          <w:szCs w:val="28"/>
+          <w:lang w:val="en-GB"/>
+        </w:rPr>
+      </w:pPr>
+      <w:r>
+        <w:rPr>
+          <w:rFonts w:ascii="Arial" w:hAnsi="Arial" w:cs="Arial"/>
+          <w:sz w:val="28"/>
+          <w:szCs w:val="28"/>
+          <w:lang w:val="en-US"/>
+        </w:rPr>
+        <w:t>8</w:t>
+      </w:r>
+      <w:r>
+        <w:rPr>
+          <w:rFonts w:ascii="Arial" w:hAnsi="Arial" w:cs="Arial"/>
+          <w:sz w:val="28"/>
+          <w:szCs w:val="28"/>
+          <w:lang w:val="en-US"/>
+        </w:rPr>
+        <w:t>.</w:t>
+      </w:r>
+      <w:r>
+        <w:rPr>
+          <w:rFonts w:ascii="Arial" w:hAnsi="Arial" w:cs="Arial"/>
+          <w:sz w:val="28"/>
+          <w:szCs w:val="28"/>
+          <w:lang w:val="en-US"/>
+        </w:rPr>
+        <w:t>6</w:t>
+      </w:r>
+      <w:r>
+        <w:rPr>
+          <w:rFonts w:ascii="Arial" w:hAnsi="Arial" w:cs="Arial"/>
+          <w:sz w:val="28"/>
+          <w:szCs w:val="28"/>
+          <w:lang w:val="en-US"/>
+        </w:rPr>
+        <w:t>.</w:t>
+      </w:r>
       <w:r>
         <w:rPr>
           <w:rFonts w:ascii="Arial" w:hAnsi="Arial" w:cs="Arial"/>
@@ -11077,79 +11321,53 @@
           <w:rFonts w:ascii="Arial" w:hAnsi="Arial" w:cs="Arial"/>
           <w:sz w:val="28"/>
           <w:szCs w:val="28"/>
-          <w:lang w:val="en-US"/>
-        </w:rPr>
-        <w:t xml:space="preserve">of the Foundation necessary for its operation and reaching its objects </w:t>
-      </w:r>
-      <w:r>
-        <w:rPr>
-          <w:rFonts w:ascii="Arial" w:hAnsi="Arial" w:cs="Arial"/>
-          <w:sz w:val="28"/>
-          <w:szCs w:val="28"/>
-          <w:lang w:val="en-US"/>
-        </w:rPr>
-        <w:t xml:space="preserve">and </w:t>
-      </w:r>
-      <w:ins w:id="190" w:author="Проект новой редакции" w:date="2026-10-05T12:54:00Z">
-        <w:r>
-          <w:rPr>
-            <w:rFonts w:ascii="Arial" w:hAnsi="Arial" w:cs="Arial"/>
-            <w:sz w:val="28"/>
-            <w:szCs w:val="28"/>
-            <w:lang w:val="en-US"/>
-          </w:rPr>
-          <w:t>salaries</w:t>
+          <w:lang w:val="en-GB"/>
+        </w:rPr>
+        <w:t>The Management Council may accept contributions to the Foundation from the Founder or any other Contributor</w:t>
+      </w:r>
+      <w:r>
+        <w:rPr>
+          <w:rFonts w:ascii="Arial" w:hAnsi="Arial" w:cs="Arial"/>
+          <w:sz w:val="28"/>
+          <w:szCs w:val="28"/>
+          <w:lang w:val="en-US"/>
+        </w:rPr>
+        <w:t xml:space="preserve"> in a form of Property, </w:t>
+      </w:r>
+      <w:r>
+        <w:rPr>
+          <w:rFonts w:ascii="Arial" w:hAnsi="Arial" w:cs="Arial"/>
+          <w:sz w:val="28"/>
+          <w:szCs w:val="28"/>
+          <w:lang w:val="en-GB"/>
+        </w:rPr>
+        <w:t>on terms as may be agreed between the Foundation and the contributor.</w:t>
+      </w:r>
+    </w:p>
+    <w:p>
+      <w:pPr>
+        <w:spacing w:after="0" w:line="240" w:lineRule="auto"/>
+        <w:ind w:firstLine="709"/>
+        <w:jc w:val="both"/>
+        <w:rPr>
+          <w:ins w:id="193" w:author="Проект новой редакции" w:date="2026-10-14T11:21:00Z"/>
+          <w:rFonts w:ascii="Arial" w:hAnsi="Arial" w:cs="Arial"/>
+          <w:sz w:val="28"/>
+          <w:szCs w:val="28"/>
+          <w:lang w:val="en-GB"/>
+        </w:rPr>
+      </w:pPr>
+      <w:ins w:id="194" w:author="Проект новой редакции" w:date="2026-10-14T11:21:00Z">
+        <w:r>
+          <w:rPr>
+            <w:rFonts w:ascii="Arial" w:hAnsi="Arial" w:cs="Arial"/>
+            <w:sz w:val="28"/>
+            <w:szCs w:val="28"/>
+            <w:lang w:val="en-GB"/>
+          </w:rPr>
+          <w:t>8.7. The Management Council approves policies, rules, procedures, instructions and other internal documents of the Foundation, except for the development strategy of the Foundation, which is approved by the Supreme Guardian pursuant to section 3.5.(f). The Management Council notifies the Supreme Guardian of the approval and amendment of policies of the Foundation in accordance with paragraph 3.11.</w:t>
         </w:r>
       </w:ins>
-      <w:del w:id="191" w:author="Проект новой редакции" w:date="2026-10-05T12:54:00Z">
-        <w:r>
-          <w:rPr>
-            <w:rFonts w:ascii="Arial" w:hAnsi="Arial" w:cs="Arial"/>
-            <w:sz w:val="28"/>
-            <w:szCs w:val="28"/>
-            <w:lang w:val="en-US"/>
-          </w:rPr>
-          <w:delText>sa</w:delText>
-        </w:r>
-        <w:r>
-          <w:rPr>
-            <w:rFonts w:ascii="Arial" w:hAnsi="Arial" w:cs="Arial"/>
-            <w:sz w:val="28"/>
-            <w:szCs w:val="28"/>
-            <w:lang w:val="en-US"/>
-          </w:rPr>
-          <w:delText>lary</w:delText>
-        </w:r>
-      </w:del>
-      <w:r>
-        <w:rPr>
-          <w:rFonts w:ascii="Arial" w:hAnsi="Arial" w:cs="Arial"/>
-          <w:sz w:val="28"/>
-          <w:szCs w:val="28"/>
-          <w:lang w:val="en-US"/>
-        </w:rPr>
-        <w:t xml:space="preserve"> of the Management Council members</w:t>
-      </w:r>
-      <w:del w:id="192" w:author="Проект новой редакции" w:date="2026-10-05T12:54:00Z">
-        <w:r>
-          <w:rPr>
-            <w:rFonts w:ascii="Arial" w:hAnsi="Arial" w:cs="Arial"/>
-            <w:sz w:val="28"/>
-            <w:szCs w:val="28"/>
-            <w:lang w:val="en-US"/>
-          </w:rPr>
-          <w:delText xml:space="preserve"> to the Supreme Guardian</w:delText>
-        </w:r>
-      </w:del>
-      <w:r>
-        <w:rPr>
-          <w:rFonts w:ascii="Arial" w:hAnsi="Arial" w:cs="Arial"/>
-          <w:sz w:val="28"/>
-          <w:szCs w:val="28"/>
-          <w:lang w:val="en-US"/>
-        </w:rPr>
-        <w:t>.</w:t>
-      </w:r>
     </w:p>
     <w:p>
       <w:pPr>
@@ -11157,12 +11375,24 @@
         <w:ind w:firstLine="709"/>
         <w:jc w:val="both"/>
         <w:rPr>
-          <w:rFonts w:ascii="Arial" w:hAnsi="Arial" w:cs="Arial"/>
-          <w:sz w:val="28"/>
-          <w:szCs w:val="28"/>
-          <w:lang w:val="en-US"/>
-        </w:rPr>
-      </w:pPr>
+          <w:ins w:id="195" w:author="Проект новой редакции" w:date="2026-10-14T11:21:00Z"/>
+          <w:rFonts w:ascii="Arial" w:hAnsi="Arial" w:cs="Arial"/>
+          <w:sz w:val="28"/>
+          <w:szCs w:val="28"/>
+          <w:lang w:val="en-GB"/>
+        </w:rPr>
+      </w:pPr>
+      <w:ins w:id="196" w:author="Проект новой редакции" w:date="2026-10-14T11:21:00Z">
+        <w:r>
+          <w:rPr>
+            <w:rFonts w:ascii="Arial" w:hAnsi="Arial" w:cs="Arial"/>
+            <w:sz w:val="28"/>
+            <w:szCs w:val="28"/>
+            <w:lang w:val="en-GB"/>
+          </w:rPr>
+          <w:t>8.8. The Management Council decides on including in the structure of the Foundation divisions and consultative and advisory bodies, including the Training Centre and the Expert Council, and approves regulations on them.</w:t>
+        </w:r>
+      </w:ins>
     </w:p>
     <w:p>
       <w:pPr>
@@ -11170,224 +11400,14 @@
         <w:ind w:firstLine="709"/>
         <w:jc w:val="both"/>
         <w:rPr>
-          <w:rFonts w:ascii="Arial" w:hAnsi="Arial" w:cs="Arial"/>
-          <w:sz w:val="28"/>
-          <w:szCs w:val="28"/>
-          <w:lang w:val="en-US"/>
-        </w:rPr>
-      </w:pPr>
-      <w:r>
-        <w:rPr>
-          <w:rFonts w:ascii="Arial" w:hAnsi="Arial" w:cs="Arial"/>
-          <w:sz w:val="28"/>
-          <w:szCs w:val="28"/>
-          <w:lang w:val="en-US"/>
-        </w:rPr>
-        <w:t>8</w:t>
-      </w:r>
-      <w:r>
-        <w:rPr>
-          <w:rFonts w:ascii="Arial" w:hAnsi="Arial" w:cs="Arial"/>
-          <w:sz w:val="28"/>
-          <w:szCs w:val="28"/>
-          <w:lang w:val="en-US"/>
-        </w:rPr>
-        <w:t>.</w:t>
-      </w:r>
-      <w:r>
-        <w:rPr>
-          <w:rFonts w:ascii="Arial" w:hAnsi="Arial" w:cs="Arial"/>
-          <w:sz w:val="28"/>
-          <w:szCs w:val="28"/>
-          <w:lang w:val="en-US"/>
-        </w:rPr>
-        <w:t>5</w:t>
-      </w:r>
-      <w:r>
-        <w:rPr>
-          <w:rFonts w:ascii="Arial" w:hAnsi="Arial" w:cs="Arial"/>
-          <w:sz w:val="28"/>
-          <w:szCs w:val="28"/>
-          <w:lang w:val="en-US"/>
-        </w:rPr>
-        <w:t xml:space="preserve">. </w:t>
-      </w:r>
-      <w:r>
-        <w:rPr>
-          <w:rFonts w:ascii="Arial" w:hAnsi="Arial" w:cs="Arial"/>
-          <w:sz w:val="28"/>
-          <w:szCs w:val="28"/>
-          <w:lang w:val="en-US"/>
-        </w:rPr>
-        <w:t>T</w:t>
-      </w:r>
-      <w:r>
-        <w:rPr>
-          <w:rFonts w:ascii="Arial" w:hAnsi="Arial" w:cs="Arial"/>
-          <w:sz w:val="28"/>
-          <w:szCs w:val="28"/>
-          <w:lang w:val="en-US"/>
-        </w:rPr>
-        <w:t xml:space="preserve">he </w:t>
-      </w:r>
-      <w:r>
-        <w:rPr>
-          <w:rFonts w:ascii="Arial" w:hAnsi="Arial" w:cs="Arial"/>
-          <w:sz w:val="28"/>
-          <w:szCs w:val="28"/>
-          <w:lang w:val="en-US"/>
-        </w:rPr>
-        <w:t xml:space="preserve">Management </w:t>
-      </w:r>
-      <w:r>
-        <w:rPr>
-          <w:rFonts w:ascii="Arial" w:hAnsi="Arial" w:cs="Arial"/>
-          <w:sz w:val="28"/>
-          <w:szCs w:val="28"/>
-          <w:lang w:val="en-US"/>
-        </w:rPr>
-        <w:t>Council must not dispose</w:t>
-      </w:r>
-      <w:r>
-        <w:rPr>
-          <w:rFonts w:ascii="Arial" w:hAnsi="Arial" w:cs="Arial"/>
-          <w:sz w:val="28"/>
-          <w:szCs w:val="28"/>
-          <w:lang w:val="en-US"/>
-        </w:rPr>
-        <w:t xml:space="preserve">, charge </w:t>
-      </w:r>
-      <w:r>
-        <w:rPr>
-          <w:rFonts w:ascii="Arial" w:hAnsi="Arial" w:cs="Arial"/>
-          <w:sz w:val="28"/>
-          <w:szCs w:val="28"/>
-          <w:lang w:val="en-US"/>
-        </w:rPr>
-        <w:t>or assign the property transferred to the Foundation</w:t>
-      </w:r>
-      <w:r>
-        <w:rPr>
-          <w:rFonts w:ascii="Arial" w:hAnsi="Arial" w:cs="Arial"/>
-          <w:sz w:val="28"/>
-          <w:szCs w:val="28"/>
-          <w:lang w:val="en-US"/>
-        </w:rPr>
-        <w:t>.</w:t>
-      </w:r>
-    </w:p>
-    <w:p>
-      <w:pPr>
-        <w:spacing w:after="0" w:line="240" w:lineRule="auto"/>
-        <w:ind w:firstLine="709"/>
-        <w:jc w:val="both"/>
-        <w:rPr>
-          <w:rFonts w:ascii="Arial" w:hAnsi="Arial" w:cs="Arial"/>
-          <w:sz w:val="28"/>
-          <w:szCs w:val="28"/>
-          <w:lang w:val="en-US"/>
-        </w:rPr>
-      </w:pPr>
-    </w:p>
-    <w:p>
-      <w:pPr>
-        <w:spacing w:after="0" w:line="240" w:lineRule="auto"/>
-        <w:ind w:firstLine="709"/>
-        <w:jc w:val="both"/>
-        <w:rPr>
+          <w:ins w:id="197" w:author="Проект новой редакции" w:date="2026-10-14T11:21:00Z"/>
           <w:rFonts w:ascii="Arial" w:hAnsi="Arial" w:cs="Arial"/>
           <w:sz w:val="28"/>
           <w:szCs w:val="28"/>
           <w:lang w:val="en-GB"/>
         </w:rPr>
       </w:pPr>
-      <w:r>
-        <w:rPr>
-          <w:rFonts w:ascii="Arial" w:hAnsi="Arial" w:cs="Arial"/>
-          <w:sz w:val="28"/>
-          <w:szCs w:val="28"/>
-          <w:lang w:val="en-US"/>
-        </w:rPr>
-        <w:t>8</w:t>
-      </w:r>
-      <w:r>
-        <w:rPr>
-          <w:rFonts w:ascii="Arial" w:hAnsi="Arial" w:cs="Arial"/>
-          <w:sz w:val="28"/>
-          <w:szCs w:val="28"/>
-          <w:lang w:val="en-US"/>
-        </w:rPr>
-        <w:t>.</w:t>
-      </w:r>
-      <w:r>
-        <w:rPr>
-          <w:rFonts w:ascii="Arial" w:hAnsi="Arial" w:cs="Arial"/>
-          <w:sz w:val="28"/>
-          <w:szCs w:val="28"/>
-          <w:lang w:val="en-US"/>
-        </w:rPr>
-        <w:t>6</w:t>
-      </w:r>
-      <w:r>
-        <w:rPr>
-          <w:rFonts w:ascii="Arial" w:hAnsi="Arial" w:cs="Arial"/>
-          <w:sz w:val="28"/>
-          <w:szCs w:val="28"/>
-          <w:lang w:val="en-US"/>
-        </w:rPr>
-        <w:t>.</w:t>
-      </w:r>
-      <w:r>
-        <w:rPr>
-          <w:rFonts w:ascii="Arial" w:hAnsi="Arial" w:cs="Arial"/>
-          <w:sz w:val="28"/>
-          <w:szCs w:val="28"/>
-          <w:lang w:val="en-US"/>
-        </w:rPr>
-        <w:t xml:space="preserve"> </w:t>
-      </w:r>
-      <w:r>
-        <w:rPr>
-          <w:rFonts w:ascii="Arial" w:hAnsi="Arial" w:cs="Arial"/>
-          <w:sz w:val="28"/>
-          <w:szCs w:val="28"/>
-          <w:lang w:val="en-GB"/>
-        </w:rPr>
-        <w:t>The Management Council may accept contributions to the Foundation from the Founder or any other Contributor</w:t>
-      </w:r>
-      <w:r>
-        <w:rPr>
-          <w:rFonts w:ascii="Arial" w:hAnsi="Arial" w:cs="Arial"/>
-          <w:sz w:val="28"/>
-          <w:szCs w:val="28"/>
-          <w:lang w:val="en-US"/>
-        </w:rPr>
-        <w:t xml:space="preserve"> in a form of Property, </w:t>
-      </w:r>
-      <w:r>
-        <w:rPr>
-          <w:rFonts w:ascii="Arial" w:hAnsi="Arial" w:cs="Arial"/>
-          <w:sz w:val="28"/>
-          <w:szCs w:val="28"/>
-          <w:lang w:val="en-GB"/>
-        </w:rPr>
-        <w:t>on terms as may be agreed between the Foundation and the contributor.</w:t>
-      </w:r>
-    </w:p>
-    <w:p>
-      <w:pPr>
-        <w:spacing w:after="0" w:line="240" w:lineRule="auto"/>
-        <w:ind w:firstLine="709"/>
-        <w:jc w:val="both"/>
-        <w:rPr>
-          <w:ins w:id="193" w:author="Проект новой редакции" w:date="2026-10-05T12:54:00Z"/>
-          <w:rFonts w:ascii="Arial" w:hAnsi="Arial" w:cs="Arial"/>
-          <w:sz w:val="28"/>
-          <w:szCs w:val="28"/>
-          <w:lang w:val="en-GB"/>
-        </w:rPr>
-      </w:pPr>
-      <w:ins w:id="194" w:author="Проект новой редакции" w:date="2026-10-05T12:54:00Z">
+      <w:ins w:id="198" w:author="Проект новой редакции" w:date="2026-10-14T11:21:00Z">
         <w:r>
           <w:rPr>
             <w:rFonts w:ascii="Arial" w:hAnsi="Arial" w:cs="Arial"/>
@@ -11395,7 +11415,7 @@
             <w:szCs w:val="28"/>
             <w:lang w:val="en-GB"/>
           </w:rPr>
-          <w:t xml:space="preserve">8.7. The Management Council approves rules, procedures, instructions and other internal documents of the Foundation, except for the development strategy of the Foundation, which is approved by the Supreme Guardian pursuant to section 3.5.(f), and the policies of the Foundation, </w:t>
+          <w:t xml:space="preserve">8.9. During the temporary absence of the Chairman of the Management Council (leave, illness, business trip and other cases), his/her duties are performed by a member of the Management Council appointed by order of the Chairman of the Management Council, and in the absence of such order </w:t>
         </w:r>
         <w:r>
           <w:rPr>
@@ -11404,7 +11424,7 @@
             <w:szCs w:val="28"/>
             <w:lang w:val="en-GB"/>
           </w:rPr>
-          <w:t>which are approved by the Supreme Guardian / Guardian Council pursuant to section 3.2.(e)</w:t>
+          <w:t>–</w:t>
         </w:r>
         <w:r>
           <w:rPr>
@@ -11413,84 +11433,7 @@
             <w:szCs w:val="28"/>
             <w:lang w:val="en-GB"/>
           </w:rPr>
-          <w:t xml:space="preserve">. Draft policies of the Foundation and amendments thereto are submitted by the Management Council </w:t>
-        </w:r>
-        <w:r>
-          <w:rPr>
-            <w:rFonts w:ascii="Arial" w:hAnsi="Arial" w:cs="Arial"/>
-            <w:sz w:val="28"/>
-            <w:szCs w:val="28"/>
-            <w:lang w:val="en-GB"/>
-          </w:rPr>
-          <w:t>to the Supreme Guardian / Guardian Council for approval.</w:t>
-        </w:r>
-        <w:r>
-          <w:rPr>
-            <w:rFonts w:ascii="Arial" w:hAnsi="Arial" w:cs="Arial"/>
-            <w:sz w:val="28"/>
-            <w:szCs w:val="28"/>
-            <w:lang w:val="en-GB"/>
-          </w:rPr>
-          <w:t xml:space="preserve"> Policies of the Foundation approved by the Management Council before this version of the By-laws takes effect </w:t>
-        </w:r>
-        <w:r>
-          <w:rPr>
-            <w:rFonts w:ascii="Arial" w:hAnsi="Arial" w:cs="Arial"/>
-            <w:sz w:val="28"/>
-            <w:szCs w:val="28"/>
-            <w:lang w:val="en-GB"/>
-          </w:rPr>
-          <w:t>remain in force until approved by the Supreme Guardian / Guardian Council.</w:t>
-        </w:r>
-      </w:ins>
-    </w:p>
-    <w:p>
-      <w:pPr>
-        <w:spacing w:after="0" w:line="240" w:lineRule="auto"/>
-        <w:ind w:firstLine="709"/>
-        <w:jc w:val="both"/>
-        <w:rPr>
-          <w:ins w:id="195" w:author="Проект новой редакции" w:date="2026-10-05T12:54:00Z"/>
-          <w:rFonts w:ascii="Arial" w:hAnsi="Arial" w:cs="Arial"/>
-          <w:sz w:val="28"/>
-          <w:szCs w:val="28"/>
-          <w:lang w:val="en-GB"/>
-        </w:rPr>
-      </w:pPr>
-      <w:ins w:id="196" w:author="Проект новой редакции" w:date="2026-10-05T12:54:00Z">
-        <w:r>
-          <w:rPr>
-            <w:rFonts w:ascii="Arial" w:hAnsi="Arial" w:cs="Arial"/>
-            <w:sz w:val="28"/>
-            <w:szCs w:val="28"/>
-            <w:lang w:val="en-GB"/>
-          </w:rPr>
-          <w:t>8.8. The Management Council decides on including in the structure of the Foundation divisions and consultative and advisory bodies, including the Training Centre and the Expert Council, and approves regulations on them.</w:t>
-        </w:r>
-      </w:ins>
-    </w:p>
-    <w:p>
-      <w:pPr>
-        <w:spacing w:after="0" w:line="240" w:lineRule="auto"/>
-        <w:ind w:firstLine="709"/>
-        <w:jc w:val="both"/>
-        <w:rPr>
-          <w:ins w:id="197" w:author="Проект новой редакции" w:date="2026-10-05T12:54:00Z"/>
-          <w:rFonts w:ascii="Arial" w:hAnsi="Arial" w:cs="Arial"/>
-          <w:sz w:val="28"/>
-          <w:szCs w:val="28"/>
-          <w:lang w:val="en-GB"/>
-        </w:rPr>
-      </w:pPr>
-      <w:ins w:id="198" w:author="Проект новой редакции" w:date="2026-10-05T12:54:00Z">
-        <w:r>
-          <w:rPr>
-            <w:rFonts w:ascii="Arial" w:hAnsi="Arial" w:cs="Arial"/>
-            <w:sz w:val="28"/>
-            <w:szCs w:val="28"/>
-            <w:lang w:val="en-GB"/>
-          </w:rPr>
-          <w:t>8.9. During the temporary absence of the Chairman of the Management Council (leave, illness, business trip and other cases), his/her duties are performed by a member of the Management Council appointed by order of the Chairman of the Management Council, and in the absence of such order — by the Deputy CEO (section 6.1.(b)). Powers to operate bank accounts and to sign contracts are exercised by the acting person on the basis of a power of attorney.</w:t>
+          <w:t xml:space="preserve"> by the Deputy CEO (section 6.1.(b)). Powers to operate bank accounts and to sign contracts are exercised by the acting person on the basis of a power of attorney.</w:t>
         </w:r>
       </w:ins>
     </w:p>
@@ -11589,7 +11532,7 @@
         <w:tab/>
         <w:t xml:space="preserve">REMUNERATION AND EXPENSES OF MEMBERS OF THE </w:t>
       </w:r>
-      <w:ins w:id="199" w:author="Проект новой редакции" w:date="2026-10-05T12:54:00Z">
+      <w:ins w:id="199" w:author="Проект новой редакции" w:date="2026-10-14T11:21:00Z">
         <w:r>
           <w:rPr>
             <w:rFonts w:ascii="Arial" w:hAnsi="Arial" w:cs="Arial"/>
@@ -11601,7 +11544,7 @@
           <w:t>COUNCILS</w:t>
         </w:r>
       </w:ins>
-      <w:del w:id="200" w:author="Проект новой редакции" w:date="2026-10-05T12:54:00Z">
+      <w:del w:id="200" w:author="Проект новой редакции" w:date="2026-10-14T11:21:00Z">
         <w:r>
           <w:rPr>
             <w:rFonts w:ascii="Arial" w:hAnsi="Arial" w:cs="Arial"/>
@@ -11657,7 +11600,7 @@
         </w:rPr>
         <w:t>embers of the</w:t>
       </w:r>
-      <w:del w:id="201" w:author="Проект новой редакции" w:date="2026-10-05T12:54:00Z">
+      <w:del w:id="201" w:author="Проект новой редакции" w:date="2026-10-14T11:21:00Z">
         <w:r>
           <w:rPr>
             <w:rFonts w:ascii="Arial" w:hAnsi="Arial" w:cs="Arial"/>
@@ -11722,7 +11665,7 @@
         </w:rPr>
         <w:t>of the Supreme Guardian</w:t>
       </w:r>
-      <w:ins w:id="202" w:author="Проект новой редакции" w:date="2026-10-05T12:54:00Z">
+      <w:ins w:id="202" w:author="Проект новой редакции" w:date="2026-10-14T11:21:00Z">
         <w:r>
           <w:rPr>
             <w:rFonts w:ascii="Arial" w:hAnsi="Arial" w:cs="Arial"/>
@@ -11733,7 +11676,7 @@
           <w:t xml:space="preserve"> pursuant to section 3.5.(g),</w:t>
         </w:r>
       </w:ins>
-      <w:del w:id="203" w:author="Проект новой редакции" w:date="2026-10-05T12:54:00Z">
+      <w:del w:id="203" w:author="Проект новой редакции" w:date="2026-10-14T11:21:00Z">
         <w:r>
           <w:rPr>
             <w:rFonts w:ascii="Arial" w:hAnsi="Arial" w:cs="Arial"/>
@@ -11753,7 +11696,7 @@
         </w:rPr>
         <w:t xml:space="preserve"> except for section </w:t>
       </w:r>
-      <w:ins w:id="204" w:author="Проект новой редакции" w:date="2026-10-05T12:54:00Z">
+      <w:ins w:id="204" w:author="Проект новой редакции" w:date="2026-10-14T11:21:00Z">
         <w:r>
           <w:rPr>
             <w:rFonts w:ascii="Arial" w:hAnsi="Arial" w:cs="Arial"/>
@@ -11764,7 +11707,7 @@
           <w:t>7</w:t>
         </w:r>
       </w:ins>
-      <w:del w:id="205" w:author="Проект новой редакции" w:date="2026-10-05T12:54:00Z">
+      <w:del w:id="205" w:author="Проект новой редакции" w:date="2026-10-14T11:21:00Z">
         <w:r>
           <w:rPr>
             <w:rFonts w:ascii="Arial" w:hAnsi="Arial" w:cs="Arial"/>
@@ -11820,7 +11763,7 @@
         </w:rPr>
         <w:t>resolution</w:t>
       </w:r>
-      <w:ins w:id="206" w:author="Проект новой редакции" w:date="2026-10-05T12:54:00Z">
+      <w:ins w:id="206" w:author="Проект новой редакции" w:date="2026-10-14T11:21:00Z">
         <w:r>
           <w:rPr>
             <w:rFonts w:ascii="Arial" w:hAnsi="Arial" w:cs="Arial"/>
@@ -11840,7 +11783,7 @@
         </w:rPr>
         <w:t xml:space="preserve"> and</w:t>
       </w:r>
-      <w:ins w:id="207" w:author="Проект новой редакции" w:date="2026-10-05T12:54:00Z">
+      <w:ins w:id="207" w:author="Проект новой редакции" w:date="2026-10-14T11:21:00Z">
         <w:r>
           <w:rPr>
             <w:rFonts w:ascii="Arial" w:hAnsi="Arial" w:cs="Arial"/>
@@ -12449,7 +12392,7 @@
         </w:rPr>
         <w:t>.</w:t>
       </w:r>
-      <w:del w:id="208" w:author="Проект новой редакции" w:date="2026-10-05T12:54:00Z">
+      <w:del w:id="208" w:author="Проект новой редакции" w:date="2026-10-14T11:21:00Z">
         <w:r>
           <w:rPr>
             <w:rFonts w:ascii="Arial" w:hAnsi="Arial" w:cs="Arial"/>
@@ -13473,7 +13416,7 @@
         </w:rPr>
         <w:t>roperty of the Foundation must be under the control of the Management Council. The Management Council may</w:t>
       </w:r>
-      <w:del w:id="209" w:author="Проект новой редакции" w:date="2026-10-05T12:54:00Z">
+      <w:del w:id="209" w:author="Проект новой редакции" w:date="2026-10-14T11:21:00Z">
         <w:r>
           <w:rPr>
             <w:rFonts w:ascii="Arial" w:hAnsi="Arial" w:cs="Arial"/>
@@ -13515,15 +13458,15 @@
         </w:rPr>
         <w:t>a) determine how the property of the Foundation is applied and used;</w:t>
       </w:r>
-      <w:ins w:id="210" w:author="Проект новой редакции" w:date="2026-10-05T12:54:00Z">
-        <w:r>
-          <w:rPr>
-            <w:rFonts w:ascii="Arial" w:hAnsi="Arial" w:cs="Arial"/>
-            <w:sz w:val="28"/>
-            <w:szCs w:val="28"/>
-            <w:lang w:val="en-US"/>
-          </w:rPr>
-          <w:t xml:space="preserve"> acquisition, disposal and use of Fixed Assets of the Foundation with a value exceeding the amount specified in section 3.2.(a) are subject to the approval of the Guardian Council;</w:t>
+      <w:ins w:id="210" w:author="Проект новой редакции" w:date="2026-10-14T11:21:00Z">
+        <w:r>
+          <w:rPr>
+            <w:rFonts w:ascii="Arial" w:hAnsi="Arial" w:cs="Arial"/>
+            <w:sz w:val="28"/>
+            <w:szCs w:val="28"/>
+            <w:lang w:val="en-US"/>
+          </w:rPr>
+          <w:t xml:space="preserve"> decisions on acquisition, disposal and use of Fixed Assets of the Foundation with a value exceeding eight thousand times the monthly calculation index established for the relevant financial year are taken by the Management Council with notification of the Supreme Guardian in accordance with paragraph 3.11;</w:t>
         </w:r>
       </w:ins>
     </w:p>
@@ -13539,7 +13482,7 @@
           <w:lang w:val="en-US"/>
         </w:rPr>
       </w:pPr>
-      <w:ins w:id="211" w:author="Проект новой редакции" w:date="2026-10-05T12:54:00Z">
+      <w:ins w:id="211" w:author="Проект новой редакции" w:date="2026-10-14T11:21:00Z">
         <w:r>
           <w:rPr>
             <w:rFonts w:ascii="Arial" w:hAnsi="Arial" w:cs="Arial"/>
@@ -13550,7 +13493,7 @@
           <w:t>b) subject to the approval of the Supreme Guardian,</w:t>
         </w:r>
       </w:ins>
-      <w:del w:id="212" w:author="Проект новой редакции" w:date="2026-10-05T12:54:00Z">
+      <w:del w:id="212" w:author="Проект новой редакции" w:date="2026-10-14T11:21:00Z">
         <w:r>
           <w:rPr>
             <w:rFonts w:ascii="Arial" w:hAnsi="Arial" w:cs="Arial"/>
@@ -13597,7 +13540,7 @@
         </w:rPr>
         <w:t>of the Foundation</w:t>
       </w:r>
-      <w:ins w:id="213" w:author="Проект новой редакции" w:date="2026-10-05T12:54:00Z">
+      <w:ins w:id="213" w:author="Проект новой редакции" w:date="2026-10-14T11:21:00Z">
         <w:r>
           <w:rPr>
             <w:rFonts w:ascii="Arial" w:hAnsi="Arial" w:cs="Arial"/>
@@ -13644,7 +13587,7 @@
         </w:rPr>
         <w:t>, including bonuses for Management Council</w:t>
       </w:r>
-      <w:ins w:id="214" w:author="Проект новой редакции" w:date="2026-10-05T12:54:00Z">
+      <w:ins w:id="214" w:author="Проект новой редакции" w:date="2026-10-14T11:21:00Z">
         <w:r>
           <w:rPr>
             <w:rFonts w:ascii="Arial" w:hAnsi="Arial" w:cs="Arial"/>
@@ -13671,22 +13614,22 @@
         <w:ind w:firstLine="709"/>
         <w:jc w:val="both"/>
         <w:rPr>
-          <w:ins w:id="215" w:author="Проект новой редакции" w:date="2026-10-05T12:54:00Z"/>
-          <w:rFonts w:ascii="Arial" w:hAnsi="Arial" w:cs="Arial"/>
-          <w:sz w:val="28"/>
-          <w:szCs w:val="28"/>
-          <w:lang w:val="en-US"/>
-        </w:rPr>
-      </w:pPr>
-      <w:ins w:id="216" w:author="Проект новой редакции" w:date="2026-10-05T12:54:00Z">
-        <w:r>
-          <w:rPr>
-            <w:rFonts w:ascii="Arial" w:hAnsi="Arial" w:cs="Arial"/>
-            <w:sz w:val="28"/>
-            <w:szCs w:val="28"/>
-            <w:lang w:val="en-US"/>
-          </w:rPr>
-          <w:t>Operational expenses of the Foundation, as well as acquisition, disposal and use of Fixed Assets with a value up to the amount specified in section 3.2.(a), within the approved budget of the Foundation are made by decision of the Chairman of the Management Council without agreement with the Supreme Guardian.</w:t>
+          <w:ins w:id="215" w:author="Проект новой редакции" w:date="2026-10-14T11:21:00Z"/>
+          <w:rFonts w:ascii="Arial" w:hAnsi="Arial" w:cs="Arial"/>
+          <w:sz w:val="28"/>
+          <w:szCs w:val="28"/>
+          <w:lang w:val="en-US"/>
+        </w:rPr>
+      </w:pPr>
+      <w:ins w:id="216" w:author="Проект новой редакции" w:date="2026-10-14T11:21:00Z">
+        <w:r>
+          <w:rPr>
+            <w:rFonts w:ascii="Arial" w:hAnsi="Arial" w:cs="Arial"/>
+            <w:sz w:val="28"/>
+            <w:szCs w:val="28"/>
+            <w:lang w:val="en-US"/>
+          </w:rPr>
+          <w:t>Operational expenses of the Foundation, as well as acquisition, disposal and use of Fixed Assets with a value up to the amount specified in sub-paragraph a) of this paragraph, within the approved budget of the Foundation are made by decision of the Chairman of the Management Council without agreement with the Supreme Guardian.</w:t>
         </w:r>
       </w:ins>
     </w:p>
@@ -14648,7 +14591,7 @@
           <w:lang w:val="en-US"/>
         </w:rPr>
       </w:pPr>
-      <w:ins w:id="217" w:author="Проект новой редакции" w:date="2026-10-05T12:54:00Z">
+      <w:ins w:id="217" w:author="Проект новой редакции" w:date="2026-10-14T11:21:00Z">
         <w:r>
           <w:rPr>
             <w:rFonts w:ascii="Arial" w:hAnsi="Arial" w:cs="Arial"/>
@@ -14677,7 +14620,7 @@
         </w:rPr>
         <w:t xml:space="preserve"> </w:t>
       </w:r>
-      <w:ins w:id="218" w:author="Проект новой редакции" w:date="2026-10-05T12:54:00Z">
+      <w:ins w:id="218" w:author="Проект новой редакции" w:date="2026-10-14T11:21:00Z">
         <w:r>
           <w:rPr>
             <w:rFonts w:ascii="Arial" w:hAnsi="Arial" w:cs="Arial"/>
@@ -14688,7 +14631,7 @@
           <w:t>____________________ (signature)</w:t>
         </w:r>
       </w:ins>
-      <w:del w:id="219" w:author="Проект новой редакции" w:date="2026-10-05T12:54:00Z">
+      <w:del w:id="219" w:author="Проект новой редакции" w:date="2026-10-14T11:21:00Z">
         <w:r>
           <w:rPr>
             <w:rFonts w:ascii="Arial" w:hAnsi="Arial" w:cs="Arial"/>
@@ -14705,7 +14648,7 @@
         <w:spacing w:after="0" w:line="480" w:lineRule="auto"/>
         <w:jc w:val="both"/>
         <w:rPr>
-          <w:ins w:id="220" w:author="Проект новой редакции" w:date="2026-10-05T12:54:00Z"/>
+          <w:ins w:id="220" w:author="Проект новой редакции" w:date="2026-10-14T11:21:00Z"/>
           <w:rFonts w:ascii="Arial" w:hAnsi="Arial" w:cs="Arial"/>
           <w:sz w:val="28"/>
           <w:szCs w:val="28"/>
@@ -14718,7 +14661,7 @@
         <w:spacing w:after="0" w:line="480" w:lineRule="auto"/>
         <w:jc w:val="both"/>
         <w:rPr>
-          <w:ins w:id="221" w:author="Проект новой редакции" w:date="2026-10-05T12:54:00Z"/>
+          <w:ins w:id="221" w:author="Проект новой редакции" w:date="2026-10-14T11:21:00Z"/>
           <w:rFonts w:ascii="Arial" w:hAnsi="Arial" w:cs="Arial"/>
           <w:sz w:val="28"/>
           <w:szCs w:val="28"/>
@@ -14731,7 +14674,7 @@
         <w:spacing w:after="0" w:line="480" w:lineRule="auto"/>
         <w:jc w:val="both"/>
         <w:rPr>
-          <w:ins w:id="222" w:author="Проект новой редакции" w:date="2026-10-05T12:54:00Z"/>
+          <w:ins w:id="222" w:author="Проект новой редакции" w:date="2026-10-14T11:21:00Z"/>
           <w:rFonts w:ascii="Arial" w:hAnsi="Arial" w:cs="Arial"/>
           <w:sz w:val="28"/>
           <w:szCs w:val="28"/>
@@ -14744,7 +14687,7 @@
         <w:spacing w:after="0" w:line="480" w:lineRule="auto"/>
         <w:jc w:val="both"/>
         <w:rPr>
-          <w:ins w:id="223" w:author="Проект новой редакции" w:date="2026-10-05T12:54:00Z"/>
+          <w:ins w:id="223" w:author="Проект новой редакции" w:date="2026-10-14T11:21:00Z"/>
           <w:rFonts w:ascii="Arial" w:hAnsi="Arial" w:cs="Arial"/>
           <w:sz w:val="28"/>
           <w:szCs w:val="28"/>
@@ -14757,7 +14700,7 @@
         <w:spacing w:after="0" w:line="480" w:lineRule="auto"/>
         <w:jc w:val="both"/>
         <w:rPr>
-          <w:ins w:id="224" w:author="Проект новой редакции" w:date="2026-10-05T12:54:00Z"/>
+          <w:ins w:id="224" w:author="Проект новой редакции" w:date="2026-10-14T11:21:00Z"/>
           <w:rFonts w:ascii="Arial" w:hAnsi="Arial" w:cs="Arial"/>
           <w:sz w:val="28"/>
           <w:szCs w:val="28"/>
@@ -14770,7 +14713,7 @@
         <w:spacing w:after="0" w:line="480" w:lineRule="auto"/>
         <w:jc w:val="both"/>
         <w:rPr>
-          <w:ins w:id="225" w:author="Проект новой редакции" w:date="2026-10-05T12:54:00Z"/>
+          <w:ins w:id="225" w:author="Проект новой редакции" w:date="2026-10-14T11:21:00Z"/>
           <w:rFonts w:ascii="Arial" w:hAnsi="Arial" w:cs="Arial"/>
           <w:sz w:val="28"/>
           <w:szCs w:val="28"/>
@@ -14783,7 +14726,7 @@
         <w:spacing w:after="0" w:line="480" w:lineRule="auto"/>
         <w:jc w:val="both"/>
         <w:rPr>
-          <w:ins w:id="226" w:author="Проект новой редакции" w:date="2026-10-05T12:54:00Z"/>
+          <w:ins w:id="226" w:author="Проект новой редакции" w:date="2026-10-14T11:21:00Z"/>
           <w:rFonts w:ascii="Arial" w:hAnsi="Arial" w:cs="Arial"/>
           <w:sz w:val="28"/>
           <w:szCs w:val="28"/>
@@ -14796,7 +14739,7 @@
         <w:spacing w:after="0" w:line="480" w:lineRule="auto"/>
         <w:jc w:val="both"/>
         <w:rPr>
-          <w:ins w:id="227" w:author="Проект новой редакции" w:date="2026-10-05T12:54:00Z"/>
+          <w:ins w:id="227" w:author="Проект новой редакции" w:date="2026-10-14T11:21:00Z"/>
           <w:rFonts w:ascii="Arial" w:hAnsi="Arial" w:cs="Arial"/>
           <w:sz w:val="28"/>
           <w:szCs w:val="28"/>
@@ -14809,7 +14752,7 @@
         <w:spacing w:after="0" w:line="480" w:lineRule="auto"/>
         <w:jc w:val="both"/>
         <w:rPr>
-          <w:ins w:id="228" w:author="Проект новой редакции" w:date="2026-10-05T12:54:00Z"/>
+          <w:ins w:id="228" w:author="Проект новой редакции" w:date="2026-10-14T11:21:00Z"/>
           <w:rFonts w:ascii="Arial" w:hAnsi="Arial" w:cs="Arial"/>
           <w:sz w:val="28"/>
           <w:szCs w:val="28"/>
@@ -14822,7 +14765,7 @@
         <w:spacing w:after="0" w:line="480" w:lineRule="auto"/>
         <w:jc w:val="both"/>
         <w:rPr>
-          <w:ins w:id="229" w:author="Проект новой редакции" w:date="2026-10-05T12:54:00Z"/>
+          <w:ins w:id="229" w:author="Проект новой редакции" w:date="2026-10-14T11:21:00Z"/>
           <w:rFonts w:ascii="Arial" w:hAnsi="Arial" w:cs="Arial"/>
           <w:sz w:val="28"/>
           <w:szCs w:val="28"/>
@@ -14835,7 +14778,7 @@
         <w:spacing w:after="0" w:line="480" w:lineRule="auto"/>
         <w:jc w:val="both"/>
         <w:rPr>
-          <w:ins w:id="230" w:author="Проект новой редакции" w:date="2026-10-05T12:54:00Z"/>
+          <w:ins w:id="230" w:author="Проект новой редакции" w:date="2026-10-14T11:21:00Z"/>
           <w:rFonts w:ascii="Arial" w:hAnsi="Arial" w:cs="Arial"/>
           <w:sz w:val="28"/>
           <w:szCs w:val="28"/>
@@ -14848,7 +14791,7 @@
         <w:spacing w:after="0" w:line="480" w:lineRule="auto"/>
         <w:jc w:val="both"/>
         <w:rPr>
-          <w:ins w:id="231" w:author="Проект новой редакции" w:date="2026-10-05T12:54:00Z"/>
+          <w:ins w:id="231" w:author="Проект новой редакции" w:date="2026-10-14T11:21:00Z"/>
           <w:rFonts w:ascii="Arial" w:hAnsi="Arial" w:cs="Arial"/>
           <w:sz w:val="28"/>
           <w:szCs w:val="28"/>
@@ -14861,7 +14804,7 @@
         <w:spacing w:after="0" w:line="480" w:lineRule="auto"/>
         <w:jc w:val="both"/>
         <w:rPr>
-          <w:ins w:id="232" w:author="Проект новой редакции" w:date="2026-10-05T12:54:00Z"/>
+          <w:ins w:id="232" w:author="Проект новой редакции" w:date="2026-10-14T11:21:00Z"/>
           <w:rFonts w:ascii="Arial" w:hAnsi="Arial" w:cs="Arial"/>
           <w:sz w:val="28"/>
           <w:szCs w:val="28"/>
@@ -14874,7 +14817,7 @@
         <w:spacing w:after="0" w:line="480" w:lineRule="auto"/>
         <w:jc w:val="both"/>
         <w:rPr>
-          <w:ins w:id="233" w:author="Проект новой редакции" w:date="2026-10-05T12:54:00Z"/>
+          <w:ins w:id="233" w:author="Проект новой редакции" w:date="2026-10-14T11:21:00Z"/>
           <w:rFonts w:ascii="Arial" w:hAnsi="Arial" w:cs="Arial"/>
           <w:sz w:val="28"/>
           <w:szCs w:val="28"/>
@@ -14887,7 +14830,7 @@
         <w:spacing w:after="0" w:line="480" w:lineRule="auto"/>
         <w:jc w:val="both"/>
         <w:rPr>
-          <w:ins w:id="234" w:author="Проект новой редакции" w:date="2026-10-05T12:54:00Z"/>
+          <w:ins w:id="234" w:author="Проект новой редакции" w:date="2026-10-14T11:21:00Z"/>
           <w:rFonts w:ascii="Arial" w:hAnsi="Arial" w:cs="Arial"/>
           <w:sz w:val="28"/>
           <w:szCs w:val="28"/>
@@ -14900,7 +14843,7 @@
         <w:spacing w:after="0" w:line="480" w:lineRule="auto"/>
         <w:jc w:val="both"/>
         <w:rPr>
-          <w:ins w:id="235" w:author="Проект новой редакции" w:date="2026-10-05T12:54:00Z"/>
+          <w:ins w:id="235" w:author="Проект новой редакции" w:date="2026-10-14T11:21:00Z"/>
           <w:rFonts w:ascii="Arial" w:hAnsi="Arial" w:cs="Arial"/>
           <w:sz w:val="28"/>
           <w:szCs w:val="28"/>
@@ -14913,7 +14856,7 @@
         <w:spacing w:after="0" w:line="480" w:lineRule="auto"/>
         <w:jc w:val="both"/>
         <w:rPr>
-          <w:ins w:id="236" w:author="Проект новой редакции" w:date="2026-10-05T12:54:00Z"/>
+          <w:ins w:id="236" w:author="Проект новой редакции" w:date="2026-10-14T11:21:00Z"/>
           <w:rFonts w:ascii="Arial" w:hAnsi="Arial" w:cs="Arial"/>
           <w:sz w:val="28"/>
           <w:szCs w:val="28"/>
@@ -14926,7 +14869,7 @@
         <w:spacing w:after="0" w:line="480" w:lineRule="auto"/>
         <w:jc w:val="both"/>
         <w:rPr>
-          <w:ins w:id="237" w:author="Проект новой редакции" w:date="2026-10-05T12:54:00Z"/>
+          <w:ins w:id="237" w:author="Проект новой редакции" w:date="2026-10-14T11:21:00Z"/>
           <w:rFonts w:ascii="Arial" w:hAnsi="Arial" w:cs="Arial"/>
           <w:sz w:val="28"/>
           <w:szCs w:val="28"/>
@@ -14939,7 +14882,7 @@
         <w:spacing w:after="0" w:line="480" w:lineRule="auto"/>
         <w:jc w:val="both"/>
         <w:rPr>
-          <w:ins w:id="238" w:author="Проект новой редакции" w:date="2026-10-05T12:54:00Z"/>
+          <w:ins w:id="238" w:author="Проект новой редакции" w:date="2026-10-14T11:21:00Z"/>
           <w:rFonts w:ascii="Arial" w:hAnsi="Arial" w:cs="Arial"/>
           <w:sz w:val="28"/>
           <w:szCs w:val="28"/>
@@ -14952,7 +14895,7 @@
         <w:spacing w:after="0" w:line="480" w:lineRule="auto"/>
         <w:jc w:val="both"/>
         <w:rPr>
-          <w:ins w:id="239" w:author="Проект новой редакции" w:date="2026-10-05T12:54:00Z"/>
+          <w:ins w:id="239" w:author="Проект новой редакции" w:date="2026-10-14T11:21:00Z"/>
           <w:rFonts w:ascii="Arial" w:hAnsi="Arial" w:cs="Arial"/>
           <w:sz w:val="28"/>
           <w:szCs w:val="28"/>
@@ -14965,7 +14908,7 @@
         <w:spacing w:after="0" w:line="480" w:lineRule="auto"/>
         <w:jc w:val="right"/>
         <w:rPr>
-          <w:ins w:id="240" w:author="Проект новой редакции" w:date="2026-10-05T12:54:00Z"/>
+          <w:ins w:id="240" w:author="Проект новой редакции" w:date="2026-10-14T11:21:00Z"/>
           <w:rFonts w:ascii="Arial" w:hAnsi="Arial" w:cs="Arial"/>
           <w:b/>
           <w:sz w:val="28"/>
@@ -14973,7 +14916,7 @@
           <w:lang w:val="en-US"/>
         </w:rPr>
       </w:pPr>
-      <w:ins w:id="241" w:author="Проект новой редакции" w:date="2026-10-05T12:54:00Z">
+      <w:ins w:id="241" w:author="Проект новой редакции" w:date="2026-10-14T11:21:00Z">
         <w:r>
           <w:rPr>
             <w:rFonts w:ascii="Arial" w:hAnsi="Arial" w:cs="Arial"/>
@@ -14993,22 +14936,40 @@
         <w:ind w:left="0"/>
         <w:jc w:val="both"/>
         <w:rPr>
-          <w:ins w:id="242" w:author="Проект новой редакции" w:date="2026-10-05T12:54:00Z"/>
-          <w:rFonts w:ascii="Arial" w:hAnsi="Arial" w:cs="Arial"/>
-          <w:sz w:val="28"/>
-          <w:szCs w:val="28"/>
-          <w:lang w:val="en-US"/>
-        </w:rPr>
-      </w:pPr>
-      <w:ins w:id="243" w:author="Проект новой редакции" w:date="2026-10-05T12:54:00Z">
-        <w:r>
-          <w:rPr>
-            <w:rFonts w:ascii="Arial" w:hAnsi="Arial" w:cs="Arial"/>
-            <w:sz w:val="28"/>
-            <w:szCs w:val="28"/>
-            <w:lang w:val="en-US"/>
-          </w:rPr>
-          <w:t>1. Supreme Guardian — Mr Yerlan Nyssanbayev ____________________ (signature)</w:t>
+          <w:ins w:id="242" w:author="Проект новой редакции" w:date="2026-10-14T11:21:00Z"/>
+          <w:rFonts w:ascii="Arial" w:hAnsi="Arial" w:cs="Arial"/>
+          <w:sz w:val="28"/>
+          <w:szCs w:val="28"/>
+          <w:lang w:val="en-US"/>
+        </w:rPr>
+      </w:pPr>
+      <w:ins w:id="243" w:author="Проект новой редакции" w:date="2026-10-14T11:21:00Z">
+        <w:r>
+          <w:rPr>
+            <w:rFonts w:ascii="Arial" w:hAnsi="Arial" w:cs="Arial"/>
+            <w:sz w:val="28"/>
+            <w:szCs w:val="28"/>
+            <w:lang w:val="en-US"/>
+          </w:rPr>
+          <w:t xml:space="preserve">1. Supreme Guardian </w:t>
+        </w:r>
+        <w:r>
+          <w:rPr>
+            <w:rFonts w:ascii="Arial" w:hAnsi="Arial" w:cs="Arial"/>
+            <w:sz w:val="28"/>
+            <w:szCs w:val="28"/>
+            <w:lang w:val="en-US"/>
+          </w:rPr>
+          <w:t>–</w:t>
+        </w:r>
+        <w:r>
+          <w:rPr>
+            <w:rFonts w:ascii="Arial" w:hAnsi="Arial" w:cs="Arial"/>
+            <w:sz w:val="28"/>
+            <w:szCs w:val="28"/>
+            <w:lang w:val="en-US"/>
+          </w:rPr>
+          <w:t xml:space="preserve"> Mr Yerlan Nyssanbayev ____________________ (signature)</w:t>
         </w:r>
       </w:ins>
     </w:p>
@@ -15257,7 +15218,7 @@
         <w:spacing w:after="0" w:line="480" w:lineRule="auto"/>
         <w:jc w:val="right"/>
         <w:rPr>
-          <w:del w:id="244" w:author="Проект новой редакции" w:date="2026-10-05T12:54:00Z"/>
+          <w:del w:id="244" w:author="Проект новой редакции" w:date="2026-10-14T11:21:00Z"/>
           <w:rFonts w:ascii="Arial" w:hAnsi="Arial" w:cs="Arial"/>
           <w:b/>
           <w:sz w:val="28"/>
@@ -15285,7 +15246,7 @@
         </w:rPr>
         <w:t xml:space="preserve">                          </w:t>
       </w:r>
-      <w:del w:id="245" w:author="Проект новой редакции" w:date="2026-10-05T12:54:00Z">
+      <w:del w:id="245" w:author="Проект новой редакции" w:date="2026-10-14T11:21:00Z">
         <w:r>
           <w:rPr>
             <w:rFonts w:ascii="Arial" w:hAnsi="Arial" w:cs="Arial"/>
@@ -15315,14 +15276,14 @@
         <w:ind w:left="0"/>
         <w:jc w:val="both"/>
         <w:rPr>
-          <w:del w:id="246" w:author="Проект новой редакции" w:date="2026-10-05T12:54:00Z"/>
-          <w:rFonts w:ascii="Arial" w:hAnsi="Arial" w:cs="Arial"/>
-          <w:sz w:val="28"/>
-          <w:szCs w:val="28"/>
-          <w:lang w:val="en-US"/>
-        </w:rPr>
-      </w:pPr>
-      <w:del w:id="247" w:author="Проект новой редакции" w:date="2026-10-05T12:54:00Z">
+          <w:del w:id="246" w:author="Проект новой редакции" w:date="2026-10-14T11:21:00Z"/>
+          <w:rFonts w:ascii="Arial" w:hAnsi="Arial" w:cs="Arial"/>
+          <w:sz w:val="28"/>
+          <w:szCs w:val="28"/>
+          <w:lang w:val="en-US"/>
+        </w:rPr>
+      </w:pPr>
+      <w:del w:id="247" w:author="Проект новой редакции" w:date="2026-10-14T11:21:00Z">
         <w:r>
           <w:rPr>
             <w:rFonts w:ascii="Arial" w:hAnsi="Arial" w:cs="Arial"/>
@@ -15359,14 +15320,14 @@
         <w:ind w:left="0"/>
         <w:jc w:val="both"/>
         <w:rPr>
-          <w:del w:id="248" w:author="Проект новой редакции" w:date="2026-10-05T12:54:00Z"/>
-          <w:rFonts w:ascii="Arial" w:hAnsi="Arial" w:cs="Arial"/>
-          <w:sz w:val="28"/>
-          <w:szCs w:val="28"/>
-          <w:lang w:val="en-US"/>
-        </w:rPr>
-      </w:pPr>
-      <w:del w:id="249" w:author="Проект новой редакции" w:date="2026-10-05T12:54:00Z">
+          <w:del w:id="248" w:author="Проект новой редакции" w:date="2026-10-14T11:21:00Z"/>
+          <w:rFonts w:ascii="Arial" w:hAnsi="Arial" w:cs="Arial"/>
+          <w:sz w:val="28"/>
+          <w:szCs w:val="28"/>
+          <w:lang w:val="en-US"/>
+        </w:rPr>
+      </w:pPr>
+      <w:del w:id="249" w:author="Проект новой редакции" w:date="2026-10-14T11:21:00Z">
         <w:r>
           <w:rPr>
             <w:rFonts w:ascii="Arial" w:hAnsi="Arial" w:cs="Arial"/>
@@ -15401,7 +15362,7 @@
         <w:spacing w:after="0" w:line="480" w:lineRule="auto"/>
         <w:jc w:val="both"/>
         <w:rPr>
-          <w:del w:id="250" w:author="Проект новой редакции" w:date="2026-10-05T12:54:00Z"/>
+          <w:del w:id="250" w:author="Проект новой редакции" w:date="2026-10-14T11:21:00Z"/>
           <w:rFonts w:ascii="Arial" w:hAnsi="Arial" w:cs="Arial"/>
           <w:sz w:val="28"/>
           <w:szCs w:val="28"/>
@@ -15414,7 +15375,7 @@
         <w:spacing w:after="0" w:line="480" w:lineRule="auto"/>
         <w:jc w:val="both"/>
         <w:rPr>
-          <w:del w:id="251" w:author="Проект новой редакции" w:date="2026-10-05T12:54:00Z"/>
+          <w:del w:id="251" w:author="Проект новой редакции" w:date="2026-10-14T11:21:00Z"/>
           <w:rFonts w:ascii="Arial" w:hAnsi="Arial" w:cs="Arial"/>
           <w:sz w:val="28"/>
           <w:szCs w:val="28"/>
@@ -15427,7 +15388,7 @@
         <w:spacing w:after="0" w:line="480" w:lineRule="auto"/>
         <w:jc w:val="both"/>
         <w:rPr>
-          <w:del w:id="252" w:author="Проект новой редакции" w:date="2026-10-05T12:54:00Z"/>
+          <w:del w:id="252" w:author="Проект новой редакции" w:date="2026-10-14T11:21:00Z"/>
           <w:rFonts w:ascii="Arial" w:hAnsi="Arial" w:cs="Arial"/>
           <w:sz w:val="28"/>
           <w:szCs w:val="28"/>
@@ -15440,7 +15401,7 @@
         <w:spacing w:after="0" w:line="480" w:lineRule="auto"/>
         <w:jc w:val="both"/>
         <w:rPr>
-          <w:del w:id="253" w:author="Проект новой редакции" w:date="2026-10-05T12:54:00Z"/>
+          <w:del w:id="253" w:author="Проект новой редакции" w:date="2026-10-14T11:21:00Z"/>
           <w:rFonts w:ascii="Arial" w:hAnsi="Arial" w:cs="Arial"/>
           <w:sz w:val="28"/>
           <w:szCs w:val="28"/>
@@ -15453,7 +15414,7 @@
         <w:spacing w:after="0" w:line="480" w:lineRule="auto"/>
         <w:jc w:val="both"/>
         <w:rPr>
-          <w:del w:id="254" w:author="Проект новой редакции" w:date="2026-10-05T12:54:00Z"/>
+          <w:del w:id="254" w:author="Проект новой редакции" w:date="2026-10-14T11:21:00Z"/>
           <w:rFonts w:ascii="Arial" w:hAnsi="Arial" w:cs="Arial"/>
           <w:sz w:val="28"/>
           <w:szCs w:val="28"/>
@@ -15466,7 +15427,7 @@
         <w:spacing w:after="0" w:line="480" w:lineRule="auto"/>
         <w:jc w:val="both"/>
         <w:rPr>
-          <w:del w:id="255" w:author="Проект новой редакции" w:date="2026-10-05T12:54:00Z"/>
+          <w:del w:id="255" w:author="Проект новой редакции" w:date="2026-10-14T11:21:00Z"/>
           <w:rFonts w:ascii="Arial" w:hAnsi="Arial" w:cs="Arial"/>
           <w:sz w:val="28"/>
           <w:szCs w:val="28"/>
@@ -15479,7 +15440,7 @@
         <w:spacing w:after="0" w:line="480" w:lineRule="auto"/>
         <w:jc w:val="both"/>
         <w:rPr>
-          <w:del w:id="256" w:author="Проект новой редакции" w:date="2026-10-05T12:54:00Z"/>
+          <w:del w:id="256" w:author="Проект новой редакции" w:date="2026-10-14T11:21:00Z"/>
           <w:rFonts w:ascii="Arial" w:hAnsi="Arial" w:cs="Arial"/>
           <w:sz w:val="28"/>
           <w:szCs w:val="28"/>
@@ -15492,7 +15453,7 @@
         <w:spacing w:after="0" w:line="480" w:lineRule="auto"/>
         <w:jc w:val="both"/>
         <w:rPr>
-          <w:del w:id="257" w:author="Проект новой редакции" w:date="2026-10-05T12:54:00Z"/>
+          <w:del w:id="257" w:author="Проект новой редакции" w:date="2026-10-14T11:21:00Z"/>
           <w:rFonts w:ascii="Arial" w:hAnsi="Arial" w:cs="Arial"/>
           <w:sz w:val="28"/>
           <w:szCs w:val="28"/>
@@ -15505,7 +15466,7 @@
         <w:spacing w:after="0" w:line="480" w:lineRule="auto"/>
         <w:jc w:val="both"/>
         <w:rPr>
-          <w:del w:id="258" w:author="Проект новой редакции" w:date="2026-10-05T12:54:00Z"/>
+          <w:del w:id="258" w:author="Проект новой редакции" w:date="2026-10-14T11:21:00Z"/>
           <w:rFonts w:ascii="Arial" w:hAnsi="Arial" w:cs="Arial"/>
           <w:sz w:val="28"/>
           <w:szCs w:val="28"/>
@@ -15518,7 +15479,7 @@
         <w:spacing w:after="0" w:line="480" w:lineRule="auto"/>
         <w:jc w:val="both"/>
         <w:rPr>
-          <w:del w:id="259" w:author="Проект новой редакции" w:date="2026-10-05T12:54:00Z"/>
+          <w:del w:id="259" w:author="Проект новой редакции" w:date="2026-10-14T11:21:00Z"/>
           <w:rFonts w:ascii="Arial" w:hAnsi="Arial" w:cs="Arial"/>
           <w:sz w:val="28"/>
           <w:szCs w:val="28"/>
@@ -15531,7 +15492,7 @@
         <w:spacing w:after="0" w:line="480" w:lineRule="auto"/>
         <w:jc w:val="both"/>
         <w:rPr>
-          <w:del w:id="260" w:author="Проект новой редакции" w:date="2026-10-05T12:54:00Z"/>
+          <w:del w:id="260" w:author="Проект новой редакции" w:date="2026-10-14T11:21:00Z"/>
           <w:rFonts w:ascii="Arial" w:hAnsi="Arial" w:cs="Arial"/>
           <w:sz w:val="28"/>
           <w:szCs w:val="28"/>
@@ -15544,7 +15505,7 @@
         <w:spacing w:after="0" w:line="480" w:lineRule="auto"/>
         <w:jc w:val="both"/>
         <w:rPr>
-          <w:del w:id="261" w:author="Проект новой редакции" w:date="2026-10-05T12:54:00Z"/>
+          <w:del w:id="261" w:author="Проект новой редакции" w:date="2026-10-14T11:21:00Z"/>
           <w:rFonts w:ascii="Arial" w:hAnsi="Arial" w:cs="Arial"/>
           <w:sz w:val="28"/>
           <w:szCs w:val="28"/>
@@ -15557,7 +15518,7 @@
         <w:spacing w:after="0" w:line="480" w:lineRule="auto"/>
         <w:jc w:val="both"/>
         <w:rPr>
-          <w:del w:id="262" w:author="Проект новой редакции" w:date="2026-10-05T12:54:00Z"/>
+          <w:del w:id="262" w:author="Проект новой редакции" w:date="2026-10-14T11:21:00Z"/>
           <w:rFonts w:ascii="Arial" w:hAnsi="Arial" w:cs="Arial"/>
           <w:sz w:val="28"/>
           <w:szCs w:val="28"/>
@@ -15570,7 +15531,7 @@
         <w:spacing w:after="0" w:line="480" w:lineRule="auto"/>
         <w:jc w:val="both"/>
         <w:rPr>
-          <w:del w:id="263" w:author="Проект новой редакции" w:date="2026-10-05T12:54:00Z"/>
+          <w:del w:id="263" w:author="Проект новой редакции" w:date="2026-10-14T11:21:00Z"/>
           <w:rFonts w:ascii="Arial" w:hAnsi="Arial" w:cs="Arial"/>
           <w:sz w:val="28"/>
           <w:szCs w:val="28"/>
@@ -15583,7 +15544,7 @@
         <w:spacing w:after="0" w:line="480" w:lineRule="auto"/>
         <w:jc w:val="both"/>
         <w:rPr>
-          <w:del w:id="264" w:author="Проект новой редакции" w:date="2026-10-05T12:54:00Z"/>
+          <w:del w:id="264" w:author="Проект новой редакции" w:date="2026-10-14T11:21:00Z"/>
           <w:rFonts w:ascii="Arial" w:hAnsi="Arial" w:cs="Arial"/>
           <w:sz w:val="28"/>
           <w:szCs w:val="28"/>
@@ -15596,7 +15557,7 @@
         <w:spacing w:after="0" w:line="480" w:lineRule="auto"/>
         <w:jc w:val="both"/>
         <w:rPr>
-          <w:del w:id="265" w:author="Проект новой редакции" w:date="2026-10-05T12:54:00Z"/>
+          <w:del w:id="265" w:author="Проект новой редакции" w:date="2026-10-14T11:21:00Z"/>
           <w:rFonts w:ascii="Arial" w:hAnsi="Arial" w:cs="Arial"/>
           <w:sz w:val="28"/>
           <w:szCs w:val="28"/>
@@ -15609,7 +15570,7 @@
         <w:spacing w:after="0" w:line="480" w:lineRule="auto"/>
         <w:jc w:val="both"/>
         <w:rPr>
-          <w:del w:id="266" w:author="Проект новой редакции" w:date="2026-10-05T12:54:00Z"/>
+          <w:del w:id="266" w:author="Проект новой редакции" w:date="2026-10-14T11:21:00Z"/>
           <w:rFonts w:ascii="Arial" w:hAnsi="Arial" w:cs="Arial"/>
           <w:sz w:val="28"/>
           <w:szCs w:val="28"/>
@@ -15622,7 +15583,7 @@
         <w:spacing w:after="0" w:line="480" w:lineRule="auto"/>
         <w:jc w:val="both"/>
         <w:rPr>
-          <w:del w:id="267" w:author="Проект новой редакции" w:date="2026-10-05T12:54:00Z"/>
+          <w:del w:id="267" w:author="Проект новой редакции" w:date="2026-10-14T11:21:00Z"/>
           <w:rFonts w:ascii="Arial" w:hAnsi="Arial" w:cs="Arial"/>
           <w:sz w:val="28"/>
           <w:szCs w:val="28"/>
@@ -15635,7 +15596,7 @@
         <w:spacing w:after="0" w:line="480" w:lineRule="auto"/>
         <w:jc w:val="both"/>
         <w:rPr>
-          <w:del w:id="268" w:author="Проект новой редакции" w:date="2026-10-05T12:54:00Z"/>
+          <w:del w:id="268" w:author="Проект новой редакции" w:date="2026-10-14T11:21:00Z"/>
           <w:rFonts w:ascii="Arial" w:hAnsi="Arial" w:cs="Arial"/>
           <w:sz w:val="28"/>
           <w:szCs w:val="28"/>
@@ -15648,7 +15609,7 @@
         <w:spacing w:after="0" w:line="480" w:lineRule="auto"/>
         <w:jc w:val="both"/>
         <w:rPr>
-          <w:del w:id="269" w:author="Проект новой редакции" w:date="2026-10-05T12:54:00Z"/>
+          <w:del w:id="269" w:author="Проект новой редакции" w:date="2026-10-14T11:21:00Z"/>
           <w:rFonts w:ascii="Arial" w:hAnsi="Arial" w:cs="Arial"/>
           <w:sz w:val="28"/>
           <w:szCs w:val="28"/>
@@ -15668,7 +15629,7 @@
           <w:lang w:val="en-US"/>
         </w:rPr>
       </w:pPr>
-      <w:del w:id="270" w:author="Проект новой редакции" w:date="2026-10-05T12:54:00Z">
+      <w:del w:id="270" w:author="Проект новой редакции" w:date="2026-10-14T11:21:00Z">
         <w:r>
           <w:rPr>
             <w:rFonts w:ascii="Arial" w:hAnsi="Arial" w:cs="Arial"/>
@@ -15723,18 +15684,36 @@
         </w:rPr>
         <w:t xml:space="preserve">1. </w:t>
       </w:r>
-      <w:ins w:id="271" w:author="Проект новой редакции" w:date="2026-10-05T12:54:00Z">
-        <w:r>
-          <w:rPr>
-            <w:rFonts w:ascii="Arial" w:hAnsi="Arial" w:cs="Arial"/>
-            <w:sz w:val="28"/>
-            <w:szCs w:val="28"/>
-            <w:lang w:val="en-US"/>
-          </w:rPr>
-          <w:t>Chief Executive Officer, Head of Project Office — Mr Yerlik Karazhan ____________________ (signature)</w:t>
+      <w:ins w:id="271" w:author="Проект новой редакции" w:date="2026-10-14T11:21:00Z">
+        <w:r>
+          <w:rPr>
+            <w:rFonts w:ascii="Arial" w:hAnsi="Arial" w:cs="Arial"/>
+            <w:sz w:val="28"/>
+            <w:szCs w:val="28"/>
+            <w:lang w:val="en-US"/>
+          </w:rPr>
+          <w:t xml:space="preserve">Chief Executive Officer, Head of Project Office </w:t>
+        </w:r>
+        <w:r>
+          <w:rPr>
+            <w:rFonts w:ascii="Arial" w:hAnsi="Arial" w:cs="Arial"/>
+            <w:sz w:val="28"/>
+            <w:szCs w:val="28"/>
+            <w:lang w:val="en-US"/>
+          </w:rPr>
+          <w:t>–</w:t>
+        </w:r>
+        <w:r>
+          <w:rPr>
+            <w:rFonts w:ascii="Arial" w:hAnsi="Arial" w:cs="Arial"/>
+            <w:sz w:val="28"/>
+            <w:szCs w:val="28"/>
+            <w:lang w:val="en-US"/>
+          </w:rPr>
+          <w:t xml:space="preserve"> Mr Yerlik Karazhan ____________________ (signature)</w:t>
         </w:r>
       </w:ins>
-      <w:del w:id="272" w:author="Проект новой редакции" w:date="2026-10-05T12:54:00Z">
+      <w:del w:id="272" w:author="Проект новой редакции" w:date="2026-10-14T11:21:00Z">
         <w:r>
           <w:rPr>
             <w:rFonts w:ascii="Arial" w:hAnsi="Arial" w:cs="Arial"/>
@@ -15753,22 +15732,40 @@
         <w:ind w:left="0"/>
         <w:jc w:val="both"/>
         <w:rPr>
-          <w:ins w:id="273" w:author="Проект новой редакции" w:date="2026-10-05T12:54:00Z"/>
-          <w:rFonts w:ascii="Arial" w:hAnsi="Arial" w:cs="Arial"/>
-          <w:sz w:val="28"/>
-          <w:szCs w:val="28"/>
-          <w:lang w:val="en-US"/>
-        </w:rPr>
-      </w:pPr>
-      <w:ins w:id="274" w:author="Проект новой редакции" w:date="2026-10-05T12:54:00Z">
-        <w:r>
-          <w:rPr>
-            <w:rFonts w:ascii="Arial" w:hAnsi="Arial" w:cs="Arial"/>
-            <w:sz w:val="28"/>
-            <w:szCs w:val="28"/>
-            <w:lang w:val="en-US"/>
-          </w:rPr>
-          <w:t>2. Deputy Chief Executive Officer — Mr Alexander Kononets ____________________ (signature)</w:t>
+          <w:ins w:id="273" w:author="Проект новой редакции" w:date="2026-10-14T11:21:00Z"/>
+          <w:rFonts w:ascii="Arial" w:hAnsi="Arial" w:cs="Arial"/>
+          <w:sz w:val="28"/>
+          <w:szCs w:val="28"/>
+          <w:lang w:val="en-US"/>
+        </w:rPr>
+      </w:pPr>
+      <w:ins w:id="274" w:author="Проект новой редакции" w:date="2026-10-14T11:21:00Z">
+        <w:r>
+          <w:rPr>
+            <w:rFonts w:ascii="Arial" w:hAnsi="Arial" w:cs="Arial"/>
+            <w:sz w:val="28"/>
+            <w:szCs w:val="28"/>
+            <w:lang w:val="en-US"/>
+          </w:rPr>
+          <w:t xml:space="preserve">2. Deputy Chief Executive Officer </w:t>
+        </w:r>
+        <w:r>
+          <w:rPr>
+            <w:rFonts w:ascii="Arial" w:hAnsi="Arial" w:cs="Arial"/>
+            <w:sz w:val="28"/>
+            <w:szCs w:val="28"/>
+            <w:lang w:val="en-US"/>
+          </w:rPr>
+          <w:t>–</w:t>
+        </w:r>
+        <w:r>
+          <w:rPr>
+            <w:rFonts w:ascii="Arial" w:hAnsi="Arial" w:cs="Arial"/>
+            <w:sz w:val="28"/>
+            <w:szCs w:val="28"/>
+            <w:lang w:val="en-US"/>
+          </w:rPr>
+          <w:t xml:space="preserve"> Mr Alexander Kononets ____________________ (signature)</w:t>
         </w:r>
       </w:ins>
     </w:p>
@@ -15779,22 +15776,40 @@
         <w:ind w:left="0"/>
         <w:jc w:val="both"/>
         <w:rPr>
-          <w:ins w:id="275" w:author="Проект новой редакции" w:date="2026-10-05T12:54:00Z"/>
-          <w:rFonts w:ascii="Arial" w:hAnsi="Arial" w:cs="Arial"/>
-          <w:sz w:val="28"/>
-          <w:szCs w:val="28"/>
-          <w:lang w:val="en-US"/>
-        </w:rPr>
-      </w:pPr>
-      <w:ins w:id="276" w:author="Проект новой редакции" w:date="2026-10-05T12:54:00Z">
-        <w:r>
-          <w:rPr>
-            <w:rFonts w:ascii="Arial" w:hAnsi="Arial" w:cs="Arial"/>
-            <w:sz w:val="28"/>
-            <w:szCs w:val="28"/>
-            <w:lang w:val="en-US"/>
-          </w:rPr>
-          <w:t>3. Deputy Chief Executive Officer on administrative issues — Mr Murat Temirbekov ____________________ (signature)</w:t>
+          <w:ins w:id="275" w:author="Проект новой редакции" w:date="2026-10-14T11:21:00Z"/>
+          <w:rFonts w:ascii="Arial" w:hAnsi="Arial" w:cs="Arial"/>
+          <w:sz w:val="28"/>
+          <w:szCs w:val="28"/>
+          <w:lang w:val="en-US"/>
+        </w:rPr>
+      </w:pPr>
+      <w:ins w:id="276" w:author="Проект новой редакции" w:date="2026-10-14T11:21:00Z">
+        <w:r>
+          <w:rPr>
+            <w:rFonts w:ascii="Arial" w:hAnsi="Arial" w:cs="Arial"/>
+            <w:sz w:val="28"/>
+            <w:szCs w:val="28"/>
+            <w:lang w:val="en-US"/>
+          </w:rPr>
+          <w:t xml:space="preserve">3. Deputy Chief Executive Officer on administrative issues </w:t>
+        </w:r>
+        <w:r>
+          <w:rPr>
+            <w:rFonts w:ascii="Arial" w:hAnsi="Arial" w:cs="Arial"/>
+            <w:sz w:val="28"/>
+            <w:szCs w:val="28"/>
+            <w:lang w:val="en-US"/>
+          </w:rPr>
+          <w:t>–</w:t>
+        </w:r>
+        <w:r>
+          <w:rPr>
+            <w:rFonts w:ascii="Arial" w:hAnsi="Arial" w:cs="Arial"/>
+            <w:sz w:val="28"/>
+            <w:szCs w:val="28"/>
+            <w:lang w:val="en-US"/>
+          </w:rPr>
+          <w:t xml:space="preserve"> Mr Murat Temirbekov ____________________ (signature)</w:t>
         </w:r>
       </w:ins>
     </w:p>
@@ -16941,7 +16956,7 @@
     <w:link w:val="af"/>
     <w:uiPriority w:val="99"/>
     <w:unhideWhenUsed/>
-    <w:rsid w:val="005908F7"/>
+    <w:rsid w:val="006A1316"/>
     <w:pPr>
       <w:tabs>
         <w:tab w:val="center" w:pos="4677"/>
@@ -16955,14 +16970,14 @@
     <w:basedOn w:val="a0"/>
     <w:link w:val="ae"/>
     <w:uiPriority w:val="99"/>
-    <w:rsid w:val="005908F7"/>
+    <w:rsid w:val="006A1316"/>
   </w:style>
   <w:style w:type="paragraph" w:styleId="af0">
     <w:name w:val="Revision"/>
     <w:hidden/>
     <w:uiPriority w:val="99"/>
     <w:semiHidden/>
-    <w:rsid w:val="005908F7"/>
+    <w:rsid w:val="006A1316"/>
     <w:pPr>
       <w:spacing w:after="0" w:line="240" w:lineRule="auto"/>
     </w:pPr>

--- a/Устав/_документы/С выделением — By-laws CACF.docx
+++ b/Устав/_документы/С выделением — By-laws CACF.docx
@@ -7,7 +7,7 @@
         <w:spacing w:after="0" w:line="276" w:lineRule="auto"/>
         <w:jc w:val="right"/>
         <w:rPr>
-          <w:ins w:id="0" w:author="Проект новой редакции" w:date="2026-10-14T11:21:00Z"/>
+          <w:ins w:id="0" w:author="Проект новой редакции" w:date="2026-10-14T13:28:00Z"/>
           <w:rFonts w:ascii="Arial" w:hAnsi="Arial" w:cs="Arial"/>
           <w:b/>
           <w:sz w:val="28"/>
@@ -17,7 +17,7 @@
       </w:pPr>
       <w:bookmarkStart w:id="1" w:name="_GoBack"/>
       <w:bookmarkEnd w:id="1"/>
-      <w:ins w:id="2" w:author="Проект новой редакции" w:date="2026-10-14T11:21:00Z">
+      <w:ins w:id="2" w:author="Проект новой редакции" w:date="2026-10-14T13:28:00Z">
         <w:r>
           <w:rPr>
             <w:rFonts w:ascii="Arial" w:hAnsi="Arial" w:cs="Arial"/>
@@ -36,14 +36,14 @@
         <w:spacing w:after="0" w:line="276" w:lineRule="auto"/>
         <w:jc w:val="both"/>
         <w:rPr>
-          <w:del w:id="3" w:author="Проект новой редакции" w:date="2026-10-14T11:21:00Z"/>
+          <w:del w:id="3" w:author="Проект новой редакции" w:date="2026-10-14T13:28:00Z"/>
           <w:rFonts w:ascii="Arial" w:hAnsi="Arial" w:cs="Arial"/>
           <w:sz w:val="28"/>
           <w:szCs w:val="28"/>
           <w:lang w:val="kk-KZ"/>
         </w:rPr>
       </w:pPr>
-      <w:del w:id="4" w:author="Проект новой редакции" w:date="2026-10-14T11:21:00Z">
+      <w:del w:id="4" w:author="Проект новой редакции" w:date="2026-10-14T13:28:00Z">
         <w:r>
           <w:rPr>
             <w:rFonts w:ascii="Arial" w:hAnsi="Arial" w:cs="Arial"/>
@@ -175,7 +175,7 @@
         </w:rPr>
         <w:t>CENTRAL ASIA CLIMATE FOUNDATION</w:t>
       </w:r>
-      <w:del w:id="5" w:author="Проект новой редакции" w:date="2026-10-14T11:21:00Z">
+      <w:del w:id="5" w:author="Проект новой редакции" w:date="2026-10-14T13:28:00Z">
         <w:r>
           <w:rPr>
             <w:rFonts w:ascii="Arial" w:hAnsi="Arial" w:cs="Arial"/>
@@ -386,7 +386,7 @@
         </w:rPr>
         <w:t xml:space="preserve"> 2024</w:t>
       </w:r>
-      <w:ins w:id="6" w:author="Проект новой редакции" w:date="2026-10-14T11:21:00Z">
+      <w:ins w:id="6" w:author="Проект новой редакции" w:date="2026-10-14T13:28:00Z">
         <w:r>
           <w:rPr>
             <w:rFonts w:ascii="Arial" w:hAnsi="Arial" w:cs="Arial"/>
@@ -526,7 +526,7 @@
         </w:rPr>
         <w:t>Approval Date</w:t>
       </w:r>
-      <w:ins w:id="7" w:author="Проект новой редакции" w:date="2026-10-14T11:21:00Z">
+      <w:ins w:id="7" w:author="Проект новой редакции" w:date="2026-10-14T13:28:00Z">
         <w:r>
           <w:rPr>
             <w:rFonts w:ascii="Arial" w:hAnsi="Arial" w:cs="Arial"/>
@@ -537,7 +537,7 @@
           <w:t xml:space="preserve"> of the new version: «___» __________ 2026</w:t>
         </w:r>
       </w:ins>
-      <w:del w:id="8" w:author="Проект новой редакции" w:date="2026-10-14T11:21:00Z">
+      <w:del w:id="8" w:author="Проект новой редакции" w:date="2026-10-14T13:28:00Z">
         <w:r>
           <w:rPr>
             <w:rFonts w:ascii="Arial" w:hAnsi="Arial" w:cs="Arial"/>
@@ -578,7 +578,7 @@
           <w:lang w:val="en-US"/>
         </w:rPr>
       </w:pPr>
-      <w:ins w:id="9" w:author="Проект новой редакции" w:date="2026-10-14T11:21:00Z">
+      <w:ins w:id="9" w:author="Проект новой редакции" w:date="2026-10-14T13:28:00Z">
         <w:r>
           <w:rPr>
             <w:rFonts w:ascii="Arial" w:hAnsi="Arial" w:cs="Arial"/>
@@ -589,7 +589,7 @@
           <w:t>The initial version adopted</w:t>
         </w:r>
       </w:ins>
-      <w:del w:id="10" w:author="Проект новой редакции" w:date="2026-10-14T11:21:00Z">
+      <w:del w:id="10" w:author="Проект новой редакции" w:date="2026-10-14T13:28:00Z">
         <w:r>
           <w:rPr>
             <w:rFonts w:ascii="Arial" w:hAnsi="Arial" w:cs="Arial"/>
@@ -627,7 +627,7 @@
         </w:rPr>
         <w:t xml:space="preserve"> </w:t>
       </w:r>
-      <w:ins w:id="11" w:author="Проект новой редакции" w:date="2026-10-14T11:21:00Z">
+      <w:ins w:id="11" w:author="Проект новой редакции" w:date="2026-10-14T13:28:00Z">
         <w:r>
           <w:rPr>
             <w:rFonts w:ascii="Arial" w:hAnsi="Arial" w:cs="Arial"/>
@@ -638,7 +638,7 @@
           <w:t>dated</w:t>
         </w:r>
       </w:ins>
-      <w:del w:id="12" w:author="Проект новой редакции" w:date="2026-10-14T11:21:00Z">
+      <w:del w:id="12" w:author="Проект новой редакции" w:date="2026-10-14T13:28:00Z">
         <w:r>
           <w:rPr>
             <w:rFonts w:ascii="Arial" w:hAnsi="Arial" w:cs="Arial"/>
@@ -913,7 +913,7 @@
         </w:rPr>
         <w:t xml:space="preserve">3. THE GUARDIAN COUNCIL………………………………………………… </w:t>
       </w:r>
-      <w:ins w:id="13" w:author="Проект новой редакции" w:date="2026-10-14T11:21:00Z">
+      <w:ins w:id="13" w:author="Проект новой редакции" w:date="2026-10-14T13:28:00Z">
         <w:r>
           <w:rPr>
             <w:rFonts w:ascii="Arial" w:hAnsi="Arial" w:cs="Arial"/>
@@ -925,7 +925,7 @@
           <w:t>5</w:t>
         </w:r>
       </w:ins>
-      <w:del w:id="14" w:author="Проект новой редакции" w:date="2026-10-14T11:21:00Z">
+      <w:del w:id="14" w:author="Проект новой редакции" w:date="2026-10-14T13:28:00Z">
         <w:r>
           <w:rPr>
             <w:rFonts w:ascii="Arial" w:hAnsi="Arial" w:cs="Arial"/>
@@ -943,7 +943,7 @@
         <w:spacing w:after="0" w:line="360" w:lineRule="auto"/>
         <w:jc w:val="both"/>
         <w:rPr>
-          <w:ins w:id="15" w:author="Проект новой редакции" w:date="2026-10-14T11:21:00Z"/>
+          <w:ins w:id="15" w:author="Проект новой редакции" w:date="2026-10-14T13:28:00Z"/>
           <w:rFonts w:ascii="Arial" w:hAnsi="Arial" w:cs="Arial"/>
           <w:b/>
           <w:sz w:val="28"/>
@@ -961,7 +961,7 @@
         </w:rPr>
         <w:t xml:space="preserve">4. MEETINGS OF THE GUARDIAN COUNCIL……………………………… </w:t>
       </w:r>
-      <w:ins w:id="16" w:author="Проект новой редакции" w:date="2026-10-14T11:21:00Z">
+      <w:ins w:id="16" w:author="Проект новой редакции" w:date="2026-10-14T13:28:00Z">
         <w:r>
           <w:rPr>
             <w:rFonts w:ascii="Arial" w:hAnsi="Arial" w:cs="Arial"/>
@@ -979,7 +979,7 @@
         <w:spacing w:after="0" w:line="360" w:lineRule="auto"/>
         <w:jc w:val="both"/>
         <w:rPr>
-          <w:del w:id="17" w:author="Проект новой редакции" w:date="2026-10-14T11:21:00Z"/>
+          <w:del w:id="17" w:author="Проект новой редакции" w:date="2026-10-14T13:28:00Z"/>
           <w:rFonts w:ascii="Arial" w:hAnsi="Arial" w:cs="Arial"/>
           <w:b/>
           <w:sz w:val="28"/>
@@ -1010,7 +1010,7 @@
           <w:lang w:val="en-GB"/>
         </w:rPr>
       </w:pPr>
-      <w:del w:id="18" w:author="Проект новой редакции" w:date="2026-10-14T11:21:00Z">
+      <w:del w:id="18" w:author="Проект новой редакции" w:date="2026-10-14T13:28:00Z">
         <w:r>
           <w:rPr>
             <w:rFonts w:ascii="Arial" w:hAnsi="Arial" w:cs="Arial"/>
@@ -1032,7 +1032,7 @@
         </w:rPr>
         <w:t xml:space="preserve">. APPOINTMENT AND RETIREMENT OF MEMBERS OF GUARDIAN COUNCIL………………………………………………………………………… </w:t>
       </w:r>
-      <w:ins w:id="19" w:author="Проект новой редакции" w:date="2026-10-14T11:21:00Z">
+      <w:ins w:id="19" w:author="Проект новой редакции" w:date="2026-10-14T13:28:00Z">
         <w:r>
           <w:rPr>
             <w:rFonts w:ascii="Arial" w:hAnsi="Arial" w:cs="Arial"/>
@@ -1044,7 +1044,7 @@
           <w:t>7</w:t>
         </w:r>
       </w:ins>
-      <w:del w:id="20" w:author="Проект новой редакции" w:date="2026-10-14T11:21:00Z">
+      <w:del w:id="20" w:author="Проект новой редакции" w:date="2026-10-14T13:28:00Z">
         <w:r>
           <w:rPr>
             <w:rFonts w:ascii="Arial" w:hAnsi="Arial" w:cs="Arial"/>
@@ -1079,7 +1079,7 @@
         </w:rPr>
         <w:t xml:space="preserve">6. THE MANAGEMENT COUNCIL……………………………………………. </w:t>
       </w:r>
-      <w:ins w:id="21" w:author="Проект новой редакции" w:date="2026-10-14T11:21:00Z">
+      <w:ins w:id="21" w:author="Проект новой редакции" w:date="2026-10-14T13:28:00Z">
         <w:r>
           <w:rPr>
             <w:rFonts w:ascii="Arial" w:hAnsi="Arial" w:cs="Arial"/>
@@ -1091,7 +1091,7 @@
           <w:t>8</w:t>
         </w:r>
       </w:ins>
-      <w:del w:id="22" w:author="Проект новой редакции" w:date="2026-10-14T11:21:00Z">
+      <w:del w:id="22" w:author="Проект новой редакции" w:date="2026-10-14T13:28:00Z">
         <w:r>
           <w:rPr>
             <w:rFonts w:ascii="Arial" w:hAnsi="Arial" w:cs="Arial"/>
@@ -1126,7 +1126,7 @@
         </w:rPr>
         <w:t xml:space="preserve">7. APPOINTMENT AND RETIREMENT OF MEMBERS OF THE COUNCIL………………………………………………………………………… </w:t>
       </w:r>
-      <w:ins w:id="23" w:author="Проект новой редакции" w:date="2026-10-14T11:21:00Z">
+      <w:ins w:id="23" w:author="Проект новой редакции" w:date="2026-10-14T13:28:00Z">
         <w:r>
           <w:rPr>
             <w:rFonts w:ascii="Arial" w:hAnsi="Arial" w:cs="Arial"/>
@@ -1138,7 +1138,7 @@
           <w:t>8</w:t>
         </w:r>
       </w:ins>
-      <w:del w:id="24" w:author="Проект новой редакции" w:date="2026-10-14T11:21:00Z">
+      <w:del w:id="24" w:author="Проект новой редакции" w:date="2026-10-14T13:28:00Z">
         <w:r>
           <w:rPr>
             <w:rFonts w:ascii="Arial" w:hAnsi="Arial" w:cs="Arial"/>
@@ -1173,7 +1173,7 @@
         </w:rPr>
         <w:t xml:space="preserve">8. POWERS AND FUNCTIONS OF THE MANAGEMENT COUNCIL……. </w:t>
       </w:r>
-      <w:ins w:id="25" w:author="Проект новой редакции" w:date="2026-10-14T11:21:00Z">
+      <w:ins w:id="25" w:author="Проект новой редакции" w:date="2026-10-14T13:28:00Z">
         <w:r>
           <w:rPr>
             <w:rFonts w:ascii="Arial" w:hAnsi="Arial" w:cs="Arial"/>
@@ -1185,7 +1185,7 @@
           <w:t>10</w:t>
         </w:r>
       </w:ins>
-      <w:del w:id="26" w:author="Проект новой редакции" w:date="2026-10-14T11:21:00Z">
+      <w:del w:id="26" w:author="Проект новой редакции" w:date="2026-10-14T13:28:00Z">
         <w:r>
           <w:rPr>
             <w:rFonts w:ascii="Arial" w:hAnsi="Arial" w:cs="Arial"/>
@@ -1220,7 +1220,7 @@
         </w:rPr>
         <w:t xml:space="preserve">9. REMUNERATION AND EXPENSES OF MEMBERS OF THE </w:t>
       </w:r>
-      <w:ins w:id="27" w:author="Проект новой редакции" w:date="2026-10-14T11:21:00Z">
+      <w:ins w:id="27" w:author="Проект новой редакции" w:date="2026-10-14T13:28:00Z">
         <w:r>
           <w:rPr>
             <w:rFonts w:ascii="Arial" w:hAnsi="Arial" w:cs="Arial"/>
@@ -1232,7 +1232,7 @@
           <w:t>COUNCILS……………………………………………………………………… 12</w:t>
         </w:r>
       </w:ins>
-      <w:del w:id="28" w:author="Проект новой редакции" w:date="2026-10-14T11:21:00Z">
+      <w:del w:id="28" w:author="Проект новой редакции" w:date="2026-10-14T13:28:00Z">
         <w:r>
           <w:rPr>
             <w:rFonts w:ascii="Arial" w:hAnsi="Arial" w:cs="Arial"/>
@@ -1296,7 +1296,7 @@
         </w:rPr>
         <w:t xml:space="preserve">10. MEETINGS OF THE MANAGEMENT COUNCIL………….…………... </w:t>
       </w:r>
-      <w:ins w:id="29" w:author="Проект новой редакции" w:date="2026-10-14T11:21:00Z">
+      <w:ins w:id="29" w:author="Проект новой редакции" w:date="2026-10-14T13:28:00Z">
         <w:r>
           <w:rPr>
             <w:rFonts w:ascii="Arial" w:hAnsi="Arial" w:cs="Arial"/>
@@ -1308,7 +1308,7 @@
           <w:t>12</w:t>
         </w:r>
       </w:ins>
-      <w:del w:id="30" w:author="Проект новой редакции" w:date="2026-10-14T11:21:00Z">
+      <w:del w:id="30" w:author="Проект новой редакции" w:date="2026-10-14T13:28:00Z">
         <w:r>
           <w:rPr>
             <w:rFonts w:ascii="Arial" w:hAnsi="Arial" w:cs="Arial"/>
@@ -1343,7 +1343,7 @@
         </w:rPr>
         <w:t xml:space="preserve">11. PROCEEDINGS OF THE COUNCIL……………………………………. </w:t>
       </w:r>
-      <w:ins w:id="31" w:author="Проект новой редакции" w:date="2026-10-14T11:21:00Z">
+      <w:ins w:id="31" w:author="Проект новой редакции" w:date="2026-10-14T13:28:00Z">
         <w:r>
           <w:rPr>
             <w:rFonts w:ascii="Arial" w:hAnsi="Arial" w:cs="Arial"/>
@@ -1355,7 +1355,7 @@
           <w:t>12</w:t>
         </w:r>
       </w:ins>
-      <w:del w:id="32" w:author="Проект новой редакции" w:date="2026-10-14T11:21:00Z">
+      <w:del w:id="32" w:author="Проект новой редакции" w:date="2026-10-14T13:28:00Z">
         <w:r>
           <w:rPr>
             <w:rFonts w:ascii="Arial" w:hAnsi="Arial" w:cs="Arial"/>
@@ -1390,7 +1390,7 @@
         </w:rPr>
         <w:t xml:space="preserve">12. MINUTES…………………………………………………………………... </w:t>
       </w:r>
-      <w:ins w:id="33" w:author="Проект новой редакции" w:date="2026-10-14T11:21:00Z">
+      <w:ins w:id="33" w:author="Проект новой редакции" w:date="2026-10-14T13:28:00Z">
         <w:r>
           <w:rPr>
             <w:rFonts w:ascii="Arial" w:hAnsi="Arial" w:cs="Arial"/>
@@ -1402,7 +1402,7 @@
           <w:t>13</w:t>
         </w:r>
       </w:ins>
-      <w:del w:id="34" w:author="Проект новой редакции" w:date="2026-10-14T11:21:00Z">
+      <w:del w:id="34" w:author="Проект новой редакции" w:date="2026-10-14T13:28:00Z">
         <w:r>
           <w:rPr>
             <w:rFonts w:ascii="Arial" w:hAnsi="Arial" w:cs="Arial"/>
@@ -1438,7 +1438,7 @@
         <w:lastRenderedPageBreak/>
         <w:t xml:space="preserve">13. SECRETARY…………………………………………………………….… </w:t>
       </w:r>
-      <w:ins w:id="35" w:author="Проект новой редакции" w:date="2026-10-14T11:21:00Z">
+      <w:ins w:id="35" w:author="Проект новой редакции" w:date="2026-10-14T13:28:00Z">
         <w:r>
           <w:rPr>
             <w:rFonts w:ascii="Arial" w:hAnsi="Arial" w:cs="Arial"/>
@@ -1450,7 +1450,7 @@
           <w:t>13</w:t>
         </w:r>
       </w:ins>
-      <w:del w:id="36" w:author="Проект новой редакции" w:date="2026-10-14T11:21:00Z">
+      <w:del w:id="36" w:author="Проект новой редакции" w:date="2026-10-14T13:28:00Z">
         <w:r>
           <w:rPr>
             <w:rFonts w:ascii="Arial" w:hAnsi="Arial" w:cs="Arial"/>
@@ -1485,7 +1485,7 @@
         </w:rPr>
         <w:t xml:space="preserve">14. FOUNDATION PROPERTY AND INCOME……………………………. </w:t>
       </w:r>
-      <w:ins w:id="37" w:author="Проект новой редакции" w:date="2026-10-14T11:21:00Z">
+      <w:ins w:id="37" w:author="Проект новой редакции" w:date="2026-10-14T13:28:00Z">
         <w:r>
           <w:rPr>
             <w:rFonts w:ascii="Arial" w:hAnsi="Arial" w:cs="Arial"/>
@@ -1497,7 +1497,7 @@
           <w:t>13</w:t>
         </w:r>
       </w:ins>
-      <w:del w:id="38" w:author="Проект новой редакции" w:date="2026-10-14T11:21:00Z">
+      <w:del w:id="38" w:author="Проект новой редакции" w:date="2026-10-14T13:28:00Z">
         <w:r>
           <w:rPr>
             <w:rFonts w:ascii="Arial" w:hAnsi="Arial" w:cs="Arial"/>
@@ -1515,7 +1515,7 @@
         <w:spacing w:after="0" w:line="360" w:lineRule="auto"/>
         <w:jc w:val="both"/>
         <w:rPr>
-          <w:ins w:id="39" w:author="Проект новой редакции" w:date="2026-10-14T11:21:00Z"/>
+          <w:ins w:id="39" w:author="Проект новой редакции" w:date="2026-10-14T13:28:00Z"/>
           <w:rFonts w:ascii="Arial" w:hAnsi="Arial" w:cs="Arial"/>
           <w:b/>
           <w:sz w:val="28"/>
@@ -1523,7 +1523,7 @@
           <w:lang w:val="en-GB"/>
         </w:rPr>
       </w:pPr>
-      <w:ins w:id="40" w:author="Проект новой редакции" w:date="2026-10-14T11:21:00Z">
+      <w:ins w:id="40" w:author="Проект новой редакции" w:date="2026-10-14T13:28:00Z">
         <w:r>
           <w:rPr>
             <w:rFonts w:ascii="Arial" w:hAnsi="Arial" w:cs="Arial"/>
@@ -1541,7 +1541,7 @@
         <w:spacing w:after="0" w:line="360" w:lineRule="auto"/>
         <w:jc w:val="both"/>
         <w:rPr>
-          <w:del w:id="41" w:author="Проект новой редакции" w:date="2026-10-14T11:21:00Z"/>
+          <w:del w:id="41" w:author="Проект новой редакции" w:date="2026-10-14T13:28:00Z"/>
           <w:rFonts w:ascii="Arial" w:hAnsi="Arial" w:cs="Arial"/>
           <w:b/>
           <w:sz w:val="28"/>
@@ -1549,7 +1549,7 @@
           <w:lang w:val="en-GB"/>
         </w:rPr>
       </w:pPr>
-      <w:del w:id="42" w:author="Проект новой редакции" w:date="2026-10-14T11:21:00Z">
+      <w:del w:id="42" w:author="Проект новой редакции" w:date="2026-10-14T13:28:00Z">
         <w:r>
           <w:rPr>
             <w:rFonts w:ascii="Arial" w:hAnsi="Arial" w:cs="Arial"/>
@@ -1594,7 +1594,7 @@
         </w:rPr>
         <w:t>16</w:t>
       </w:r>
-      <w:ins w:id="43" w:author="Проект новой редакции" w:date="2026-10-14T11:21:00Z">
+      <w:ins w:id="43" w:author="Проект новой редакции" w:date="2026-10-14T13:28:00Z">
         <w:r>
           <w:rPr>
             <w:rFonts w:ascii="Arial" w:hAnsi="Arial" w:cs="Arial"/>
@@ -1606,7 +1606,7 @@
           <w:t>.</w:t>
         </w:r>
       </w:ins>
-      <w:del w:id="44" w:author="Проект новой редакции" w:date="2026-10-14T11:21:00Z">
+      <w:del w:id="44" w:author="Проект новой редакции" w:date="2026-10-14T13:28:00Z">
         <w:r>
           <w:rPr>
             <w:rFonts w:ascii="Arial" w:hAnsi="Arial" w:cs="Arial"/>
@@ -1628,7 +1628,7 @@
         </w:rPr>
         <w:t xml:space="preserve"> DECLARATION………………………………………………….………... </w:t>
       </w:r>
-      <w:ins w:id="45" w:author="Проект новой редакции" w:date="2026-10-14T11:21:00Z">
+      <w:ins w:id="45" w:author="Проект новой редакции" w:date="2026-10-14T13:28:00Z">
         <w:r>
           <w:rPr>
             <w:rFonts w:ascii="Arial" w:hAnsi="Arial" w:cs="Arial"/>
@@ -1640,7 +1640,7 @@
           <w:t>14</w:t>
         </w:r>
       </w:ins>
-      <w:del w:id="46" w:author="Проект новой редакции" w:date="2026-10-14T11:21:00Z">
+      <w:del w:id="46" w:author="Проект новой редакции" w:date="2026-10-14T13:28:00Z">
         <w:r>
           <w:rPr>
             <w:rFonts w:ascii="Arial" w:hAnsi="Arial" w:cs="Arial"/>
@@ -1668,7 +1668,7 @@
         <w:spacing w:after="0" w:line="360" w:lineRule="auto"/>
         <w:jc w:val="both"/>
         <w:rPr>
-          <w:ins w:id="47" w:author="Проект новой редакции" w:date="2026-10-14T11:21:00Z"/>
+          <w:ins w:id="47" w:author="Проект новой редакции" w:date="2026-10-14T13:28:00Z"/>
           <w:rFonts w:ascii="Arial" w:hAnsi="Arial" w:cs="Arial"/>
           <w:b/>
           <w:sz w:val="28"/>
@@ -1676,7 +1676,7 @@
           <w:lang w:val="en-GB"/>
         </w:rPr>
       </w:pPr>
-      <w:ins w:id="48" w:author="Проект новой редакции" w:date="2026-10-14T11:21:00Z">
+      <w:ins w:id="48" w:author="Проект новой редакции" w:date="2026-10-14T13:28:00Z">
         <w:r>
           <w:rPr>
             <w:rFonts w:ascii="Arial" w:hAnsi="Arial" w:cs="Arial"/>
@@ -1968,7 +1968,7 @@
           <w:lang w:val="en-US"/>
         </w:rPr>
       </w:pPr>
-      <w:ins w:id="49" w:author="Проект новой редакции" w:date="2026-10-14T11:21:00Z">
+      <w:ins w:id="49" w:author="Проект новой редакции" w:date="2026-10-14T13:28:00Z">
         <w:r>
           <w:rPr>
             <w:rFonts w:ascii="Arial" w:hAnsi="Arial" w:cs="Arial"/>
@@ -1979,7 +1979,7 @@
           <w:t>1) “CACF”, “Project Office for Central Asia on climate change and green energy” or</w:t>
         </w:r>
       </w:ins>
-      <w:del w:id="50" w:author="Проект новой редакции" w:date="2026-10-14T11:21:00Z">
+      <w:del w:id="50" w:author="Проект новой редакции" w:date="2026-10-14T13:28:00Z">
         <w:r>
           <w:rPr>
             <w:rFonts w:ascii="Arial" w:hAnsi="Arial" w:cs="Arial"/>
@@ -2261,7 +2261,7 @@
         </w:rPr>
         <w:t xml:space="preserve">of the Foundation </w:t>
       </w:r>
-      <w:ins w:id="51" w:author="Проект новой редакции" w:date="2026-10-14T11:21:00Z">
+      <w:ins w:id="51" w:author="Проект новой редакции" w:date="2026-10-14T13:28:00Z">
         <w:r>
           <w:rPr>
             <w:rFonts w:ascii="Arial" w:hAnsi="Arial" w:cs="Arial"/>
@@ -2272,7 +2272,7 @@
           <w:t xml:space="preserve">headed by the </w:t>
         </w:r>
       </w:ins>
-      <w:del w:id="52" w:author="Проект новой редакции" w:date="2026-10-14T11:21:00Z">
+      <w:del w:id="52" w:author="Проект новой редакции" w:date="2026-10-14T13:28:00Z">
         <w:r>
           <w:rPr>
             <w:rFonts w:ascii="Arial" w:hAnsi="Arial" w:cs="Arial"/>
@@ -2292,7 +2292,7 @@
         </w:rPr>
         <w:t xml:space="preserve">Supreme Guardian and </w:t>
       </w:r>
-      <w:ins w:id="53" w:author="Проект новой редакции" w:date="2026-10-14T11:21:00Z">
+      <w:ins w:id="53" w:author="Проект новой редакции" w:date="2026-10-14T13:28:00Z">
         <w:r>
           <w:rPr>
             <w:rFonts w:ascii="Arial" w:hAnsi="Arial" w:cs="Arial"/>
@@ -2303,7 +2303,7 @@
           <w:t>composed of Guardians</w:t>
         </w:r>
       </w:ins>
-      <w:del w:id="54" w:author="Проект новой редакции" w:date="2026-10-14T11:21:00Z">
+      <w:del w:id="54" w:author="Проект новой редакции" w:date="2026-10-14T13:28:00Z">
         <w:r>
           <w:rPr>
             <w:rFonts w:ascii="Arial" w:hAnsi="Arial" w:cs="Arial"/>
@@ -2343,6 +2343,7 @@
           <w:szCs w:val="28"/>
           <w:lang w:val="en-US"/>
         </w:rPr>
+        <w:lastRenderedPageBreak/>
         <w:t>7</w:t>
       </w:r>
       <w:r>
@@ -2381,7 +2382,7 @@
         </w:rPr>
         <w:t xml:space="preserve"> appointed by the Founder</w:t>
       </w:r>
-      <w:ins w:id="55" w:author="Проект новой редакции" w:date="2026-10-14T11:21:00Z">
+      <w:ins w:id="55" w:author="Проект новой редакции" w:date="2026-10-14T13:28:00Z">
         <w:r>
           <w:rPr>
             <w:rFonts w:ascii="Arial" w:hAnsi="Arial" w:cs="Arial"/>
@@ -2392,7 +2393,7 @@
           <w:t>, who is</w:t>
         </w:r>
       </w:ins>
-      <w:del w:id="56" w:author="Проект новой редакции" w:date="2026-10-14T11:21:00Z">
+      <w:del w:id="56" w:author="Проект новой редакции" w:date="2026-10-14T13:28:00Z">
         <w:r>
           <w:rPr>
             <w:rFonts w:ascii="Arial" w:hAnsi="Arial" w:cs="Arial"/>
@@ -2412,7 +2413,7 @@
         </w:rPr>
         <w:t xml:space="preserve"> the </w:t>
       </w:r>
-      <w:ins w:id="57" w:author="Проект новой редакции" w:date="2026-10-14T11:21:00Z">
+      <w:ins w:id="57" w:author="Проект новой редакции" w:date="2026-10-14T13:28:00Z">
         <w:r>
           <w:rPr>
             <w:rFonts w:ascii="Arial" w:hAnsi="Arial" w:cs="Arial"/>
@@ -2423,7 +2424,7 @@
           <w:t>highest officer of the Foundation and performs his/her functions</w:t>
         </w:r>
       </w:ins>
-      <w:del w:id="58" w:author="Проект новой редакции" w:date="2026-10-14T11:21:00Z">
+      <w:del w:id="58" w:author="Проект новой редакции" w:date="2026-10-14T13:28:00Z">
         <w:r>
           <w:rPr>
             <w:rFonts w:ascii="Arial" w:hAnsi="Arial" w:cs="Arial"/>
@@ -2443,7 +2444,7 @@
         </w:rPr>
         <w:t xml:space="preserve"> in </w:t>
       </w:r>
-      <w:ins w:id="59" w:author="Проект новой редакции" w:date="2026-10-14T11:21:00Z">
+      <w:ins w:id="59" w:author="Проект новой редакции" w:date="2026-10-14T13:28:00Z">
         <w:r>
           <w:rPr>
             <w:rFonts w:ascii="Arial" w:hAnsi="Arial" w:cs="Arial"/>
@@ -2454,7 +2455,7 @@
           <w:t>accordance with these</w:t>
         </w:r>
       </w:ins>
-      <w:del w:id="60" w:author="Проект новой редакции" w:date="2026-10-14T11:21:00Z">
+      <w:del w:id="60" w:author="Проект новой редакции" w:date="2026-10-14T13:28:00Z">
         <w:r>
           <w:rPr>
             <w:rFonts w:ascii="Arial" w:hAnsi="Arial" w:cs="Arial"/>
@@ -2518,7 +2519,7 @@
         </w:rPr>
         <w:t xml:space="preserve">“Guardian” means a natural person appointed by the </w:t>
       </w:r>
-      <w:ins w:id="61" w:author="Проект новой редакции" w:date="2026-10-14T11:21:00Z">
+      <w:ins w:id="61" w:author="Проект новой редакции" w:date="2026-10-14T13:28:00Z">
         <w:r>
           <w:rPr>
             <w:rFonts w:ascii="Arial" w:hAnsi="Arial" w:cs="Arial"/>
@@ -2530,7 +2531,7 @@
           <w:t>Supreme Guardian</w:t>
         </w:r>
       </w:ins>
-      <w:del w:id="62" w:author="Проект новой редакции" w:date="2026-10-14T11:21:00Z">
+      <w:del w:id="62" w:author="Проект новой редакции" w:date="2026-10-14T13:28:00Z">
         <w:r>
           <w:rPr>
             <w:rFonts w:ascii="Arial" w:hAnsi="Arial" w:cs="Arial"/>
@@ -3342,7 +3343,7 @@
         </w:rPr>
         <w:t xml:space="preserve"> that are good, clean, clear funds, are free and clear of any liens and encumbrances</w:t>
       </w:r>
-      <w:ins w:id="63" w:author="Проект новой редакции" w:date="2026-10-14T11:21:00Z">
+      <w:ins w:id="63" w:author="Проект новой редакции" w:date="2026-10-14T13:28:00Z">
         <w:r>
           <w:rPr>
             <w:rFonts w:ascii="Arial" w:hAnsi="Arial" w:cs="Arial"/>
@@ -3353,7 +3354,7 @@
           <w:t>;</w:t>
         </w:r>
       </w:ins>
-      <w:del w:id="64" w:author="Проект новой редакции" w:date="2026-10-14T11:21:00Z">
+      <w:del w:id="64" w:author="Проект новой редакции" w:date="2026-10-14T13:28:00Z">
         <w:r>
           <w:rPr>
             <w:rFonts w:ascii="Arial" w:hAnsi="Arial" w:cs="Arial"/>
@@ -3371,14 +3372,14 @@
         <w:ind w:firstLine="993"/>
         <w:jc w:val="both"/>
         <w:rPr>
-          <w:ins w:id="65" w:author="Проект новой редакции" w:date="2026-10-14T11:21:00Z"/>
-          <w:rFonts w:ascii="Arial" w:hAnsi="Arial" w:cs="Arial"/>
-          <w:sz w:val="28"/>
-          <w:szCs w:val="28"/>
-          <w:lang w:val="en-US"/>
-        </w:rPr>
-      </w:pPr>
-      <w:ins w:id="66" w:author="Проект новой редакции" w:date="2026-10-14T11:21:00Z">
+          <w:ins w:id="65" w:author="Проект новой редакции" w:date="2026-10-14T13:28:00Z"/>
+          <w:rFonts w:ascii="Arial" w:hAnsi="Arial" w:cs="Arial"/>
+          <w:sz w:val="28"/>
+          <w:szCs w:val="28"/>
+          <w:lang w:val="en-US"/>
+        </w:rPr>
+      </w:pPr>
+      <w:ins w:id="66" w:author="Проект новой редакции" w:date="2026-10-14T13:28:00Z">
         <w:r>
           <w:rPr>
             <w:rFonts w:ascii="Arial" w:hAnsi="Arial" w:cs="Arial"/>
@@ -3562,6 +3563,7 @@
           <w:szCs w:val="28"/>
           <w:lang w:val="en-US"/>
         </w:rPr>
+        <w:lastRenderedPageBreak/>
         <w:t>3) words relating to</w:t>
       </w:r>
       <w:r>
@@ -3834,7 +3836,7 @@
         </w:rPr>
         <w:t xml:space="preserve"> the Supreme Guardian</w:t>
       </w:r>
-      <w:ins w:id="67" w:author="Проект новой редакции" w:date="2026-10-14T11:21:00Z">
+      <w:ins w:id="67" w:author="Проект новой редакции" w:date="2026-10-14T13:28:00Z">
         <w:r>
           <w:rPr>
             <w:rFonts w:ascii="Arial" w:hAnsi="Arial" w:cs="Arial"/>
@@ -3845,7 +3847,7 @@
           <w:t xml:space="preserve">; Guardians </w:t>
         </w:r>
       </w:ins>
-      <w:del w:id="68" w:author="Проект новой редакции" w:date="2026-10-14T11:21:00Z">
+      <w:del w:id="68" w:author="Проект новой редакции" w:date="2026-10-14T13:28:00Z">
         <w:r>
           <w:rPr>
             <w:rFonts w:ascii="Arial" w:hAnsi="Arial" w:cs="Arial"/>
@@ -3865,7 +3867,7 @@
         </w:rPr>
         <w:t>of the Guardian Council</w:t>
       </w:r>
-      <w:ins w:id="69" w:author="Проект новой редакции" w:date="2026-10-14T11:21:00Z">
+      <w:ins w:id="69" w:author="Проект новой редакции" w:date="2026-10-14T13:28:00Z">
         <w:r>
           <w:rPr>
             <w:rFonts w:ascii="Arial" w:hAnsi="Arial" w:cs="Arial"/>
@@ -3907,7 +3909,7 @@
         </w:rPr>
         <w:t xml:space="preserve">b) Power to remove the Supreme Guardian </w:t>
       </w:r>
-      <w:ins w:id="70" w:author="Проект новой редакции" w:date="2026-10-14T11:21:00Z">
+      <w:ins w:id="70" w:author="Проект новой редакции" w:date="2026-10-14T13:28:00Z">
         <w:r>
           <w:rPr>
             <w:rFonts w:ascii="Arial" w:hAnsi="Arial" w:cs="Arial"/>
@@ -3918,7 +3920,7 @@
           <w:t>with simultaneous appointment of a new Supreme</w:t>
         </w:r>
       </w:ins>
-      <w:del w:id="71" w:author="Проект новой редакции" w:date="2026-10-14T11:21:00Z">
+      <w:del w:id="71" w:author="Проект новой редакции" w:date="2026-10-14T13:28:00Z">
         <w:r>
           <w:rPr>
             <w:rFonts w:ascii="Arial" w:hAnsi="Arial" w:cs="Arial"/>
@@ -3938,7 +3940,7 @@
         </w:rPr>
         <w:t xml:space="preserve"> Guardian</w:t>
       </w:r>
-      <w:del w:id="72" w:author="Проект новой редакции" w:date="2026-10-14T11:21:00Z">
+      <w:del w:id="72" w:author="Проект новой редакции" w:date="2026-10-14T13:28:00Z">
         <w:r>
           <w:rPr>
             <w:rFonts w:ascii="Arial" w:hAnsi="Arial" w:cs="Arial"/>
@@ -4450,7 +4452,7 @@
         </w:rPr>
         <w:t xml:space="preserve">Guardian Council is </w:t>
       </w:r>
-      <w:ins w:id="73" w:author="Проект новой редакции" w:date="2026-10-14T11:21:00Z">
+      <w:ins w:id="73" w:author="Проект новой редакции" w:date="2026-10-14T13:28:00Z">
         <w:r>
           <w:rPr>
             <w:rFonts w:ascii="Arial" w:hAnsi="Arial" w:cs="Arial"/>
@@ -4461,7 +4463,7 @@
           <w:t>the</w:t>
         </w:r>
       </w:ins>
-      <w:del w:id="74" w:author="Проект новой редакции" w:date="2026-10-14T11:21:00Z">
+      <w:del w:id="74" w:author="Проект новой редакции" w:date="2026-10-14T13:28:00Z">
         <w:r>
           <w:rPr>
             <w:rFonts w:ascii="Arial" w:hAnsi="Arial" w:cs="Arial"/>
@@ -4481,7 +4483,7 @@
         </w:rPr>
         <w:t xml:space="preserve"> highest governance body of the Foundation and </w:t>
       </w:r>
-      <w:ins w:id="75" w:author="Проект новой редакции" w:date="2026-10-14T11:21:00Z">
+      <w:ins w:id="75" w:author="Проект новой редакции" w:date="2026-10-14T13:28:00Z">
         <w:r>
           <w:rPr>
             <w:rFonts w:ascii="Arial" w:hAnsi="Arial" w:cs="Arial"/>
@@ -4492,7 +4494,7 @@
           <w:t>is headed</w:t>
         </w:r>
       </w:ins>
-      <w:del w:id="76" w:author="Проект новой редакции" w:date="2026-10-14T11:21:00Z">
+      <w:del w:id="76" w:author="Проект новой редакции" w:date="2026-10-14T13:28:00Z">
         <w:r>
           <w:rPr>
             <w:rFonts w:ascii="Arial" w:hAnsi="Arial" w:cs="Arial"/>
@@ -4521,7 +4523,7 @@
         </w:rPr>
         <w:t xml:space="preserve"> by </w:t>
       </w:r>
-      <w:ins w:id="77" w:author="Проект новой редакции" w:date="2026-10-14T11:21:00Z">
+      <w:ins w:id="77" w:author="Проект новой редакции" w:date="2026-10-14T13:28:00Z">
         <w:r>
           <w:rPr>
             <w:rFonts w:ascii="Arial" w:hAnsi="Arial" w:cs="Arial"/>
@@ -4541,7 +4543,7 @@
         </w:rPr>
         <w:t>Supreme Guardian</w:t>
       </w:r>
-      <w:ins w:id="78" w:author="Проект новой редакции" w:date="2026-10-14T11:21:00Z">
+      <w:ins w:id="78" w:author="Проект новой редакции" w:date="2026-10-14T13:28:00Z">
         <w:r>
           <w:rPr>
             <w:rFonts w:ascii="Arial" w:hAnsi="Arial" w:cs="Arial"/>
@@ -4552,7 +4554,7 @@
           <w:t>. In the absence of Guardians, the powers of the Guardian Council are exercised</w:t>
         </w:r>
       </w:ins>
-      <w:del w:id="79" w:author="Проект новой редакции" w:date="2026-10-14T11:21:00Z">
+      <w:del w:id="79" w:author="Проект новой редакции" w:date="2026-10-14T13:28:00Z">
         <w:r>
           <w:rPr>
             <w:rFonts w:ascii="Arial" w:hAnsi="Arial" w:cs="Arial"/>
@@ -4581,7 +4583,7 @@
         </w:rPr>
         <w:t xml:space="preserve"> by</w:t>
       </w:r>
-      <w:ins w:id="80" w:author="Проект новой редакции" w:date="2026-10-14T11:21:00Z">
+      <w:ins w:id="80" w:author="Проект новой редакции" w:date="2026-10-14T13:28:00Z">
         <w:r>
           <w:rPr>
             <w:rFonts w:ascii="Arial" w:hAnsi="Arial" w:cs="Arial"/>
@@ -4708,7 +4710,7 @@
         </w:rPr>
         <w:t xml:space="preserve">must comply with the provisions of Charter, By-laws and the </w:t>
       </w:r>
-      <w:ins w:id="81" w:author="Проект новой редакции" w:date="2026-10-14T11:21:00Z">
+      <w:ins w:id="81" w:author="Проект новой редакции" w:date="2026-10-14T13:28:00Z">
         <w:r>
           <w:rPr>
             <w:rFonts w:ascii="Arial" w:hAnsi="Arial" w:cs="Arial"/>
@@ -4797,6 +4799,7 @@
           <w:szCs w:val="28"/>
           <w:lang w:val="en-US"/>
         </w:rPr>
+        <w:lastRenderedPageBreak/>
         <w:t xml:space="preserve">d) </w:t>
       </w:r>
       <w:r>
@@ -4987,14 +4990,14 @@
         <w:ind w:firstLine="709"/>
         <w:jc w:val="both"/>
         <w:rPr>
-          <w:del w:id="82" w:author="Проект новой редакции" w:date="2026-10-14T11:21:00Z"/>
-          <w:rFonts w:ascii="Arial" w:hAnsi="Arial" w:cs="Arial"/>
-          <w:sz w:val="28"/>
-          <w:szCs w:val="28"/>
-          <w:lang w:val="en-US"/>
-        </w:rPr>
-      </w:pPr>
-      <w:ins w:id="83" w:author="Проект новой редакции" w:date="2026-10-14T11:21:00Z">
+          <w:del w:id="82" w:author="Проект новой редакции" w:date="2026-10-14T13:28:00Z"/>
+          <w:rFonts w:ascii="Arial" w:hAnsi="Arial" w:cs="Arial"/>
+          <w:sz w:val="28"/>
+          <w:szCs w:val="28"/>
+          <w:lang w:val="en-US"/>
+        </w:rPr>
+      </w:pPr>
+      <w:ins w:id="83" w:author="Проект новой редакции" w:date="2026-10-14T13:28:00Z">
         <w:r>
           <w:rPr>
             <w:rFonts w:ascii="Arial" w:hAnsi="Arial" w:cs="Arial"/>
@@ -5005,7 +5008,7 @@
           <w:t>a</w:t>
         </w:r>
       </w:ins>
-      <w:del w:id="84" w:author="Проект новой редакции" w:date="2026-10-14T11:21:00Z">
+      <w:del w:id="84" w:author="Проект новой редакции" w:date="2026-10-14T13:28:00Z">
         <w:r>
           <w:rPr>
             <w:rFonts w:ascii="Arial" w:hAnsi="Arial" w:cs="Arial"/>
@@ -5050,14 +5053,14 @@
         <w:ind w:firstLine="708"/>
         <w:jc w:val="both"/>
         <w:rPr>
-          <w:del w:id="85" w:author="Проект новой редакции" w:date="2026-10-14T11:21:00Z"/>
-          <w:rFonts w:ascii="Arial" w:hAnsi="Arial" w:cs="Arial"/>
-          <w:sz w:val="28"/>
-          <w:szCs w:val="28"/>
-          <w:lang w:val="en-US"/>
-        </w:rPr>
-      </w:pPr>
-      <w:del w:id="86" w:author="Проект новой редакции" w:date="2026-10-14T11:21:00Z">
+          <w:del w:id="85" w:author="Проект новой редакции" w:date="2026-10-14T13:28:00Z"/>
+          <w:rFonts w:ascii="Arial" w:hAnsi="Arial" w:cs="Arial"/>
+          <w:sz w:val="28"/>
+          <w:szCs w:val="28"/>
+          <w:lang w:val="en-US"/>
+        </w:rPr>
+      </w:pPr>
+      <w:del w:id="86" w:author="Проект новой редакции" w:date="2026-10-14T13:28:00Z">
         <w:r>
           <w:rPr>
             <w:rFonts w:ascii="Arial" w:hAnsi="Arial" w:cs="Arial"/>
@@ -5075,14 +5078,14 @@
         <w:ind w:firstLine="709"/>
         <w:jc w:val="both"/>
         <w:rPr>
-          <w:del w:id="87" w:author="Проект новой редакции" w:date="2026-10-14T11:21:00Z"/>
-          <w:rFonts w:ascii="Arial" w:hAnsi="Arial" w:cs="Arial"/>
-          <w:sz w:val="28"/>
-          <w:szCs w:val="28"/>
-          <w:lang w:val="en-US"/>
-        </w:rPr>
-      </w:pPr>
-      <w:del w:id="88" w:author="Проект новой редакции" w:date="2026-10-14T11:21:00Z">
+          <w:del w:id="87" w:author="Проект новой редакции" w:date="2026-10-14T13:28:00Z"/>
+          <w:rFonts w:ascii="Arial" w:hAnsi="Arial" w:cs="Arial"/>
+          <w:sz w:val="28"/>
+          <w:szCs w:val="28"/>
+          <w:lang w:val="en-US"/>
+        </w:rPr>
+      </w:pPr>
+      <w:del w:id="88" w:author="Проект новой редакции" w:date="2026-10-14T13:28:00Z">
         <w:r>
           <w:rPr>
             <w:rFonts w:ascii="Arial" w:hAnsi="Arial" w:cs="Arial"/>
@@ -5115,7 +5118,7 @@
           <w:lang w:val="en-US"/>
         </w:rPr>
       </w:pPr>
-      <w:del w:id="89" w:author="Проект новой редакции" w:date="2026-10-14T11:21:00Z">
+      <w:del w:id="89" w:author="Проект новой редакции" w:date="2026-10-14T13:28:00Z">
         <w:r>
           <w:rPr>
             <w:rFonts w:ascii="Arial" w:hAnsi="Arial" w:cs="Arial"/>
@@ -5148,7 +5151,7 @@
           <w:lang w:val="en-US"/>
         </w:rPr>
       </w:pPr>
-      <w:ins w:id="90" w:author="Проект новой редакции" w:date="2026-10-14T11:21:00Z">
+      <w:ins w:id="90" w:author="Проект новой редакции" w:date="2026-10-14T13:28:00Z">
         <w:r>
           <w:rPr>
             <w:rFonts w:ascii="Arial" w:hAnsi="Arial" w:cs="Arial"/>
@@ -5159,7 +5162,7 @@
           <w:t>b</w:t>
         </w:r>
       </w:ins>
-      <w:del w:id="91" w:author="Проект новой редакции" w:date="2026-10-14T11:21:00Z">
+      <w:del w:id="91" w:author="Проект новой редакции" w:date="2026-10-14T13:28:00Z">
         <w:r>
           <w:rPr>
             <w:rFonts w:ascii="Arial" w:hAnsi="Arial" w:cs="Arial"/>
@@ -5201,7 +5204,7 @@
           <w:lang w:val="en-US"/>
         </w:rPr>
       </w:pPr>
-      <w:ins w:id="92" w:author="Проект новой редакции" w:date="2026-10-14T11:21:00Z">
+      <w:ins w:id="92" w:author="Проект новой редакции" w:date="2026-10-14T13:28:00Z">
         <w:r>
           <w:rPr>
             <w:rFonts w:ascii="Arial" w:hAnsi="Arial" w:cs="Arial"/>
@@ -5212,7 +5215,7 @@
           <w:t>c</w:t>
         </w:r>
       </w:ins>
-      <w:del w:id="93" w:author="Проект новой редакции" w:date="2026-10-14T11:21:00Z">
+      <w:del w:id="93" w:author="Проект новой редакции" w:date="2026-10-14T13:28:00Z">
         <w:r>
           <w:rPr>
             <w:rFonts w:ascii="Arial" w:hAnsi="Arial" w:cs="Arial"/>
@@ -5239,14 +5242,14 @@
         <w:ind w:firstLine="709"/>
         <w:jc w:val="both"/>
         <w:rPr>
-          <w:ins w:id="94" w:author="Проект новой редакции" w:date="2026-10-14T11:21:00Z"/>
-          <w:rFonts w:ascii="Arial" w:hAnsi="Arial" w:cs="Arial"/>
-          <w:sz w:val="28"/>
-          <w:szCs w:val="28"/>
-          <w:lang w:val="en-US"/>
-        </w:rPr>
-      </w:pPr>
-      <w:ins w:id="95" w:author="Проект новой редакции" w:date="2026-10-14T11:21:00Z">
+          <w:ins w:id="94" w:author="Проект новой редакции" w:date="2026-10-14T13:28:00Z"/>
+          <w:rFonts w:ascii="Arial" w:hAnsi="Arial" w:cs="Arial"/>
+          <w:sz w:val="28"/>
+          <w:szCs w:val="28"/>
+          <w:lang w:val="en-US"/>
+        </w:rPr>
+      </w:pPr>
+      <w:ins w:id="95" w:author="Проект новой редакции" w:date="2026-10-14T13:28:00Z">
         <w:r>
           <w:rPr>
             <w:rFonts w:ascii="Arial" w:hAnsi="Arial" w:cs="Arial"/>
@@ -5760,7 +5763,7 @@
         </w:rPr>
         <w:t xml:space="preserve">to </w:t>
       </w:r>
-      <w:ins w:id="96" w:author="Проект новой редакции" w:date="2026-10-14T11:21:00Z">
+      <w:ins w:id="96" w:author="Проект новой редакции" w:date="2026-10-14T13:28:00Z">
         <w:r>
           <w:rPr>
             <w:rFonts w:ascii="Arial" w:hAnsi="Arial" w:cs="Arial"/>
@@ -5771,7 +5774,7 @@
           <w:t>receive notifications of</w:t>
         </w:r>
       </w:ins>
-      <w:del w:id="97" w:author="Проект новой редакции" w:date="2026-10-14T11:21:00Z">
+      <w:del w:id="97" w:author="Проект новой редакции" w:date="2026-10-14T13:28:00Z">
         <w:r>
           <w:rPr>
             <w:rFonts w:ascii="Arial" w:hAnsi="Arial" w:cs="Arial"/>
@@ -5791,7 +5794,7 @@
         </w:rPr>
         <w:t xml:space="preserve"> the </w:t>
       </w:r>
-      <w:ins w:id="98" w:author="Проект новой редакции" w:date="2026-10-14T11:21:00Z">
+      <w:ins w:id="98" w:author="Проект новой редакции" w:date="2026-10-14T13:28:00Z">
         <w:r>
           <w:rPr>
             <w:rFonts w:ascii="Arial" w:hAnsi="Arial" w:cs="Arial"/>
@@ -5802,7 +5805,7 @@
           <w:t>approval and amendment of the budget and policies</w:t>
         </w:r>
       </w:ins>
-      <w:del w:id="99" w:author="Проект новой редакции" w:date="2026-10-14T11:21:00Z">
+      <w:del w:id="99" w:author="Проект новой редакции" w:date="2026-10-14T13:28:00Z">
         <w:r>
           <w:rPr>
             <w:rFonts w:ascii="Arial" w:hAnsi="Arial" w:cs="Arial"/>
@@ -5840,7 +5843,7 @@
         </w:rPr>
         <w:t>of the Foundation</w:t>
       </w:r>
-      <w:ins w:id="100" w:author="Проект новой редакции" w:date="2026-10-14T11:21:00Z">
+      <w:ins w:id="100" w:author="Проект новой редакции" w:date="2026-10-14T13:28:00Z">
         <w:r>
           <w:rPr>
             <w:rFonts w:ascii="Arial" w:hAnsi="Arial" w:cs="Arial"/>
@@ -5851,15 +5854,25 @@
           <w:t>, as well as of</w:t>
         </w:r>
       </w:ins>
-      <w:del w:id="101" w:author="Проект новой редакции" w:date="2026-10-14T11:21:00Z">
-        <w:r>
-          <w:rPr>
-            <w:rFonts w:ascii="Arial" w:hAnsi="Arial" w:cs="Arial"/>
-            <w:sz w:val="28"/>
-            <w:szCs w:val="28"/>
-            <w:lang w:val="en-US"/>
-          </w:rPr>
-          <w:delText xml:space="preserve"> on proposal of the Management Council</w:delText>
+      <w:del w:id="101" w:author="Проект новой редакции" w:date="2026-10-14T13:28:00Z">
+        <w:r>
+          <w:rPr>
+            <w:rFonts w:ascii="Arial" w:hAnsi="Arial" w:cs="Arial"/>
+            <w:sz w:val="28"/>
+            <w:szCs w:val="28"/>
+            <w:lang w:val="en-US"/>
+          </w:rPr>
+          <w:delText xml:space="preserve"> on proposal of </w:delText>
+        </w:r>
+        <w:r>
+          <w:rPr>
+            <w:rFonts w:ascii="Arial" w:hAnsi="Arial" w:cs="Arial"/>
+            <w:sz w:val="28"/>
+            <w:szCs w:val="28"/>
+            <w:lang w:val="en-US"/>
+          </w:rPr>
+          <w:lastRenderedPageBreak/>
+          <w:delText>the Management Council</w:delText>
         </w:r>
         <w:r>
           <w:rPr>
@@ -5880,7 +5893,7 @@
         </w:rPr>
         <w:t xml:space="preserve"> the </w:t>
       </w:r>
-      <w:ins w:id="102" w:author="Проект новой редакции" w:date="2026-10-14T11:21:00Z">
+      <w:ins w:id="102" w:author="Проект новой редакции" w:date="2026-10-14T13:28:00Z">
         <w:r>
           <w:rPr>
             <w:rFonts w:ascii="Arial" w:hAnsi="Arial" w:cs="Arial"/>
@@ -5891,7 +5904,7 @@
           <w:t>decisions referred to in section 14.1.(a), and to object to them in accordance with paragraph 3.11</w:t>
         </w:r>
       </w:ins>
-      <w:del w:id="103" w:author="Проект новой редакции" w:date="2026-10-14T11:21:00Z">
+      <w:del w:id="103" w:author="Проект новой редакции" w:date="2026-10-14T13:28:00Z">
         <w:r>
           <w:rPr>
             <w:rFonts w:ascii="Arial" w:hAnsi="Arial" w:cs="Arial"/>
@@ -5973,7 +5986,7 @@
         </w:rPr>
         <w:t xml:space="preserve">to decide on convening </w:t>
       </w:r>
-      <w:del w:id="104" w:author="Проект новой редакции" w:date="2026-10-14T11:21:00Z">
+      <w:del w:id="104" w:author="Проект новой редакции" w:date="2026-10-14T13:28:00Z">
         <w:r>
           <w:rPr>
             <w:rFonts w:ascii="Arial" w:hAnsi="Arial" w:cs="Arial"/>
@@ -5993,7 +6006,7 @@
         </w:rPr>
         <w:t>annual meetings of the Guardian</w:t>
       </w:r>
-      <w:del w:id="105" w:author="Проект новой редакции" w:date="2026-10-14T11:21:00Z">
+      <w:del w:id="105" w:author="Проект новой редакции" w:date="2026-10-14T13:28:00Z">
         <w:r>
           <w:rPr>
             <w:rFonts w:ascii="Arial" w:hAnsi="Arial" w:cs="Arial"/>
@@ -6020,7 +6033,7 @@
         <w:ind w:firstLine="993"/>
         <w:jc w:val="both"/>
         <w:rPr>
-          <w:ins w:id="106" w:author="Проект новой редакции" w:date="2026-10-14T11:21:00Z"/>
+          <w:ins w:id="106" w:author="Проект новой редакции" w:date="2026-10-14T13:28:00Z"/>
           <w:rFonts w:ascii="Arial" w:hAnsi="Arial" w:cs="Arial"/>
           <w:sz w:val="28"/>
           <w:szCs w:val="28"/>
@@ -6054,7 +6067,7 @@
         </w:rPr>
         <w:t>to exercise control over the effectiveness of governance practices in the Foundation</w:t>
       </w:r>
-      <w:ins w:id="107" w:author="Проект новой редакции" w:date="2026-10-14T11:21:00Z">
+      <w:ins w:id="107" w:author="Проект новой редакции" w:date="2026-10-14T13:28:00Z">
         <w:r>
           <w:rPr>
             <w:rFonts w:ascii="Arial" w:hAnsi="Arial" w:cs="Arial"/>
@@ -6072,14 +6085,14 @@
         <w:ind w:firstLine="993"/>
         <w:jc w:val="both"/>
         <w:rPr>
-          <w:ins w:id="108" w:author="Проект новой редакции" w:date="2026-10-14T11:21:00Z"/>
-          <w:rFonts w:ascii="Arial" w:hAnsi="Arial" w:cs="Arial"/>
-          <w:sz w:val="28"/>
-          <w:szCs w:val="28"/>
-          <w:lang w:val="en-US"/>
-        </w:rPr>
-      </w:pPr>
-      <w:ins w:id="109" w:author="Проект новой редакции" w:date="2026-10-14T11:21:00Z">
+          <w:ins w:id="108" w:author="Проект новой редакции" w:date="2026-10-14T13:28:00Z"/>
+          <w:rFonts w:ascii="Arial" w:hAnsi="Arial" w:cs="Arial"/>
+          <w:sz w:val="28"/>
+          <w:szCs w:val="28"/>
+          <w:lang w:val="en-US"/>
+        </w:rPr>
+      </w:pPr>
+      <w:ins w:id="109" w:author="Проект новой редакции" w:date="2026-10-14T13:28:00Z">
         <w:r>
           <w:rPr>
             <w:rFonts w:ascii="Arial" w:hAnsi="Arial" w:cs="Arial"/>
@@ -6097,14 +6110,14 @@
         <w:ind w:firstLine="993"/>
         <w:jc w:val="both"/>
         <w:rPr>
-          <w:ins w:id="110" w:author="Проект новой редакции" w:date="2026-10-14T11:21:00Z"/>
-          <w:rFonts w:ascii="Arial" w:hAnsi="Arial" w:cs="Arial"/>
-          <w:sz w:val="28"/>
-          <w:szCs w:val="28"/>
-          <w:lang w:val="en-US"/>
-        </w:rPr>
-      </w:pPr>
-      <w:ins w:id="111" w:author="Проект новой редакции" w:date="2026-10-14T11:21:00Z">
+          <w:ins w:id="110" w:author="Проект новой редакции" w:date="2026-10-14T13:28:00Z"/>
+          <w:rFonts w:ascii="Arial" w:hAnsi="Arial" w:cs="Arial"/>
+          <w:sz w:val="28"/>
+          <w:szCs w:val="28"/>
+          <w:lang w:val="en-US"/>
+        </w:rPr>
+      </w:pPr>
+      <w:ins w:id="111" w:author="Проект новой редакции" w:date="2026-10-14T13:28:00Z">
         <w:r>
           <w:rPr>
             <w:rFonts w:ascii="Arial" w:hAnsi="Arial" w:cs="Arial"/>
@@ -6122,14 +6135,14 @@
         <w:ind w:firstLine="993"/>
         <w:jc w:val="both"/>
         <w:rPr>
-          <w:ins w:id="112" w:author="Проект новой редакции" w:date="2026-10-14T11:21:00Z"/>
-          <w:rFonts w:ascii="Arial" w:hAnsi="Arial" w:cs="Arial"/>
-          <w:sz w:val="28"/>
-          <w:szCs w:val="28"/>
-          <w:lang w:val="en-US"/>
-        </w:rPr>
-      </w:pPr>
-      <w:ins w:id="113" w:author="Проект новой редакции" w:date="2026-10-14T11:21:00Z">
+          <w:ins w:id="112" w:author="Проект новой редакции" w:date="2026-10-14T13:28:00Z"/>
+          <w:rFonts w:ascii="Arial" w:hAnsi="Arial" w:cs="Arial"/>
+          <w:sz w:val="28"/>
+          <w:szCs w:val="28"/>
+          <w:lang w:val="en-US"/>
+        </w:rPr>
+      </w:pPr>
+      <w:ins w:id="113" w:author="Проект новой редакции" w:date="2026-10-14T13:28:00Z">
         <w:r>
           <w:rPr>
             <w:rFonts w:ascii="Arial" w:hAnsi="Arial" w:cs="Arial"/>
@@ -6147,14 +6160,14 @@
         <w:ind w:firstLine="709"/>
         <w:jc w:val="both"/>
         <w:rPr>
-          <w:ins w:id="114" w:author="Проект новой редакции" w:date="2026-10-14T11:21:00Z"/>
-          <w:rFonts w:ascii="Arial" w:hAnsi="Arial" w:cs="Arial"/>
-          <w:sz w:val="28"/>
-          <w:szCs w:val="28"/>
-          <w:lang w:val="en-US"/>
-        </w:rPr>
-      </w:pPr>
-      <w:ins w:id="115" w:author="Проект новой редакции" w:date="2026-10-14T11:21:00Z">
+          <w:ins w:id="114" w:author="Проект новой редакции" w:date="2026-10-14T13:28:00Z"/>
+          <w:rFonts w:ascii="Arial" w:hAnsi="Arial" w:cs="Arial"/>
+          <w:sz w:val="28"/>
+          <w:szCs w:val="28"/>
+          <w:lang w:val="en-US"/>
+        </w:rPr>
+      </w:pPr>
+      <w:ins w:id="115" w:author="Проект новой редакции" w:date="2026-10-14T13:28:00Z">
         <w:r>
           <w:rPr>
             <w:rFonts w:ascii="Arial" w:hAnsi="Arial" w:cs="Arial"/>
@@ -6172,14 +6185,14 @@
         <w:ind w:firstLine="709"/>
         <w:jc w:val="both"/>
         <w:rPr>
-          <w:ins w:id="116" w:author="Проект новой редакции" w:date="2026-10-14T11:21:00Z"/>
-          <w:rFonts w:ascii="Arial" w:hAnsi="Arial" w:cs="Arial"/>
-          <w:sz w:val="28"/>
-          <w:szCs w:val="28"/>
-          <w:lang w:val="en-US"/>
-        </w:rPr>
-      </w:pPr>
-      <w:ins w:id="117" w:author="Проект новой редакции" w:date="2026-10-14T11:21:00Z">
+          <w:ins w:id="116" w:author="Проект новой редакции" w:date="2026-10-14T13:28:00Z"/>
+          <w:rFonts w:ascii="Arial" w:hAnsi="Arial" w:cs="Arial"/>
+          <w:sz w:val="28"/>
+          <w:szCs w:val="28"/>
+          <w:lang w:val="en-US"/>
+        </w:rPr>
+      </w:pPr>
+      <w:ins w:id="117" w:author="Проект новой редакции" w:date="2026-10-14T13:28:00Z">
         <w:r>
           <w:rPr>
             <w:rFonts w:ascii="Arial" w:hAnsi="Arial" w:cs="Arial"/>
@@ -6215,14 +6228,14 @@
         <w:ind w:firstLine="709"/>
         <w:jc w:val="both"/>
         <w:rPr>
-          <w:ins w:id="118" w:author="Проект новой редакции" w:date="2026-10-14T11:21:00Z"/>
-          <w:rFonts w:ascii="Arial" w:hAnsi="Arial" w:cs="Arial"/>
-          <w:sz w:val="28"/>
-          <w:szCs w:val="28"/>
-          <w:lang w:val="en-US"/>
-        </w:rPr>
-      </w:pPr>
-      <w:ins w:id="119" w:author="Проект новой редакции" w:date="2026-10-14T11:21:00Z">
+          <w:ins w:id="118" w:author="Проект новой редакции" w:date="2026-10-14T13:28:00Z"/>
+          <w:rFonts w:ascii="Arial" w:hAnsi="Arial" w:cs="Arial"/>
+          <w:sz w:val="28"/>
+          <w:szCs w:val="28"/>
+          <w:lang w:val="en-US"/>
+        </w:rPr>
+      </w:pPr>
+      <w:ins w:id="119" w:author="Проект новой редакции" w:date="2026-10-14T13:28:00Z">
         <w:r>
           <w:rPr>
             <w:rFonts w:ascii="Arial" w:hAnsi="Arial" w:cs="Arial"/>
@@ -6240,14 +6253,14 @@
         <w:ind w:firstLine="709"/>
         <w:jc w:val="both"/>
         <w:rPr>
-          <w:ins w:id="120" w:author="Проект новой редакции" w:date="2026-10-14T11:21:00Z"/>
-          <w:rFonts w:ascii="Arial" w:hAnsi="Arial" w:cs="Arial"/>
-          <w:sz w:val="28"/>
-          <w:szCs w:val="28"/>
-          <w:lang w:val="en-US"/>
-        </w:rPr>
-      </w:pPr>
-      <w:ins w:id="121" w:author="Проект новой редакции" w:date="2026-10-14T11:21:00Z">
+          <w:ins w:id="120" w:author="Проект новой редакции" w:date="2026-10-14T13:28:00Z"/>
+          <w:rFonts w:ascii="Arial" w:hAnsi="Arial" w:cs="Arial"/>
+          <w:sz w:val="28"/>
+          <w:szCs w:val="28"/>
+          <w:lang w:val="en-US"/>
+        </w:rPr>
+      </w:pPr>
+      <w:ins w:id="121" w:author="Проект новой редакции" w:date="2026-10-14T13:28:00Z">
         <w:r>
           <w:rPr>
             <w:rFonts w:ascii="Arial" w:hAnsi="Arial" w:cs="Arial"/>
@@ -6265,14 +6278,14 @@
         <w:ind w:firstLine="709"/>
         <w:jc w:val="both"/>
         <w:rPr>
-          <w:ins w:id="122" w:author="Проект новой редакции" w:date="2026-10-14T11:21:00Z"/>
-          <w:rFonts w:ascii="Arial" w:hAnsi="Arial" w:cs="Arial"/>
-          <w:sz w:val="28"/>
-          <w:szCs w:val="28"/>
-          <w:lang w:val="en-US"/>
-        </w:rPr>
-      </w:pPr>
-      <w:ins w:id="123" w:author="Проект новой редакции" w:date="2026-10-14T11:21:00Z">
+          <w:ins w:id="122" w:author="Проект новой редакции" w:date="2026-10-14T13:28:00Z"/>
+          <w:rFonts w:ascii="Arial" w:hAnsi="Arial" w:cs="Arial"/>
+          <w:sz w:val="28"/>
+          <w:szCs w:val="28"/>
+          <w:lang w:val="en-US"/>
+        </w:rPr>
+      </w:pPr>
+      <w:ins w:id="123" w:author="Проект новой редакции" w:date="2026-10-14T13:28:00Z">
         <w:r>
           <w:rPr>
             <w:rFonts w:ascii="Arial" w:hAnsi="Arial" w:cs="Arial"/>
@@ -6290,22 +6303,32 @@
         <w:ind w:firstLine="709"/>
         <w:jc w:val="both"/>
         <w:rPr>
-          <w:ins w:id="124" w:author="Проект новой редакции" w:date="2026-10-14T11:21:00Z"/>
-          <w:rFonts w:ascii="Arial" w:hAnsi="Arial" w:cs="Arial"/>
-          <w:sz w:val="28"/>
-          <w:szCs w:val="28"/>
-          <w:lang w:val="en-US"/>
-        </w:rPr>
-      </w:pPr>
-      <w:ins w:id="125" w:author="Проект новой редакции" w:date="2026-10-14T11:21:00Z">
-        <w:r>
-          <w:rPr>
-            <w:rFonts w:ascii="Arial" w:hAnsi="Arial" w:cs="Arial"/>
-            <w:sz w:val="28"/>
-            <w:szCs w:val="28"/>
-            <w:lang w:val="en-US"/>
-          </w:rPr>
-          <w:t>3.11. The Management Council notifies the Supreme Guardian of the approval and amendment of the budget and policies of the Foundation, as well as of the decisions referred to in section 14.1.(a), within 5 (five) working days from the date of the decision, attaching the approved document. The Supreme Guardian may, within 10 (ten) working days from the date of receipt of the notification, send the Management Council a reasoned written objection. The decision is implemented after the expiry of that period if no objection has been sent, or earlier upon written confirmation of the Supreme Guardian. If an objection is sent, the Management Council reconsiders the matter taking the objection into account and notifies the Supreme Guardian of its decision in the same manner.</w:t>
+          <w:ins w:id="124" w:author="Проект новой редакции" w:date="2026-10-14T13:28:00Z"/>
+          <w:rFonts w:ascii="Arial" w:hAnsi="Arial" w:cs="Arial"/>
+          <w:sz w:val="28"/>
+          <w:szCs w:val="28"/>
+          <w:lang w:val="en-US"/>
+        </w:rPr>
+      </w:pPr>
+      <w:ins w:id="125" w:author="Проект новой редакции" w:date="2026-10-14T13:28:00Z">
+        <w:r>
+          <w:rPr>
+            <w:rFonts w:ascii="Arial" w:hAnsi="Arial" w:cs="Arial"/>
+            <w:sz w:val="28"/>
+            <w:szCs w:val="28"/>
+            <w:lang w:val="en-US"/>
+          </w:rPr>
+          <w:t xml:space="preserve">3.11. The Management Council notifies the Supreme Guardian of the approval and amendment of the budget and policies of the Foundation, as well as of the decisions referred to in section 14.1.(a), within 5 (five) working days from the date of the decision, attaching the approved document. The Supreme Guardian may, within 10 (ten) working days from the date of receipt of the notification, send the Management Council a reasoned written objection. The decision is implemented after the expiry of that period if no objection has been sent, or earlier upon written confirmation of the Supreme Guardian. If an objection is sent, the Management Council reconsiders the </w:t>
+        </w:r>
+        <w:r>
+          <w:rPr>
+            <w:rFonts w:ascii="Arial" w:hAnsi="Arial" w:cs="Arial"/>
+            <w:sz w:val="28"/>
+            <w:szCs w:val="28"/>
+            <w:lang w:val="en-US"/>
+          </w:rPr>
+          <w:lastRenderedPageBreak/>
+          <w:t>matter taking the objection into account and notifies the Supreme Guardian of its decision in the same manner.</w:t>
         </w:r>
       </w:ins>
     </w:p>
@@ -6321,7 +6344,7 @@
           <w:lang w:val="en-US"/>
         </w:rPr>
       </w:pPr>
-      <w:ins w:id="126" w:author="Проект новой редакции" w:date="2026-10-14T11:21:00Z">
+      <w:ins w:id="126" w:author="Проект новой редакции" w:date="2026-10-14T13:28:00Z">
         <w:r>
           <w:rPr>
             <w:rFonts w:ascii="Arial" w:hAnsi="Arial" w:cs="Arial"/>
@@ -7109,6 +7132,7 @@
           <w:szCs w:val="28"/>
           <w:lang w:val="en-US"/>
         </w:rPr>
+        <w:lastRenderedPageBreak/>
         <w:t xml:space="preserve">a) </w:t>
       </w:r>
       <w:r>
@@ -7147,7 +7171,7 @@
         </w:rPr>
         <w:t xml:space="preserve"> of the Guardian</w:t>
       </w:r>
-      <w:ins w:id="127" w:author="Проект новой редакции" w:date="2026-10-14T11:21:00Z">
+      <w:ins w:id="127" w:author="Проект новой редакции" w:date="2026-10-14T13:28:00Z">
         <w:r>
           <w:rPr>
             <w:rFonts w:ascii="Arial" w:hAnsi="Arial" w:cs="Arial"/>
@@ -7158,7 +7182,7 @@
           <w:t>, including the Supreme Guardian;</w:t>
         </w:r>
       </w:ins>
-      <w:del w:id="128" w:author="Проект новой редакции" w:date="2026-10-14T11:21:00Z">
+      <w:del w:id="128" w:author="Проект новой редакции" w:date="2026-10-14T13:28:00Z">
         <w:r>
           <w:rPr>
             <w:rFonts w:ascii="Arial" w:hAnsi="Arial" w:cs="Arial"/>
@@ -7200,7 +7224,7 @@
         </w:rPr>
         <w:t xml:space="preserve"> pursuant to section 2.1.(b) </w:t>
       </w:r>
-      <w:ins w:id="129" w:author="Проект новой редакции" w:date="2026-10-14T11:21:00Z">
+      <w:ins w:id="129" w:author="Проект новой редакции" w:date="2026-10-14T13:28:00Z">
         <w:r>
           <w:rPr>
             <w:rFonts w:ascii="Arial" w:hAnsi="Arial" w:cs="Arial"/>
@@ -7278,7 +7302,7 @@
         </w:rPr>
         <w:t xml:space="preserve"> </w:t>
       </w:r>
-      <w:ins w:id="130" w:author="Проект новой редакции" w:date="2026-10-14T11:21:00Z">
+      <w:ins w:id="130" w:author="Проект новой редакции" w:date="2026-10-14T13:28:00Z">
         <w:r>
           <w:rPr>
             <w:rFonts w:ascii="Arial" w:hAnsi="Arial" w:cs="Arial"/>
@@ -7298,7 +7322,7 @@
         </w:rPr>
         <w:t>Guardian by notice to the Founder</w:t>
       </w:r>
-      <w:ins w:id="131" w:author="Проект новой редакции" w:date="2026-10-14T11:21:00Z">
+      <w:ins w:id="131" w:author="Проект новой редакции" w:date="2026-10-14T13:28:00Z">
         <w:r>
           <w:rPr>
             <w:rFonts w:ascii="Arial" w:hAnsi="Arial" w:cs="Arial"/>
@@ -7318,7 +7342,7 @@
         </w:rPr>
         <w:t xml:space="preserve"> provided that a replacement</w:t>
       </w:r>
-      <w:del w:id="132" w:author="Проект новой редакции" w:date="2026-10-14T11:21:00Z">
+      <w:del w:id="132" w:author="Проект новой редакции" w:date="2026-10-14T13:28:00Z">
         <w:r>
           <w:rPr>
             <w:rFonts w:ascii="Arial" w:hAnsi="Arial" w:cs="Arial"/>
@@ -7489,7 +7513,7 @@
         </w:rPr>
         <w:t xml:space="preserve">.3. </w:t>
       </w:r>
-      <w:ins w:id="133" w:author="Проект новой редакции" w:date="2026-10-14T11:21:00Z">
+      <w:ins w:id="133" w:author="Проект новой редакции" w:date="2026-10-14T13:28:00Z">
         <w:r>
           <w:rPr>
             <w:rFonts w:ascii="Arial" w:hAnsi="Arial" w:cs="Arial"/>
@@ -7500,7 +7524,7 @@
           <w:t xml:space="preserve">The Supreme </w:t>
         </w:r>
       </w:ins>
-      <w:del w:id="134" w:author="Проект новой редакции" w:date="2026-10-14T11:21:00Z">
+      <w:del w:id="134" w:author="Проект новой редакции" w:date="2026-10-14T13:28:00Z">
         <w:r>
           <w:rPr>
             <w:rFonts w:ascii="Arial" w:hAnsi="Arial" w:cs="Arial"/>
@@ -7520,7 +7544,7 @@
         </w:rPr>
         <w:t xml:space="preserve">Guardian </w:t>
       </w:r>
-      <w:del w:id="135" w:author="Проект новой редакции" w:date="2026-10-14T11:21:00Z">
+      <w:del w:id="135" w:author="Проект новой редакции" w:date="2026-10-14T13:28:00Z">
         <w:r>
           <w:rPr>
             <w:rFonts w:ascii="Arial" w:hAnsi="Arial" w:cs="Arial"/>
@@ -7540,7 +7564,7 @@
         </w:rPr>
         <w:t>may automatically be re-appointed for a new period with written approval of the Founder</w:t>
       </w:r>
-      <w:ins w:id="136" w:author="Проект новой редакции" w:date="2026-10-14T11:21:00Z">
+      <w:ins w:id="136" w:author="Проект новой редакции" w:date="2026-10-14T13:28:00Z">
         <w:r>
           <w:rPr>
             <w:rFonts w:ascii="Arial" w:hAnsi="Arial" w:cs="Arial"/>
@@ -7747,7 +7771,7 @@
         </w:rPr>
         <w:t xml:space="preserve">erson is also a member of the </w:t>
       </w:r>
-      <w:ins w:id="137" w:author="Проект новой редакции" w:date="2026-10-14T11:21:00Z">
+      <w:ins w:id="137" w:author="Проект новой редакции" w:date="2026-10-14T13:28:00Z">
         <w:r>
           <w:rPr>
             <w:rFonts w:ascii="Arial" w:hAnsi="Arial" w:cs="Arial"/>
@@ -7758,7 +7782,7 @@
           <w:t>Management</w:t>
         </w:r>
       </w:ins>
-      <w:del w:id="138" w:author="Проект новой редакции" w:date="2026-10-14T11:21:00Z">
+      <w:del w:id="138" w:author="Проект новой редакции" w:date="2026-10-14T13:28:00Z">
         <w:r>
           <w:rPr>
             <w:rFonts w:ascii="Arial" w:hAnsi="Arial" w:cs="Arial"/>
@@ -7785,14 +7809,14 @@
         <w:ind w:firstLine="709"/>
         <w:jc w:val="both"/>
         <w:rPr>
-          <w:ins w:id="139" w:author="Проект новой редакции" w:date="2026-10-14T11:21:00Z"/>
-          <w:rFonts w:ascii="Arial" w:hAnsi="Arial" w:cs="Arial"/>
-          <w:sz w:val="28"/>
-          <w:szCs w:val="28"/>
-          <w:lang w:val="en-US"/>
-        </w:rPr>
-      </w:pPr>
-      <w:ins w:id="140" w:author="Проект новой редакции" w:date="2026-10-14T11:21:00Z">
+          <w:ins w:id="139" w:author="Проект новой редакции" w:date="2026-10-14T13:28:00Z"/>
+          <w:rFonts w:ascii="Arial" w:hAnsi="Arial" w:cs="Arial"/>
+          <w:sz w:val="28"/>
+          <w:szCs w:val="28"/>
+          <w:lang w:val="en-US"/>
+        </w:rPr>
+      </w:pPr>
+      <w:ins w:id="140" w:author="Проект новой редакции" w:date="2026-10-14T13:28:00Z">
         <w:r>
           <w:rPr>
             <w:rFonts w:ascii="Arial" w:hAnsi="Arial" w:cs="Arial"/>
@@ -8026,28 +8050,101 @@
         </w:rPr>
         <w:t xml:space="preserve"> on the position of </w:t>
       </w:r>
-      <w:ins w:id="141" w:author="Проект новой редакции" w:date="2026-10-14T11:21:00Z">
-        <w:r>
-          <w:rPr>
-            <w:rFonts w:ascii="Arial" w:hAnsi="Arial" w:cs="Arial"/>
-            <w:sz w:val="28"/>
-            <w:szCs w:val="28"/>
-            <w:lang w:val="en-US"/>
-          </w:rPr>
-          <w:t>Chief Executive Officer (CEO), Head of Project Office</w:t>
+      <w:ins w:id="141" w:author="Проект новой редакции" w:date="2026-10-14T13:28:00Z">
+        <w:r>
+          <w:rPr>
+            <w:rFonts w:ascii="Arial" w:hAnsi="Arial" w:cs="Arial"/>
+            <w:sz w:val="28"/>
+            <w:szCs w:val="28"/>
+            <w:lang w:val="en-US"/>
+          </w:rPr>
+          <w:t>Chief Executive Officer (CEO)</w:t>
+        </w:r>
+        <w:r>
+          <w:rPr>
+            <w:rFonts w:ascii="Arial" w:hAnsi="Arial" w:cs="Arial"/>
+            <w:sz w:val="28"/>
+            <w:szCs w:val="28"/>
+            <w:lang w:val="en-US"/>
+          </w:rPr>
+          <w:t>;</w:t>
         </w:r>
       </w:ins>
-      <w:del w:id="142" w:author="Проект новой редакции" w:date="2026-10-14T11:21:00Z">
-        <w:r>
-          <w:rPr>
-            <w:rFonts w:ascii="Arial" w:hAnsi="Arial" w:cs="Arial"/>
-            <w:sz w:val="28"/>
-            <w:szCs w:val="28"/>
-            <w:lang w:val="en-US"/>
-          </w:rPr>
-          <w:delText>CEO</w:delText>
+      <w:del w:id="142" w:author="Проект новой редакции" w:date="2026-10-14T13:28:00Z">
+        <w:r>
+          <w:rPr>
+            <w:rFonts w:ascii="Arial" w:hAnsi="Arial" w:cs="Arial"/>
+            <w:sz w:val="28"/>
+            <w:szCs w:val="28"/>
+            <w:lang w:val="en-US"/>
+          </w:rPr>
+          <w:delText>CEO;</w:delText>
         </w:r>
       </w:del>
+    </w:p>
+    <w:p>
+      <w:pPr>
+        <w:spacing w:after="0" w:line="240" w:lineRule="auto"/>
+        <w:ind w:firstLine="993"/>
+        <w:jc w:val="both"/>
+        <w:rPr>
+          <w:rFonts w:ascii="Arial" w:hAnsi="Arial" w:cs="Arial"/>
+          <w:sz w:val="28"/>
+          <w:szCs w:val="28"/>
+          <w:lang w:val="en-US"/>
+        </w:rPr>
+      </w:pPr>
+      <w:r>
+        <w:rPr>
+          <w:rFonts w:ascii="Arial" w:hAnsi="Arial" w:cs="Arial"/>
+          <w:sz w:val="28"/>
+          <w:szCs w:val="28"/>
+          <w:lang w:val="en-US"/>
+        </w:rPr>
+        <w:t xml:space="preserve">b) </w:t>
+      </w:r>
+      <w:ins w:id="143" w:author="Проект новой редакции" w:date="2026-10-14T13:28:00Z">
+        <w:r>
+          <w:rPr>
+            <w:rFonts w:ascii="Arial" w:hAnsi="Arial" w:cs="Arial"/>
+            <w:sz w:val="28"/>
+            <w:szCs w:val="28"/>
+            <w:lang w:val="en-US"/>
+          </w:rPr>
+          <w:t xml:space="preserve">Member of the Management </w:t>
+        </w:r>
+      </w:ins>
+      <w:r>
+        <w:rPr>
+          <w:rFonts w:ascii="Arial" w:hAnsi="Arial" w:cs="Arial"/>
+          <w:sz w:val="28"/>
+          <w:szCs w:val="28"/>
+          <w:lang w:val="en-US"/>
+        </w:rPr>
+        <w:t xml:space="preserve">Council on the position of </w:t>
+      </w:r>
+      <w:ins w:id="144" w:author="Проект новой редакции" w:date="2026-10-14T13:28:00Z">
+        <w:r>
+          <w:rPr>
+            <w:rFonts w:ascii="Arial" w:hAnsi="Arial" w:cs="Arial"/>
+            <w:sz w:val="28"/>
+            <w:szCs w:val="28"/>
+            <w:lang w:val="en-US"/>
+          </w:rPr>
+          <w:t>Deputy CEO for Strategy and Projects</w:t>
+        </w:r>
+      </w:ins>
+      <w:del w:id="145" w:author="Проект новой редакции" w:date="2026-10-14T13:28:00Z">
+        <w:r>
+          <w:rPr>
+            <w:rFonts w:ascii="Arial" w:hAnsi="Arial" w:cs="Arial"/>
+            <w:sz w:val="28"/>
+            <w:szCs w:val="28"/>
+            <w:lang w:val="en-US"/>
+          </w:rPr>
+          <w:delText>Chief Legal Officer</w:delText>
+        </w:r>
+      </w:del>
       <w:r>
         <w:rPr>
           <w:rFonts w:ascii="Arial" w:hAnsi="Arial" w:cs="Arial"/>
@@ -8064,22 +8161,23 @@
         <w:ind w:firstLine="993"/>
         <w:jc w:val="both"/>
         <w:rPr>
-          <w:rFonts w:ascii="Arial" w:hAnsi="Arial" w:cs="Arial"/>
-          <w:sz w:val="28"/>
-          <w:szCs w:val="28"/>
-          <w:lang w:val="en-US"/>
-        </w:rPr>
-      </w:pPr>
-      <w:r>
-        <w:rPr>
-          <w:rFonts w:ascii="Arial" w:hAnsi="Arial" w:cs="Arial"/>
-          <w:sz w:val="28"/>
-          <w:szCs w:val="28"/>
-          <w:lang w:val="en-US"/>
-        </w:rPr>
-        <w:t xml:space="preserve">b) </w:t>
-      </w:r>
-      <w:ins w:id="143" w:author="Проект новой редакции" w:date="2026-10-14T11:21:00Z">
+          <w:del w:id="146" w:author="Проект новой редакции" w:date="2026-10-14T13:28:00Z"/>
+          <w:rFonts w:ascii="Arial" w:hAnsi="Arial" w:cs="Arial"/>
+          <w:sz w:val="28"/>
+          <w:szCs w:val="28"/>
+          <w:lang w:val="en-US"/>
+        </w:rPr>
+      </w:pPr>
+      <w:r>
+        <w:rPr>
+          <w:rFonts w:ascii="Arial" w:hAnsi="Arial" w:cs="Arial"/>
+          <w:sz w:val="28"/>
+          <w:szCs w:val="28"/>
+          <w:lang w:val="en-US"/>
+        </w:rPr>
+        <w:t xml:space="preserve">c) </w:t>
+      </w:r>
+      <w:ins w:id="147" w:author="Проект новой редакции" w:date="2026-10-14T13:28:00Z">
         <w:r>
           <w:rPr>
             <w:rFonts w:ascii="Arial" w:hAnsi="Arial" w:cs="Arial"/>
@@ -8097,39 +8195,39 @@
           <w:szCs w:val="28"/>
           <w:lang w:val="en-US"/>
         </w:rPr>
-        <w:t xml:space="preserve">Council on the position of </w:t>
-      </w:r>
-      <w:ins w:id="144" w:author="Проект новой редакции" w:date="2026-10-14T11:21:00Z">
-        <w:r>
-          <w:rPr>
-            <w:rFonts w:ascii="Arial" w:hAnsi="Arial" w:cs="Arial"/>
-            <w:sz w:val="28"/>
-            <w:szCs w:val="28"/>
-            <w:lang w:val="en-US"/>
-          </w:rPr>
-          <w:t>Deputy CEO</w:t>
+        <w:t xml:space="preserve">Council on </w:t>
+      </w:r>
+      <w:ins w:id="148" w:author="Проект новой редакции" w:date="2026-10-14T13:28:00Z">
+        <w:r>
+          <w:rPr>
+            <w:rFonts w:ascii="Arial" w:hAnsi="Arial" w:cs="Arial"/>
+            <w:sz w:val="28"/>
+            <w:szCs w:val="28"/>
+            <w:lang w:val="en-US"/>
+          </w:rPr>
+          <w:t xml:space="preserve">the </w:t>
         </w:r>
       </w:ins>
-      <w:del w:id="145" w:author="Проект новой редакции" w:date="2026-10-14T11:21:00Z">
-        <w:r>
-          <w:rPr>
-            <w:rFonts w:ascii="Arial" w:hAnsi="Arial" w:cs="Arial"/>
-            <w:sz w:val="28"/>
-            <w:szCs w:val="28"/>
-            <w:lang w:val="en-US"/>
-          </w:rPr>
-          <w:delText>Chief Legal Officer</w:delText>
+      <w:r>
+        <w:rPr>
+          <w:rFonts w:ascii="Arial" w:hAnsi="Arial" w:cs="Arial"/>
+          <w:sz w:val="28"/>
+          <w:szCs w:val="28"/>
+          <w:lang w:val="en-US"/>
+        </w:rPr>
+        <w:t>position</w:t>
+      </w:r>
+      <w:del w:id="149" w:author="Проект новой редакции" w:date="2026-10-14T13:28:00Z">
+        <w:r>
+          <w:rPr>
+            <w:rFonts w:ascii="Arial" w:hAnsi="Arial" w:cs="Arial"/>
+            <w:sz w:val="28"/>
+            <w:szCs w:val="28"/>
+            <w:lang w:val="en-US"/>
+          </w:rPr>
+          <w:delText xml:space="preserve"> of Chief Financial Officer; </w:delText>
         </w:r>
       </w:del>
-      <w:r>
-        <w:rPr>
-          <w:rFonts w:ascii="Arial" w:hAnsi="Arial" w:cs="Arial"/>
-          <w:sz w:val="28"/>
-          <w:szCs w:val="28"/>
-          <w:lang w:val="en-US"/>
-        </w:rPr>
-        <w:t>;</w:t>
-      </w:r>
     </w:p>
     <w:p>
       <w:pPr>
@@ -8137,118 +8235,44 @@
         <w:ind w:firstLine="993"/>
         <w:jc w:val="both"/>
         <w:rPr>
-          <w:del w:id="146" w:author="Проект новой редакции" w:date="2026-10-14T11:21:00Z"/>
-          <w:rFonts w:ascii="Arial" w:hAnsi="Arial" w:cs="Arial"/>
-          <w:sz w:val="28"/>
-          <w:szCs w:val="28"/>
-          <w:lang w:val="en-US"/>
-        </w:rPr>
-      </w:pPr>
-      <w:r>
-        <w:rPr>
-          <w:rFonts w:ascii="Arial" w:hAnsi="Arial" w:cs="Arial"/>
-          <w:sz w:val="28"/>
-          <w:szCs w:val="28"/>
-          <w:lang w:val="en-US"/>
-        </w:rPr>
-        <w:t xml:space="preserve">c) </w:t>
-      </w:r>
-      <w:ins w:id="147" w:author="Проект новой редакции" w:date="2026-10-14T11:21:00Z">
-        <w:r>
-          <w:rPr>
-            <w:rFonts w:ascii="Arial" w:hAnsi="Arial" w:cs="Arial"/>
-            <w:sz w:val="28"/>
-            <w:szCs w:val="28"/>
-            <w:lang w:val="en-US"/>
-          </w:rPr>
-          <w:t xml:space="preserve">Member of the Management </w:t>
+          <w:rFonts w:ascii="Arial" w:hAnsi="Arial" w:cs="Arial"/>
+          <w:sz w:val="28"/>
+          <w:szCs w:val="28"/>
+          <w:lang w:val="en-US"/>
+        </w:rPr>
+      </w:pPr>
+      <w:del w:id="150" w:author="Проект новой редакции" w:date="2026-10-14T13:28:00Z">
+        <w:r>
+          <w:rPr>
+            <w:rFonts w:ascii="Arial" w:hAnsi="Arial" w:cs="Arial"/>
+            <w:sz w:val="28"/>
+            <w:szCs w:val="28"/>
+            <w:lang w:val="en-US"/>
+          </w:rPr>
+          <w:delText>d) Council on position of Head</w:delText>
+        </w:r>
+      </w:del>
+      <w:r>
+        <w:rPr>
+          <w:rFonts w:ascii="Arial" w:hAnsi="Arial" w:cs="Arial"/>
+          <w:sz w:val="28"/>
+          <w:szCs w:val="28"/>
+          <w:lang w:val="en-US"/>
+        </w:rPr>
+        <w:t xml:space="preserve"> of </w:t>
+      </w:r>
+      <w:ins w:id="151" w:author="Проект новой редакции" w:date="2026-10-14T13:28:00Z">
+        <w:r>
+          <w:rPr>
+            <w:rFonts w:ascii="Arial" w:hAnsi="Arial" w:cs="Arial"/>
+            <w:sz w:val="28"/>
+            <w:szCs w:val="28"/>
+            <w:lang w:val="en-US"/>
+          </w:rPr>
+          <w:t>Deputy CEO on administrative issues</w:t>
         </w:r>
       </w:ins>
-      <w:r>
-        <w:rPr>
-          <w:rFonts w:ascii="Arial" w:hAnsi="Arial" w:cs="Arial"/>
-          <w:sz w:val="28"/>
-          <w:szCs w:val="28"/>
-          <w:lang w:val="en-US"/>
-        </w:rPr>
-        <w:t xml:space="preserve">Council on </w:t>
-      </w:r>
-      <w:ins w:id="148" w:author="Проект новой редакции" w:date="2026-10-14T11:21:00Z">
-        <w:r>
-          <w:rPr>
-            <w:rFonts w:ascii="Arial" w:hAnsi="Arial" w:cs="Arial"/>
-            <w:sz w:val="28"/>
-            <w:szCs w:val="28"/>
-            <w:lang w:val="en-US"/>
-          </w:rPr>
-          <w:t xml:space="preserve">the </w:t>
-        </w:r>
-      </w:ins>
-      <w:r>
-        <w:rPr>
-          <w:rFonts w:ascii="Arial" w:hAnsi="Arial" w:cs="Arial"/>
-          <w:sz w:val="28"/>
-          <w:szCs w:val="28"/>
-          <w:lang w:val="en-US"/>
-        </w:rPr>
-        <w:t>position</w:t>
-      </w:r>
-      <w:del w:id="149" w:author="Проект новой редакции" w:date="2026-10-14T11:21:00Z">
-        <w:r>
-          <w:rPr>
-            <w:rFonts w:ascii="Arial" w:hAnsi="Arial" w:cs="Arial"/>
-            <w:sz w:val="28"/>
-            <w:szCs w:val="28"/>
-            <w:lang w:val="en-US"/>
-          </w:rPr>
-          <w:delText xml:space="preserve"> of Chief Financial Officer; </w:delText>
-        </w:r>
-      </w:del>
-    </w:p>
-    <w:p>
-      <w:pPr>
-        <w:spacing w:after="0" w:line="240" w:lineRule="auto"/>
-        <w:ind w:firstLine="993"/>
-        <w:jc w:val="both"/>
-        <w:rPr>
-          <w:rFonts w:ascii="Arial" w:hAnsi="Arial" w:cs="Arial"/>
-          <w:sz w:val="28"/>
-          <w:szCs w:val="28"/>
-          <w:lang w:val="en-US"/>
-        </w:rPr>
-      </w:pPr>
-      <w:del w:id="150" w:author="Проект новой редакции" w:date="2026-10-14T11:21:00Z">
-        <w:r>
-          <w:rPr>
-            <w:rFonts w:ascii="Arial" w:hAnsi="Arial" w:cs="Arial"/>
-            <w:sz w:val="28"/>
-            <w:szCs w:val="28"/>
-            <w:lang w:val="en-US"/>
-          </w:rPr>
-          <w:delText>d) Council on position of Head</w:delText>
-        </w:r>
-      </w:del>
-      <w:r>
-        <w:rPr>
-          <w:rFonts w:ascii="Arial" w:hAnsi="Arial" w:cs="Arial"/>
-          <w:sz w:val="28"/>
-          <w:szCs w:val="28"/>
-          <w:lang w:val="en-US"/>
-        </w:rPr>
-        <w:t xml:space="preserve"> of </w:t>
-      </w:r>
-      <w:ins w:id="151" w:author="Проект новой редакции" w:date="2026-10-14T11:21:00Z">
-        <w:r>
-          <w:rPr>
-            <w:rFonts w:ascii="Arial" w:hAnsi="Arial" w:cs="Arial"/>
-            <w:sz w:val="28"/>
-            <w:szCs w:val="28"/>
-            <w:lang w:val="en-US"/>
-          </w:rPr>
-          <w:t>Deputy CEO on administrative issues</w:t>
-        </w:r>
-      </w:ins>
-      <w:del w:id="152" w:author="Проект новой редакции" w:date="2026-10-14T11:21:00Z">
+      <w:del w:id="152" w:author="Проект новой редакции" w:date="2026-10-14T13:28:00Z">
         <w:r>
           <w:rPr>
             <w:rFonts w:ascii="Arial" w:hAnsi="Arial" w:cs="Arial"/>
@@ -8359,6 +8383,7 @@
           <w:szCs w:val="28"/>
           <w:lang w:val="en-US"/>
         </w:rPr>
+        <w:lastRenderedPageBreak/>
         <w:t>7</w:t>
       </w:r>
       <w:r>
@@ -8379,7 +8404,7 @@
         </w:rPr>
         <w:t xml:space="preserve">According to section </w:t>
       </w:r>
-      <w:ins w:id="153" w:author="Проект новой редакции" w:date="2026-10-14T11:21:00Z">
+      <w:ins w:id="153" w:author="Проект новой редакции" w:date="2026-10-14T13:28:00Z">
         <w:r>
           <w:rPr>
             <w:rFonts w:ascii="Arial" w:hAnsi="Arial" w:cs="Arial"/>
@@ -8399,7 +8424,7 @@
         </w:rPr>
         <w:t>5</w:t>
       </w:r>
-      <w:ins w:id="154" w:author="Проект новой редакции" w:date="2026-10-14T11:21:00Z">
+      <w:ins w:id="154" w:author="Проект новой редакции" w:date="2026-10-14T13:28:00Z">
         <w:r>
           <w:rPr>
             <w:rFonts w:ascii="Arial" w:hAnsi="Arial" w:cs="Arial"/>
@@ -8410,7 +8435,7 @@
           <w:t>.(a),</w:t>
         </w:r>
       </w:ins>
-      <w:del w:id="155" w:author="Проект новой редакции" w:date="2026-10-14T11:21:00Z">
+      <w:del w:id="155" w:author="Проект новой редакции" w:date="2026-10-14T13:28:00Z">
         <w:r>
           <w:rPr>
             <w:rFonts w:ascii="Arial" w:hAnsi="Arial" w:cs="Arial"/>
@@ -8446,7 +8471,6 @@
         <w:ind w:firstLine="993"/>
         <w:jc w:val="both"/>
         <w:rPr>
-          <w:del w:id="156" w:author="Проект новой редакции" w:date="2026-10-14T11:21:00Z"/>
           <w:rFonts w:ascii="Arial" w:hAnsi="Arial" w:cs="Arial"/>
           <w:sz w:val="28"/>
           <w:szCs w:val="28"/>
@@ -8478,18 +8502,20 @@
           <w:szCs w:val="28"/>
           <w:lang w:val="en-US"/>
         </w:rPr>
-        <w:t xml:space="preserve">Council on the position of CEO, </w:t>
-      </w:r>
-      <w:del w:id="157" w:author="Проект новой редакции" w:date="2026-10-14T11:21:00Z">
-        <w:r>
-          <w:rPr>
-            <w:rFonts w:ascii="Arial" w:hAnsi="Arial" w:cs="Arial"/>
-            <w:sz w:val="28"/>
-            <w:szCs w:val="28"/>
-            <w:lang w:val="en-US"/>
-          </w:rPr>
-          <w:delText>for the period of “</w:delText>
-        </w:r>
+        <w:t>Council on the position of CEO, for the period of “</w:t>
+      </w:r>
+      <w:ins w:id="156" w:author="Проект новой редакции" w:date="2026-10-14T13:28:00Z">
+        <w:r>
+          <w:rPr>
+            <w:rFonts w:ascii="Arial" w:hAnsi="Arial" w:cs="Arial"/>
+            <w:sz w:val="28"/>
+            <w:szCs w:val="28"/>
+            <w:lang w:val="en-US"/>
+          </w:rPr>
+          <w:t>4</w:t>
+        </w:r>
+      </w:ins>
+      <w:del w:id="157" w:author="Проект новой редакции" w:date="2026-10-14T13:28:00Z">
         <w:r>
           <w:rPr>
             <w:rFonts w:ascii="Arial" w:hAnsi="Arial" w:cs="Arial"/>
@@ -8499,6 +8525,91 @@
           </w:rPr>
           <w:delText>5</w:delText>
         </w:r>
+      </w:del>
+      <w:r>
+        <w:rPr>
+          <w:rFonts w:ascii="Arial" w:hAnsi="Arial" w:cs="Arial"/>
+          <w:sz w:val="28"/>
+          <w:szCs w:val="28"/>
+          <w:lang w:val="en-US"/>
+        </w:rPr>
+        <w:t>” years from the date of appointment and written consent;</w:t>
+      </w:r>
+    </w:p>
+    <w:p>
+      <w:pPr>
+        <w:spacing w:after="0" w:line="240" w:lineRule="auto"/>
+        <w:ind w:firstLine="993"/>
+        <w:jc w:val="both"/>
+        <w:rPr>
+          <w:del w:id="158" w:author="Проект новой редакции" w:date="2026-10-14T13:28:00Z"/>
+          <w:rFonts w:ascii="Arial" w:hAnsi="Arial" w:cs="Arial"/>
+          <w:sz w:val="28"/>
+          <w:szCs w:val="28"/>
+          <w:lang w:val="en-US"/>
+        </w:rPr>
+      </w:pPr>
+      <w:r>
+        <w:rPr>
+          <w:rFonts w:ascii="Arial" w:hAnsi="Arial" w:cs="Arial"/>
+          <w:sz w:val="28"/>
+          <w:szCs w:val="28"/>
+          <w:lang w:val="en-US"/>
+        </w:rPr>
+        <w:t xml:space="preserve">b) Council on the position of </w:t>
+      </w:r>
+      <w:ins w:id="159" w:author="Проект новой редакции" w:date="2026-10-14T13:28:00Z">
+        <w:r>
+          <w:rPr>
+            <w:rFonts w:ascii="Arial" w:hAnsi="Arial" w:cs="Arial"/>
+            <w:sz w:val="28"/>
+            <w:szCs w:val="28"/>
+            <w:lang w:val="en-US"/>
+          </w:rPr>
+          <w:t>Deputy CEO for Strategy and Projects</w:t>
+        </w:r>
+      </w:ins>
+      <w:del w:id="160" w:author="Проект новой редакции" w:date="2026-10-14T13:28:00Z">
+        <w:r>
+          <w:rPr>
+            <w:rFonts w:ascii="Arial" w:hAnsi="Arial" w:cs="Arial"/>
+            <w:sz w:val="28"/>
+            <w:szCs w:val="28"/>
+            <w:lang w:val="en-US"/>
+          </w:rPr>
+          <w:delText>Chief Legal Officer</w:delText>
+        </w:r>
+      </w:del>
+      <w:r>
+        <w:rPr>
+          <w:rFonts w:ascii="Arial" w:hAnsi="Arial" w:cs="Arial"/>
+          <w:sz w:val="28"/>
+          <w:szCs w:val="28"/>
+          <w:lang w:val="en-US"/>
+        </w:rPr>
+        <w:t>, for the period of “</w:t>
+      </w:r>
+      <w:ins w:id="161" w:author="Проект новой редакции" w:date="2026-10-14T13:28:00Z">
+        <w:r>
+          <w:rPr>
+            <w:rFonts w:ascii="Arial" w:hAnsi="Arial" w:cs="Arial"/>
+            <w:sz w:val="28"/>
+            <w:szCs w:val="28"/>
+            <w:lang w:val="en-US"/>
+          </w:rPr>
+          <w:t>2</w:t>
+        </w:r>
+      </w:ins>
+      <w:del w:id="162" w:author="Проект новой редакции" w:date="2026-10-14T13:28:00Z">
+        <w:r>
+          <w:rPr>
+            <w:rFonts w:ascii="Arial" w:hAnsi="Arial" w:cs="Arial"/>
+            <w:sz w:val="28"/>
+            <w:szCs w:val="28"/>
+            <w:lang w:val="en-US"/>
+          </w:rPr>
+          <w:delText>4</w:delText>
+        </w:r>
         <w:r>
           <w:rPr>
             <w:rFonts w:ascii="Arial" w:hAnsi="Arial" w:cs="Arial"/>
@@ -8516,22 +8627,21 @@
         <w:ind w:firstLine="993"/>
         <w:jc w:val="both"/>
         <w:rPr>
-          <w:del w:id="158" w:author="Проект новой редакции" w:date="2026-10-14T11:21:00Z"/>
-          <w:rFonts w:ascii="Arial" w:hAnsi="Arial" w:cs="Arial"/>
-          <w:sz w:val="28"/>
-          <w:szCs w:val="28"/>
-          <w:lang w:val="en-US"/>
-        </w:rPr>
-      </w:pPr>
-      <w:del w:id="159" w:author="Проект новой редакции" w:date="2026-10-14T11:21:00Z">
-        <w:r>
-          <w:rPr>
-            <w:rFonts w:ascii="Arial" w:hAnsi="Arial" w:cs="Arial"/>
-            <w:sz w:val="28"/>
-            <w:szCs w:val="28"/>
-            <w:lang w:val="en-US"/>
-          </w:rPr>
-          <w:delText>b) Council on the position of Chief Legal Officer, for the period of “</w:delText>
+          <w:rFonts w:ascii="Arial" w:hAnsi="Arial" w:cs="Arial"/>
+          <w:sz w:val="28"/>
+          <w:szCs w:val="28"/>
+          <w:lang w:val="en-US"/>
+        </w:rPr>
+      </w:pPr>
+      <w:del w:id="163" w:author="Проект новой редакции" w:date="2026-10-14T13:28:00Z">
+        <w:r>
+          <w:rPr>
+            <w:rFonts w:ascii="Arial" w:hAnsi="Arial" w:cs="Arial"/>
+            <w:sz w:val="28"/>
+            <w:szCs w:val="28"/>
+            <w:lang w:val="en-US"/>
+          </w:rPr>
+          <w:delText>c) Council on position of Chief Financial Officer, for the period of “</w:delText>
         </w:r>
         <w:r>
           <w:rPr>
@@ -8542,16 +8652,16 @@
           </w:rPr>
           <w:delText>4</w:delText>
         </w:r>
-        <w:r>
-          <w:rPr>
-            <w:rFonts w:ascii="Arial" w:hAnsi="Arial" w:cs="Arial"/>
-            <w:sz w:val="28"/>
-            <w:szCs w:val="28"/>
-            <w:lang w:val="en-US"/>
-          </w:rPr>
-          <w:delText>” years from the date of appointment and written consent;</w:delText>
-        </w:r>
       </w:del>
+      <w:r>
+        <w:rPr>
+          <w:rFonts w:ascii="Arial" w:hAnsi="Arial" w:cs="Arial"/>
+          <w:sz w:val="28"/>
+          <w:szCs w:val="28"/>
+          <w:lang w:val="en-US"/>
+        </w:rPr>
+        <w:t>” years from the date of appointment and written consent;</w:t>
+      </w:r>
     </w:p>
     <w:p>
       <w:pPr>
@@ -8559,23 +8669,106 @@
         <w:ind w:firstLine="993"/>
         <w:jc w:val="both"/>
         <w:rPr>
-          <w:del w:id="160" w:author="Проект новой редакции" w:date="2026-10-14T11:21:00Z"/>
-          <w:rFonts w:ascii="Arial" w:hAnsi="Arial" w:cs="Arial"/>
-          <w:sz w:val="28"/>
-          <w:szCs w:val="28"/>
-          <w:lang w:val="en-US"/>
-        </w:rPr>
-      </w:pPr>
-      <w:del w:id="161" w:author="Проект новой редакции" w:date="2026-10-14T11:21:00Z">
-        <w:r>
-          <w:rPr>
-            <w:rFonts w:ascii="Arial" w:hAnsi="Arial" w:cs="Arial"/>
-            <w:sz w:val="28"/>
-            <w:szCs w:val="28"/>
-            <w:lang w:val="en-US"/>
-          </w:rPr>
-          <w:delText>c) Council on position of Chief Financial Officer, for the period of “</w:delText>
-        </w:r>
+          <w:rFonts w:ascii="Arial" w:hAnsi="Arial" w:cs="Arial"/>
+          <w:sz w:val="28"/>
+          <w:szCs w:val="28"/>
+          <w:lang w:val="en-US"/>
+        </w:rPr>
+      </w:pPr>
+      <w:ins w:id="164" w:author="Проект новой редакции" w:date="2026-10-14T13:28:00Z">
+        <w:r>
+          <w:rPr>
+            <w:rFonts w:ascii="Arial" w:hAnsi="Arial" w:cs="Arial"/>
+            <w:sz w:val="28"/>
+            <w:szCs w:val="28"/>
+            <w:lang w:val="en-US"/>
+          </w:rPr>
+          <w:t>c</w:t>
+        </w:r>
+      </w:ins>
+      <w:del w:id="165" w:author="Проект новой редакции" w:date="2026-10-14T13:28:00Z">
+        <w:r>
+          <w:rPr>
+            <w:rFonts w:ascii="Arial" w:hAnsi="Arial" w:cs="Arial"/>
+            <w:sz w:val="28"/>
+            <w:szCs w:val="28"/>
+            <w:lang w:val="en-US"/>
+          </w:rPr>
+          <w:delText>d</w:delText>
+        </w:r>
+      </w:del>
+      <w:r>
+        <w:rPr>
+          <w:rFonts w:ascii="Arial" w:hAnsi="Arial" w:cs="Arial"/>
+          <w:sz w:val="28"/>
+          <w:szCs w:val="28"/>
+          <w:lang w:val="en-US"/>
+        </w:rPr>
+        <w:t>) Council</w:t>
+      </w:r>
+      <w:ins w:id="166" w:author="Проект новой редакции" w:date="2026-10-14T13:28:00Z">
+        <w:r>
+          <w:rPr>
+            <w:rFonts w:ascii="Arial" w:hAnsi="Arial" w:cs="Arial"/>
+            <w:sz w:val="28"/>
+            <w:szCs w:val="28"/>
+            <w:lang w:val="en-US"/>
+          </w:rPr>
+          <w:t xml:space="preserve"> on the position of Deputy CEO</w:t>
+        </w:r>
+      </w:ins>
+      <w:r>
+        <w:rPr>
+          <w:rFonts w:ascii="Arial" w:hAnsi="Arial" w:cs="Arial"/>
+          <w:sz w:val="28"/>
+          <w:szCs w:val="28"/>
+          <w:lang w:val="en-US"/>
+        </w:rPr>
+        <w:t xml:space="preserve"> on </w:t>
+      </w:r>
+      <w:ins w:id="167" w:author="Проект новой редакции" w:date="2026-10-14T13:28:00Z">
+        <w:r>
+          <w:rPr>
+            <w:rFonts w:ascii="Arial" w:hAnsi="Arial" w:cs="Arial"/>
+            <w:sz w:val="28"/>
+            <w:szCs w:val="28"/>
+            <w:lang w:val="en-US"/>
+          </w:rPr>
+          <w:t>administrative issues</w:t>
+        </w:r>
+      </w:ins>
+      <w:del w:id="168" w:author="Проект новой редакции" w:date="2026-10-14T13:28:00Z">
+        <w:r>
+          <w:rPr>
+            <w:rFonts w:ascii="Arial" w:hAnsi="Arial" w:cs="Arial"/>
+            <w:sz w:val="28"/>
+            <w:szCs w:val="28"/>
+            <w:lang w:val="en-US"/>
+          </w:rPr>
+          <w:delText>position of Head of Project Office</w:delText>
+        </w:r>
+      </w:del>
+      <w:r>
+        <w:rPr>
+          <w:rFonts w:ascii="Arial" w:hAnsi="Arial" w:cs="Arial"/>
+          <w:sz w:val="28"/>
+          <w:szCs w:val="28"/>
+          <w:lang w:val="en-US"/>
+        </w:rPr>
+        <w:t>, for the period of “</w:t>
+      </w:r>
+      <w:ins w:id="169" w:author="Проект новой редакции" w:date="2026-10-14T13:28:00Z">
+        <w:r>
+          <w:rPr>
+            <w:rFonts w:ascii="Arial" w:hAnsi="Arial" w:cs="Arial"/>
+            <w:sz w:val="28"/>
+            <w:szCs w:val="28"/>
+            <w:lang w:val="en-US"/>
+          </w:rPr>
+          <w:t>2</w:t>
+        </w:r>
+      </w:ins>
+      <w:del w:id="170" w:author="Проект новой редакции" w:date="2026-10-14T13:28:00Z">
         <w:r>
           <w:rPr>
             <w:rFonts w:ascii="Arial" w:hAnsi="Arial" w:cs="Arial"/>
@@ -8585,38 +8778,787 @@
           </w:rPr>
           <w:delText>4</w:delText>
         </w:r>
-        <w:r>
-          <w:rPr>
-            <w:rFonts w:ascii="Arial" w:hAnsi="Arial" w:cs="Arial"/>
-            <w:sz w:val="28"/>
-            <w:szCs w:val="28"/>
-            <w:lang w:val="en-US"/>
-          </w:rPr>
-          <w:delText>” years from the date of appointment and written consent;</w:delText>
-        </w:r>
       </w:del>
-    </w:p>
-    <w:p>
-      <w:pPr>
-        <w:spacing w:after="0" w:line="240" w:lineRule="auto"/>
-        <w:ind w:firstLine="993"/>
-        <w:jc w:val="both"/>
-        <w:rPr>
-          <w:rFonts w:ascii="Arial" w:hAnsi="Arial" w:cs="Arial"/>
-          <w:sz w:val="28"/>
-          <w:szCs w:val="28"/>
-          <w:lang w:val="en-US"/>
-        </w:rPr>
-      </w:pPr>
-      <w:del w:id="162" w:author="Проект новой редакции" w:date="2026-10-14T11:21:00Z">
-        <w:r>
-          <w:rPr>
-            <w:rFonts w:ascii="Arial" w:hAnsi="Arial" w:cs="Arial"/>
-            <w:sz w:val="28"/>
-            <w:szCs w:val="28"/>
-            <w:lang w:val="en-US"/>
-          </w:rPr>
-          <w:delText xml:space="preserve">d) Council on position of </w:delText>
+      <w:r>
+        <w:rPr>
+          <w:rFonts w:ascii="Arial" w:hAnsi="Arial" w:cs="Arial"/>
+          <w:sz w:val="28"/>
+          <w:szCs w:val="28"/>
+          <w:lang w:val="en-US"/>
+        </w:rPr>
+        <w:t>” years from the date of appointment and written consent</w:t>
+      </w:r>
+      <w:r>
+        <w:rPr>
+          <w:rFonts w:ascii="Arial" w:hAnsi="Arial" w:cs="Arial"/>
+          <w:sz w:val="28"/>
+          <w:szCs w:val="28"/>
+          <w:lang w:val="en-US"/>
+        </w:rPr>
+        <w:t>.</w:t>
+      </w:r>
+    </w:p>
+    <w:p>
+      <w:pPr>
+        <w:spacing w:after="0" w:line="240" w:lineRule="auto"/>
+        <w:ind w:firstLine="709"/>
+        <w:jc w:val="both"/>
+        <w:rPr>
+          <w:rFonts w:ascii="Arial" w:hAnsi="Arial" w:cs="Arial"/>
+          <w:b/>
+          <w:sz w:val="28"/>
+          <w:szCs w:val="28"/>
+          <w:lang w:val="en-US"/>
+        </w:rPr>
+      </w:pPr>
+    </w:p>
+    <w:p>
+      <w:pPr>
+        <w:spacing w:after="0" w:line="240" w:lineRule="auto"/>
+        <w:ind w:firstLine="709"/>
+        <w:jc w:val="both"/>
+        <w:rPr>
+          <w:rFonts w:ascii="Arial" w:hAnsi="Arial" w:cs="Arial"/>
+          <w:sz w:val="28"/>
+          <w:szCs w:val="28"/>
+          <w:lang w:val="en-US"/>
+        </w:rPr>
+      </w:pPr>
+      <w:r>
+        <w:rPr>
+          <w:rFonts w:ascii="Arial" w:hAnsi="Arial" w:cs="Arial"/>
+          <w:sz w:val="28"/>
+          <w:szCs w:val="28"/>
+          <w:lang w:val="en-US"/>
+        </w:rPr>
+        <w:t>7</w:t>
+      </w:r>
+      <w:r>
+        <w:rPr>
+          <w:rFonts w:ascii="Arial" w:hAnsi="Arial" w:cs="Arial"/>
+          <w:sz w:val="28"/>
+          <w:szCs w:val="28"/>
+          <w:lang w:val="en-US"/>
+        </w:rPr>
+        <w:t>.2. Chairman of the Management</w:t>
+      </w:r>
+      <w:r>
+        <w:rPr>
+          <w:rFonts w:ascii="Arial" w:hAnsi="Arial" w:cs="Arial"/>
+          <w:sz w:val="28"/>
+          <w:szCs w:val="28"/>
+          <w:lang w:val="kk-KZ"/>
+        </w:rPr>
+        <w:t xml:space="preserve"> </w:t>
+      </w:r>
+      <w:r>
+        <w:rPr>
+          <w:rFonts w:ascii="Arial" w:hAnsi="Arial" w:cs="Arial"/>
+          <w:sz w:val="28"/>
+          <w:szCs w:val="28"/>
+          <w:lang w:val="en-US"/>
+        </w:rPr>
+        <w:t xml:space="preserve">Council may </w:t>
+      </w:r>
+      <w:r>
+        <w:rPr>
+          <w:rFonts w:ascii="Arial" w:hAnsi="Arial" w:cs="Arial"/>
+          <w:sz w:val="28"/>
+          <w:szCs w:val="28"/>
+          <w:lang w:val="en-US"/>
+        </w:rPr>
+        <w:t xml:space="preserve">suggest to the Supreme Guardian </w:t>
+      </w:r>
+      <w:r>
+        <w:rPr>
+          <w:rFonts w:ascii="Arial" w:hAnsi="Arial" w:cs="Arial"/>
+          <w:sz w:val="28"/>
+          <w:szCs w:val="28"/>
+          <w:lang w:val="en-US"/>
+        </w:rPr>
+        <w:t>appoint</w:t>
+      </w:r>
+      <w:r>
+        <w:rPr>
+          <w:rFonts w:ascii="Arial" w:hAnsi="Arial" w:cs="Arial"/>
+          <w:sz w:val="28"/>
+          <w:szCs w:val="28"/>
+          <w:lang w:val="en-US"/>
+        </w:rPr>
+        <w:t xml:space="preserve"> or</w:t>
+      </w:r>
+      <w:r>
+        <w:rPr>
+          <w:rFonts w:ascii="Arial" w:hAnsi="Arial" w:cs="Arial"/>
+          <w:sz w:val="28"/>
+          <w:szCs w:val="28"/>
+          <w:lang w:val="en-US"/>
+        </w:rPr>
+        <w:t xml:space="preserve"> remove additional Management Council member for the purpose of reaching Foundation’s objects</w:t>
+      </w:r>
+      <w:r>
+        <w:rPr>
+          <w:rFonts w:ascii="Arial" w:hAnsi="Arial" w:cs="Arial"/>
+          <w:sz w:val="28"/>
+          <w:szCs w:val="28"/>
+          <w:lang w:val="en-US"/>
+        </w:rPr>
+        <w:t xml:space="preserve"> and a period he/she sees fit.</w:t>
+      </w:r>
+      <w:r>
+        <w:rPr>
+          <w:rFonts w:ascii="Arial" w:hAnsi="Arial" w:cs="Arial"/>
+          <w:sz w:val="28"/>
+          <w:szCs w:val="28"/>
+          <w:lang w:val="en-US"/>
+        </w:rPr>
+        <w:t xml:space="preserve"> </w:t>
+      </w:r>
+    </w:p>
+    <w:p>
+      <w:pPr>
+        <w:spacing w:after="0" w:line="240" w:lineRule="auto"/>
+        <w:ind w:firstLine="709"/>
+        <w:jc w:val="both"/>
+        <w:rPr>
+          <w:rFonts w:ascii="Arial" w:hAnsi="Arial" w:cs="Arial"/>
+          <w:b/>
+          <w:sz w:val="28"/>
+          <w:szCs w:val="28"/>
+          <w:lang w:val="en-US"/>
+        </w:rPr>
+      </w:pPr>
+    </w:p>
+    <w:p>
+      <w:pPr>
+        <w:spacing w:after="0" w:line="240" w:lineRule="auto"/>
+        <w:ind w:firstLine="709"/>
+        <w:jc w:val="both"/>
+        <w:rPr>
+          <w:rFonts w:ascii="Arial" w:hAnsi="Arial" w:cs="Arial"/>
+          <w:sz w:val="28"/>
+          <w:szCs w:val="28"/>
+          <w:lang w:val="en-US"/>
+        </w:rPr>
+      </w:pPr>
+      <w:r>
+        <w:rPr>
+          <w:rFonts w:ascii="Arial" w:hAnsi="Arial" w:cs="Arial"/>
+          <w:sz w:val="28"/>
+          <w:szCs w:val="28"/>
+          <w:lang w:val="en-US"/>
+        </w:rPr>
+        <w:t>7</w:t>
+      </w:r>
+      <w:r>
+        <w:rPr>
+          <w:rFonts w:ascii="Arial" w:hAnsi="Arial" w:cs="Arial"/>
+          <w:sz w:val="28"/>
+          <w:szCs w:val="28"/>
+          <w:lang w:val="en-US"/>
+        </w:rPr>
+        <w:t>.</w:t>
+      </w:r>
+      <w:r>
+        <w:rPr>
+          <w:rFonts w:ascii="Arial" w:hAnsi="Arial" w:cs="Arial"/>
+          <w:sz w:val="28"/>
+          <w:szCs w:val="28"/>
+          <w:lang w:val="en-US"/>
+        </w:rPr>
+        <w:t>3</w:t>
+      </w:r>
+      <w:r>
+        <w:rPr>
+          <w:rFonts w:ascii="Arial" w:hAnsi="Arial" w:cs="Arial"/>
+          <w:sz w:val="28"/>
+          <w:szCs w:val="28"/>
+          <w:lang w:val="en-US"/>
+        </w:rPr>
+        <w:t>.</w:t>
+      </w:r>
+      <w:r>
+        <w:rPr>
+          <w:rFonts w:ascii="Arial" w:hAnsi="Arial" w:cs="Arial"/>
+          <w:sz w:val="28"/>
+          <w:szCs w:val="28"/>
+          <w:lang w:val="en-US"/>
+        </w:rPr>
+        <w:t xml:space="preserve"> A Founder or a body corporate may be appointed as a member of the Management Council.</w:t>
+      </w:r>
+    </w:p>
+    <w:p>
+      <w:pPr>
+        <w:spacing w:after="0" w:line="240" w:lineRule="auto"/>
+        <w:ind w:firstLine="709"/>
+        <w:jc w:val="both"/>
+        <w:rPr>
+          <w:rFonts w:ascii="Arial" w:hAnsi="Arial" w:cs="Arial"/>
+          <w:sz w:val="28"/>
+          <w:szCs w:val="28"/>
+          <w:lang w:val="en-US"/>
+        </w:rPr>
+      </w:pPr>
+    </w:p>
+    <w:p>
+      <w:pPr>
+        <w:spacing w:after="0" w:line="240" w:lineRule="auto"/>
+        <w:ind w:firstLine="709"/>
+        <w:jc w:val="both"/>
+        <w:rPr>
+          <w:rFonts w:ascii="Arial" w:hAnsi="Arial" w:cs="Arial"/>
+          <w:sz w:val="28"/>
+          <w:szCs w:val="28"/>
+          <w:lang w:val="en-US"/>
+        </w:rPr>
+      </w:pPr>
+      <w:r>
+        <w:rPr>
+          <w:rFonts w:ascii="Arial" w:hAnsi="Arial" w:cs="Arial"/>
+          <w:sz w:val="28"/>
+          <w:szCs w:val="28"/>
+          <w:lang w:val="en-US"/>
+        </w:rPr>
+        <w:t>7</w:t>
+      </w:r>
+      <w:r>
+        <w:rPr>
+          <w:rFonts w:ascii="Arial" w:hAnsi="Arial" w:cs="Arial"/>
+          <w:sz w:val="28"/>
+          <w:szCs w:val="28"/>
+          <w:lang w:val="en-US"/>
+        </w:rPr>
+        <w:t>.</w:t>
+      </w:r>
+      <w:r>
+        <w:rPr>
+          <w:rFonts w:ascii="Arial" w:hAnsi="Arial" w:cs="Arial"/>
+          <w:sz w:val="28"/>
+          <w:szCs w:val="28"/>
+          <w:lang w:val="en-US"/>
+        </w:rPr>
+        <w:t>4</w:t>
+      </w:r>
+      <w:r>
+        <w:rPr>
+          <w:rFonts w:ascii="Arial" w:hAnsi="Arial" w:cs="Arial"/>
+          <w:sz w:val="28"/>
+          <w:szCs w:val="28"/>
+          <w:lang w:val="en-US"/>
+        </w:rPr>
+        <w:t xml:space="preserve">. </w:t>
+      </w:r>
+      <w:r>
+        <w:rPr>
+          <w:rFonts w:ascii="Arial" w:hAnsi="Arial" w:cs="Arial"/>
+          <w:sz w:val="28"/>
+          <w:szCs w:val="28"/>
+          <w:lang w:val="en-US"/>
+        </w:rPr>
+        <w:t>A p</w:t>
+      </w:r>
+      <w:r>
+        <w:rPr>
+          <w:rFonts w:ascii="Arial" w:hAnsi="Arial" w:cs="Arial"/>
+          <w:sz w:val="28"/>
+          <w:szCs w:val="28"/>
+          <w:lang w:val="en-US"/>
+        </w:rPr>
+        <w:t>erson must not be appointed as a member of the Management Council, or be so referred to in the Register, unless he has consented in writing to being a member of the Management Council.</w:t>
+      </w:r>
+    </w:p>
+    <w:p>
+      <w:pPr>
+        <w:spacing w:after="0" w:line="240" w:lineRule="auto"/>
+        <w:ind w:firstLine="709"/>
+        <w:jc w:val="both"/>
+        <w:rPr>
+          <w:rFonts w:ascii="Arial" w:hAnsi="Arial" w:cs="Arial"/>
+          <w:sz w:val="28"/>
+          <w:szCs w:val="28"/>
+          <w:lang w:val="en-US"/>
+        </w:rPr>
+      </w:pPr>
+    </w:p>
+    <w:p>
+      <w:pPr>
+        <w:spacing w:after="0" w:line="240" w:lineRule="auto"/>
+        <w:ind w:firstLine="709"/>
+        <w:jc w:val="both"/>
+        <w:rPr>
+          <w:rFonts w:ascii="Arial" w:hAnsi="Arial" w:cs="Arial"/>
+          <w:sz w:val="28"/>
+          <w:szCs w:val="28"/>
+          <w:lang w:val="en-US"/>
+        </w:rPr>
+      </w:pPr>
+      <w:r>
+        <w:rPr>
+          <w:rFonts w:ascii="Arial" w:hAnsi="Arial" w:cs="Arial"/>
+          <w:sz w:val="28"/>
+          <w:szCs w:val="28"/>
+          <w:lang w:val="en-US"/>
+        </w:rPr>
+        <w:t>7</w:t>
+      </w:r>
+      <w:r>
+        <w:rPr>
+          <w:rFonts w:ascii="Arial" w:hAnsi="Arial" w:cs="Arial"/>
+          <w:sz w:val="28"/>
+          <w:szCs w:val="28"/>
+          <w:lang w:val="en-US"/>
+        </w:rPr>
+        <w:t>.</w:t>
+      </w:r>
+      <w:r>
+        <w:rPr>
+          <w:rFonts w:ascii="Arial" w:hAnsi="Arial" w:cs="Arial"/>
+          <w:sz w:val="28"/>
+          <w:szCs w:val="28"/>
+          <w:lang w:val="en-US"/>
+        </w:rPr>
+        <w:t>5</w:t>
+      </w:r>
+      <w:r>
+        <w:rPr>
+          <w:rFonts w:ascii="Arial" w:hAnsi="Arial" w:cs="Arial"/>
+          <w:sz w:val="28"/>
+          <w:szCs w:val="28"/>
+          <w:lang w:val="en-US"/>
+        </w:rPr>
+        <w:t xml:space="preserve">. </w:t>
+      </w:r>
+      <w:r>
+        <w:rPr>
+          <w:rFonts w:ascii="Arial" w:hAnsi="Arial" w:cs="Arial"/>
+          <w:sz w:val="28"/>
+          <w:szCs w:val="28"/>
+          <w:lang w:val="en-US"/>
+        </w:rPr>
+        <w:t>The appointment of a p</w:t>
+      </w:r>
+      <w:r>
+        <w:rPr>
+          <w:rFonts w:ascii="Arial" w:hAnsi="Arial" w:cs="Arial"/>
+          <w:sz w:val="28"/>
+          <w:szCs w:val="28"/>
+          <w:lang w:val="en-US"/>
+        </w:rPr>
+        <w:t>erson as a member of the Management Council is void a</w:t>
+      </w:r>
+      <w:r>
+        <w:rPr>
+          <w:rFonts w:ascii="Arial" w:hAnsi="Arial" w:cs="Arial"/>
+          <w:sz w:val="28"/>
+          <w:szCs w:val="28"/>
+          <w:lang w:val="en-US"/>
+        </w:rPr>
+        <w:t>nd will have no effect if that p</w:t>
+      </w:r>
+      <w:r>
+        <w:rPr>
+          <w:rFonts w:ascii="Arial" w:hAnsi="Arial" w:cs="Arial"/>
+          <w:sz w:val="28"/>
+          <w:szCs w:val="28"/>
+          <w:lang w:val="en-US"/>
+        </w:rPr>
+        <w:t>erson is also member of the Guardian Council of the Foundation.</w:t>
+      </w:r>
+    </w:p>
+    <w:p>
+      <w:pPr>
+        <w:spacing w:after="0" w:line="240" w:lineRule="auto"/>
+        <w:ind w:firstLine="709"/>
+        <w:jc w:val="both"/>
+        <w:rPr>
+          <w:rFonts w:ascii="Arial" w:hAnsi="Arial" w:cs="Arial"/>
+          <w:sz w:val="28"/>
+          <w:szCs w:val="28"/>
+          <w:lang w:val="en-US"/>
+        </w:rPr>
+      </w:pPr>
+    </w:p>
+    <w:p>
+      <w:pPr>
+        <w:spacing w:after="0" w:line="240" w:lineRule="auto"/>
+        <w:ind w:firstLine="709"/>
+        <w:jc w:val="both"/>
+        <w:rPr>
+          <w:rFonts w:ascii="Arial" w:hAnsi="Arial" w:cs="Arial"/>
+          <w:sz w:val="28"/>
+          <w:szCs w:val="28"/>
+          <w:lang w:val="en-US"/>
+        </w:rPr>
+      </w:pPr>
+      <w:r>
+        <w:rPr>
+          <w:rFonts w:ascii="Arial" w:hAnsi="Arial" w:cs="Arial"/>
+          <w:sz w:val="28"/>
+          <w:szCs w:val="28"/>
+          <w:lang w:val="en-US"/>
+        </w:rPr>
+        <w:t>7</w:t>
+      </w:r>
+      <w:r>
+        <w:rPr>
+          <w:rFonts w:ascii="Arial" w:hAnsi="Arial" w:cs="Arial"/>
+          <w:sz w:val="28"/>
+          <w:szCs w:val="28"/>
+          <w:lang w:val="en-US"/>
+        </w:rPr>
+        <w:t>.</w:t>
+      </w:r>
+      <w:r>
+        <w:rPr>
+          <w:rFonts w:ascii="Arial" w:hAnsi="Arial" w:cs="Arial"/>
+          <w:sz w:val="28"/>
+          <w:szCs w:val="28"/>
+          <w:lang w:val="en-US"/>
+        </w:rPr>
+        <w:t>6</w:t>
+      </w:r>
+      <w:r>
+        <w:rPr>
+          <w:rFonts w:ascii="Arial" w:hAnsi="Arial" w:cs="Arial"/>
+          <w:sz w:val="28"/>
+          <w:szCs w:val="28"/>
+          <w:lang w:val="en-US"/>
+        </w:rPr>
+        <w:t>. The Member of the</w:t>
+      </w:r>
+      <w:r>
+        <w:rPr>
+          <w:rFonts w:ascii="Arial" w:hAnsi="Arial" w:cs="Arial"/>
+          <w:sz w:val="28"/>
+          <w:szCs w:val="28"/>
+          <w:lang w:val="kk-KZ"/>
+        </w:rPr>
+        <w:t xml:space="preserve"> </w:t>
+      </w:r>
+      <w:r>
+        <w:rPr>
+          <w:rFonts w:ascii="Arial" w:hAnsi="Arial" w:cs="Arial"/>
+          <w:sz w:val="28"/>
+          <w:szCs w:val="28"/>
+          <w:lang w:val="en-US"/>
+        </w:rPr>
+        <w:t>Management Council shall be</w:t>
+      </w:r>
+      <w:r>
+        <w:rPr>
+          <w:rFonts w:ascii="Arial" w:hAnsi="Arial" w:cs="Arial"/>
+          <w:sz w:val="28"/>
+          <w:szCs w:val="28"/>
+          <w:lang w:val="en-US"/>
+        </w:rPr>
+        <w:t xml:space="preserve"> dismissed</w:t>
+      </w:r>
+      <w:r>
+        <w:rPr>
+          <w:rFonts w:ascii="Arial" w:hAnsi="Arial" w:cs="Arial"/>
+          <w:sz w:val="28"/>
+          <w:szCs w:val="28"/>
+          <w:lang w:val="en-US"/>
+        </w:rPr>
+        <w:t>:</w:t>
+      </w:r>
+    </w:p>
+    <w:p>
+      <w:pPr>
+        <w:spacing w:after="0" w:line="240" w:lineRule="auto"/>
+        <w:ind w:firstLine="709"/>
+        <w:jc w:val="both"/>
+        <w:rPr>
+          <w:rFonts w:ascii="Arial" w:hAnsi="Arial" w:cs="Arial"/>
+          <w:sz w:val="28"/>
+          <w:szCs w:val="28"/>
+          <w:lang w:val="en-US"/>
+        </w:rPr>
+      </w:pPr>
+      <w:r>
+        <w:rPr>
+          <w:rFonts w:ascii="Arial" w:hAnsi="Arial" w:cs="Arial"/>
+          <w:sz w:val="28"/>
+          <w:szCs w:val="28"/>
+          <w:lang w:val="en-US"/>
+        </w:rPr>
+        <w:t xml:space="preserve">a) </w:t>
+      </w:r>
+      <w:r>
+        <w:rPr>
+          <w:rFonts w:ascii="Arial" w:hAnsi="Arial" w:cs="Arial"/>
+          <w:sz w:val="28"/>
+          <w:szCs w:val="28"/>
+          <w:lang w:val="en-US"/>
+        </w:rPr>
+        <w:t xml:space="preserve">due to expired appointment period </w:t>
+      </w:r>
+      <w:r>
+        <w:rPr>
+          <w:rFonts w:ascii="Arial" w:hAnsi="Arial" w:cs="Arial"/>
+          <w:sz w:val="28"/>
+          <w:szCs w:val="28"/>
+          <w:lang w:val="en-US"/>
+        </w:rPr>
+        <w:t xml:space="preserve">of the </w:t>
+      </w:r>
+      <w:r>
+        <w:rPr>
+          <w:rFonts w:ascii="Arial" w:hAnsi="Arial" w:cs="Arial"/>
+          <w:sz w:val="28"/>
+          <w:szCs w:val="28"/>
+          <w:lang w:val="en-US"/>
+        </w:rPr>
+        <w:t>Council</w:t>
+      </w:r>
+      <w:r>
+        <w:rPr>
+          <w:rFonts w:ascii="Arial" w:hAnsi="Arial" w:cs="Arial"/>
+          <w:sz w:val="28"/>
+          <w:szCs w:val="28"/>
+          <w:lang w:val="en-US"/>
+        </w:rPr>
+        <w:t>;</w:t>
+      </w:r>
+    </w:p>
+    <w:p>
+      <w:pPr>
+        <w:spacing w:after="0" w:line="240" w:lineRule="auto"/>
+        <w:ind w:firstLine="709"/>
+        <w:jc w:val="both"/>
+        <w:rPr>
+          <w:rFonts w:ascii="Arial" w:hAnsi="Arial" w:cs="Arial"/>
+          <w:sz w:val="28"/>
+          <w:szCs w:val="28"/>
+          <w:lang w:val="en-US"/>
+        </w:rPr>
+      </w:pPr>
+      <w:r>
+        <w:rPr>
+          <w:rFonts w:ascii="Arial" w:hAnsi="Arial" w:cs="Arial"/>
+          <w:sz w:val="28"/>
+          <w:szCs w:val="28"/>
+          <w:lang w:val="en-US"/>
+        </w:rPr>
+        <w:t>b) is, by virtue of any disability, incapable of fulfilling the functions or duties required by the office;</w:t>
+      </w:r>
+    </w:p>
+    <w:p>
+      <w:pPr>
+        <w:spacing w:after="0" w:line="240" w:lineRule="auto"/>
+        <w:ind w:firstLine="709"/>
+        <w:jc w:val="both"/>
+        <w:rPr>
+          <w:rFonts w:ascii="Arial" w:hAnsi="Arial" w:cs="Arial"/>
+          <w:sz w:val="28"/>
+          <w:szCs w:val="28"/>
+          <w:lang w:val="en-US"/>
+        </w:rPr>
+      </w:pPr>
+      <w:r>
+        <w:rPr>
+          <w:rFonts w:ascii="Arial" w:hAnsi="Arial" w:cs="Arial"/>
+          <w:sz w:val="28"/>
+          <w:szCs w:val="28"/>
+          <w:lang w:val="en-US"/>
+        </w:rPr>
+        <w:t>c) without permission, does not attend three successive meetings of the Council;</w:t>
+      </w:r>
+    </w:p>
+    <w:p>
+      <w:pPr>
+        <w:spacing w:after="0" w:line="240" w:lineRule="auto"/>
+        <w:ind w:firstLine="709"/>
+        <w:jc w:val="both"/>
+        <w:rPr>
+          <w:rFonts w:ascii="Arial" w:hAnsi="Arial" w:cs="Arial"/>
+          <w:sz w:val="28"/>
+          <w:szCs w:val="28"/>
+          <w:lang w:val="en-US"/>
+        </w:rPr>
+      </w:pPr>
+      <w:r>
+        <w:rPr>
+          <w:rFonts w:ascii="Arial" w:hAnsi="Arial" w:cs="Arial"/>
+          <w:sz w:val="28"/>
+          <w:szCs w:val="28"/>
+          <w:lang w:val="en-US"/>
+        </w:rPr>
+        <w:t>d</w:t>
+      </w:r>
+      <w:r>
+        <w:rPr>
+          <w:rFonts w:ascii="Arial" w:hAnsi="Arial" w:cs="Arial"/>
+          <w:sz w:val="28"/>
+          <w:szCs w:val="28"/>
+          <w:lang w:val="en-US"/>
+        </w:rPr>
+        <w:t>) is removed</w:t>
+      </w:r>
+      <w:r>
+        <w:rPr>
+          <w:rFonts w:ascii="Arial" w:hAnsi="Arial" w:cs="Arial"/>
+          <w:sz w:val="28"/>
+          <w:szCs w:val="28"/>
+          <w:lang w:val="en-US"/>
+        </w:rPr>
+        <w:t>,</w:t>
+      </w:r>
+      <w:r>
+        <w:rPr>
+          <w:rFonts w:ascii="Arial" w:hAnsi="Arial" w:cs="Arial"/>
+          <w:sz w:val="28"/>
+          <w:szCs w:val="28"/>
+          <w:lang w:val="en-US"/>
+        </w:rPr>
+        <w:t xml:space="preserve"> </w:t>
+      </w:r>
+      <w:r>
+        <w:rPr>
+          <w:rFonts w:ascii="Arial" w:hAnsi="Arial" w:cs="Arial"/>
+          <w:sz w:val="28"/>
+          <w:szCs w:val="28"/>
+          <w:lang w:val="en-US"/>
+        </w:rPr>
+        <w:t>pursuant to provision 3.</w:t>
+      </w:r>
+      <w:r>
+        <w:rPr>
+          <w:rFonts w:ascii="Arial" w:hAnsi="Arial" w:cs="Arial"/>
+          <w:sz w:val="28"/>
+          <w:szCs w:val="28"/>
+          <w:lang w:val="en-US"/>
+        </w:rPr>
+        <w:t>5</w:t>
+      </w:r>
+      <w:r>
+        <w:rPr>
+          <w:rFonts w:ascii="Arial" w:hAnsi="Arial" w:cs="Arial"/>
+          <w:sz w:val="28"/>
+          <w:szCs w:val="28"/>
+          <w:lang w:val="en-US"/>
+        </w:rPr>
+        <w:t xml:space="preserve">.(a) </w:t>
+      </w:r>
+      <w:r>
+        <w:rPr>
+          <w:rFonts w:ascii="Arial" w:hAnsi="Arial" w:cs="Arial"/>
+          <w:sz w:val="28"/>
+          <w:szCs w:val="28"/>
+          <w:lang w:val="en-US"/>
+        </w:rPr>
+        <w:t>by the Supreme Guardian</w:t>
+      </w:r>
+      <w:r>
+        <w:rPr>
+          <w:rFonts w:ascii="Arial" w:hAnsi="Arial" w:cs="Arial"/>
+          <w:sz w:val="28"/>
+          <w:szCs w:val="28"/>
+          <w:lang w:val="en-US"/>
+        </w:rPr>
+        <w:t>,</w:t>
+      </w:r>
+      <w:r>
+        <w:rPr>
+          <w:rFonts w:ascii="Arial" w:hAnsi="Arial" w:cs="Arial"/>
+          <w:sz w:val="28"/>
+          <w:szCs w:val="28"/>
+          <w:lang w:val="en-US"/>
+        </w:rPr>
+        <w:t xml:space="preserve"> or </w:t>
+      </w:r>
+      <w:r>
+        <w:rPr>
+          <w:rFonts w:ascii="Arial" w:hAnsi="Arial" w:cs="Arial"/>
+          <w:sz w:val="28"/>
+          <w:szCs w:val="28"/>
+          <w:lang w:val="en-US"/>
+        </w:rPr>
+        <w:t xml:space="preserve">pursuant to provision </w:t>
+      </w:r>
+      <w:r>
+        <w:rPr>
+          <w:rFonts w:ascii="Arial" w:hAnsi="Arial" w:cs="Arial"/>
+          <w:sz w:val="28"/>
+          <w:szCs w:val="28"/>
+          <w:lang w:val="en-US"/>
+        </w:rPr>
+        <w:t>7</w:t>
+      </w:r>
+      <w:r>
+        <w:rPr>
+          <w:rFonts w:ascii="Arial" w:hAnsi="Arial" w:cs="Arial"/>
+          <w:sz w:val="28"/>
+          <w:szCs w:val="28"/>
+          <w:lang w:val="en-US"/>
+        </w:rPr>
+        <w:t xml:space="preserve">.2. by the </w:t>
+      </w:r>
+      <w:r>
+        <w:rPr>
+          <w:rFonts w:ascii="Arial" w:hAnsi="Arial" w:cs="Arial"/>
+          <w:sz w:val="28"/>
+          <w:szCs w:val="28"/>
+          <w:lang w:val="en-US"/>
+        </w:rPr>
+        <w:t>Chairman of the Management Council</w:t>
+      </w:r>
+      <w:r>
+        <w:rPr>
+          <w:rFonts w:ascii="Arial" w:hAnsi="Arial" w:cs="Arial"/>
+          <w:sz w:val="28"/>
+          <w:szCs w:val="28"/>
+          <w:lang w:val="en-US"/>
+        </w:rPr>
+        <w:t xml:space="preserve">, </w:t>
+      </w:r>
+      <w:r>
+        <w:rPr>
+          <w:rFonts w:ascii="Arial" w:hAnsi="Arial" w:cs="Arial"/>
+          <w:sz w:val="28"/>
+          <w:szCs w:val="28"/>
+          <w:lang w:val="en-US"/>
+        </w:rPr>
+        <w:t>in case of fundamental breach</w:t>
+      </w:r>
+      <w:r>
+        <w:rPr>
+          <w:rFonts w:ascii="Arial" w:hAnsi="Arial" w:cs="Arial"/>
+          <w:sz w:val="28"/>
+          <w:szCs w:val="28"/>
+          <w:lang w:val="en-US"/>
+        </w:rPr>
+        <w:t xml:space="preserve"> of</w:t>
+      </w:r>
+      <w:r>
+        <w:rPr>
+          <w:rFonts w:ascii="Arial" w:hAnsi="Arial" w:cs="Arial"/>
+          <w:sz w:val="28"/>
+          <w:szCs w:val="28"/>
+          <w:lang w:val="en-US"/>
+        </w:rPr>
+        <w:t xml:space="preserve"> Chapter </w:t>
+      </w:r>
+      <w:ins w:id="171" w:author="Проект новой редакции" w:date="2026-10-14T13:28:00Z">
+        <w:r>
+          <w:rPr>
+            <w:rFonts w:ascii="Arial" w:hAnsi="Arial" w:cs="Arial"/>
+            <w:sz w:val="28"/>
+            <w:szCs w:val="28"/>
+            <w:lang w:val="en-US"/>
+          </w:rPr>
+          <w:t>8</w:t>
+        </w:r>
+      </w:ins>
+      <w:del w:id="172" w:author="Проект новой редакции" w:date="2026-10-14T13:28:00Z">
+        <w:r>
+          <w:rPr>
+            <w:rFonts w:ascii="Arial" w:hAnsi="Arial" w:cs="Arial"/>
+            <w:sz w:val="28"/>
+            <w:szCs w:val="28"/>
+            <w:lang w:val="en-US"/>
+          </w:rPr>
+          <w:delText>7</w:delText>
         </w:r>
       </w:del>
       <w:r>
@@ -8626,98 +9568,17 @@
           <w:szCs w:val="28"/>
           <w:lang w:val="en-US"/>
         </w:rPr>
-        <w:t>Head of Project Office, for the period of “</w:t>
-      </w:r>
-      <w:r>
-        <w:rPr>
-          <w:rFonts w:ascii="Arial" w:hAnsi="Arial" w:cs="Arial"/>
-          <w:sz w:val="28"/>
-          <w:szCs w:val="28"/>
-          <w:lang w:val="en-US"/>
-        </w:rPr>
-        <w:t>4</w:t>
-      </w:r>
-      <w:r>
-        <w:rPr>
-          <w:rFonts w:ascii="Arial" w:hAnsi="Arial" w:cs="Arial"/>
-          <w:sz w:val="28"/>
-          <w:szCs w:val="28"/>
-          <w:lang w:val="en-US"/>
-        </w:rPr>
-        <w:t>” years from the date of appointment and written consent</w:t>
-      </w:r>
-      <w:ins w:id="163" w:author="Проект новой редакции" w:date="2026-10-14T11:21:00Z">
-        <w:r>
-          <w:rPr>
-            <w:rFonts w:ascii="Arial" w:hAnsi="Arial" w:cs="Arial"/>
-            <w:sz w:val="28"/>
-            <w:szCs w:val="28"/>
-            <w:lang w:val="en-US"/>
-          </w:rPr>
-          <w:t>;</w:t>
-        </w:r>
-      </w:ins>
-      <w:del w:id="164" w:author="Проект новой редакции" w:date="2026-10-14T11:21:00Z">
-        <w:r>
-          <w:rPr>
-            <w:rFonts w:ascii="Arial" w:hAnsi="Arial" w:cs="Arial"/>
-            <w:sz w:val="28"/>
-            <w:szCs w:val="28"/>
-            <w:lang w:val="en-US"/>
-          </w:rPr>
-          <w:delText>.</w:delText>
-        </w:r>
-      </w:del>
-    </w:p>
-    <w:p>
-      <w:pPr>
-        <w:spacing w:after="0" w:line="240" w:lineRule="auto"/>
-        <w:ind w:firstLine="993"/>
-        <w:jc w:val="both"/>
-        <w:rPr>
-          <w:ins w:id="165" w:author="Проект новой редакции" w:date="2026-10-14T11:21:00Z"/>
-          <w:rFonts w:ascii="Arial" w:hAnsi="Arial" w:cs="Arial"/>
-          <w:sz w:val="28"/>
-          <w:szCs w:val="28"/>
-          <w:lang w:val="en-US"/>
-        </w:rPr>
-      </w:pPr>
-      <w:ins w:id="166" w:author="Проект новой редакции" w:date="2026-10-14T11:21:00Z">
-        <w:r>
-          <w:rPr>
-            <w:rFonts w:ascii="Arial" w:hAnsi="Arial" w:cs="Arial"/>
-            <w:sz w:val="28"/>
-            <w:szCs w:val="28"/>
-            <w:lang w:val="en-US"/>
-          </w:rPr>
-          <w:t>b) Council on the position of Deputy CEO, for the period of “2” years from the date of appointment and written consent;</w:t>
-        </w:r>
-      </w:ins>
-    </w:p>
-    <w:p>
-      <w:pPr>
-        <w:spacing w:after="0" w:line="240" w:lineRule="auto"/>
-        <w:ind w:firstLine="993"/>
-        <w:jc w:val="both"/>
-        <w:rPr>
-          <w:ins w:id="167" w:author="Проект новой редакции" w:date="2026-10-14T11:21:00Z"/>
-          <w:rFonts w:ascii="Arial" w:hAnsi="Arial" w:cs="Arial"/>
-          <w:sz w:val="28"/>
-          <w:szCs w:val="28"/>
-          <w:lang w:val="en-US"/>
-        </w:rPr>
-      </w:pPr>
-      <w:ins w:id="168" w:author="Проект новой редакции" w:date="2026-10-14T11:21:00Z">
-        <w:r>
-          <w:rPr>
-            <w:rFonts w:ascii="Arial" w:hAnsi="Arial" w:cs="Arial"/>
-            <w:sz w:val="28"/>
-            <w:szCs w:val="28"/>
-            <w:lang w:val="en-US"/>
-          </w:rPr>
-          <w:t>c) Council on the position of Deputy CEO on administrative issues, for the period of “2” years from the date of appointment and written consent.</w:t>
-        </w:r>
-      </w:ins>
+        <w:t xml:space="preserve"> of these By-laws</w:t>
+      </w:r>
+      <w:r>
+        <w:rPr>
+          <w:rFonts w:ascii="Arial" w:hAnsi="Arial" w:cs="Arial"/>
+          <w:sz w:val="28"/>
+          <w:szCs w:val="28"/>
+          <w:lang w:val="en-US"/>
+        </w:rPr>
+        <w:t>;</w:t>
+      </w:r>
     </w:p>
     <w:p>
       <w:pPr>
@@ -8726,12 +9587,155 @@
         <w:jc w:val="both"/>
         <w:rPr>
           <w:rFonts w:ascii="Arial" w:hAnsi="Arial" w:cs="Arial"/>
-          <w:b/>
-          <w:sz w:val="28"/>
-          <w:szCs w:val="28"/>
-          <w:lang w:val="en-US"/>
-        </w:rPr>
-      </w:pPr>
+          <w:sz w:val="28"/>
+          <w:szCs w:val="28"/>
+          <w:lang w:val="en-US"/>
+        </w:rPr>
+      </w:pPr>
+      <w:r>
+        <w:rPr>
+          <w:rFonts w:ascii="Arial" w:hAnsi="Arial" w:cs="Arial"/>
+          <w:sz w:val="28"/>
+          <w:szCs w:val="28"/>
+          <w:lang w:val="en-US"/>
+        </w:rPr>
+        <w:t>e</w:t>
+      </w:r>
+      <w:r>
+        <w:rPr>
+          <w:rFonts w:ascii="Arial" w:hAnsi="Arial" w:cs="Arial"/>
+          <w:sz w:val="28"/>
+          <w:szCs w:val="28"/>
+          <w:lang w:val="en-US"/>
+        </w:rPr>
+        <w:t xml:space="preserve">) </w:t>
+      </w:r>
+      <w:r>
+        <w:rPr>
+          <w:rFonts w:ascii="Arial" w:hAnsi="Arial" w:cs="Arial"/>
+          <w:sz w:val="28"/>
+          <w:szCs w:val="28"/>
+          <w:lang w:val="en-US"/>
+        </w:rPr>
+        <w:t>by resignation</w:t>
+      </w:r>
+      <w:r>
+        <w:rPr>
+          <w:rFonts w:ascii="Arial" w:hAnsi="Arial" w:cs="Arial"/>
+          <w:sz w:val="28"/>
+          <w:szCs w:val="28"/>
+          <w:lang w:val="en-US"/>
+        </w:rPr>
+        <w:t xml:space="preserve"> of</w:t>
+      </w:r>
+      <w:r>
+        <w:rPr>
+          <w:rFonts w:ascii="Arial" w:hAnsi="Arial" w:cs="Arial"/>
+          <w:sz w:val="28"/>
+          <w:szCs w:val="28"/>
+          <w:lang w:val="en-US"/>
+        </w:rPr>
+        <w:t xml:space="preserve"> the Council </w:t>
+      </w:r>
+      <w:r>
+        <w:rPr>
+          <w:rFonts w:ascii="Arial" w:hAnsi="Arial" w:cs="Arial"/>
+          <w:sz w:val="28"/>
+          <w:szCs w:val="28"/>
+          <w:lang w:val="en-US"/>
+        </w:rPr>
+        <w:t xml:space="preserve">by notice to the </w:t>
+      </w:r>
+      <w:r>
+        <w:rPr>
+          <w:rFonts w:ascii="Arial" w:hAnsi="Arial" w:cs="Arial"/>
+          <w:sz w:val="28"/>
+          <w:szCs w:val="28"/>
+          <w:lang w:val="en-US"/>
+        </w:rPr>
+        <w:t>Supreme Guardian</w:t>
+      </w:r>
+      <w:r>
+        <w:rPr>
+          <w:rFonts w:ascii="Arial" w:hAnsi="Arial" w:cs="Arial"/>
+          <w:sz w:val="28"/>
+          <w:szCs w:val="28"/>
+          <w:lang w:val="en-US"/>
+        </w:rPr>
+        <w:t xml:space="preserve"> </w:t>
+      </w:r>
+      <w:r>
+        <w:rPr>
+          <w:rFonts w:ascii="Arial" w:hAnsi="Arial" w:cs="Arial"/>
+          <w:sz w:val="28"/>
+          <w:szCs w:val="28"/>
+          <w:lang w:val="en-US"/>
+        </w:rPr>
+        <w:t xml:space="preserve">or Chairman of the Management Council </w:t>
+      </w:r>
+      <w:r>
+        <w:rPr>
+          <w:rFonts w:ascii="Arial" w:hAnsi="Arial" w:cs="Arial"/>
+          <w:sz w:val="28"/>
+          <w:szCs w:val="28"/>
+          <w:lang w:val="en-US"/>
+        </w:rPr>
+        <w:t>provided that a replacement</w:t>
+      </w:r>
+      <w:r>
+        <w:rPr>
+          <w:rFonts w:ascii="Arial" w:hAnsi="Arial" w:cs="Arial"/>
+          <w:sz w:val="28"/>
+          <w:szCs w:val="28"/>
+          <w:lang w:val="en-US"/>
+        </w:rPr>
+        <w:t xml:space="preserve"> of</w:t>
+      </w:r>
+      <w:r>
+        <w:rPr>
+          <w:rFonts w:ascii="Arial" w:hAnsi="Arial" w:cs="Arial"/>
+          <w:sz w:val="28"/>
+          <w:szCs w:val="28"/>
+          <w:lang w:val="en-US"/>
+        </w:rPr>
+        <w:t xml:space="preserve"> </w:t>
+      </w:r>
+      <w:r>
+        <w:rPr>
+          <w:rFonts w:ascii="Arial" w:hAnsi="Arial" w:cs="Arial"/>
+          <w:sz w:val="28"/>
+          <w:szCs w:val="28"/>
+          <w:lang w:val="en-US"/>
+        </w:rPr>
+        <w:t>the Council</w:t>
+      </w:r>
+      <w:r>
+        <w:rPr>
+          <w:rFonts w:ascii="Arial" w:hAnsi="Arial" w:cs="Arial"/>
+          <w:sz w:val="28"/>
+          <w:szCs w:val="28"/>
+          <w:lang w:val="en-US"/>
+        </w:rPr>
+        <w:t xml:space="preserve"> will be appointed to take his/her/its place at </w:t>
+      </w:r>
+      <w:r>
+        <w:rPr>
+          <w:rFonts w:ascii="Arial" w:hAnsi="Arial" w:cs="Arial"/>
+          <w:sz w:val="28"/>
+          <w:szCs w:val="28"/>
+          <w:lang w:val="en-US"/>
+        </w:rPr>
+        <w:t>Management</w:t>
+      </w:r>
+      <w:r>
+        <w:rPr>
+          <w:rFonts w:ascii="Arial" w:hAnsi="Arial" w:cs="Arial"/>
+          <w:sz w:val="28"/>
+          <w:szCs w:val="28"/>
+          <w:lang w:val="en-US"/>
+        </w:rPr>
+        <w:t xml:space="preserve"> Council as and from the date of such resignation;</w:t>
+      </w:r>
     </w:p>
     <w:p>
       <w:pPr>
@@ -8752,1024 +9756,100 @@
           <w:szCs w:val="28"/>
           <w:lang w:val="en-US"/>
         </w:rPr>
-        <w:t>7</w:t>
-      </w:r>
-      <w:r>
-        <w:rPr>
-          <w:rFonts w:ascii="Arial" w:hAnsi="Arial" w:cs="Arial"/>
-          <w:sz w:val="28"/>
-          <w:szCs w:val="28"/>
-          <w:lang w:val="en-US"/>
-        </w:rPr>
-        <w:t>.2. Chairman of the Management</w:t>
-      </w:r>
-      <w:r>
+        <w:t>f</w:t>
+      </w:r>
+      <w:r>
+        <w:rPr>
+          <w:rFonts w:ascii="Arial" w:hAnsi="Arial" w:cs="Arial"/>
+          <w:sz w:val="28"/>
+          <w:szCs w:val="28"/>
+          <w:lang w:val="en-US"/>
+        </w:rPr>
+        <w:t>) is removed by the Court pursuant to section 44(1) of the Regulations;</w:t>
+      </w:r>
+    </w:p>
+    <w:p>
+      <w:pPr>
+        <w:spacing w:after="0" w:line="240" w:lineRule="auto"/>
+        <w:ind w:firstLine="709"/>
+        <w:jc w:val="both"/>
+        <w:rPr>
+          <w:rFonts w:ascii="Arial" w:hAnsi="Arial" w:cs="Arial"/>
+          <w:sz w:val="28"/>
+          <w:szCs w:val="28"/>
+          <w:lang w:val="en-US"/>
+        </w:rPr>
+      </w:pPr>
+      <w:r>
+        <w:rPr>
+          <w:rFonts w:ascii="Arial" w:hAnsi="Arial" w:cs="Arial"/>
+          <w:sz w:val="28"/>
+          <w:szCs w:val="28"/>
+          <w:lang w:val="en-US"/>
+        </w:rPr>
+        <w:t>g</w:t>
+      </w:r>
+      <w:r>
+        <w:rPr>
+          <w:rFonts w:ascii="Arial" w:hAnsi="Arial" w:cs="Arial"/>
+          <w:sz w:val="28"/>
+          <w:szCs w:val="28"/>
+          <w:lang w:val="en-US"/>
+        </w:rPr>
+        <w:t xml:space="preserve">) is prohibited by the Regulations from being the </w:t>
+      </w:r>
+      <w:r>
+        <w:rPr>
+          <w:rFonts w:ascii="Arial" w:hAnsi="Arial" w:cs="Arial"/>
+          <w:sz w:val="28"/>
+          <w:szCs w:val="28"/>
+          <w:lang w:val="en-US"/>
+        </w:rPr>
+        <w:t>Council</w:t>
+      </w:r>
+      <w:r>
+        <w:rPr>
+          <w:rFonts w:ascii="Arial" w:hAnsi="Arial" w:cs="Arial"/>
+          <w:sz w:val="28"/>
+          <w:szCs w:val="28"/>
+          <w:lang w:val="en-US"/>
+        </w:rPr>
+        <w:t>.</w:t>
+      </w:r>
+    </w:p>
+    <w:p>
+      <w:pPr>
+        <w:spacing w:after="0" w:line="240" w:lineRule="auto"/>
+        <w:ind w:firstLine="709"/>
+        <w:jc w:val="both"/>
+        <w:rPr>
+          <w:rFonts w:ascii="Arial" w:hAnsi="Arial" w:cs="Arial"/>
+          <w:sz w:val="28"/>
+          <w:szCs w:val="28"/>
+          <w:lang w:val="en-US"/>
+        </w:rPr>
+      </w:pPr>
+    </w:p>
+    <w:p>
+      <w:pPr>
+        <w:spacing w:after="0" w:line="240" w:lineRule="auto"/>
+        <w:ind w:firstLine="709"/>
+        <w:jc w:val="both"/>
         <w:rPr>
           <w:rFonts w:ascii="Arial" w:hAnsi="Arial" w:cs="Arial"/>
           <w:sz w:val="28"/>
           <w:szCs w:val="28"/>
           <w:lang w:val="kk-KZ"/>
         </w:rPr>
-        <w:t xml:space="preserve"> </w:t>
-      </w:r>
-      <w:r>
-        <w:rPr>
-          <w:rFonts w:ascii="Arial" w:hAnsi="Arial" w:cs="Arial"/>
-          <w:sz w:val="28"/>
-          <w:szCs w:val="28"/>
-          <w:lang w:val="en-US"/>
-        </w:rPr>
-        <w:t xml:space="preserve">Council may </w:t>
-      </w:r>
-      <w:r>
-        <w:rPr>
-          <w:rFonts w:ascii="Arial" w:hAnsi="Arial" w:cs="Arial"/>
-          <w:sz w:val="28"/>
-          <w:szCs w:val="28"/>
-          <w:lang w:val="en-US"/>
-        </w:rPr>
-        <w:t xml:space="preserve">suggest to the Supreme Guardian </w:t>
-      </w:r>
-      <w:r>
-        <w:rPr>
-          <w:rFonts w:ascii="Arial" w:hAnsi="Arial" w:cs="Arial"/>
-          <w:sz w:val="28"/>
-          <w:szCs w:val="28"/>
-          <w:lang w:val="en-US"/>
-        </w:rPr>
-        <w:t>appoint</w:t>
-      </w:r>
-      <w:r>
-        <w:rPr>
-          <w:rFonts w:ascii="Arial" w:hAnsi="Arial" w:cs="Arial"/>
-          <w:sz w:val="28"/>
-          <w:szCs w:val="28"/>
-          <w:lang w:val="en-US"/>
-        </w:rPr>
-        <w:t xml:space="preserve"> or</w:t>
-      </w:r>
-      <w:r>
-        <w:rPr>
-          <w:rFonts w:ascii="Arial" w:hAnsi="Arial" w:cs="Arial"/>
-          <w:sz w:val="28"/>
-          <w:szCs w:val="28"/>
-          <w:lang w:val="en-US"/>
-        </w:rPr>
-        <w:t xml:space="preserve"> remove additional Management Council member for the purpose of reaching Foundation’s objects</w:t>
-      </w:r>
-      <w:r>
-        <w:rPr>
-          <w:rFonts w:ascii="Arial" w:hAnsi="Arial" w:cs="Arial"/>
-          <w:sz w:val="28"/>
-          <w:szCs w:val="28"/>
-          <w:lang w:val="en-US"/>
-        </w:rPr>
-        <w:t xml:space="preserve"> and a period he/she sees fit.</w:t>
-      </w:r>
-      <w:r>
-        <w:rPr>
-          <w:rFonts w:ascii="Arial" w:hAnsi="Arial" w:cs="Arial"/>
-          <w:sz w:val="28"/>
-          <w:szCs w:val="28"/>
-          <w:lang w:val="en-US"/>
-        </w:rPr>
-        <w:t xml:space="preserve"> </w:t>
-      </w:r>
-    </w:p>
-    <w:p>
-      <w:pPr>
-        <w:spacing w:after="0" w:line="240" w:lineRule="auto"/>
-        <w:ind w:firstLine="709"/>
-        <w:jc w:val="both"/>
-        <w:rPr>
-          <w:rFonts w:ascii="Arial" w:hAnsi="Arial" w:cs="Arial"/>
-          <w:b/>
-          <w:sz w:val="28"/>
-          <w:szCs w:val="28"/>
-          <w:lang w:val="en-US"/>
-        </w:rPr>
-      </w:pPr>
-    </w:p>
-    <w:p>
-      <w:pPr>
-        <w:spacing w:after="0" w:line="240" w:lineRule="auto"/>
-        <w:ind w:firstLine="709"/>
-        <w:jc w:val="both"/>
-        <w:rPr>
-          <w:rFonts w:ascii="Arial" w:hAnsi="Arial" w:cs="Arial"/>
-          <w:sz w:val="28"/>
-          <w:szCs w:val="28"/>
-          <w:lang w:val="en-US"/>
-        </w:rPr>
-      </w:pPr>
-      <w:r>
-        <w:rPr>
-          <w:rFonts w:ascii="Arial" w:hAnsi="Arial" w:cs="Arial"/>
-          <w:sz w:val="28"/>
-          <w:szCs w:val="28"/>
-          <w:lang w:val="en-US"/>
-        </w:rPr>
-        <w:t>7</w:t>
-      </w:r>
-      <w:r>
-        <w:rPr>
-          <w:rFonts w:ascii="Arial" w:hAnsi="Arial" w:cs="Arial"/>
-          <w:sz w:val="28"/>
-          <w:szCs w:val="28"/>
-          <w:lang w:val="en-US"/>
-        </w:rPr>
-        <w:t>.</w:t>
-      </w:r>
-      <w:r>
-        <w:rPr>
-          <w:rFonts w:ascii="Arial" w:hAnsi="Arial" w:cs="Arial"/>
-          <w:sz w:val="28"/>
-          <w:szCs w:val="28"/>
-          <w:lang w:val="en-US"/>
-        </w:rPr>
-        <w:t>3</w:t>
-      </w:r>
-      <w:r>
-        <w:rPr>
-          <w:rFonts w:ascii="Arial" w:hAnsi="Arial" w:cs="Arial"/>
-          <w:sz w:val="28"/>
-          <w:szCs w:val="28"/>
-          <w:lang w:val="en-US"/>
-        </w:rPr>
-        <w:t>.</w:t>
-      </w:r>
-      <w:r>
-        <w:rPr>
-          <w:rFonts w:ascii="Arial" w:hAnsi="Arial" w:cs="Arial"/>
-          <w:sz w:val="28"/>
-          <w:szCs w:val="28"/>
-          <w:lang w:val="en-US"/>
-        </w:rPr>
-        <w:t xml:space="preserve"> A Founder or a body corporate may be appointed as a member of the Management Council.</w:t>
-      </w:r>
-    </w:p>
-    <w:p>
-      <w:pPr>
-        <w:spacing w:after="0" w:line="240" w:lineRule="auto"/>
-        <w:ind w:firstLine="709"/>
-        <w:jc w:val="both"/>
-        <w:rPr>
-          <w:rFonts w:ascii="Arial" w:hAnsi="Arial" w:cs="Arial"/>
-          <w:sz w:val="28"/>
-          <w:szCs w:val="28"/>
-          <w:lang w:val="en-US"/>
-        </w:rPr>
-      </w:pPr>
-    </w:p>
-    <w:p>
-      <w:pPr>
-        <w:spacing w:after="0" w:line="240" w:lineRule="auto"/>
-        <w:ind w:firstLine="709"/>
-        <w:jc w:val="both"/>
-        <w:rPr>
-          <w:rFonts w:ascii="Arial" w:hAnsi="Arial" w:cs="Arial"/>
-          <w:sz w:val="28"/>
-          <w:szCs w:val="28"/>
-          <w:lang w:val="en-US"/>
-        </w:rPr>
-      </w:pPr>
-      <w:r>
-        <w:rPr>
-          <w:rFonts w:ascii="Arial" w:hAnsi="Arial" w:cs="Arial"/>
-          <w:sz w:val="28"/>
-          <w:szCs w:val="28"/>
-          <w:lang w:val="en-US"/>
-        </w:rPr>
-        <w:t>7</w:t>
-      </w:r>
-      <w:r>
-        <w:rPr>
-          <w:rFonts w:ascii="Arial" w:hAnsi="Arial" w:cs="Arial"/>
-          <w:sz w:val="28"/>
-          <w:szCs w:val="28"/>
-          <w:lang w:val="en-US"/>
-        </w:rPr>
-        <w:t>.</w:t>
-      </w:r>
-      <w:r>
-        <w:rPr>
-          <w:rFonts w:ascii="Arial" w:hAnsi="Arial" w:cs="Arial"/>
-          <w:sz w:val="28"/>
-          <w:szCs w:val="28"/>
-          <w:lang w:val="en-US"/>
-        </w:rPr>
-        <w:t>4</w:t>
-      </w:r>
-      <w:r>
-        <w:rPr>
-          <w:rFonts w:ascii="Arial" w:hAnsi="Arial" w:cs="Arial"/>
-          <w:sz w:val="28"/>
-          <w:szCs w:val="28"/>
-          <w:lang w:val="en-US"/>
-        </w:rPr>
-        <w:t xml:space="preserve">. </w:t>
-      </w:r>
-      <w:r>
-        <w:rPr>
-          <w:rFonts w:ascii="Arial" w:hAnsi="Arial" w:cs="Arial"/>
-          <w:sz w:val="28"/>
-          <w:szCs w:val="28"/>
-          <w:lang w:val="en-US"/>
-        </w:rPr>
-        <w:t>A p</w:t>
-      </w:r>
-      <w:r>
-        <w:rPr>
-          <w:rFonts w:ascii="Arial" w:hAnsi="Arial" w:cs="Arial"/>
-          <w:sz w:val="28"/>
-          <w:szCs w:val="28"/>
-          <w:lang w:val="en-US"/>
-        </w:rPr>
-        <w:t>erson must not be appointed as a member of the Management Council, or be so referred to in the Register, unless he has consented in writing to being a member of the Management Council.</w:t>
-      </w:r>
-    </w:p>
-    <w:p>
-      <w:pPr>
-        <w:spacing w:after="0" w:line="240" w:lineRule="auto"/>
-        <w:ind w:firstLine="709"/>
-        <w:jc w:val="both"/>
-        <w:rPr>
-          <w:rFonts w:ascii="Arial" w:hAnsi="Arial" w:cs="Arial"/>
-          <w:sz w:val="28"/>
-          <w:szCs w:val="28"/>
-          <w:lang w:val="en-US"/>
-        </w:rPr>
-      </w:pPr>
-    </w:p>
-    <w:p>
-      <w:pPr>
-        <w:spacing w:after="0" w:line="240" w:lineRule="auto"/>
-        <w:ind w:firstLine="709"/>
-        <w:jc w:val="both"/>
-        <w:rPr>
-          <w:rFonts w:ascii="Arial" w:hAnsi="Arial" w:cs="Arial"/>
-          <w:sz w:val="28"/>
-          <w:szCs w:val="28"/>
-          <w:lang w:val="en-US"/>
-        </w:rPr>
-      </w:pPr>
-      <w:r>
-        <w:rPr>
-          <w:rFonts w:ascii="Arial" w:hAnsi="Arial" w:cs="Arial"/>
-          <w:sz w:val="28"/>
-          <w:szCs w:val="28"/>
-          <w:lang w:val="en-US"/>
-        </w:rPr>
-        <w:t>7</w:t>
-      </w:r>
-      <w:r>
-        <w:rPr>
-          <w:rFonts w:ascii="Arial" w:hAnsi="Arial" w:cs="Arial"/>
-          <w:sz w:val="28"/>
-          <w:szCs w:val="28"/>
-          <w:lang w:val="en-US"/>
-        </w:rPr>
-        <w:t>.</w:t>
-      </w:r>
-      <w:r>
-        <w:rPr>
-          <w:rFonts w:ascii="Arial" w:hAnsi="Arial" w:cs="Arial"/>
-          <w:sz w:val="28"/>
-          <w:szCs w:val="28"/>
-          <w:lang w:val="en-US"/>
-        </w:rPr>
-        <w:t>5</w:t>
-      </w:r>
-      <w:r>
-        <w:rPr>
-          <w:rFonts w:ascii="Arial" w:hAnsi="Arial" w:cs="Arial"/>
-          <w:sz w:val="28"/>
-          <w:szCs w:val="28"/>
-          <w:lang w:val="en-US"/>
-        </w:rPr>
-        <w:t xml:space="preserve">. </w:t>
-      </w:r>
-      <w:r>
-        <w:rPr>
-          <w:rFonts w:ascii="Arial" w:hAnsi="Arial" w:cs="Arial"/>
-          <w:sz w:val="28"/>
-          <w:szCs w:val="28"/>
-          <w:lang w:val="en-US"/>
-        </w:rPr>
-        <w:t>The appointment of a p</w:t>
-      </w:r>
-      <w:r>
-        <w:rPr>
-          <w:rFonts w:ascii="Arial" w:hAnsi="Arial" w:cs="Arial"/>
-          <w:sz w:val="28"/>
-          <w:szCs w:val="28"/>
-          <w:lang w:val="en-US"/>
-        </w:rPr>
-        <w:t>erson as a member of the Management Council is void a</w:t>
-      </w:r>
-      <w:r>
-        <w:rPr>
-          <w:rFonts w:ascii="Arial" w:hAnsi="Arial" w:cs="Arial"/>
-          <w:sz w:val="28"/>
-          <w:szCs w:val="28"/>
-          <w:lang w:val="en-US"/>
-        </w:rPr>
-        <w:t>nd will have no effect if that p</w:t>
-      </w:r>
-      <w:r>
-        <w:rPr>
-          <w:rFonts w:ascii="Arial" w:hAnsi="Arial" w:cs="Arial"/>
-          <w:sz w:val="28"/>
-          <w:szCs w:val="28"/>
-          <w:lang w:val="en-US"/>
-        </w:rPr>
-        <w:t>erson is also member of the Guardian Council of the Foundation.</w:t>
-      </w:r>
-    </w:p>
-    <w:p>
-      <w:pPr>
-        <w:spacing w:after="0" w:line="240" w:lineRule="auto"/>
-        <w:ind w:firstLine="709"/>
-        <w:jc w:val="both"/>
-        <w:rPr>
-          <w:rFonts w:ascii="Arial" w:hAnsi="Arial" w:cs="Arial"/>
-          <w:sz w:val="28"/>
-          <w:szCs w:val="28"/>
-          <w:lang w:val="en-US"/>
-        </w:rPr>
-      </w:pPr>
-    </w:p>
-    <w:p>
-      <w:pPr>
-        <w:spacing w:after="0" w:line="240" w:lineRule="auto"/>
-        <w:ind w:firstLine="709"/>
-        <w:jc w:val="both"/>
-        <w:rPr>
-          <w:rFonts w:ascii="Arial" w:hAnsi="Arial" w:cs="Arial"/>
-          <w:sz w:val="28"/>
-          <w:szCs w:val="28"/>
-          <w:lang w:val="en-US"/>
-        </w:rPr>
-      </w:pPr>
-      <w:r>
-        <w:rPr>
-          <w:rFonts w:ascii="Arial" w:hAnsi="Arial" w:cs="Arial"/>
-          <w:sz w:val="28"/>
-          <w:szCs w:val="28"/>
-          <w:lang w:val="en-US"/>
-        </w:rPr>
-        <w:t>7</w:t>
-      </w:r>
-      <w:r>
-        <w:rPr>
-          <w:rFonts w:ascii="Arial" w:hAnsi="Arial" w:cs="Arial"/>
-          <w:sz w:val="28"/>
-          <w:szCs w:val="28"/>
-          <w:lang w:val="en-US"/>
-        </w:rPr>
-        <w:t>.</w:t>
-      </w:r>
-      <w:r>
-        <w:rPr>
-          <w:rFonts w:ascii="Arial" w:hAnsi="Arial" w:cs="Arial"/>
-          <w:sz w:val="28"/>
-          <w:szCs w:val="28"/>
-          <w:lang w:val="en-US"/>
-        </w:rPr>
-        <w:t>6</w:t>
-      </w:r>
-      <w:r>
-        <w:rPr>
-          <w:rFonts w:ascii="Arial" w:hAnsi="Arial" w:cs="Arial"/>
-          <w:sz w:val="28"/>
-          <w:szCs w:val="28"/>
-          <w:lang w:val="en-US"/>
-        </w:rPr>
-        <w:t>. The Member of the</w:t>
-      </w:r>
-      <w:r>
-        <w:rPr>
-          <w:rFonts w:ascii="Arial" w:hAnsi="Arial" w:cs="Arial"/>
-          <w:sz w:val="28"/>
-          <w:szCs w:val="28"/>
-          <w:lang w:val="kk-KZ"/>
-        </w:rPr>
-        <w:t xml:space="preserve"> </w:t>
-      </w:r>
-      <w:r>
-        <w:rPr>
-          <w:rFonts w:ascii="Arial" w:hAnsi="Arial" w:cs="Arial"/>
-          <w:sz w:val="28"/>
-          <w:szCs w:val="28"/>
-          <w:lang w:val="en-US"/>
-        </w:rPr>
-        <w:t>Management Council shall be</w:t>
-      </w:r>
-      <w:r>
-        <w:rPr>
-          <w:rFonts w:ascii="Arial" w:hAnsi="Arial" w:cs="Arial"/>
-          <w:sz w:val="28"/>
-          <w:szCs w:val="28"/>
-          <w:lang w:val="en-US"/>
-        </w:rPr>
-        <w:t xml:space="preserve"> dismissed</w:t>
-      </w:r>
-      <w:r>
-        <w:rPr>
-          <w:rFonts w:ascii="Arial" w:hAnsi="Arial" w:cs="Arial"/>
-          <w:sz w:val="28"/>
-          <w:szCs w:val="28"/>
-          <w:lang w:val="en-US"/>
-        </w:rPr>
-        <w:t>:</w:t>
-      </w:r>
-    </w:p>
-    <w:p>
-      <w:pPr>
-        <w:spacing w:after="0" w:line="240" w:lineRule="auto"/>
-        <w:ind w:firstLine="709"/>
-        <w:jc w:val="both"/>
-        <w:rPr>
-          <w:rFonts w:ascii="Arial" w:hAnsi="Arial" w:cs="Arial"/>
-          <w:sz w:val="28"/>
-          <w:szCs w:val="28"/>
-          <w:lang w:val="en-US"/>
-        </w:rPr>
-      </w:pPr>
-      <w:r>
-        <w:rPr>
-          <w:rFonts w:ascii="Arial" w:hAnsi="Arial" w:cs="Arial"/>
-          <w:sz w:val="28"/>
-          <w:szCs w:val="28"/>
-          <w:lang w:val="en-US"/>
-        </w:rPr>
-        <w:t xml:space="preserve">a) </w:t>
-      </w:r>
-      <w:r>
-        <w:rPr>
-          <w:rFonts w:ascii="Arial" w:hAnsi="Arial" w:cs="Arial"/>
-          <w:sz w:val="28"/>
-          <w:szCs w:val="28"/>
-          <w:lang w:val="en-US"/>
-        </w:rPr>
-        <w:t xml:space="preserve">due to expired appointment period </w:t>
-      </w:r>
-      <w:r>
-        <w:rPr>
-          <w:rFonts w:ascii="Arial" w:hAnsi="Arial" w:cs="Arial"/>
-          <w:sz w:val="28"/>
-          <w:szCs w:val="28"/>
-          <w:lang w:val="en-US"/>
-        </w:rPr>
-        <w:t xml:space="preserve">of the </w:t>
-      </w:r>
-      <w:r>
-        <w:rPr>
-          <w:rFonts w:ascii="Arial" w:hAnsi="Arial" w:cs="Arial"/>
-          <w:sz w:val="28"/>
-          <w:szCs w:val="28"/>
-          <w:lang w:val="en-US"/>
-        </w:rPr>
-        <w:t>Council</w:t>
-      </w:r>
-      <w:r>
-        <w:rPr>
-          <w:rFonts w:ascii="Arial" w:hAnsi="Arial" w:cs="Arial"/>
-          <w:sz w:val="28"/>
-          <w:szCs w:val="28"/>
-          <w:lang w:val="en-US"/>
-        </w:rPr>
-        <w:t>;</w:t>
-      </w:r>
-    </w:p>
-    <w:p>
-      <w:pPr>
-        <w:spacing w:after="0" w:line="240" w:lineRule="auto"/>
-        <w:ind w:firstLine="709"/>
-        <w:jc w:val="both"/>
-        <w:rPr>
-          <w:rFonts w:ascii="Arial" w:hAnsi="Arial" w:cs="Arial"/>
-          <w:sz w:val="28"/>
-          <w:szCs w:val="28"/>
-          <w:lang w:val="en-US"/>
-        </w:rPr>
-      </w:pPr>
-      <w:r>
-        <w:rPr>
-          <w:rFonts w:ascii="Arial" w:hAnsi="Arial" w:cs="Arial"/>
-          <w:sz w:val="28"/>
-          <w:szCs w:val="28"/>
-          <w:lang w:val="en-US"/>
-        </w:rPr>
-        <w:t>b) is, by virtue of any disability, incapable of fulfilling the functions or duties required by the office;</w:t>
-      </w:r>
-    </w:p>
-    <w:p>
-      <w:pPr>
-        <w:spacing w:after="0" w:line="240" w:lineRule="auto"/>
-        <w:ind w:firstLine="709"/>
-        <w:jc w:val="both"/>
-        <w:rPr>
-          <w:rFonts w:ascii="Arial" w:hAnsi="Arial" w:cs="Arial"/>
-          <w:sz w:val="28"/>
-          <w:szCs w:val="28"/>
-          <w:lang w:val="en-US"/>
-        </w:rPr>
-      </w:pPr>
-      <w:r>
-        <w:rPr>
-          <w:rFonts w:ascii="Arial" w:hAnsi="Arial" w:cs="Arial"/>
-          <w:sz w:val="28"/>
-          <w:szCs w:val="28"/>
-          <w:lang w:val="en-US"/>
-        </w:rPr>
-        <w:t>c) without permission, does not attend three successive meetings of the Council;</w:t>
-      </w:r>
-    </w:p>
-    <w:p>
-      <w:pPr>
-        <w:spacing w:after="0" w:line="240" w:lineRule="auto"/>
-        <w:ind w:firstLine="709"/>
-        <w:jc w:val="both"/>
-        <w:rPr>
-          <w:rFonts w:ascii="Arial" w:hAnsi="Arial" w:cs="Arial"/>
-          <w:sz w:val="28"/>
-          <w:szCs w:val="28"/>
-          <w:lang w:val="en-US"/>
-        </w:rPr>
-      </w:pPr>
-      <w:r>
-        <w:rPr>
-          <w:rFonts w:ascii="Arial" w:hAnsi="Arial" w:cs="Arial"/>
-          <w:sz w:val="28"/>
-          <w:szCs w:val="28"/>
-          <w:lang w:val="en-US"/>
-        </w:rPr>
-        <w:t>d</w:t>
-      </w:r>
-      <w:r>
-        <w:rPr>
-          <w:rFonts w:ascii="Arial" w:hAnsi="Arial" w:cs="Arial"/>
-          <w:sz w:val="28"/>
-          <w:szCs w:val="28"/>
-          <w:lang w:val="en-US"/>
-        </w:rPr>
-        <w:t>) is removed</w:t>
-      </w:r>
-      <w:r>
-        <w:rPr>
-          <w:rFonts w:ascii="Arial" w:hAnsi="Arial" w:cs="Arial"/>
-          <w:sz w:val="28"/>
-          <w:szCs w:val="28"/>
-          <w:lang w:val="en-US"/>
-        </w:rPr>
-        <w:t>,</w:t>
-      </w:r>
-      <w:r>
-        <w:rPr>
-          <w:rFonts w:ascii="Arial" w:hAnsi="Arial" w:cs="Arial"/>
-          <w:sz w:val="28"/>
-          <w:szCs w:val="28"/>
-          <w:lang w:val="en-US"/>
-        </w:rPr>
-        <w:t xml:space="preserve"> </w:t>
-      </w:r>
-      <w:r>
-        <w:rPr>
-          <w:rFonts w:ascii="Arial" w:hAnsi="Arial" w:cs="Arial"/>
-          <w:sz w:val="28"/>
-          <w:szCs w:val="28"/>
-          <w:lang w:val="en-US"/>
-        </w:rPr>
-        <w:t>pursuant to provision 3.</w:t>
-      </w:r>
-      <w:r>
-        <w:rPr>
-          <w:rFonts w:ascii="Arial" w:hAnsi="Arial" w:cs="Arial"/>
-          <w:sz w:val="28"/>
-          <w:szCs w:val="28"/>
-          <w:lang w:val="en-US"/>
-        </w:rPr>
-        <w:t>5</w:t>
-      </w:r>
-      <w:r>
-        <w:rPr>
-          <w:rFonts w:ascii="Arial" w:hAnsi="Arial" w:cs="Arial"/>
-          <w:sz w:val="28"/>
-          <w:szCs w:val="28"/>
-          <w:lang w:val="en-US"/>
-        </w:rPr>
-        <w:t xml:space="preserve">.(a) </w:t>
-      </w:r>
-      <w:r>
-        <w:rPr>
-          <w:rFonts w:ascii="Arial" w:hAnsi="Arial" w:cs="Arial"/>
-          <w:sz w:val="28"/>
-          <w:szCs w:val="28"/>
-          <w:lang w:val="en-US"/>
-        </w:rPr>
-        <w:t>by the Supreme Guardian</w:t>
-      </w:r>
-      <w:r>
-        <w:rPr>
-          <w:rFonts w:ascii="Arial" w:hAnsi="Arial" w:cs="Arial"/>
-          <w:sz w:val="28"/>
-          <w:szCs w:val="28"/>
-          <w:lang w:val="en-US"/>
-        </w:rPr>
-        <w:t>,</w:t>
-      </w:r>
-      <w:r>
-        <w:rPr>
-          <w:rFonts w:ascii="Arial" w:hAnsi="Arial" w:cs="Arial"/>
-          <w:sz w:val="28"/>
-          <w:szCs w:val="28"/>
-          <w:lang w:val="en-US"/>
-        </w:rPr>
-        <w:t xml:space="preserve"> or </w:t>
-      </w:r>
-      <w:r>
-        <w:rPr>
-          <w:rFonts w:ascii="Arial" w:hAnsi="Arial" w:cs="Arial"/>
-          <w:sz w:val="28"/>
-          <w:szCs w:val="28"/>
-          <w:lang w:val="en-US"/>
-        </w:rPr>
-        <w:t xml:space="preserve">pursuant to provision </w:t>
-      </w:r>
-      <w:r>
-        <w:rPr>
-          <w:rFonts w:ascii="Arial" w:hAnsi="Arial" w:cs="Arial"/>
-          <w:sz w:val="28"/>
-          <w:szCs w:val="28"/>
-          <w:lang w:val="en-US"/>
-        </w:rPr>
-        <w:t>7</w:t>
-      </w:r>
-      <w:r>
-        <w:rPr>
-          <w:rFonts w:ascii="Arial" w:hAnsi="Arial" w:cs="Arial"/>
-          <w:sz w:val="28"/>
-          <w:szCs w:val="28"/>
-          <w:lang w:val="en-US"/>
-        </w:rPr>
-        <w:t xml:space="preserve">.2. by the </w:t>
-      </w:r>
-      <w:r>
-        <w:rPr>
-          <w:rFonts w:ascii="Arial" w:hAnsi="Arial" w:cs="Arial"/>
-          <w:sz w:val="28"/>
-          <w:szCs w:val="28"/>
-          <w:lang w:val="en-US"/>
-        </w:rPr>
-        <w:t>Chairman of the Management Council</w:t>
-      </w:r>
-      <w:r>
-        <w:rPr>
-          <w:rFonts w:ascii="Arial" w:hAnsi="Arial" w:cs="Arial"/>
-          <w:sz w:val="28"/>
-          <w:szCs w:val="28"/>
-          <w:lang w:val="en-US"/>
-        </w:rPr>
-        <w:t xml:space="preserve">, </w:t>
-      </w:r>
-      <w:r>
-        <w:rPr>
-          <w:rFonts w:ascii="Arial" w:hAnsi="Arial" w:cs="Arial"/>
-          <w:sz w:val="28"/>
-          <w:szCs w:val="28"/>
-          <w:lang w:val="en-US"/>
-        </w:rPr>
-        <w:t>in case of fundamental breach</w:t>
-      </w:r>
-      <w:r>
-        <w:rPr>
-          <w:rFonts w:ascii="Arial" w:hAnsi="Arial" w:cs="Arial"/>
-          <w:sz w:val="28"/>
-          <w:szCs w:val="28"/>
-          <w:lang w:val="en-US"/>
-        </w:rPr>
-        <w:t xml:space="preserve"> of</w:t>
-      </w:r>
-      <w:r>
-        <w:rPr>
-          <w:rFonts w:ascii="Arial" w:hAnsi="Arial" w:cs="Arial"/>
-          <w:sz w:val="28"/>
-          <w:szCs w:val="28"/>
-          <w:lang w:val="en-US"/>
-        </w:rPr>
-        <w:t xml:space="preserve"> Chapter </w:t>
-      </w:r>
-      <w:ins w:id="169" w:author="Проект новой редакции" w:date="2026-10-14T11:21:00Z">
-        <w:r>
-          <w:rPr>
-            <w:rFonts w:ascii="Arial" w:hAnsi="Arial" w:cs="Arial"/>
-            <w:sz w:val="28"/>
-            <w:szCs w:val="28"/>
-            <w:lang w:val="en-US"/>
-          </w:rPr>
-          <w:t>8</w:t>
-        </w:r>
-      </w:ins>
-      <w:del w:id="170" w:author="Проект новой редакции" w:date="2026-10-14T11:21:00Z">
-        <w:r>
-          <w:rPr>
-            <w:rFonts w:ascii="Arial" w:hAnsi="Arial" w:cs="Arial"/>
-            <w:sz w:val="28"/>
-            <w:szCs w:val="28"/>
-            <w:lang w:val="en-US"/>
-          </w:rPr>
-          <w:delText>7</w:delText>
-        </w:r>
-      </w:del>
-      <w:r>
-        <w:rPr>
-          <w:rFonts w:ascii="Arial" w:hAnsi="Arial" w:cs="Arial"/>
-          <w:sz w:val="28"/>
-          <w:szCs w:val="28"/>
-          <w:lang w:val="en-US"/>
-        </w:rPr>
-        <w:t xml:space="preserve"> of these By-laws</w:t>
-      </w:r>
-      <w:r>
-        <w:rPr>
-          <w:rFonts w:ascii="Arial" w:hAnsi="Arial" w:cs="Arial"/>
-          <w:sz w:val="28"/>
-          <w:szCs w:val="28"/>
-          <w:lang w:val="en-US"/>
-        </w:rPr>
-        <w:t>;</w:t>
-      </w:r>
-    </w:p>
-    <w:p>
-      <w:pPr>
-        <w:spacing w:after="0" w:line="240" w:lineRule="auto"/>
-        <w:ind w:firstLine="709"/>
-        <w:jc w:val="both"/>
-        <w:rPr>
-          <w:rFonts w:ascii="Arial" w:hAnsi="Arial" w:cs="Arial"/>
-          <w:sz w:val="28"/>
-          <w:szCs w:val="28"/>
-          <w:lang w:val="en-US"/>
-        </w:rPr>
-      </w:pPr>
-      <w:r>
-        <w:rPr>
-          <w:rFonts w:ascii="Arial" w:hAnsi="Arial" w:cs="Arial"/>
-          <w:sz w:val="28"/>
-          <w:szCs w:val="28"/>
-          <w:lang w:val="en-US"/>
-        </w:rPr>
-        <w:t>e</w:t>
-      </w:r>
-      <w:r>
-        <w:rPr>
-          <w:rFonts w:ascii="Arial" w:hAnsi="Arial" w:cs="Arial"/>
-          <w:sz w:val="28"/>
-          <w:szCs w:val="28"/>
-          <w:lang w:val="en-US"/>
-        </w:rPr>
-        <w:t xml:space="preserve">) </w:t>
-      </w:r>
-      <w:r>
-        <w:rPr>
-          <w:rFonts w:ascii="Arial" w:hAnsi="Arial" w:cs="Arial"/>
-          <w:sz w:val="28"/>
-          <w:szCs w:val="28"/>
-          <w:lang w:val="en-US"/>
-        </w:rPr>
-        <w:t>by resignation</w:t>
-      </w:r>
-      <w:r>
-        <w:rPr>
-          <w:rFonts w:ascii="Arial" w:hAnsi="Arial" w:cs="Arial"/>
-          <w:sz w:val="28"/>
-          <w:szCs w:val="28"/>
-          <w:lang w:val="en-US"/>
-        </w:rPr>
-        <w:t xml:space="preserve"> of</w:t>
-      </w:r>
-      <w:r>
-        <w:rPr>
-          <w:rFonts w:ascii="Arial" w:hAnsi="Arial" w:cs="Arial"/>
-          <w:sz w:val="28"/>
-          <w:szCs w:val="28"/>
-          <w:lang w:val="en-US"/>
-        </w:rPr>
-        <w:t xml:space="preserve"> the Council </w:t>
-      </w:r>
-      <w:r>
-        <w:rPr>
-          <w:rFonts w:ascii="Arial" w:hAnsi="Arial" w:cs="Arial"/>
-          <w:sz w:val="28"/>
-          <w:szCs w:val="28"/>
-          <w:lang w:val="en-US"/>
-        </w:rPr>
-        <w:t xml:space="preserve">by notice to the </w:t>
-      </w:r>
-      <w:r>
-        <w:rPr>
-          <w:rFonts w:ascii="Arial" w:hAnsi="Arial" w:cs="Arial"/>
-          <w:sz w:val="28"/>
-          <w:szCs w:val="28"/>
-          <w:lang w:val="en-US"/>
-        </w:rPr>
-        <w:t>Supreme Guardian</w:t>
-      </w:r>
-      <w:r>
-        <w:rPr>
-          <w:rFonts w:ascii="Arial" w:hAnsi="Arial" w:cs="Arial"/>
-          <w:sz w:val="28"/>
-          <w:szCs w:val="28"/>
-          <w:lang w:val="en-US"/>
-        </w:rPr>
-        <w:t xml:space="preserve"> </w:t>
-      </w:r>
-      <w:r>
-        <w:rPr>
-          <w:rFonts w:ascii="Arial" w:hAnsi="Arial" w:cs="Arial"/>
-          <w:sz w:val="28"/>
-          <w:szCs w:val="28"/>
-          <w:lang w:val="en-US"/>
-        </w:rPr>
-        <w:t xml:space="preserve">or Chairman of the Management Council </w:t>
-      </w:r>
-      <w:r>
-        <w:rPr>
-          <w:rFonts w:ascii="Arial" w:hAnsi="Arial" w:cs="Arial"/>
-          <w:sz w:val="28"/>
-          <w:szCs w:val="28"/>
-          <w:lang w:val="en-US"/>
-        </w:rPr>
-        <w:t>provided that a replacement</w:t>
-      </w:r>
-      <w:r>
-        <w:rPr>
-          <w:rFonts w:ascii="Arial" w:hAnsi="Arial" w:cs="Arial"/>
-          <w:sz w:val="28"/>
-          <w:szCs w:val="28"/>
-          <w:lang w:val="en-US"/>
-        </w:rPr>
-        <w:t xml:space="preserve"> of</w:t>
-      </w:r>
-      <w:r>
-        <w:rPr>
-          <w:rFonts w:ascii="Arial" w:hAnsi="Arial" w:cs="Arial"/>
-          <w:sz w:val="28"/>
-          <w:szCs w:val="28"/>
-          <w:lang w:val="en-US"/>
-        </w:rPr>
-        <w:t xml:space="preserve"> </w:t>
-      </w:r>
-      <w:r>
-        <w:rPr>
-          <w:rFonts w:ascii="Arial" w:hAnsi="Arial" w:cs="Arial"/>
-          <w:sz w:val="28"/>
-          <w:szCs w:val="28"/>
-          <w:lang w:val="en-US"/>
-        </w:rPr>
-        <w:t>the Council</w:t>
-      </w:r>
-      <w:r>
-        <w:rPr>
-          <w:rFonts w:ascii="Arial" w:hAnsi="Arial" w:cs="Arial"/>
-          <w:sz w:val="28"/>
-          <w:szCs w:val="28"/>
-          <w:lang w:val="en-US"/>
-        </w:rPr>
-        <w:t xml:space="preserve"> will be appointed to take his/her/its place at </w:t>
-      </w:r>
-      <w:r>
-        <w:rPr>
-          <w:rFonts w:ascii="Arial" w:hAnsi="Arial" w:cs="Arial"/>
-          <w:sz w:val="28"/>
-          <w:szCs w:val="28"/>
-          <w:lang w:val="en-US"/>
-        </w:rPr>
-        <w:t>Management</w:t>
-      </w:r>
-      <w:r>
-        <w:rPr>
-          <w:rFonts w:ascii="Arial" w:hAnsi="Arial" w:cs="Arial"/>
-          <w:sz w:val="28"/>
-          <w:szCs w:val="28"/>
-          <w:lang w:val="en-US"/>
-        </w:rPr>
-        <w:t xml:space="preserve"> Council as and from the date of such resignation;</w:t>
-      </w:r>
-    </w:p>
-    <w:p>
-      <w:pPr>
-        <w:spacing w:after="0" w:line="240" w:lineRule="auto"/>
-        <w:ind w:firstLine="709"/>
-        <w:jc w:val="both"/>
-        <w:rPr>
-          <w:rFonts w:ascii="Arial" w:hAnsi="Arial" w:cs="Arial"/>
-          <w:sz w:val="28"/>
-          <w:szCs w:val="28"/>
-          <w:lang w:val="en-US"/>
-        </w:rPr>
-      </w:pPr>
-      <w:r>
-        <w:rPr>
-          <w:rFonts w:ascii="Arial" w:hAnsi="Arial" w:cs="Arial"/>
-          <w:sz w:val="28"/>
-          <w:szCs w:val="28"/>
-          <w:lang w:val="en-US"/>
-        </w:rPr>
-        <w:t>f</w:t>
-      </w:r>
-      <w:r>
-        <w:rPr>
-          <w:rFonts w:ascii="Arial" w:hAnsi="Arial" w:cs="Arial"/>
-          <w:sz w:val="28"/>
-          <w:szCs w:val="28"/>
-          <w:lang w:val="en-US"/>
-        </w:rPr>
-        <w:t>) is removed by the Court pursuant to section 44(1) of the Regulations;</w:t>
-      </w:r>
-    </w:p>
-    <w:p>
-      <w:pPr>
-        <w:spacing w:after="0" w:line="240" w:lineRule="auto"/>
-        <w:ind w:firstLine="709"/>
-        <w:jc w:val="both"/>
-        <w:rPr>
-          <w:rFonts w:ascii="Arial" w:hAnsi="Arial" w:cs="Arial"/>
-          <w:sz w:val="28"/>
-          <w:szCs w:val="28"/>
-          <w:lang w:val="en-US"/>
-        </w:rPr>
-      </w:pPr>
-      <w:r>
-        <w:rPr>
-          <w:rFonts w:ascii="Arial" w:hAnsi="Arial" w:cs="Arial"/>
-          <w:sz w:val="28"/>
-          <w:szCs w:val="28"/>
-          <w:lang w:val="en-US"/>
-        </w:rPr>
-        <w:t>g</w:t>
-      </w:r>
-      <w:r>
-        <w:rPr>
-          <w:rFonts w:ascii="Arial" w:hAnsi="Arial" w:cs="Arial"/>
-          <w:sz w:val="28"/>
-          <w:szCs w:val="28"/>
-          <w:lang w:val="en-US"/>
-        </w:rPr>
-        <w:t xml:space="preserve">) is prohibited by the Regulations from being the </w:t>
-      </w:r>
-      <w:r>
-        <w:rPr>
-          <w:rFonts w:ascii="Arial" w:hAnsi="Arial" w:cs="Arial"/>
-          <w:sz w:val="28"/>
-          <w:szCs w:val="28"/>
-          <w:lang w:val="en-US"/>
-        </w:rPr>
-        <w:t>Council</w:t>
-      </w:r>
-      <w:r>
-        <w:rPr>
-          <w:rFonts w:ascii="Arial" w:hAnsi="Arial" w:cs="Arial"/>
-          <w:sz w:val="28"/>
-          <w:szCs w:val="28"/>
-          <w:lang w:val="en-US"/>
-        </w:rPr>
-        <w:t>.</w:t>
-      </w:r>
-    </w:p>
-    <w:p>
-      <w:pPr>
-        <w:spacing w:after="0" w:line="240" w:lineRule="auto"/>
-        <w:ind w:firstLine="709"/>
-        <w:jc w:val="both"/>
-        <w:rPr>
-          <w:rFonts w:ascii="Arial" w:hAnsi="Arial" w:cs="Arial"/>
-          <w:sz w:val="28"/>
-          <w:szCs w:val="28"/>
-          <w:lang w:val="en-US"/>
-        </w:rPr>
-      </w:pPr>
-    </w:p>
-    <w:p>
-      <w:pPr>
-        <w:spacing w:after="0" w:line="240" w:lineRule="auto"/>
-        <w:ind w:firstLine="709"/>
-        <w:jc w:val="both"/>
-        <w:rPr>
-          <w:rFonts w:ascii="Arial" w:hAnsi="Arial" w:cs="Arial"/>
-          <w:sz w:val="28"/>
-          <w:szCs w:val="28"/>
-          <w:lang w:val="kk-KZ"/>
-        </w:rPr>
-      </w:pPr>
-      <w:r>
-        <w:rPr>
-          <w:rFonts w:ascii="Arial" w:hAnsi="Arial" w:cs="Arial"/>
-          <w:sz w:val="28"/>
-          <w:szCs w:val="28"/>
-          <w:lang w:val="en-US"/>
-        </w:rPr>
+      </w:pPr>
+      <w:r>
+        <w:rPr>
+          <w:rFonts w:ascii="Arial" w:hAnsi="Arial" w:cs="Arial"/>
+          <w:sz w:val="28"/>
+          <w:szCs w:val="28"/>
+          <w:lang w:val="en-US"/>
+        </w:rPr>
+        <w:lastRenderedPageBreak/>
         <w:t>7</w:t>
       </w:r>
       <w:r>
@@ -10233,7 +10313,7 @@
         </w:rPr>
         <w:t xml:space="preserve">b) must comply with the provisions of </w:t>
       </w:r>
-      <w:ins w:id="171" w:author="Проект новой редакции" w:date="2026-10-14T11:21:00Z">
+      <w:ins w:id="173" w:author="Проект новой редакции" w:date="2026-10-14T13:28:00Z">
         <w:r>
           <w:rPr>
             <w:rFonts w:ascii="Arial" w:hAnsi="Arial" w:cs="Arial"/>
@@ -10553,7 +10633,7 @@
           <w:lang w:val="en-US"/>
         </w:rPr>
       </w:pPr>
-      <w:ins w:id="172" w:author="Проект новой редакции" w:date="2026-10-14T11:21:00Z">
+      <w:ins w:id="174" w:author="Проект новой редакции" w:date="2026-10-14T13:28:00Z">
         <w:r>
           <w:rPr>
             <w:rFonts w:ascii="Arial" w:hAnsi="Arial" w:cs="Arial"/>
@@ -10564,7 +10644,7 @@
           <w:t>(iii) approve the staff schedule of the Foundation’s employees,</w:t>
         </w:r>
       </w:ins>
-      <w:del w:id="173" w:author="Проект новой редакции" w:date="2026-10-14T11:21:00Z">
+      <w:del w:id="175" w:author="Проект новой редакции" w:date="2026-10-14T13:28:00Z">
         <w:r>
           <w:rPr>
             <w:rFonts w:ascii="Arial" w:hAnsi="Arial" w:cs="Arial"/>
@@ -10611,7 +10691,7 @@
         </w:rPr>
         <w:t xml:space="preserve"> required for the Foundation, to define their salaries, benefits, remunerations</w:t>
       </w:r>
-      <w:ins w:id="174" w:author="Проект новой редакции" w:date="2026-10-14T11:21:00Z">
+      <w:ins w:id="176" w:author="Проект новой редакции" w:date="2026-10-14T13:28:00Z">
         <w:r>
           <w:rPr>
             <w:rFonts w:ascii="Arial" w:hAnsi="Arial" w:cs="Arial"/>
@@ -10631,7 +10711,7 @@
         </w:rPr>
         <w:t xml:space="preserve"> and the rules and provisions related to their employment as well as the right to terminate their services</w:t>
       </w:r>
-      <w:ins w:id="175" w:author="Проект новой редакции" w:date="2026-10-14T11:21:00Z">
+      <w:ins w:id="177" w:author="Проект новой редакции" w:date="2026-10-14T13:28:00Z">
         <w:r>
           <w:rPr>
             <w:rFonts w:ascii="Arial" w:hAnsi="Arial" w:cs="Arial"/>
@@ -10658,7 +10738,7 @@
         <w:ind w:firstLine="993"/>
         <w:jc w:val="both"/>
         <w:rPr>
-          <w:ins w:id="176" w:author="Проект новой редакции" w:date="2026-10-14T11:21:00Z"/>
+          <w:ins w:id="178" w:author="Проект новой редакции" w:date="2026-10-14T13:28:00Z"/>
           <w:rFonts w:ascii="Arial" w:hAnsi="Arial" w:cs="Arial"/>
           <w:sz w:val="28"/>
           <w:szCs w:val="28"/>
@@ -10692,7 +10772,7 @@
         </w:rPr>
         <w:t xml:space="preserve">) sign </w:t>
       </w:r>
-      <w:ins w:id="177" w:author="Проект новой редакции" w:date="2026-10-14T11:21:00Z">
+      <w:ins w:id="179" w:author="Проект новой редакции" w:date="2026-10-14T13:28:00Z">
         <w:r>
           <w:rPr>
             <w:rFonts w:ascii="Arial" w:hAnsi="Arial" w:cs="Arial"/>
@@ -10716,7 +10796,7 @@
           <w:lang w:val="en-US"/>
         </w:rPr>
       </w:pPr>
-      <w:ins w:id="178" w:author="Проект новой редакции" w:date="2026-10-14T11:21:00Z">
+      <w:ins w:id="180" w:author="Проект новой редакции" w:date="2026-10-14T13:28:00Z">
         <w:r>
           <w:rPr>
             <w:rFonts w:ascii="Arial" w:hAnsi="Arial" w:cs="Arial"/>
@@ -10758,7 +10838,7 @@
         </w:rPr>
         <w:t>(</w:t>
       </w:r>
-      <w:ins w:id="179" w:author="Проект новой редакции" w:date="2026-10-14T11:21:00Z">
+      <w:ins w:id="181" w:author="Проект новой редакции" w:date="2026-10-14T13:28:00Z">
         <w:r>
           <w:rPr>
             <w:rFonts w:ascii="Arial" w:hAnsi="Arial" w:cs="Arial"/>
@@ -10769,7 +10849,7 @@
           <w:t>vi</w:t>
         </w:r>
       </w:ins>
-      <w:del w:id="180" w:author="Проект новой редакции" w:date="2026-10-14T11:21:00Z">
+      <w:del w:id="182" w:author="Проект новой редакции" w:date="2026-10-14T13:28:00Z">
         <w:r>
           <w:rPr>
             <w:rFonts w:ascii="Arial" w:hAnsi="Arial" w:cs="Arial"/>
@@ -10811,7 +10891,7 @@
         </w:rPr>
         <w:t>(</w:t>
       </w:r>
-      <w:ins w:id="181" w:author="Проект новой редакции" w:date="2026-10-14T11:21:00Z">
+      <w:ins w:id="183" w:author="Проект новой редакции" w:date="2026-10-14T13:28:00Z">
         <w:r>
           <w:rPr>
             <w:rFonts w:ascii="Arial" w:hAnsi="Arial" w:cs="Arial"/>
@@ -10822,7 +10902,7 @@
           <w:t>vii</w:t>
         </w:r>
       </w:ins>
-      <w:del w:id="182" w:author="Проект новой редакции" w:date="2026-10-14T11:21:00Z">
+      <w:del w:id="184" w:author="Проект новой редакции" w:date="2026-10-14T13:28:00Z">
         <w:r>
           <w:rPr>
             <w:rFonts w:ascii="Arial" w:hAnsi="Arial" w:cs="Arial"/>
@@ -10911,7 +10991,7 @@
         </w:rPr>
         <w:t xml:space="preserve">. </w:t>
       </w:r>
-      <w:del w:id="183" w:author="Проект новой редакции" w:date="2026-10-14T11:21:00Z">
+      <w:del w:id="185" w:author="Проект новой редакции" w:date="2026-10-14T13:28:00Z">
         <w:r>
           <w:rPr>
             <w:rFonts w:ascii="Arial" w:hAnsi="Arial" w:cs="Arial"/>
@@ -10931,7 +11011,7 @@
         </w:rPr>
         <w:t xml:space="preserve">The Management Council </w:t>
       </w:r>
-      <w:ins w:id="184" w:author="Проект новой редакции" w:date="2026-10-14T11:21:00Z">
+      <w:ins w:id="186" w:author="Проект новой редакции" w:date="2026-10-14T13:28:00Z">
         <w:r>
           <w:rPr>
             <w:rFonts w:ascii="Arial" w:hAnsi="Arial" w:cs="Arial"/>
@@ -10942,7 +11022,7 @@
           <w:t>approves</w:t>
         </w:r>
       </w:ins>
-      <w:del w:id="185" w:author="Проект новой редакции" w:date="2026-10-14T11:21:00Z">
+      <w:del w:id="187" w:author="Проект новой редакции" w:date="2026-10-14T13:28:00Z">
         <w:r>
           <w:rPr>
             <w:rFonts w:ascii="Arial" w:hAnsi="Arial" w:cs="Arial"/>
@@ -10980,7 +11060,7 @@
         </w:rPr>
         <w:t xml:space="preserve">the </w:t>
       </w:r>
-      <w:ins w:id="186" w:author="Проект новой редакции" w:date="2026-10-14T11:21:00Z">
+      <w:ins w:id="188" w:author="Проект новой редакции" w:date="2026-10-14T13:28:00Z">
         <w:r>
           <w:rPr>
             <w:rFonts w:ascii="Arial" w:hAnsi="Arial" w:cs="Arial"/>
@@ -10991,7 +11071,7 @@
           <w:t>budget</w:t>
         </w:r>
       </w:ins>
-      <w:del w:id="187" w:author="Проект новой редакции" w:date="2026-10-14T11:21:00Z">
+      <w:del w:id="189" w:author="Проект новой редакции" w:date="2026-10-14T13:28:00Z">
         <w:r>
           <w:rPr>
             <w:rFonts w:ascii="Arial" w:hAnsi="Arial" w:cs="Arial"/>
@@ -11029,7 +11109,7 @@
         </w:rPr>
         <w:t>of the Foundation necessary for its operation and reaching its objects</w:t>
       </w:r>
-      <w:ins w:id="188" w:author="Проект новой редакции" w:date="2026-10-14T11:21:00Z">
+      <w:ins w:id="190" w:author="Проект новой редакции" w:date="2026-10-14T13:28:00Z">
         <w:r>
           <w:rPr>
             <w:rFonts w:ascii="Arial" w:hAnsi="Arial" w:cs="Arial"/>
@@ -11058,7 +11138,7 @@
         </w:rPr>
         <w:t xml:space="preserve">and </w:t>
       </w:r>
-      <w:ins w:id="189" w:author="Проект новой редакции" w:date="2026-10-14T11:21:00Z">
+      <w:ins w:id="191" w:author="Проект новой редакции" w:date="2026-10-14T13:28:00Z">
         <w:r>
           <w:rPr>
             <w:rFonts w:ascii="Arial" w:hAnsi="Arial" w:cs="Arial"/>
@@ -11069,7 +11149,7 @@
           <w:t>notifies the Supreme Guardian in accordance with paragraph 3.11. Until the budget of the Foundation for the next financial year takes effect, expenses are made within the budget of the previous year. The Management Council proposes salaries</w:t>
         </w:r>
       </w:ins>
-      <w:del w:id="190" w:author="Проект новой редакции" w:date="2026-10-14T11:21:00Z">
+      <w:del w:id="192" w:author="Проект новой редакции" w:date="2026-10-14T13:28:00Z">
         <w:r>
           <w:rPr>
             <w:rFonts w:ascii="Arial" w:hAnsi="Arial" w:cs="Arial"/>
@@ -11098,7 +11178,7 @@
         </w:rPr>
         <w:t xml:space="preserve"> of the Management Council members to the Supreme Guardian</w:t>
       </w:r>
-      <w:ins w:id="191" w:author="Проект новой редакции" w:date="2026-10-14T11:21:00Z">
+      <w:ins w:id="193" w:author="Проект новой редакции" w:date="2026-10-14T13:28:00Z">
         <w:r>
           <w:rPr>
             <w:rFonts w:ascii="Arial" w:hAnsi="Arial" w:cs="Arial"/>
@@ -11109,7 +11189,7 @@
           <w:t xml:space="preserve"> for approval pursuant to section 3.5.(g).</w:t>
         </w:r>
       </w:ins>
-      <w:del w:id="192" w:author="Проект новой редакции" w:date="2026-10-14T11:21:00Z">
+      <w:del w:id="194" w:author="Проект новой редакции" w:date="2026-10-14T13:28:00Z">
         <w:r>
           <w:rPr>
             <w:rFonts w:ascii="Arial" w:hAnsi="Arial" w:cs="Arial"/>
@@ -11350,14 +11430,14 @@
         <w:ind w:firstLine="709"/>
         <w:jc w:val="both"/>
         <w:rPr>
-          <w:ins w:id="193" w:author="Проект новой редакции" w:date="2026-10-14T11:21:00Z"/>
+          <w:ins w:id="195" w:author="Проект новой редакции" w:date="2026-10-14T13:28:00Z"/>
           <w:rFonts w:ascii="Arial" w:hAnsi="Arial" w:cs="Arial"/>
           <w:sz w:val="28"/>
           <w:szCs w:val="28"/>
           <w:lang w:val="en-GB"/>
         </w:rPr>
       </w:pPr>
-      <w:ins w:id="194" w:author="Проект новой редакции" w:date="2026-10-14T11:21:00Z">
+      <w:ins w:id="196" w:author="Проект новой редакции" w:date="2026-10-14T13:28:00Z">
         <w:r>
           <w:rPr>
             <w:rFonts w:ascii="Arial" w:hAnsi="Arial" w:cs="Arial"/>
@@ -11375,14 +11455,14 @@
         <w:ind w:firstLine="709"/>
         <w:jc w:val="both"/>
         <w:rPr>
-          <w:ins w:id="195" w:author="Проект новой редакции" w:date="2026-10-14T11:21:00Z"/>
+          <w:ins w:id="197" w:author="Проект новой редакции" w:date="2026-10-14T13:28:00Z"/>
           <w:rFonts w:ascii="Arial" w:hAnsi="Arial" w:cs="Arial"/>
           <w:sz w:val="28"/>
           <w:szCs w:val="28"/>
           <w:lang w:val="en-GB"/>
         </w:rPr>
       </w:pPr>
-      <w:ins w:id="196" w:author="Проект новой редакции" w:date="2026-10-14T11:21:00Z">
+      <w:ins w:id="198" w:author="Проект новой редакции" w:date="2026-10-14T13:28:00Z">
         <w:r>
           <w:rPr>
             <w:rFonts w:ascii="Arial" w:hAnsi="Arial" w:cs="Arial"/>
@@ -11400,14 +11480,14 @@
         <w:ind w:firstLine="709"/>
         <w:jc w:val="both"/>
         <w:rPr>
-          <w:ins w:id="197" w:author="Проект новой редакции" w:date="2026-10-14T11:21:00Z"/>
+          <w:ins w:id="199" w:author="Проект новой редакции" w:date="2026-10-14T13:28:00Z"/>
           <w:rFonts w:ascii="Arial" w:hAnsi="Arial" w:cs="Arial"/>
           <w:sz w:val="28"/>
           <w:szCs w:val="28"/>
           <w:lang w:val="en-GB"/>
         </w:rPr>
       </w:pPr>
-      <w:ins w:id="198" w:author="Проект новой редакции" w:date="2026-10-14T11:21:00Z">
+      <w:ins w:id="200" w:author="Проект новой редакции" w:date="2026-10-14T13:28:00Z">
         <w:r>
           <w:rPr>
             <w:rFonts w:ascii="Arial" w:hAnsi="Arial" w:cs="Arial"/>
@@ -11433,7 +11513,25 @@
             <w:szCs w:val="28"/>
             <w:lang w:val="en-GB"/>
           </w:rPr>
-          <w:t xml:space="preserve"> by the Deputy CEO (section 6.1.(b)). Powers to operate bank accounts and to sign contracts are exercised by the acting person on the basis of a power of attorney.</w:t>
+          <w:t xml:space="preserve"> </w:t>
+        </w:r>
+        <w:r>
+          <w:rPr>
+            <w:rFonts w:ascii="Arial" w:hAnsi="Arial" w:cs="Arial"/>
+            <w:sz w:val="28"/>
+            <w:szCs w:val="28"/>
+            <w:lang w:val="en-GB"/>
+          </w:rPr>
+          <w:t>by the Deputy CEO for Strategy and Projects (section 6.1.(b))</w:t>
+        </w:r>
+        <w:r>
+          <w:rPr>
+            <w:rFonts w:ascii="Arial" w:hAnsi="Arial" w:cs="Arial"/>
+            <w:sz w:val="28"/>
+            <w:szCs w:val="28"/>
+            <w:lang w:val="en-GB"/>
+          </w:rPr>
+          <w:t>. Powers to operate bank accounts and to sign contracts are exercised by the acting person on the basis of a power of attorney.</w:t>
         </w:r>
       </w:ins>
     </w:p>
@@ -11532,7 +11630,7 @@
         <w:tab/>
         <w:t xml:space="preserve">REMUNERATION AND EXPENSES OF MEMBERS OF THE </w:t>
       </w:r>
-      <w:ins w:id="199" w:author="Проект новой редакции" w:date="2026-10-14T11:21:00Z">
+      <w:ins w:id="201" w:author="Проект новой редакции" w:date="2026-10-14T13:28:00Z">
         <w:r>
           <w:rPr>
             <w:rFonts w:ascii="Arial" w:hAnsi="Arial" w:cs="Arial"/>
@@ -11544,7 +11642,7 @@
           <w:t>COUNCILS</w:t>
         </w:r>
       </w:ins>
-      <w:del w:id="200" w:author="Проект новой редакции" w:date="2026-10-14T11:21:00Z">
+      <w:del w:id="202" w:author="Проект новой редакции" w:date="2026-10-14T13:28:00Z">
         <w:r>
           <w:rPr>
             <w:rFonts w:ascii="Arial" w:hAnsi="Arial" w:cs="Arial"/>
@@ -11600,7 +11698,7 @@
         </w:rPr>
         <w:t>embers of the</w:t>
       </w:r>
-      <w:del w:id="201" w:author="Проект новой редакции" w:date="2026-10-14T11:21:00Z">
+      <w:del w:id="203" w:author="Проект новой редакции" w:date="2026-10-14T13:28:00Z">
         <w:r>
           <w:rPr>
             <w:rFonts w:ascii="Arial" w:hAnsi="Arial" w:cs="Arial"/>
@@ -11665,7 +11763,7 @@
         </w:rPr>
         <w:t>of the Supreme Guardian</w:t>
       </w:r>
-      <w:ins w:id="202" w:author="Проект новой редакции" w:date="2026-10-14T11:21:00Z">
+      <w:ins w:id="204" w:author="Проект новой редакции" w:date="2026-10-14T13:28:00Z">
         <w:r>
           <w:rPr>
             <w:rFonts w:ascii="Arial" w:hAnsi="Arial" w:cs="Arial"/>
@@ -11676,7 +11774,7 @@
           <w:t xml:space="preserve"> pursuant to section 3.5.(g),</w:t>
         </w:r>
       </w:ins>
-      <w:del w:id="203" w:author="Проект новой редакции" w:date="2026-10-14T11:21:00Z">
+      <w:del w:id="205" w:author="Проект новой редакции" w:date="2026-10-14T13:28:00Z">
         <w:r>
           <w:rPr>
             <w:rFonts w:ascii="Arial" w:hAnsi="Arial" w:cs="Arial"/>
@@ -11696,7 +11794,7 @@
         </w:rPr>
         <w:t xml:space="preserve"> except for section </w:t>
       </w:r>
-      <w:ins w:id="204" w:author="Проект новой редакции" w:date="2026-10-14T11:21:00Z">
+      <w:ins w:id="206" w:author="Проект новой редакции" w:date="2026-10-14T13:28:00Z">
         <w:r>
           <w:rPr>
             <w:rFonts w:ascii="Arial" w:hAnsi="Arial" w:cs="Arial"/>
@@ -11707,7 +11805,7 @@
           <w:t>7</w:t>
         </w:r>
       </w:ins>
-      <w:del w:id="205" w:author="Проект новой редакции" w:date="2026-10-14T11:21:00Z">
+      <w:del w:id="207" w:author="Проект новой редакции" w:date="2026-10-14T13:28:00Z">
         <w:r>
           <w:rPr>
             <w:rFonts w:ascii="Arial" w:hAnsi="Arial" w:cs="Arial"/>
@@ -11763,7 +11861,7 @@
         </w:rPr>
         <w:t>resolution</w:t>
       </w:r>
-      <w:ins w:id="206" w:author="Проект новой редакции" w:date="2026-10-14T11:21:00Z">
+      <w:ins w:id="208" w:author="Проект новой редакции" w:date="2026-10-14T13:28:00Z">
         <w:r>
           <w:rPr>
             <w:rFonts w:ascii="Arial" w:hAnsi="Arial" w:cs="Arial"/>
@@ -11783,7 +11881,7 @@
         </w:rPr>
         <w:t xml:space="preserve"> and</w:t>
       </w:r>
-      <w:ins w:id="207" w:author="Проект новой редакции" w:date="2026-10-14T11:21:00Z">
+      <w:ins w:id="209" w:author="Проект новой редакции" w:date="2026-10-14T13:28:00Z">
         <w:r>
           <w:rPr>
             <w:rFonts w:ascii="Arial" w:hAnsi="Arial" w:cs="Arial"/>
@@ -12392,7 +12490,7 @@
         </w:rPr>
         <w:t>.</w:t>
       </w:r>
-      <w:del w:id="208" w:author="Проект новой редакции" w:date="2026-10-14T11:21:00Z">
+      <w:del w:id="210" w:author="Проект новой редакции" w:date="2026-10-14T13:28:00Z">
         <w:r>
           <w:rPr>
             <w:rFonts w:ascii="Arial" w:hAnsi="Arial" w:cs="Arial"/>
@@ -13416,7 +13514,7 @@
         </w:rPr>
         <w:t>roperty of the Foundation must be under the control of the Management Council. The Management Council may</w:t>
       </w:r>
-      <w:del w:id="209" w:author="Проект новой редакции" w:date="2026-10-14T11:21:00Z">
+      <w:del w:id="211" w:author="Проект новой редакции" w:date="2026-10-14T13:28:00Z">
         <w:r>
           <w:rPr>
             <w:rFonts w:ascii="Arial" w:hAnsi="Arial" w:cs="Arial"/>
@@ -13458,7 +13556,7 @@
         </w:rPr>
         <w:t>a) determine how the property of the Foundation is applied and used;</w:t>
       </w:r>
-      <w:ins w:id="210" w:author="Проект новой редакции" w:date="2026-10-14T11:21:00Z">
+      <w:ins w:id="212" w:author="Проект новой редакции" w:date="2026-10-14T13:28:00Z">
         <w:r>
           <w:rPr>
             <w:rFonts w:ascii="Arial" w:hAnsi="Arial" w:cs="Arial"/>
@@ -13482,7 +13580,7 @@
           <w:lang w:val="en-US"/>
         </w:rPr>
       </w:pPr>
-      <w:ins w:id="211" w:author="Проект новой редакции" w:date="2026-10-14T11:21:00Z">
+      <w:ins w:id="213" w:author="Проект новой редакции" w:date="2026-10-14T13:28:00Z">
         <w:r>
           <w:rPr>
             <w:rFonts w:ascii="Arial" w:hAnsi="Arial" w:cs="Arial"/>
@@ -13493,7 +13591,7 @@
           <w:t>b) subject to the approval of the Supreme Guardian,</w:t>
         </w:r>
       </w:ins>
-      <w:del w:id="212" w:author="Проект новой редакции" w:date="2026-10-14T11:21:00Z">
+      <w:del w:id="214" w:author="Проект новой редакции" w:date="2026-10-14T13:28:00Z">
         <w:r>
           <w:rPr>
             <w:rFonts w:ascii="Arial" w:hAnsi="Arial" w:cs="Arial"/>
@@ -13540,7 +13638,7 @@
         </w:rPr>
         <w:t>of the Foundation</w:t>
       </w:r>
-      <w:ins w:id="213" w:author="Проект новой редакции" w:date="2026-10-14T11:21:00Z">
+      <w:ins w:id="215" w:author="Проект новой редакции" w:date="2026-10-14T13:28:00Z">
         <w:r>
           <w:rPr>
             <w:rFonts w:ascii="Arial" w:hAnsi="Arial" w:cs="Arial"/>
@@ -13587,7 +13685,7 @@
         </w:rPr>
         <w:t>, including bonuses for Management Council</w:t>
       </w:r>
-      <w:ins w:id="214" w:author="Проект новой редакции" w:date="2026-10-14T11:21:00Z">
+      <w:ins w:id="216" w:author="Проект новой редакции" w:date="2026-10-14T13:28:00Z">
         <w:r>
           <w:rPr>
             <w:rFonts w:ascii="Arial" w:hAnsi="Arial" w:cs="Arial"/>
@@ -13614,14 +13712,14 @@
         <w:ind w:firstLine="709"/>
         <w:jc w:val="both"/>
         <w:rPr>
-          <w:ins w:id="215" w:author="Проект новой редакции" w:date="2026-10-14T11:21:00Z"/>
-          <w:rFonts w:ascii="Arial" w:hAnsi="Arial" w:cs="Arial"/>
-          <w:sz w:val="28"/>
-          <w:szCs w:val="28"/>
-          <w:lang w:val="en-US"/>
-        </w:rPr>
-      </w:pPr>
-      <w:ins w:id="216" w:author="Проект новой редакции" w:date="2026-10-14T11:21:00Z">
+          <w:ins w:id="217" w:author="Проект новой редакции" w:date="2026-10-14T13:28:00Z"/>
+          <w:rFonts w:ascii="Arial" w:hAnsi="Arial" w:cs="Arial"/>
+          <w:sz w:val="28"/>
+          <w:szCs w:val="28"/>
+          <w:lang w:val="en-US"/>
+        </w:rPr>
+      </w:pPr>
+      <w:ins w:id="218" w:author="Проект новой редакции" w:date="2026-10-14T13:28:00Z">
         <w:r>
           <w:rPr>
             <w:rFonts w:ascii="Arial" w:hAnsi="Arial" w:cs="Arial"/>
@@ -14591,7 +14689,7 @@
           <w:lang w:val="en-US"/>
         </w:rPr>
       </w:pPr>
-      <w:ins w:id="217" w:author="Проект новой редакции" w:date="2026-10-14T11:21:00Z">
+      <w:ins w:id="219" w:author="Проект новой редакции" w:date="2026-10-14T13:28:00Z">
         <w:r>
           <w:rPr>
             <w:rFonts w:ascii="Arial" w:hAnsi="Arial" w:cs="Arial"/>
@@ -14620,7 +14718,7 @@
         </w:rPr>
         <w:t xml:space="preserve"> </w:t>
       </w:r>
-      <w:ins w:id="218" w:author="Проект новой редакции" w:date="2026-10-14T11:21:00Z">
+      <w:ins w:id="220" w:author="Проект новой редакции" w:date="2026-10-14T13:28:00Z">
         <w:r>
           <w:rPr>
             <w:rFonts w:ascii="Arial" w:hAnsi="Arial" w:cs="Arial"/>
@@ -14631,7 +14729,7 @@
           <w:t>____________________ (signature)</w:t>
         </w:r>
       </w:ins>
-      <w:del w:id="219" w:author="Проект новой редакции" w:date="2026-10-14T11:21:00Z">
+      <w:del w:id="221" w:author="Проект новой редакции" w:date="2026-10-14T13:28:00Z">
         <w:r>
           <w:rPr>
             <w:rFonts w:ascii="Arial" w:hAnsi="Arial" w:cs="Arial"/>
@@ -14648,7 +14746,7 @@
         <w:spacing w:after="0" w:line="480" w:lineRule="auto"/>
         <w:jc w:val="both"/>
         <w:rPr>
-          <w:ins w:id="220" w:author="Проект новой редакции" w:date="2026-10-14T11:21:00Z"/>
+          <w:ins w:id="222" w:author="Проект новой редакции" w:date="2026-10-14T13:28:00Z"/>
           <w:rFonts w:ascii="Arial" w:hAnsi="Arial" w:cs="Arial"/>
           <w:sz w:val="28"/>
           <w:szCs w:val="28"/>
@@ -14661,7 +14759,7 @@
         <w:spacing w:after="0" w:line="480" w:lineRule="auto"/>
         <w:jc w:val="both"/>
         <w:rPr>
-          <w:ins w:id="221" w:author="Проект новой редакции" w:date="2026-10-14T11:21:00Z"/>
+          <w:ins w:id="223" w:author="Проект новой редакции" w:date="2026-10-14T13:28:00Z"/>
           <w:rFonts w:ascii="Arial" w:hAnsi="Arial" w:cs="Arial"/>
           <w:sz w:val="28"/>
           <w:szCs w:val="28"/>
@@ -14674,7 +14772,7 @@
         <w:spacing w:after="0" w:line="480" w:lineRule="auto"/>
         <w:jc w:val="both"/>
         <w:rPr>
-          <w:ins w:id="222" w:author="Проект новой редакции" w:date="2026-10-14T11:21:00Z"/>
+          <w:ins w:id="224" w:author="Проект новой редакции" w:date="2026-10-14T13:28:00Z"/>
           <w:rFonts w:ascii="Arial" w:hAnsi="Arial" w:cs="Arial"/>
           <w:sz w:val="28"/>
           <w:szCs w:val="28"/>
@@ -14687,7 +14785,7 @@
         <w:spacing w:after="0" w:line="480" w:lineRule="auto"/>
         <w:jc w:val="both"/>
         <w:rPr>
-          <w:ins w:id="223" w:author="Проект новой редакции" w:date="2026-10-14T11:21:00Z"/>
+          <w:ins w:id="225" w:author="Проект новой редакции" w:date="2026-10-14T13:28:00Z"/>
           <w:rFonts w:ascii="Arial" w:hAnsi="Arial" w:cs="Arial"/>
           <w:sz w:val="28"/>
           <w:szCs w:val="28"/>
@@ -14700,7 +14798,7 @@
         <w:spacing w:after="0" w:line="480" w:lineRule="auto"/>
         <w:jc w:val="both"/>
         <w:rPr>
-          <w:ins w:id="224" w:author="Проект новой редакции" w:date="2026-10-14T11:21:00Z"/>
+          <w:ins w:id="226" w:author="Проект новой редакции" w:date="2026-10-14T13:28:00Z"/>
           <w:rFonts w:ascii="Arial" w:hAnsi="Arial" w:cs="Arial"/>
           <w:sz w:val="28"/>
           <w:szCs w:val="28"/>
@@ -14713,7 +14811,7 @@
         <w:spacing w:after="0" w:line="480" w:lineRule="auto"/>
         <w:jc w:val="both"/>
         <w:rPr>
-          <w:ins w:id="225" w:author="Проект новой редакции" w:date="2026-10-14T11:21:00Z"/>
+          <w:ins w:id="227" w:author="Проект новой редакции" w:date="2026-10-14T13:28:00Z"/>
           <w:rFonts w:ascii="Arial" w:hAnsi="Arial" w:cs="Arial"/>
           <w:sz w:val="28"/>
           <w:szCs w:val="28"/>
@@ -14726,7 +14824,7 @@
         <w:spacing w:after="0" w:line="480" w:lineRule="auto"/>
         <w:jc w:val="both"/>
         <w:rPr>
-          <w:ins w:id="226" w:author="Проект новой редакции" w:date="2026-10-14T11:21:00Z"/>
+          <w:ins w:id="228" w:author="Проект новой редакции" w:date="2026-10-14T13:28:00Z"/>
           <w:rFonts w:ascii="Arial" w:hAnsi="Arial" w:cs="Arial"/>
           <w:sz w:val="28"/>
           <w:szCs w:val="28"/>
@@ -14739,7 +14837,7 @@
         <w:spacing w:after="0" w:line="480" w:lineRule="auto"/>
         <w:jc w:val="both"/>
         <w:rPr>
-          <w:ins w:id="227" w:author="Проект новой редакции" w:date="2026-10-14T11:21:00Z"/>
+          <w:ins w:id="229" w:author="Проект новой редакции" w:date="2026-10-14T13:28:00Z"/>
           <w:rFonts w:ascii="Arial" w:hAnsi="Arial" w:cs="Arial"/>
           <w:sz w:val="28"/>
           <w:szCs w:val="28"/>
@@ -14752,7 +14850,7 @@
         <w:spacing w:after="0" w:line="480" w:lineRule="auto"/>
         <w:jc w:val="both"/>
         <w:rPr>
-          <w:ins w:id="228" w:author="Проект новой редакции" w:date="2026-10-14T11:21:00Z"/>
+          <w:ins w:id="230" w:author="Проект новой редакции" w:date="2026-10-14T13:28:00Z"/>
           <w:rFonts w:ascii="Arial" w:hAnsi="Arial" w:cs="Arial"/>
           <w:sz w:val="28"/>
           <w:szCs w:val="28"/>
@@ -14765,7 +14863,7 @@
         <w:spacing w:after="0" w:line="480" w:lineRule="auto"/>
         <w:jc w:val="both"/>
         <w:rPr>
-          <w:ins w:id="229" w:author="Проект новой редакции" w:date="2026-10-14T11:21:00Z"/>
+          <w:ins w:id="231" w:author="Проект новой редакции" w:date="2026-10-14T13:28:00Z"/>
           <w:rFonts w:ascii="Arial" w:hAnsi="Arial" w:cs="Arial"/>
           <w:sz w:val="28"/>
           <w:szCs w:val="28"/>
@@ -14778,7 +14876,7 @@
         <w:spacing w:after="0" w:line="480" w:lineRule="auto"/>
         <w:jc w:val="both"/>
         <w:rPr>
-          <w:ins w:id="230" w:author="Проект новой редакции" w:date="2026-10-14T11:21:00Z"/>
+          <w:ins w:id="232" w:author="Проект новой редакции" w:date="2026-10-14T13:28:00Z"/>
           <w:rFonts w:ascii="Arial" w:hAnsi="Arial" w:cs="Arial"/>
           <w:sz w:val="28"/>
           <w:szCs w:val="28"/>
@@ -14791,7 +14889,7 @@
         <w:spacing w:after="0" w:line="480" w:lineRule="auto"/>
         <w:jc w:val="both"/>
         <w:rPr>
-          <w:ins w:id="231" w:author="Проект новой редакции" w:date="2026-10-14T11:21:00Z"/>
+          <w:ins w:id="233" w:author="Проект новой редакции" w:date="2026-10-14T13:28:00Z"/>
           <w:rFonts w:ascii="Arial" w:hAnsi="Arial" w:cs="Arial"/>
           <w:sz w:val="28"/>
           <w:szCs w:val="28"/>
@@ -14804,7 +14902,7 @@
         <w:spacing w:after="0" w:line="480" w:lineRule="auto"/>
         <w:jc w:val="both"/>
         <w:rPr>
-          <w:ins w:id="232" w:author="Проект новой редакции" w:date="2026-10-14T11:21:00Z"/>
+          <w:ins w:id="234" w:author="Проект новой редакции" w:date="2026-10-14T13:28:00Z"/>
           <w:rFonts w:ascii="Arial" w:hAnsi="Arial" w:cs="Arial"/>
           <w:sz w:val="28"/>
           <w:szCs w:val="28"/>
@@ -14817,7 +14915,7 @@
         <w:spacing w:after="0" w:line="480" w:lineRule="auto"/>
         <w:jc w:val="both"/>
         <w:rPr>
-          <w:ins w:id="233" w:author="Проект новой редакции" w:date="2026-10-14T11:21:00Z"/>
+          <w:ins w:id="235" w:author="Проект новой редакции" w:date="2026-10-14T13:28:00Z"/>
           <w:rFonts w:ascii="Arial" w:hAnsi="Arial" w:cs="Arial"/>
           <w:sz w:val="28"/>
           <w:szCs w:val="28"/>
@@ -14830,7 +14928,7 @@
         <w:spacing w:after="0" w:line="480" w:lineRule="auto"/>
         <w:jc w:val="both"/>
         <w:rPr>
-          <w:ins w:id="234" w:author="Проект новой редакции" w:date="2026-10-14T11:21:00Z"/>
+          <w:ins w:id="236" w:author="Проект новой редакции" w:date="2026-10-14T13:28:00Z"/>
           <w:rFonts w:ascii="Arial" w:hAnsi="Arial" w:cs="Arial"/>
           <w:sz w:val="28"/>
           <w:szCs w:val="28"/>
@@ -14843,7 +14941,7 @@
         <w:spacing w:after="0" w:line="480" w:lineRule="auto"/>
         <w:jc w:val="both"/>
         <w:rPr>
-          <w:ins w:id="235" w:author="Проект новой редакции" w:date="2026-10-14T11:21:00Z"/>
+          <w:ins w:id="237" w:author="Проект новой редакции" w:date="2026-10-14T13:28:00Z"/>
           <w:rFonts w:ascii="Arial" w:hAnsi="Arial" w:cs="Arial"/>
           <w:sz w:val="28"/>
           <w:szCs w:val="28"/>
@@ -14856,7 +14954,7 @@
         <w:spacing w:after="0" w:line="480" w:lineRule="auto"/>
         <w:jc w:val="both"/>
         <w:rPr>
-          <w:ins w:id="236" w:author="Проект новой редакции" w:date="2026-10-14T11:21:00Z"/>
+          <w:ins w:id="238" w:author="Проект новой редакции" w:date="2026-10-14T13:28:00Z"/>
           <w:rFonts w:ascii="Arial" w:hAnsi="Arial" w:cs="Arial"/>
           <w:sz w:val="28"/>
           <w:szCs w:val="28"/>
@@ -14869,7 +14967,7 @@
         <w:spacing w:after="0" w:line="480" w:lineRule="auto"/>
         <w:jc w:val="both"/>
         <w:rPr>
-          <w:ins w:id="237" w:author="Проект новой редакции" w:date="2026-10-14T11:21:00Z"/>
+          <w:ins w:id="239" w:author="Проект новой редакции" w:date="2026-10-14T13:28:00Z"/>
           <w:rFonts w:ascii="Arial" w:hAnsi="Arial" w:cs="Arial"/>
           <w:sz w:val="28"/>
           <w:szCs w:val="28"/>
@@ -14882,7 +14980,7 @@
         <w:spacing w:after="0" w:line="480" w:lineRule="auto"/>
         <w:jc w:val="both"/>
         <w:rPr>
-          <w:ins w:id="238" w:author="Проект новой редакции" w:date="2026-10-14T11:21:00Z"/>
+          <w:ins w:id="240" w:author="Проект новой редакции" w:date="2026-10-14T13:28:00Z"/>
           <w:rFonts w:ascii="Arial" w:hAnsi="Arial" w:cs="Arial"/>
           <w:sz w:val="28"/>
           <w:szCs w:val="28"/>
@@ -14895,7 +14993,7 @@
         <w:spacing w:after="0" w:line="480" w:lineRule="auto"/>
         <w:jc w:val="both"/>
         <w:rPr>
-          <w:ins w:id="239" w:author="Проект новой редакции" w:date="2026-10-14T11:21:00Z"/>
+          <w:ins w:id="241" w:author="Проект новой редакции" w:date="2026-10-14T13:28:00Z"/>
           <w:rFonts w:ascii="Arial" w:hAnsi="Arial" w:cs="Arial"/>
           <w:sz w:val="28"/>
           <w:szCs w:val="28"/>
@@ -14908,7 +15006,7 @@
         <w:spacing w:after="0" w:line="480" w:lineRule="auto"/>
         <w:jc w:val="right"/>
         <w:rPr>
-          <w:ins w:id="240" w:author="Проект новой редакции" w:date="2026-10-14T11:21:00Z"/>
+          <w:ins w:id="242" w:author="Проект новой редакции" w:date="2026-10-14T13:28:00Z"/>
           <w:rFonts w:ascii="Arial" w:hAnsi="Arial" w:cs="Arial"/>
           <w:b/>
           <w:sz w:val="28"/>
@@ -14916,7 +15014,7 @@
           <w:lang w:val="en-US"/>
         </w:rPr>
       </w:pPr>
-      <w:ins w:id="241" w:author="Проект новой редакции" w:date="2026-10-14T11:21:00Z">
+      <w:ins w:id="243" w:author="Проект новой редакции" w:date="2026-10-14T13:28:00Z">
         <w:r>
           <w:rPr>
             <w:rFonts w:ascii="Arial" w:hAnsi="Arial" w:cs="Arial"/>
@@ -14936,14 +15034,14 @@
         <w:ind w:left="0"/>
         <w:jc w:val="both"/>
         <w:rPr>
-          <w:ins w:id="242" w:author="Проект новой редакции" w:date="2026-10-14T11:21:00Z"/>
-          <w:rFonts w:ascii="Arial" w:hAnsi="Arial" w:cs="Arial"/>
-          <w:sz w:val="28"/>
-          <w:szCs w:val="28"/>
-          <w:lang w:val="en-US"/>
-        </w:rPr>
-      </w:pPr>
-      <w:ins w:id="243" w:author="Проект новой редакции" w:date="2026-10-14T11:21:00Z">
+          <w:ins w:id="244" w:author="Проект новой редакции" w:date="2026-10-14T13:28:00Z"/>
+          <w:rFonts w:ascii="Arial" w:hAnsi="Arial" w:cs="Arial"/>
+          <w:sz w:val="28"/>
+          <w:szCs w:val="28"/>
+          <w:lang w:val="en-US"/>
+        </w:rPr>
+      </w:pPr>
+      <w:ins w:id="245" w:author="Проект новой редакции" w:date="2026-10-14T13:28:00Z">
         <w:r>
           <w:rPr>
             <w:rFonts w:ascii="Arial" w:hAnsi="Arial" w:cs="Arial"/>
@@ -15218,7 +15316,7 @@
         <w:spacing w:after="0" w:line="480" w:lineRule="auto"/>
         <w:jc w:val="right"/>
         <w:rPr>
-          <w:del w:id="244" w:author="Проект новой редакции" w:date="2026-10-14T11:21:00Z"/>
+          <w:del w:id="246" w:author="Проект новой редакции" w:date="2026-10-14T13:28:00Z"/>
           <w:rFonts w:ascii="Arial" w:hAnsi="Arial" w:cs="Arial"/>
           <w:b/>
           <w:sz w:val="28"/>
@@ -15246,7 +15344,7 @@
         </w:rPr>
         <w:t xml:space="preserve">                          </w:t>
       </w:r>
-      <w:del w:id="245" w:author="Проект новой редакции" w:date="2026-10-14T11:21:00Z">
+      <w:del w:id="247" w:author="Проект новой редакции" w:date="2026-10-14T13:28:00Z">
         <w:r>
           <w:rPr>
             <w:rFonts w:ascii="Arial" w:hAnsi="Arial" w:cs="Arial"/>
@@ -15276,14 +15374,14 @@
         <w:ind w:left="0"/>
         <w:jc w:val="both"/>
         <w:rPr>
-          <w:del w:id="246" w:author="Проект новой редакции" w:date="2026-10-14T11:21:00Z"/>
-          <w:rFonts w:ascii="Arial" w:hAnsi="Arial" w:cs="Arial"/>
-          <w:sz w:val="28"/>
-          <w:szCs w:val="28"/>
-          <w:lang w:val="en-US"/>
-        </w:rPr>
-      </w:pPr>
-      <w:del w:id="247" w:author="Проект новой редакции" w:date="2026-10-14T11:21:00Z">
+          <w:del w:id="248" w:author="Проект новой редакции" w:date="2026-10-14T13:28:00Z"/>
+          <w:rFonts w:ascii="Arial" w:hAnsi="Arial" w:cs="Arial"/>
+          <w:sz w:val="28"/>
+          <w:szCs w:val="28"/>
+          <w:lang w:val="en-US"/>
+        </w:rPr>
+      </w:pPr>
+      <w:del w:id="249" w:author="Проект новой редакции" w:date="2026-10-14T13:28:00Z">
         <w:r>
           <w:rPr>
             <w:rFonts w:ascii="Arial" w:hAnsi="Arial" w:cs="Arial"/>
@@ -15320,14 +15418,14 @@
         <w:ind w:left="0"/>
         <w:jc w:val="both"/>
         <w:rPr>
-          <w:del w:id="248" w:author="Проект новой редакции" w:date="2026-10-14T11:21:00Z"/>
-          <w:rFonts w:ascii="Arial" w:hAnsi="Arial" w:cs="Arial"/>
-          <w:sz w:val="28"/>
-          <w:szCs w:val="28"/>
-          <w:lang w:val="en-US"/>
-        </w:rPr>
-      </w:pPr>
-      <w:del w:id="249" w:author="Проект новой редакции" w:date="2026-10-14T11:21:00Z">
+          <w:del w:id="250" w:author="Проект новой редакции" w:date="2026-10-14T13:28:00Z"/>
+          <w:rFonts w:ascii="Arial" w:hAnsi="Arial" w:cs="Arial"/>
+          <w:sz w:val="28"/>
+          <w:szCs w:val="28"/>
+          <w:lang w:val="en-US"/>
+        </w:rPr>
+      </w:pPr>
+      <w:del w:id="251" w:author="Проект новой редакции" w:date="2026-10-14T13:28:00Z">
         <w:r>
           <w:rPr>
             <w:rFonts w:ascii="Arial" w:hAnsi="Arial" w:cs="Arial"/>
@@ -15362,7 +15460,7 @@
         <w:spacing w:after="0" w:line="480" w:lineRule="auto"/>
         <w:jc w:val="both"/>
         <w:rPr>
-          <w:del w:id="250" w:author="Проект новой редакции" w:date="2026-10-14T11:21:00Z"/>
+          <w:del w:id="252" w:author="Проект новой редакции" w:date="2026-10-14T13:28:00Z"/>
           <w:rFonts w:ascii="Arial" w:hAnsi="Arial" w:cs="Arial"/>
           <w:sz w:val="28"/>
           <w:szCs w:val="28"/>
@@ -15375,7 +15473,7 @@
         <w:spacing w:after="0" w:line="480" w:lineRule="auto"/>
         <w:jc w:val="both"/>
         <w:rPr>
-          <w:del w:id="251" w:author="Проект новой редакции" w:date="2026-10-14T11:21:00Z"/>
+          <w:del w:id="253" w:author="Проект новой редакции" w:date="2026-10-14T13:28:00Z"/>
           <w:rFonts w:ascii="Arial" w:hAnsi="Arial" w:cs="Arial"/>
           <w:sz w:val="28"/>
           <w:szCs w:val="28"/>
@@ -15388,7 +15486,7 @@
         <w:spacing w:after="0" w:line="480" w:lineRule="auto"/>
         <w:jc w:val="both"/>
         <w:rPr>
-          <w:del w:id="252" w:author="Проект новой редакции" w:date="2026-10-14T11:21:00Z"/>
+          <w:del w:id="254" w:author="Проект новой редакции" w:date="2026-10-14T13:28:00Z"/>
           <w:rFonts w:ascii="Arial" w:hAnsi="Arial" w:cs="Arial"/>
           <w:sz w:val="28"/>
           <w:szCs w:val="28"/>
@@ -15401,7 +15499,7 @@
         <w:spacing w:after="0" w:line="480" w:lineRule="auto"/>
         <w:jc w:val="both"/>
         <w:rPr>
-          <w:del w:id="253" w:author="Проект новой редакции" w:date="2026-10-14T11:21:00Z"/>
+          <w:del w:id="255" w:author="Проект новой редакции" w:date="2026-10-14T13:28:00Z"/>
           <w:rFonts w:ascii="Arial" w:hAnsi="Arial" w:cs="Arial"/>
           <w:sz w:val="28"/>
           <w:szCs w:val="28"/>
@@ -15414,7 +15512,7 @@
         <w:spacing w:after="0" w:line="480" w:lineRule="auto"/>
         <w:jc w:val="both"/>
         <w:rPr>
-          <w:del w:id="254" w:author="Проект новой редакции" w:date="2026-10-14T11:21:00Z"/>
+          <w:del w:id="256" w:author="Проект новой редакции" w:date="2026-10-14T13:28:00Z"/>
           <w:rFonts w:ascii="Arial" w:hAnsi="Arial" w:cs="Arial"/>
           <w:sz w:val="28"/>
           <w:szCs w:val="28"/>
@@ -15427,7 +15525,7 @@
         <w:spacing w:after="0" w:line="480" w:lineRule="auto"/>
         <w:jc w:val="both"/>
         <w:rPr>
-          <w:del w:id="255" w:author="Проект новой редакции" w:date="2026-10-14T11:21:00Z"/>
+          <w:del w:id="257" w:author="Проект новой редакции" w:date="2026-10-14T13:28:00Z"/>
           <w:rFonts w:ascii="Arial" w:hAnsi="Arial" w:cs="Arial"/>
           <w:sz w:val="28"/>
           <w:szCs w:val="28"/>
@@ -15440,7 +15538,7 @@
         <w:spacing w:after="0" w:line="480" w:lineRule="auto"/>
         <w:jc w:val="both"/>
         <w:rPr>
-          <w:del w:id="256" w:author="Проект новой редакции" w:date="2026-10-14T11:21:00Z"/>
+          <w:del w:id="258" w:author="Проект новой редакции" w:date="2026-10-14T13:28:00Z"/>
           <w:rFonts w:ascii="Arial" w:hAnsi="Arial" w:cs="Arial"/>
           <w:sz w:val="28"/>
           <w:szCs w:val="28"/>
@@ -15453,7 +15551,7 @@
         <w:spacing w:after="0" w:line="480" w:lineRule="auto"/>
         <w:jc w:val="both"/>
         <w:rPr>
-          <w:del w:id="257" w:author="Проект новой редакции" w:date="2026-10-14T11:21:00Z"/>
+          <w:del w:id="259" w:author="Проект новой редакции" w:date="2026-10-14T13:28:00Z"/>
           <w:rFonts w:ascii="Arial" w:hAnsi="Arial" w:cs="Arial"/>
           <w:sz w:val="28"/>
           <w:szCs w:val="28"/>
@@ -15466,7 +15564,7 @@
         <w:spacing w:after="0" w:line="480" w:lineRule="auto"/>
         <w:jc w:val="both"/>
         <w:rPr>
-          <w:del w:id="258" w:author="Проект новой редакции" w:date="2026-10-14T11:21:00Z"/>
+          <w:del w:id="260" w:author="Проект новой редакции" w:date="2026-10-14T13:28:00Z"/>
           <w:rFonts w:ascii="Arial" w:hAnsi="Arial" w:cs="Arial"/>
           <w:sz w:val="28"/>
           <w:szCs w:val="28"/>
@@ -15479,7 +15577,7 @@
         <w:spacing w:after="0" w:line="480" w:lineRule="auto"/>
         <w:jc w:val="both"/>
         <w:rPr>
-          <w:del w:id="259" w:author="Проект новой редакции" w:date="2026-10-14T11:21:00Z"/>
+          <w:del w:id="261" w:author="Проект новой редакции" w:date="2026-10-14T13:28:00Z"/>
           <w:rFonts w:ascii="Arial" w:hAnsi="Arial" w:cs="Arial"/>
           <w:sz w:val="28"/>
           <w:szCs w:val="28"/>
@@ -15492,7 +15590,7 @@
         <w:spacing w:after="0" w:line="480" w:lineRule="auto"/>
         <w:jc w:val="both"/>
         <w:rPr>
-          <w:del w:id="260" w:author="Проект новой редакции" w:date="2026-10-14T11:21:00Z"/>
+          <w:del w:id="262" w:author="Проект новой редакции" w:date="2026-10-14T13:28:00Z"/>
           <w:rFonts w:ascii="Arial" w:hAnsi="Arial" w:cs="Arial"/>
           <w:sz w:val="28"/>
           <w:szCs w:val="28"/>
@@ -15505,7 +15603,7 @@
         <w:spacing w:after="0" w:line="480" w:lineRule="auto"/>
         <w:jc w:val="both"/>
         <w:rPr>
-          <w:del w:id="261" w:author="Проект новой редакции" w:date="2026-10-14T11:21:00Z"/>
+          <w:del w:id="263" w:author="Проект новой редакции" w:date="2026-10-14T13:28:00Z"/>
           <w:rFonts w:ascii="Arial" w:hAnsi="Arial" w:cs="Arial"/>
           <w:sz w:val="28"/>
           <w:szCs w:val="28"/>
@@ -15518,7 +15616,7 @@
         <w:spacing w:after="0" w:line="480" w:lineRule="auto"/>
         <w:jc w:val="both"/>
         <w:rPr>
-          <w:del w:id="262" w:author="Проект новой редакции" w:date="2026-10-14T11:21:00Z"/>
+          <w:del w:id="264" w:author="Проект новой редакции" w:date="2026-10-14T13:28:00Z"/>
           <w:rFonts w:ascii="Arial" w:hAnsi="Arial" w:cs="Arial"/>
           <w:sz w:val="28"/>
           <w:szCs w:val="28"/>
@@ -15531,7 +15629,7 @@
         <w:spacing w:after="0" w:line="480" w:lineRule="auto"/>
         <w:jc w:val="both"/>
         <w:rPr>
-          <w:del w:id="263" w:author="Проект новой редакции" w:date="2026-10-14T11:21:00Z"/>
+          <w:del w:id="265" w:author="Проект новой редакции" w:date="2026-10-14T13:28:00Z"/>
           <w:rFonts w:ascii="Arial" w:hAnsi="Arial" w:cs="Arial"/>
           <w:sz w:val="28"/>
           <w:szCs w:val="28"/>
@@ -15544,7 +15642,7 @@
         <w:spacing w:after="0" w:line="480" w:lineRule="auto"/>
         <w:jc w:val="both"/>
         <w:rPr>
-          <w:del w:id="264" w:author="Проект новой редакции" w:date="2026-10-14T11:21:00Z"/>
+          <w:del w:id="266" w:author="Проект новой редакции" w:date="2026-10-14T13:28:00Z"/>
           <w:rFonts w:ascii="Arial" w:hAnsi="Arial" w:cs="Arial"/>
           <w:sz w:val="28"/>
           <w:szCs w:val="28"/>
@@ -15557,7 +15655,7 @@
         <w:spacing w:after="0" w:line="480" w:lineRule="auto"/>
         <w:jc w:val="both"/>
         <w:rPr>
-          <w:del w:id="265" w:author="Проект новой редакции" w:date="2026-10-14T11:21:00Z"/>
+          <w:del w:id="267" w:author="Проект новой редакции" w:date="2026-10-14T13:28:00Z"/>
           <w:rFonts w:ascii="Arial" w:hAnsi="Arial" w:cs="Arial"/>
           <w:sz w:val="28"/>
           <w:szCs w:val="28"/>
@@ -15570,7 +15668,7 @@
         <w:spacing w:after="0" w:line="480" w:lineRule="auto"/>
         <w:jc w:val="both"/>
         <w:rPr>
-          <w:del w:id="266" w:author="Проект новой редакции" w:date="2026-10-14T11:21:00Z"/>
+          <w:del w:id="268" w:author="Проект новой редакции" w:date="2026-10-14T13:28:00Z"/>
           <w:rFonts w:ascii="Arial" w:hAnsi="Arial" w:cs="Arial"/>
           <w:sz w:val="28"/>
           <w:szCs w:val="28"/>
@@ -15583,7 +15681,7 @@
         <w:spacing w:after="0" w:line="480" w:lineRule="auto"/>
         <w:jc w:val="both"/>
         <w:rPr>
-          <w:del w:id="267" w:author="Проект новой редакции" w:date="2026-10-14T11:21:00Z"/>
+          <w:del w:id="269" w:author="Проект новой редакции" w:date="2026-10-14T13:28:00Z"/>
           <w:rFonts w:ascii="Arial" w:hAnsi="Arial" w:cs="Arial"/>
           <w:sz w:val="28"/>
           <w:szCs w:val="28"/>
@@ -15596,7 +15694,7 @@
         <w:spacing w:after="0" w:line="480" w:lineRule="auto"/>
         <w:jc w:val="both"/>
         <w:rPr>
-          <w:del w:id="268" w:author="Проект новой редакции" w:date="2026-10-14T11:21:00Z"/>
+          <w:del w:id="270" w:author="Проект новой редакции" w:date="2026-10-14T13:28:00Z"/>
           <w:rFonts w:ascii="Arial" w:hAnsi="Arial" w:cs="Arial"/>
           <w:sz w:val="28"/>
           <w:szCs w:val="28"/>
@@ -15609,7 +15707,7 @@
         <w:spacing w:after="0" w:line="480" w:lineRule="auto"/>
         <w:jc w:val="both"/>
         <w:rPr>
-          <w:del w:id="269" w:author="Проект новой редакции" w:date="2026-10-14T11:21:00Z"/>
+          <w:del w:id="271" w:author="Проект новой редакции" w:date="2026-10-14T13:28:00Z"/>
           <w:rFonts w:ascii="Arial" w:hAnsi="Arial" w:cs="Arial"/>
           <w:sz w:val="28"/>
           <w:szCs w:val="28"/>
@@ -15629,7 +15727,7 @@
           <w:lang w:val="en-US"/>
         </w:rPr>
       </w:pPr>
-      <w:del w:id="270" w:author="Проект новой редакции" w:date="2026-10-14T11:21:00Z">
+      <w:del w:id="272" w:author="Проект новой редакции" w:date="2026-10-14T13:28:00Z">
         <w:r>
           <w:rPr>
             <w:rFonts w:ascii="Arial" w:hAnsi="Arial" w:cs="Arial"/>
@@ -15684,15 +15782,24 @@
         </w:rPr>
         <w:t xml:space="preserve">1. </w:t>
       </w:r>
-      <w:ins w:id="271" w:author="Проект новой редакции" w:date="2026-10-14T11:21:00Z">
-        <w:r>
-          <w:rPr>
-            <w:rFonts w:ascii="Arial" w:hAnsi="Arial" w:cs="Arial"/>
-            <w:sz w:val="28"/>
-            <w:szCs w:val="28"/>
-            <w:lang w:val="en-US"/>
-          </w:rPr>
-          <w:t xml:space="preserve">Chief Executive Officer, Head of Project Office </w:t>
+      <w:ins w:id="273" w:author="Проект новой редакции" w:date="2026-10-14T13:28:00Z">
+        <w:r>
+          <w:rPr>
+            <w:rFonts w:ascii="Arial" w:hAnsi="Arial" w:cs="Arial"/>
+            <w:sz w:val="28"/>
+            <w:szCs w:val="28"/>
+            <w:lang w:val="en-US"/>
+          </w:rPr>
+          <w:t>Chief Executive Officer</w:t>
+        </w:r>
+        <w:r>
+          <w:rPr>
+            <w:rFonts w:ascii="Arial" w:hAnsi="Arial" w:cs="Arial"/>
+            <w:sz w:val="28"/>
+            <w:szCs w:val="28"/>
+            <w:lang w:val="en-US"/>
+          </w:rPr>
+          <w:t xml:space="preserve"> </w:t>
         </w:r>
         <w:r>
           <w:rPr>
@@ -15713,7 +15820,7 @@
           <w:t xml:space="preserve"> Mr Yerlik Karazhan ____________________ (signature)</w:t>
         </w:r>
       </w:ins>
-      <w:del w:id="272" w:author="Проект новой редакции" w:date="2026-10-14T11:21:00Z">
+      <w:del w:id="274" w:author="Проект новой редакции" w:date="2026-10-14T13:28:00Z">
         <w:r>
           <w:rPr>
             <w:rFonts w:ascii="Arial" w:hAnsi="Arial" w:cs="Arial"/>
@@ -15732,40 +15839,31 @@
         <w:ind w:left="0"/>
         <w:jc w:val="both"/>
         <w:rPr>
-          <w:ins w:id="273" w:author="Проект новой редакции" w:date="2026-10-14T11:21:00Z"/>
-          <w:rFonts w:ascii="Arial" w:hAnsi="Arial" w:cs="Arial"/>
-          <w:sz w:val="28"/>
-          <w:szCs w:val="28"/>
-          <w:lang w:val="en-US"/>
-        </w:rPr>
-      </w:pPr>
-      <w:ins w:id="274" w:author="Проект новой редакции" w:date="2026-10-14T11:21:00Z">
-        <w:r>
-          <w:rPr>
-            <w:rFonts w:ascii="Arial" w:hAnsi="Arial" w:cs="Arial"/>
-            <w:sz w:val="28"/>
-            <w:szCs w:val="28"/>
-            <w:lang w:val="en-US"/>
-          </w:rPr>
-          <w:t xml:space="preserve">2. Deputy Chief Executive Officer </w:t>
-        </w:r>
-        <w:r>
-          <w:rPr>
-            <w:rFonts w:ascii="Arial" w:hAnsi="Arial" w:cs="Arial"/>
-            <w:sz w:val="28"/>
-            <w:szCs w:val="28"/>
-            <w:lang w:val="en-US"/>
-          </w:rPr>
-          <w:t>–</w:t>
-        </w:r>
-        <w:r>
-          <w:rPr>
-            <w:rFonts w:ascii="Arial" w:hAnsi="Arial" w:cs="Arial"/>
-            <w:sz w:val="28"/>
-            <w:szCs w:val="28"/>
-            <w:lang w:val="en-US"/>
-          </w:rPr>
-          <w:t xml:space="preserve"> Mr Alexander Kononets ____________________ (signature)</w:t>
+          <w:ins w:id="275" w:author="Проект новой редакции" w:date="2026-10-14T13:28:00Z"/>
+          <w:rFonts w:ascii="Arial" w:hAnsi="Arial" w:cs="Arial"/>
+          <w:sz w:val="28"/>
+          <w:szCs w:val="28"/>
+          <w:lang w:val="en-US"/>
+        </w:rPr>
+      </w:pPr>
+      <w:ins w:id="276" w:author="Проект новой редакции" w:date="2026-10-14T13:28:00Z">
+        <w:r>
+          <w:rPr>
+            <w:rFonts w:ascii="Arial" w:hAnsi="Arial" w:cs="Arial"/>
+            <w:sz w:val="28"/>
+            <w:szCs w:val="28"/>
+            <w:lang w:val="en-US"/>
+          </w:rPr>
+          <w:t>2. Deputy Chief Executive Officer for Strategy and Projects – Mr Alexander Kononets</w:t>
+        </w:r>
+        <w:r>
+          <w:rPr>
+            <w:rFonts w:ascii="Arial" w:hAnsi="Arial" w:cs="Arial"/>
+            <w:sz w:val="28"/>
+            <w:szCs w:val="28"/>
+            <w:lang w:val="en-US"/>
+          </w:rPr>
+          <w:t xml:space="preserve"> ____________________ (signature)</w:t>
         </w:r>
       </w:ins>
     </w:p>
@@ -15776,14 +15874,14 @@
         <w:ind w:left="0"/>
         <w:jc w:val="both"/>
         <w:rPr>
-          <w:ins w:id="275" w:author="Проект новой редакции" w:date="2026-10-14T11:21:00Z"/>
-          <w:rFonts w:ascii="Arial" w:hAnsi="Arial" w:cs="Arial"/>
-          <w:sz w:val="28"/>
-          <w:szCs w:val="28"/>
-          <w:lang w:val="en-US"/>
-        </w:rPr>
-      </w:pPr>
-      <w:ins w:id="276" w:author="Проект новой редакции" w:date="2026-10-14T11:21:00Z">
+          <w:ins w:id="277" w:author="Проект новой редакции" w:date="2026-10-14T13:28:00Z"/>
+          <w:rFonts w:ascii="Arial" w:hAnsi="Arial" w:cs="Arial"/>
+          <w:sz w:val="28"/>
+          <w:szCs w:val="28"/>
+          <w:lang w:val="en-US"/>
+        </w:rPr>
+      </w:pPr>
+      <w:ins w:id="278" w:author="Проект новой редакции" w:date="2026-10-14T13:28:00Z">
         <w:r>
           <w:rPr>
             <w:rFonts w:ascii="Arial" w:hAnsi="Arial" w:cs="Arial"/>
@@ -15989,7 +16087,7 @@
             <w:rStyle w:val="a8"/>
             <w:noProof/>
           </w:rPr>
-          <w:t>2</w:t>
+          <w:t>10</w:t>
         </w:r>
         <w:r>
           <w:rPr>
@@ -16956,7 +17054,7 @@
     <w:link w:val="af"/>
     <w:uiPriority w:val="99"/>
     <w:unhideWhenUsed/>
-    <w:rsid w:val="006A1316"/>
+    <w:rsid w:val="00BF06B5"/>
     <w:pPr>
       <w:tabs>
         <w:tab w:val="center" w:pos="4677"/>
@@ -16970,14 +17068,14 @@
     <w:basedOn w:val="a0"/>
     <w:link w:val="ae"/>
     <w:uiPriority w:val="99"/>
-    <w:rsid w:val="006A1316"/>
+    <w:rsid w:val="00BF06B5"/>
   </w:style>
   <w:style w:type="paragraph" w:styleId="af0">
     <w:name w:val="Revision"/>
     <w:hidden/>
     <w:uiPriority w:val="99"/>
     <w:semiHidden/>
-    <w:rsid w:val="006A1316"/>
+    <w:rsid w:val="00BF06B5"/>
     <w:pPr>
       <w:spacing w:after="0" w:line="240" w:lineRule="auto"/>
     </w:pPr>

--- a/Устав/_документы/С выделением — By-laws CACF.docx
+++ b/Устав/_документы/С выделением — By-laws CACF.docx
@@ -7,7 +7,7 @@
         <w:spacing w:after="0" w:line="276" w:lineRule="auto"/>
         <w:jc w:val="right"/>
         <w:rPr>
-          <w:ins w:id="0" w:author="Проект новой редакции" w:date="2026-10-14T13:28:00Z"/>
+          <w:ins w:id="0" w:author="Проект новой редакции" w:date="2026-10-19T16:31:00Z"/>
           <w:rFonts w:ascii="Arial" w:hAnsi="Arial" w:cs="Arial"/>
           <w:b/>
           <w:sz w:val="28"/>
@@ -17,7 +17,7 @@
       </w:pPr>
       <w:bookmarkStart w:id="1" w:name="_GoBack"/>
       <w:bookmarkEnd w:id="1"/>
-      <w:ins w:id="2" w:author="Проект новой редакции" w:date="2026-10-14T13:28:00Z">
+      <w:ins w:id="2" w:author="Проект новой редакции" w:date="2026-10-19T16:31:00Z">
         <w:r>
           <w:rPr>
             <w:rFonts w:ascii="Arial" w:hAnsi="Arial" w:cs="Arial"/>
@@ -36,14 +36,14 @@
         <w:spacing w:after="0" w:line="276" w:lineRule="auto"/>
         <w:jc w:val="both"/>
         <w:rPr>
-          <w:del w:id="3" w:author="Проект новой редакции" w:date="2026-10-14T13:28:00Z"/>
+          <w:del w:id="3" w:author="Проект новой редакции" w:date="2026-10-19T16:31:00Z"/>
           <w:rFonts w:ascii="Arial" w:hAnsi="Arial" w:cs="Arial"/>
           <w:sz w:val="28"/>
           <w:szCs w:val="28"/>
           <w:lang w:val="kk-KZ"/>
         </w:rPr>
       </w:pPr>
-      <w:del w:id="4" w:author="Проект новой редакции" w:date="2026-10-14T13:28:00Z">
+      <w:del w:id="4" w:author="Проект новой редакции" w:date="2026-10-19T16:31:00Z">
         <w:r>
           <w:rPr>
             <w:rFonts w:ascii="Arial" w:hAnsi="Arial" w:cs="Arial"/>
@@ -175,7 +175,7 @@
         </w:rPr>
         <w:t>CENTRAL ASIA CLIMATE FOUNDATION</w:t>
       </w:r>
-      <w:del w:id="5" w:author="Проект новой редакции" w:date="2026-10-14T13:28:00Z">
+      <w:del w:id="5" w:author="Проект новой редакции" w:date="2026-10-19T16:31:00Z">
         <w:r>
           <w:rPr>
             <w:rFonts w:ascii="Arial" w:hAnsi="Arial" w:cs="Arial"/>
@@ -386,7 +386,7 @@
         </w:rPr>
         <w:t xml:space="preserve"> 2024</w:t>
       </w:r>
-      <w:ins w:id="6" w:author="Проект новой редакции" w:date="2026-10-14T13:28:00Z">
+      <w:ins w:id="6" w:author="Проект новой редакции" w:date="2026-10-19T16:31:00Z">
         <w:r>
           <w:rPr>
             <w:rFonts w:ascii="Arial" w:hAnsi="Arial" w:cs="Arial"/>
@@ -526,7 +526,7 @@
         </w:rPr>
         <w:t>Approval Date</w:t>
       </w:r>
-      <w:ins w:id="7" w:author="Проект новой редакции" w:date="2026-10-14T13:28:00Z">
+      <w:ins w:id="7" w:author="Проект новой редакции" w:date="2026-10-19T16:31:00Z">
         <w:r>
           <w:rPr>
             <w:rFonts w:ascii="Arial" w:hAnsi="Arial" w:cs="Arial"/>
@@ -537,7 +537,7 @@
           <w:t xml:space="preserve"> of the new version: «___» __________ 2026</w:t>
         </w:r>
       </w:ins>
-      <w:del w:id="8" w:author="Проект новой редакции" w:date="2026-10-14T13:28:00Z">
+      <w:del w:id="8" w:author="Проект новой редакции" w:date="2026-10-19T16:31:00Z">
         <w:r>
           <w:rPr>
             <w:rFonts w:ascii="Arial" w:hAnsi="Arial" w:cs="Arial"/>
@@ -578,7 +578,7 @@
           <w:lang w:val="en-US"/>
         </w:rPr>
       </w:pPr>
-      <w:ins w:id="9" w:author="Проект новой редакции" w:date="2026-10-14T13:28:00Z">
+      <w:ins w:id="9" w:author="Проект новой редакции" w:date="2026-10-19T16:31:00Z">
         <w:r>
           <w:rPr>
             <w:rFonts w:ascii="Arial" w:hAnsi="Arial" w:cs="Arial"/>
@@ -589,7 +589,7 @@
           <w:t>The initial version adopted</w:t>
         </w:r>
       </w:ins>
-      <w:del w:id="10" w:author="Проект новой редакции" w:date="2026-10-14T13:28:00Z">
+      <w:del w:id="10" w:author="Проект новой редакции" w:date="2026-10-19T16:31:00Z">
         <w:r>
           <w:rPr>
             <w:rFonts w:ascii="Arial" w:hAnsi="Arial" w:cs="Arial"/>
@@ -627,7 +627,7 @@
         </w:rPr>
         <w:t xml:space="preserve"> </w:t>
       </w:r>
-      <w:ins w:id="11" w:author="Проект новой редакции" w:date="2026-10-14T13:28:00Z">
+      <w:ins w:id="11" w:author="Проект новой редакции" w:date="2026-10-19T16:31:00Z">
         <w:r>
           <w:rPr>
             <w:rFonts w:ascii="Arial" w:hAnsi="Arial" w:cs="Arial"/>
@@ -638,7 +638,7 @@
           <w:t>dated</w:t>
         </w:r>
       </w:ins>
-      <w:del w:id="12" w:author="Проект новой редакции" w:date="2026-10-14T13:28:00Z">
+      <w:del w:id="12" w:author="Проект новой редакции" w:date="2026-10-19T16:31:00Z">
         <w:r>
           <w:rPr>
             <w:rFonts w:ascii="Arial" w:hAnsi="Arial" w:cs="Arial"/>
@@ -913,7 +913,7 @@
         </w:rPr>
         <w:t xml:space="preserve">3. THE GUARDIAN COUNCIL………………………………………………… </w:t>
       </w:r>
-      <w:ins w:id="13" w:author="Проект новой редакции" w:date="2026-10-14T13:28:00Z">
+      <w:ins w:id="13" w:author="Проект новой редакции" w:date="2026-10-19T16:31:00Z">
         <w:r>
           <w:rPr>
             <w:rFonts w:ascii="Arial" w:hAnsi="Arial" w:cs="Arial"/>
@@ -925,7 +925,7 @@
           <w:t>5</w:t>
         </w:r>
       </w:ins>
-      <w:del w:id="14" w:author="Проект новой редакции" w:date="2026-10-14T13:28:00Z">
+      <w:del w:id="14" w:author="Проект новой редакции" w:date="2026-10-19T16:31:00Z">
         <w:r>
           <w:rPr>
             <w:rFonts w:ascii="Arial" w:hAnsi="Arial" w:cs="Arial"/>
@@ -943,7 +943,7 @@
         <w:spacing w:after="0" w:line="360" w:lineRule="auto"/>
         <w:jc w:val="both"/>
         <w:rPr>
-          <w:ins w:id="15" w:author="Проект новой редакции" w:date="2026-10-14T13:28:00Z"/>
+          <w:ins w:id="15" w:author="Проект новой редакции" w:date="2026-10-19T16:31:00Z"/>
           <w:rFonts w:ascii="Arial" w:hAnsi="Arial" w:cs="Arial"/>
           <w:b/>
           <w:sz w:val="28"/>
@@ -961,7 +961,7 @@
         </w:rPr>
         <w:t xml:space="preserve">4. MEETINGS OF THE GUARDIAN COUNCIL……………………………… </w:t>
       </w:r>
-      <w:ins w:id="16" w:author="Проект новой редакции" w:date="2026-10-14T13:28:00Z">
+      <w:ins w:id="16" w:author="Проект новой редакции" w:date="2026-10-19T16:31:00Z">
         <w:r>
           <w:rPr>
             <w:rFonts w:ascii="Arial" w:hAnsi="Arial" w:cs="Arial"/>
@@ -979,7 +979,7 @@
         <w:spacing w:after="0" w:line="360" w:lineRule="auto"/>
         <w:jc w:val="both"/>
         <w:rPr>
-          <w:del w:id="17" w:author="Проект новой редакции" w:date="2026-10-14T13:28:00Z"/>
+          <w:del w:id="17" w:author="Проект новой редакции" w:date="2026-10-19T16:31:00Z"/>
           <w:rFonts w:ascii="Arial" w:hAnsi="Arial" w:cs="Arial"/>
           <w:b/>
           <w:sz w:val="28"/>
@@ -1010,7 +1010,7 @@
           <w:lang w:val="en-GB"/>
         </w:rPr>
       </w:pPr>
-      <w:del w:id="18" w:author="Проект новой редакции" w:date="2026-10-14T13:28:00Z">
+      <w:del w:id="18" w:author="Проект новой редакции" w:date="2026-10-19T16:31:00Z">
         <w:r>
           <w:rPr>
             <w:rFonts w:ascii="Arial" w:hAnsi="Arial" w:cs="Arial"/>
@@ -1032,7 +1032,7 @@
         </w:rPr>
         <w:t xml:space="preserve">. APPOINTMENT AND RETIREMENT OF MEMBERS OF GUARDIAN COUNCIL………………………………………………………………………… </w:t>
       </w:r>
-      <w:ins w:id="19" w:author="Проект новой редакции" w:date="2026-10-14T13:28:00Z">
+      <w:ins w:id="19" w:author="Проект новой редакции" w:date="2026-10-19T16:31:00Z">
         <w:r>
           <w:rPr>
             <w:rFonts w:ascii="Arial" w:hAnsi="Arial" w:cs="Arial"/>
@@ -1044,7 +1044,7 @@
           <w:t>7</w:t>
         </w:r>
       </w:ins>
-      <w:del w:id="20" w:author="Проект новой редакции" w:date="2026-10-14T13:28:00Z">
+      <w:del w:id="20" w:author="Проект новой редакции" w:date="2026-10-19T16:31:00Z">
         <w:r>
           <w:rPr>
             <w:rFonts w:ascii="Arial" w:hAnsi="Arial" w:cs="Arial"/>
@@ -1079,7 +1079,7 @@
         </w:rPr>
         <w:t xml:space="preserve">6. THE MANAGEMENT COUNCIL……………………………………………. </w:t>
       </w:r>
-      <w:ins w:id="21" w:author="Проект новой редакции" w:date="2026-10-14T13:28:00Z">
+      <w:ins w:id="21" w:author="Проект новой редакции" w:date="2026-10-19T16:31:00Z">
         <w:r>
           <w:rPr>
             <w:rFonts w:ascii="Arial" w:hAnsi="Arial" w:cs="Arial"/>
@@ -1091,7 +1091,7 @@
           <w:t>8</w:t>
         </w:r>
       </w:ins>
-      <w:del w:id="22" w:author="Проект новой редакции" w:date="2026-10-14T13:28:00Z">
+      <w:del w:id="22" w:author="Проект новой редакции" w:date="2026-10-19T16:31:00Z">
         <w:r>
           <w:rPr>
             <w:rFonts w:ascii="Arial" w:hAnsi="Arial" w:cs="Arial"/>
@@ -1126,7 +1126,7 @@
         </w:rPr>
         <w:t xml:space="preserve">7. APPOINTMENT AND RETIREMENT OF MEMBERS OF THE COUNCIL………………………………………………………………………… </w:t>
       </w:r>
-      <w:ins w:id="23" w:author="Проект новой редакции" w:date="2026-10-14T13:28:00Z">
+      <w:ins w:id="23" w:author="Проект новой редакции" w:date="2026-10-19T16:31:00Z">
         <w:r>
           <w:rPr>
             <w:rFonts w:ascii="Arial" w:hAnsi="Arial" w:cs="Arial"/>
@@ -1138,7 +1138,7 @@
           <w:t>8</w:t>
         </w:r>
       </w:ins>
-      <w:del w:id="24" w:author="Проект новой редакции" w:date="2026-10-14T13:28:00Z">
+      <w:del w:id="24" w:author="Проект новой редакции" w:date="2026-10-19T16:31:00Z">
         <w:r>
           <w:rPr>
             <w:rFonts w:ascii="Arial" w:hAnsi="Arial" w:cs="Arial"/>
@@ -1173,7 +1173,7 @@
         </w:rPr>
         <w:t xml:space="preserve">8. POWERS AND FUNCTIONS OF THE MANAGEMENT COUNCIL……. </w:t>
       </w:r>
-      <w:ins w:id="25" w:author="Проект новой редакции" w:date="2026-10-14T13:28:00Z">
+      <w:ins w:id="25" w:author="Проект новой редакции" w:date="2026-10-19T16:31:00Z">
         <w:r>
           <w:rPr>
             <w:rFonts w:ascii="Arial" w:hAnsi="Arial" w:cs="Arial"/>
@@ -1185,7 +1185,7 @@
           <w:t>10</w:t>
         </w:r>
       </w:ins>
-      <w:del w:id="26" w:author="Проект новой редакции" w:date="2026-10-14T13:28:00Z">
+      <w:del w:id="26" w:author="Проект новой редакции" w:date="2026-10-19T16:31:00Z">
         <w:r>
           <w:rPr>
             <w:rFonts w:ascii="Arial" w:hAnsi="Arial" w:cs="Arial"/>
@@ -1220,7 +1220,7 @@
         </w:rPr>
         <w:t xml:space="preserve">9. REMUNERATION AND EXPENSES OF MEMBERS OF THE </w:t>
       </w:r>
-      <w:ins w:id="27" w:author="Проект новой редакции" w:date="2026-10-14T13:28:00Z">
+      <w:ins w:id="27" w:author="Проект новой редакции" w:date="2026-10-19T16:31:00Z">
         <w:r>
           <w:rPr>
             <w:rFonts w:ascii="Arial" w:hAnsi="Arial" w:cs="Arial"/>
@@ -1232,7 +1232,7 @@
           <w:t>COUNCILS……………………………………………………………………… 12</w:t>
         </w:r>
       </w:ins>
-      <w:del w:id="28" w:author="Проект новой редакции" w:date="2026-10-14T13:28:00Z">
+      <w:del w:id="28" w:author="Проект новой редакции" w:date="2026-10-19T16:31:00Z">
         <w:r>
           <w:rPr>
             <w:rFonts w:ascii="Arial" w:hAnsi="Arial" w:cs="Arial"/>
@@ -1296,7 +1296,7 @@
         </w:rPr>
         <w:t xml:space="preserve">10. MEETINGS OF THE MANAGEMENT COUNCIL………….…………... </w:t>
       </w:r>
-      <w:ins w:id="29" w:author="Проект новой редакции" w:date="2026-10-14T13:28:00Z">
+      <w:ins w:id="29" w:author="Проект новой редакции" w:date="2026-10-19T16:31:00Z">
         <w:r>
           <w:rPr>
             <w:rFonts w:ascii="Arial" w:hAnsi="Arial" w:cs="Arial"/>
@@ -1308,7 +1308,7 @@
           <w:t>12</w:t>
         </w:r>
       </w:ins>
-      <w:del w:id="30" w:author="Проект новой редакции" w:date="2026-10-14T13:28:00Z">
+      <w:del w:id="30" w:author="Проект новой редакции" w:date="2026-10-19T16:31:00Z">
         <w:r>
           <w:rPr>
             <w:rFonts w:ascii="Arial" w:hAnsi="Arial" w:cs="Arial"/>
@@ -1343,7 +1343,7 @@
         </w:rPr>
         <w:t xml:space="preserve">11. PROCEEDINGS OF THE COUNCIL……………………………………. </w:t>
       </w:r>
-      <w:ins w:id="31" w:author="Проект новой редакции" w:date="2026-10-14T13:28:00Z">
+      <w:ins w:id="31" w:author="Проект новой редакции" w:date="2026-10-19T16:31:00Z">
         <w:r>
           <w:rPr>
             <w:rFonts w:ascii="Arial" w:hAnsi="Arial" w:cs="Arial"/>
@@ -1355,7 +1355,7 @@
           <w:t>12</w:t>
         </w:r>
       </w:ins>
-      <w:del w:id="32" w:author="Проект новой редакции" w:date="2026-10-14T13:28:00Z">
+      <w:del w:id="32" w:author="Проект новой редакции" w:date="2026-10-19T16:31:00Z">
         <w:r>
           <w:rPr>
             <w:rFonts w:ascii="Arial" w:hAnsi="Arial" w:cs="Arial"/>
@@ -1390,7 +1390,7 @@
         </w:rPr>
         <w:t xml:space="preserve">12. MINUTES…………………………………………………………………... </w:t>
       </w:r>
-      <w:ins w:id="33" w:author="Проект новой редакции" w:date="2026-10-14T13:28:00Z">
+      <w:ins w:id="33" w:author="Проект новой редакции" w:date="2026-10-19T16:31:00Z">
         <w:r>
           <w:rPr>
             <w:rFonts w:ascii="Arial" w:hAnsi="Arial" w:cs="Arial"/>
@@ -1402,7 +1402,7 @@
           <w:t>13</w:t>
         </w:r>
       </w:ins>
-      <w:del w:id="34" w:author="Проект новой редакции" w:date="2026-10-14T13:28:00Z">
+      <w:del w:id="34" w:author="Проект новой редакции" w:date="2026-10-19T16:31:00Z">
         <w:r>
           <w:rPr>
             <w:rFonts w:ascii="Arial" w:hAnsi="Arial" w:cs="Arial"/>
@@ -1438,7 +1438,7 @@
         <w:lastRenderedPageBreak/>
         <w:t xml:space="preserve">13. SECRETARY…………………………………………………………….… </w:t>
       </w:r>
-      <w:ins w:id="35" w:author="Проект новой редакции" w:date="2026-10-14T13:28:00Z">
+      <w:ins w:id="35" w:author="Проект новой редакции" w:date="2026-10-19T16:31:00Z">
         <w:r>
           <w:rPr>
             <w:rFonts w:ascii="Arial" w:hAnsi="Arial" w:cs="Arial"/>
@@ -1450,7 +1450,7 @@
           <w:t>13</w:t>
         </w:r>
       </w:ins>
-      <w:del w:id="36" w:author="Проект новой редакции" w:date="2026-10-14T13:28:00Z">
+      <w:del w:id="36" w:author="Проект новой редакции" w:date="2026-10-19T16:31:00Z">
         <w:r>
           <w:rPr>
             <w:rFonts w:ascii="Arial" w:hAnsi="Arial" w:cs="Arial"/>
@@ -1485,7 +1485,7 @@
         </w:rPr>
         <w:t xml:space="preserve">14. FOUNDATION PROPERTY AND INCOME……………………………. </w:t>
       </w:r>
-      <w:ins w:id="37" w:author="Проект новой редакции" w:date="2026-10-14T13:28:00Z">
+      <w:ins w:id="37" w:author="Проект новой редакции" w:date="2026-10-19T16:31:00Z">
         <w:r>
           <w:rPr>
             <w:rFonts w:ascii="Arial" w:hAnsi="Arial" w:cs="Arial"/>
@@ -1497,7 +1497,7 @@
           <w:t>13</w:t>
         </w:r>
       </w:ins>
-      <w:del w:id="38" w:author="Проект новой редакции" w:date="2026-10-14T13:28:00Z">
+      <w:del w:id="38" w:author="Проект новой редакции" w:date="2026-10-19T16:31:00Z">
         <w:r>
           <w:rPr>
             <w:rFonts w:ascii="Arial" w:hAnsi="Arial" w:cs="Arial"/>
@@ -1515,7 +1515,7 @@
         <w:spacing w:after="0" w:line="360" w:lineRule="auto"/>
         <w:jc w:val="both"/>
         <w:rPr>
-          <w:ins w:id="39" w:author="Проект новой редакции" w:date="2026-10-14T13:28:00Z"/>
+          <w:ins w:id="39" w:author="Проект новой редакции" w:date="2026-10-19T16:31:00Z"/>
           <w:rFonts w:ascii="Arial" w:hAnsi="Arial" w:cs="Arial"/>
           <w:b/>
           <w:sz w:val="28"/>
@@ -1523,7 +1523,7 @@
           <w:lang w:val="en-GB"/>
         </w:rPr>
       </w:pPr>
-      <w:ins w:id="40" w:author="Проект новой редакции" w:date="2026-10-14T13:28:00Z">
+      <w:ins w:id="40" w:author="Проект новой редакции" w:date="2026-10-19T16:31:00Z">
         <w:r>
           <w:rPr>
             <w:rFonts w:ascii="Arial" w:hAnsi="Arial" w:cs="Arial"/>
@@ -1541,7 +1541,7 @@
         <w:spacing w:after="0" w:line="360" w:lineRule="auto"/>
         <w:jc w:val="both"/>
         <w:rPr>
-          <w:del w:id="41" w:author="Проект новой редакции" w:date="2026-10-14T13:28:00Z"/>
+          <w:del w:id="41" w:author="Проект новой редакции" w:date="2026-10-19T16:31:00Z"/>
           <w:rFonts w:ascii="Arial" w:hAnsi="Arial" w:cs="Arial"/>
           <w:b/>
           <w:sz w:val="28"/>
@@ -1549,7 +1549,7 @@
           <w:lang w:val="en-GB"/>
         </w:rPr>
       </w:pPr>
-      <w:del w:id="42" w:author="Проект новой редакции" w:date="2026-10-14T13:28:00Z">
+      <w:del w:id="42" w:author="Проект новой редакции" w:date="2026-10-19T16:31:00Z">
         <w:r>
           <w:rPr>
             <w:rFonts w:ascii="Arial" w:hAnsi="Arial" w:cs="Arial"/>
@@ -1594,7 +1594,7 @@
         </w:rPr>
         <w:t>16</w:t>
       </w:r>
-      <w:ins w:id="43" w:author="Проект новой редакции" w:date="2026-10-14T13:28:00Z">
+      <w:ins w:id="43" w:author="Проект новой редакции" w:date="2026-10-19T16:31:00Z">
         <w:r>
           <w:rPr>
             <w:rFonts w:ascii="Arial" w:hAnsi="Arial" w:cs="Arial"/>
@@ -1606,7 +1606,7 @@
           <w:t>.</w:t>
         </w:r>
       </w:ins>
-      <w:del w:id="44" w:author="Проект новой редакции" w:date="2026-10-14T13:28:00Z">
+      <w:del w:id="44" w:author="Проект новой редакции" w:date="2026-10-19T16:31:00Z">
         <w:r>
           <w:rPr>
             <w:rFonts w:ascii="Arial" w:hAnsi="Arial" w:cs="Arial"/>
@@ -1628,7 +1628,7 @@
         </w:rPr>
         <w:t xml:space="preserve"> DECLARATION………………………………………………….………... </w:t>
       </w:r>
-      <w:ins w:id="45" w:author="Проект новой редакции" w:date="2026-10-14T13:28:00Z">
+      <w:ins w:id="45" w:author="Проект новой редакции" w:date="2026-10-19T16:31:00Z">
         <w:r>
           <w:rPr>
             <w:rFonts w:ascii="Arial" w:hAnsi="Arial" w:cs="Arial"/>
@@ -1640,7 +1640,7 @@
           <w:t>14</w:t>
         </w:r>
       </w:ins>
-      <w:del w:id="46" w:author="Проект новой редакции" w:date="2026-10-14T13:28:00Z">
+      <w:del w:id="46" w:author="Проект новой редакции" w:date="2026-10-19T16:31:00Z">
         <w:r>
           <w:rPr>
             <w:rFonts w:ascii="Arial" w:hAnsi="Arial" w:cs="Arial"/>
@@ -1668,7 +1668,7 @@
         <w:spacing w:after="0" w:line="360" w:lineRule="auto"/>
         <w:jc w:val="both"/>
         <w:rPr>
-          <w:ins w:id="47" w:author="Проект новой редакции" w:date="2026-10-14T13:28:00Z"/>
+          <w:ins w:id="47" w:author="Проект новой редакции" w:date="2026-10-19T16:31:00Z"/>
           <w:rFonts w:ascii="Arial" w:hAnsi="Arial" w:cs="Arial"/>
           <w:b/>
           <w:sz w:val="28"/>
@@ -1676,7 +1676,7 @@
           <w:lang w:val="en-GB"/>
         </w:rPr>
       </w:pPr>
-      <w:ins w:id="48" w:author="Проект новой редакции" w:date="2026-10-14T13:28:00Z">
+      <w:ins w:id="48" w:author="Проект новой редакции" w:date="2026-10-19T16:31:00Z">
         <w:r>
           <w:rPr>
             <w:rFonts w:ascii="Arial" w:hAnsi="Arial" w:cs="Arial"/>
@@ -1968,7 +1968,7 @@
           <w:lang w:val="en-US"/>
         </w:rPr>
       </w:pPr>
-      <w:ins w:id="49" w:author="Проект новой редакции" w:date="2026-10-14T13:28:00Z">
+      <w:ins w:id="49" w:author="Проект новой редакции" w:date="2026-10-19T16:31:00Z">
         <w:r>
           <w:rPr>
             <w:rFonts w:ascii="Arial" w:hAnsi="Arial" w:cs="Arial"/>
@@ -1979,7 +1979,7 @@
           <w:t>1) “CACF”, “Project Office for Central Asia on climate change and green energy” or</w:t>
         </w:r>
       </w:ins>
-      <w:del w:id="50" w:author="Проект новой редакции" w:date="2026-10-14T13:28:00Z">
+      <w:del w:id="50" w:author="Проект новой редакции" w:date="2026-10-19T16:31:00Z">
         <w:r>
           <w:rPr>
             <w:rFonts w:ascii="Arial" w:hAnsi="Arial" w:cs="Arial"/>
@@ -2261,7 +2261,7 @@
         </w:rPr>
         <w:t xml:space="preserve">of the Foundation </w:t>
       </w:r>
-      <w:ins w:id="51" w:author="Проект новой редакции" w:date="2026-10-14T13:28:00Z">
+      <w:ins w:id="51" w:author="Проект новой редакции" w:date="2026-10-19T16:31:00Z">
         <w:r>
           <w:rPr>
             <w:rFonts w:ascii="Arial" w:hAnsi="Arial" w:cs="Arial"/>
@@ -2272,7 +2272,7 @@
           <w:t xml:space="preserve">headed by the </w:t>
         </w:r>
       </w:ins>
-      <w:del w:id="52" w:author="Проект новой редакции" w:date="2026-10-14T13:28:00Z">
+      <w:del w:id="52" w:author="Проект новой редакции" w:date="2026-10-19T16:31:00Z">
         <w:r>
           <w:rPr>
             <w:rFonts w:ascii="Arial" w:hAnsi="Arial" w:cs="Arial"/>
@@ -2292,7 +2292,7 @@
         </w:rPr>
         <w:t xml:space="preserve">Supreme Guardian and </w:t>
       </w:r>
-      <w:ins w:id="53" w:author="Проект новой редакции" w:date="2026-10-14T13:28:00Z">
+      <w:ins w:id="53" w:author="Проект новой редакции" w:date="2026-10-19T16:31:00Z">
         <w:r>
           <w:rPr>
             <w:rFonts w:ascii="Arial" w:hAnsi="Arial" w:cs="Arial"/>
@@ -2303,7 +2303,7 @@
           <w:t>composed of Guardians</w:t>
         </w:r>
       </w:ins>
-      <w:del w:id="54" w:author="Проект новой редакции" w:date="2026-10-14T13:28:00Z">
+      <w:del w:id="54" w:author="Проект новой редакции" w:date="2026-10-19T16:31:00Z">
         <w:r>
           <w:rPr>
             <w:rFonts w:ascii="Arial" w:hAnsi="Arial" w:cs="Arial"/>
@@ -2382,7 +2382,7 @@
         </w:rPr>
         <w:t xml:space="preserve"> appointed by the Founder</w:t>
       </w:r>
-      <w:ins w:id="55" w:author="Проект новой редакции" w:date="2026-10-14T13:28:00Z">
+      <w:ins w:id="55" w:author="Проект новой редакции" w:date="2026-10-19T16:31:00Z">
         <w:r>
           <w:rPr>
             <w:rFonts w:ascii="Arial" w:hAnsi="Arial" w:cs="Arial"/>
@@ -2393,7 +2393,7 @@
           <w:t>, who is</w:t>
         </w:r>
       </w:ins>
-      <w:del w:id="56" w:author="Проект новой редакции" w:date="2026-10-14T13:28:00Z">
+      <w:del w:id="56" w:author="Проект новой редакции" w:date="2026-10-19T16:31:00Z">
         <w:r>
           <w:rPr>
             <w:rFonts w:ascii="Arial" w:hAnsi="Arial" w:cs="Arial"/>
@@ -2413,7 +2413,7 @@
         </w:rPr>
         <w:t xml:space="preserve"> the </w:t>
       </w:r>
-      <w:ins w:id="57" w:author="Проект новой редакции" w:date="2026-10-14T13:28:00Z">
+      <w:ins w:id="57" w:author="Проект новой редакции" w:date="2026-10-19T16:31:00Z">
         <w:r>
           <w:rPr>
             <w:rFonts w:ascii="Arial" w:hAnsi="Arial" w:cs="Arial"/>
@@ -2424,7 +2424,7 @@
           <w:t>highest officer of the Foundation and performs his/her functions</w:t>
         </w:r>
       </w:ins>
-      <w:del w:id="58" w:author="Проект новой редакции" w:date="2026-10-14T13:28:00Z">
+      <w:del w:id="58" w:author="Проект новой редакции" w:date="2026-10-19T16:31:00Z">
         <w:r>
           <w:rPr>
             <w:rFonts w:ascii="Arial" w:hAnsi="Arial" w:cs="Arial"/>
@@ -2444,7 +2444,7 @@
         </w:rPr>
         <w:t xml:space="preserve"> in </w:t>
       </w:r>
-      <w:ins w:id="59" w:author="Проект новой редакции" w:date="2026-10-14T13:28:00Z">
+      <w:ins w:id="59" w:author="Проект новой редакции" w:date="2026-10-19T16:31:00Z">
         <w:r>
           <w:rPr>
             <w:rFonts w:ascii="Arial" w:hAnsi="Arial" w:cs="Arial"/>
@@ -2455,7 +2455,7 @@
           <w:t>accordance with these</w:t>
         </w:r>
       </w:ins>
-      <w:del w:id="60" w:author="Проект новой редакции" w:date="2026-10-14T13:28:00Z">
+      <w:del w:id="60" w:author="Проект новой редакции" w:date="2026-10-19T16:31:00Z">
         <w:r>
           <w:rPr>
             <w:rFonts w:ascii="Arial" w:hAnsi="Arial" w:cs="Arial"/>
@@ -2519,7 +2519,7 @@
         </w:rPr>
         <w:t xml:space="preserve">“Guardian” means a natural person appointed by the </w:t>
       </w:r>
-      <w:ins w:id="61" w:author="Проект новой редакции" w:date="2026-10-14T13:28:00Z">
+      <w:ins w:id="61" w:author="Проект новой редакции" w:date="2026-10-19T16:31:00Z">
         <w:r>
           <w:rPr>
             <w:rFonts w:ascii="Arial" w:hAnsi="Arial" w:cs="Arial"/>
@@ -2531,7 +2531,7 @@
           <w:t>Supreme Guardian</w:t>
         </w:r>
       </w:ins>
-      <w:del w:id="62" w:author="Проект новой редакции" w:date="2026-10-14T13:28:00Z">
+      <w:del w:id="62" w:author="Проект новой редакции" w:date="2026-10-19T16:31:00Z">
         <w:r>
           <w:rPr>
             <w:rFonts w:ascii="Arial" w:hAnsi="Arial" w:cs="Arial"/>
@@ -3343,7 +3343,7 @@
         </w:rPr>
         <w:t xml:space="preserve"> that are good, clean, clear funds, are free and clear of any liens and encumbrances</w:t>
       </w:r>
-      <w:ins w:id="63" w:author="Проект новой редакции" w:date="2026-10-14T13:28:00Z">
+      <w:ins w:id="63" w:author="Проект новой редакции" w:date="2026-10-19T16:31:00Z">
         <w:r>
           <w:rPr>
             <w:rFonts w:ascii="Arial" w:hAnsi="Arial" w:cs="Arial"/>
@@ -3354,7 +3354,7 @@
           <w:t>;</w:t>
         </w:r>
       </w:ins>
-      <w:del w:id="64" w:author="Проект новой редакции" w:date="2026-10-14T13:28:00Z">
+      <w:del w:id="64" w:author="Проект новой редакции" w:date="2026-10-19T16:31:00Z">
         <w:r>
           <w:rPr>
             <w:rFonts w:ascii="Arial" w:hAnsi="Arial" w:cs="Arial"/>
@@ -3372,14 +3372,14 @@
         <w:ind w:firstLine="993"/>
         <w:jc w:val="both"/>
         <w:rPr>
-          <w:ins w:id="65" w:author="Проект новой редакции" w:date="2026-10-14T13:28:00Z"/>
-          <w:rFonts w:ascii="Arial" w:hAnsi="Arial" w:cs="Arial"/>
-          <w:sz w:val="28"/>
-          <w:szCs w:val="28"/>
-          <w:lang w:val="en-US"/>
-        </w:rPr>
-      </w:pPr>
-      <w:ins w:id="66" w:author="Проект новой редакции" w:date="2026-10-14T13:28:00Z">
+          <w:ins w:id="65" w:author="Проект новой редакции" w:date="2026-10-19T16:31:00Z"/>
+          <w:rFonts w:ascii="Arial" w:hAnsi="Arial" w:cs="Arial"/>
+          <w:sz w:val="28"/>
+          <w:szCs w:val="28"/>
+          <w:lang w:val="en-US"/>
+        </w:rPr>
+      </w:pPr>
+      <w:ins w:id="66" w:author="Проект новой редакции" w:date="2026-10-19T16:31:00Z">
         <w:r>
           <w:rPr>
             <w:rFonts w:ascii="Arial" w:hAnsi="Arial" w:cs="Arial"/>
@@ -3836,7 +3836,7 @@
         </w:rPr>
         <w:t xml:space="preserve"> the Supreme Guardian</w:t>
       </w:r>
-      <w:ins w:id="67" w:author="Проект новой редакции" w:date="2026-10-14T13:28:00Z">
+      <w:ins w:id="67" w:author="Проект новой редакции" w:date="2026-10-19T16:31:00Z">
         <w:r>
           <w:rPr>
             <w:rFonts w:ascii="Arial" w:hAnsi="Arial" w:cs="Arial"/>
@@ -3847,7 +3847,7 @@
           <w:t xml:space="preserve">; Guardians </w:t>
         </w:r>
       </w:ins>
-      <w:del w:id="68" w:author="Проект новой редакции" w:date="2026-10-14T13:28:00Z">
+      <w:del w:id="68" w:author="Проект новой редакции" w:date="2026-10-19T16:31:00Z">
         <w:r>
           <w:rPr>
             <w:rFonts w:ascii="Arial" w:hAnsi="Arial" w:cs="Arial"/>
@@ -3867,7 +3867,7 @@
         </w:rPr>
         <w:t>of the Guardian Council</w:t>
       </w:r>
-      <w:ins w:id="69" w:author="Проект новой редакции" w:date="2026-10-14T13:28:00Z">
+      <w:ins w:id="69" w:author="Проект новой редакции" w:date="2026-10-19T16:31:00Z">
         <w:r>
           <w:rPr>
             <w:rFonts w:ascii="Arial" w:hAnsi="Arial" w:cs="Arial"/>
@@ -3909,7 +3909,7 @@
         </w:rPr>
         <w:t xml:space="preserve">b) Power to remove the Supreme Guardian </w:t>
       </w:r>
-      <w:ins w:id="70" w:author="Проект новой редакции" w:date="2026-10-14T13:28:00Z">
+      <w:ins w:id="70" w:author="Проект новой редакции" w:date="2026-10-19T16:31:00Z">
         <w:r>
           <w:rPr>
             <w:rFonts w:ascii="Arial" w:hAnsi="Arial" w:cs="Arial"/>
@@ -3920,7 +3920,7 @@
           <w:t>with simultaneous appointment of a new Supreme</w:t>
         </w:r>
       </w:ins>
-      <w:del w:id="71" w:author="Проект новой редакции" w:date="2026-10-14T13:28:00Z">
+      <w:del w:id="71" w:author="Проект новой редакции" w:date="2026-10-19T16:31:00Z">
         <w:r>
           <w:rPr>
             <w:rFonts w:ascii="Arial" w:hAnsi="Arial" w:cs="Arial"/>
@@ -3940,7 +3940,7 @@
         </w:rPr>
         <w:t xml:space="preserve"> Guardian</w:t>
       </w:r>
-      <w:del w:id="72" w:author="Проект новой редакции" w:date="2026-10-14T13:28:00Z">
+      <w:del w:id="72" w:author="Проект новой редакции" w:date="2026-10-19T16:31:00Z">
         <w:r>
           <w:rPr>
             <w:rFonts w:ascii="Arial" w:hAnsi="Arial" w:cs="Arial"/>
@@ -4452,7 +4452,7 @@
         </w:rPr>
         <w:t xml:space="preserve">Guardian Council is </w:t>
       </w:r>
-      <w:ins w:id="73" w:author="Проект новой редакции" w:date="2026-10-14T13:28:00Z">
+      <w:ins w:id="73" w:author="Проект новой редакции" w:date="2026-10-19T16:31:00Z">
         <w:r>
           <w:rPr>
             <w:rFonts w:ascii="Arial" w:hAnsi="Arial" w:cs="Arial"/>
@@ -4463,7 +4463,7 @@
           <w:t>the</w:t>
         </w:r>
       </w:ins>
-      <w:del w:id="74" w:author="Проект новой редакции" w:date="2026-10-14T13:28:00Z">
+      <w:del w:id="74" w:author="Проект новой редакции" w:date="2026-10-19T16:31:00Z">
         <w:r>
           <w:rPr>
             <w:rFonts w:ascii="Arial" w:hAnsi="Arial" w:cs="Arial"/>
@@ -4483,7 +4483,7 @@
         </w:rPr>
         <w:t xml:space="preserve"> highest governance body of the Foundation and </w:t>
       </w:r>
-      <w:ins w:id="75" w:author="Проект новой редакции" w:date="2026-10-14T13:28:00Z">
+      <w:ins w:id="75" w:author="Проект новой редакции" w:date="2026-10-19T16:31:00Z">
         <w:r>
           <w:rPr>
             <w:rFonts w:ascii="Arial" w:hAnsi="Arial" w:cs="Arial"/>
@@ -4494,7 +4494,7 @@
           <w:t>is headed</w:t>
         </w:r>
       </w:ins>
-      <w:del w:id="76" w:author="Проект новой редакции" w:date="2026-10-14T13:28:00Z">
+      <w:del w:id="76" w:author="Проект новой редакции" w:date="2026-10-19T16:31:00Z">
         <w:r>
           <w:rPr>
             <w:rFonts w:ascii="Arial" w:hAnsi="Arial" w:cs="Arial"/>
@@ -4523,7 +4523,7 @@
         </w:rPr>
         <w:t xml:space="preserve"> by </w:t>
       </w:r>
-      <w:ins w:id="77" w:author="Проект новой редакции" w:date="2026-10-14T13:28:00Z">
+      <w:ins w:id="77" w:author="Проект новой редакции" w:date="2026-10-19T16:31:00Z">
         <w:r>
           <w:rPr>
             <w:rFonts w:ascii="Arial" w:hAnsi="Arial" w:cs="Arial"/>
@@ -4543,7 +4543,7 @@
         </w:rPr>
         <w:t>Supreme Guardian</w:t>
       </w:r>
-      <w:ins w:id="78" w:author="Проект новой редакции" w:date="2026-10-14T13:28:00Z">
+      <w:ins w:id="78" w:author="Проект новой редакции" w:date="2026-10-19T16:31:00Z">
         <w:r>
           <w:rPr>
             <w:rFonts w:ascii="Arial" w:hAnsi="Arial" w:cs="Arial"/>
@@ -4554,7 +4554,7 @@
           <w:t>. In the absence of Guardians, the powers of the Guardian Council are exercised</w:t>
         </w:r>
       </w:ins>
-      <w:del w:id="79" w:author="Проект новой редакции" w:date="2026-10-14T13:28:00Z">
+      <w:del w:id="79" w:author="Проект новой редакции" w:date="2026-10-19T16:31:00Z">
         <w:r>
           <w:rPr>
             <w:rFonts w:ascii="Arial" w:hAnsi="Arial" w:cs="Arial"/>
@@ -4583,7 +4583,7 @@
         </w:rPr>
         <w:t xml:space="preserve"> by</w:t>
       </w:r>
-      <w:ins w:id="80" w:author="Проект новой редакции" w:date="2026-10-14T13:28:00Z">
+      <w:ins w:id="80" w:author="Проект новой редакции" w:date="2026-10-19T16:31:00Z">
         <w:r>
           <w:rPr>
             <w:rFonts w:ascii="Arial" w:hAnsi="Arial" w:cs="Arial"/>
@@ -4710,7 +4710,7 @@
         </w:rPr>
         <w:t xml:space="preserve">must comply with the provisions of Charter, By-laws and the </w:t>
       </w:r>
-      <w:ins w:id="81" w:author="Проект новой редакции" w:date="2026-10-14T13:28:00Z">
+      <w:ins w:id="81" w:author="Проект новой редакции" w:date="2026-10-19T16:31:00Z">
         <w:r>
           <w:rPr>
             <w:rFonts w:ascii="Arial" w:hAnsi="Arial" w:cs="Arial"/>
@@ -4990,14 +4990,14 @@
         <w:ind w:firstLine="709"/>
         <w:jc w:val="both"/>
         <w:rPr>
-          <w:del w:id="82" w:author="Проект новой редакции" w:date="2026-10-14T13:28:00Z"/>
-          <w:rFonts w:ascii="Arial" w:hAnsi="Arial" w:cs="Arial"/>
-          <w:sz w:val="28"/>
-          <w:szCs w:val="28"/>
-          <w:lang w:val="en-US"/>
-        </w:rPr>
-      </w:pPr>
-      <w:ins w:id="83" w:author="Проект новой редакции" w:date="2026-10-14T13:28:00Z">
+          <w:del w:id="82" w:author="Проект новой редакции" w:date="2026-10-19T16:31:00Z"/>
+          <w:rFonts w:ascii="Arial" w:hAnsi="Arial" w:cs="Arial"/>
+          <w:sz w:val="28"/>
+          <w:szCs w:val="28"/>
+          <w:lang w:val="en-US"/>
+        </w:rPr>
+      </w:pPr>
+      <w:ins w:id="83" w:author="Проект новой редакции" w:date="2026-10-19T16:31:00Z">
         <w:r>
           <w:rPr>
             <w:rFonts w:ascii="Arial" w:hAnsi="Arial" w:cs="Arial"/>
@@ -5008,7 +5008,7 @@
           <w:t>a</w:t>
         </w:r>
       </w:ins>
-      <w:del w:id="84" w:author="Проект новой редакции" w:date="2026-10-14T13:28:00Z">
+      <w:del w:id="84" w:author="Проект новой редакции" w:date="2026-10-19T16:31:00Z">
         <w:r>
           <w:rPr>
             <w:rFonts w:ascii="Arial" w:hAnsi="Arial" w:cs="Arial"/>
@@ -5053,14 +5053,14 @@
         <w:ind w:firstLine="708"/>
         <w:jc w:val="both"/>
         <w:rPr>
-          <w:del w:id="85" w:author="Проект новой редакции" w:date="2026-10-14T13:28:00Z"/>
-          <w:rFonts w:ascii="Arial" w:hAnsi="Arial" w:cs="Arial"/>
-          <w:sz w:val="28"/>
-          <w:szCs w:val="28"/>
-          <w:lang w:val="en-US"/>
-        </w:rPr>
-      </w:pPr>
-      <w:del w:id="86" w:author="Проект новой редакции" w:date="2026-10-14T13:28:00Z">
+          <w:del w:id="85" w:author="Проект новой редакции" w:date="2026-10-19T16:31:00Z"/>
+          <w:rFonts w:ascii="Arial" w:hAnsi="Arial" w:cs="Arial"/>
+          <w:sz w:val="28"/>
+          <w:szCs w:val="28"/>
+          <w:lang w:val="en-US"/>
+        </w:rPr>
+      </w:pPr>
+      <w:del w:id="86" w:author="Проект новой редакции" w:date="2026-10-19T16:31:00Z">
         <w:r>
           <w:rPr>
             <w:rFonts w:ascii="Arial" w:hAnsi="Arial" w:cs="Arial"/>
@@ -5078,14 +5078,14 @@
         <w:ind w:firstLine="709"/>
         <w:jc w:val="both"/>
         <w:rPr>
-          <w:del w:id="87" w:author="Проект новой редакции" w:date="2026-10-14T13:28:00Z"/>
-          <w:rFonts w:ascii="Arial" w:hAnsi="Arial" w:cs="Arial"/>
-          <w:sz w:val="28"/>
-          <w:szCs w:val="28"/>
-          <w:lang w:val="en-US"/>
-        </w:rPr>
-      </w:pPr>
-      <w:del w:id="88" w:author="Проект новой редакции" w:date="2026-10-14T13:28:00Z">
+          <w:del w:id="87" w:author="Проект новой редакции" w:date="2026-10-19T16:31:00Z"/>
+          <w:rFonts w:ascii="Arial" w:hAnsi="Arial" w:cs="Arial"/>
+          <w:sz w:val="28"/>
+          <w:szCs w:val="28"/>
+          <w:lang w:val="en-US"/>
+        </w:rPr>
+      </w:pPr>
+      <w:del w:id="88" w:author="Проект новой редакции" w:date="2026-10-19T16:31:00Z">
         <w:r>
           <w:rPr>
             <w:rFonts w:ascii="Arial" w:hAnsi="Arial" w:cs="Arial"/>
@@ -5118,7 +5118,7 @@
           <w:lang w:val="en-US"/>
         </w:rPr>
       </w:pPr>
-      <w:del w:id="89" w:author="Проект новой редакции" w:date="2026-10-14T13:28:00Z">
+      <w:del w:id="89" w:author="Проект новой редакции" w:date="2026-10-19T16:31:00Z">
         <w:r>
           <w:rPr>
             <w:rFonts w:ascii="Arial" w:hAnsi="Arial" w:cs="Arial"/>
@@ -5151,7 +5151,7 @@
           <w:lang w:val="en-US"/>
         </w:rPr>
       </w:pPr>
-      <w:ins w:id="90" w:author="Проект новой редакции" w:date="2026-10-14T13:28:00Z">
+      <w:ins w:id="90" w:author="Проект новой редакции" w:date="2026-10-19T16:31:00Z">
         <w:r>
           <w:rPr>
             <w:rFonts w:ascii="Arial" w:hAnsi="Arial" w:cs="Arial"/>
@@ -5162,7 +5162,7 @@
           <w:t>b</w:t>
         </w:r>
       </w:ins>
-      <w:del w:id="91" w:author="Проект новой редакции" w:date="2026-10-14T13:28:00Z">
+      <w:del w:id="91" w:author="Проект новой редакции" w:date="2026-10-19T16:31:00Z">
         <w:r>
           <w:rPr>
             <w:rFonts w:ascii="Arial" w:hAnsi="Arial" w:cs="Arial"/>
@@ -5204,7 +5204,7 @@
           <w:lang w:val="en-US"/>
         </w:rPr>
       </w:pPr>
-      <w:ins w:id="92" w:author="Проект новой редакции" w:date="2026-10-14T13:28:00Z">
+      <w:ins w:id="92" w:author="Проект новой редакции" w:date="2026-10-19T16:31:00Z">
         <w:r>
           <w:rPr>
             <w:rFonts w:ascii="Arial" w:hAnsi="Arial" w:cs="Arial"/>
@@ -5215,7 +5215,7 @@
           <w:t>c</w:t>
         </w:r>
       </w:ins>
-      <w:del w:id="93" w:author="Проект новой редакции" w:date="2026-10-14T13:28:00Z">
+      <w:del w:id="93" w:author="Проект новой редакции" w:date="2026-10-19T16:31:00Z">
         <w:r>
           <w:rPr>
             <w:rFonts w:ascii="Arial" w:hAnsi="Arial" w:cs="Arial"/>
@@ -5242,14 +5242,14 @@
         <w:ind w:firstLine="709"/>
         <w:jc w:val="both"/>
         <w:rPr>
-          <w:ins w:id="94" w:author="Проект новой редакции" w:date="2026-10-14T13:28:00Z"/>
-          <w:rFonts w:ascii="Arial" w:hAnsi="Arial" w:cs="Arial"/>
-          <w:sz w:val="28"/>
-          <w:szCs w:val="28"/>
-          <w:lang w:val="en-US"/>
-        </w:rPr>
-      </w:pPr>
-      <w:ins w:id="95" w:author="Проект новой редакции" w:date="2026-10-14T13:28:00Z">
+          <w:ins w:id="94" w:author="Проект новой редакции" w:date="2026-10-19T16:31:00Z"/>
+          <w:rFonts w:ascii="Arial" w:hAnsi="Arial" w:cs="Arial"/>
+          <w:sz w:val="28"/>
+          <w:szCs w:val="28"/>
+          <w:lang w:val="en-US"/>
+        </w:rPr>
+      </w:pPr>
+      <w:ins w:id="95" w:author="Проект новой редакции" w:date="2026-10-19T16:31:00Z">
         <w:r>
           <w:rPr>
             <w:rFonts w:ascii="Arial" w:hAnsi="Arial" w:cs="Arial"/>
@@ -5763,7 +5763,7 @@
         </w:rPr>
         <w:t xml:space="preserve">to </w:t>
       </w:r>
-      <w:ins w:id="96" w:author="Проект новой редакции" w:date="2026-10-14T13:28:00Z">
+      <w:ins w:id="96" w:author="Проект новой редакции" w:date="2026-10-19T16:31:00Z">
         <w:r>
           <w:rPr>
             <w:rFonts w:ascii="Arial" w:hAnsi="Arial" w:cs="Arial"/>
@@ -5774,7 +5774,7 @@
           <w:t>receive notifications of</w:t>
         </w:r>
       </w:ins>
-      <w:del w:id="97" w:author="Проект новой редакции" w:date="2026-10-14T13:28:00Z">
+      <w:del w:id="97" w:author="Проект новой редакции" w:date="2026-10-19T16:31:00Z">
         <w:r>
           <w:rPr>
             <w:rFonts w:ascii="Arial" w:hAnsi="Arial" w:cs="Arial"/>
@@ -5794,7 +5794,7 @@
         </w:rPr>
         <w:t xml:space="preserve"> the </w:t>
       </w:r>
-      <w:ins w:id="98" w:author="Проект новой редакции" w:date="2026-10-14T13:28:00Z">
+      <w:ins w:id="98" w:author="Проект новой редакции" w:date="2026-10-19T16:31:00Z">
         <w:r>
           <w:rPr>
             <w:rFonts w:ascii="Arial" w:hAnsi="Arial" w:cs="Arial"/>
@@ -5805,7 +5805,7 @@
           <w:t>approval and amendment of the budget and policies</w:t>
         </w:r>
       </w:ins>
-      <w:del w:id="99" w:author="Проект новой редакции" w:date="2026-10-14T13:28:00Z">
+      <w:del w:id="99" w:author="Проект новой редакции" w:date="2026-10-19T16:31:00Z">
         <w:r>
           <w:rPr>
             <w:rFonts w:ascii="Arial" w:hAnsi="Arial" w:cs="Arial"/>
@@ -5843,7 +5843,7 @@
         </w:rPr>
         <w:t>of the Foundation</w:t>
       </w:r>
-      <w:ins w:id="100" w:author="Проект новой редакции" w:date="2026-10-14T13:28:00Z">
+      <w:ins w:id="100" w:author="Проект новой редакции" w:date="2026-10-19T16:31:00Z">
         <w:r>
           <w:rPr>
             <w:rFonts w:ascii="Arial" w:hAnsi="Arial" w:cs="Arial"/>
@@ -5854,7 +5854,7 @@
           <w:t>, as well as of</w:t>
         </w:r>
       </w:ins>
-      <w:del w:id="101" w:author="Проект новой редакции" w:date="2026-10-14T13:28:00Z">
+      <w:del w:id="101" w:author="Проект новой редакции" w:date="2026-10-19T16:31:00Z">
         <w:r>
           <w:rPr>
             <w:rFonts w:ascii="Arial" w:hAnsi="Arial" w:cs="Arial"/>
@@ -5893,7 +5893,7 @@
         </w:rPr>
         <w:t xml:space="preserve"> the </w:t>
       </w:r>
-      <w:ins w:id="102" w:author="Проект новой редакции" w:date="2026-10-14T13:28:00Z">
+      <w:ins w:id="102" w:author="Проект новой редакции" w:date="2026-10-19T16:31:00Z">
         <w:r>
           <w:rPr>
             <w:rFonts w:ascii="Arial" w:hAnsi="Arial" w:cs="Arial"/>
@@ -5904,7 +5904,7 @@
           <w:t>decisions referred to in section 14.1.(a), and to object to them in accordance with paragraph 3.11</w:t>
         </w:r>
       </w:ins>
-      <w:del w:id="103" w:author="Проект новой редакции" w:date="2026-10-14T13:28:00Z">
+      <w:del w:id="103" w:author="Проект новой редакции" w:date="2026-10-19T16:31:00Z">
         <w:r>
           <w:rPr>
             <w:rFonts w:ascii="Arial" w:hAnsi="Arial" w:cs="Arial"/>
@@ -5986,7 +5986,7 @@
         </w:rPr>
         <w:t xml:space="preserve">to decide on convening </w:t>
       </w:r>
-      <w:del w:id="104" w:author="Проект новой редакции" w:date="2026-10-14T13:28:00Z">
+      <w:del w:id="104" w:author="Проект новой редакции" w:date="2026-10-19T16:31:00Z">
         <w:r>
           <w:rPr>
             <w:rFonts w:ascii="Arial" w:hAnsi="Arial" w:cs="Arial"/>
@@ -6006,7 +6006,7 @@
         </w:rPr>
         <w:t>annual meetings of the Guardian</w:t>
       </w:r>
-      <w:del w:id="105" w:author="Проект новой редакции" w:date="2026-10-14T13:28:00Z">
+      <w:del w:id="105" w:author="Проект новой редакции" w:date="2026-10-19T16:31:00Z">
         <w:r>
           <w:rPr>
             <w:rFonts w:ascii="Arial" w:hAnsi="Arial" w:cs="Arial"/>
@@ -6033,7 +6033,7 @@
         <w:ind w:firstLine="993"/>
         <w:jc w:val="both"/>
         <w:rPr>
-          <w:ins w:id="106" w:author="Проект новой редакции" w:date="2026-10-14T13:28:00Z"/>
+          <w:ins w:id="106" w:author="Проект новой редакции" w:date="2026-10-19T16:31:00Z"/>
           <w:rFonts w:ascii="Arial" w:hAnsi="Arial" w:cs="Arial"/>
           <w:sz w:val="28"/>
           <w:szCs w:val="28"/>
@@ -6067,7 +6067,7 @@
         </w:rPr>
         <w:t>to exercise control over the effectiveness of governance practices in the Foundation</w:t>
       </w:r>
-      <w:ins w:id="107" w:author="Проект новой редакции" w:date="2026-10-14T13:28:00Z">
+      <w:ins w:id="107" w:author="Проект новой редакции" w:date="2026-10-19T16:31:00Z">
         <w:r>
           <w:rPr>
             <w:rFonts w:ascii="Arial" w:hAnsi="Arial" w:cs="Arial"/>
@@ -6085,14 +6085,14 @@
         <w:ind w:firstLine="993"/>
         <w:jc w:val="both"/>
         <w:rPr>
-          <w:ins w:id="108" w:author="Проект новой редакции" w:date="2026-10-14T13:28:00Z"/>
-          <w:rFonts w:ascii="Arial" w:hAnsi="Arial" w:cs="Arial"/>
-          <w:sz w:val="28"/>
-          <w:szCs w:val="28"/>
-          <w:lang w:val="en-US"/>
-        </w:rPr>
-      </w:pPr>
-      <w:ins w:id="109" w:author="Проект новой редакции" w:date="2026-10-14T13:28:00Z">
+          <w:ins w:id="108" w:author="Проект новой редакции" w:date="2026-10-19T16:31:00Z"/>
+          <w:rFonts w:ascii="Arial" w:hAnsi="Arial" w:cs="Arial"/>
+          <w:sz w:val="28"/>
+          <w:szCs w:val="28"/>
+          <w:lang w:val="en-US"/>
+        </w:rPr>
+      </w:pPr>
+      <w:ins w:id="109" w:author="Проект новой редакции" w:date="2026-10-19T16:31:00Z">
         <w:r>
           <w:rPr>
             <w:rFonts w:ascii="Arial" w:hAnsi="Arial" w:cs="Arial"/>
@@ -6110,14 +6110,14 @@
         <w:ind w:firstLine="993"/>
         <w:jc w:val="both"/>
         <w:rPr>
-          <w:ins w:id="110" w:author="Проект новой редакции" w:date="2026-10-14T13:28:00Z"/>
-          <w:rFonts w:ascii="Arial" w:hAnsi="Arial" w:cs="Arial"/>
-          <w:sz w:val="28"/>
-          <w:szCs w:val="28"/>
-          <w:lang w:val="en-US"/>
-        </w:rPr>
-      </w:pPr>
-      <w:ins w:id="111" w:author="Проект новой редакции" w:date="2026-10-14T13:28:00Z">
+          <w:ins w:id="110" w:author="Проект новой редакции" w:date="2026-10-19T16:31:00Z"/>
+          <w:rFonts w:ascii="Arial" w:hAnsi="Arial" w:cs="Arial"/>
+          <w:sz w:val="28"/>
+          <w:szCs w:val="28"/>
+          <w:lang w:val="en-US"/>
+        </w:rPr>
+      </w:pPr>
+      <w:ins w:id="111" w:author="Проект новой редакции" w:date="2026-10-19T16:31:00Z">
         <w:r>
           <w:rPr>
             <w:rFonts w:ascii="Arial" w:hAnsi="Arial" w:cs="Arial"/>
@@ -6135,14 +6135,14 @@
         <w:ind w:firstLine="993"/>
         <w:jc w:val="both"/>
         <w:rPr>
-          <w:ins w:id="112" w:author="Проект новой редакции" w:date="2026-10-14T13:28:00Z"/>
-          <w:rFonts w:ascii="Arial" w:hAnsi="Arial" w:cs="Arial"/>
-          <w:sz w:val="28"/>
-          <w:szCs w:val="28"/>
-          <w:lang w:val="en-US"/>
-        </w:rPr>
-      </w:pPr>
-      <w:ins w:id="113" w:author="Проект новой редакции" w:date="2026-10-14T13:28:00Z">
+          <w:ins w:id="112" w:author="Проект новой редакции" w:date="2026-10-19T16:31:00Z"/>
+          <w:rFonts w:ascii="Arial" w:hAnsi="Arial" w:cs="Arial"/>
+          <w:sz w:val="28"/>
+          <w:szCs w:val="28"/>
+          <w:lang w:val="en-US"/>
+        </w:rPr>
+      </w:pPr>
+      <w:ins w:id="113" w:author="Проект новой редакции" w:date="2026-10-19T16:31:00Z">
         <w:r>
           <w:rPr>
             <w:rFonts w:ascii="Arial" w:hAnsi="Arial" w:cs="Arial"/>
@@ -6160,14 +6160,14 @@
         <w:ind w:firstLine="709"/>
         <w:jc w:val="both"/>
         <w:rPr>
-          <w:ins w:id="114" w:author="Проект новой редакции" w:date="2026-10-14T13:28:00Z"/>
-          <w:rFonts w:ascii="Arial" w:hAnsi="Arial" w:cs="Arial"/>
-          <w:sz w:val="28"/>
-          <w:szCs w:val="28"/>
-          <w:lang w:val="en-US"/>
-        </w:rPr>
-      </w:pPr>
-      <w:ins w:id="115" w:author="Проект новой редакции" w:date="2026-10-14T13:28:00Z">
+          <w:ins w:id="114" w:author="Проект новой редакции" w:date="2026-10-19T16:31:00Z"/>
+          <w:rFonts w:ascii="Arial" w:hAnsi="Arial" w:cs="Arial"/>
+          <w:sz w:val="28"/>
+          <w:szCs w:val="28"/>
+          <w:lang w:val="en-US"/>
+        </w:rPr>
+      </w:pPr>
+      <w:ins w:id="115" w:author="Проект новой редакции" w:date="2026-10-19T16:31:00Z">
         <w:r>
           <w:rPr>
             <w:rFonts w:ascii="Arial" w:hAnsi="Arial" w:cs="Arial"/>
@@ -6185,14 +6185,14 @@
         <w:ind w:firstLine="709"/>
         <w:jc w:val="both"/>
         <w:rPr>
-          <w:ins w:id="116" w:author="Проект новой редакции" w:date="2026-10-14T13:28:00Z"/>
-          <w:rFonts w:ascii="Arial" w:hAnsi="Arial" w:cs="Arial"/>
-          <w:sz w:val="28"/>
-          <w:szCs w:val="28"/>
-          <w:lang w:val="en-US"/>
-        </w:rPr>
-      </w:pPr>
-      <w:ins w:id="117" w:author="Проект новой редакции" w:date="2026-10-14T13:28:00Z">
+          <w:ins w:id="116" w:author="Проект новой редакции" w:date="2026-10-19T16:31:00Z"/>
+          <w:rFonts w:ascii="Arial" w:hAnsi="Arial" w:cs="Arial"/>
+          <w:sz w:val="28"/>
+          <w:szCs w:val="28"/>
+          <w:lang w:val="en-US"/>
+        </w:rPr>
+      </w:pPr>
+      <w:ins w:id="117" w:author="Проект новой редакции" w:date="2026-10-19T16:31:00Z">
         <w:r>
           <w:rPr>
             <w:rFonts w:ascii="Arial" w:hAnsi="Arial" w:cs="Arial"/>
@@ -6228,14 +6228,14 @@
         <w:ind w:firstLine="709"/>
         <w:jc w:val="both"/>
         <w:rPr>
-          <w:ins w:id="118" w:author="Проект новой редакции" w:date="2026-10-14T13:28:00Z"/>
-          <w:rFonts w:ascii="Arial" w:hAnsi="Arial" w:cs="Arial"/>
-          <w:sz w:val="28"/>
-          <w:szCs w:val="28"/>
-          <w:lang w:val="en-US"/>
-        </w:rPr>
-      </w:pPr>
-      <w:ins w:id="119" w:author="Проект новой редакции" w:date="2026-10-14T13:28:00Z">
+          <w:ins w:id="118" w:author="Проект новой редакции" w:date="2026-10-19T16:31:00Z"/>
+          <w:rFonts w:ascii="Arial" w:hAnsi="Arial" w:cs="Arial"/>
+          <w:sz w:val="28"/>
+          <w:szCs w:val="28"/>
+          <w:lang w:val="en-US"/>
+        </w:rPr>
+      </w:pPr>
+      <w:ins w:id="119" w:author="Проект новой редакции" w:date="2026-10-19T16:31:00Z">
         <w:r>
           <w:rPr>
             <w:rFonts w:ascii="Arial" w:hAnsi="Arial" w:cs="Arial"/>
@@ -6253,14 +6253,14 @@
         <w:ind w:firstLine="709"/>
         <w:jc w:val="both"/>
         <w:rPr>
-          <w:ins w:id="120" w:author="Проект новой редакции" w:date="2026-10-14T13:28:00Z"/>
-          <w:rFonts w:ascii="Arial" w:hAnsi="Arial" w:cs="Arial"/>
-          <w:sz w:val="28"/>
-          <w:szCs w:val="28"/>
-          <w:lang w:val="en-US"/>
-        </w:rPr>
-      </w:pPr>
-      <w:ins w:id="121" w:author="Проект новой редакции" w:date="2026-10-14T13:28:00Z">
+          <w:ins w:id="120" w:author="Проект новой редакции" w:date="2026-10-19T16:31:00Z"/>
+          <w:rFonts w:ascii="Arial" w:hAnsi="Arial" w:cs="Arial"/>
+          <w:sz w:val="28"/>
+          <w:szCs w:val="28"/>
+          <w:lang w:val="en-US"/>
+        </w:rPr>
+      </w:pPr>
+      <w:ins w:id="121" w:author="Проект новой редакции" w:date="2026-10-19T16:31:00Z">
         <w:r>
           <w:rPr>
             <w:rFonts w:ascii="Arial" w:hAnsi="Arial" w:cs="Arial"/>
@@ -6278,14 +6278,14 @@
         <w:ind w:firstLine="709"/>
         <w:jc w:val="both"/>
         <w:rPr>
-          <w:ins w:id="122" w:author="Проект новой редакции" w:date="2026-10-14T13:28:00Z"/>
-          <w:rFonts w:ascii="Arial" w:hAnsi="Arial" w:cs="Arial"/>
-          <w:sz w:val="28"/>
-          <w:szCs w:val="28"/>
-          <w:lang w:val="en-US"/>
-        </w:rPr>
-      </w:pPr>
-      <w:ins w:id="123" w:author="Проект новой редакции" w:date="2026-10-14T13:28:00Z">
+          <w:ins w:id="122" w:author="Проект новой редакции" w:date="2026-10-19T16:31:00Z"/>
+          <w:rFonts w:ascii="Arial" w:hAnsi="Arial" w:cs="Arial"/>
+          <w:sz w:val="28"/>
+          <w:szCs w:val="28"/>
+          <w:lang w:val="en-US"/>
+        </w:rPr>
+      </w:pPr>
+      <w:ins w:id="123" w:author="Проект новой редакции" w:date="2026-10-19T16:31:00Z">
         <w:r>
           <w:rPr>
             <w:rFonts w:ascii="Arial" w:hAnsi="Arial" w:cs="Arial"/>
@@ -6303,14 +6303,14 @@
         <w:ind w:firstLine="709"/>
         <w:jc w:val="both"/>
         <w:rPr>
-          <w:ins w:id="124" w:author="Проект новой редакции" w:date="2026-10-14T13:28:00Z"/>
-          <w:rFonts w:ascii="Arial" w:hAnsi="Arial" w:cs="Arial"/>
-          <w:sz w:val="28"/>
-          <w:szCs w:val="28"/>
-          <w:lang w:val="en-US"/>
-        </w:rPr>
-      </w:pPr>
-      <w:ins w:id="125" w:author="Проект новой редакции" w:date="2026-10-14T13:28:00Z">
+          <w:ins w:id="124" w:author="Проект новой редакции" w:date="2026-10-19T16:31:00Z"/>
+          <w:rFonts w:ascii="Arial" w:hAnsi="Arial" w:cs="Arial"/>
+          <w:sz w:val="28"/>
+          <w:szCs w:val="28"/>
+          <w:lang w:val="en-US"/>
+        </w:rPr>
+      </w:pPr>
+      <w:ins w:id="125" w:author="Проект новой редакции" w:date="2026-10-19T16:31:00Z">
         <w:r>
           <w:rPr>
             <w:rFonts w:ascii="Arial" w:hAnsi="Arial" w:cs="Arial"/>
@@ -6344,7 +6344,7 @@
           <w:lang w:val="en-US"/>
         </w:rPr>
       </w:pPr>
-      <w:ins w:id="126" w:author="Проект новой редакции" w:date="2026-10-14T13:28:00Z">
+      <w:ins w:id="126" w:author="Проект новой редакции" w:date="2026-10-19T16:31:00Z">
         <w:r>
           <w:rPr>
             <w:rFonts w:ascii="Arial" w:hAnsi="Arial" w:cs="Arial"/>
@@ -7171,7 +7171,7 @@
         </w:rPr>
         <w:t xml:space="preserve"> of the Guardian</w:t>
       </w:r>
-      <w:ins w:id="127" w:author="Проект новой редакции" w:date="2026-10-14T13:28:00Z">
+      <w:ins w:id="127" w:author="Проект новой редакции" w:date="2026-10-19T16:31:00Z">
         <w:r>
           <w:rPr>
             <w:rFonts w:ascii="Arial" w:hAnsi="Arial" w:cs="Arial"/>
@@ -7182,7 +7182,7 @@
           <w:t>, including the Supreme Guardian;</w:t>
         </w:r>
       </w:ins>
-      <w:del w:id="128" w:author="Проект новой редакции" w:date="2026-10-14T13:28:00Z">
+      <w:del w:id="128" w:author="Проект новой редакции" w:date="2026-10-19T16:31:00Z">
         <w:r>
           <w:rPr>
             <w:rFonts w:ascii="Arial" w:hAnsi="Arial" w:cs="Arial"/>
@@ -7224,7 +7224,7 @@
         </w:rPr>
         <w:t xml:space="preserve"> pursuant to section 2.1.(b) </w:t>
       </w:r>
-      <w:ins w:id="129" w:author="Проект новой редакции" w:date="2026-10-14T13:28:00Z">
+      <w:ins w:id="129" w:author="Проект новой редакции" w:date="2026-10-19T16:31:00Z">
         <w:r>
           <w:rPr>
             <w:rFonts w:ascii="Arial" w:hAnsi="Arial" w:cs="Arial"/>
@@ -7302,7 +7302,7 @@
         </w:rPr>
         <w:t xml:space="preserve"> </w:t>
       </w:r>
-      <w:ins w:id="130" w:author="Проект новой редакции" w:date="2026-10-14T13:28:00Z">
+      <w:ins w:id="130" w:author="Проект новой редакции" w:date="2026-10-19T16:31:00Z">
         <w:r>
           <w:rPr>
             <w:rFonts w:ascii="Arial" w:hAnsi="Arial" w:cs="Arial"/>
@@ -7322,7 +7322,7 @@
         </w:rPr>
         <w:t>Guardian by notice to the Founder</w:t>
       </w:r>
-      <w:ins w:id="131" w:author="Проект новой редакции" w:date="2026-10-14T13:28:00Z">
+      <w:ins w:id="131" w:author="Проект новой редакции" w:date="2026-10-19T16:31:00Z">
         <w:r>
           <w:rPr>
             <w:rFonts w:ascii="Arial" w:hAnsi="Arial" w:cs="Arial"/>
@@ -7342,7 +7342,7 @@
         </w:rPr>
         <w:t xml:space="preserve"> provided that a replacement</w:t>
       </w:r>
-      <w:del w:id="132" w:author="Проект новой редакции" w:date="2026-10-14T13:28:00Z">
+      <w:del w:id="132" w:author="Проект новой редакции" w:date="2026-10-19T16:31:00Z">
         <w:r>
           <w:rPr>
             <w:rFonts w:ascii="Arial" w:hAnsi="Arial" w:cs="Arial"/>
@@ -7513,7 +7513,7 @@
         </w:rPr>
         <w:t xml:space="preserve">.3. </w:t>
       </w:r>
-      <w:ins w:id="133" w:author="Проект новой редакции" w:date="2026-10-14T13:28:00Z">
+      <w:ins w:id="133" w:author="Проект новой редакции" w:date="2026-10-19T16:31:00Z">
         <w:r>
           <w:rPr>
             <w:rFonts w:ascii="Arial" w:hAnsi="Arial" w:cs="Arial"/>
@@ -7524,7 +7524,7 @@
           <w:t xml:space="preserve">The Supreme </w:t>
         </w:r>
       </w:ins>
-      <w:del w:id="134" w:author="Проект новой редакции" w:date="2026-10-14T13:28:00Z">
+      <w:del w:id="134" w:author="Проект новой редакции" w:date="2026-10-19T16:31:00Z">
         <w:r>
           <w:rPr>
             <w:rFonts w:ascii="Arial" w:hAnsi="Arial" w:cs="Arial"/>
@@ -7544,7 +7544,7 @@
         </w:rPr>
         <w:t xml:space="preserve">Guardian </w:t>
       </w:r>
-      <w:del w:id="135" w:author="Проект новой редакции" w:date="2026-10-14T13:28:00Z">
+      <w:del w:id="135" w:author="Проект новой редакции" w:date="2026-10-19T16:31:00Z">
         <w:r>
           <w:rPr>
             <w:rFonts w:ascii="Arial" w:hAnsi="Arial" w:cs="Arial"/>
@@ -7564,7 +7564,7 @@
         </w:rPr>
         <w:t>may automatically be re-appointed for a new period with written approval of the Founder</w:t>
       </w:r>
-      <w:ins w:id="136" w:author="Проект новой редакции" w:date="2026-10-14T13:28:00Z">
+      <w:ins w:id="136" w:author="Проект новой редакции" w:date="2026-10-19T16:31:00Z">
         <w:r>
           <w:rPr>
             <w:rFonts w:ascii="Arial" w:hAnsi="Arial" w:cs="Arial"/>
@@ -7771,7 +7771,7 @@
         </w:rPr>
         <w:t xml:space="preserve">erson is also a member of the </w:t>
       </w:r>
-      <w:ins w:id="137" w:author="Проект новой редакции" w:date="2026-10-14T13:28:00Z">
+      <w:ins w:id="137" w:author="Проект новой редакции" w:date="2026-10-19T16:31:00Z">
         <w:r>
           <w:rPr>
             <w:rFonts w:ascii="Arial" w:hAnsi="Arial" w:cs="Arial"/>
@@ -7782,7 +7782,7 @@
           <w:t>Management</w:t>
         </w:r>
       </w:ins>
-      <w:del w:id="138" w:author="Проект новой редакции" w:date="2026-10-14T13:28:00Z">
+      <w:del w:id="138" w:author="Проект новой редакции" w:date="2026-10-19T16:31:00Z">
         <w:r>
           <w:rPr>
             <w:rFonts w:ascii="Arial" w:hAnsi="Arial" w:cs="Arial"/>
@@ -7809,14 +7809,14 @@
         <w:ind w:firstLine="709"/>
         <w:jc w:val="both"/>
         <w:rPr>
-          <w:ins w:id="139" w:author="Проект новой редакции" w:date="2026-10-14T13:28:00Z"/>
-          <w:rFonts w:ascii="Arial" w:hAnsi="Arial" w:cs="Arial"/>
-          <w:sz w:val="28"/>
-          <w:szCs w:val="28"/>
-          <w:lang w:val="en-US"/>
-        </w:rPr>
-      </w:pPr>
-      <w:ins w:id="140" w:author="Проект новой редакции" w:date="2026-10-14T13:28:00Z">
+          <w:ins w:id="139" w:author="Проект новой редакции" w:date="2026-10-19T16:31:00Z"/>
+          <w:rFonts w:ascii="Arial" w:hAnsi="Arial" w:cs="Arial"/>
+          <w:sz w:val="28"/>
+          <w:szCs w:val="28"/>
+          <w:lang w:val="en-US"/>
+        </w:rPr>
+      </w:pPr>
+      <w:ins w:id="140" w:author="Проект новой редакции" w:date="2026-10-19T16:31:00Z">
         <w:r>
           <w:rPr>
             <w:rFonts w:ascii="Arial" w:hAnsi="Arial" w:cs="Arial"/>
@@ -8050,7 +8050,7 @@
         </w:rPr>
         <w:t xml:space="preserve"> on the position of </w:t>
       </w:r>
-      <w:ins w:id="141" w:author="Проект новой редакции" w:date="2026-10-14T13:28:00Z">
+      <w:ins w:id="141" w:author="Проект новой редакции" w:date="2026-10-19T16:31:00Z">
         <w:r>
           <w:rPr>
             <w:rFonts w:ascii="Arial" w:hAnsi="Arial" w:cs="Arial"/>
@@ -8070,7 +8070,7 @@
           <w:t>;</w:t>
         </w:r>
       </w:ins>
-      <w:del w:id="142" w:author="Проект новой редакции" w:date="2026-10-14T13:28:00Z">
+      <w:del w:id="142" w:author="Проект новой редакции" w:date="2026-10-19T16:31:00Z">
         <w:r>
           <w:rPr>
             <w:rFonts w:ascii="Arial" w:hAnsi="Arial" w:cs="Arial"/>
@@ -8103,7 +8103,7 @@
         </w:rPr>
         <w:t xml:space="preserve">b) </w:t>
       </w:r>
-      <w:ins w:id="143" w:author="Проект новой редакции" w:date="2026-10-14T13:28:00Z">
+      <w:ins w:id="143" w:author="Проект новой редакции" w:date="2026-10-19T16:31:00Z">
         <w:r>
           <w:rPr>
             <w:rFonts w:ascii="Arial" w:hAnsi="Arial" w:cs="Arial"/>
@@ -8123,7 +8123,7 @@
         </w:rPr>
         <w:t xml:space="preserve">Council on the position of </w:t>
       </w:r>
-      <w:ins w:id="144" w:author="Проект новой редакции" w:date="2026-10-14T13:28:00Z">
+      <w:ins w:id="144" w:author="Проект новой редакции" w:date="2026-10-19T16:31:00Z">
         <w:r>
           <w:rPr>
             <w:rFonts w:ascii="Arial" w:hAnsi="Arial" w:cs="Arial"/>
@@ -8134,7 +8134,7 @@
           <w:t>Deputy CEO for Strategy and Projects</w:t>
         </w:r>
       </w:ins>
-      <w:del w:id="145" w:author="Проект новой редакции" w:date="2026-10-14T13:28:00Z">
+      <w:del w:id="145" w:author="Проект новой редакции" w:date="2026-10-19T16:31:00Z">
         <w:r>
           <w:rPr>
             <w:rFonts w:ascii="Arial" w:hAnsi="Arial" w:cs="Arial"/>
@@ -8161,7 +8161,7 @@
         <w:ind w:firstLine="993"/>
         <w:jc w:val="both"/>
         <w:rPr>
-          <w:del w:id="146" w:author="Проект новой редакции" w:date="2026-10-14T13:28:00Z"/>
+          <w:del w:id="146" w:author="Проект новой редакции" w:date="2026-10-19T16:31:00Z"/>
           <w:rFonts w:ascii="Arial" w:hAnsi="Arial" w:cs="Arial"/>
           <w:sz w:val="28"/>
           <w:szCs w:val="28"/>
@@ -8177,7 +8177,7 @@
         </w:rPr>
         <w:t xml:space="preserve">c) </w:t>
       </w:r>
-      <w:ins w:id="147" w:author="Проект новой редакции" w:date="2026-10-14T13:28:00Z">
+      <w:ins w:id="147" w:author="Проект новой редакции" w:date="2026-10-19T16:31:00Z">
         <w:r>
           <w:rPr>
             <w:rFonts w:ascii="Arial" w:hAnsi="Arial" w:cs="Arial"/>
@@ -8197,7 +8197,7 @@
         </w:rPr>
         <w:t xml:space="preserve">Council on </w:t>
       </w:r>
-      <w:ins w:id="148" w:author="Проект новой редакции" w:date="2026-10-14T13:28:00Z">
+      <w:ins w:id="148" w:author="Проект новой редакции" w:date="2026-10-19T16:31:00Z">
         <w:r>
           <w:rPr>
             <w:rFonts w:ascii="Arial" w:hAnsi="Arial" w:cs="Arial"/>
@@ -8217,7 +8217,7 @@
         </w:rPr>
         <w:t>position</w:t>
       </w:r>
-      <w:del w:id="149" w:author="Проект новой редакции" w:date="2026-10-14T13:28:00Z">
+      <w:del w:id="149" w:author="Проект новой редакции" w:date="2026-10-19T16:31:00Z">
         <w:r>
           <w:rPr>
             <w:rFonts w:ascii="Arial" w:hAnsi="Arial" w:cs="Arial"/>
@@ -8241,7 +8241,7 @@
           <w:lang w:val="en-US"/>
         </w:rPr>
       </w:pPr>
-      <w:del w:id="150" w:author="Проект новой редакции" w:date="2026-10-14T13:28:00Z">
+      <w:del w:id="150" w:author="Проект новой редакции" w:date="2026-10-19T16:31:00Z">
         <w:r>
           <w:rPr>
             <w:rFonts w:ascii="Arial" w:hAnsi="Arial" w:cs="Arial"/>
@@ -8261,7 +8261,7 @@
         </w:rPr>
         <w:t xml:space="preserve"> of </w:t>
       </w:r>
-      <w:ins w:id="151" w:author="Проект новой редакции" w:date="2026-10-14T13:28:00Z">
+      <w:ins w:id="151" w:author="Проект новой редакции" w:date="2026-10-19T16:31:00Z">
         <w:r>
           <w:rPr>
             <w:rFonts w:ascii="Arial" w:hAnsi="Arial" w:cs="Arial"/>
@@ -8272,7 +8272,7 @@
           <w:t>Deputy CEO on administrative issues</w:t>
         </w:r>
       </w:ins>
-      <w:del w:id="152" w:author="Проект новой редакции" w:date="2026-10-14T13:28:00Z">
+      <w:del w:id="152" w:author="Проект новой редакции" w:date="2026-10-19T16:31:00Z">
         <w:r>
           <w:rPr>
             <w:rFonts w:ascii="Arial" w:hAnsi="Arial" w:cs="Arial"/>
@@ -8404,7 +8404,7 @@
         </w:rPr>
         <w:t xml:space="preserve">According to section </w:t>
       </w:r>
-      <w:ins w:id="153" w:author="Проект новой редакции" w:date="2026-10-14T13:28:00Z">
+      <w:ins w:id="153" w:author="Проект новой редакции" w:date="2026-10-19T16:31:00Z">
         <w:r>
           <w:rPr>
             <w:rFonts w:ascii="Arial" w:hAnsi="Arial" w:cs="Arial"/>
@@ -8424,7 +8424,7 @@
         </w:rPr>
         <w:t>5</w:t>
       </w:r>
-      <w:ins w:id="154" w:author="Проект новой редакции" w:date="2026-10-14T13:28:00Z">
+      <w:ins w:id="154" w:author="Проект новой редакции" w:date="2026-10-19T16:31:00Z">
         <w:r>
           <w:rPr>
             <w:rFonts w:ascii="Arial" w:hAnsi="Arial" w:cs="Arial"/>
@@ -8435,7 +8435,7 @@
           <w:t>.(a),</w:t>
         </w:r>
       </w:ins>
-      <w:del w:id="155" w:author="Проект новой редакции" w:date="2026-10-14T13:28:00Z">
+      <w:del w:id="155" w:author="Проект новой редакции" w:date="2026-10-19T16:31:00Z">
         <w:r>
           <w:rPr>
             <w:rFonts w:ascii="Arial" w:hAnsi="Arial" w:cs="Arial"/>
@@ -8504,7 +8504,7 @@
         </w:rPr>
         <w:t>Council on the position of CEO, for the period of “</w:t>
       </w:r>
-      <w:ins w:id="156" w:author="Проект новой редакции" w:date="2026-10-14T13:28:00Z">
+      <w:ins w:id="156" w:author="Проект новой редакции" w:date="2026-10-19T16:31:00Z">
         <w:r>
           <w:rPr>
             <w:rFonts w:ascii="Arial" w:hAnsi="Arial" w:cs="Arial"/>
@@ -8515,7 +8515,7 @@
           <w:t>4</w:t>
         </w:r>
       </w:ins>
-      <w:del w:id="157" w:author="Проект новой редакции" w:date="2026-10-14T13:28:00Z">
+      <w:del w:id="157" w:author="Проект новой редакции" w:date="2026-10-19T16:31:00Z">
         <w:r>
           <w:rPr>
             <w:rFonts w:ascii="Arial" w:hAnsi="Arial" w:cs="Arial"/>
@@ -8542,7 +8542,7 @@
         <w:ind w:firstLine="993"/>
         <w:jc w:val="both"/>
         <w:rPr>
-          <w:del w:id="158" w:author="Проект новой редакции" w:date="2026-10-14T13:28:00Z"/>
+          <w:del w:id="158" w:author="Проект новой редакции" w:date="2026-10-19T16:31:00Z"/>
           <w:rFonts w:ascii="Arial" w:hAnsi="Arial" w:cs="Arial"/>
           <w:sz w:val="28"/>
           <w:szCs w:val="28"/>
@@ -8558,7 +8558,7 @@
         </w:rPr>
         <w:t xml:space="preserve">b) Council on the position of </w:t>
       </w:r>
-      <w:ins w:id="159" w:author="Проект новой редакции" w:date="2026-10-14T13:28:00Z">
+      <w:ins w:id="159" w:author="Проект новой редакции" w:date="2026-10-19T16:31:00Z">
         <w:r>
           <w:rPr>
             <w:rFonts w:ascii="Arial" w:hAnsi="Arial" w:cs="Arial"/>
@@ -8569,7 +8569,7 @@
           <w:t>Deputy CEO for Strategy and Projects</w:t>
         </w:r>
       </w:ins>
-      <w:del w:id="160" w:author="Проект новой редакции" w:date="2026-10-14T13:28:00Z">
+      <w:del w:id="160" w:author="Проект новой редакции" w:date="2026-10-19T16:31:00Z">
         <w:r>
           <w:rPr>
             <w:rFonts w:ascii="Arial" w:hAnsi="Arial" w:cs="Arial"/>
@@ -8589,7 +8589,7 @@
         </w:rPr>
         <w:t>, for the period of “</w:t>
       </w:r>
-      <w:ins w:id="161" w:author="Проект новой редакции" w:date="2026-10-14T13:28:00Z">
+      <w:ins w:id="161" w:author="Проект новой редакции" w:date="2026-10-19T16:31:00Z">
         <w:r>
           <w:rPr>
             <w:rFonts w:ascii="Arial" w:hAnsi="Arial" w:cs="Arial"/>
@@ -8600,7 +8600,7 @@
           <w:t>2</w:t>
         </w:r>
       </w:ins>
-      <w:del w:id="162" w:author="Проект новой редакции" w:date="2026-10-14T13:28:00Z">
+      <w:del w:id="162" w:author="Проект новой редакции" w:date="2026-10-19T16:31:00Z">
         <w:r>
           <w:rPr>
             <w:rFonts w:ascii="Arial" w:hAnsi="Arial" w:cs="Arial"/>
@@ -8633,7 +8633,7 @@
           <w:lang w:val="en-US"/>
         </w:rPr>
       </w:pPr>
-      <w:del w:id="163" w:author="Проект новой редакции" w:date="2026-10-14T13:28:00Z">
+      <w:del w:id="163" w:author="Проект новой редакции" w:date="2026-10-19T16:31:00Z">
         <w:r>
           <w:rPr>
             <w:rFonts w:ascii="Arial" w:hAnsi="Arial" w:cs="Arial"/>
@@ -8675,7 +8675,7 @@
           <w:lang w:val="en-US"/>
         </w:rPr>
       </w:pPr>
-      <w:ins w:id="164" w:author="Проект новой редакции" w:date="2026-10-14T13:28:00Z">
+      <w:ins w:id="164" w:author="Проект новой редакции" w:date="2026-10-19T16:31:00Z">
         <w:r>
           <w:rPr>
             <w:rFonts w:ascii="Arial" w:hAnsi="Arial" w:cs="Arial"/>
@@ -8686,7 +8686,7 @@
           <w:t>c</w:t>
         </w:r>
       </w:ins>
-      <w:del w:id="165" w:author="Проект новой редакции" w:date="2026-10-14T13:28:00Z">
+      <w:del w:id="165" w:author="Проект новой редакции" w:date="2026-10-19T16:31:00Z">
         <w:r>
           <w:rPr>
             <w:rFonts w:ascii="Arial" w:hAnsi="Arial" w:cs="Arial"/>
@@ -8706,7 +8706,7 @@
         </w:rPr>
         <w:t>) Council</w:t>
       </w:r>
-      <w:ins w:id="166" w:author="Проект новой редакции" w:date="2026-10-14T13:28:00Z">
+      <w:ins w:id="166" w:author="Проект новой редакции" w:date="2026-10-19T16:31:00Z">
         <w:r>
           <w:rPr>
             <w:rFonts w:ascii="Arial" w:hAnsi="Arial" w:cs="Arial"/>
@@ -8726,7 +8726,7 @@
         </w:rPr>
         <w:t xml:space="preserve"> on </w:t>
       </w:r>
-      <w:ins w:id="167" w:author="Проект новой редакции" w:date="2026-10-14T13:28:00Z">
+      <w:ins w:id="167" w:author="Проект новой редакции" w:date="2026-10-19T16:31:00Z">
         <w:r>
           <w:rPr>
             <w:rFonts w:ascii="Arial" w:hAnsi="Arial" w:cs="Arial"/>
@@ -8737,7 +8737,7 @@
           <w:t>administrative issues</w:t>
         </w:r>
       </w:ins>
-      <w:del w:id="168" w:author="Проект новой редакции" w:date="2026-10-14T13:28:00Z">
+      <w:del w:id="168" w:author="Проект новой редакции" w:date="2026-10-19T16:31:00Z">
         <w:r>
           <w:rPr>
             <w:rFonts w:ascii="Arial" w:hAnsi="Arial" w:cs="Arial"/>
@@ -8757,7 +8757,7 @@
         </w:rPr>
         <w:t>, for the period of “</w:t>
       </w:r>
-      <w:ins w:id="169" w:author="Проект новой редакции" w:date="2026-10-14T13:28:00Z">
+      <w:ins w:id="169" w:author="Проект новой редакции" w:date="2026-10-19T16:31:00Z">
         <w:r>
           <w:rPr>
             <w:rFonts w:ascii="Arial" w:hAnsi="Arial" w:cs="Arial"/>
@@ -8768,7 +8768,7 @@
           <w:t>2</w:t>
         </w:r>
       </w:ins>
-      <w:del w:id="170" w:author="Проект новой редакции" w:date="2026-10-14T13:28:00Z">
+      <w:del w:id="170" w:author="Проект новой редакции" w:date="2026-10-19T16:31:00Z">
         <w:r>
           <w:rPr>
             <w:rFonts w:ascii="Arial" w:hAnsi="Arial" w:cs="Arial"/>
@@ -9539,7 +9539,7 @@
         </w:rPr>
         <w:t xml:space="preserve"> Chapter </w:t>
       </w:r>
-      <w:ins w:id="171" w:author="Проект новой редакции" w:date="2026-10-14T13:28:00Z">
+      <w:ins w:id="171" w:author="Проект новой редакции" w:date="2026-10-19T16:31:00Z">
         <w:r>
           <w:rPr>
             <w:rFonts w:ascii="Arial" w:hAnsi="Arial" w:cs="Arial"/>
@@ -9550,7 +9550,7 @@
           <w:t>8</w:t>
         </w:r>
       </w:ins>
-      <w:del w:id="172" w:author="Проект новой редакции" w:date="2026-10-14T13:28:00Z">
+      <w:del w:id="172" w:author="Проект новой редакции" w:date="2026-10-19T16:31:00Z">
         <w:r>
           <w:rPr>
             <w:rFonts w:ascii="Arial" w:hAnsi="Arial" w:cs="Arial"/>
@@ -10313,7 +10313,7 @@
         </w:rPr>
         <w:t xml:space="preserve">b) must comply with the provisions of </w:t>
       </w:r>
-      <w:ins w:id="173" w:author="Проект новой редакции" w:date="2026-10-14T13:28:00Z">
+      <w:ins w:id="173" w:author="Проект новой редакции" w:date="2026-10-19T16:31:00Z">
         <w:r>
           <w:rPr>
             <w:rFonts w:ascii="Arial" w:hAnsi="Arial" w:cs="Arial"/>
@@ -10633,7 +10633,7 @@
           <w:lang w:val="en-US"/>
         </w:rPr>
       </w:pPr>
-      <w:ins w:id="174" w:author="Проект новой редакции" w:date="2026-10-14T13:28:00Z">
+      <w:ins w:id="174" w:author="Проект новой редакции" w:date="2026-10-19T16:31:00Z">
         <w:r>
           <w:rPr>
             <w:rFonts w:ascii="Arial" w:hAnsi="Arial" w:cs="Arial"/>
@@ -10644,7 +10644,7 @@
           <w:t>(iii) approve the staff schedule of the Foundation’s employees,</w:t>
         </w:r>
       </w:ins>
-      <w:del w:id="175" w:author="Проект новой редакции" w:date="2026-10-14T13:28:00Z">
+      <w:del w:id="175" w:author="Проект новой редакции" w:date="2026-10-19T16:31:00Z">
         <w:r>
           <w:rPr>
             <w:rFonts w:ascii="Arial" w:hAnsi="Arial" w:cs="Arial"/>
@@ -10691,7 +10691,7 @@
         </w:rPr>
         <w:t xml:space="preserve"> required for the Foundation, to define their salaries, benefits, remunerations</w:t>
       </w:r>
-      <w:ins w:id="176" w:author="Проект новой редакции" w:date="2026-10-14T13:28:00Z">
+      <w:ins w:id="176" w:author="Проект новой редакции" w:date="2026-10-19T16:31:00Z">
         <w:r>
           <w:rPr>
             <w:rFonts w:ascii="Arial" w:hAnsi="Arial" w:cs="Arial"/>
@@ -10711,7 +10711,7 @@
         </w:rPr>
         <w:t xml:space="preserve"> and the rules and provisions related to their employment as well as the right to terminate their services</w:t>
       </w:r>
-      <w:ins w:id="177" w:author="Проект новой редакции" w:date="2026-10-14T13:28:00Z">
+      <w:ins w:id="177" w:author="Проект новой редакции" w:date="2026-10-19T16:31:00Z">
         <w:r>
           <w:rPr>
             <w:rFonts w:ascii="Arial" w:hAnsi="Arial" w:cs="Arial"/>
@@ -10738,7 +10738,7 @@
         <w:ind w:firstLine="993"/>
         <w:jc w:val="both"/>
         <w:rPr>
-          <w:ins w:id="178" w:author="Проект новой редакции" w:date="2026-10-14T13:28:00Z"/>
+          <w:ins w:id="178" w:author="Проект новой редакции" w:date="2026-10-19T16:31:00Z"/>
           <w:rFonts w:ascii="Arial" w:hAnsi="Arial" w:cs="Arial"/>
           <w:sz w:val="28"/>
           <w:szCs w:val="28"/>
@@ -10772,7 +10772,7 @@
         </w:rPr>
         <w:t xml:space="preserve">) sign </w:t>
       </w:r>
-      <w:ins w:id="179" w:author="Проект новой редакции" w:date="2026-10-14T13:28:00Z">
+      <w:ins w:id="179" w:author="Проект новой редакции" w:date="2026-10-19T16:31:00Z">
         <w:r>
           <w:rPr>
             <w:rFonts w:ascii="Arial" w:hAnsi="Arial" w:cs="Arial"/>
@@ -10796,7 +10796,7 @@
           <w:lang w:val="en-US"/>
         </w:rPr>
       </w:pPr>
-      <w:ins w:id="180" w:author="Проект новой редакции" w:date="2026-10-14T13:28:00Z">
+      <w:ins w:id="180" w:author="Проект новой редакции" w:date="2026-10-19T16:31:00Z">
         <w:r>
           <w:rPr>
             <w:rFonts w:ascii="Arial" w:hAnsi="Arial" w:cs="Arial"/>
@@ -10838,7 +10838,7 @@
         </w:rPr>
         <w:t>(</w:t>
       </w:r>
-      <w:ins w:id="181" w:author="Проект новой редакции" w:date="2026-10-14T13:28:00Z">
+      <w:ins w:id="181" w:author="Проект новой редакции" w:date="2026-10-19T16:31:00Z">
         <w:r>
           <w:rPr>
             <w:rFonts w:ascii="Arial" w:hAnsi="Arial" w:cs="Arial"/>
@@ -10849,7 +10849,7 @@
           <w:t>vi</w:t>
         </w:r>
       </w:ins>
-      <w:del w:id="182" w:author="Проект новой редакции" w:date="2026-10-14T13:28:00Z">
+      <w:del w:id="182" w:author="Проект новой редакции" w:date="2026-10-19T16:31:00Z">
         <w:r>
           <w:rPr>
             <w:rFonts w:ascii="Arial" w:hAnsi="Arial" w:cs="Arial"/>
@@ -10891,7 +10891,7 @@
         </w:rPr>
         <w:t>(</w:t>
       </w:r>
-      <w:ins w:id="183" w:author="Проект новой редакции" w:date="2026-10-14T13:28:00Z">
+      <w:ins w:id="183" w:author="Проект новой редакции" w:date="2026-10-19T16:31:00Z">
         <w:r>
           <w:rPr>
             <w:rFonts w:ascii="Arial" w:hAnsi="Arial" w:cs="Arial"/>
@@ -10902,7 +10902,7 @@
           <w:t>vii</w:t>
         </w:r>
       </w:ins>
-      <w:del w:id="184" w:author="Проект новой редакции" w:date="2026-10-14T13:28:00Z">
+      <w:del w:id="184" w:author="Проект новой редакции" w:date="2026-10-19T16:31:00Z">
         <w:r>
           <w:rPr>
             <w:rFonts w:ascii="Arial" w:hAnsi="Arial" w:cs="Arial"/>
@@ -10991,7 +10991,7 @@
         </w:rPr>
         <w:t xml:space="preserve">. </w:t>
       </w:r>
-      <w:del w:id="185" w:author="Проект новой редакции" w:date="2026-10-14T13:28:00Z">
+      <w:del w:id="185" w:author="Проект новой редакции" w:date="2026-10-19T16:31:00Z">
         <w:r>
           <w:rPr>
             <w:rFonts w:ascii="Arial" w:hAnsi="Arial" w:cs="Arial"/>
@@ -11011,7 +11011,7 @@
         </w:rPr>
         <w:t xml:space="preserve">The Management Council </w:t>
       </w:r>
-      <w:ins w:id="186" w:author="Проект новой редакции" w:date="2026-10-14T13:28:00Z">
+      <w:ins w:id="186" w:author="Проект новой редакции" w:date="2026-10-19T16:31:00Z">
         <w:r>
           <w:rPr>
             <w:rFonts w:ascii="Arial" w:hAnsi="Arial" w:cs="Arial"/>
@@ -11022,7 +11022,7 @@
           <w:t>approves</w:t>
         </w:r>
       </w:ins>
-      <w:del w:id="187" w:author="Проект новой редакции" w:date="2026-10-14T13:28:00Z">
+      <w:del w:id="187" w:author="Проект новой редакции" w:date="2026-10-19T16:31:00Z">
         <w:r>
           <w:rPr>
             <w:rFonts w:ascii="Arial" w:hAnsi="Arial" w:cs="Arial"/>
@@ -11060,7 +11060,7 @@
         </w:rPr>
         <w:t xml:space="preserve">the </w:t>
       </w:r>
-      <w:ins w:id="188" w:author="Проект новой редакции" w:date="2026-10-14T13:28:00Z">
+      <w:ins w:id="188" w:author="Проект новой редакции" w:date="2026-10-19T16:31:00Z">
         <w:r>
           <w:rPr>
             <w:rFonts w:ascii="Arial" w:hAnsi="Arial" w:cs="Arial"/>
@@ -11071,7 +11071,7 @@
           <w:t>budget</w:t>
         </w:r>
       </w:ins>
-      <w:del w:id="189" w:author="Проект новой редакции" w:date="2026-10-14T13:28:00Z">
+      <w:del w:id="189" w:author="Проект новой редакции" w:date="2026-10-19T16:31:00Z">
         <w:r>
           <w:rPr>
             <w:rFonts w:ascii="Arial" w:hAnsi="Arial" w:cs="Arial"/>
@@ -11109,7 +11109,7 @@
         </w:rPr>
         <w:t>of the Foundation necessary for its operation and reaching its objects</w:t>
       </w:r>
-      <w:ins w:id="190" w:author="Проект новой редакции" w:date="2026-10-14T13:28:00Z">
+      <w:ins w:id="190" w:author="Проект новой редакции" w:date="2026-10-19T16:31:00Z">
         <w:r>
           <w:rPr>
             <w:rFonts w:ascii="Arial" w:hAnsi="Arial" w:cs="Arial"/>
@@ -11138,7 +11138,7 @@
         </w:rPr>
         <w:t xml:space="preserve">and </w:t>
       </w:r>
-      <w:ins w:id="191" w:author="Проект новой редакции" w:date="2026-10-14T13:28:00Z">
+      <w:ins w:id="191" w:author="Проект новой редакции" w:date="2026-10-19T16:31:00Z">
         <w:r>
           <w:rPr>
             <w:rFonts w:ascii="Arial" w:hAnsi="Arial" w:cs="Arial"/>
@@ -11149,7 +11149,7 @@
           <w:t>notifies the Supreme Guardian in accordance with paragraph 3.11. Until the budget of the Foundation for the next financial year takes effect, expenses are made within the budget of the previous year. The Management Council proposes salaries</w:t>
         </w:r>
       </w:ins>
-      <w:del w:id="192" w:author="Проект новой редакции" w:date="2026-10-14T13:28:00Z">
+      <w:del w:id="192" w:author="Проект новой редакции" w:date="2026-10-19T16:31:00Z">
         <w:r>
           <w:rPr>
             <w:rFonts w:ascii="Arial" w:hAnsi="Arial" w:cs="Arial"/>
@@ -11178,7 +11178,7 @@
         </w:rPr>
         <w:t xml:space="preserve"> of the Management Council members to the Supreme Guardian</w:t>
       </w:r>
-      <w:ins w:id="193" w:author="Проект новой редакции" w:date="2026-10-14T13:28:00Z">
+      <w:ins w:id="193" w:author="Проект новой редакции" w:date="2026-10-19T16:31:00Z">
         <w:r>
           <w:rPr>
             <w:rFonts w:ascii="Arial" w:hAnsi="Arial" w:cs="Arial"/>
@@ -11189,7 +11189,7 @@
           <w:t xml:space="preserve"> for approval pursuant to section 3.5.(g).</w:t>
         </w:r>
       </w:ins>
-      <w:del w:id="194" w:author="Проект новой редакции" w:date="2026-10-14T13:28:00Z">
+      <w:del w:id="194" w:author="Проект новой редакции" w:date="2026-10-19T16:31:00Z">
         <w:r>
           <w:rPr>
             <w:rFonts w:ascii="Arial" w:hAnsi="Arial" w:cs="Arial"/>
@@ -11430,14 +11430,14 @@
         <w:ind w:firstLine="709"/>
         <w:jc w:val="both"/>
         <w:rPr>
-          <w:ins w:id="195" w:author="Проект новой редакции" w:date="2026-10-14T13:28:00Z"/>
+          <w:ins w:id="195" w:author="Проект новой редакции" w:date="2026-10-19T16:31:00Z"/>
           <w:rFonts w:ascii="Arial" w:hAnsi="Arial" w:cs="Arial"/>
           <w:sz w:val="28"/>
           <w:szCs w:val="28"/>
           <w:lang w:val="en-GB"/>
         </w:rPr>
       </w:pPr>
-      <w:ins w:id="196" w:author="Проект новой редакции" w:date="2026-10-14T13:28:00Z">
+      <w:ins w:id="196" w:author="Проект новой редакции" w:date="2026-10-19T16:31:00Z">
         <w:r>
           <w:rPr>
             <w:rFonts w:ascii="Arial" w:hAnsi="Arial" w:cs="Arial"/>
@@ -11455,14 +11455,14 @@
         <w:ind w:firstLine="709"/>
         <w:jc w:val="both"/>
         <w:rPr>
-          <w:ins w:id="197" w:author="Проект новой редакции" w:date="2026-10-14T13:28:00Z"/>
+          <w:ins w:id="197" w:author="Проект новой редакции" w:date="2026-10-19T16:31:00Z"/>
           <w:rFonts w:ascii="Arial" w:hAnsi="Arial" w:cs="Arial"/>
           <w:sz w:val="28"/>
           <w:szCs w:val="28"/>
           <w:lang w:val="en-GB"/>
         </w:rPr>
       </w:pPr>
-      <w:ins w:id="198" w:author="Проект новой редакции" w:date="2026-10-14T13:28:00Z">
+      <w:ins w:id="198" w:author="Проект новой редакции" w:date="2026-10-19T16:31:00Z">
         <w:r>
           <w:rPr>
             <w:rFonts w:ascii="Arial" w:hAnsi="Arial" w:cs="Arial"/>
@@ -11480,14 +11480,14 @@
         <w:ind w:firstLine="709"/>
         <w:jc w:val="both"/>
         <w:rPr>
-          <w:ins w:id="199" w:author="Проект новой редакции" w:date="2026-10-14T13:28:00Z"/>
+          <w:ins w:id="199" w:author="Проект новой редакции" w:date="2026-10-19T16:31:00Z"/>
           <w:rFonts w:ascii="Arial" w:hAnsi="Arial" w:cs="Arial"/>
           <w:sz w:val="28"/>
           <w:szCs w:val="28"/>
           <w:lang w:val="en-GB"/>
         </w:rPr>
       </w:pPr>
-      <w:ins w:id="200" w:author="Проект новой редакции" w:date="2026-10-14T13:28:00Z">
+      <w:ins w:id="200" w:author="Проект новой редакции" w:date="2026-10-19T16:31:00Z">
         <w:r>
           <w:rPr>
             <w:rFonts w:ascii="Arial" w:hAnsi="Arial" w:cs="Arial"/>
@@ -11630,7 +11630,7 @@
         <w:tab/>
         <w:t xml:space="preserve">REMUNERATION AND EXPENSES OF MEMBERS OF THE </w:t>
       </w:r>
-      <w:ins w:id="201" w:author="Проект новой редакции" w:date="2026-10-14T13:28:00Z">
+      <w:ins w:id="201" w:author="Проект новой редакции" w:date="2026-10-19T16:31:00Z">
         <w:r>
           <w:rPr>
             <w:rFonts w:ascii="Arial" w:hAnsi="Arial" w:cs="Arial"/>
@@ -11642,7 +11642,7 @@
           <w:t>COUNCILS</w:t>
         </w:r>
       </w:ins>
-      <w:del w:id="202" w:author="Проект новой редакции" w:date="2026-10-14T13:28:00Z">
+      <w:del w:id="202" w:author="Проект новой редакции" w:date="2026-10-19T16:31:00Z">
         <w:r>
           <w:rPr>
             <w:rFonts w:ascii="Arial" w:hAnsi="Arial" w:cs="Arial"/>
@@ -11698,7 +11698,7 @@
         </w:rPr>
         <w:t>embers of the</w:t>
       </w:r>
-      <w:del w:id="203" w:author="Проект новой редакции" w:date="2026-10-14T13:28:00Z">
+      <w:del w:id="203" w:author="Проект новой редакции" w:date="2026-10-19T16:31:00Z">
         <w:r>
           <w:rPr>
             <w:rFonts w:ascii="Arial" w:hAnsi="Arial" w:cs="Arial"/>
@@ -11763,7 +11763,7 @@
         </w:rPr>
         <w:t>of the Supreme Guardian</w:t>
       </w:r>
-      <w:ins w:id="204" w:author="Проект новой редакции" w:date="2026-10-14T13:28:00Z">
+      <w:ins w:id="204" w:author="Проект новой редакции" w:date="2026-10-19T16:31:00Z">
         <w:r>
           <w:rPr>
             <w:rFonts w:ascii="Arial" w:hAnsi="Arial" w:cs="Arial"/>
@@ -11774,7 +11774,7 @@
           <w:t xml:space="preserve"> pursuant to section 3.5.(g),</w:t>
         </w:r>
       </w:ins>
-      <w:del w:id="205" w:author="Проект новой редакции" w:date="2026-10-14T13:28:00Z">
+      <w:del w:id="205" w:author="Проект новой редакции" w:date="2026-10-19T16:31:00Z">
         <w:r>
           <w:rPr>
             <w:rFonts w:ascii="Arial" w:hAnsi="Arial" w:cs="Arial"/>
@@ -11794,7 +11794,7 @@
         </w:rPr>
         <w:t xml:space="preserve"> except for section </w:t>
       </w:r>
-      <w:ins w:id="206" w:author="Проект новой редакции" w:date="2026-10-14T13:28:00Z">
+      <w:ins w:id="206" w:author="Проект новой редакции" w:date="2026-10-19T16:31:00Z">
         <w:r>
           <w:rPr>
             <w:rFonts w:ascii="Arial" w:hAnsi="Arial" w:cs="Arial"/>
@@ -11805,7 +11805,7 @@
           <w:t>7</w:t>
         </w:r>
       </w:ins>
-      <w:del w:id="207" w:author="Проект новой редакции" w:date="2026-10-14T13:28:00Z">
+      <w:del w:id="207" w:author="Проект новой редакции" w:date="2026-10-19T16:31:00Z">
         <w:r>
           <w:rPr>
             <w:rFonts w:ascii="Arial" w:hAnsi="Arial" w:cs="Arial"/>
@@ -11861,7 +11861,7 @@
         </w:rPr>
         <w:t>resolution</w:t>
       </w:r>
-      <w:ins w:id="208" w:author="Проект новой редакции" w:date="2026-10-14T13:28:00Z">
+      <w:ins w:id="208" w:author="Проект новой редакции" w:date="2026-10-19T16:31:00Z">
         <w:r>
           <w:rPr>
             <w:rFonts w:ascii="Arial" w:hAnsi="Arial" w:cs="Arial"/>
@@ -11881,7 +11881,7 @@
         </w:rPr>
         <w:t xml:space="preserve"> and</w:t>
       </w:r>
-      <w:ins w:id="209" w:author="Проект новой редакции" w:date="2026-10-14T13:28:00Z">
+      <w:ins w:id="209" w:author="Проект новой редакции" w:date="2026-10-19T16:31:00Z">
         <w:r>
           <w:rPr>
             <w:rFonts w:ascii="Arial" w:hAnsi="Arial" w:cs="Arial"/>
@@ -12490,7 +12490,7 @@
         </w:rPr>
         <w:t>.</w:t>
       </w:r>
-      <w:del w:id="210" w:author="Проект новой редакции" w:date="2026-10-14T13:28:00Z">
+      <w:del w:id="210" w:author="Проект новой редакции" w:date="2026-10-19T16:31:00Z">
         <w:r>
           <w:rPr>
             <w:rFonts w:ascii="Arial" w:hAnsi="Arial" w:cs="Arial"/>
@@ -13514,7 +13514,7 @@
         </w:rPr>
         <w:t>roperty of the Foundation must be under the control of the Management Council. The Management Council may</w:t>
       </w:r>
-      <w:del w:id="211" w:author="Проект новой редакции" w:date="2026-10-14T13:28:00Z">
+      <w:del w:id="211" w:author="Проект новой редакции" w:date="2026-10-19T16:31:00Z">
         <w:r>
           <w:rPr>
             <w:rFonts w:ascii="Arial" w:hAnsi="Arial" w:cs="Arial"/>
@@ -13556,7 +13556,7 @@
         </w:rPr>
         <w:t>a) determine how the property of the Foundation is applied and used;</w:t>
       </w:r>
-      <w:ins w:id="212" w:author="Проект новой редакции" w:date="2026-10-14T13:28:00Z">
+      <w:ins w:id="212" w:author="Проект новой редакции" w:date="2026-10-19T16:31:00Z">
         <w:r>
           <w:rPr>
             <w:rFonts w:ascii="Arial" w:hAnsi="Arial" w:cs="Arial"/>
@@ -13580,7 +13580,7 @@
           <w:lang w:val="en-US"/>
         </w:rPr>
       </w:pPr>
-      <w:ins w:id="213" w:author="Проект новой редакции" w:date="2026-10-14T13:28:00Z">
+      <w:ins w:id="213" w:author="Проект новой редакции" w:date="2026-10-19T16:31:00Z">
         <w:r>
           <w:rPr>
             <w:rFonts w:ascii="Arial" w:hAnsi="Arial" w:cs="Arial"/>
@@ -13591,7 +13591,7 @@
           <w:t>b) subject to the approval of the Supreme Guardian,</w:t>
         </w:r>
       </w:ins>
-      <w:del w:id="214" w:author="Проект новой редакции" w:date="2026-10-14T13:28:00Z">
+      <w:del w:id="214" w:author="Проект новой редакции" w:date="2026-10-19T16:31:00Z">
         <w:r>
           <w:rPr>
             <w:rFonts w:ascii="Arial" w:hAnsi="Arial" w:cs="Arial"/>
@@ -13638,7 +13638,7 @@
         </w:rPr>
         <w:t>of the Foundation</w:t>
       </w:r>
-      <w:ins w:id="215" w:author="Проект новой редакции" w:date="2026-10-14T13:28:00Z">
+      <w:ins w:id="215" w:author="Проект новой редакции" w:date="2026-10-19T16:31:00Z">
         <w:r>
           <w:rPr>
             <w:rFonts w:ascii="Arial" w:hAnsi="Arial" w:cs="Arial"/>
@@ -13685,7 +13685,7 @@
         </w:rPr>
         <w:t>, including bonuses for Management Council</w:t>
       </w:r>
-      <w:ins w:id="216" w:author="Проект новой редакции" w:date="2026-10-14T13:28:00Z">
+      <w:ins w:id="216" w:author="Проект новой редакции" w:date="2026-10-19T16:31:00Z">
         <w:r>
           <w:rPr>
             <w:rFonts w:ascii="Arial" w:hAnsi="Arial" w:cs="Arial"/>
@@ -13712,14 +13712,14 @@
         <w:ind w:firstLine="709"/>
         <w:jc w:val="both"/>
         <w:rPr>
-          <w:ins w:id="217" w:author="Проект новой редакции" w:date="2026-10-14T13:28:00Z"/>
-          <w:rFonts w:ascii="Arial" w:hAnsi="Arial" w:cs="Arial"/>
-          <w:sz w:val="28"/>
-          <w:szCs w:val="28"/>
-          <w:lang w:val="en-US"/>
-        </w:rPr>
-      </w:pPr>
-      <w:ins w:id="218" w:author="Проект новой редакции" w:date="2026-10-14T13:28:00Z">
+          <w:ins w:id="217" w:author="Проект новой редакции" w:date="2026-10-19T16:31:00Z"/>
+          <w:rFonts w:ascii="Arial" w:hAnsi="Arial" w:cs="Arial"/>
+          <w:sz w:val="28"/>
+          <w:szCs w:val="28"/>
+          <w:lang w:val="en-US"/>
+        </w:rPr>
+      </w:pPr>
+      <w:ins w:id="218" w:author="Проект новой редакции" w:date="2026-10-19T16:31:00Z">
         <w:r>
           <w:rPr>
             <w:rFonts w:ascii="Arial" w:hAnsi="Arial" w:cs="Arial"/>
@@ -14683,70 +14683,49 @@
         <w:ind w:left="0" w:firstLine="0"/>
         <w:jc w:val="both"/>
         <w:rPr>
-          <w:rFonts w:ascii="Arial" w:hAnsi="Arial" w:cs="Arial"/>
-          <w:sz w:val="28"/>
-          <w:szCs w:val="28"/>
-          <w:lang w:val="en-US"/>
-        </w:rPr>
-      </w:pPr>
-      <w:ins w:id="219" w:author="Проект новой редакции" w:date="2026-10-14T13:28:00Z">
-        <w:r>
-          <w:rPr>
-            <w:rFonts w:ascii="Arial" w:hAnsi="Arial" w:cs="Arial"/>
-            <w:sz w:val="28"/>
-            <w:szCs w:val="28"/>
-            <w:lang w:val="en-US"/>
-          </w:rPr>
-          <w:t xml:space="preserve">Climate Action Company Limited, represented by its Director Mr </w:t>
+          <w:ins w:id="219" w:author="Проект новой редакции" w:date="2026-10-19T16:31:00Z"/>
+          <w:rFonts w:ascii="Arial" w:hAnsi="Arial" w:cs="Arial"/>
+          <w:sz w:val="28"/>
+          <w:szCs w:val="28"/>
+          <w:lang w:val="en-US"/>
+        </w:rPr>
+      </w:pPr>
+      <w:ins w:id="220" w:author="Проект новой редакции" w:date="2026-10-19T16:31:00Z">
+        <w:r>
+          <w:rPr>
+            <w:rFonts w:ascii="Arial" w:hAnsi="Arial" w:cs="Arial"/>
+            <w:sz w:val="28"/>
+            <w:szCs w:val="28"/>
+            <w:lang w:val="en-US"/>
+          </w:rPr>
+          <w:t xml:space="preserve">Climate Action Company Limited, </w:t>
+        </w:r>
+        <w:r>
+          <w:rPr>
+            <w:rFonts w:ascii="Arial" w:hAnsi="Arial" w:cs="Arial"/>
+            <w:sz w:val="28"/>
+            <w:szCs w:val="28"/>
+            <w:lang w:val="en-US"/>
+          </w:rPr>
+          <w:t>represented by its Director, Chief Executive Officer and Authorised Signatory Mr Yerlik Karazhan</w:t>
+        </w:r>
+        <w:r>
+          <w:rPr>
+            <w:rFonts w:ascii="Arial" w:hAnsi="Arial" w:cs="Arial"/>
+            <w:sz w:val="28"/>
+            <w:szCs w:val="28"/>
+            <w:lang w:val="en-US"/>
+          </w:rPr>
+          <w:t xml:space="preserve"> ____________________ (signature)</w:t>
         </w:r>
       </w:ins>
-      <w:r>
-        <w:rPr>
-          <w:rFonts w:ascii="Arial" w:hAnsi="Arial" w:cs="Arial"/>
-          <w:sz w:val="28"/>
-          <w:szCs w:val="28"/>
-          <w:lang w:val="en-US"/>
-        </w:rPr>
-        <w:t>Yerlik Karazhan</w:t>
-      </w:r>
-      <w:r>
-        <w:rPr>
-          <w:rFonts w:ascii="Arial" w:hAnsi="Arial" w:cs="Arial"/>
-          <w:sz w:val="28"/>
-          <w:szCs w:val="28"/>
-          <w:lang w:val="en-US"/>
-        </w:rPr>
-        <w:t xml:space="preserve"> </w:t>
-      </w:r>
-      <w:ins w:id="220" w:author="Проект новой редакции" w:date="2026-10-14T13:28:00Z">
-        <w:r>
-          <w:rPr>
-            <w:rFonts w:ascii="Arial" w:hAnsi="Arial" w:cs="Arial"/>
-            <w:sz w:val="28"/>
-            <w:szCs w:val="28"/>
-            <w:lang w:val="en-US"/>
-          </w:rPr>
-          <w:t>____________________ (signature)</w:t>
-        </w:r>
-      </w:ins>
-      <w:del w:id="221" w:author="Проект новой редакции" w:date="2026-10-14T13:28:00Z">
-        <w:r>
-          <w:rPr>
-            <w:rFonts w:ascii="Arial" w:hAnsi="Arial" w:cs="Arial"/>
-            <w:sz w:val="28"/>
-            <w:szCs w:val="28"/>
-            <w:lang w:val="en-US"/>
-          </w:rPr>
-          <w:delText>________________</w:delText>
-        </w:r>
-      </w:del>
     </w:p>
     <w:p>
       <w:pPr>
         <w:spacing w:after="0" w:line="480" w:lineRule="auto"/>
         <w:jc w:val="both"/>
         <w:rPr>
-          <w:ins w:id="222" w:author="Проект новой редакции" w:date="2026-10-14T13:28:00Z"/>
+          <w:ins w:id="221" w:author="Проект новой редакции" w:date="2026-10-19T16:31:00Z"/>
           <w:rFonts w:ascii="Arial" w:hAnsi="Arial" w:cs="Arial"/>
           <w:sz w:val="28"/>
           <w:szCs w:val="28"/>
@@ -14759,7 +14738,7 @@
         <w:spacing w:after="0" w:line="480" w:lineRule="auto"/>
         <w:jc w:val="both"/>
         <w:rPr>
-          <w:ins w:id="223" w:author="Проект новой редакции" w:date="2026-10-14T13:28:00Z"/>
+          <w:ins w:id="222" w:author="Проект новой редакции" w:date="2026-10-19T16:31:00Z"/>
           <w:rFonts w:ascii="Arial" w:hAnsi="Arial" w:cs="Arial"/>
           <w:sz w:val="28"/>
           <w:szCs w:val="28"/>
@@ -14772,7 +14751,7 @@
         <w:spacing w:after="0" w:line="480" w:lineRule="auto"/>
         <w:jc w:val="both"/>
         <w:rPr>
-          <w:ins w:id="224" w:author="Проект новой редакции" w:date="2026-10-14T13:28:00Z"/>
+          <w:ins w:id="223" w:author="Проект новой редакции" w:date="2026-10-19T16:31:00Z"/>
           <w:rFonts w:ascii="Arial" w:hAnsi="Arial" w:cs="Arial"/>
           <w:sz w:val="28"/>
           <w:szCs w:val="28"/>
@@ -14785,7 +14764,7 @@
         <w:spacing w:after="0" w:line="480" w:lineRule="auto"/>
         <w:jc w:val="both"/>
         <w:rPr>
-          <w:ins w:id="225" w:author="Проект новой редакции" w:date="2026-10-14T13:28:00Z"/>
+          <w:ins w:id="224" w:author="Проект новой редакции" w:date="2026-10-19T16:31:00Z"/>
           <w:rFonts w:ascii="Arial" w:hAnsi="Arial" w:cs="Arial"/>
           <w:sz w:val="28"/>
           <w:szCs w:val="28"/>
@@ -14798,7 +14777,7 @@
         <w:spacing w:after="0" w:line="480" w:lineRule="auto"/>
         <w:jc w:val="both"/>
         <w:rPr>
-          <w:ins w:id="226" w:author="Проект новой редакции" w:date="2026-10-14T13:28:00Z"/>
+          <w:ins w:id="225" w:author="Проект новой редакции" w:date="2026-10-19T16:31:00Z"/>
           <w:rFonts w:ascii="Arial" w:hAnsi="Arial" w:cs="Arial"/>
           <w:sz w:val="28"/>
           <w:szCs w:val="28"/>
@@ -14811,7 +14790,7 @@
         <w:spacing w:after="0" w:line="480" w:lineRule="auto"/>
         <w:jc w:val="both"/>
         <w:rPr>
-          <w:ins w:id="227" w:author="Проект новой редакции" w:date="2026-10-14T13:28:00Z"/>
+          <w:ins w:id="226" w:author="Проект новой редакции" w:date="2026-10-19T16:31:00Z"/>
           <w:rFonts w:ascii="Arial" w:hAnsi="Arial" w:cs="Arial"/>
           <w:sz w:val="28"/>
           <w:szCs w:val="28"/>
@@ -14824,7 +14803,7 @@
         <w:spacing w:after="0" w:line="480" w:lineRule="auto"/>
         <w:jc w:val="both"/>
         <w:rPr>
-          <w:ins w:id="228" w:author="Проект новой редакции" w:date="2026-10-14T13:28:00Z"/>
+          <w:ins w:id="227" w:author="Проект новой редакции" w:date="2026-10-19T16:31:00Z"/>
           <w:rFonts w:ascii="Arial" w:hAnsi="Arial" w:cs="Arial"/>
           <w:sz w:val="28"/>
           <w:szCs w:val="28"/>
@@ -14837,7 +14816,7 @@
         <w:spacing w:after="0" w:line="480" w:lineRule="auto"/>
         <w:jc w:val="both"/>
         <w:rPr>
-          <w:ins w:id="229" w:author="Проект новой редакции" w:date="2026-10-14T13:28:00Z"/>
+          <w:ins w:id="228" w:author="Проект новой редакции" w:date="2026-10-19T16:31:00Z"/>
           <w:rFonts w:ascii="Arial" w:hAnsi="Arial" w:cs="Arial"/>
           <w:sz w:val="28"/>
           <w:szCs w:val="28"/>
@@ -14850,7 +14829,7 @@
         <w:spacing w:after="0" w:line="480" w:lineRule="auto"/>
         <w:jc w:val="both"/>
         <w:rPr>
-          <w:ins w:id="230" w:author="Проект новой редакции" w:date="2026-10-14T13:28:00Z"/>
+          <w:ins w:id="229" w:author="Проект новой редакции" w:date="2026-10-19T16:31:00Z"/>
           <w:rFonts w:ascii="Arial" w:hAnsi="Arial" w:cs="Arial"/>
           <w:sz w:val="28"/>
           <w:szCs w:val="28"/>
@@ -14863,7 +14842,7 @@
         <w:spacing w:after="0" w:line="480" w:lineRule="auto"/>
         <w:jc w:val="both"/>
         <w:rPr>
-          <w:ins w:id="231" w:author="Проект новой редакции" w:date="2026-10-14T13:28:00Z"/>
+          <w:ins w:id="230" w:author="Проект новой редакции" w:date="2026-10-19T16:31:00Z"/>
           <w:rFonts w:ascii="Arial" w:hAnsi="Arial" w:cs="Arial"/>
           <w:sz w:val="28"/>
           <w:szCs w:val="28"/>
@@ -14876,7 +14855,7 @@
         <w:spacing w:after="0" w:line="480" w:lineRule="auto"/>
         <w:jc w:val="both"/>
         <w:rPr>
-          <w:ins w:id="232" w:author="Проект новой редакции" w:date="2026-10-14T13:28:00Z"/>
+          <w:ins w:id="231" w:author="Проект новой редакции" w:date="2026-10-19T16:31:00Z"/>
           <w:rFonts w:ascii="Arial" w:hAnsi="Arial" w:cs="Arial"/>
           <w:sz w:val="28"/>
           <w:szCs w:val="28"/>
@@ -14889,7 +14868,7 @@
         <w:spacing w:after="0" w:line="480" w:lineRule="auto"/>
         <w:jc w:val="both"/>
         <w:rPr>
-          <w:ins w:id="233" w:author="Проект новой редакции" w:date="2026-10-14T13:28:00Z"/>
+          <w:ins w:id="232" w:author="Проект новой редакции" w:date="2026-10-19T16:31:00Z"/>
           <w:rFonts w:ascii="Arial" w:hAnsi="Arial" w:cs="Arial"/>
           <w:sz w:val="28"/>
           <w:szCs w:val="28"/>
@@ -14902,7 +14881,7 @@
         <w:spacing w:after="0" w:line="480" w:lineRule="auto"/>
         <w:jc w:val="both"/>
         <w:rPr>
-          <w:ins w:id="234" w:author="Проект новой редакции" w:date="2026-10-14T13:28:00Z"/>
+          <w:ins w:id="233" w:author="Проект новой редакции" w:date="2026-10-19T16:31:00Z"/>
           <w:rFonts w:ascii="Arial" w:hAnsi="Arial" w:cs="Arial"/>
           <w:sz w:val="28"/>
           <w:szCs w:val="28"/>
@@ -14915,7 +14894,7 @@
         <w:spacing w:after="0" w:line="480" w:lineRule="auto"/>
         <w:jc w:val="both"/>
         <w:rPr>
-          <w:ins w:id="235" w:author="Проект новой редакции" w:date="2026-10-14T13:28:00Z"/>
+          <w:ins w:id="234" w:author="Проект новой редакции" w:date="2026-10-19T16:31:00Z"/>
           <w:rFonts w:ascii="Arial" w:hAnsi="Arial" w:cs="Arial"/>
           <w:sz w:val="28"/>
           <w:szCs w:val="28"/>
@@ -14928,7 +14907,7 @@
         <w:spacing w:after="0" w:line="480" w:lineRule="auto"/>
         <w:jc w:val="both"/>
         <w:rPr>
-          <w:ins w:id="236" w:author="Проект новой редакции" w:date="2026-10-14T13:28:00Z"/>
+          <w:ins w:id="235" w:author="Проект новой редакции" w:date="2026-10-19T16:31:00Z"/>
           <w:rFonts w:ascii="Arial" w:hAnsi="Arial" w:cs="Arial"/>
           <w:sz w:val="28"/>
           <w:szCs w:val="28"/>
@@ -14941,7 +14920,7 @@
         <w:spacing w:after="0" w:line="480" w:lineRule="auto"/>
         <w:jc w:val="both"/>
         <w:rPr>
-          <w:ins w:id="237" w:author="Проект новой редакции" w:date="2026-10-14T13:28:00Z"/>
+          <w:ins w:id="236" w:author="Проект новой редакции" w:date="2026-10-19T16:31:00Z"/>
           <w:rFonts w:ascii="Arial" w:hAnsi="Arial" w:cs="Arial"/>
           <w:sz w:val="28"/>
           <w:szCs w:val="28"/>
@@ -14954,7 +14933,7 @@
         <w:spacing w:after="0" w:line="480" w:lineRule="auto"/>
         <w:jc w:val="both"/>
         <w:rPr>
-          <w:ins w:id="238" w:author="Проект новой редакции" w:date="2026-10-14T13:28:00Z"/>
+          <w:ins w:id="237" w:author="Проект новой редакции" w:date="2026-10-19T16:31:00Z"/>
           <w:rFonts w:ascii="Arial" w:hAnsi="Arial" w:cs="Arial"/>
           <w:sz w:val="28"/>
           <w:szCs w:val="28"/>
@@ -14967,7 +14946,7 @@
         <w:spacing w:after="0" w:line="480" w:lineRule="auto"/>
         <w:jc w:val="both"/>
         <w:rPr>
-          <w:ins w:id="239" w:author="Проект новой редакции" w:date="2026-10-14T13:28:00Z"/>
+          <w:ins w:id="238" w:author="Проект новой редакции" w:date="2026-10-19T16:31:00Z"/>
           <w:rFonts w:ascii="Arial" w:hAnsi="Arial" w:cs="Arial"/>
           <w:sz w:val="28"/>
           <w:szCs w:val="28"/>
@@ -14980,7 +14959,7 @@
         <w:spacing w:after="0" w:line="480" w:lineRule="auto"/>
         <w:jc w:val="both"/>
         <w:rPr>
-          <w:ins w:id="240" w:author="Проект новой редакции" w:date="2026-10-14T13:28:00Z"/>
+          <w:ins w:id="239" w:author="Проект новой редакции" w:date="2026-10-19T16:31:00Z"/>
           <w:rFonts w:ascii="Arial" w:hAnsi="Arial" w:cs="Arial"/>
           <w:sz w:val="28"/>
           <w:szCs w:val="28"/>
@@ -14993,7 +14972,7 @@
         <w:spacing w:after="0" w:line="480" w:lineRule="auto"/>
         <w:jc w:val="both"/>
         <w:rPr>
-          <w:ins w:id="241" w:author="Проект новой редакции" w:date="2026-10-14T13:28:00Z"/>
+          <w:ins w:id="240" w:author="Проект новой редакции" w:date="2026-10-19T16:31:00Z"/>
           <w:rFonts w:ascii="Arial" w:hAnsi="Arial" w:cs="Arial"/>
           <w:sz w:val="28"/>
           <w:szCs w:val="28"/>
@@ -15006,7 +14985,7 @@
         <w:spacing w:after="0" w:line="480" w:lineRule="auto"/>
         <w:jc w:val="right"/>
         <w:rPr>
-          <w:ins w:id="242" w:author="Проект новой редакции" w:date="2026-10-14T13:28:00Z"/>
+          <w:ins w:id="241" w:author="Проект новой редакции" w:date="2026-10-19T16:31:00Z"/>
           <w:rFonts w:ascii="Arial" w:hAnsi="Arial" w:cs="Arial"/>
           <w:b/>
           <w:sz w:val="28"/>
@@ -15014,7 +14993,7 @@
           <w:lang w:val="en-US"/>
         </w:rPr>
       </w:pPr>
-      <w:ins w:id="243" w:author="Проект новой редакции" w:date="2026-10-14T13:28:00Z">
+      <w:ins w:id="242" w:author="Проект новой редакции" w:date="2026-10-19T16:31:00Z">
         <w:r>
           <w:rPr>
             <w:rFonts w:ascii="Arial" w:hAnsi="Arial" w:cs="Arial"/>
@@ -15034,14 +15013,14 @@
         <w:ind w:left="0"/>
         <w:jc w:val="both"/>
         <w:rPr>
-          <w:ins w:id="244" w:author="Проект новой редакции" w:date="2026-10-14T13:28:00Z"/>
-          <w:rFonts w:ascii="Arial" w:hAnsi="Arial" w:cs="Arial"/>
-          <w:sz w:val="28"/>
-          <w:szCs w:val="28"/>
-          <w:lang w:val="en-US"/>
-        </w:rPr>
-      </w:pPr>
-      <w:ins w:id="245" w:author="Проект новой редакции" w:date="2026-10-14T13:28:00Z">
+          <w:ins w:id="243" w:author="Проект новой редакции" w:date="2026-10-19T16:31:00Z"/>
+          <w:rFonts w:ascii="Arial" w:hAnsi="Arial" w:cs="Arial"/>
+          <w:sz w:val="28"/>
+          <w:szCs w:val="28"/>
+          <w:lang w:val="en-US"/>
+        </w:rPr>
+      </w:pPr>
+      <w:ins w:id="244" w:author="Проект новой редакции" w:date="2026-10-19T16:31:00Z">
         <w:r>
           <w:rPr>
             <w:rFonts w:ascii="Arial" w:hAnsi="Arial" w:cs="Arial"/>
@@ -15070,6 +15049,54 @@
           <w:t xml:space="preserve"> Mr Yerlan Nyssanbayev ____________________ (signature)</w:t>
         </w:r>
       </w:ins>
+    </w:p>
+    <w:p>
+      <w:pPr>
+        <w:pStyle w:val="a5"/>
+        <w:numPr>
+          <w:ilvl w:val="0"/>
+          <w:numId w:val="3"/>
+        </w:numPr>
+        <w:spacing w:after="0" w:line="480" w:lineRule="auto"/>
+        <w:ind w:left="0" w:firstLine="0"/>
+        <w:jc w:val="both"/>
+        <w:rPr>
+          <w:del w:id="245" w:author="Проект новой редакции" w:date="2026-10-19T16:31:00Z"/>
+          <w:rFonts w:ascii="Arial" w:hAnsi="Arial" w:cs="Arial"/>
+          <w:sz w:val="28"/>
+          <w:szCs w:val="28"/>
+          <w:lang w:val="en-US"/>
+        </w:rPr>
+      </w:pPr>
+      <w:del w:id="246" w:author="Проект новой редакции" w:date="2026-10-19T16:31:00Z">
+        <w:r>
+          <w:rPr>
+            <w:rFonts w:ascii="Arial" w:hAnsi="Arial" w:cs="Arial"/>
+            <w:sz w:val="28"/>
+            <w:szCs w:val="28"/>
+            <w:lang w:val="en-US"/>
+          </w:rPr>
+          <w:delText>Yerlik Karazhan</w:delText>
+        </w:r>
+        <w:r>
+          <w:rPr>
+            <w:rFonts w:ascii="Arial" w:hAnsi="Arial" w:cs="Arial"/>
+            <w:sz w:val="28"/>
+            <w:szCs w:val="28"/>
+            <w:lang w:val="en-US"/>
+          </w:rPr>
+          <w:delText xml:space="preserve"> </w:delText>
+        </w:r>
+        <w:r>
+          <w:rPr>
+            <w:rFonts w:ascii="Arial" w:hAnsi="Arial" w:cs="Arial"/>
+            <w:sz w:val="28"/>
+            <w:szCs w:val="28"/>
+            <w:lang w:val="en-US"/>
+          </w:rPr>
+          <w:delText>________________</w:delText>
+        </w:r>
+      </w:del>
     </w:p>
     <w:p>
       <w:pPr>
@@ -15316,7 +15343,7 @@
         <w:spacing w:after="0" w:line="480" w:lineRule="auto"/>
         <w:jc w:val="right"/>
         <w:rPr>
-          <w:del w:id="246" w:author="Проект новой редакции" w:date="2026-10-14T13:28:00Z"/>
+          <w:del w:id="247" w:author="Проект новой редакции" w:date="2026-10-19T16:31:00Z"/>
           <w:rFonts w:ascii="Arial" w:hAnsi="Arial" w:cs="Arial"/>
           <w:b/>
           <w:sz w:val="28"/>
@@ -15344,7 +15371,7 @@
         </w:rPr>
         <w:t xml:space="preserve">                          </w:t>
       </w:r>
-      <w:del w:id="247" w:author="Проект новой редакции" w:date="2026-10-14T13:28:00Z">
+      <w:del w:id="248" w:author="Проект новой редакции" w:date="2026-10-19T16:31:00Z">
         <w:r>
           <w:rPr>
             <w:rFonts w:ascii="Arial" w:hAnsi="Arial" w:cs="Arial"/>
@@ -15374,14 +15401,14 @@
         <w:ind w:left="0"/>
         <w:jc w:val="both"/>
         <w:rPr>
-          <w:del w:id="248" w:author="Проект новой редакции" w:date="2026-10-14T13:28:00Z"/>
-          <w:rFonts w:ascii="Arial" w:hAnsi="Arial" w:cs="Arial"/>
-          <w:sz w:val="28"/>
-          <w:szCs w:val="28"/>
-          <w:lang w:val="en-US"/>
-        </w:rPr>
-      </w:pPr>
-      <w:del w:id="249" w:author="Проект новой редакции" w:date="2026-10-14T13:28:00Z">
+          <w:del w:id="249" w:author="Проект новой редакции" w:date="2026-10-19T16:31:00Z"/>
+          <w:rFonts w:ascii="Arial" w:hAnsi="Arial" w:cs="Arial"/>
+          <w:sz w:val="28"/>
+          <w:szCs w:val="28"/>
+          <w:lang w:val="en-US"/>
+        </w:rPr>
+      </w:pPr>
+      <w:del w:id="250" w:author="Проект новой редакции" w:date="2026-10-19T16:31:00Z">
         <w:r>
           <w:rPr>
             <w:rFonts w:ascii="Arial" w:hAnsi="Arial" w:cs="Arial"/>
@@ -15418,14 +15445,14 @@
         <w:ind w:left="0"/>
         <w:jc w:val="both"/>
         <w:rPr>
-          <w:del w:id="250" w:author="Проект новой редакции" w:date="2026-10-14T13:28:00Z"/>
-          <w:rFonts w:ascii="Arial" w:hAnsi="Arial" w:cs="Arial"/>
-          <w:sz w:val="28"/>
-          <w:szCs w:val="28"/>
-          <w:lang w:val="en-US"/>
-        </w:rPr>
-      </w:pPr>
-      <w:del w:id="251" w:author="Проект новой редакции" w:date="2026-10-14T13:28:00Z">
+          <w:del w:id="251" w:author="Проект новой редакции" w:date="2026-10-19T16:31:00Z"/>
+          <w:rFonts w:ascii="Arial" w:hAnsi="Arial" w:cs="Arial"/>
+          <w:sz w:val="28"/>
+          <w:szCs w:val="28"/>
+          <w:lang w:val="en-US"/>
+        </w:rPr>
+      </w:pPr>
+      <w:del w:id="252" w:author="Проект новой редакции" w:date="2026-10-19T16:31:00Z">
         <w:r>
           <w:rPr>
             <w:rFonts w:ascii="Arial" w:hAnsi="Arial" w:cs="Arial"/>
@@ -15460,7 +15487,7 @@
         <w:spacing w:after="0" w:line="480" w:lineRule="auto"/>
         <w:jc w:val="both"/>
         <w:rPr>
-          <w:del w:id="252" w:author="Проект новой редакции" w:date="2026-10-14T13:28:00Z"/>
+          <w:del w:id="253" w:author="Проект новой редакции" w:date="2026-10-19T16:31:00Z"/>
           <w:rFonts w:ascii="Arial" w:hAnsi="Arial" w:cs="Arial"/>
           <w:sz w:val="28"/>
           <w:szCs w:val="28"/>
@@ -15473,7 +15500,7 @@
         <w:spacing w:after="0" w:line="480" w:lineRule="auto"/>
         <w:jc w:val="both"/>
         <w:rPr>
-          <w:del w:id="253" w:author="Проект новой редакции" w:date="2026-10-14T13:28:00Z"/>
+          <w:del w:id="254" w:author="Проект новой редакции" w:date="2026-10-19T16:31:00Z"/>
           <w:rFonts w:ascii="Arial" w:hAnsi="Arial" w:cs="Arial"/>
           <w:sz w:val="28"/>
           <w:szCs w:val="28"/>
@@ -15486,7 +15513,7 @@
         <w:spacing w:after="0" w:line="480" w:lineRule="auto"/>
         <w:jc w:val="both"/>
         <w:rPr>
-          <w:del w:id="254" w:author="Проект новой редакции" w:date="2026-10-14T13:28:00Z"/>
+          <w:del w:id="255" w:author="Проект новой редакции" w:date="2026-10-19T16:31:00Z"/>
           <w:rFonts w:ascii="Arial" w:hAnsi="Arial" w:cs="Arial"/>
           <w:sz w:val="28"/>
           <w:szCs w:val="28"/>
@@ -15499,7 +15526,7 @@
         <w:spacing w:after="0" w:line="480" w:lineRule="auto"/>
         <w:jc w:val="both"/>
         <w:rPr>
-          <w:del w:id="255" w:author="Проект новой редакции" w:date="2026-10-14T13:28:00Z"/>
+          <w:del w:id="256" w:author="Проект новой редакции" w:date="2026-10-19T16:31:00Z"/>
           <w:rFonts w:ascii="Arial" w:hAnsi="Arial" w:cs="Arial"/>
           <w:sz w:val="28"/>
           <w:szCs w:val="28"/>
@@ -15512,7 +15539,7 @@
         <w:spacing w:after="0" w:line="480" w:lineRule="auto"/>
         <w:jc w:val="both"/>
         <w:rPr>
-          <w:del w:id="256" w:author="Проект новой редакции" w:date="2026-10-14T13:28:00Z"/>
+          <w:del w:id="257" w:author="Проект новой редакции" w:date="2026-10-19T16:31:00Z"/>
           <w:rFonts w:ascii="Arial" w:hAnsi="Arial" w:cs="Arial"/>
           <w:sz w:val="28"/>
           <w:szCs w:val="28"/>
@@ -15525,7 +15552,7 @@
         <w:spacing w:after="0" w:line="480" w:lineRule="auto"/>
         <w:jc w:val="both"/>
         <w:rPr>
-          <w:del w:id="257" w:author="Проект новой редакции" w:date="2026-10-14T13:28:00Z"/>
+          <w:del w:id="258" w:author="Проект новой редакции" w:date="2026-10-19T16:31:00Z"/>
           <w:rFonts w:ascii="Arial" w:hAnsi="Arial" w:cs="Arial"/>
           <w:sz w:val="28"/>
           <w:szCs w:val="28"/>
@@ -15538,7 +15565,7 @@
         <w:spacing w:after="0" w:line="480" w:lineRule="auto"/>
         <w:jc w:val="both"/>
         <w:rPr>
-          <w:del w:id="258" w:author="Проект новой редакции" w:date="2026-10-14T13:28:00Z"/>
+          <w:del w:id="259" w:author="Проект новой редакции" w:date="2026-10-19T16:31:00Z"/>
           <w:rFonts w:ascii="Arial" w:hAnsi="Arial" w:cs="Arial"/>
           <w:sz w:val="28"/>
           <w:szCs w:val="28"/>
@@ -15551,7 +15578,7 @@
         <w:spacing w:after="0" w:line="480" w:lineRule="auto"/>
         <w:jc w:val="both"/>
         <w:rPr>
-          <w:del w:id="259" w:author="Проект новой редакции" w:date="2026-10-14T13:28:00Z"/>
+          <w:del w:id="260" w:author="Проект новой редакции" w:date="2026-10-19T16:31:00Z"/>
           <w:rFonts w:ascii="Arial" w:hAnsi="Arial" w:cs="Arial"/>
           <w:sz w:val="28"/>
           <w:szCs w:val="28"/>
@@ -15564,7 +15591,7 @@
         <w:spacing w:after="0" w:line="480" w:lineRule="auto"/>
         <w:jc w:val="both"/>
         <w:rPr>
-          <w:del w:id="260" w:author="Проект новой редакции" w:date="2026-10-14T13:28:00Z"/>
+          <w:del w:id="261" w:author="Проект новой редакции" w:date="2026-10-19T16:31:00Z"/>
           <w:rFonts w:ascii="Arial" w:hAnsi="Arial" w:cs="Arial"/>
           <w:sz w:val="28"/>
           <w:szCs w:val="28"/>
@@ -15577,7 +15604,7 @@
         <w:spacing w:after="0" w:line="480" w:lineRule="auto"/>
         <w:jc w:val="both"/>
         <w:rPr>
-          <w:del w:id="261" w:author="Проект новой редакции" w:date="2026-10-14T13:28:00Z"/>
+          <w:del w:id="262" w:author="Проект новой редакции" w:date="2026-10-19T16:31:00Z"/>
           <w:rFonts w:ascii="Arial" w:hAnsi="Arial" w:cs="Arial"/>
           <w:sz w:val="28"/>
           <w:szCs w:val="28"/>
@@ -15590,7 +15617,7 @@
         <w:spacing w:after="0" w:line="480" w:lineRule="auto"/>
         <w:jc w:val="both"/>
         <w:rPr>
-          <w:del w:id="262" w:author="Проект новой редакции" w:date="2026-10-14T13:28:00Z"/>
+          <w:del w:id="263" w:author="Проект новой редакции" w:date="2026-10-19T16:31:00Z"/>
           <w:rFonts w:ascii="Arial" w:hAnsi="Arial" w:cs="Arial"/>
           <w:sz w:val="28"/>
           <w:szCs w:val="28"/>
@@ -15603,7 +15630,7 @@
         <w:spacing w:after="0" w:line="480" w:lineRule="auto"/>
         <w:jc w:val="both"/>
         <w:rPr>
-          <w:del w:id="263" w:author="Проект новой редакции" w:date="2026-10-14T13:28:00Z"/>
+          <w:del w:id="264" w:author="Проект новой редакции" w:date="2026-10-19T16:31:00Z"/>
           <w:rFonts w:ascii="Arial" w:hAnsi="Arial" w:cs="Arial"/>
           <w:sz w:val="28"/>
           <w:szCs w:val="28"/>
@@ -15616,7 +15643,7 @@
         <w:spacing w:after="0" w:line="480" w:lineRule="auto"/>
         <w:jc w:val="both"/>
         <w:rPr>
-          <w:del w:id="264" w:author="Проект новой редакции" w:date="2026-10-14T13:28:00Z"/>
+          <w:del w:id="265" w:author="Проект новой редакции" w:date="2026-10-19T16:31:00Z"/>
           <w:rFonts w:ascii="Arial" w:hAnsi="Arial" w:cs="Arial"/>
           <w:sz w:val="28"/>
           <w:szCs w:val="28"/>
@@ -15629,7 +15656,7 @@
         <w:spacing w:after="0" w:line="480" w:lineRule="auto"/>
         <w:jc w:val="both"/>
         <w:rPr>
-          <w:del w:id="265" w:author="Проект новой редакции" w:date="2026-10-14T13:28:00Z"/>
+          <w:del w:id="266" w:author="Проект новой редакции" w:date="2026-10-19T16:31:00Z"/>
           <w:rFonts w:ascii="Arial" w:hAnsi="Arial" w:cs="Arial"/>
           <w:sz w:val="28"/>
           <w:szCs w:val="28"/>
@@ -15642,7 +15669,7 @@
         <w:spacing w:after="0" w:line="480" w:lineRule="auto"/>
         <w:jc w:val="both"/>
         <w:rPr>
-          <w:del w:id="266" w:author="Проект новой редакции" w:date="2026-10-14T13:28:00Z"/>
+          <w:del w:id="267" w:author="Проект новой редакции" w:date="2026-10-19T16:31:00Z"/>
           <w:rFonts w:ascii="Arial" w:hAnsi="Arial" w:cs="Arial"/>
           <w:sz w:val="28"/>
           <w:szCs w:val="28"/>
@@ -15655,7 +15682,7 @@
         <w:spacing w:after="0" w:line="480" w:lineRule="auto"/>
         <w:jc w:val="both"/>
         <w:rPr>
-          <w:del w:id="267" w:author="Проект новой редакции" w:date="2026-10-14T13:28:00Z"/>
+          <w:del w:id="268" w:author="Проект новой редакции" w:date="2026-10-19T16:31:00Z"/>
           <w:rFonts w:ascii="Arial" w:hAnsi="Arial" w:cs="Arial"/>
           <w:sz w:val="28"/>
           <w:szCs w:val="28"/>
@@ -15668,7 +15695,7 @@
         <w:spacing w:after="0" w:line="480" w:lineRule="auto"/>
         <w:jc w:val="both"/>
         <w:rPr>
-          <w:del w:id="268" w:author="Проект новой редакции" w:date="2026-10-14T13:28:00Z"/>
+          <w:del w:id="269" w:author="Проект новой редакции" w:date="2026-10-19T16:31:00Z"/>
           <w:rFonts w:ascii="Arial" w:hAnsi="Arial" w:cs="Arial"/>
           <w:sz w:val="28"/>
           <w:szCs w:val="28"/>
@@ -15681,7 +15708,7 @@
         <w:spacing w:after="0" w:line="480" w:lineRule="auto"/>
         <w:jc w:val="both"/>
         <w:rPr>
-          <w:del w:id="269" w:author="Проект новой редакции" w:date="2026-10-14T13:28:00Z"/>
+          <w:del w:id="270" w:author="Проект новой редакции" w:date="2026-10-19T16:31:00Z"/>
           <w:rFonts w:ascii="Arial" w:hAnsi="Arial" w:cs="Arial"/>
           <w:sz w:val="28"/>
           <w:szCs w:val="28"/>
@@ -15694,7 +15721,7 @@
         <w:spacing w:after="0" w:line="480" w:lineRule="auto"/>
         <w:jc w:val="both"/>
         <w:rPr>
-          <w:del w:id="270" w:author="Проект новой редакции" w:date="2026-10-14T13:28:00Z"/>
+          <w:del w:id="271" w:author="Проект новой редакции" w:date="2026-10-19T16:31:00Z"/>
           <w:rFonts w:ascii="Arial" w:hAnsi="Arial" w:cs="Arial"/>
           <w:sz w:val="28"/>
           <w:szCs w:val="28"/>
@@ -15707,7 +15734,7 @@
         <w:spacing w:after="0" w:line="480" w:lineRule="auto"/>
         <w:jc w:val="both"/>
         <w:rPr>
-          <w:del w:id="271" w:author="Проект новой редакции" w:date="2026-10-14T13:28:00Z"/>
+          <w:del w:id="272" w:author="Проект новой редакции" w:date="2026-10-19T16:31:00Z"/>
           <w:rFonts w:ascii="Arial" w:hAnsi="Arial" w:cs="Arial"/>
           <w:sz w:val="28"/>
           <w:szCs w:val="28"/>
@@ -15727,7 +15754,7 @@
           <w:lang w:val="en-US"/>
         </w:rPr>
       </w:pPr>
-      <w:del w:id="272" w:author="Проект новой редакции" w:date="2026-10-14T13:28:00Z">
+      <w:del w:id="273" w:author="Проект новой редакции" w:date="2026-10-19T16:31:00Z">
         <w:r>
           <w:rPr>
             <w:rFonts w:ascii="Arial" w:hAnsi="Arial" w:cs="Arial"/>
@@ -15782,7 +15809,7 @@
         </w:rPr>
         <w:t xml:space="preserve">1. </w:t>
       </w:r>
-      <w:ins w:id="273" w:author="Проект новой редакции" w:date="2026-10-14T13:28:00Z">
+      <w:ins w:id="274" w:author="Проект новой редакции" w:date="2026-10-19T16:31:00Z">
         <w:r>
           <w:rPr>
             <w:rFonts w:ascii="Arial" w:hAnsi="Arial" w:cs="Arial"/>
@@ -15820,7 +15847,7 @@
           <w:t xml:space="preserve"> Mr Yerlik Karazhan ____________________ (signature)</w:t>
         </w:r>
       </w:ins>
-      <w:del w:id="274" w:author="Проект новой редакции" w:date="2026-10-14T13:28:00Z">
+      <w:del w:id="275" w:author="Проект новой редакции" w:date="2026-10-19T16:31:00Z">
         <w:r>
           <w:rPr>
             <w:rFonts w:ascii="Arial" w:hAnsi="Arial" w:cs="Arial"/>
@@ -15839,14 +15866,14 @@
         <w:ind w:left="0"/>
         <w:jc w:val="both"/>
         <w:rPr>
-          <w:ins w:id="275" w:author="Проект новой редакции" w:date="2026-10-14T13:28:00Z"/>
-          <w:rFonts w:ascii="Arial" w:hAnsi="Arial" w:cs="Arial"/>
-          <w:sz w:val="28"/>
-          <w:szCs w:val="28"/>
-          <w:lang w:val="en-US"/>
-        </w:rPr>
-      </w:pPr>
-      <w:ins w:id="276" w:author="Проект новой редакции" w:date="2026-10-14T13:28:00Z">
+          <w:ins w:id="276" w:author="Проект новой редакции" w:date="2026-10-19T16:31:00Z"/>
+          <w:rFonts w:ascii="Arial" w:hAnsi="Arial" w:cs="Arial"/>
+          <w:sz w:val="28"/>
+          <w:szCs w:val="28"/>
+          <w:lang w:val="en-US"/>
+        </w:rPr>
+      </w:pPr>
+      <w:ins w:id="277" w:author="Проект новой редакции" w:date="2026-10-19T16:31:00Z">
         <w:r>
           <w:rPr>
             <w:rFonts w:ascii="Arial" w:hAnsi="Arial" w:cs="Arial"/>
@@ -15874,14 +15901,14 @@
         <w:ind w:left="0"/>
         <w:jc w:val="both"/>
         <w:rPr>
-          <w:ins w:id="277" w:author="Проект новой редакции" w:date="2026-10-14T13:28:00Z"/>
-          <w:rFonts w:ascii="Arial" w:hAnsi="Arial" w:cs="Arial"/>
-          <w:sz w:val="28"/>
-          <w:szCs w:val="28"/>
-          <w:lang w:val="en-US"/>
-        </w:rPr>
-      </w:pPr>
-      <w:ins w:id="278" w:author="Проект новой редакции" w:date="2026-10-14T13:28:00Z">
+          <w:ins w:id="278" w:author="Проект новой редакции" w:date="2026-10-19T16:31:00Z"/>
+          <w:rFonts w:ascii="Arial" w:hAnsi="Arial" w:cs="Arial"/>
+          <w:sz w:val="28"/>
+          <w:szCs w:val="28"/>
+          <w:lang w:val="en-US"/>
+        </w:rPr>
+      </w:pPr>
+      <w:ins w:id="279" w:author="Проект новой редакции" w:date="2026-10-19T16:31:00Z">
         <w:r>
           <w:rPr>
             <w:rFonts w:ascii="Arial" w:hAnsi="Arial" w:cs="Arial"/>
@@ -17054,7 +17081,7 @@
     <w:link w:val="af"/>
     <w:uiPriority w:val="99"/>
     <w:unhideWhenUsed/>
-    <w:rsid w:val="00BF06B5"/>
+    <w:rsid w:val="00F12ED4"/>
     <w:pPr>
       <w:tabs>
         <w:tab w:val="center" w:pos="4677"/>
@@ -17068,14 +17095,14 @@
     <w:basedOn w:val="a0"/>
     <w:link w:val="ae"/>
     <w:uiPriority w:val="99"/>
-    <w:rsid w:val="00BF06B5"/>
+    <w:rsid w:val="00F12ED4"/>
   </w:style>
   <w:style w:type="paragraph" w:styleId="af0">
     <w:name w:val="Revision"/>
     <w:hidden/>
     <w:uiPriority w:val="99"/>
     <w:semiHidden/>
-    <w:rsid w:val="00BF06B5"/>
+    <w:rsid w:val="00F12ED4"/>
     <w:pPr>
       <w:spacing w:after="0" w:line="240" w:lineRule="auto"/>
     </w:pPr>

--- a/Устав/_документы/С выделением — By-laws CACF.docx
+++ b/Устав/_документы/С выделением — By-laws CACF.docx
@@ -7,7 +7,7 @@
         <w:spacing w:after="0" w:line="276" w:lineRule="auto"/>
         <w:jc w:val="right"/>
         <w:rPr>
-          <w:ins w:id="0" w:author="Проект новой редакции" w:date="2026-10-19T16:31:00Z"/>
+          <w:ins w:id="0" w:author="Проект новой редакции" w:date="2026-10-23T13:45:00Z"/>
           <w:rFonts w:ascii="Arial" w:hAnsi="Arial" w:cs="Arial"/>
           <w:b/>
           <w:sz w:val="28"/>
@@ -17,7 +17,7 @@
       </w:pPr>
       <w:bookmarkStart w:id="1" w:name="_GoBack"/>
       <w:bookmarkEnd w:id="1"/>
-      <w:ins w:id="2" w:author="Проект новой редакции" w:date="2026-10-19T16:31:00Z">
+      <w:ins w:id="2" w:author="Проект новой редакции" w:date="2026-10-23T13:45:00Z">
         <w:r>
           <w:rPr>
             <w:rFonts w:ascii="Arial" w:hAnsi="Arial" w:cs="Arial"/>
@@ -36,14 +36,14 @@
         <w:spacing w:after="0" w:line="276" w:lineRule="auto"/>
         <w:jc w:val="both"/>
         <w:rPr>
-          <w:del w:id="3" w:author="Проект новой редакции" w:date="2026-10-19T16:31:00Z"/>
+          <w:del w:id="3" w:author="Проект новой редакции" w:date="2026-10-23T13:45:00Z"/>
           <w:rFonts w:ascii="Arial" w:hAnsi="Arial" w:cs="Arial"/>
           <w:sz w:val="28"/>
           <w:szCs w:val="28"/>
           <w:lang w:val="kk-KZ"/>
         </w:rPr>
       </w:pPr>
-      <w:del w:id="4" w:author="Проект новой редакции" w:date="2026-10-19T16:31:00Z">
+      <w:del w:id="4" w:author="Проект новой редакции" w:date="2026-10-23T13:45:00Z">
         <w:r>
           <w:rPr>
             <w:rFonts w:ascii="Arial" w:hAnsi="Arial" w:cs="Arial"/>
@@ -175,7 +175,7 @@
         </w:rPr>
         <w:t>CENTRAL ASIA CLIMATE FOUNDATION</w:t>
       </w:r>
-      <w:del w:id="5" w:author="Проект новой редакции" w:date="2026-10-19T16:31:00Z">
+      <w:del w:id="5" w:author="Проект новой редакции" w:date="2026-10-23T13:45:00Z">
         <w:r>
           <w:rPr>
             <w:rFonts w:ascii="Arial" w:hAnsi="Arial" w:cs="Arial"/>
@@ -386,7 +386,7 @@
         </w:rPr>
         <w:t xml:space="preserve"> 2024</w:t>
       </w:r>
-      <w:ins w:id="6" w:author="Проект новой редакции" w:date="2026-10-19T16:31:00Z">
+      <w:ins w:id="6" w:author="Проект новой редакции" w:date="2026-10-23T13:45:00Z">
         <w:r>
           <w:rPr>
             <w:rFonts w:ascii="Arial" w:hAnsi="Arial" w:cs="Arial"/>
@@ -526,7 +526,7 @@
         </w:rPr>
         <w:t>Approval Date</w:t>
       </w:r>
-      <w:ins w:id="7" w:author="Проект новой редакции" w:date="2026-10-19T16:31:00Z">
+      <w:ins w:id="7" w:author="Проект новой редакции" w:date="2026-10-23T13:45:00Z">
         <w:r>
           <w:rPr>
             <w:rFonts w:ascii="Arial" w:hAnsi="Arial" w:cs="Arial"/>
@@ -537,7 +537,7 @@
           <w:t xml:space="preserve"> of the new version: «___» __________ 2026</w:t>
         </w:r>
       </w:ins>
-      <w:del w:id="8" w:author="Проект новой редакции" w:date="2026-10-19T16:31:00Z">
+      <w:del w:id="8" w:author="Проект новой редакции" w:date="2026-10-23T13:45:00Z">
         <w:r>
           <w:rPr>
             <w:rFonts w:ascii="Arial" w:hAnsi="Arial" w:cs="Arial"/>
@@ -578,7 +578,7 @@
           <w:lang w:val="en-US"/>
         </w:rPr>
       </w:pPr>
-      <w:ins w:id="9" w:author="Проект новой редакции" w:date="2026-10-19T16:31:00Z">
+      <w:ins w:id="9" w:author="Проект новой редакции" w:date="2026-10-23T13:45:00Z">
         <w:r>
           <w:rPr>
             <w:rFonts w:ascii="Arial" w:hAnsi="Arial" w:cs="Arial"/>
@@ -589,7 +589,7 @@
           <w:t>The initial version adopted</w:t>
         </w:r>
       </w:ins>
-      <w:del w:id="10" w:author="Проект новой редакции" w:date="2026-10-19T16:31:00Z">
+      <w:del w:id="10" w:author="Проект новой редакции" w:date="2026-10-23T13:45:00Z">
         <w:r>
           <w:rPr>
             <w:rFonts w:ascii="Arial" w:hAnsi="Arial" w:cs="Arial"/>
@@ -627,7 +627,7 @@
         </w:rPr>
         <w:t xml:space="preserve"> </w:t>
       </w:r>
-      <w:ins w:id="11" w:author="Проект новой редакции" w:date="2026-10-19T16:31:00Z">
+      <w:ins w:id="11" w:author="Проект новой редакции" w:date="2026-10-23T13:45:00Z">
         <w:r>
           <w:rPr>
             <w:rFonts w:ascii="Arial" w:hAnsi="Arial" w:cs="Arial"/>
@@ -638,7 +638,7 @@
           <w:t>dated</w:t>
         </w:r>
       </w:ins>
-      <w:del w:id="12" w:author="Проект новой редакции" w:date="2026-10-19T16:31:00Z">
+      <w:del w:id="12" w:author="Проект новой редакции" w:date="2026-10-23T13:45:00Z">
         <w:r>
           <w:rPr>
             <w:rFonts w:ascii="Arial" w:hAnsi="Arial" w:cs="Arial"/>
@@ -913,7 +913,7 @@
         </w:rPr>
         <w:t xml:space="preserve">3. THE GUARDIAN COUNCIL………………………………………………… </w:t>
       </w:r>
-      <w:ins w:id="13" w:author="Проект новой редакции" w:date="2026-10-19T16:31:00Z">
+      <w:ins w:id="13" w:author="Проект новой редакции" w:date="2026-10-23T13:45:00Z">
         <w:r>
           <w:rPr>
             <w:rFonts w:ascii="Arial" w:hAnsi="Arial" w:cs="Arial"/>
@@ -925,7 +925,7 @@
           <w:t>5</w:t>
         </w:r>
       </w:ins>
-      <w:del w:id="14" w:author="Проект новой редакции" w:date="2026-10-19T16:31:00Z">
+      <w:del w:id="14" w:author="Проект новой редакции" w:date="2026-10-23T13:45:00Z">
         <w:r>
           <w:rPr>
             <w:rFonts w:ascii="Arial" w:hAnsi="Arial" w:cs="Arial"/>
@@ -943,7 +943,7 @@
         <w:spacing w:after="0" w:line="360" w:lineRule="auto"/>
         <w:jc w:val="both"/>
         <w:rPr>
-          <w:ins w:id="15" w:author="Проект новой редакции" w:date="2026-10-19T16:31:00Z"/>
+          <w:ins w:id="15" w:author="Проект новой редакции" w:date="2026-10-23T13:45:00Z"/>
           <w:rFonts w:ascii="Arial" w:hAnsi="Arial" w:cs="Arial"/>
           <w:b/>
           <w:sz w:val="28"/>
@@ -961,7 +961,7 @@
         </w:rPr>
         <w:t xml:space="preserve">4. MEETINGS OF THE GUARDIAN COUNCIL……………………………… </w:t>
       </w:r>
-      <w:ins w:id="16" w:author="Проект новой редакции" w:date="2026-10-19T16:31:00Z">
+      <w:ins w:id="16" w:author="Проект новой редакции" w:date="2026-10-23T13:45:00Z">
         <w:r>
           <w:rPr>
             <w:rFonts w:ascii="Arial" w:hAnsi="Arial" w:cs="Arial"/>
@@ -979,7 +979,7 @@
         <w:spacing w:after="0" w:line="360" w:lineRule="auto"/>
         <w:jc w:val="both"/>
         <w:rPr>
-          <w:del w:id="17" w:author="Проект новой редакции" w:date="2026-10-19T16:31:00Z"/>
+          <w:del w:id="17" w:author="Проект новой редакции" w:date="2026-10-23T13:45:00Z"/>
           <w:rFonts w:ascii="Arial" w:hAnsi="Arial" w:cs="Arial"/>
           <w:b/>
           <w:sz w:val="28"/>
@@ -1010,7 +1010,7 @@
           <w:lang w:val="en-GB"/>
         </w:rPr>
       </w:pPr>
-      <w:del w:id="18" w:author="Проект новой редакции" w:date="2026-10-19T16:31:00Z">
+      <w:del w:id="18" w:author="Проект новой редакции" w:date="2026-10-23T13:45:00Z">
         <w:r>
           <w:rPr>
             <w:rFonts w:ascii="Arial" w:hAnsi="Arial" w:cs="Arial"/>
@@ -1032,7 +1032,7 @@
         </w:rPr>
         <w:t xml:space="preserve">. APPOINTMENT AND RETIREMENT OF MEMBERS OF GUARDIAN COUNCIL………………………………………………………………………… </w:t>
       </w:r>
-      <w:ins w:id="19" w:author="Проект новой редакции" w:date="2026-10-19T16:31:00Z">
+      <w:ins w:id="19" w:author="Проект новой редакции" w:date="2026-10-23T13:45:00Z">
         <w:r>
           <w:rPr>
             <w:rFonts w:ascii="Arial" w:hAnsi="Arial" w:cs="Arial"/>
@@ -1044,7 +1044,7 @@
           <w:t>7</w:t>
         </w:r>
       </w:ins>
-      <w:del w:id="20" w:author="Проект новой редакции" w:date="2026-10-19T16:31:00Z">
+      <w:del w:id="20" w:author="Проект новой редакции" w:date="2026-10-23T13:45:00Z">
         <w:r>
           <w:rPr>
             <w:rFonts w:ascii="Arial" w:hAnsi="Arial" w:cs="Arial"/>
@@ -1079,7 +1079,7 @@
         </w:rPr>
         <w:t xml:space="preserve">6. THE MANAGEMENT COUNCIL……………………………………………. </w:t>
       </w:r>
-      <w:ins w:id="21" w:author="Проект новой редакции" w:date="2026-10-19T16:31:00Z">
+      <w:ins w:id="21" w:author="Проект новой редакции" w:date="2026-10-23T13:45:00Z">
         <w:r>
           <w:rPr>
             <w:rFonts w:ascii="Arial" w:hAnsi="Arial" w:cs="Arial"/>
@@ -1091,7 +1091,7 @@
           <w:t>8</w:t>
         </w:r>
       </w:ins>
-      <w:del w:id="22" w:author="Проект новой редакции" w:date="2026-10-19T16:31:00Z">
+      <w:del w:id="22" w:author="Проект новой редакции" w:date="2026-10-23T13:45:00Z">
         <w:r>
           <w:rPr>
             <w:rFonts w:ascii="Arial" w:hAnsi="Arial" w:cs="Arial"/>
@@ -1126,7 +1126,7 @@
         </w:rPr>
         <w:t xml:space="preserve">7. APPOINTMENT AND RETIREMENT OF MEMBERS OF THE COUNCIL………………………………………………………………………… </w:t>
       </w:r>
-      <w:ins w:id="23" w:author="Проект новой редакции" w:date="2026-10-19T16:31:00Z">
+      <w:ins w:id="23" w:author="Проект новой редакции" w:date="2026-10-23T13:45:00Z">
         <w:r>
           <w:rPr>
             <w:rFonts w:ascii="Arial" w:hAnsi="Arial" w:cs="Arial"/>
@@ -1138,7 +1138,7 @@
           <w:t>8</w:t>
         </w:r>
       </w:ins>
-      <w:del w:id="24" w:author="Проект новой редакции" w:date="2026-10-19T16:31:00Z">
+      <w:del w:id="24" w:author="Проект новой редакции" w:date="2026-10-23T13:45:00Z">
         <w:r>
           <w:rPr>
             <w:rFonts w:ascii="Arial" w:hAnsi="Arial" w:cs="Arial"/>
@@ -1173,7 +1173,7 @@
         </w:rPr>
         <w:t xml:space="preserve">8. POWERS AND FUNCTIONS OF THE MANAGEMENT COUNCIL……. </w:t>
       </w:r>
-      <w:ins w:id="25" w:author="Проект новой редакции" w:date="2026-10-19T16:31:00Z">
+      <w:ins w:id="25" w:author="Проект новой редакции" w:date="2026-10-23T13:45:00Z">
         <w:r>
           <w:rPr>
             <w:rFonts w:ascii="Arial" w:hAnsi="Arial" w:cs="Arial"/>
@@ -1185,7 +1185,7 @@
           <w:t>10</w:t>
         </w:r>
       </w:ins>
-      <w:del w:id="26" w:author="Проект новой редакции" w:date="2026-10-19T16:31:00Z">
+      <w:del w:id="26" w:author="Проект новой редакции" w:date="2026-10-23T13:45:00Z">
         <w:r>
           <w:rPr>
             <w:rFonts w:ascii="Arial" w:hAnsi="Arial" w:cs="Arial"/>
@@ -1220,7 +1220,7 @@
         </w:rPr>
         <w:t xml:space="preserve">9. REMUNERATION AND EXPENSES OF MEMBERS OF THE </w:t>
       </w:r>
-      <w:ins w:id="27" w:author="Проект новой редакции" w:date="2026-10-19T16:31:00Z">
+      <w:ins w:id="27" w:author="Проект новой редакции" w:date="2026-10-23T13:45:00Z">
         <w:r>
           <w:rPr>
             <w:rFonts w:ascii="Arial" w:hAnsi="Arial" w:cs="Arial"/>
@@ -1232,7 +1232,7 @@
           <w:t>COUNCILS……………………………………………………………………… 12</w:t>
         </w:r>
       </w:ins>
-      <w:del w:id="28" w:author="Проект новой редакции" w:date="2026-10-19T16:31:00Z">
+      <w:del w:id="28" w:author="Проект новой редакции" w:date="2026-10-23T13:45:00Z">
         <w:r>
           <w:rPr>
             <w:rFonts w:ascii="Arial" w:hAnsi="Arial" w:cs="Arial"/>
@@ -1296,7 +1296,7 @@
         </w:rPr>
         <w:t xml:space="preserve">10. MEETINGS OF THE MANAGEMENT COUNCIL………….…………... </w:t>
       </w:r>
-      <w:ins w:id="29" w:author="Проект новой редакции" w:date="2026-10-19T16:31:00Z">
+      <w:ins w:id="29" w:author="Проект новой редакции" w:date="2026-10-23T13:45:00Z">
         <w:r>
           <w:rPr>
             <w:rFonts w:ascii="Arial" w:hAnsi="Arial" w:cs="Arial"/>
@@ -1308,7 +1308,7 @@
           <w:t>12</w:t>
         </w:r>
       </w:ins>
-      <w:del w:id="30" w:author="Проект новой редакции" w:date="2026-10-19T16:31:00Z">
+      <w:del w:id="30" w:author="Проект новой редакции" w:date="2026-10-23T13:45:00Z">
         <w:r>
           <w:rPr>
             <w:rFonts w:ascii="Arial" w:hAnsi="Arial" w:cs="Arial"/>
@@ -1343,7 +1343,7 @@
         </w:rPr>
         <w:t xml:space="preserve">11. PROCEEDINGS OF THE COUNCIL……………………………………. </w:t>
       </w:r>
-      <w:ins w:id="31" w:author="Проект новой редакции" w:date="2026-10-19T16:31:00Z">
+      <w:ins w:id="31" w:author="Проект новой редакции" w:date="2026-10-23T13:45:00Z">
         <w:r>
           <w:rPr>
             <w:rFonts w:ascii="Arial" w:hAnsi="Arial" w:cs="Arial"/>
@@ -1355,7 +1355,7 @@
           <w:t>12</w:t>
         </w:r>
       </w:ins>
-      <w:del w:id="32" w:author="Проект новой редакции" w:date="2026-10-19T16:31:00Z">
+      <w:del w:id="32" w:author="Проект новой редакции" w:date="2026-10-23T13:45:00Z">
         <w:r>
           <w:rPr>
             <w:rFonts w:ascii="Arial" w:hAnsi="Arial" w:cs="Arial"/>
@@ -1390,7 +1390,7 @@
         </w:rPr>
         <w:t xml:space="preserve">12. MINUTES…………………………………………………………………... </w:t>
       </w:r>
-      <w:ins w:id="33" w:author="Проект новой редакции" w:date="2026-10-19T16:31:00Z">
+      <w:ins w:id="33" w:author="Проект новой редакции" w:date="2026-10-23T13:45:00Z">
         <w:r>
           <w:rPr>
             <w:rFonts w:ascii="Arial" w:hAnsi="Arial" w:cs="Arial"/>
@@ -1402,7 +1402,7 @@
           <w:t>13</w:t>
         </w:r>
       </w:ins>
-      <w:del w:id="34" w:author="Проект новой редакции" w:date="2026-10-19T16:31:00Z">
+      <w:del w:id="34" w:author="Проект новой редакции" w:date="2026-10-23T13:45:00Z">
         <w:r>
           <w:rPr>
             <w:rFonts w:ascii="Arial" w:hAnsi="Arial" w:cs="Arial"/>
@@ -1438,7 +1438,7 @@
         <w:lastRenderedPageBreak/>
         <w:t xml:space="preserve">13. SECRETARY…………………………………………………………….… </w:t>
       </w:r>
-      <w:ins w:id="35" w:author="Проект новой редакции" w:date="2026-10-19T16:31:00Z">
+      <w:ins w:id="35" w:author="Проект новой редакции" w:date="2026-10-23T13:45:00Z">
         <w:r>
           <w:rPr>
             <w:rFonts w:ascii="Arial" w:hAnsi="Arial" w:cs="Arial"/>
@@ -1450,7 +1450,7 @@
           <w:t>13</w:t>
         </w:r>
       </w:ins>
-      <w:del w:id="36" w:author="Проект новой редакции" w:date="2026-10-19T16:31:00Z">
+      <w:del w:id="36" w:author="Проект новой редакции" w:date="2026-10-23T13:45:00Z">
         <w:r>
           <w:rPr>
             <w:rFonts w:ascii="Arial" w:hAnsi="Arial" w:cs="Arial"/>
@@ -1485,7 +1485,7 @@
         </w:rPr>
         <w:t xml:space="preserve">14. FOUNDATION PROPERTY AND INCOME……………………………. </w:t>
       </w:r>
-      <w:ins w:id="37" w:author="Проект новой редакции" w:date="2026-10-19T16:31:00Z">
+      <w:ins w:id="37" w:author="Проект новой редакции" w:date="2026-10-23T13:45:00Z">
         <w:r>
           <w:rPr>
             <w:rFonts w:ascii="Arial" w:hAnsi="Arial" w:cs="Arial"/>
@@ -1497,7 +1497,7 @@
           <w:t>13</w:t>
         </w:r>
       </w:ins>
-      <w:del w:id="38" w:author="Проект новой редакции" w:date="2026-10-19T16:31:00Z">
+      <w:del w:id="38" w:author="Проект новой редакции" w:date="2026-10-23T13:45:00Z">
         <w:r>
           <w:rPr>
             <w:rFonts w:ascii="Arial" w:hAnsi="Arial" w:cs="Arial"/>
@@ -1515,7 +1515,7 @@
         <w:spacing w:after="0" w:line="360" w:lineRule="auto"/>
         <w:jc w:val="both"/>
         <w:rPr>
-          <w:ins w:id="39" w:author="Проект новой редакции" w:date="2026-10-19T16:31:00Z"/>
+          <w:ins w:id="39" w:author="Проект новой редакции" w:date="2026-10-23T13:45:00Z"/>
           <w:rFonts w:ascii="Arial" w:hAnsi="Arial" w:cs="Arial"/>
           <w:b/>
           <w:sz w:val="28"/>
@@ -1523,7 +1523,7 @@
           <w:lang w:val="en-GB"/>
         </w:rPr>
       </w:pPr>
-      <w:ins w:id="40" w:author="Проект новой редакции" w:date="2026-10-19T16:31:00Z">
+      <w:ins w:id="40" w:author="Проект новой редакции" w:date="2026-10-23T13:45:00Z">
         <w:r>
           <w:rPr>
             <w:rFonts w:ascii="Arial" w:hAnsi="Arial" w:cs="Arial"/>
@@ -1541,7 +1541,7 @@
         <w:spacing w:after="0" w:line="360" w:lineRule="auto"/>
         <w:jc w:val="both"/>
         <w:rPr>
-          <w:del w:id="41" w:author="Проект новой редакции" w:date="2026-10-19T16:31:00Z"/>
+          <w:del w:id="41" w:author="Проект новой редакции" w:date="2026-10-23T13:45:00Z"/>
           <w:rFonts w:ascii="Arial" w:hAnsi="Arial" w:cs="Arial"/>
           <w:b/>
           <w:sz w:val="28"/>
@@ -1549,7 +1549,7 @@
           <w:lang w:val="en-GB"/>
         </w:rPr>
       </w:pPr>
-      <w:del w:id="42" w:author="Проект новой редакции" w:date="2026-10-19T16:31:00Z">
+      <w:del w:id="42" w:author="Проект новой редакции" w:date="2026-10-23T13:45:00Z">
         <w:r>
           <w:rPr>
             <w:rFonts w:ascii="Arial" w:hAnsi="Arial" w:cs="Arial"/>
@@ -1594,7 +1594,7 @@
         </w:rPr>
         <w:t>16</w:t>
       </w:r>
-      <w:ins w:id="43" w:author="Проект новой редакции" w:date="2026-10-19T16:31:00Z">
+      <w:ins w:id="43" w:author="Проект новой редакции" w:date="2026-10-23T13:45:00Z">
         <w:r>
           <w:rPr>
             <w:rFonts w:ascii="Arial" w:hAnsi="Arial" w:cs="Arial"/>
@@ -1606,7 +1606,7 @@
           <w:t>.</w:t>
         </w:r>
       </w:ins>
-      <w:del w:id="44" w:author="Проект новой редакции" w:date="2026-10-19T16:31:00Z">
+      <w:del w:id="44" w:author="Проект новой редакции" w:date="2026-10-23T13:45:00Z">
         <w:r>
           <w:rPr>
             <w:rFonts w:ascii="Arial" w:hAnsi="Arial" w:cs="Arial"/>
@@ -1628,7 +1628,7 @@
         </w:rPr>
         <w:t xml:space="preserve"> DECLARATION………………………………………………….………... </w:t>
       </w:r>
-      <w:ins w:id="45" w:author="Проект новой редакции" w:date="2026-10-19T16:31:00Z">
+      <w:ins w:id="45" w:author="Проект новой редакции" w:date="2026-10-23T13:45:00Z">
         <w:r>
           <w:rPr>
             <w:rFonts w:ascii="Arial" w:hAnsi="Arial" w:cs="Arial"/>
@@ -1640,7 +1640,7 @@
           <w:t>14</w:t>
         </w:r>
       </w:ins>
-      <w:del w:id="46" w:author="Проект новой редакции" w:date="2026-10-19T16:31:00Z">
+      <w:del w:id="46" w:author="Проект новой редакции" w:date="2026-10-23T13:45:00Z">
         <w:r>
           <w:rPr>
             <w:rFonts w:ascii="Arial" w:hAnsi="Arial" w:cs="Arial"/>
@@ -1668,7 +1668,7 @@
         <w:spacing w:after="0" w:line="360" w:lineRule="auto"/>
         <w:jc w:val="both"/>
         <w:rPr>
-          <w:ins w:id="47" w:author="Проект новой редакции" w:date="2026-10-19T16:31:00Z"/>
+          <w:ins w:id="47" w:author="Проект новой редакции" w:date="2026-10-23T13:45:00Z"/>
           <w:rFonts w:ascii="Arial" w:hAnsi="Arial" w:cs="Arial"/>
           <w:b/>
           <w:sz w:val="28"/>
@@ -1676,7 +1676,7 @@
           <w:lang w:val="en-GB"/>
         </w:rPr>
       </w:pPr>
-      <w:ins w:id="48" w:author="Проект новой редакции" w:date="2026-10-19T16:31:00Z">
+      <w:ins w:id="48" w:author="Проект новой редакции" w:date="2026-10-23T13:45:00Z">
         <w:r>
           <w:rPr>
             <w:rFonts w:ascii="Arial" w:hAnsi="Arial" w:cs="Arial"/>
@@ -1968,7 +1968,7 @@
           <w:lang w:val="en-US"/>
         </w:rPr>
       </w:pPr>
-      <w:ins w:id="49" w:author="Проект новой редакции" w:date="2026-10-19T16:31:00Z">
+      <w:ins w:id="49" w:author="Проект новой редакции" w:date="2026-10-23T13:45:00Z">
         <w:r>
           <w:rPr>
             <w:rFonts w:ascii="Arial" w:hAnsi="Arial" w:cs="Arial"/>
@@ -1979,7 +1979,7 @@
           <w:t>1) “CACF”, “Project Office for Central Asia on climate change and green energy” or</w:t>
         </w:r>
       </w:ins>
-      <w:del w:id="50" w:author="Проект новой редакции" w:date="2026-10-19T16:31:00Z">
+      <w:del w:id="50" w:author="Проект новой редакции" w:date="2026-10-23T13:45:00Z">
         <w:r>
           <w:rPr>
             <w:rFonts w:ascii="Arial" w:hAnsi="Arial" w:cs="Arial"/>
@@ -2261,7 +2261,7 @@
         </w:rPr>
         <w:t xml:space="preserve">of the Foundation </w:t>
       </w:r>
-      <w:ins w:id="51" w:author="Проект новой редакции" w:date="2026-10-19T16:31:00Z">
+      <w:ins w:id="51" w:author="Проект новой редакции" w:date="2026-10-23T13:45:00Z">
         <w:r>
           <w:rPr>
             <w:rFonts w:ascii="Arial" w:hAnsi="Arial" w:cs="Arial"/>
@@ -2272,7 +2272,7 @@
           <w:t xml:space="preserve">headed by the </w:t>
         </w:r>
       </w:ins>
-      <w:del w:id="52" w:author="Проект новой редакции" w:date="2026-10-19T16:31:00Z">
+      <w:del w:id="52" w:author="Проект новой редакции" w:date="2026-10-23T13:45:00Z">
         <w:r>
           <w:rPr>
             <w:rFonts w:ascii="Arial" w:hAnsi="Arial" w:cs="Arial"/>
@@ -2292,7 +2292,7 @@
         </w:rPr>
         <w:t xml:space="preserve">Supreme Guardian and </w:t>
       </w:r>
-      <w:ins w:id="53" w:author="Проект новой редакции" w:date="2026-10-19T16:31:00Z">
+      <w:ins w:id="53" w:author="Проект новой редакции" w:date="2026-10-23T13:45:00Z">
         <w:r>
           <w:rPr>
             <w:rFonts w:ascii="Arial" w:hAnsi="Arial" w:cs="Arial"/>
@@ -2303,7 +2303,7 @@
           <w:t>composed of Guardians</w:t>
         </w:r>
       </w:ins>
-      <w:del w:id="54" w:author="Проект новой редакции" w:date="2026-10-19T16:31:00Z">
+      <w:del w:id="54" w:author="Проект новой редакции" w:date="2026-10-23T13:45:00Z">
         <w:r>
           <w:rPr>
             <w:rFonts w:ascii="Arial" w:hAnsi="Arial" w:cs="Arial"/>
@@ -2382,7 +2382,7 @@
         </w:rPr>
         <w:t xml:space="preserve"> appointed by the Founder</w:t>
       </w:r>
-      <w:ins w:id="55" w:author="Проект новой редакции" w:date="2026-10-19T16:31:00Z">
+      <w:ins w:id="55" w:author="Проект новой редакции" w:date="2026-10-23T13:45:00Z">
         <w:r>
           <w:rPr>
             <w:rFonts w:ascii="Arial" w:hAnsi="Arial" w:cs="Arial"/>
@@ -2393,7 +2393,7 @@
           <w:t>, who is</w:t>
         </w:r>
       </w:ins>
-      <w:del w:id="56" w:author="Проект новой редакции" w:date="2026-10-19T16:31:00Z">
+      <w:del w:id="56" w:author="Проект новой редакции" w:date="2026-10-23T13:45:00Z">
         <w:r>
           <w:rPr>
             <w:rFonts w:ascii="Arial" w:hAnsi="Arial" w:cs="Arial"/>
@@ -2413,7 +2413,7 @@
         </w:rPr>
         <w:t xml:space="preserve"> the </w:t>
       </w:r>
-      <w:ins w:id="57" w:author="Проект новой редакции" w:date="2026-10-19T16:31:00Z">
+      <w:ins w:id="57" w:author="Проект новой редакции" w:date="2026-10-23T13:45:00Z">
         <w:r>
           <w:rPr>
             <w:rFonts w:ascii="Arial" w:hAnsi="Arial" w:cs="Arial"/>
@@ -2424,7 +2424,7 @@
           <w:t>highest officer of the Foundation and performs his/her functions</w:t>
         </w:r>
       </w:ins>
-      <w:del w:id="58" w:author="Проект новой редакции" w:date="2026-10-19T16:31:00Z">
+      <w:del w:id="58" w:author="Проект новой редакции" w:date="2026-10-23T13:45:00Z">
         <w:r>
           <w:rPr>
             <w:rFonts w:ascii="Arial" w:hAnsi="Arial" w:cs="Arial"/>
@@ -2444,7 +2444,7 @@
         </w:rPr>
         <w:t xml:space="preserve"> in </w:t>
       </w:r>
-      <w:ins w:id="59" w:author="Проект новой редакции" w:date="2026-10-19T16:31:00Z">
+      <w:ins w:id="59" w:author="Проект новой редакции" w:date="2026-10-23T13:45:00Z">
         <w:r>
           <w:rPr>
             <w:rFonts w:ascii="Arial" w:hAnsi="Arial" w:cs="Arial"/>
@@ -2455,7 +2455,7 @@
           <w:t>accordance with these</w:t>
         </w:r>
       </w:ins>
-      <w:del w:id="60" w:author="Проект новой редакции" w:date="2026-10-19T16:31:00Z">
+      <w:del w:id="60" w:author="Проект новой редакции" w:date="2026-10-23T13:45:00Z">
         <w:r>
           <w:rPr>
             <w:rFonts w:ascii="Arial" w:hAnsi="Arial" w:cs="Arial"/>
@@ -2519,7 +2519,7 @@
         </w:rPr>
         <w:t xml:space="preserve">“Guardian” means a natural person appointed by the </w:t>
       </w:r>
-      <w:ins w:id="61" w:author="Проект новой редакции" w:date="2026-10-19T16:31:00Z">
+      <w:ins w:id="61" w:author="Проект новой редакции" w:date="2026-10-23T13:45:00Z">
         <w:r>
           <w:rPr>
             <w:rFonts w:ascii="Arial" w:hAnsi="Arial" w:cs="Arial"/>
@@ -2531,7 +2531,7 @@
           <w:t>Supreme Guardian</w:t>
         </w:r>
       </w:ins>
-      <w:del w:id="62" w:author="Проект новой редакции" w:date="2026-10-19T16:31:00Z">
+      <w:del w:id="62" w:author="Проект новой редакции" w:date="2026-10-23T13:45:00Z">
         <w:r>
           <w:rPr>
             <w:rFonts w:ascii="Arial" w:hAnsi="Arial" w:cs="Arial"/>
@@ -3343,7 +3343,7 @@
         </w:rPr>
         <w:t xml:space="preserve"> that are good, clean, clear funds, are free and clear of any liens and encumbrances</w:t>
       </w:r>
-      <w:ins w:id="63" w:author="Проект новой редакции" w:date="2026-10-19T16:31:00Z">
+      <w:ins w:id="63" w:author="Проект новой редакции" w:date="2026-10-23T13:45:00Z">
         <w:r>
           <w:rPr>
             <w:rFonts w:ascii="Arial" w:hAnsi="Arial" w:cs="Arial"/>
@@ -3354,7 +3354,7 @@
           <w:t>;</w:t>
         </w:r>
       </w:ins>
-      <w:del w:id="64" w:author="Проект новой редакции" w:date="2026-10-19T16:31:00Z">
+      <w:del w:id="64" w:author="Проект новой редакции" w:date="2026-10-23T13:45:00Z">
         <w:r>
           <w:rPr>
             <w:rFonts w:ascii="Arial" w:hAnsi="Arial" w:cs="Arial"/>
@@ -3372,14 +3372,14 @@
         <w:ind w:firstLine="993"/>
         <w:jc w:val="both"/>
         <w:rPr>
-          <w:ins w:id="65" w:author="Проект новой редакции" w:date="2026-10-19T16:31:00Z"/>
-          <w:rFonts w:ascii="Arial" w:hAnsi="Arial" w:cs="Arial"/>
-          <w:sz w:val="28"/>
-          <w:szCs w:val="28"/>
-          <w:lang w:val="en-US"/>
-        </w:rPr>
-      </w:pPr>
-      <w:ins w:id="66" w:author="Проект новой редакции" w:date="2026-10-19T16:31:00Z">
+          <w:ins w:id="65" w:author="Проект новой редакции" w:date="2026-10-23T13:45:00Z"/>
+          <w:rFonts w:ascii="Arial" w:hAnsi="Arial" w:cs="Arial"/>
+          <w:sz w:val="28"/>
+          <w:szCs w:val="28"/>
+          <w:lang w:val="en-US"/>
+        </w:rPr>
+      </w:pPr>
+      <w:ins w:id="66" w:author="Проект новой редакции" w:date="2026-10-23T13:45:00Z">
         <w:r>
           <w:rPr>
             <w:rFonts w:ascii="Arial" w:hAnsi="Arial" w:cs="Arial"/>
@@ -3836,7 +3836,7 @@
         </w:rPr>
         <w:t xml:space="preserve"> the Supreme Guardian</w:t>
       </w:r>
-      <w:ins w:id="67" w:author="Проект новой редакции" w:date="2026-10-19T16:31:00Z">
+      <w:ins w:id="67" w:author="Проект новой редакции" w:date="2026-10-23T13:45:00Z">
         <w:r>
           <w:rPr>
             <w:rFonts w:ascii="Arial" w:hAnsi="Arial" w:cs="Arial"/>
@@ -3847,7 +3847,7 @@
           <w:t xml:space="preserve">; Guardians </w:t>
         </w:r>
       </w:ins>
-      <w:del w:id="68" w:author="Проект новой редакции" w:date="2026-10-19T16:31:00Z">
+      <w:del w:id="68" w:author="Проект новой редакции" w:date="2026-10-23T13:45:00Z">
         <w:r>
           <w:rPr>
             <w:rFonts w:ascii="Arial" w:hAnsi="Arial" w:cs="Arial"/>
@@ -3867,7 +3867,7 @@
         </w:rPr>
         <w:t>of the Guardian Council</w:t>
       </w:r>
-      <w:ins w:id="69" w:author="Проект новой редакции" w:date="2026-10-19T16:31:00Z">
+      <w:ins w:id="69" w:author="Проект новой редакции" w:date="2026-10-23T13:45:00Z">
         <w:r>
           <w:rPr>
             <w:rFonts w:ascii="Arial" w:hAnsi="Arial" w:cs="Arial"/>
@@ -3909,7 +3909,7 @@
         </w:rPr>
         <w:t xml:space="preserve">b) Power to remove the Supreme Guardian </w:t>
       </w:r>
-      <w:ins w:id="70" w:author="Проект новой редакции" w:date="2026-10-19T16:31:00Z">
+      <w:ins w:id="70" w:author="Проект новой редакции" w:date="2026-10-23T13:45:00Z">
         <w:r>
           <w:rPr>
             <w:rFonts w:ascii="Arial" w:hAnsi="Arial" w:cs="Arial"/>
@@ -3920,7 +3920,7 @@
           <w:t>with simultaneous appointment of a new Supreme</w:t>
         </w:r>
       </w:ins>
-      <w:del w:id="71" w:author="Проект новой редакции" w:date="2026-10-19T16:31:00Z">
+      <w:del w:id="71" w:author="Проект новой редакции" w:date="2026-10-23T13:45:00Z">
         <w:r>
           <w:rPr>
             <w:rFonts w:ascii="Arial" w:hAnsi="Arial" w:cs="Arial"/>
@@ -3940,7 +3940,7 @@
         </w:rPr>
         <w:t xml:space="preserve"> Guardian</w:t>
       </w:r>
-      <w:del w:id="72" w:author="Проект новой редакции" w:date="2026-10-19T16:31:00Z">
+      <w:del w:id="72" w:author="Проект новой редакции" w:date="2026-10-23T13:45:00Z">
         <w:r>
           <w:rPr>
             <w:rFonts w:ascii="Arial" w:hAnsi="Arial" w:cs="Arial"/>
@@ -4452,7 +4452,7 @@
         </w:rPr>
         <w:t xml:space="preserve">Guardian Council is </w:t>
       </w:r>
-      <w:ins w:id="73" w:author="Проект новой редакции" w:date="2026-10-19T16:31:00Z">
+      <w:ins w:id="73" w:author="Проект новой редакции" w:date="2026-10-23T13:45:00Z">
         <w:r>
           <w:rPr>
             <w:rFonts w:ascii="Arial" w:hAnsi="Arial" w:cs="Arial"/>
@@ -4463,7 +4463,7 @@
           <w:t>the</w:t>
         </w:r>
       </w:ins>
-      <w:del w:id="74" w:author="Проект новой редакции" w:date="2026-10-19T16:31:00Z">
+      <w:del w:id="74" w:author="Проект новой редакции" w:date="2026-10-23T13:45:00Z">
         <w:r>
           <w:rPr>
             <w:rFonts w:ascii="Arial" w:hAnsi="Arial" w:cs="Arial"/>
@@ -4483,7 +4483,7 @@
         </w:rPr>
         <w:t xml:space="preserve"> highest governance body of the Foundation and </w:t>
       </w:r>
-      <w:ins w:id="75" w:author="Проект новой редакции" w:date="2026-10-19T16:31:00Z">
+      <w:ins w:id="75" w:author="Проект новой редакции" w:date="2026-10-23T13:45:00Z">
         <w:r>
           <w:rPr>
             <w:rFonts w:ascii="Arial" w:hAnsi="Arial" w:cs="Arial"/>
@@ -4494,7 +4494,7 @@
           <w:t>is headed</w:t>
         </w:r>
       </w:ins>
-      <w:del w:id="76" w:author="Проект новой редакции" w:date="2026-10-19T16:31:00Z">
+      <w:del w:id="76" w:author="Проект новой редакции" w:date="2026-10-23T13:45:00Z">
         <w:r>
           <w:rPr>
             <w:rFonts w:ascii="Arial" w:hAnsi="Arial" w:cs="Arial"/>
@@ -4523,7 +4523,7 @@
         </w:rPr>
         <w:t xml:space="preserve"> by </w:t>
       </w:r>
-      <w:ins w:id="77" w:author="Проект новой редакции" w:date="2026-10-19T16:31:00Z">
+      <w:ins w:id="77" w:author="Проект новой редакции" w:date="2026-10-23T13:45:00Z">
         <w:r>
           <w:rPr>
             <w:rFonts w:ascii="Arial" w:hAnsi="Arial" w:cs="Arial"/>
@@ -4543,7 +4543,7 @@
         </w:rPr>
         <w:t>Supreme Guardian</w:t>
       </w:r>
-      <w:ins w:id="78" w:author="Проект новой редакции" w:date="2026-10-19T16:31:00Z">
+      <w:ins w:id="78" w:author="Проект новой редакции" w:date="2026-10-23T13:45:00Z">
         <w:r>
           <w:rPr>
             <w:rFonts w:ascii="Arial" w:hAnsi="Arial" w:cs="Arial"/>
@@ -4554,7 +4554,7 @@
           <w:t>. In the absence of Guardians, the powers of the Guardian Council are exercised</w:t>
         </w:r>
       </w:ins>
-      <w:del w:id="79" w:author="Проект новой редакции" w:date="2026-10-19T16:31:00Z">
+      <w:del w:id="79" w:author="Проект новой редакции" w:date="2026-10-23T13:45:00Z">
         <w:r>
           <w:rPr>
             <w:rFonts w:ascii="Arial" w:hAnsi="Arial" w:cs="Arial"/>
@@ -4583,7 +4583,7 @@
         </w:rPr>
         <w:t xml:space="preserve"> by</w:t>
       </w:r>
-      <w:ins w:id="80" w:author="Проект новой редакции" w:date="2026-10-19T16:31:00Z">
+      <w:ins w:id="80" w:author="Проект новой редакции" w:date="2026-10-23T13:45:00Z">
         <w:r>
           <w:rPr>
             <w:rFonts w:ascii="Arial" w:hAnsi="Arial" w:cs="Arial"/>
@@ -4710,7 +4710,7 @@
         </w:rPr>
         <w:t xml:space="preserve">must comply with the provisions of Charter, By-laws and the </w:t>
       </w:r>
-      <w:ins w:id="81" w:author="Проект новой редакции" w:date="2026-10-19T16:31:00Z">
+      <w:ins w:id="81" w:author="Проект новой редакции" w:date="2026-10-23T13:45:00Z">
         <w:r>
           <w:rPr>
             <w:rFonts w:ascii="Arial" w:hAnsi="Arial" w:cs="Arial"/>
@@ -4990,14 +4990,14 @@
         <w:ind w:firstLine="709"/>
         <w:jc w:val="both"/>
         <w:rPr>
-          <w:del w:id="82" w:author="Проект новой редакции" w:date="2026-10-19T16:31:00Z"/>
-          <w:rFonts w:ascii="Arial" w:hAnsi="Arial" w:cs="Arial"/>
-          <w:sz w:val="28"/>
-          <w:szCs w:val="28"/>
-          <w:lang w:val="en-US"/>
-        </w:rPr>
-      </w:pPr>
-      <w:ins w:id="83" w:author="Проект новой редакции" w:date="2026-10-19T16:31:00Z">
+          <w:del w:id="82" w:author="Проект новой редакции" w:date="2026-10-23T13:45:00Z"/>
+          <w:rFonts w:ascii="Arial" w:hAnsi="Arial" w:cs="Arial"/>
+          <w:sz w:val="28"/>
+          <w:szCs w:val="28"/>
+          <w:lang w:val="en-US"/>
+        </w:rPr>
+      </w:pPr>
+      <w:ins w:id="83" w:author="Проект новой редакции" w:date="2026-10-23T13:45:00Z">
         <w:r>
           <w:rPr>
             <w:rFonts w:ascii="Arial" w:hAnsi="Arial" w:cs="Arial"/>
@@ -5008,7 +5008,7 @@
           <w:t>a</w:t>
         </w:r>
       </w:ins>
-      <w:del w:id="84" w:author="Проект новой редакции" w:date="2026-10-19T16:31:00Z">
+      <w:del w:id="84" w:author="Проект новой редакции" w:date="2026-10-23T13:45:00Z">
         <w:r>
           <w:rPr>
             <w:rFonts w:ascii="Arial" w:hAnsi="Arial" w:cs="Arial"/>
@@ -5053,14 +5053,14 @@
         <w:ind w:firstLine="708"/>
         <w:jc w:val="both"/>
         <w:rPr>
-          <w:del w:id="85" w:author="Проект новой редакции" w:date="2026-10-19T16:31:00Z"/>
-          <w:rFonts w:ascii="Arial" w:hAnsi="Arial" w:cs="Arial"/>
-          <w:sz w:val="28"/>
-          <w:szCs w:val="28"/>
-          <w:lang w:val="en-US"/>
-        </w:rPr>
-      </w:pPr>
-      <w:del w:id="86" w:author="Проект новой редакции" w:date="2026-10-19T16:31:00Z">
+          <w:del w:id="85" w:author="Проект новой редакции" w:date="2026-10-23T13:45:00Z"/>
+          <w:rFonts w:ascii="Arial" w:hAnsi="Arial" w:cs="Arial"/>
+          <w:sz w:val="28"/>
+          <w:szCs w:val="28"/>
+          <w:lang w:val="en-US"/>
+        </w:rPr>
+      </w:pPr>
+      <w:del w:id="86" w:author="Проект новой редакции" w:date="2026-10-23T13:45:00Z">
         <w:r>
           <w:rPr>
             <w:rFonts w:ascii="Arial" w:hAnsi="Arial" w:cs="Arial"/>
@@ -5078,14 +5078,14 @@
         <w:ind w:firstLine="709"/>
         <w:jc w:val="both"/>
         <w:rPr>
-          <w:del w:id="87" w:author="Проект новой редакции" w:date="2026-10-19T16:31:00Z"/>
-          <w:rFonts w:ascii="Arial" w:hAnsi="Arial" w:cs="Arial"/>
-          <w:sz w:val="28"/>
-          <w:szCs w:val="28"/>
-          <w:lang w:val="en-US"/>
-        </w:rPr>
-      </w:pPr>
-      <w:del w:id="88" w:author="Проект новой редакции" w:date="2026-10-19T16:31:00Z">
+          <w:del w:id="87" w:author="Проект новой редакции" w:date="2026-10-23T13:45:00Z"/>
+          <w:rFonts w:ascii="Arial" w:hAnsi="Arial" w:cs="Arial"/>
+          <w:sz w:val="28"/>
+          <w:szCs w:val="28"/>
+          <w:lang w:val="en-US"/>
+        </w:rPr>
+      </w:pPr>
+      <w:del w:id="88" w:author="Проект новой редакции" w:date="2026-10-23T13:45:00Z">
         <w:r>
           <w:rPr>
             <w:rFonts w:ascii="Arial" w:hAnsi="Arial" w:cs="Arial"/>
@@ -5118,7 +5118,7 @@
           <w:lang w:val="en-US"/>
         </w:rPr>
       </w:pPr>
-      <w:del w:id="89" w:author="Проект новой редакции" w:date="2026-10-19T16:31:00Z">
+      <w:del w:id="89" w:author="Проект новой редакции" w:date="2026-10-23T13:45:00Z">
         <w:r>
           <w:rPr>
             <w:rFonts w:ascii="Arial" w:hAnsi="Arial" w:cs="Arial"/>
@@ -5151,7 +5151,7 @@
           <w:lang w:val="en-US"/>
         </w:rPr>
       </w:pPr>
-      <w:ins w:id="90" w:author="Проект новой редакции" w:date="2026-10-19T16:31:00Z">
+      <w:ins w:id="90" w:author="Проект новой редакции" w:date="2026-10-23T13:45:00Z">
         <w:r>
           <w:rPr>
             <w:rFonts w:ascii="Arial" w:hAnsi="Arial" w:cs="Arial"/>
@@ -5162,7 +5162,7 @@
           <w:t>b</w:t>
         </w:r>
       </w:ins>
-      <w:del w:id="91" w:author="Проект новой редакции" w:date="2026-10-19T16:31:00Z">
+      <w:del w:id="91" w:author="Проект новой редакции" w:date="2026-10-23T13:45:00Z">
         <w:r>
           <w:rPr>
             <w:rFonts w:ascii="Arial" w:hAnsi="Arial" w:cs="Arial"/>
@@ -5204,7 +5204,7 @@
           <w:lang w:val="en-US"/>
         </w:rPr>
       </w:pPr>
-      <w:ins w:id="92" w:author="Проект новой редакции" w:date="2026-10-19T16:31:00Z">
+      <w:ins w:id="92" w:author="Проект новой редакции" w:date="2026-10-23T13:45:00Z">
         <w:r>
           <w:rPr>
             <w:rFonts w:ascii="Arial" w:hAnsi="Arial" w:cs="Arial"/>
@@ -5215,7 +5215,7 @@
           <w:t>c</w:t>
         </w:r>
       </w:ins>
-      <w:del w:id="93" w:author="Проект новой редакции" w:date="2026-10-19T16:31:00Z">
+      <w:del w:id="93" w:author="Проект новой редакции" w:date="2026-10-23T13:45:00Z">
         <w:r>
           <w:rPr>
             <w:rFonts w:ascii="Arial" w:hAnsi="Arial" w:cs="Arial"/>
@@ -5242,14 +5242,14 @@
         <w:ind w:firstLine="709"/>
         <w:jc w:val="both"/>
         <w:rPr>
-          <w:ins w:id="94" w:author="Проект новой редакции" w:date="2026-10-19T16:31:00Z"/>
-          <w:rFonts w:ascii="Arial" w:hAnsi="Arial" w:cs="Arial"/>
-          <w:sz w:val="28"/>
-          <w:szCs w:val="28"/>
-          <w:lang w:val="en-US"/>
-        </w:rPr>
-      </w:pPr>
-      <w:ins w:id="95" w:author="Проект новой редакции" w:date="2026-10-19T16:31:00Z">
+          <w:ins w:id="94" w:author="Проект новой редакции" w:date="2026-10-23T13:45:00Z"/>
+          <w:rFonts w:ascii="Arial" w:hAnsi="Arial" w:cs="Arial"/>
+          <w:sz w:val="28"/>
+          <w:szCs w:val="28"/>
+          <w:lang w:val="en-US"/>
+        </w:rPr>
+      </w:pPr>
+      <w:ins w:id="95" w:author="Проект новой редакции" w:date="2026-10-23T13:45:00Z">
         <w:r>
           <w:rPr>
             <w:rFonts w:ascii="Arial" w:hAnsi="Arial" w:cs="Arial"/>
@@ -5763,7 +5763,7 @@
         </w:rPr>
         <w:t xml:space="preserve">to </w:t>
       </w:r>
-      <w:ins w:id="96" w:author="Проект новой редакции" w:date="2026-10-19T16:31:00Z">
+      <w:ins w:id="96" w:author="Проект новой редакции" w:date="2026-10-23T13:45:00Z">
         <w:r>
           <w:rPr>
             <w:rFonts w:ascii="Arial" w:hAnsi="Arial" w:cs="Arial"/>
@@ -5774,7 +5774,7 @@
           <w:t>receive notifications of</w:t>
         </w:r>
       </w:ins>
-      <w:del w:id="97" w:author="Проект новой редакции" w:date="2026-10-19T16:31:00Z">
+      <w:del w:id="97" w:author="Проект новой редакции" w:date="2026-10-23T13:45:00Z">
         <w:r>
           <w:rPr>
             <w:rFonts w:ascii="Arial" w:hAnsi="Arial" w:cs="Arial"/>
@@ -5794,7 +5794,7 @@
         </w:rPr>
         <w:t xml:space="preserve"> the </w:t>
       </w:r>
-      <w:ins w:id="98" w:author="Проект новой редакции" w:date="2026-10-19T16:31:00Z">
+      <w:ins w:id="98" w:author="Проект новой редакции" w:date="2026-10-23T13:45:00Z">
         <w:r>
           <w:rPr>
             <w:rFonts w:ascii="Arial" w:hAnsi="Arial" w:cs="Arial"/>
@@ -5805,7 +5805,7 @@
           <w:t>approval and amendment of the budget and policies</w:t>
         </w:r>
       </w:ins>
-      <w:del w:id="99" w:author="Проект новой редакции" w:date="2026-10-19T16:31:00Z">
+      <w:del w:id="99" w:author="Проект новой редакции" w:date="2026-10-23T13:45:00Z">
         <w:r>
           <w:rPr>
             <w:rFonts w:ascii="Arial" w:hAnsi="Arial" w:cs="Arial"/>
@@ -5843,7 +5843,7 @@
         </w:rPr>
         <w:t>of the Foundation</w:t>
       </w:r>
-      <w:ins w:id="100" w:author="Проект новой редакции" w:date="2026-10-19T16:31:00Z">
+      <w:ins w:id="100" w:author="Проект новой редакции" w:date="2026-10-23T13:45:00Z">
         <w:r>
           <w:rPr>
             <w:rFonts w:ascii="Arial" w:hAnsi="Arial" w:cs="Arial"/>
@@ -5854,7 +5854,7 @@
           <w:t>, as well as of</w:t>
         </w:r>
       </w:ins>
-      <w:del w:id="101" w:author="Проект новой редакции" w:date="2026-10-19T16:31:00Z">
+      <w:del w:id="101" w:author="Проект новой редакции" w:date="2026-10-23T13:45:00Z">
         <w:r>
           <w:rPr>
             <w:rFonts w:ascii="Arial" w:hAnsi="Arial" w:cs="Arial"/>
@@ -5893,7 +5893,7 @@
         </w:rPr>
         <w:t xml:space="preserve"> the </w:t>
       </w:r>
-      <w:ins w:id="102" w:author="Проект новой редакции" w:date="2026-10-19T16:31:00Z">
+      <w:ins w:id="102" w:author="Проект новой редакции" w:date="2026-10-23T13:45:00Z">
         <w:r>
           <w:rPr>
             <w:rFonts w:ascii="Arial" w:hAnsi="Arial" w:cs="Arial"/>
@@ -5904,7 +5904,7 @@
           <w:t>decisions referred to in section 14.1.(a), and to object to them in accordance with paragraph 3.11</w:t>
         </w:r>
       </w:ins>
-      <w:del w:id="103" w:author="Проект новой редакции" w:date="2026-10-19T16:31:00Z">
+      <w:del w:id="103" w:author="Проект новой редакции" w:date="2026-10-23T13:45:00Z">
         <w:r>
           <w:rPr>
             <w:rFonts w:ascii="Arial" w:hAnsi="Arial" w:cs="Arial"/>
@@ -5986,7 +5986,7 @@
         </w:rPr>
         <w:t xml:space="preserve">to decide on convening </w:t>
       </w:r>
-      <w:del w:id="104" w:author="Проект новой редакции" w:date="2026-10-19T16:31:00Z">
+      <w:del w:id="104" w:author="Проект новой редакции" w:date="2026-10-23T13:45:00Z">
         <w:r>
           <w:rPr>
             <w:rFonts w:ascii="Arial" w:hAnsi="Arial" w:cs="Arial"/>
@@ -6006,7 +6006,7 @@
         </w:rPr>
         <w:t>annual meetings of the Guardian</w:t>
       </w:r>
-      <w:del w:id="105" w:author="Проект новой редакции" w:date="2026-10-19T16:31:00Z">
+      <w:del w:id="105" w:author="Проект новой редакции" w:date="2026-10-23T13:45:00Z">
         <w:r>
           <w:rPr>
             <w:rFonts w:ascii="Arial" w:hAnsi="Arial" w:cs="Arial"/>
@@ -6033,7 +6033,7 @@
         <w:ind w:firstLine="993"/>
         <w:jc w:val="both"/>
         <w:rPr>
-          <w:ins w:id="106" w:author="Проект новой редакции" w:date="2026-10-19T16:31:00Z"/>
+          <w:ins w:id="106" w:author="Проект новой редакции" w:date="2026-10-23T13:45:00Z"/>
           <w:rFonts w:ascii="Arial" w:hAnsi="Arial" w:cs="Arial"/>
           <w:sz w:val="28"/>
           <w:szCs w:val="28"/>
@@ -6067,7 +6067,7 @@
         </w:rPr>
         <w:t>to exercise control over the effectiveness of governance practices in the Foundation</w:t>
       </w:r>
-      <w:ins w:id="107" w:author="Проект новой редакции" w:date="2026-10-19T16:31:00Z">
+      <w:ins w:id="107" w:author="Проект новой редакции" w:date="2026-10-23T13:45:00Z">
         <w:r>
           <w:rPr>
             <w:rFonts w:ascii="Arial" w:hAnsi="Arial" w:cs="Arial"/>
@@ -6085,14 +6085,14 @@
         <w:ind w:firstLine="993"/>
         <w:jc w:val="both"/>
         <w:rPr>
-          <w:ins w:id="108" w:author="Проект новой редакции" w:date="2026-10-19T16:31:00Z"/>
-          <w:rFonts w:ascii="Arial" w:hAnsi="Arial" w:cs="Arial"/>
-          <w:sz w:val="28"/>
-          <w:szCs w:val="28"/>
-          <w:lang w:val="en-US"/>
-        </w:rPr>
-      </w:pPr>
-      <w:ins w:id="109" w:author="Проект новой редакции" w:date="2026-10-19T16:31:00Z">
+          <w:ins w:id="108" w:author="Проект новой редакции" w:date="2026-10-23T13:45:00Z"/>
+          <w:rFonts w:ascii="Arial" w:hAnsi="Arial" w:cs="Arial"/>
+          <w:sz w:val="28"/>
+          <w:szCs w:val="28"/>
+          <w:lang w:val="en-US"/>
+        </w:rPr>
+      </w:pPr>
+      <w:ins w:id="109" w:author="Проект новой редакции" w:date="2026-10-23T13:45:00Z">
         <w:r>
           <w:rPr>
             <w:rFonts w:ascii="Arial" w:hAnsi="Arial" w:cs="Arial"/>
@@ -6110,14 +6110,14 @@
         <w:ind w:firstLine="993"/>
         <w:jc w:val="both"/>
         <w:rPr>
-          <w:ins w:id="110" w:author="Проект новой редакции" w:date="2026-10-19T16:31:00Z"/>
-          <w:rFonts w:ascii="Arial" w:hAnsi="Arial" w:cs="Arial"/>
-          <w:sz w:val="28"/>
-          <w:szCs w:val="28"/>
-          <w:lang w:val="en-US"/>
-        </w:rPr>
-      </w:pPr>
-      <w:ins w:id="111" w:author="Проект новой редакции" w:date="2026-10-19T16:31:00Z">
+          <w:ins w:id="110" w:author="Проект новой редакции" w:date="2026-10-23T13:45:00Z"/>
+          <w:rFonts w:ascii="Arial" w:hAnsi="Arial" w:cs="Arial"/>
+          <w:sz w:val="28"/>
+          <w:szCs w:val="28"/>
+          <w:lang w:val="en-US"/>
+        </w:rPr>
+      </w:pPr>
+      <w:ins w:id="111" w:author="Проект новой редакции" w:date="2026-10-23T13:45:00Z">
         <w:r>
           <w:rPr>
             <w:rFonts w:ascii="Arial" w:hAnsi="Arial" w:cs="Arial"/>
@@ -6135,14 +6135,14 @@
         <w:ind w:firstLine="993"/>
         <w:jc w:val="both"/>
         <w:rPr>
-          <w:ins w:id="112" w:author="Проект новой редакции" w:date="2026-10-19T16:31:00Z"/>
-          <w:rFonts w:ascii="Arial" w:hAnsi="Arial" w:cs="Arial"/>
-          <w:sz w:val="28"/>
-          <w:szCs w:val="28"/>
-          <w:lang w:val="en-US"/>
-        </w:rPr>
-      </w:pPr>
-      <w:ins w:id="113" w:author="Проект новой редакции" w:date="2026-10-19T16:31:00Z">
+          <w:ins w:id="112" w:author="Проект новой редакции" w:date="2026-10-23T13:45:00Z"/>
+          <w:rFonts w:ascii="Arial" w:hAnsi="Arial" w:cs="Arial"/>
+          <w:sz w:val="28"/>
+          <w:szCs w:val="28"/>
+          <w:lang w:val="en-US"/>
+        </w:rPr>
+      </w:pPr>
+      <w:ins w:id="113" w:author="Проект новой редакции" w:date="2026-10-23T13:45:00Z">
         <w:r>
           <w:rPr>
             <w:rFonts w:ascii="Arial" w:hAnsi="Arial" w:cs="Arial"/>
@@ -6160,14 +6160,14 @@
         <w:ind w:firstLine="709"/>
         <w:jc w:val="both"/>
         <w:rPr>
-          <w:ins w:id="114" w:author="Проект новой редакции" w:date="2026-10-19T16:31:00Z"/>
-          <w:rFonts w:ascii="Arial" w:hAnsi="Arial" w:cs="Arial"/>
-          <w:sz w:val="28"/>
-          <w:szCs w:val="28"/>
-          <w:lang w:val="en-US"/>
-        </w:rPr>
-      </w:pPr>
-      <w:ins w:id="115" w:author="Проект новой редакции" w:date="2026-10-19T16:31:00Z">
+          <w:ins w:id="114" w:author="Проект новой редакции" w:date="2026-10-23T13:45:00Z"/>
+          <w:rFonts w:ascii="Arial" w:hAnsi="Arial" w:cs="Arial"/>
+          <w:sz w:val="28"/>
+          <w:szCs w:val="28"/>
+          <w:lang w:val="en-US"/>
+        </w:rPr>
+      </w:pPr>
+      <w:ins w:id="115" w:author="Проект новой редакции" w:date="2026-10-23T13:45:00Z">
         <w:r>
           <w:rPr>
             <w:rFonts w:ascii="Arial" w:hAnsi="Arial" w:cs="Arial"/>
@@ -6185,14 +6185,14 @@
         <w:ind w:firstLine="709"/>
         <w:jc w:val="both"/>
         <w:rPr>
-          <w:ins w:id="116" w:author="Проект новой редакции" w:date="2026-10-19T16:31:00Z"/>
-          <w:rFonts w:ascii="Arial" w:hAnsi="Arial" w:cs="Arial"/>
-          <w:sz w:val="28"/>
-          <w:szCs w:val="28"/>
-          <w:lang w:val="en-US"/>
-        </w:rPr>
-      </w:pPr>
-      <w:ins w:id="117" w:author="Проект новой редакции" w:date="2026-10-19T16:31:00Z">
+          <w:ins w:id="116" w:author="Проект новой редакции" w:date="2026-10-23T13:45:00Z"/>
+          <w:rFonts w:ascii="Arial" w:hAnsi="Arial" w:cs="Arial"/>
+          <w:sz w:val="28"/>
+          <w:szCs w:val="28"/>
+          <w:lang w:val="en-US"/>
+        </w:rPr>
+      </w:pPr>
+      <w:ins w:id="117" w:author="Проект новой редакции" w:date="2026-10-23T13:45:00Z">
         <w:r>
           <w:rPr>
             <w:rFonts w:ascii="Arial" w:hAnsi="Arial" w:cs="Arial"/>
@@ -6228,14 +6228,14 @@
         <w:ind w:firstLine="709"/>
         <w:jc w:val="both"/>
         <w:rPr>
-          <w:ins w:id="118" w:author="Проект новой редакции" w:date="2026-10-19T16:31:00Z"/>
-          <w:rFonts w:ascii="Arial" w:hAnsi="Arial" w:cs="Arial"/>
-          <w:sz w:val="28"/>
-          <w:szCs w:val="28"/>
-          <w:lang w:val="en-US"/>
-        </w:rPr>
-      </w:pPr>
-      <w:ins w:id="119" w:author="Проект новой редакции" w:date="2026-10-19T16:31:00Z">
+          <w:ins w:id="118" w:author="Проект новой редакции" w:date="2026-10-23T13:45:00Z"/>
+          <w:rFonts w:ascii="Arial" w:hAnsi="Arial" w:cs="Arial"/>
+          <w:sz w:val="28"/>
+          <w:szCs w:val="28"/>
+          <w:lang w:val="en-US"/>
+        </w:rPr>
+      </w:pPr>
+      <w:ins w:id="119" w:author="Проект новой редакции" w:date="2026-10-23T13:45:00Z">
         <w:r>
           <w:rPr>
             <w:rFonts w:ascii="Arial" w:hAnsi="Arial" w:cs="Arial"/>
@@ -6253,14 +6253,14 @@
         <w:ind w:firstLine="709"/>
         <w:jc w:val="both"/>
         <w:rPr>
-          <w:ins w:id="120" w:author="Проект новой редакции" w:date="2026-10-19T16:31:00Z"/>
-          <w:rFonts w:ascii="Arial" w:hAnsi="Arial" w:cs="Arial"/>
-          <w:sz w:val="28"/>
-          <w:szCs w:val="28"/>
-          <w:lang w:val="en-US"/>
-        </w:rPr>
-      </w:pPr>
-      <w:ins w:id="121" w:author="Проект новой редакции" w:date="2026-10-19T16:31:00Z">
+          <w:ins w:id="120" w:author="Проект новой редакции" w:date="2026-10-23T13:45:00Z"/>
+          <w:rFonts w:ascii="Arial" w:hAnsi="Arial" w:cs="Arial"/>
+          <w:sz w:val="28"/>
+          <w:szCs w:val="28"/>
+          <w:lang w:val="en-US"/>
+        </w:rPr>
+      </w:pPr>
+      <w:ins w:id="121" w:author="Проект новой редакции" w:date="2026-10-23T13:45:00Z">
         <w:r>
           <w:rPr>
             <w:rFonts w:ascii="Arial" w:hAnsi="Arial" w:cs="Arial"/>
@@ -6278,14 +6278,14 @@
         <w:ind w:firstLine="709"/>
         <w:jc w:val="both"/>
         <w:rPr>
-          <w:ins w:id="122" w:author="Проект новой редакции" w:date="2026-10-19T16:31:00Z"/>
-          <w:rFonts w:ascii="Arial" w:hAnsi="Arial" w:cs="Arial"/>
-          <w:sz w:val="28"/>
-          <w:szCs w:val="28"/>
-          <w:lang w:val="en-US"/>
-        </w:rPr>
-      </w:pPr>
-      <w:ins w:id="123" w:author="Проект новой редакции" w:date="2026-10-19T16:31:00Z">
+          <w:ins w:id="122" w:author="Проект новой редакции" w:date="2026-10-23T13:45:00Z"/>
+          <w:rFonts w:ascii="Arial" w:hAnsi="Arial" w:cs="Arial"/>
+          <w:sz w:val="28"/>
+          <w:szCs w:val="28"/>
+          <w:lang w:val="en-US"/>
+        </w:rPr>
+      </w:pPr>
+      <w:ins w:id="123" w:author="Проект новой редакции" w:date="2026-10-23T13:45:00Z">
         <w:r>
           <w:rPr>
             <w:rFonts w:ascii="Arial" w:hAnsi="Arial" w:cs="Arial"/>
@@ -6303,14 +6303,14 @@
         <w:ind w:firstLine="709"/>
         <w:jc w:val="both"/>
         <w:rPr>
-          <w:ins w:id="124" w:author="Проект новой редакции" w:date="2026-10-19T16:31:00Z"/>
-          <w:rFonts w:ascii="Arial" w:hAnsi="Arial" w:cs="Arial"/>
-          <w:sz w:val="28"/>
-          <w:szCs w:val="28"/>
-          <w:lang w:val="en-US"/>
-        </w:rPr>
-      </w:pPr>
-      <w:ins w:id="125" w:author="Проект новой редакции" w:date="2026-10-19T16:31:00Z">
+          <w:ins w:id="124" w:author="Проект новой редакции" w:date="2026-10-23T13:45:00Z"/>
+          <w:rFonts w:ascii="Arial" w:hAnsi="Arial" w:cs="Arial"/>
+          <w:sz w:val="28"/>
+          <w:szCs w:val="28"/>
+          <w:lang w:val="en-US"/>
+        </w:rPr>
+      </w:pPr>
+      <w:ins w:id="125" w:author="Проект новой редакции" w:date="2026-10-23T13:45:00Z">
         <w:r>
           <w:rPr>
             <w:rFonts w:ascii="Arial" w:hAnsi="Arial" w:cs="Arial"/>
@@ -6344,7 +6344,7 @@
           <w:lang w:val="en-US"/>
         </w:rPr>
       </w:pPr>
-      <w:ins w:id="126" w:author="Проект новой редакции" w:date="2026-10-19T16:31:00Z">
+      <w:ins w:id="126" w:author="Проект новой редакции" w:date="2026-10-23T13:45:00Z">
         <w:r>
           <w:rPr>
             <w:rFonts w:ascii="Arial" w:hAnsi="Arial" w:cs="Arial"/>
@@ -7171,7 +7171,7 @@
         </w:rPr>
         <w:t xml:space="preserve"> of the Guardian</w:t>
       </w:r>
-      <w:ins w:id="127" w:author="Проект новой редакции" w:date="2026-10-19T16:31:00Z">
+      <w:ins w:id="127" w:author="Проект новой редакции" w:date="2026-10-23T13:45:00Z">
         <w:r>
           <w:rPr>
             <w:rFonts w:ascii="Arial" w:hAnsi="Arial" w:cs="Arial"/>
@@ -7182,7 +7182,7 @@
           <w:t>, including the Supreme Guardian;</w:t>
         </w:r>
       </w:ins>
-      <w:del w:id="128" w:author="Проект новой редакции" w:date="2026-10-19T16:31:00Z">
+      <w:del w:id="128" w:author="Проект новой редакции" w:date="2026-10-23T13:45:00Z">
         <w:r>
           <w:rPr>
             <w:rFonts w:ascii="Arial" w:hAnsi="Arial" w:cs="Arial"/>
@@ -7224,7 +7224,7 @@
         </w:rPr>
         <w:t xml:space="preserve"> pursuant to section 2.1.(b) </w:t>
       </w:r>
-      <w:ins w:id="129" w:author="Проект новой редакции" w:date="2026-10-19T16:31:00Z">
+      <w:ins w:id="129" w:author="Проект новой редакции" w:date="2026-10-23T13:45:00Z">
         <w:r>
           <w:rPr>
             <w:rFonts w:ascii="Arial" w:hAnsi="Arial" w:cs="Arial"/>
@@ -7302,7 +7302,7 @@
         </w:rPr>
         <w:t xml:space="preserve"> </w:t>
       </w:r>
-      <w:ins w:id="130" w:author="Проект новой редакции" w:date="2026-10-19T16:31:00Z">
+      <w:ins w:id="130" w:author="Проект новой редакции" w:date="2026-10-23T13:45:00Z">
         <w:r>
           <w:rPr>
             <w:rFonts w:ascii="Arial" w:hAnsi="Arial" w:cs="Arial"/>
@@ -7322,7 +7322,7 @@
         </w:rPr>
         <w:t>Guardian by notice to the Founder</w:t>
       </w:r>
-      <w:ins w:id="131" w:author="Проект новой редакции" w:date="2026-10-19T16:31:00Z">
+      <w:ins w:id="131" w:author="Проект новой редакции" w:date="2026-10-23T13:45:00Z">
         <w:r>
           <w:rPr>
             <w:rFonts w:ascii="Arial" w:hAnsi="Arial" w:cs="Arial"/>
@@ -7342,7 +7342,7 @@
         </w:rPr>
         <w:t xml:space="preserve"> provided that a replacement</w:t>
       </w:r>
-      <w:del w:id="132" w:author="Проект новой редакции" w:date="2026-10-19T16:31:00Z">
+      <w:del w:id="132" w:author="Проект новой редакции" w:date="2026-10-23T13:45:00Z">
         <w:r>
           <w:rPr>
             <w:rFonts w:ascii="Arial" w:hAnsi="Arial" w:cs="Arial"/>
@@ -7513,7 +7513,7 @@
         </w:rPr>
         <w:t xml:space="preserve">.3. </w:t>
       </w:r>
-      <w:ins w:id="133" w:author="Проект новой редакции" w:date="2026-10-19T16:31:00Z">
+      <w:ins w:id="133" w:author="Проект новой редакции" w:date="2026-10-23T13:45:00Z">
         <w:r>
           <w:rPr>
             <w:rFonts w:ascii="Arial" w:hAnsi="Arial" w:cs="Arial"/>
@@ -7524,7 +7524,7 @@
           <w:t xml:space="preserve">The Supreme </w:t>
         </w:r>
       </w:ins>
-      <w:del w:id="134" w:author="Проект новой редакции" w:date="2026-10-19T16:31:00Z">
+      <w:del w:id="134" w:author="Проект новой редакции" w:date="2026-10-23T13:45:00Z">
         <w:r>
           <w:rPr>
             <w:rFonts w:ascii="Arial" w:hAnsi="Arial" w:cs="Arial"/>
@@ -7544,7 +7544,7 @@
         </w:rPr>
         <w:t xml:space="preserve">Guardian </w:t>
       </w:r>
-      <w:del w:id="135" w:author="Проект новой редакции" w:date="2026-10-19T16:31:00Z">
+      <w:del w:id="135" w:author="Проект новой редакции" w:date="2026-10-23T13:45:00Z">
         <w:r>
           <w:rPr>
             <w:rFonts w:ascii="Arial" w:hAnsi="Arial" w:cs="Arial"/>
@@ -7564,7 +7564,7 @@
         </w:rPr>
         <w:t>may automatically be re-appointed for a new period with written approval of the Founder</w:t>
       </w:r>
-      <w:ins w:id="136" w:author="Проект новой редакции" w:date="2026-10-19T16:31:00Z">
+      <w:ins w:id="136" w:author="Проект новой редакции" w:date="2026-10-23T13:45:00Z">
         <w:r>
           <w:rPr>
             <w:rFonts w:ascii="Arial" w:hAnsi="Arial" w:cs="Arial"/>
@@ -7771,7 +7771,7 @@
         </w:rPr>
         <w:t xml:space="preserve">erson is also a member of the </w:t>
       </w:r>
-      <w:ins w:id="137" w:author="Проект новой редакции" w:date="2026-10-19T16:31:00Z">
+      <w:ins w:id="137" w:author="Проект новой редакции" w:date="2026-10-23T13:45:00Z">
         <w:r>
           <w:rPr>
             <w:rFonts w:ascii="Arial" w:hAnsi="Arial" w:cs="Arial"/>
@@ -7782,7 +7782,7 @@
           <w:t>Management</w:t>
         </w:r>
       </w:ins>
-      <w:del w:id="138" w:author="Проект новой редакции" w:date="2026-10-19T16:31:00Z">
+      <w:del w:id="138" w:author="Проект новой редакции" w:date="2026-10-23T13:45:00Z">
         <w:r>
           <w:rPr>
             <w:rFonts w:ascii="Arial" w:hAnsi="Arial" w:cs="Arial"/>
@@ -7809,14 +7809,14 @@
         <w:ind w:firstLine="709"/>
         <w:jc w:val="both"/>
         <w:rPr>
-          <w:ins w:id="139" w:author="Проект новой редакции" w:date="2026-10-19T16:31:00Z"/>
-          <w:rFonts w:ascii="Arial" w:hAnsi="Arial" w:cs="Arial"/>
-          <w:sz w:val="28"/>
-          <w:szCs w:val="28"/>
-          <w:lang w:val="en-US"/>
-        </w:rPr>
-      </w:pPr>
-      <w:ins w:id="140" w:author="Проект новой редакции" w:date="2026-10-19T16:31:00Z">
+          <w:ins w:id="139" w:author="Проект новой редакции" w:date="2026-10-23T13:45:00Z"/>
+          <w:rFonts w:ascii="Arial" w:hAnsi="Arial" w:cs="Arial"/>
+          <w:sz w:val="28"/>
+          <w:szCs w:val="28"/>
+          <w:lang w:val="en-US"/>
+        </w:rPr>
+      </w:pPr>
+      <w:ins w:id="140" w:author="Проект новой редакции" w:date="2026-10-23T13:45:00Z">
         <w:r>
           <w:rPr>
             <w:rFonts w:ascii="Arial" w:hAnsi="Arial" w:cs="Arial"/>
@@ -8050,7 +8050,7 @@
         </w:rPr>
         <w:t xml:space="preserve"> on the position of </w:t>
       </w:r>
-      <w:ins w:id="141" w:author="Проект новой редакции" w:date="2026-10-19T16:31:00Z">
+      <w:ins w:id="141" w:author="Проект новой редакции" w:date="2026-10-23T13:45:00Z">
         <w:r>
           <w:rPr>
             <w:rFonts w:ascii="Arial" w:hAnsi="Arial" w:cs="Arial"/>
@@ -8070,7 +8070,7 @@
           <w:t>;</w:t>
         </w:r>
       </w:ins>
-      <w:del w:id="142" w:author="Проект новой редакции" w:date="2026-10-19T16:31:00Z">
+      <w:del w:id="142" w:author="Проект новой редакции" w:date="2026-10-23T13:45:00Z">
         <w:r>
           <w:rPr>
             <w:rFonts w:ascii="Arial" w:hAnsi="Arial" w:cs="Arial"/>
@@ -8103,7 +8103,7 @@
         </w:rPr>
         <w:t xml:space="preserve">b) </w:t>
       </w:r>
-      <w:ins w:id="143" w:author="Проект новой редакции" w:date="2026-10-19T16:31:00Z">
+      <w:ins w:id="143" w:author="Проект новой редакции" w:date="2026-10-23T13:45:00Z">
         <w:r>
           <w:rPr>
             <w:rFonts w:ascii="Arial" w:hAnsi="Arial" w:cs="Arial"/>
@@ -8123,7 +8123,7 @@
         </w:rPr>
         <w:t xml:space="preserve">Council on the position of </w:t>
       </w:r>
-      <w:ins w:id="144" w:author="Проект новой редакции" w:date="2026-10-19T16:31:00Z">
+      <w:ins w:id="144" w:author="Проект новой редакции" w:date="2026-10-23T13:45:00Z">
         <w:r>
           <w:rPr>
             <w:rFonts w:ascii="Arial" w:hAnsi="Arial" w:cs="Arial"/>
@@ -8134,7 +8134,7 @@
           <w:t>Deputy CEO for Strategy and Projects</w:t>
         </w:r>
       </w:ins>
-      <w:del w:id="145" w:author="Проект новой редакции" w:date="2026-10-19T16:31:00Z">
+      <w:del w:id="145" w:author="Проект новой редакции" w:date="2026-10-23T13:45:00Z">
         <w:r>
           <w:rPr>
             <w:rFonts w:ascii="Arial" w:hAnsi="Arial" w:cs="Arial"/>
@@ -8161,7 +8161,7 @@
         <w:ind w:firstLine="993"/>
         <w:jc w:val="both"/>
         <w:rPr>
-          <w:del w:id="146" w:author="Проект новой редакции" w:date="2026-10-19T16:31:00Z"/>
+          <w:del w:id="146" w:author="Проект новой редакции" w:date="2026-10-23T13:45:00Z"/>
           <w:rFonts w:ascii="Arial" w:hAnsi="Arial" w:cs="Arial"/>
           <w:sz w:val="28"/>
           <w:szCs w:val="28"/>
@@ -8177,7 +8177,7 @@
         </w:rPr>
         <w:t xml:space="preserve">c) </w:t>
       </w:r>
-      <w:ins w:id="147" w:author="Проект новой редакции" w:date="2026-10-19T16:31:00Z">
+      <w:ins w:id="147" w:author="Проект новой редакции" w:date="2026-10-23T13:45:00Z">
         <w:r>
           <w:rPr>
             <w:rFonts w:ascii="Arial" w:hAnsi="Arial" w:cs="Arial"/>
@@ -8197,7 +8197,7 @@
         </w:rPr>
         <w:t xml:space="preserve">Council on </w:t>
       </w:r>
-      <w:ins w:id="148" w:author="Проект новой редакции" w:date="2026-10-19T16:31:00Z">
+      <w:ins w:id="148" w:author="Проект новой редакции" w:date="2026-10-23T13:45:00Z">
         <w:r>
           <w:rPr>
             <w:rFonts w:ascii="Arial" w:hAnsi="Arial" w:cs="Arial"/>
@@ -8217,7 +8217,7 @@
         </w:rPr>
         <w:t>position</w:t>
       </w:r>
-      <w:del w:id="149" w:author="Проект новой редакции" w:date="2026-10-19T16:31:00Z">
+      <w:del w:id="149" w:author="Проект новой редакции" w:date="2026-10-23T13:45:00Z">
         <w:r>
           <w:rPr>
             <w:rFonts w:ascii="Arial" w:hAnsi="Arial" w:cs="Arial"/>
@@ -8241,7 +8241,7 @@
           <w:lang w:val="en-US"/>
         </w:rPr>
       </w:pPr>
-      <w:del w:id="150" w:author="Проект новой редакции" w:date="2026-10-19T16:31:00Z">
+      <w:del w:id="150" w:author="Проект новой редакции" w:date="2026-10-23T13:45:00Z">
         <w:r>
           <w:rPr>
             <w:rFonts w:ascii="Arial" w:hAnsi="Arial" w:cs="Arial"/>
@@ -8261,7 +8261,7 @@
         </w:rPr>
         <w:t xml:space="preserve"> of </w:t>
       </w:r>
-      <w:ins w:id="151" w:author="Проект новой редакции" w:date="2026-10-19T16:31:00Z">
+      <w:ins w:id="151" w:author="Проект новой редакции" w:date="2026-10-23T13:45:00Z">
         <w:r>
           <w:rPr>
             <w:rFonts w:ascii="Arial" w:hAnsi="Arial" w:cs="Arial"/>
@@ -8272,7 +8272,7 @@
           <w:t>Deputy CEO on administrative issues</w:t>
         </w:r>
       </w:ins>
-      <w:del w:id="152" w:author="Проект новой редакции" w:date="2026-10-19T16:31:00Z">
+      <w:del w:id="152" w:author="Проект новой редакции" w:date="2026-10-23T13:45:00Z">
         <w:r>
           <w:rPr>
             <w:rFonts w:ascii="Arial" w:hAnsi="Arial" w:cs="Arial"/>
@@ -8404,7 +8404,7 @@
         </w:rPr>
         <w:t xml:space="preserve">According to section </w:t>
       </w:r>
-      <w:ins w:id="153" w:author="Проект новой редакции" w:date="2026-10-19T16:31:00Z">
+      <w:ins w:id="153" w:author="Проект новой редакции" w:date="2026-10-23T13:45:00Z">
         <w:r>
           <w:rPr>
             <w:rFonts w:ascii="Arial" w:hAnsi="Arial" w:cs="Arial"/>
@@ -8424,7 +8424,7 @@
         </w:rPr>
         <w:t>5</w:t>
       </w:r>
-      <w:ins w:id="154" w:author="Проект новой редакции" w:date="2026-10-19T16:31:00Z">
+      <w:ins w:id="154" w:author="Проект новой редакции" w:date="2026-10-23T13:45:00Z">
         <w:r>
           <w:rPr>
             <w:rFonts w:ascii="Arial" w:hAnsi="Arial" w:cs="Arial"/>
@@ -8435,7 +8435,7 @@
           <w:t>.(a),</w:t>
         </w:r>
       </w:ins>
-      <w:del w:id="155" w:author="Проект новой редакции" w:date="2026-10-19T16:31:00Z">
+      <w:del w:id="155" w:author="Проект новой редакции" w:date="2026-10-23T13:45:00Z">
         <w:r>
           <w:rPr>
             <w:rFonts w:ascii="Arial" w:hAnsi="Arial" w:cs="Arial"/>
@@ -8504,7 +8504,7 @@
         </w:rPr>
         <w:t>Council on the position of CEO, for the period of “</w:t>
       </w:r>
-      <w:ins w:id="156" w:author="Проект новой редакции" w:date="2026-10-19T16:31:00Z">
+      <w:ins w:id="156" w:author="Проект новой редакции" w:date="2026-10-23T13:45:00Z">
         <w:r>
           <w:rPr>
             <w:rFonts w:ascii="Arial" w:hAnsi="Arial" w:cs="Arial"/>
@@ -8515,7 +8515,7 @@
           <w:t>4</w:t>
         </w:r>
       </w:ins>
-      <w:del w:id="157" w:author="Проект новой редакции" w:date="2026-10-19T16:31:00Z">
+      <w:del w:id="157" w:author="Проект новой редакции" w:date="2026-10-23T13:45:00Z">
         <w:r>
           <w:rPr>
             <w:rFonts w:ascii="Arial" w:hAnsi="Arial" w:cs="Arial"/>
@@ -8542,7 +8542,7 @@
         <w:ind w:firstLine="993"/>
         <w:jc w:val="both"/>
         <w:rPr>
-          <w:del w:id="158" w:author="Проект новой редакции" w:date="2026-10-19T16:31:00Z"/>
+          <w:del w:id="158" w:author="Проект новой редакции" w:date="2026-10-23T13:45:00Z"/>
           <w:rFonts w:ascii="Arial" w:hAnsi="Arial" w:cs="Arial"/>
           <w:sz w:val="28"/>
           <w:szCs w:val="28"/>
@@ -8558,7 +8558,7 @@
         </w:rPr>
         <w:t xml:space="preserve">b) Council on the position of </w:t>
       </w:r>
-      <w:ins w:id="159" w:author="Проект новой редакции" w:date="2026-10-19T16:31:00Z">
+      <w:ins w:id="159" w:author="Проект новой редакции" w:date="2026-10-23T13:45:00Z">
         <w:r>
           <w:rPr>
             <w:rFonts w:ascii="Arial" w:hAnsi="Arial" w:cs="Arial"/>
@@ -8569,7 +8569,7 @@
           <w:t>Deputy CEO for Strategy and Projects</w:t>
         </w:r>
       </w:ins>
-      <w:del w:id="160" w:author="Проект новой редакции" w:date="2026-10-19T16:31:00Z">
+      <w:del w:id="160" w:author="Проект новой редакции" w:date="2026-10-23T13:45:00Z">
         <w:r>
           <w:rPr>
             <w:rFonts w:ascii="Arial" w:hAnsi="Arial" w:cs="Arial"/>
@@ -8589,7 +8589,7 @@
         </w:rPr>
         <w:t>, for the period of “</w:t>
       </w:r>
-      <w:ins w:id="161" w:author="Проект новой редакции" w:date="2026-10-19T16:31:00Z">
+      <w:ins w:id="161" w:author="Проект новой редакции" w:date="2026-10-23T13:45:00Z">
         <w:r>
           <w:rPr>
             <w:rFonts w:ascii="Arial" w:hAnsi="Arial" w:cs="Arial"/>
@@ -8600,7 +8600,7 @@
           <w:t>2</w:t>
         </w:r>
       </w:ins>
-      <w:del w:id="162" w:author="Проект новой редакции" w:date="2026-10-19T16:31:00Z">
+      <w:del w:id="162" w:author="Проект новой редакции" w:date="2026-10-23T13:45:00Z">
         <w:r>
           <w:rPr>
             <w:rFonts w:ascii="Arial" w:hAnsi="Arial" w:cs="Arial"/>
@@ -8633,7 +8633,7 @@
           <w:lang w:val="en-US"/>
         </w:rPr>
       </w:pPr>
-      <w:del w:id="163" w:author="Проект новой редакции" w:date="2026-10-19T16:31:00Z">
+      <w:del w:id="163" w:author="Проект новой редакции" w:date="2026-10-23T13:45:00Z">
         <w:r>
           <w:rPr>
             <w:rFonts w:ascii="Arial" w:hAnsi="Arial" w:cs="Arial"/>
@@ -8675,7 +8675,7 @@
           <w:lang w:val="en-US"/>
         </w:rPr>
       </w:pPr>
-      <w:ins w:id="164" w:author="Проект новой редакции" w:date="2026-10-19T16:31:00Z">
+      <w:ins w:id="164" w:author="Проект новой редакции" w:date="2026-10-23T13:45:00Z">
         <w:r>
           <w:rPr>
             <w:rFonts w:ascii="Arial" w:hAnsi="Arial" w:cs="Arial"/>
@@ -8686,7 +8686,7 @@
           <w:t>c</w:t>
         </w:r>
       </w:ins>
-      <w:del w:id="165" w:author="Проект новой редакции" w:date="2026-10-19T16:31:00Z">
+      <w:del w:id="165" w:author="Проект новой редакции" w:date="2026-10-23T13:45:00Z">
         <w:r>
           <w:rPr>
             <w:rFonts w:ascii="Arial" w:hAnsi="Arial" w:cs="Arial"/>
@@ -8706,7 +8706,7 @@
         </w:rPr>
         <w:t>) Council</w:t>
       </w:r>
-      <w:ins w:id="166" w:author="Проект новой редакции" w:date="2026-10-19T16:31:00Z">
+      <w:ins w:id="166" w:author="Проект новой редакции" w:date="2026-10-23T13:45:00Z">
         <w:r>
           <w:rPr>
             <w:rFonts w:ascii="Arial" w:hAnsi="Arial" w:cs="Arial"/>
@@ -8726,7 +8726,7 @@
         </w:rPr>
         <w:t xml:space="preserve"> on </w:t>
       </w:r>
-      <w:ins w:id="167" w:author="Проект новой редакции" w:date="2026-10-19T16:31:00Z">
+      <w:ins w:id="167" w:author="Проект новой редакции" w:date="2026-10-23T13:45:00Z">
         <w:r>
           <w:rPr>
             <w:rFonts w:ascii="Arial" w:hAnsi="Arial" w:cs="Arial"/>
@@ -8737,7 +8737,7 @@
           <w:t>administrative issues</w:t>
         </w:r>
       </w:ins>
-      <w:del w:id="168" w:author="Проект новой редакции" w:date="2026-10-19T16:31:00Z">
+      <w:del w:id="168" w:author="Проект новой редакции" w:date="2026-10-23T13:45:00Z">
         <w:r>
           <w:rPr>
             <w:rFonts w:ascii="Arial" w:hAnsi="Arial" w:cs="Arial"/>
@@ -8757,7 +8757,7 @@
         </w:rPr>
         <w:t>, for the period of “</w:t>
       </w:r>
-      <w:ins w:id="169" w:author="Проект новой редакции" w:date="2026-10-19T16:31:00Z">
+      <w:ins w:id="169" w:author="Проект новой редакции" w:date="2026-10-23T13:45:00Z">
         <w:r>
           <w:rPr>
             <w:rFonts w:ascii="Arial" w:hAnsi="Arial" w:cs="Arial"/>
@@ -8768,7 +8768,7 @@
           <w:t>2</w:t>
         </w:r>
       </w:ins>
-      <w:del w:id="170" w:author="Проект новой редакции" w:date="2026-10-19T16:31:00Z">
+      <w:del w:id="170" w:author="Проект новой редакции" w:date="2026-10-23T13:45:00Z">
         <w:r>
           <w:rPr>
             <w:rFonts w:ascii="Arial" w:hAnsi="Arial" w:cs="Arial"/>
@@ -9539,7 +9539,7 @@
         </w:rPr>
         <w:t xml:space="preserve"> Chapter </w:t>
       </w:r>
-      <w:ins w:id="171" w:author="Проект новой редакции" w:date="2026-10-19T16:31:00Z">
+      <w:ins w:id="171" w:author="Проект новой редакции" w:date="2026-10-23T13:45:00Z">
         <w:r>
           <w:rPr>
             <w:rFonts w:ascii="Arial" w:hAnsi="Arial" w:cs="Arial"/>
@@ -9550,7 +9550,7 @@
           <w:t>8</w:t>
         </w:r>
       </w:ins>
-      <w:del w:id="172" w:author="Проект новой редакции" w:date="2026-10-19T16:31:00Z">
+      <w:del w:id="172" w:author="Проект новой редакции" w:date="2026-10-23T13:45:00Z">
         <w:r>
           <w:rPr>
             <w:rFonts w:ascii="Arial" w:hAnsi="Arial" w:cs="Arial"/>
@@ -10313,7 +10313,7 @@
         </w:rPr>
         <w:t xml:space="preserve">b) must comply with the provisions of </w:t>
       </w:r>
-      <w:ins w:id="173" w:author="Проект новой редакции" w:date="2026-10-19T16:31:00Z">
+      <w:ins w:id="173" w:author="Проект новой редакции" w:date="2026-10-23T13:45:00Z">
         <w:r>
           <w:rPr>
             <w:rFonts w:ascii="Arial" w:hAnsi="Arial" w:cs="Arial"/>
@@ -10633,7 +10633,7 @@
           <w:lang w:val="en-US"/>
         </w:rPr>
       </w:pPr>
-      <w:ins w:id="174" w:author="Проект новой редакции" w:date="2026-10-19T16:31:00Z">
+      <w:ins w:id="174" w:author="Проект новой редакции" w:date="2026-10-23T13:45:00Z">
         <w:r>
           <w:rPr>
             <w:rFonts w:ascii="Arial" w:hAnsi="Arial" w:cs="Arial"/>
@@ -10644,7 +10644,7 @@
           <w:t>(iii) approve the staff schedule of the Foundation’s employees,</w:t>
         </w:r>
       </w:ins>
-      <w:del w:id="175" w:author="Проект новой редакции" w:date="2026-10-19T16:31:00Z">
+      <w:del w:id="175" w:author="Проект новой редакции" w:date="2026-10-23T13:45:00Z">
         <w:r>
           <w:rPr>
             <w:rFonts w:ascii="Arial" w:hAnsi="Arial" w:cs="Arial"/>
@@ -10691,7 +10691,7 @@
         </w:rPr>
         <w:t xml:space="preserve"> required for the Foundation, to define their salaries, benefits, remunerations</w:t>
       </w:r>
-      <w:ins w:id="176" w:author="Проект новой редакции" w:date="2026-10-19T16:31:00Z">
+      <w:ins w:id="176" w:author="Проект новой редакции" w:date="2026-10-23T13:45:00Z">
         <w:r>
           <w:rPr>
             <w:rFonts w:ascii="Arial" w:hAnsi="Arial" w:cs="Arial"/>
@@ -10711,7 +10711,7 @@
         </w:rPr>
         <w:t xml:space="preserve"> and the rules and provisions related to their employment as well as the right to terminate their services</w:t>
       </w:r>
-      <w:ins w:id="177" w:author="Проект новой редакции" w:date="2026-10-19T16:31:00Z">
+      <w:ins w:id="177" w:author="Проект новой редакции" w:date="2026-10-23T13:45:00Z">
         <w:r>
           <w:rPr>
             <w:rFonts w:ascii="Arial" w:hAnsi="Arial" w:cs="Arial"/>
@@ -10738,7 +10738,7 @@
         <w:ind w:firstLine="993"/>
         <w:jc w:val="both"/>
         <w:rPr>
-          <w:ins w:id="178" w:author="Проект новой редакции" w:date="2026-10-19T16:31:00Z"/>
+          <w:ins w:id="178" w:author="Проект новой редакции" w:date="2026-10-23T13:45:00Z"/>
           <w:rFonts w:ascii="Arial" w:hAnsi="Arial" w:cs="Arial"/>
           <w:sz w:val="28"/>
           <w:szCs w:val="28"/>
@@ -10772,7 +10772,7 @@
         </w:rPr>
         <w:t xml:space="preserve">) sign </w:t>
       </w:r>
-      <w:ins w:id="179" w:author="Проект новой редакции" w:date="2026-10-19T16:31:00Z">
+      <w:ins w:id="179" w:author="Проект новой редакции" w:date="2026-10-23T13:45:00Z">
         <w:r>
           <w:rPr>
             <w:rFonts w:ascii="Arial" w:hAnsi="Arial" w:cs="Arial"/>
@@ -10796,7 +10796,7 @@
           <w:lang w:val="en-US"/>
         </w:rPr>
       </w:pPr>
-      <w:ins w:id="180" w:author="Проект новой редакции" w:date="2026-10-19T16:31:00Z">
+      <w:ins w:id="180" w:author="Проект новой редакции" w:date="2026-10-23T13:45:00Z">
         <w:r>
           <w:rPr>
             <w:rFonts w:ascii="Arial" w:hAnsi="Arial" w:cs="Arial"/>
@@ -10838,7 +10838,7 @@
         </w:rPr>
         <w:t>(</w:t>
       </w:r>
-      <w:ins w:id="181" w:author="Проект новой редакции" w:date="2026-10-19T16:31:00Z">
+      <w:ins w:id="181" w:author="Проект новой редакции" w:date="2026-10-23T13:45:00Z">
         <w:r>
           <w:rPr>
             <w:rFonts w:ascii="Arial" w:hAnsi="Arial" w:cs="Arial"/>
@@ -10849,7 +10849,7 @@
           <w:t>vi</w:t>
         </w:r>
       </w:ins>
-      <w:del w:id="182" w:author="Проект новой редакции" w:date="2026-10-19T16:31:00Z">
+      <w:del w:id="182" w:author="Проект новой редакции" w:date="2026-10-23T13:45:00Z">
         <w:r>
           <w:rPr>
             <w:rFonts w:ascii="Arial" w:hAnsi="Arial" w:cs="Arial"/>
@@ -10891,7 +10891,7 @@
         </w:rPr>
         <w:t>(</w:t>
       </w:r>
-      <w:ins w:id="183" w:author="Проект новой редакции" w:date="2026-10-19T16:31:00Z">
+      <w:ins w:id="183" w:author="Проект новой редакции" w:date="2026-10-23T13:45:00Z">
         <w:r>
           <w:rPr>
             <w:rFonts w:ascii="Arial" w:hAnsi="Arial" w:cs="Arial"/>
@@ -10902,7 +10902,7 @@
           <w:t>vii</w:t>
         </w:r>
       </w:ins>
-      <w:del w:id="184" w:author="Проект новой редакции" w:date="2026-10-19T16:31:00Z">
+      <w:del w:id="184" w:author="Проект новой редакции" w:date="2026-10-23T13:45:00Z">
         <w:r>
           <w:rPr>
             <w:rFonts w:ascii="Arial" w:hAnsi="Arial" w:cs="Arial"/>
@@ -10991,7 +10991,7 @@
         </w:rPr>
         <w:t xml:space="preserve">. </w:t>
       </w:r>
-      <w:del w:id="185" w:author="Проект новой редакции" w:date="2026-10-19T16:31:00Z">
+      <w:del w:id="185" w:author="Проект новой редакции" w:date="2026-10-23T13:45:00Z">
         <w:r>
           <w:rPr>
             <w:rFonts w:ascii="Arial" w:hAnsi="Arial" w:cs="Arial"/>
@@ -11011,7 +11011,7 @@
         </w:rPr>
         <w:t xml:space="preserve">The Management Council </w:t>
       </w:r>
-      <w:ins w:id="186" w:author="Проект новой редакции" w:date="2026-10-19T16:31:00Z">
+      <w:ins w:id="186" w:author="Проект новой редакции" w:date="2026-10-23T13:45:00Z">
         <w:r>
           <w:rPr>
             <w:rFonts w:ascii="Arial" w:hAnsi="Arial" w:cs="Arial"/>
@@ -11022,7 +11022,7 @@
           <w:t>approves</w:t>
         </w:r>
       </w:ins>
-      <w:del w:id="187" w:author="Проект новой редакции" w:date="2026-10-19T16:31:00Z">
+      <w:del w:id="187" w:author="Проект новой редакции" w:date="2026-10-23T13:45:00Z">
         <w:r>
           <w:rPr>
             <w:rFonts w:ascii="Arial" w:hAnsi="Arial" w:cs="Arial"/>
@@ -11060,7 +11060,7 @@
         </w:rPr>
         <w:t xml:space="preserve">the </w:t>
       </w:r>
-      <w:ins w:id="188" w:author="Проект новой редакции" w:date="2026-10-19T16:31:00Z">
+      <w:ins w:id="188" w:author="Проект новой редакции" w:date="2026-10-23T13:45:00Z">
         <w:r>
           <w:rPr>
             <w:rFonts w:ascii="Arial" w:hAnsi="Arial" w:cs="Arial"/>
@@ -11071,7 +11071,7 @@
           <w:t>budget</w:t>
         </w:r>
       </w:ins>
-      <w:del w:id="189" w:author="Проект новой редакции" w:date="2026-10-19T16:31:00Z">
+      <w:del w:id="189" w:author="Проект новой редакции" w:date="2026-10-23T13:45:00Z">
         <w:r>
           <w:rPr>
             <w:rFonts w:ascii="Arial" w:hAnsi="Arial" w:cs="Arial"/>
@@ -11109,7 +11109,7 @@
         </w:rPr>
         <w:t>of the Foundation necessary for its operation and reaching its objects</w:t>
       </w:r>
-      <w:ins w:id="190" w:author="Проект новой редакции" w:date="2026-10-19T16:31:00Z">
+      <w:ins w:id="190" w:author="Проект новой редакции" w:date="2026-10-23T13:45:00Z">
         <w:r>
           <w:rPr>
             <w:rFonts w:ascii="Arial" w:hAnsi="Arial" w:cs="Arial"/>
@@ -11138,7 +11138,7 @@
         </w:rPr>
         <w:t xml:space="preserve">and </w:t>
       </w:r>
-      <w:ins w:id="191" w:author="Проект новой редакции" w:date="2026-10-19T16:31:00Z">
+      <w:ins w:id="191" w:author="Проект новой редакции" w:date="2026-10-23T13:45:00Z">
         <w:r>
           <w:rPr>
             <w:rFonts w:ascii="Arial" w:hAnsi="Arial" w:cs="Arial"/>
@@ -11149,7 +11149,7 @@
           <w:t>notifies the Supreme Guardian in accordance with paragraph 3.11. Until the budget of the Foundation for the next financial year takes effect, expenses are made within the budget of the previous year. The Management Council proposes salaries</w:t>
         </w:r>
       </w:ins>
-      <w:del w:id="192" w:author="Проект новой редакции" w:date="2026-10-19T16:31:00Z">
+      <w:del w:id="192" w:author="Проект новой редакции" w:date="2026-10-23T13:45:00Z">
         <w:r>
           <w:rPr>
             <w:rFonts w:ascii="Arial" w:hAnsi="Arial" w:cs="Arial"/>
@@ -11178,7 +11178,7 @@
         </w:rPr>
         <w:t xml:space="preserve"> of the Management Council members to the Supreme Guardian</w:t>
       </w:r>
-      <w:ins w:id="193" w:author="Проект новой редакции" w:date="2026-10-19T16:31:00Z">
+      <w:ins w:id="193" w:author="Проект новой редакции" w:date="2026-10-23T13:45:00Z">
         <w:r>
           <w:rPr>
             <w:rFonts w:ascii="Arial" w:hAnsi="Arial" w:cs="Arial"/>
@@ -11189,7 +11189,7 @@
           <w:t xml:space="preserve"> for approval pursuant to section 3.5.(g).</w:t>
         </w:r>
       </w:ins>
-      <w:del w:id="194" w:author="Проект новой редакции" w:date="2026-10-19T16:31:00Z">
+      <w:del w:id="194" w:author="Проект новой редакции" w:date="2026-10-23T13:45:00Z">
         <w:r>
           <w:rPr>
             <w:rFonts w:ascii="Arial" w:hAnsi="Arial" w:cs="Arial"/>
@@ -11430,14 +11430,14 @@
         <w:ind w:firstLine="709"/>
         <w:jc w:val="both"/>
         <w:rPr>
-          <w:ins w:id="195" w:author="Проект новой редакции" w:date="2026-10-19T16:31:00Z"/>
+          <w:ins w:id="195" w:author="Проект новой редакции" w:date="2026-10-23T13:45:00Z"/>
           <w:rFonts w:ascii="Arial" w:hAnsi="Arial" w:cs="Arial"/>
           <w:sz w:val="28"/>
           <w:szCs w:val="28"/>
           <w:lang w:val="en-GB"/>
         </w:rPr>
       </w:pPr>
-      <w:ins w:id="196" w:author="Проект новой редакции" w:date="2026-10-19T16:31:00Z">
+      <w:ins w:id="196" w:author="Проект новой редакции" w:date="2026-10-23T13:45:00Z">
         <w:r>
           <w:rPr>
             <w:rFonts w:ascii="Arial" w:hAnsi="Arial" w:cs="Arial"/>
@@ -11455,14 +11455,14 @@
         <w:ind w:firstLine="709"/>
         <w:jc w:val="both"/>
         <w:rPr>
-          <w:ins w:id="197" w:author="Проект новой редакции" w:date="2026-10-19T16:31:00Z"/>
+          <w:ins w:id="197" w:author="Проект новой редакции" w:date="2026-10-23T13:45:00Z"/>
           <w:rFonts w:ascii="Arial" w:hAnsi="Arial" w:cs="Arial"/>
           <w:sz w:val="28"/>
           <w:szCs w:val="28"/>
           <w:lang w:val="en-GB"/>
         </w:rPr>
       </w:pPr>
-      <w:ins w:id="198" w:author="Проект новой редакции" w:date="2026-10-19T16:31:00Z">
+      <w:ins w:id="198" w:author="Проект новой редакции" w:date="2026-10-23T13:45:00Z">
         <w:r>
           <w:rPr>
             <w:rFonts w:ascii="Arial" w:hAnsi="Arial" w:cs="Arial"/>
@@ -11480,14 +11480,14 @@
         <w:ind w:firstLine="709"/>
         <w:jc w:val="both"/>
         <w:rPr>
-          <w:ins w:id="199" w:author="Проект новой редакции" w:date="2026-10-19T16:31:00Z"/>
+          <w:ins w:id="199" w:author="Проект новой редакции" w:date="2026-10-23T13:45:00Z"/>
           <w:rFonts w:ascii="Arial" w:hAnsi="Arial" w:cs="Arial"/>
           <w:sz w:val="28"/>
           <w:szCs w:val="28"/>
           <w:lang w:val="en-GB"/>
         </w:rPr>
       </w:pPr>
-      <w:ins w:id="200" w:author="Проект новой редакции" w:date="2026-10-19T16:31:00Z">
+      <w:ins w:id="200" w:author="Проект новой редакции" w:date="2026-10-23T13:45:00Z">
         <w:r>
           <w:rPr>
             <w:rFonts w:ascii="Arial" w:hAnsi="Arial" w:cs="Arial"/>
@@ -11630,7 +11630,7 @@
         <w:tab/>
         <w:t xml:space="preserve">REMUNERATION AND EXPENSES OF MEMBERS OF THE </w:t>
       </w:r>
-      <w:ins w:id="201" w:author="Проект новой редакции" w:date="2026-10-19T16:31:00Z">
+      <w:ins w:id="201" w:author="Проект новой редакции" w:date="2026-10-23T13:45:00Z">
         <w:r>
           <w:rPr>
             <w:rFonts w:ascii="Arial" w:hAnsi="Arial" w:cs="Arial"/>
@@ -11642,7 +11642,7 @@
           <w:t>COUNCILS</w:t>
         </w:r>
       </w:ins>
-      <w:del w:id="202" w:author="Проект новой редакции" w:date="2026-10-19T16:31:00Z">
+      <w:del w:id="202" w:author="Проект новой редакции" w:date="2026-10-23T13:45:00Z">
         <w:r>
           <w:rPr>
             <w:rFonts w:ascii="Arial" w:hAnsi="Arial" w:cs="Arial"/>
@@ -11698,7 +11698,7 @@
         </w:rPr>
         <w:t>embers of the</w:t>
       </w:r>
-      <w:del w:id="203" w:author="Проект новой редакции" w:date="2026-10-19T16:31:00Z">
+      <w:del w:id="203" w:author="Проект новой редакции" w:date="2026-10-23T13:45:00Z">
         <w:r>
           <w:rPr>
             <w:rFonts w:ascii="Arial" w:hAnsi="Arial" w:cs="Arial"/>
@@ -11763,7 +11763,7 @@
         </w:rPr>
         <w:t>of the Supreme Guardian</w:t>
       </w:r>
-      <w:ins w:id="204" w:author="Проект новой редакции" w:date="2026-10-19T16:31:00Z">
+      <w:ins w:id="204" w:author="Проект новой редакции" w:date="2026-10-23T13:45:00Z">
         <w:r>
           <w:rPr>
             <w:rFonts w:ascii="Arial" w:hAnsi="Arial" w:cs="Arial"/>
@@ -11774,7 +11774,7 @@
           <w:t xml:space="preserve"> pursuant to section 3.5.(g),</w:t>
         </w:r>
       </w:ins>
-      <w:del w:id="205" w:author="Проект новой редакции" w:date="2026-10-19T16:31:00Z">
+      <w:del w:id="205" w:author="Проект новой редакции" w:date="2026-10-23T13:45:00Z">
         <w:r>
           <w:rPr>
             <w:rFonts w:ascii="Arial" w:hAnsi="Arial" w:cs="Arial"/>
@@ -11794,7 +11794,7 @@
         </w:rPr>
         <w:t xml:space="preserve"> except for section </w:t>
       </w:r>
-      <w:ins w:id="206" w:author="Проект новой редакции" w:date="2026-10-19T16:31:00Z">
+      <w:ins w:id="206" w:author="Проект новой редакции" w:date="2026-10-23T13:45:00Z">
         <w:r>
           <w:rPr>
             <w:rFonts w:ascii="Arial" w:hAnsi="Arial" w:cs="Arial"/>
@@ -11805,7 +11805,7 @@
           <w:t>7</w:t>
         </w:r>
       </w:ins>
-      <w:del w:id="207" w:author="Проект новой редакции" w:date="2026-10-19T16:31:00Z">
+      <w:del w:id="207" w:author="Проект новой редакции" w:date="2026-10-23T13:45:00Z">
         <w:r>
           <w:rPr>
             <w:rFonts w:ascii="Arial" w:hAnsi="Arial" w:cs="Arial"/>
@@ -11861,7 +11861,7 @@
         </w:rPr>
         <w:t>resolution</w:t>
       </w:r>
-      <w:ins w:id="208" w:author="Проект новой редакции" w:date="2026-10-19T16:31:00Z">
+      <w:ins w:id="208" w:author="Проект новой редакции" w:date="2026-10-23T13:45:00Z">
         <w:r>
           <w:rPr>
             <w:rFonts w:ascii="Arial" w:hAnsi="Arial" w:cs="Arial"/>
@@ -11881,7 +11881,7 @@
         </w:rPr>
         <w:t xml:space="preserve"> and</w:t>
       </w:r>
-      <w:ins w:id="209" w:author="Проект новой редакции" w:date="2026-10-19T16:31:00Z">
+      <w:ins w:id="209" w:author="Проект новой редакции" w:date="2026-10-23T13:45:00Z">
         <w:r>
           <w:rPr>
             <w:rFonts w:ascii="Arial" w:hAnsi="Arial" w:cs="Arial"/>
@@ -12490,7 +12490,7 @@
         </w:rPr>
         <w:t>.</w:t>
       </w:r>
-      <w:del w:id="210" w:author="Проект новой редакции" w:date="2026-10-19T16:31:00Z">
+      <w:del w:id="210" w:author="Проект новой редакции" w:date="2026-10-23T13:45:00Z">
         <w:r>
           <w:rPr>
             <w:rFonts w:ascii="Arial" w:hAnsi="Arial" w:cs="Arial"/>
@@ -13514,7 +13514,7 @@
         </w:rPr>
         <w:t>roperty of the Foundation must be under the control of the Management Council. The Management Council may</w:t>
       </w:r>
-      <w:del w:id="211" w:author="Проект новой редакции" w:date="2026-10-19T16:31:00Z">
+      <w:del w:id="211" w:author="Проект новой редакции" w:date="2026-10-23T13:45:00Z">
         <w:r>
           <w:rPr>
             <w:rFonts w:ascii="Arial" w:hAnsi="Arial" w:cs="Arial"/>
@@ -13556,7 +13556,7 @@
         </w:rPr>
         <w:t>a) determine how the property of the Foundation is applied and used;</w:t>
       </w:r>
-      <w:ins w:id="212" w:author="Проект новой редакции" w:date="2026-10-19T16:31:00Z">
+      <w:ins w:id="212" w:author="Проект новой редакции" w:date="2026-10-23T13:45:00Z">
         <w:r>
           <w:rPr>
             <w:rFonts w:ascii="Arial" w:hAnsi="Arial" w:cs="Arial"/>
@@ -13580,7 +13580,7 @@
           <w:lang w:val="en-US"/>
         </w:rPr>
       </w:pPr>
-      <w:ins w:id="213" w:author="Проект новой редакции" w:date="2026-10-19T16:31:00Z">
+      <w:ins w:id="213" w:author="Проект новой редакции" w:date="2026-10-23T13:45:00Z">
         <w:r>
           <w:rPr>
             <w:rFonts w:ascii="Arial" w:hAnsi="Arial" w:cs="Arial"/>
@@ -13591,7 +13591,7 @@
           <w:t>b) subject to the approval of the Supreme Guardian,</w:t>
         </w:r>
       </w:ins>
-      <w:del w:id="214" w:author="Проект новой редакции" w:date="2026-10-19T16:31:00Z">
+      <w:del w:id="214" w:author="Проект новой редакции" w:date="2026-10-23T13:45:00Z">
         <w:r>
           <w:rPr>
             <w:rFonts w:ascii="Arial" w:hAnsi="Arial" w:cs="Arial"/>
@@ -13638,7 +13638,7 @@
         </w:rPr>
         <w:t>of the Foundation</w:t>
       </w:r>
-      <w:ins w:id="215" w:author="Проект новой редакции" w:date="2026-10-19T16:31:00Z">
+      <w:ins w:id="215" w:author="Проект новой редакции" w:date="2026-10-23T13:45:00Z">
         <w:r>
           <w:rPr>
             <w:rFonts w:ascii="Arial" w:hAnsi="Arial" w:cs="Arial"/>
@@ -13685,7 +13685,7 @@
         </w:rPr>
         <w:t>, including bonuses for Management Council</w:t>
       </w:r>
-      <w:ins w:id="216" w:author="Проект новой редакции" w:date="2026-10-19T16:31:00Z">
+      <w:ins w:id="216" w:author="Проект новой редакции" w:date="2026-10-23T13:45:00Z">
         <w:r>
           <w:rPr>
             <w:rFonts w:ascii="Arial" w:hAnsi="Arial" w:cs="Arial"/>
@@ -13712,14 +13712,14 @@
         <w:ind w:firstLine="709"/>
         <w:jc w:val="both"/>
         <w:rPr>
-          <w:ins w:id="217" w:author="Проект новой редакции" w:date="2026-10-19T16:31:00Z"/>
-          <w:rFonts w:ascii="Arial" w:hAnsi="Arial" w:cs="Arial"/>
-          <w:sz w:val="28"/>
-          <w:szCs w:val="28"/>
-          <w:lang w:val="en-US"/>
-        </w:rPr>
-      </w:pPr>
-      <w:ins w:id="218" w:author="Проект новой редакции" w:date="2026-10-19T16:31:00Z">
+          <w:ins w:id="217" w:author="Проект новой редакции" w:date="2026-10-23T13:45:00Z"/>
+          <w:rFonts w:ascii="Arial" w:hAnsi="Arial" w:cs="Arial"/>
+          <w:sz w:val="28"/>
+          <w:szCs w:val="28"/>
+          <w:lang w:val="en-US"/>
+        </w:rPr>
+      </w:pPr>
+      <w:ins w:id="218" w:author="Проект новой редакции" w:date="2026-10-23T13:45:00Z">
         <w:r>
           <w:rPr>
             <w:rFonts w:ascii="Arial" w:hAnsi="Arial" w:cs="Arial"/>
@@ -14683,14 +14683,14 @@
         <w:ind w:left="0" w:firstLine="0"/>
         <w:jc w:val="both"/>
         <w:rPr>
-          <w:ins w:id="219" w:author="Проект новой редакции" w:date="2026-10-19T16:31:00Z"/>
-          <w:rFonts w:ascii="Arial" w:hAnsi="Arial" w:cs="Arial"/>
-          <w:sz w:val="28"/>
-          <w:szCs w:val="28"/>
-          <w:lang w:val="en-US"/>
-        </w:rPr>
-      </w:pPr>
-      <w:ins w:id="220" w:author="Проект новой редакции" w:date="2026-10-19T16:31:00Z">
+          <w:ins w:id="219" w:author="Проект новой редакции" w:date="2026-10-23T13:45:00Z"/>
+          <w:rFonts w:ascii="Arial" w:hAnsi="Arial" w:cs="Arial"/>
+          <w:sz w:val="28"/>
+          <w:szCs w:val="28"/>
+          <w:lang w:val="en-US"/>
+        </w:rPr>
+      </w:pPr>
+      <w:ins w:id="220" w:author="Проект новой редакции" w:date="2026-10-23T13:45:00Z">
         <w:r>
           <w:rPr>
             <w:rFonts w:ascii="Arial" w:hAnsi="Arial" w:cs="Arial"/>
@@ -14725,7 +14725,7 @@
         <w:spacing w:after="0" w:line="480" w:lineRule="auto"/>
         <w:jc w:val="both"/>
         <w:rPr>
-          <w:ins w:id="221" w:author="Проект новой редакции" w:date="2026-10-19T16:31:00Z"/>
+          <w:ins w:id="221" w:author="Проект новой редакции" w:date="2026-10-23T13:45:00Z"/>
           <w:rFonts w:ascii="Arial" w:hAnsi="Arial" w:cs="Arial"/>
           <w:sz w:val="28"/>
           <w:szCs w:val="28"/>
@@ -14738,7 +14738,7 @@
         <w:spacing w:after="0" w:line="480" w:lineRule="auto"/>
         <w:jc w:val="both"/>
         <w:rPr>
-          <w:ins w:id="222" w:author="Проект новой редакции" w:date="2026-10-19T16:31:00Z"/>
+          <w:ins w:id="222" w:author="Проект новой редакции" w:date="2026-10-23T13:45:00Z"/>
           <w:rFonts w:ascii="Arial" w:hAnsi="Arial" w:cs="Arial"/>
           <w:sz w:val="28"/>
           <w:szCs w:val="28"/>
@@ -14751,7 +14751,7 @@
         <w:spacing w:after="0" w:line="480" w:lineRule="auto"/>
         <w:jc w:val="both"/>
         <w:rPr>
-          <w:ins w:id="223" w:author="Проект новой редакции" w:date="2026-10-19T16:31:00Z"/>
+          <w:ins w:id="223" w:author="Проект новой редакции" w:date="2026-10-23T13:45:00Z"/>
           <w:rFonts w:ascii="Arial" w:hAnsi="Arial" w:cs="Arial"/>
           <w:sz w:val="28"/>
           <w:szCs w:val="28"/>
@@ -14764,7 +14764,7 @@
         <w:spacing w:after="0" w:line="480" w:lineRule="auto"/>
         <w:jc w:val="both"/>
         <w:rPr>
-          <w:ins w:id="224" w:author="Проект новой редакции" w:date="2026-10-19T16:31:00Z"/>
+          <w:ins w:id="224" w:author="Проект новой редакции" w:date="2026-10-23T13:45:00Z"/>
           <w:rFonts w:ascii="Arial" w:hAnsi="Arial" w:cs="Arial"/>
           <w:sz w:val="28"/>
           <w:szCs w:val="28"/>
@@ -14777,7 +14777,7 @@
         <w:spacing w:after="0" w:line="480" w:lineRule="auto"/>
         <w:jc w:val="both"/>
         <w:rPr>
-          <w:ins w:id="225" w:author="Проект новой редакции" w:date="2026-10-19T16:31:00Z"/>
+          <w:ins w:id="225" w:author="Проект новой редакции" w:date="2026-10-23T13:45:00Z"/>
           <w:rFonts w:ascii="Arial" w:hAnsi="Arial" w:cs="Arial"/>
           <w:sz w:val="28"/>
           <w:szCs w:val="28"/>
@@ -14790,7 +14790,7 @@
         <w:spacing w:after="0" w:line="480" w:lineRule="auto"/>
         <w:jc w:val="both"/>
         <w:rPr>
-          <w:ins w:id="226" w:author="Проект новой редакции" w:date="2026-10-19T16:31:00Z"/>
+          <w:ins w:id="226" w:author="Проект новой редакции" w:date="2026-10-23T13:45:00Z"/>
           <w:rFonts w:ascii="Arial" w:hAnsi="Arial" w:cs="Arial"/>
           <w:sz w:val="28"/>
           <w:szCs w:val="28"/>
@@ -14803,7 +14803,7 @@
         <w:spacing w:after="0" w:line="480" w:lineRule="auto"/>
         <w:jc w:val="both"/>
         <w:rPr>
-          <w:ins w:id="227" w:author="Проект новой редакции" w:date="2026-10-19T16:31:00Z"/>
+          <w:ins w:id="227" w:author="Проект новой редакции" w:date="2026-10-23T13:45:00Z"/>
           <w:rFonts w:ascii="Arial" w:hAnsi="Arial" w:cs="Arial"/>
           <w:sz w:val="28"/>
           <w:szCs w:val="28"/>
@@ -14816,7 +14816,7 @@
         <w:spacing w:after="0" w:line="480" w:lineRule="auto"/>
         <w:jc w:val="both"/>
         <w:rPr>
-          <w:ins w:id="228" w:author="Проект новой редакции" w:date="2026-10-19T16:31:00Z"/>
+          <w:ins w:id="228" w:author="Проект новой редакции" w:date="2026-10-23T13:45:00Z"/>
           <w:rFonts w:ascii="Arial" w:hAnsi="Arial" w:cs="Arial"/>
           <w:sz w:val="28"/>
           <w:szCs w:val="28"/>
@@ -14829,7 +14829,7 @@
         <w:spacing w:after="0" w:line="480" w:lineRule="auto"/>
         <w:jc w:val="both"/>
         <w:rPr>
-          <w:ins w:id="229" w:author="Проект новой редакции" w:date="2026-10-19T16:31:00Z"/>
+          <w:ins w:id="229" w:author="Проект новой редакции" w:date="2026-10-23T13:45:00Z"/>
           <w:rFonts w:ascii="Arial" w:hAnsi="Arial" w:cs="Arial"/>
           <w:sz w:val="28"/>
           <w:szCs w:val="28"/>
@@ -14842,7 +14842,7 @@
         <w:spacing w:after="0" w:line="480" w:lineRule="auto"/>
         <w:jc w:val="both"/>
         <w:rPr>
-          <w:ins w:id="230" w:author="Проект новой редакции" w:date="2026-10-19T16:31:00Z"/>
+          <w:ins w:id="230" w:author="Проект новой редакции" w:date="2026-10-23T13:45:00Z"/>
           <w:rFonts w:ascii="Arial" w:hAnsi="Arial" w:cs="Arial"/>
           <w:sz w:val="28"/>
           <w:szCs w:val="28"/>
@@ -14855,7 +14855,7 @@
         <w:spacing w:after="0" w:line="480" w:lineRule="auto"/>
         <w:jc w:val="both"/>
         <w:rPr>
-          <w:ins w:id="231" w:author="Проект новой редакции" w:date="2026-10-19T16:31:00Z"/>
+          <w:ins w:id="231" w:author="Проект новой редакции" w:date="2026-10-23T13:45:00Z"/>
           <w:rFonts w:ascii="Arial" w:hAnsi="Arial" w:cs="Arial"/>
           <w:sz w:val="28"/>
           <w:szCs w:val="28"/>
@@ -14868,7 +14868,7 @@
         <w:spacing w:after="0" w:line="480" w:lineRule="auto"/>
         <w:jc w:val="both"/>
         <w:rPr>
-          <w:ins w:id="232" w:author="Проект новой редакции" w:date="2026-10-19T16:31:00Z"/>
+          <w:ins w:id="232" w:author="Проект новой редакции" w:date="2026-10-23T13:45:00Z"/>
           <w:rFonts w:ascii="Arial" w:hAnsi="Arial" w:cs="Arial"/>
           <w:sz w:val="28"/>
           <w:szCs w:val="28"/>
@@ -14881,7 +14881,7 @@
         <w:spacing w:after="0" w:line="480" w:lineRule="auto"/>
         <w:jc w:val="both"/>
         <w:rPr>
-          <w:ins w:id="233" w:author="Проект новой редакции" w:date="2026-10-19T16:31:00Z"/>
+          <w:ins w:id="233" w:author="Проект новой редакции" w:date="2026-10-23T13:45:00Z"/>
           <w:rFonts w:ascii="Arial" w:hAnsi="Arial" w:cs="Arial"/>
           <w:sz w:val="28"/>
           <w:szCs w:val="28"/>
@@ -14894,7 +14894,7 @@
         <w:spacing w:after="0" w:line="480" w:lineRule="auto"/>
         <w:jc w:val="both"/>
         <w:rPr>
-          <w:ins w:id="234" w:author="Проект новой редакции" w:date="2026-10-19T16:31:00Z"/>
+          <w:ins w:id="234" w:author="Проект новой редакции" w:date="2026-10-23T13:45:00Z"/>
           <w:rFonts w:ascii="Arial" w:hAnsi="Arial" w:cs="Arial"/>
           <w:sz w:val="28"/>
           <w:szCs w:val="28"/>
@@ -14907,7 +14907,7 @@
         <w:spacing w:after="0" w:line="480" w:lineRule="auto"/>
         <w:jc w:val="both"/>
         <w:rPr>
-          <w:ins w:id="235" w:author="Проект новой редакции" w:date="2026-10-19T16:31:00Z"/>
+          <w:ins w:id="235" w:author="Проект новой редакции" w:date="2026-10-23T13:45:00Z"/>
           <w:rFonts w:ascii="Arial" w:hAnsi="Arial" w:cs="Arial"/>
           <w:sz w:val="28"/>
           <w:szCs w:val="28"/>
@@ -14920,7 +14920,7 @@
         <w:spacing w:after="0" w:line="480" w:lineRule="auto"/>
         <w:jc w:val="both"/>
         <w:rPr>
-          <w:ins w:id="236" w:author="Проект новой редакции" w:date="2026-10-19T16:31:00Z"/>
+          <w:ins w:id="236" w:author="Проект новой редакции" w:date="2026-10-23T13:45:00Z"/>
           <w:rFonts w:ascii="Arial" w:hAnsi="Arial" w:cs="Arial"/>
           <w:sz w:val="28"/>
           <w:szCs w:val="28"/>
@@ -14933,7 +14933,7 @@
         <w:spacing w:after="0" w:line="480" w:lineRule="auto"/>
         <w:jc w:val="both"/>
         <w:rPr>
-          <w:ins w:id="237" w:author="Проект новой редакции" w:date="2026-10-19T16:31:00Z"/>
+          <w:ins w:id="237" w:author="Проект новой редакции" w:date="2026-10-23T13:45:00Z"/>
           <w:rFonts w:ascii="Arial" w:hAnsi="Arial" w:cs="Arial"/>
           <w:sz w:val="28"/>
           <w:szCs w:val="28"/>
@@ -14946,7 +14946,7 @@
         <w:spacing w:after="0" w:line="480" w:lineRule="auto"/>
         <w:jc w:val="both"/>
         <w:rPr>
-          <w:ins w:id="238" w:author="Проект новой редакции" w:date="2026-10-19T16:31:00Z"/>
+          <w:ins w:id="238" w:author="Проект новой редакции" w:date="2026-10-23T13:45:00Z"/>
           <w:rFonts w:ascii="Arial" w:hAnsi="Arial" w:cs="Arial"/>
           <w:sz w:val="28"/>
           <w:szCs w:val="28"/>
@@ -14959,7 +14959,7 @@
         <w:spacing w:after="0" w:line="480" w:lineRule="auto"/>
         <w:jc w:val="both"/>
         <w:rPr>
-          <w:ins w:id="239" w:author="Проект новой редакции" w:date="2026-10-19T16:31:00Z"/>
+          <w:ins w:id="239" w:author="Проект новой редакции" w:date="2026-10-23T13:45:00Z"/>
           <w:rFonts w:ascii="Arial" w:hAnsi="Arial" w:cs="Arial"/>
           <w:sz w:val="28"/>
           <w:szCs w:val="28"/>
@@ -14972,7 +14972,7 @@
         <w:spacing w:after="0" w:line="480" w:lineRule="auto"/>
         <w:jc w:val="both"/>
         <w:rPr>
-          <w:ins w:id="240" w:author="Проект новой редакции" w:date="2026-10-19T16:31:00Z"/>
+          <w:ins w:id="240" w:author="Проект новой редакции" w:date="2026-10-23T13:45:00Z"/>
           <w:rFonts w:ascii="Arial" w:hAnsi="Arial" w:cs="Arial"/>
           <w:sz w:val="28"/>
           <w:szCs w:val="28"/>
@@ -14985,7 +14985,7 @@
         <w:spacing w:after="0" w:line="480" w:lineRule="auto"/>
         <w:jc w:val="right"/>
         <w:rPr>
-          <w:ins w:id="241" w:author="Проект новой редакции" w:date="2026-10-19T16:31:00Z"/>
+          <w:ins w:id="241" w:author="Проект новой редакции" w:date="2026-10-23T13:45:00Z"/>
           <w:rFonts w:ascii="Arial" w:hAnsi="Arial" w:cs="Arial"/>
           <w:b/>
           <w:sz w:val="28"/>
@@ -14993,7 +14993,7 @@
           <w:lang w:val="en-US"/>
         </w:rPr>
       </w:pPr>
-      <w:ins w:id="242" w:author="Проект новой редакции" w:date="2026-10-19T16:31:00Z">
+      <w:ins w:id="242" w:author="Проект новой редакции" w:date="2026-10-23T13:45:00Z">
         <w:r>
           <w:rPr>
             <w:rFonts w:ascii="Arial" w:hAnsi="Arial" w:cs="Arial"/>
@@ -15013,14 +15013,14 @@
         <w:ind w:left="0"/>
         <w:jc w:val="both"/>
         <w:rPr>
-          <w:ins w:id="243" w:author="Проект новой редакции" w:date="2026-10-19T16:31:00Z"/>
-          <w:rFonts w:ascii="Arial" w:hAnsi="Arial" w:cs="Arial"/>
-          <w:sz w:val="28"/>
-          <w:szCs w:val="28"/>
-          <w:lang w:val="en-US"/>
-        </w:rPr>
-      </w:pPr>
-      <w:ins w:id="244" w:author="Проект новой редакции" w:date="2026-10-19T16:31:00Z">
+          <w:ins w:id="243" w:author="Проект новой редакции" w:date="2026-10-23T13:45:00Z"/>
+          <w:rFonts w:ascii="Arial" w:hAnsi="Arial" w:cs="Arial"/>
+          <w:sz w:val="28"/>
+          <w:szCs w:val="28"/>
+          <w:lang w:val="en-US"/>
+        </w:rPr>
+      </w:pPr>
+      <w:ins w:id="244" w:author="Проект новой редакции" w:date="2026-10-23T13:45:00Z">
         <w:r>
           <w:rPr>
             <w:rFonts w:ascii="Arial" w:hAnsi="Arial" w:cs="Arial"/>
@@ -15061,14 +15061,14 @@
         <w:ind w:left="0" w:firstLine="0"/>
         <w:jc w:val="both"/>
         <w:rPr>
-          <w:del w:id="245" w:author="Проект новой редакции" w:date="2026-10-19T16:31:00Z"/>
-          <w:rFonts w:ascii="Arial" w:hAnsi="Arial" w:cs="Arial"/>
-          <w:sz w:val="28"/>
-          <w:szCs w:val="28"/>
-          <w:lang w:val="en-US"/>
-        </w:rPr>
-      </w:pPr>
-      <w:del w:id="246" w:author="Проект новой редакции" w:date="2026-10-19T16:31:00Z">
+          <w:del w:id="245" w:author="Проект новой редакции" w:date="2026-10-23T13:45:00Z"/>
+          <w:rFonts w:ascii="Arial" w:hAnsi="Arial" w:cs="Arial"/>
+          <w:sz w:val="28"/>
+          <w:szCs w:val="28"/>
+          <w:lang w:val="en-US"/>
+        </w:rPr>
+      </w:pPr>
+      <w:del w:id="246" w:author="Проект новой редакции" w:date="2026-10-23T13:45:00Z">
         <w:r>
           <w:rPr>
             <w:rFonts w:ascii="Arial" w:hAnsi="Arial" w:cs="Arial"/>
@@ -15343,7 +15343,7 @@
         <w:spacing w:after="0" w:line="480" w:lineRule="auto"/>
         <w:jc w:val="right"/>
         <w:rPr>
-          <w:del w:id="247" w:author="Проект новой редакции" w:date="2026-10-19T16:31:00Z"/>
+          <w:del w:id="247" w:author="Проект новой редакции" w:date="2026-10-23T13:45:00Z"/>
           <w:rFonts w:ascii="Arial" w:hAnsi="Arial" w:cs="Arial"/>
           <w:b/>
           <w:sz w:val="28"/>
@@ -15371,7 +15371,7 @@
         </w:rPr>
         <w:t xml:space="preserve">                          </w:t>
       </w:r>
-      <w:del w:id="248" w:author="Проект новой редакции" w:date="2026-10-19T16:31:00Z">
+      <w:del w:id="248" w:author="Проект новой редакции" w:date="2026-10-23T13:45:00Z">
         <w:r>
           <w:rPr>
             <w:rFonts w:ascii="Arial" w:hAnsi="Arial" w:cs="Arial"/>
@@ -15401,14 +15401,14 @@
         <w:ind w:left="0"/>
         <w:jc w:val="both"/>
         <w:rPr>
-          <w:del w:id="249" w:author="Проект новой редакции" w:date="2026-10-19T16:31:00Z"/>
-          <w:rFonts w:ascii="Arial" w:hAnsi="Arial" w:cs="Arial"/>
-          <w:sz w:val="28"/>
-          <w:szCs w:val="28"/>
-          <w:lang w:val="en-US"/>
-        </w:rPr>
-      </w:pPr>
-      <w:del w:id="250" w:author="Проект новой редакции" w:date="2026-10-19T16:31:00Z">
+          <w:del w:id="249" w:author="Проект новой редакции" w:date="2026-10-23T13:45:00Z"/>
+          <w:rFonts w:ascii="Arial" w:hAnsi="Arial" w:cs="Arial"/>
+          <w:sz w:val="28"/>
+          <w:szCs w:val="28"/>
+          <w:lang w:val="en-US"/>
+        </w:rPr>
+      </w:pPr>
+      <w:del w:id="250" w:author="Проект новой редакции" w:date="2026-10-23T13:45:00Z">
         <w:r>
           <w:rPr>
             <w:rFonts w:ascii="Arial" w:hAnsi="Arial" w:cs="Arial"/>
@@ -15445,14 +15445,14 @@
         <w:ind w:left="0"/>
         <w:jc w:val="both"/>
         <w:rPr>
-          <w:del w:id="251" w:author="Проект новой редакции" w:date="2026-10-19T16:31:00Z"/>
-          <w:rFonts w:ascii="Arial" w:hAnsi="Arial" w:cs="Arial"/>
-          <w:sz w:val="28"/>
-          <w:szCs w:val="28"/>
-          <w:lang w:val="en-US"/>
-        </w:rPr>
-      </w:pPr>
-      <w:del w:id="252" w:author="Проект новой редакции" w:date="2026-10-19T16:31:00Z">
+          <w:del w:id="251" w:author="Проект новой редакции" w:date="2026-10-23T13:45:00Z"/>
+          <w:rFonts w:ascii="Arial" w:hAnsi="Arial" w:cs="Arial"/>
+          <w:sz w:val="28"/>
+          <w:szCs w:val="28"/>
+          <w:lang w:val="en-US"/>
+        </w:rPr>
+      </w:pPr>
+      <w:del w:id="252" w:author="Проект новой редакции" w:date="2026-10-23T13:45:00Z">
         <w:r>
           <w:rPr>
             <w:rFonts w:ascii="Arial" w:hAnsi="Arial" w:cs="Arial"/>
@@ -15487,7 +15487,7 @@
         <w:spacing w:after="0" w:line="480" w:lineRule="auto"/>
         <w:jc w:val="both"/>
         <w:rPr>
-          <w:del w:id="253" w:author="Проект новой редакции" w:date="2026-10-19T16:31:00Z"/>
+          <w:del w:id="253" w:author="Проект новой редакции" w:date="2026-10-23T13:45:00Z"/>
           <w:rFonts w:ascii="Arial" w:hAnsi="Arial" w:cs="Arial"/>
           <w:sz w:val="28"/>
           <w:szCs w:val="28"/>
@@ -15500,7 +15500,7 @@
         <w:spacing w:after="0" w:line="480" w:lineRule="auto"/>
         <w:jc w:val="both"/>
         <w:rPr>
-          <w:del w:id="254" w:author="Проект новой редакции" w:date="2026-10-19T16:31:00Z"/>
+          <w:del w:id="254" w:author="Проект новой редакции" w:date="2026-10-23T13:45:00Z"/>
           <w:rFonts w:ascii="Arial" w:hAnsi="Arial" w:cs="Arial"/>
           <w:sz w:val="28"/>
           <w:szCs w:val="28"/>
@@ -15513,7 +15513,7 @@
         <w:spacing w:after="0" w:line="480" w:lineRule="auto"/>
         <w:jc w:val="both"/>
         <w:rPr>
-          <w:del w:id="255" w:author="Проект новой редакции" w:date="2026-10-19T16:31:00Z"/>
+          <w:del w:id="255" w:author="Проект новой редакции" w:date="2026-10-23T13:45:00Z"/>
           <w:rFonts w:ascii="Arial" w:hAnsi="Arial" w:cs="Arial"/>
           <w:sz w:val="28"/>
           <w:szCs w:val="28"/>
@@ -15526,7 +15526,7 @@
         <w:spacing w:after="0" w:line="480" w:lineRule="auto"/>
         <w:jc w:val="both"/>
         <w:rPr>
-          <w:del w:id="256" w:author="Проект новой редакции" w:date="2026-10-19T16:31:00Z"/>
+          <w:del w:id="256" w:author="Проект новой редакции" w:date="2026-10-23T13:45:00Z"/>
           <w:rFonts w:ascii="Arial" w:hAnsi="Arial" w:cs="Arial"/>
           <w:sz w:val="28"/>
           <w:szCs w:val="28"/>
@@ -15539,7 +15539,7 @@
         <w:spacing w:after="0" w:line="480" w:lineRule="auto"/>
         <w:jc w:val="both"/>
         <w:rPr>
-          <w:del w:id="257" w:author="Проект новой редакции" w:date="2026-10-19T16:31:00Z"/>
+          <w:del w:id="257" w:author="Проект новой редакции" w:date="2026-10-23T13:45:00Z"/>
           <w:rFonts w:ascii="Arial" w:hAnsi="Arial" w:cs="Arial"/>
           <w:sz w:val="28"/>
           <w:szCs w:val="28"/>
@@ -15552,7 +15552,7 @@
         <w:spacing w:after="0" w:line="480" w:lineRule="auto"/>
         <w:jc w:val="both"/>
         <w:rPr>
-          <w:del w:id="258" w:author="Проект новой редакции" w:date="2026-10-19T16:31:00Z"/>
+          <w:del w:id="258" w:author="Проект новой редакции" w:date="2026-10-23T13:45:00Z"/>
           <w:rFonts w:ascii="Arial" w:hAnsi="Arial" w:cs="Arial"/>
           <w:sz w:val="28"/>
           <w:szCs w:val="28"/>
@@ -15565,7 +15565,7 @@
         <w:spacing w:after="0" w:line="480" w:lineRule="auto"/>
         <w:jc w:val="both"/>
         <w:rPr>
-          <w:del w:id="259" w:author="Проект новой редакции" w:date="2026-10-19T16:31:00Z"/>
+          <w:del w:id="259" w:author="Проект новой редакции" w:date="2026-10-23T13:45:00Z"/>
           <w:rFonts w:ascii="Arial" w:hAnsi="Arial" w:cs="Arial"/>
           <w:sz w:val="28"/>
           <w:szCs w:val="28"/>
@@ -15578,7 +15578,7 @@
         <w:spacing w:after="0" w:line="480" w:lineRule="auto"/>
         <w:jc w:val="both"/>
         <w:rPr>
-          <w:del w:id="260" w:author="Проект новой редакции" w:date="2026-10-19T16:31:00Z"/>
+          <w:del w:id="260" w:author="Проект новой редакции" w:date="2026-10-23T13:45:00Z"/>
           <w:rFonts w:ascii="Arial" w:hAnsi="Arial" w:cs="Arial"/>
           <w:sz w:val="28"/>
           <w:szCs w:val="28"/>
@@ -15591,7 +15591,7 @@
         <w:spacing w:after="0" w:line="480" w:lineRule="auto"/>
         <w:jc w:val="both"/>
         <w:rPr>
-          <w:del w:id="261" w:author="Проект новой редакции" w:date="2026-10-19T16:31:00Z"/>
+          <w:del w:id="261" w:author="Проект новой редакции" w:date="2026-10-23T13:45:00Z"/>
           <w:rFonts w:ascii="Arial" w:hAnsi="Arial" w:cs="Arial"/>
           <w:sz w:val="28"/>
           <w:szCs w:val="28"/>
@@ -15604,7 +15604,7 @@
         <w:spacing w:after="0" w:line="480" w:lineRule="auto"/>
         <w:jc w:val="both"/>
         <w:rPr>
-          <w:del w:id="262" w:author="Проект новой редакции" w:date="2026-10-19T16:31:00Z"/>
+          <w:del w:id="262" w:author="Проект новой редакции" w:date="2026-10-23T13:45:00Z"/>
           <w:rFonts w:ascii="Arial" w:hAnsi="Arial" w:cs="Arial"/>
           <w:sz w:val="28"/>
           <w:szCs w:val="28"/>
@@ -15617,7 +15617,7 @@
         <w:spacing w:after="0" w:line="480" w:lineRule="auto"/>
         <w:jc w:val="both"/>
         <w:rPr>
-          <w:del w:id="263" w:author="Проект новой редакции" w:date="2026-10-19T16:31:00Z"/>
+          <w:del w:id="263" w:author="Проект новой редакции" w:date="2026-10-23T13:45:00Z"/>
           <w:rFonts w:ascii="Arial" w:hAnsi="Arial" w:cs="Arial"/>
           <w:sz w:val="28"/>
           <w:szCs w:val="28"/>
@@ -15630,7 +15630,7 @@
         <w:spacing w:after="0" w:line="480" w:lineRule="auto"/>
         <w:jc w:val="both"/>
         <w:rPr>
-          <w:del w:id="264" w:author="Проект новой редакции" w:date="2026-10-19T16:31:00Z"/>
+          <w:del w:id="264" w:author="Проект новой редакции" w:date="2026-10-23T13:45:00Z"/>
           <w:rFonts w:ascii="Arial" w:hAnsi="Arial" w:cs="Arial"/>
           <w:sz w:val="28"/>
           <w:szCs w:val="28"/>
@@ -15643,7 +15643,7 @@
         <w:spacing w:after="0" w:line="480" w:lineRule="auto"/>
         <w:jc w:val="both"/>
         <w:rPr>
-          <w:del w:id="265" w:author="Проект новой редакции" w:date="2026-10-19T16:31:00Z"/>
+          <w:del w:id="265" w:author="Проект новой редакции" w:date="2026-10-23T13:45:00Z"/>
           <w:rFonts w:ascii="Arial" w:hAnsi="Arial" w:cs="Arial"/>
           <w:sz w:val="28"/>
           <w:szCs w:val="28"/>
@@ -15656,7 +15656,7 @@
         <w:spacing w:after="0" w:line="480" w:lineRule="auto"/>
         <w:jc w:val="both"/>
         <w:rPr>
-          <w:del w:id="266" w:author="Проект новой редакции" w:date="2026-10-19T16:31:00Z"/>
+          <w:del w:id="266" w:author="Проект новой редакции" w:date="2026-10-23T13:45:00Z"/>
           <w:rFonts w:ascii="Arial" w:hAnsi="Arial" w:cs="Arial"/>
           <w:sz w:val="28"/>
           <w:szCs w:val="28"/>
@@ -15669,7 +15669,7 @@
         <w:spacing w:after="0" w:line="480" w:lineRule="auto"/>
         <w:jc w:val="both"/>
         <w:rPr>
-          <w:del w:id="267" w:author="Проект новой редакции" w:date="2026-10-19T16:31:00Z"/>
+          <w:del w:id="267" w:author="Проект новой редакции" w:date="2026-10-23T13:45:00Z"/>
           <w:rFonts w:ascii="Arial" w:hAnsi="Arial" w:cs="Arial"/>
           <w:sz w:val="28"/>
           <w:szCs w:val="28"/>
@@ -15682,7 +15682,7 @@
         <w:spacing w:after="0" w:line="480" w:lineRule="auto"/>
         <w:jc w:val="both"/>
         <w:rPr>
-          <w:del w:id="268" w:author="Проект новой редакции" w:date="2026-10-19T16:31:00Z"/>
+          <w:del w:id="268" w:author="Проект новой редакции" w:date="2026-10-23T13:45:00Z"/>
           <w:rFonts w:ascii="Arial" w:hAnsi="Arial" w:cs="Arial"/>
           <w:sz w:val="28"/>
           <w:szCs w:val="28"/>
@@ -15695,7 +15695,7 @@
         <w:spacing w:after="0" w:line="480" w:lineRule="auto"/>
         <w:jc w:val="both"/>
         <w:rPr>
-          <w:del w:id="269" w:author="Проект новой редакции" w:date="2026-10-19T16:31:00Z"/>
+          <w:del w:id="269" w:author="Проект новой редакции" w:date="2026-10-23T13:45:00Z"/>
           <w:rFonts w:ascii="Arial" w:hAnsi="Arial" w:cs="Arial"/>
           <w:sz w:val="28"/>
           <w:szCs w:val="28"/>
@@ -15708,7 +15708,7 @@
         <w:spacing w:after="0" w:line="480" w:lineRule="auto"/>
         <w:jc w:val="both"/>
         <w:rPr>
-          <w:del w:id="270" w:author="Проект новой редакции" w:date="2026-10-19T16:31:00Z"/>
+          <w:del w:id="270" w:author="Проект новой редакции" w:date="2026-10-23T13:45:00Z"/>
           <w:rFonts w:ascii="Arial" w:hAnsi="Arial" w:cs="Arial"/>
           <w:sz w:val="28"/>
           <w:szCs w:val="28"/>
@@ -15721,7 +15721,7 @@
         <w:spacing w:after="0" w:line="480" w:lineRule="auto"/>
         <w:jc w:val="both"/>
         <w:rPr>
-          <w:del w:id="271" w:author="Проект новой редакции" w:date="2026-10-19T16:31:00Z"/>
+          <w:del w:id="271" w:author="Проект новой редакции" w:date="2026-10-23T13:45:00Z"/>
           <w:rFonts w:ascii="Arial" w:hAnsi="Arial" w:cs="Arial"/>
           <w:sz w:val="28"/>
           <w:szCs w:val="28"/>
@@ -15734,7 +15734,7 @@
         <w:spacing w:after="0" w:line="480" w:lineRule="auto"/>
         <w:jc w:val="both"/>
         <w:rPr>
-          <w:del w:id="272" w:author="Проект новой редакции" w:date="2026-10-19T16:31:00Z"/>
+          <w:del w:id="272" w:author="Проект новой редакции" w:date="2026-10-23T13:45:00Z"/>
           <w:rFonts w:ascii="Arial" w:hAnsi="Arial" w:cs="Arial"/>
           <w:sz w:val="28"/>
           <w:szCs w:val="28"/>
@@ -15754,7 +15754,7 @@
           <w:lang w:val="en-US"/>
         </w:rPr>
       </w:pPr>
-      <w:del w:id="273" w:author="Проект новой редакции" w:date="2026-10-19T16:31:00Z">
+      <w:del w:id="273" w:author="Проект новой редакции" w:date="2026-10-23T13:45:00Z">
         <w:r>
           <w:rPr>
             <w:rFonts w:ascii="Arial" w:hAnsi="Arial" w:cs="Arial"/>
@@ -15809,7 +15809,7 @@
         </w:rPr>
         <w:t xml:space="preserve">1. </w:t>
       </w:r>
-      <w:ins w:id="274" w:author="Проект новой редакции" w:date="2026-10-19T16:31:00Z">
+      <w:ins w:id="274" w:author="Проект новой редакции" w:date="2026-10-23T13:45:00Z">
         <w:r>
           <w:rPr>
             <w:rFonts w:ascii="Arial" w:hAnsi="Arial" w:cs="Arial"/>
@@ -15847,7 +15847,7 @@
           <w:t xml:space="preserve"> Mr Yerlik Karazhan ____________________ (signature)</w:t>
         </w:r>
       </w:ins>
-      <w:del w:id="275" w:author="Проект новой редакции" w:date="2026-10-19T16:31:00Z">
+      <w:del w:id="275" w:author="Проект новой редакции" w:date="2026-10-23T13:45:00Z">
         <w:r>
           <w:rPr>
             <w:rFonts w:ascii="Arial" w:hAnsi="Arial" w:cs="Arial"/>
@@ -15866,75 +15866,22 @@
         <w:ind w:left="0"/>
         <w:jc w:val="both"/>
         <w:rPr>
-          <w:ins w:id="276" w:author="Проект новой редакции" w:date="2026-10-19T16:31:00Z"/>
-          <w:rFonts w:ascii="Arial" w:hAnsi="Arial" w:cs="Arial"/>
-          <w:sz w:val="28"/>
-          <w:szCs w:val="28"/>
-          <w:lang w:val="en-US"/>
-        </w:rPr>
-      </w:pPr>
-      <w:ins w:id="277" w:author="Проект новой редакции" w:date="2026-10-19T16:31:00Z">
-        <w:r>
-          <w:rPr>
-            <w:rFonts w:ascii="Arial" w:hAnsi="Arial" w:cs="Arial"/>
-            <w:sz w:val="28"/>
-            <w:szCs w:val="28"/>
-            <w:lang w:val="en-US"/>
-          </w:rPr>
-          <w:t>2. Deputy Chief Executive Officer for Strategy and Projects – Mr Alexander Kononets</w:t>
-        </w:r>
-        <w:r>
-          <w:rPr>
-            <w:rFonts w:ascii="Arial" w:hAnsi="Arial" w:cs="Arial"/>
-            <w:sz w:val="28"/>
-            <w:szCs w:val="28"/>
-            <w:lang w:val="en-US"/>
-          </w:rPr>
-          <w:t xml:space="preserve"> ____________________ (signature)</w:t>
-        </w:r>
-      </w:ins>
-    </w:p>
-    <w:p>
-      <w:pPr>
-        <w:pStyle w:val="a5"/>
-        <w:spacing w:after="0" w:line="480" w:lineRule="auto"/>
-        <w:ind w:left="0"/>
-        <w:jc w:val="both"/>
-        <w:rPr>
-          <w:ins w:id="278" w:author="Проект новой редакции" w:date="2026-10-19T16:31:00Z"/>
-          <w:rFonts w:ascii="Arial" w:hAnsi="Arial" w:cs="Arial"/>
-          <w:sz w:val="28"/>
-          <w:szCs w:val="28"/>
-          <w:lang w:val="en-US"/>
-        </w:rPr>
-      </w:pPr>
-      <w:ins w:id="279" w:author="Проект новой редакции" w:date="2026-10-19T16:31:00Z">
-        <w:r>
-          <w:rPr>
-            <w:rFonts w:ascii="Arial" w:hAnsi="Arial" w:cs="Arial"/>
-            <w:sz w:val="28"/>
-            <w:szCs w:val="28"/>
-            <w:lang w:val="en-US"/>
-          </w:rPr>
-          <w:t xml:space="preserve">3. Deputy Chief Executive Officer on administrative issues </w:t>
-        </w:r>
-        <w:r>
-          <w:rPr>
-            <w:rFonts w:ascii="Arial" w:hAnsi="Arial" w:cs="Arial"/>
-            <w:sz w:val="28"/>
-            <w:szCs w:val="28"/>
-            <w:lang w:val="en-US"/>
-          </w:rPr>
-          <w:t>–</w:t>
-        </w:r>
-        <w:r>
-          <w:rPr>
-            <w:rFonts w:ascii="Arial" w:hAnsi="Arial" w:cs="Arial"/>
-            <w:sz w:val="28"/>
-            <w:szCs w:val="28"/>
-            <w:lang w:val="en-US"/>
-          </w:rPr>
-          <w:t xml:space="preserve"> Mr Murat Temirbekov ____________________ (signature)</w:t>
+          <w:ins w:id="276" w:author="Проект новой редакции" w:date="2026-10-23T13:45:00Z"/>
+          <w:rFonts w:ascii="Arial" w:hAnsi="Arial" w:cs="Arial"/>
+          <w:sz w:val="28"/>
+          <w:szCs w:val="28"/>
+          <w:lang w:val="en-US"/>
+        </w:rPr>
+      </w:pPr>
+      <w:ins w:id="277" w:author="Проект новой редакции" w:date="2026-10-23T13:45:00Z">
+        <w:r>
+          <w:rPr>
+            <w:rFonts w:ascii="Arial" w:hAnsi="Arial" w:cs="Arial"/>
+            <w:sz w:val="28"/>
+            <w:szCs w:val="28"/>
+            <w:lang w:val="en-US"/>
+          </w:rPr>
+          <w:t>2. Deputy Chief Executive Officer on administrative issues – Mr Murat Temirbekov ____________________ (signature)</w:t>
         </w:r>
       </w:ins>
     </w:p>
@@ -17081,7 +17028,7 @@
     <w:link w:val="af"/>
     <w:uiPriority w:val="99"/>
     <w:unhideWhenUsed/>
-    <w:rsid w:val="00F12ED4"/>
+    <w:rsid w:val="00CA4BEF"/>
     <w:pPr>
       <w:tabs>
         <w:tab w:val="center" w:pos="4677"/>
@@ -17095,14 +17042,14 @@
     <w:basedOn w:val="a0"/>
     <w:link w:val="ae"/>
     <w:uiPriority w:val="99"/>
-    <w:rsid w:val="00F12ED4"/>
+    <w:rsid w:val="00CA4BEF"/>
   </w:style>
   <w:style w:type="paragraph" w:styleId="af0">
     <w:name w:val="Revision"/>
     <w:hidden/>
     <w:uiPriority w:val="99"/>
     <w:semiHidden/>
-    <w:rsid w:val="00F12ED4"/>
+    <w:rsid w:val="00CA4BEF"/>
     <w:pPr>
       <w:spacing w:after="0" w:line="240" w:lineRule="auto"/>
     </w:pPr>

--- a/Устав/_документы/С выделением — By-laws CACF.docx
+++ b/Устав/_документы/С выделением — By-laws CACF.docx
@@ -7,7 +7,7 @@
         <w:spacing w:after="0" w:line="276" w:lineRule="auto"/>
         <w:jc w:val="right"/>
         <w:rPr>
-          <w:ins w:id="0" w:author="Проект новой редакции" w:date="2026-10-23T13:45:00Z"/>
+          <w:ins w:id="0" w:author="Проект новой редакции" w:date="2026-10-23T13:54:00Z"/>
           <w:rFonts w:ascii="Arial" w:hAnsi="Arial" w:cs="Arial"/>
           <w:b/>
           <w:sz w:val="28"/>
@@ -17,7 +17,7 @@
       </w:pPr>
       <w:bookmarkStart w:id="1" w:name="_GoBack"/>
       <w:bookmarkEnd w:id="1"/>
-      <w:ins w:id="2" w:author="Проект новой редакции" w:date="2026-10-23T13:45:00Z">
+      <w:ins w:id="2" w:author="Проект новой редакции" w:date="2026-10-23T13:54:00Z">
         <w:r>
           <w:rPr>
             <w:rFonts w:ascii="Arial" w:hAnsi="Arial" w:cs="Arial"/>
@@ -36,14 +36,14 @@
         <w:spacing w:after="0" w:line="276" w:lineRule="auto"/>
         <w:jc w:val="both"/>
         <w:rPr>
-          <w:del w:id="3" w:author="Проект новой редакции" w:date="2026-10-23T13:45:00Z"/>
+          <w:del w:id="3" w:author="Проект новой редакции" w:date="2026-10-23T13:54:00Z"/>
           <w:rFonts w:ascii="Arial" w:hAnsi="Arial" w:cs="Arial"/>
           <w:sz w:val="28"/>
           <w:szCs w:val="28"/>
           <w:lang w:val="kk-KZ"/>
         </w:rPr>
       </w:pPr>
-      <w:del w:id="4" w:author="Проект новой редакции" w:date="2026-10-23T13:45:00Z">
+      <w:del w:id="4" w:author="Проект новой редакции" w:date="2026-10-23T13:54:00Z">
         <w:r>
           <w:rPr>
             <w:rFonts w:ascii="Arial" w:hAnsi="Arial" w:cs="Arial"/>
@@ -175,7 +175,7 @@
         </w:rPr>
         <w:t>CENTRAL ASIA CLIMATE FOUNDATION</w:t>
       </w:r>
-      <w:del w:id="5" w:author="Проект новой редакции" w:date="2026-10-23T13:45:00Z">
+      <w:del w:id="5" w:author="Проект новой редакции" w:date="2026-10-23T13:54:00Z">
         <w:r>
           <w:rPr>
             <w:rFonts w:ascii="Arial" w:hAnsi="Arial" w:cs="Arial"/>
@@ -386,7 +386,7 @@
         </w:rPr>
         <w:t xml:space="preserve"> 2024</w:t>
       </w:r>
-      <w:ins w:id="6" w:author="Проект новой редакции" w:date="2026-10-23T13:45:00Z">
+      <w:ins w:id="6" w:author="Проект новой редакции" w:date="2026-10-23T13:54:00Z">
         <w:r>
           <w:rPr>
             <w:rFonts w:ascii="Arial" w:hAnsi="Arial" w:cs="Arial"/>
@@ -526,7 +526,7 @@
         </w:rPr>
         <w:t>Approval Date</w:t>
       </w:r>
-      <w:ins w:id="7" w:author="Проект новой редакции" w:date="2026-10-23T13:45:00Z">
+      <w:ins w:id="7" w:author="Проект новой редакции" w:date="2026-10-23T13:54:00Z">
         <w:r>
           <w:rPr>
             <w:rFonts w:ascii="Arial" w:hAnsi="Arial" w:cs="Arial"/>
@@ -537,7 +537,7 @@
           <w:t xml:space="preserve"> of the new version: «___» __________ 2026</w:t>
         </w:r>
       </w:ins>
-      <w:del w:id="8" w:author="Проект новой редакции" w:date="2026-10-23T13:45:00Z">
+      <w:del w:id="8" w:author="Проект новой редакции" w:date="2026-10-23T13:54:00Z">
         <w:r>
           <w:rPr>
             <w:rFonts w:ascii="Arial" w:hAnsi="Arial" w:cs="Arial"/>
@@ -578,7 +578,7 @@
           <w:lang w:val="en-US"/>
         </w:rPr>
       </w:pPr>
-      <w:ins w:id="9" w:author="Проект новой редакции" w:date="2026-10-23T13:45:00Z">
+      <w:ins w:id="9" w:author="Проект новой редакции" w:date="2026-10-23T13:54:00Z">
         <w:r>
           <w:rPr>
             <w:rFonts w:ascii="Arial" w:hAnsi="Arial" w:cs="Arial"/>
@@ -589,7 +589,7 @@
           <w:t>The initial version adopted</w:t>
         </w:r>
       </w:ins>
-      <w:del w:id="10" w:author="Проект новой редакции" w:date="2026-10-23T13:45:00Z">
+      <w:del w:id="10" w:author="Проект новой редакции" w:date="2026-10-23T13:54:00Z">
         <w:r>
           <w:rPr>
             <w:rFonts w:ascii="Arial" w:hAnsi="Arial" w:cs="Arial"/>
@@ -627,7 +627,7 @@
         </w:rPr>
         <w:t xml:space="preserve"> </w:t>
       </w:r>
-      <w:ins w:id="11" w:author="Проект новой редакции" w:date="2026-10-23T13:45:00Z">
+      <w:ins w:id="11" w:author="Проект новой редакции" w:date="2026-10-23T13:54:00Z">
         <w:r>
           <w:rPr>
             <w:rFonts w:ascii="Arial" w:hAnsi="Arial" w:cs="Arial"/>
@@ -638,7 +638,7 @@
           <w:t>dated</w:t>
         </w:r>
       </w:ins>
-      <w:del w:id="12" w:author="Проект новой редакции" w:date="2026-10-23T13:45:00Z">
+      <w:del w:id="12" w:author="Проект новой редакции" w:date="2026-10-23T13:54:00Z">
         <w:r>
           <w:rPr>
             <w:rFonts w:ascii="Arial" w:hAnsi="Arial" w:cs="Arial"/>
@@ -913,7 +913,7 @@
         </w:rPr>
         <w:t xml:space="preserve">3. THE GUARDIAN COUNCIL………………………………………………… </w:t>
       </w:r>
-      <w:ins w:id="13" w:author="Проект новой редакции" w:date="2026-10-23T13:45:00Z">
+      <w:ins w:id="13" w:author="Проект новой редакции" w:date="2026-10-23T13:54:00Z">
         <w:r>
           <w:rPr>
             <w:rFonts w:ascii="Arial" w:hAnsi="Arial" w:cs="Arial"/>
@@ -925,7 +925,7 @@
           <w:t>5</w:t>
         </w:r>
       </w:ins>
-      <w:del w:id="14" w:author="Проект новой редакции" w:date="2026-10-23T13:45:00Z">
+      <w:del w:id="14" w:author="Проект новой редакции" w:date="2026-10-23T13:54:00Z">
         <w:r>
           <w:rPr>
             <w:rFonts w:ascii="Arial" w:hAnsi="Arial" w:cs="Arial"/>
@@ -943,7 +943,7 @@
         <w:spacing w:after="0" w:line="360" w:lineRule="auto"/>
         <w:jc w:val="both"/>
         <w:rPr>
-          <w:ins w:id="15" w:author="Проект новой редакции" w:date="2026-10-23T13:45:00Z"/>
+          <w:ins w:id="15" w:author="Проект новой редакции" w:date="2026-10-23T13:54:00Z"/>
           <w:rFonts w:ascii="Arial" w:hAnsi="Arial" w:cs="Arial"/>
           <w:b/>
           <w:sz w:val="28"/>
@@ -961,7 +961,7 @@
         </w:rPr>
         <w:t xml:space="preserve">4. MEETINGS OF THE GUARDIAN COUNCIL……………………………… </w:t>
       </w:r>
-      <w:ins w:id="16" w:author="Проект новой редакции" w:date="2026-10-23T13:45:00Z">
+      <w:ins w:id="16" w:author="Проект новой редакции" w:date="2026-10-23T13:54:00Z">
         <w:r>
           <w:rPr>
             <w:rFonts w:ascii="Arial" w:hAnsi="Arial" w:cs="Arial"/>
@@ -979,7 +979,7 @@
         <w:spacing w:after="0" w:line="360" w:lineRule="auto"/>
         <w:jc w:val="both"/>
         <w:rPr>
-          <w:del w:id="17" w:author="Проект новой редакции" w:date="2026-10-23T13:45:00Z"/>
+          <w:del w:id="17" w:author="Проект новой редакции" w:date="2026-10-23T13:54:00Z"/>
           <w:rFonts w:ascii="Arial" w:hAnsi="Arial" w:cs="Arial"/>
           <w:b/>
           <w:sz w:val="28"/>
@@ -1010,7 +1010,7 @@
           <w:lang w:val="en-GB"/>
         </w:rPr>
       </w:pPr>
-      <w:del w:id="18" w:author="Проект новой редакции" w:date="2026-10-23T13:45:00Z">
+      <w:del w:id="18" w:author="Проект новой редакции" w:date="2026-10-23T13:54:00Z">
         <w:r>
           <w:rPr>
             <w:rFonts w:ascii="Arial" w:hAnsi="Arial" w:cs="Arial"/>
@@ -1032,7 +1032,7 @@
         </w:rPr>
         <w:t xml:space="preserve">. APPOINTMENT AND RETIREMENT OF MEMBERS OF GUARDIAN COUNCIL………………………………………………………………………… </w:t>
       </w:r>
-      <w:ins w:id="19" w:author="Проект новой редакции" w:date="2026-10-23T13:45:00Z">
+      <w:ins w:id="19" w:author="Проект новой редакции" w:date="2026-10-23T13:54:00Z">
         <w:r>
           <w:rPr>
             <w:rFonts w:ascii="Arial" w:hAnsi="Arial" w:cs="Arial"/>
@@ -1044,7 +1044,7 @@
           <w:t>7</w:t>
         </w:r>
       </w:ins>
-      <w:del w:id="20" w:author="Проект новой редакции" w:date="2026-10-23T13:45:00Z">
+      <w:del w:id="20" w:author="Проект новой редакции" w:date="2026-10-23T13:54:00Z">
         <w:r>
           <w:rPr>
             <w:rFonts w:ascii="Arial" w:hAnsi="Arial" w:cs="Arial"/>
@@ -1079,7 +1079,7 @@
         </w:rPr>
         <w:t xml:space="preserve">6. THE MANAGEMENT COUNCIL……………………………………………. </w:t>
       </w:r>
-      <w:ins w:id="21" w:author="Проект новой редакции" w:date="2026-10-23T13:45:00Z">
+      <w:ins w:id="21" w:author="Проект новой редакции" w:date="2026-10-23T13:54:00Z">
         <w:r>
           <w:rPr>
             <w:rFonts w:ascii="Arial" w:hAnsi="Arial" w:cs="Arial"/>
@@ -1091,7 +1091,7 @@
           <w:t>8</w:t>
         </w:r>
       </w:ins>
-      <w:del w:id="22" w:author="Проект новой редакции" w:date="2026-10-23T13:45:00Z">
+      <w:del w:id="22" w:author="Проект новой редакции" w:date="2026-10-23T13:54:00Z">
         <w:r>
           <w:rPr>
             <w:rFonts w:ascii="Arial" w:hAnsi="Arial" w:cs="Arial"/>
@@ -1126,7 +1126,7 @@
         </w:rPr>
         <w:t xml:space="preserve">7. APPOINTMENT AND RETIREMENT OF MEMBERS OF THE COUNCIL………………………………………………………………………… </w:t>
       </w:r>
-      <w:ins w:id="23" w:author="Проект новой редакции" w:date="2026-10-23T13:45:00Z">
+      <w:ins w:id="23" w:author="Проект новой редакции" w:date="2026-10-23T13:54:00Z">
         <w:r>
           <w:rPr>
             <w:rFonts w:ascii="Arial" w:hAnsi="Arial" w:cs="Arial"/>
@@ -1138,7 +1138,7 @@
           <w:t>8</w:t>
         </w:r>
       </w:ins>
-      <w:del w:id="24" w:author="Проект новой редакции" w:date="2026-10-23T13:45:00Z">
+      <w:del w:id="24" w:author="Проект новой редакции" w:date="2026-10-23T13:54:00Z">
         <w:r>
           <w:rPr>
             <w:rFonts w:ascii="Arial" w:hAnsi="Arial" w:cs="Arial"/>
@@ -1173,7 +1173,7 @@
         </w:rPr>
         <w:t xml:space="preserve">8. POWERS AND FUNCTIONS OF THE MANAGEMENT COUNCIL……. </w:t>
       </w:r>
-      <w:ins w:id="25" w:author="Проект новой редакции" w:date="2026-10-23T13:45:00Z">
+      <w:ins w:id="25" w:author="Проект новой редакции" w:date="2026-10-23T13:54:00Z">
         <w:r>
           <w:rPr>
             <w:rFonts w:ascii="Arial" w:hAnsi="Arial" w:cs="Arial"/>
@@ -1185,7 +1185,7 @@
           <w:t>10</w:t>
         </w:r>
       </w:ins>
-      <w:del w:id="26" w:author="Проект новой редакции" w:date="2026-10-23T13:45:00Z">
+      <w:del w:id="26" w:author="Проект новой редакции" w:date="2026-10-23T13:54:00Z">
         <w:r>
           <w:rPr>
             <w:rFonts w:ascii="Arial" w:hAnsi="Arial" w:cs="Arial"/>
@@ -1220,7 +1220,7 @@
         </w:rPr>
         <w:t xml:space="preserve">9. REMUNERATION AND EXPENSES OF MEMBERS OF THE </w:t>
       </w:r>
-      <w:ins w:id="27" w:author="Проект новой редакции" w:date="2026-10-23T13:45:00Z">
+      <w:ins w:id="27" w:author="Проект новой редакции" w:date="2026-10-23T13:54:00Z">
         <w:r>
           <w:rPr>
             <w:rFonts w:ascii="Arial" w:hAnsi="Arial" w:cs="Arial"/>
@@ -1232,7 +1232,7 @@
           <w:t>COUNCILS……………………………………………………………………… 12</w:t>
         </w:r>
       </w:ins>
-      <w:del w:id="28" w:author="Проект новой редакции" w:date="2026-10-23T13:45:00Z">
+      <w:del w:id="28" w:author="Проект новой редакции" w:date="2026-10-23T13:54:00Z">
         <w:r>
           <w:rPr>
             <w:rFonts w:ascii="Arial" w:hAnsi="Arial" w:cs="Arial"/>
@@ -1296,7 +1296,7 @@
         </w:rPr>
         <w:t xml:space="preserve">10. MEETINGS OF THE MANAGEMENT COUNCIL………….…………... </w:t>
       </w:r>
-      <w:ins w:id="29" w:author="Проект новой редакции" w:date="2026-10-23T13:45:00Z">
+      <w:ins w:id="29" w:author="Проект новой редакции" w:date="2026-10-23T13:54:00Z">
         <w:r>
           <w:rPr>
             <w:rFonts w:ascii="Arial" w:hAnsi="Arial" w:cs="Arial"/>
@@ -1308,7 +1308,7 @@
           <w:t>12</w:t>
         </w:r>
       </w:ins>
-      <w:del w:id="30" w:author="Проект новой редакции" w:date="2026-10-23T13:45:00Z">
+      <w:del w:id="30" w:author="Проект новой редакции" w:date="2026-10-23T13:54:00Z">
         <w:r>
           <w:rPr>
             <w:rFonts w:ascii="Arial" w:hAnsi="Arial" w:cs="Arial"/>
@@ -1343,7 +1343,7 @@
         </w:rPr>
         <w:t xml:space="preserve">11. PROCEEDINGS OF THE COUNCIL……………………………………. </w:t>
       </w:r>
-      <w:ins w:id="31" w:author="Проект новой редакции" w:date="2026-10-23T13:45:00Z">
+      <w:ins w:id="31" w:author="Проект новой редакции" w:date="2026-10-23T13:54:00Z">
         <w:r>
           <w:rPr>
             <w:rFonts w:ascii="Arial" w:hAnsi="Arial" w:cs="Arial"/>
@@ -1355,7 +1355,7 @@
           <w:t>12</w:t>
         </w:r>
       </w:ins>
-      <w:del w:id="32" w:author="Проект новой редакции" w:date="2026-10-23T13:45:00Z">
+      <w:del w:id="32" w:author="Проект новой редакции" w:date="2026-10-23T13:54:00Z">
         <w:r>
           <w:rPr>
             <w:rFonts w:ascii="Arial" w:hAnsi="Arial" w:cs="Arial"/>
@@ -1390,7 +1390,7 @@
         </w:rPr>
         <w:t xml:space="preserve">12. MINUTES…………………………………………………………………... </w:t>
       </w:r>
-      <w:ins w:id="33" w:author="Проект новой редакции" w:date="2026-10-23T13:45:00Z">
+      <w:ins w:id="33" w:author="Проект новой редакции" w:date="2026-10-23T13:54:00Z">
         <w:r>
           <w:rPr>
             <w:rFonts w:ascii="Arial" w:hAnsi="Arial" w:cs="Arial"/>
@@ -1402,7 +1402,7 @@
           <w:t>13</w:t>
         </w:r>
       </w:ins>
-      <w:del w:id="34" w:author="Проект новой редакции" w:date="2026-10-23T13:45:00Z">
+      <w:del w:id="34" w:author="Проект новой редакции" w:date="2026-10-23T13:54:00Z">
         <w:r>
           <w:rPr>
             <w:rFonts w:ascii="Arial" w:hAnsi="Arial" w:cs="Arial"/>
@@ -1438,7 +1438,7 @@
         <w:lastRenderedPageBreak/>
         <w:t xml:space="preserve">13. SECRETARY…………………………………………………………….… </w:t>
       </w:r>
-      <w:ins w:id="35" w:author="Проект новой редакции" w:date="2026-10-23T13:45:00Z">
+      <w:ins w:id="35" w:author="Проект новой редакции" w:date="2026-10-23T13:54:00Z">
         <w:r>
           <w:rPr>
             <w:rFonts w:ascii="Arial" w:hAnsi="Arial" w:cs="Arial"/>
@@ -1450,7 +1450,7 @@
           <w:t>13</w:t>
         </w:r>
       </w:ins>
-      <w:del w:id="36" w:author="Проект новой редакции" w:date="2026-10-23T13:45:00Z">
+      <w:del w:id="36" w:author="Проект новой редакции" w:date="2026-10-23T13:54:00Z">
         <w:r>
           <w:rPr>
             <w:rFonts w:ascii="Arial" w:hAnsi="Arial" w:cs="Arial"/>
@@ -1485,7 +1485,7 @@
         </w:rPr>
         <w:t xml:space="preserve">14. FOUNDATION PROPERTY AND INCOME……………………………. </w:t>
       </w:r>
-      <w:ins w:id="37" w:author="Проект новой редакции" w:date="2026-10-23T13:45:00Z">
+      <w:ins w:id="37" w:author="Проект новой редакции" w:date="2026-10-23T13:54:00Z">
         <w:r>
           <w:rPr>
             <w:rFonts w:ascii="Arial" w:hAnsi="Arial" w:cs="Arial"/>
@@ -1497,7 +1497,7 @@
           <w:t>13</w:t>
         </w:r>
       </w:ins>
-      <w:del w:id="38" w:author="Проект новой редакции" w:date="2026-10-23T13:45:00Z">
+      <w:del w:id="38" w:author="Проект новой редакции" w:date="2026-10-23T13:54:00Z">
         <w:r>
           <w:rPr>
             <w:rFonts w:ascii="Arial" w:hAnsi="Arial" w:cs="Arial"/>
@@ -1515,7 +1515,7 @@
         <w:spacing w:after="0" w:line="360" w:lineRule="auto"/>
         <w:jc w:val="both"/>
         <w:rPr>
-          <w:ins w:id="39" w:author="Проект новой редакции" w:date="2026-10-23T13:45:00Z"/>
+          <w:ins w:id="39" w:author="Проект новой редакции" w:date="2026-10-23T13:54:00Z"/>
           <w:rFonts w:ascii="Arial" w:hAnsi="Arial" w:cs="Arial"/>
           <w:b/>
           <w:sz w:val="28"/>
@@ -1523,7 +1523,7 @@
           <w:lang w:val="en-GB"/>
         </w:rPr>
       </w:pPr>
-      <w:ins w:id="40" w:author="Проект новой редакции" w:date="2026-10-23T13:45:00Z">
+      <w:ins w:id="40" w:author="Проект новой редакции" w:date="2026-10-23T13:54:00Z">
         <w:r>
           <w:rPr>
             <w:rFonts w:ascii="Arial" w:hAnsi="Arial" w:cs="Arial"/>
@@ -1541,7 +1541,7 @@
         <w:spacing w:after="0" w:line="360" w:lineRule="auto"/>
         <w:jc w:val="both"/>
         <w:rPr>
-          <w:del w:id="41" w:author="Проект новой редакции" w:date="2026-10-23T13:45:00Z"/>
+          <w:del w:id="41" w:author="Проект новой редакции" w:date="2026-10-23T13:54:00Z"/>
           <w:rFonts w:ascii="Arial" w:hAnsi="Arial" w:cs="Arial"/>
           <w:b/>
           <w:sz w:val="28"/>
@@ -1549,7 +1549,7 @@
           <w:lang w:val="en-GB"/>
         </w:rPr>
       </w:pPr>
-      <w:del w:id="42" w:author="Проект новой редакции" w:date="2026-10-23T13:45:00Z">
+      <w:del w:id="42" w:author="Проект новой редакции" w:date="2026-10-23T13:54:00Z">
         <w:r>
           <w:rPr>
             <w:rFonts w:ascii="Arial" w:hAnsi="Arial" w:cs="Arial"/>
@@ -1594,7 +1594,7 @@
         </w:rPr>
         <w:t>16</w:t>
       </w:r>
-      <w:ins w:id="43" w:author="Проект новой редакции" w:date="2026-10-23T13:45:00Z">
+      <w:ins w:id="43" w:author="Проект новой редакции" w:date="2026-10-23T13:54:00Z">
         <w:r>
           <w:rPr>
             <w:rFonts w:ascii="Arial" w:hAnsi="Arial" w:cs="Arial"/>
@@ -1606,7 +1606,7 @@
           <w:t>.</w:t>
         </w:r>
       </w:ins>
-      <w:del w:id="44" w:author="Проект новой редакции" w:date="2026-10-23T13:45:00Z">
+      <w:del w:id="44" w:author="Проект новой редакции" w:date="2026-10-23T13:54:00Z">
         <w:r>
           <w:rPr>
             <w:rFonts w:ascii="Arial" w:hAnsi="Arial" w:cs="Arial"/>
@@ -1628,7 +1628,7 @@
         </w:rPr>
         <w:t xml:space="preserve"> DECLARATION………………………………………………….………... </w:t>
       </w:r>
-      <w:ins w:id="45" w:author="Проект новой редакции" w:date="2026-10-23T13:45:00Z">
+      <w:ins w:id="45" w:author="Проект новой редакции" w:date="2026-10-23T13:54:00Z">
         <w:r>
           <w:rPr>
             <w:rFonts w:ascii="Arial" w:hAnsi="Arial" w:cs="Arial"/>
@@ -1640,7 +1640,7 @@
           <w:t>14</w:t>
         </w:r>
       </w:ins>
-      <w:del w:id="46" w:author="Проект новой редакции" w:date="2026-10-23T13:45:00Z">
+      <w:del w:id="46" w:author="Проект новой редакции" w:date="2026-10-23T13:54:00Z">
         <w:r>
           <w:rPr>
             <w:rFonts w:ascii="Arial" w:hAnsi="Arial" w:cs="Arial"/>
@@ -1668,7 +1668,7 @@
         <w:spacing w:after="0" w:line="360" w:lineRule="auto"/>
         <w:jc w:val="both"/>
         <w:rPr>
-          <w:ins w:id="47" w:author="Проект новой редакции" w:date="2026-10-23T13:45:00Z"/>
+          <w:ins w:id="47" w:author="Проект новой редакции" w:date="2026-10-23T13:54:00Z"/>
           <w:rFonts w:ascii="Arial" w:hAnsi="Arial" w:cs="Arial"/>
           <w:b/>
           <w:sz w:val="28"/>
@@ -1676,7 +1676,7 @@
           <w:lang w:val="en-GB"/>
         </w:rPr>
       </w:pPr>
-      <w:ins w:id="48" w:author="Проект новой редакции" w:date="2026-10-23T13:45:00Z">
+      <w:ins w:id="48" w:author="Проект новой редакции" w:date="2026-10-23T13:54:00Z">
         <w:r>
           <w:rPr>
             <w:rFonts w:ascii="Arial" w:hAnsi="Arial" w:cs="Arial"/>
@@ -1968,7 +1968,7 @@
           <w:lang w:val="en-US"/>
         </w:rPr>
       </w:pPr>
-      <w:ins w:id="49" w:author="Проект новой редакции" w:date="2026-10-23T13:45:00Z">
+      <w:ins w:id="49" w:author="Проект новой редакции" w:date="2026-10-23T13:54:00Z">
         <w:r>
           <w:rPr>
             <w:rFonts w:ascii="Arial" w:hAnsi="Arial" w:cs="Arial"/>
@@ -1979,7 +1979,7 @@
           <w:t>1) “CACF”, “Project Office for Central Asia on climate change and green energy” or</w:t>
         </w:r>
       </w:ins>
-      <w:del w:id="50" w:author="Проект новой редакции" w:date="2026-10-23T13:45:00Z">
+      <w:del w:id="50" w:author="Проект новой редакции" w:date="2026-10-23T13:54:00Z">
         <w:r>
           <w:rPr>
             <w:rFonts w:ascii="Arial" w:hAnsi="Arial" w:cs="Arial"/>
@@ -2261,7 +2261,7 @@
         </w:rPr>
         <w:t xml:space="preserve">of the Foundation </w:t>
       </w:r>
-      <w:ins w:id="51" w:author="Проект новой редакции" w:date="2026-10-23T13:45:00Z">
+      <w:ins w:id="51" w:author="Проект новой редакции" w:date="2026-10-23T13:54:00Z">
         <w:r>
           <w:rPr>
             <w:rFonts w:ascii="Arial" w:hAnsi="Arial" w:cs="Arial"/>
@@ -2272,7 +2272,7 @@
           <w:t xml:space="preserve">headed by the </w:t>
         </w:r>
       </w:ins>
-      <w:del w:id="52" w:author="Проект новой редакции" w:date="2026-10-23T13:45:00Z">
+      <w:del w:id="52" w:author="Проект новой редакции" w:date="2026-10-23T13:54:00Z">
         <w:r>
           <w:rPr>
             <w:rFonts w:ascii="Arial" w:hAnsi="Arial" w:cs="Arial"/>
@@ -2292,7 +2292,7 @@
         </w:rPr>
         <w:t xml:space="preserve">Supreme Guardian and </w:t>
       </w:r>
-      <w:ins w:id="53" w:author="Проект новой редакции" w:date="2026-10-23T13:45:00Z">
+      <w:ins w:id="53" w:author="Проект новой редакции" w:date="2026-10-23T13:54:00Z">
         <w:r>
           <w:rPr>
             <w:rFonts w:ascii="Arial" w:hAnsi="Arial" w:cs="Arial"/>
@@ -2303,7 +2303,7 @@
           <w:t>composed of Guardians</w:t>
         </w:r>
       </w:ins>
-      <w:del w:id="54" w:author="Проект новой редакции" w:date="2026-10-23T13:45:00Z">
+      <w:del w:id="54" w:author="Проект новой редакции" w:date="2026-10-23T13:54:00Z">
         <w:r>
           <w:rPr>
             <w:rFonts w:ascii="Arial" w:hAnsi="Arial" w:cs="Arial"/>
@@ -2382,7 +2382,7 @@
         </w:rPr>
         <w:t xml:space="preserve"> appointed by the Founder</w:t>
       </w:r>
-      <w:ins w:id="55" w:author="Проект новой редакции" w:date="2026-10-23T13:45:00Z">
+      <w:ins w:id="55" w:author="Проект новой редакции" w:date="2026-10-23T13:54:00Z">
         <w:r>
           <w:rPr>
             <w:rFonts w:ascii="Arial" w:hAnsi="Arial" w:cs="Arial"/>
@@ -2393,7 +2393,7 @@
           <w:t>, who is</w:t>
         </w:r>
       </w:ins>
-      <w:del w:id="56" w:author="Проект новой редакции" w:date="2026-10-23T13:45:00Z">
+      <w:del w:id="56" w:author="Проект новой редакции" w:date="2026-10-23T13:54:00Z">
         <w:r>
           <w:rPr>
             <w:rFonts w:ascii="Arial" w:hAnsi="Arial" w:cs="Arial"/>
@@ -2413,7 +2413,7 @@
         </w:rPr>
         <w:t xml:space="preserve"> the </w:t>
       </w:r>
-      <w:ins w:id="57" w:author="Проект новой редакции" w:date="2026-10-23T13:45:00Z">
+      <w:ins w:id="57" w:author="Проект новой редакции" w:date="2026-10-23T13:54:00Z">
         <w:r>
           <w:rPr>
             <w:rFonts w:ascii="Arial" w:hAnsi="Arial" w:cs="Arial"/>
@@ -2424,7 +2424,7 @@
           <w:t>highest officer of the Foundation and performs his/her functions</w:t>
         </w:r>
       </w:ins>
-      <w:del w:id="58" w:author="Проект новой редакции" w:date="2026-10-23T13:45:00Z">
+      <w:del w:id="58" w:author="Проект новой редакции" w:date="2026-10-23T13:54:00Z">
         <w:r>
           <w:rPr>
             <w:rFonts w:ascii="Arial" w:hAnsi="Arial" w:cs="Arial"/>
@@ -2444,7 +2444,7 @@
         </w:rPr>
         <w:t xml:space="preserve"> in </w:t>
       </w:r>
-      <w:ins w:id="59" w:author="Проект новой редакции" w:date="2026-10-23T13:45:00Z">
+      <w:ins w:id="59" w:author="Проект новой редакции" w:date="2026-10-23T13:54:00Z">
         <w:r>
           <w:rPr>
             <w:rFonts w:ascii="Arial" w:hAnsi="Arial" w:cs="Arial"/>
@@ -2455,7 +2455,7 @@
           <w:t>accordance with these</w:t>
         </w:r>
       </w:ins>
-      <w:del w:id="60" w:author="Проект новой редакции" w:date="2026-10-23T13:45:00Z">
+      <w:del w:id="60" w:author="Проект новой редакции" w:date="2026-10-23T13:54:00Z">
         <w:r>
           <w:rPr>
             <w:rFonts w:ascii="Arial" w:hAnsi="Arial" w:cs="Arial"/>
@@ -2519,7 +2519,7 @@
         </w:rPr>
         <w:t xml:space="preserve">“Guardian” means a natural person appointed by the </w:t>
       </w:r>
-      <w:ins w:id="61" w:author="Проект новой редакции" w:date="2026-10-23T13:45:00Z">
+      <w:ins w:id="61" w:author="Проект новой редакции" w:date="2026-10-23T13:54:00Z">
         <w:r>
           <w:rPr>
             <w:rFonts w:ascii="Arial" w:hAnsi="Arial" w:cs="Arial"/>
@@ -2531,7 +2531,7 @@
           <w:t>Supreme Guardian</w:t>
         </w:r>
       </w:ins>
-      <w:del w:id="62" w:author="Проект новой редакции" w:date="2026-10-23T13:45:00Z">
+      <w:del w:id="62" w:author="Проект новой редакции" w:date="2026-10-23T13:54:00Z">
         <w:r>
           <w:rPr>
             <w:rFonts w:ascii="Arial" w:hAnsi="Arial" w:cs="Arial"/>
@@ -3343,7 +3343,7 @@
         </w:rPr>
         <w:t xml:space="preserve"> that are good, clean, clear funds, are free and clear of any liens and encumbrances</w:t>
       </w:r>
-      <w:ins w:id="63" w:author="Проект новой редакции" w:date="2026-10-23T13:45:00Z">
+      <w:ins w:id="63" w:author="Проект новой редакции" w:date="2026-10-23T13:54:00Z">
         <w:r>
           <w:rPr>
             <w:rFonts w:ascii="Arial" w:hAnsi="Arial" w:cs="Arial"/>
@@ -3354,7 +3354,7 @@
           <w:t>;</w:t>
         </w:r>
       </w:ins>
-      <w:del w:id="64" w:author="Проект новой редакции" w:date="2026-10-23T13:45:00Z">
+      <w:del w:id="64" w:author="Проект новой редакции" w:date="2026-10-23T13:54:00Z">
         <w:r>
           <w:rPr>
             <w:rFonts w:ascii="Arial" w:hAnsi="Arial" w:cs="Arial"/>
@@ -3372,14 +3372,14 @@
         <w:ind w:firstLine="993"/>
         <w:jc w:val="both"/>
         <w:rPr>
-          <w:ins w:id="65" w:author="Проект новой редакции" w:date="2026-10-23T13:45:00Z"/>
-          <w:rFonts w:ascii="Arial" w:hAnsi="Arial" w:cs="Arial"/>
-          <w:sz w:val="28"/>
-          <w:szCs w:val="28"/>
-          <w:lang w:val="en-US"/>
-        </w:rPr>
-      </w:pPr>
-      <w:ins w:id="66" w:author="Проект новой редакции" w:date="2026-10-23T13:45:00Z">
+          <w:ins w:id="65" w:author="Проект новой редакции" w:date="2026-10-23T13:54:00Z"/>
+          <w:rFonts w:ascii="Arial" w:hAnsi="Arial" w:cs="Arial"/>
+          <w:sz w:val="28"/>
+          <w:szCs w:val="28"/>
+          <w:lang w:val="en-US"/>
+        </w:rPr>
+      </w:pPr>
+      <w:ins w:id="66" w:author="Проект новой редакции" w:date="2026-10-23T13:54:00Z">
         <w:r>
           <w:rPr>
             <w:rFonts w:ascii="Arial" w:hAnsi="Arial" w:cs="Arial"/>
@@ -3836,7 +3836,7 @@
         </w:rPr>
         <w:t xml:space="preserve"> the Supreme Guardian</w:t>
       </w:r>
-      <w:ins w:id="67" w:author="Проект новой редакции" w:date="2026-10-23T13:45:00Z">
+      <w:ins w:id="67" w:author="Проект новой редакции" w:date="2026-10-23T13:54:00Z">
         <w:r>
           <w:rPr>
             <w:rFonts w:ascii="Arial" w:hAnsi="Arial" w:cs="Arial"/>
@@ -3847,7 +3847,7 @@
           <w:t xml:space="preserve">; Guardians </w:t>
         </w:r>
       </w:ins>
-      <w:del w:id="68" w:author="Проект новой редакции" w:date="2026-10-23T13:45:00Z">
+      <w:del w:id="68" w:author="Проект новой редакции" w:date="2026-10-23T13:54:00Z">
         <w:r>
           <w:rPr>
             <w:rFonts w:ascii="Arial" w:hAnsi="Arial" w:cs="Arial"/>
@@ -3867,7 +3867,7 @@
         </w:rPr>
         <w:t>of the Guardian Council</w:t>
       </w:r>
-      <w:ins w:id="69" w:author="Проект новой редакции" w:date="2026-10-23T13:45:00Z">
+      <w:ins w:id="69" w:author="Проект новой редакции" w:date="2026-10-23T13:54:00Z">
         <w:r>
           <w:rPr>
             <w:rFonts w:ascii="Arial" w:hAnsi="Arial" w:cs="Arial"/>
@@ -3909,7 +3909,7 @@
         </w:rPr>
         <w:t xml:space="preserve">b) Power to remove the Supreme Guardian </w:t>
       </w:r>
-      <w:ins w:id="70" w:author="Проект новой редакции" w:date="2026-10-23T13:45:00Z">
+      <w:ins w:id="70" w:author="Проект новой редакции" w:date="2026-10-23T13:54:00Z">
         <w:r>
           <w:rPr>
             <w:rFonts w:ascii="Arial" w:hAnsi="Arial" w:cs="Arial"/>
@@ -3920,7 +3920,7 @@
           <w:t>with simultaneous appointment of a new Supreme</w:t>
         </w:r>
       </w:ins>
-      <w:del w:id="71" w:author="Проект новой редакции" w:date="2026-10-23T13:45:00Z">
+      <w:del w:id="71" w:author="Проект новой редакции" w:date="2026-10-23T13:54:00Z">
         <w:r>
           <w:rPr>
             <w:rFonts w:ascii="Arial" w:hAnsi="Arial" w:cs="Arial"/>
@@ -3940,7 +3940,7 @@
         </w:rPr>
         <w:t xml:space="preserve"> Guardian</w:t>
       </w:r>
-      <w:del w:id="72" w:author="Проект новой редакции" w:date="2026-10-23T13:45:00Z">
+      <w:del w:id="72" w:author="Проект новой редакции" w:date="2026-10-23T13:54:00Z">
         <w:r>
           <w:rPr>
             <w:rFonts w:ascii="Arial" w:hAnsi="Arial" w:cs="Arial"/>
@@ -4452,7 +4452,7 @@
         </w:rPr>
         <w:t xml:space="preserve">Guardian Council is </w:t>
       </w:r>
-      <w:ins w:id="73" w:author="Проект новой редакции" w:date="2026-10-23T13:45:00Z">
+      <w:ins w:id="73" w:author="Проект новой редакции" w:date="2026-10-23T13:54:00Z">
         <w:r>
           <w:rPr>
             <w:rFonts w:ascii="Arial" w:hAnsi="Arial" w:cs="Arial"/>
@@ -4463,7 +4463,7 @@
           <w:t>the</w:t>
         </w:r>
       </w:ins>
-      <w:del w:id="74" w:author="Проект новой редакции" w:date="2026-10-23T13:45:00Z">
+      <w:del w:id="74" w:author="Проект новой редакции" w:date="2026-10-23T13:54:00Z">
         <w:r>
           <w:rPr>
             <w:rFonts w:ascii="Arial" w:hAnsi="Arial" w:cs="Arial"/>
@@ -4483,7 +4483,7 @@
         </w:rPr>
         <w:t xml:space="preserve"> highest governance body of the Foundation and </w:t>
       </w:r>
-      <w:ins w:id="75" w:author="Проект новой редакции" w:date="2026-10-23T13:45:00Z">
+      <w:ins w:id="75" w:author="Проект новой редакции" w:date="2026-10-23T13:54:00Z">
         <w:r>
           <w:rPr>
             <w:rFonts w:ascii="Arial" w:hAnsi="Arial" w:cs="Arial"/>
@@ -4494,7 +4494,7 @@
           <w:t>is headed</w:t>
         </w:r>
       </w:ins>
-      <w:del w:id="76" w:author="Проект новой редакции" w:date="2026-10-23T13:45:00Z">
+      <w:del w:id="76" w:author="Проект новой редакции" w:date="2026-10-23T13:54:00Z">
         <w:r>
           <w:rPr>
             <w:rFonts w:ascii="Arial" w:hAnsi="Arial" w:cs="Arial"/>
@@ -4523,7 +4523,7 @@
         </w:rPr>
         <w:t xml:space="preserve"> by </w:t>
       </w:r>
-      <w:ins w:id="77" w:author="Проект новой редакции" w:date="2026-10-23T13:45:00Z">
+      <w:ins w:id="77" w:author="Проект новой редакции" w:date="2026-10-23T13:54:00Z">
         <w:r>
           <w:rPr>
             <w:rFonts w:ascii="Arial" w:hAnsi="Arial" w:cs="Arial"/>
@@ -4543,7 +4543,7 @@
         </w:rPr>
         <w:t>Supreme Guardian</w:t>
       </w:r>
-      <w:ins w:id="78" w:author="Проект новой редакции" w:date="2026-10-23T13:45:00Z">
+      <w:ins w:id="78" w:author="Проект новой редакции" w:date="2026-10-23T13:54:00Z">
         <w:r>
           <w:rPr>
             <w:rFonts w:ascii="Arial" w:hAnsi="Arial" w:cs="Arial"/>
@@ -4554,7 +4554,7 @@
           <w:t>. In the absence of Guardians, the powers of the Guardian Council are exercised</w:t>
         </w:r>
       </w:ins>
-      <w:del w:id="79" w:author="Проект новой редакции" w:date="2026-10-23T13:45:00Z">
+      <w:del w:id="79" w:author="Проект новой редакции" w:date="2026-10-23T13:54:00Z">
         <w:r>
           <w:rPr>
             <w:rFonts w:ascii="Arial" w:hAnsi="Arial" w:cs="Arial"/>
@@ -4583,7 +4583,7 @@
         </w:rPr>
         <w:t xml:space="preserve"> by</w:t>
       </w:r>
-      <w:ins w:id="80" w:author="Проект новой редакции" w:date="2026-10-23T13:45:00Z">
+      <w:ins w:id="80" w:author="Проект новой редакции" w:date="2026-10-23T13:54:00Z">
         <w:r>
           <w:rPr>
             <w:rFonts w:ascii="Arial" w:hAnsi="Arial" w:cs="Arial"/>
@@ -4710,7 +4710,7 @@
         </w:rPr>
         <w:t xml:space="preserve">must comply with the provisions of Charter, By-laws and the </w:t>
       </w:r>
-      <w:ins w:id="81" w:author="Проект новой редакции" w:date="2026-10-23T13:45:00Z">
+      <w:ins w:id="81" w:author="Проект новой редакции" w:date="2026-10-23T13:54:00Z">
         <w:r>
           <w:rPr>
             <w:rFonts w:ascii="Arial" w:hAnsi="Arial" w:cs="Arial"/>
@@ -4990,14 +4990,14 @@
         <w:ind w:firstLine="709"/>
         <w:jc w:val="both"/>
         <w:rPr>
-          <w:del w:id="82" w:author="Проект новой редакции" w:date="2026-10-23T13:45:00Z"/>
-          <w:rFonts w:ascii="Arial" w:hAnsi="Arial" w:cs="Arial"/>
-          <w:sz w:val="28"/>
-          <w:szCs w:val="28"/>
-          <w:lang w:val="en-US"/>
-        </w:rPr>
-      </w:pPr>
-      <w:ins w:id="83" w:author="Проект новой редакции" w:date="2026-10-23T13:45:00Z">
+          <w:del w:id="82" w:author="Проект новой редакции" w:date="2026-10-23T13:54:00Z"/>
+          <w:rFonts w:ascii="Arial" w:hAnsi="Arial" w:cs="Arial"/>
+          <w:sz w:val="28"/>
+          <w:szCs w:val="28"/>
+          <w:lang w:val="en-US"/>
+        </w:rPr>
+      </w:pPr>
+      <w:ins w:id="83" w:author="Проект новой редакции" w:date="2026-10-23T13:54:00Z">
         <w:r>
           <w:rPr>
             <w:rFonts w:ascii="Arial" w:hAnsi="Arial" w:cs="Arial"/>
@@ -5008,7 +5008,7 @@
           <w:t>a</w:t>
         </w:r>
       </w:ins>
-      <w:del w:id="84" w:author="Проект новой редакции" w:date="2026-10-23T13:45:00Z">
+      <w:del w:id="84" w:author="Проект новой редакции" w:date="2026-10-23T13:54:00Z">
         <w:r>
           <w:rPr>
             <w:rFonts w:ascii="Arial" w:hAnsi="Arial" w:cs="Arial"/>
@@ -5053,14 +5053,14 @@
         <w:ind w:firstLine="708"/>
         <w:jc w:val="both"/>
         <w:rPr>
-          <w:del w:id="85" w:author="Проект новой редакции" w:date="2026-10-23T13:45:00Z"/>
-          <w:rFonts w:ascii="Arial" w:hAnsi="Arial" w:cs="Arial"/>
-          <w:sz w:val="28"/>
-          <w:szCs w:val="28"/>
-          <w:lang w:val="en-US"/>
-        </w:rPr>
-      </w:pPr>
-      <w:del w:id="86" w:author="Проект новой редакции" w:date="2026-10-23T13:45:00Z">
+          <w:del w:id="85" w:author="Проект новой редакции" w:date="2026-10-23T13:54:00Z"/>
+          <w:rFonts w:ascii="Arial" w:hAnsi="Arial" w:cs="Arial"/>
+          <w:sz w:val="28"/>
+          <w:szCs w:val="28"/>
+          <w:lang w:val="en-US"/>
+        </w:rPr>
+      </w:pPr>
+      <w:del w:id="86" w:author="Проект новой редакции" w:date="2026-10-23T13:54:00Z">
         <w:r>
           <w:rPr>
             <w:rFonts w:ascii="Arial" w:hAnsi="Arial" w:cs="Arial"/>
@@ -5078,14 +5078,14 @@
         <w:ind w:firstLine="709"/>
         <w:jc w:val="both"/>
         <w:rPr>
-          <w:del w:id="87" w:author="Проект новой редакции" w:date="2026-10-23T13:45:00Z"/>
-          <w:rFonts w:ascii="Arial" w:hAnsi="Arial" w:cs="Arial"/>
-          <w:sz w:val="28"/>
-          <w:szCs w:val="28"/>
-          <w:lang w:val="en-US"/>
-        </w:rPr>
-      </w:pPr>
-      <w:del w:id="88" w:author="Проект новой редакции" w:date="2026-10-23T13:45:00Z">
+          <w:del w:id="87" w:author="Проект новой редакции" w:date="2026-10-23T13:54:00Z"/>
+          <w:rFonts w:ascii="Arial" w:hAnsi="Arial" w:cs="Arial"/>
+          <w:sz w:val="28"/>
+          <w:szCs w:val="28"/>
+          <w:lang w:val="en-US"/>
+        </w:rPr>
+      </w:pPr>
+      <w:del w:id="88" w:author="Проект новой редакции" w:date="2026-10-23T13:54:00Z">
         <w:r>
           <w:rPr>
             <w:rFonts w:ascii="Arial" w:hAnsi="Arial" w:cs="Arial"/>
@@ -5118,7 +5118,7 @@
           <w:lang w:val="en-US"/>
         </w:rPr>
       </w:pPr>
-      <w:del w:id="89" w:author="Проект новой редакции" w:date="2026-10-23T13:45:00Z">
+      <w:del w:id="89" w:author="Проект новой редакции" w:date="2026-10-23T13:54:00Z">
         <w:r>
           <w:rPr>
             <w:rFonts w:ascii="Arial" w:hAnsi="Arial" w:cs="Arial"/>
@@ -5151,7 +5151,7 @@
           <w:lang w:val="en-US"/>
         </w:rPr>
       </w:pPr>
-      <w:ins w:id="90" w:author="Проект новой редакции" w:date="2026-10-23T13:45:00Z">
+      <w:ins w:id="90" w:author="Проект новой редакции" w:date="2026-10-23T13:54:00Z">
         <w:r>
           <w:rPr>
             <w:rFonts w:ascii="Arial" w:hAnsi="Arial" w:cs="Arial"/>
@@ -5162,7 +5162,7 @@
           <w:t>b</w:t>
         </w:r>
       </w:ins>
-      <w:del w:id="91" w:author="Проект новой редакции" w:date="2026-10-23T13:45:00Z">
+      <w:del w:id="91" w:author="Проект новой редакции" w:date="2026-10-23T13:54:00Z">
         <w:r>
           <w:rPr>
             <w:rFonts w:ascii="Arial" w:hAnsi="Arial" w:cs="Arial"/>
@@ -5204,7 +5204,7 @@
           <w:lang w:val="en-US"/>
         </w:rPr>
       </w:pPr>
-      <w:ins w:id="92" w:author="Проект новой редакции" w:date="2026-10-23T13:45:00Z">
+      <w:ins w:id="92" w:author="Проект новой редакции" w:date="2026-10-23T13:54:00Z">
         <w:r>
           <w:rPr>
             <w:rFonts w:ascii="Arial" w:hAnsi="Arial" w:cs="Arial"/>
@@ -5215,7 +5215,7 @@
           <w:t>c</w:t>
         </w:r>
       </w:ins>
-      <w:del w:id="93" w:author="Проект новой редакции" w:date="2026-10-23T13:45:00Z">
+      <w:del w:id="93" w:author="Проект новой редакции" w:date="2026-10-23T13:54:00Z">
         <w:r>
           <w:rPr>
             <w:rFonts w:ascii="Arial" w:hAnsi="Arial" w:cs="Arial"/>
@@ -5242,14 +5242,14 @@
         <w:ind w:firstLine="709"/>
         <w:jc w:val="both"/>
         <w:rPr>
-          <w:ins w:id="94" w:author="Проект новой редакции" w:date="2026-10-23T13:45:00Z"/>
-          <w:rFonts w:ascii="Arial" w:hAnsi="Arial" w:cs="Arial"/>
-          <w:sz w:val="28"/>
-          <w:szCs w:val="28"/>
-          <w:lang w:val="en-US"/>
-        </w:rPr>
-      </w:pPr>
-      <w:ins w:id="95" w:author="Проект новой редакции" w:date="2026-10-23T13:45:00Z">
+          <w:ins w:id="94" w:author="Проект новой редакции" w:date="2026-10-23T13:54:00Z"/>
+          <w:rFonts w:ascii="Arial" w:hAnsi="Arial" w:cs="Arial"/>
+          <w:sz w:val="28"/>
+          <w:szCs w:val="28"/>
+          <w:lang w:val="en-US"/>
+        </w:rPr>
+      </w:pPr>
+      <w:ins w:id="95" w:author="Проект новой редакции" w:date="2026-10-23T13:54:00Z">
         <w:r>
           <w:rPr>
             <w:rFonts w:ascii="Arial" w:hAnsi="Arial" w:cs="Arial"/>
@@ -5763,7 +5763,7 @@
         </w:rPr>
         <w:t xml:space="preserve">to </w:t>
       </w:r>
-      <w:ins w:id="96" w:author="Проект новой редакции" w:date="2026-10-23T13:45:00Z">
+      <w:ins w:id="96" w:author="Проект новой редакции" w:date="2026-10-23T13:54:00Z">
         <w:r>
           <w:rPr>
             <w:rFonts w:ascii="Arial" w:hAnsi="Arial" w:cs="Arial"/>
@@ -5774,7 +5774,7 @@
           <w:t>receive notifications of</w:t>
         </w:r>
       </w:ins>
-      <w:del w:id="97" w:author="Проект новой редакции" w:date="2026-10-23T13:45:00Z">
+      <w:del w:id="97" w:author="Проект новой редакции" w:date="2026-10-23T13:54:00Z">
         <w:r>
           <w:rPr>
             <w:rFonts w:ascii="Arial" w:hAnsi="Arial" w:cs="Arial"/>
@@ -5794,7 +5794,7 @@
         </w:rPr>
         <w:t xml:space="preserve"> the </w:t>
       </w:r>
-      <w:ins w:id="98" w:author="Проект новой редакции" w:date="2026-10-23T13:45:00Z">
+      <w:ins w:id="98" w:author="Проект новой редакции" w:date="2026-10-23T13:54:00Z">
         <w:r>
           <w:rPr>
             <w:rFonts w:ascii="Arial" w:hAnsi="Arial" w:cs="Arial"/>
@@ -5805,7 +5805,7 @@
           <w:t>approval and amendment of the budget and policies</w:t>
         </w:r>
       </w:ins>
-      <w:del w:id="99" w:author="Проект новой редакции" w:date="2026-10-23T13:45:00Z">
+      <w:del w:id="99" w:author="Проект новой редакции" w:date="2026-10-23T13:54:00Z">
         <w:r>
           <w:rPr>
             <w:rFonts w:ascii="Arial" w:hAnsi="Arial" w:cs="Arial"/>
@@ -5843,7 +5843,7 @@
         </w:rPr>
         <w:t>of the Foundation</w:t>
       </w:r>
-      <w:ins w:id="100" w:author="Проект новой редакции" w:date="2026-10-23T13:45:00Z">
+      <w:ins w:id="100" w:author="Проект новой редакции" w:date="2026-10-23T13:54:00Z">
         <w:r>
           <w:rPr>
             <w:rFonts w:ascii="Arial" w:hAnsi="Arial" w:cs="Arial"/>
@@ -5854,7 +5854,7 @@
           <w:t>, as well as of</w:t>
         </w:r>
       </w:ins>
-      <w:del w:id="101" w:author="Проект новой редакции" w:date="2026-10-23T13:45:00Z">
+      <w:del w:id="101" w:author="Проект новой редакции" w:date="2026-10-23T13:54:00Z">
         <w:r>
           <w:rPr>
             <w:rFonts w:ascii="Arial" w:hAnsi="Arial" w:cs="Arial"/>
@@ -5893,7 +5893,7 @@
         </w:rPr>
         <w:t xml:space="preserve"> the </w:t>
       </w:r>
-      <w:ins w:id="102" w:author="Проект новой редакции" w:date="2026-10-23T13:45:00Z">
+      <w:ins w:id="102" w:author="Проект новой редакции" w:date="2026-10-23T13:54:00Z">
         <w:r>
           <w:rPr>
             <w:rFonts w:ascii="Arial" w:hAnsi="Arial" w:cs="Arial"/>
@@ -5904,7 +5904,7 @@
           <w:t>decisions referred to in section 14.1.(a), and to object to them in accordance with paragraph 3.11</w:t>
         </w:r>
       </w:ins>
-      <w:del w:id="103" w:author="Проект новой редакции" w:date="2026-10-23T13:45:00Z">
+      <w:del w:id="103" w:author="Проект новой редакции" w:date="2026-10-23T13:54:00Z">
         <w:r>
           <w:rPr>
             <w:rFonts w:ascii="Arial" w:hAnsi="Arial" w:cs="Arial"/>
@@ -5986,7 +5986,7 @@
         </w:rPr>
         <w:t xml:space="preserve">to decide on convening </w:t>
       </w:r>
-      <w:del w:id="104" w:author="Проект новой редакции" w:date="2026-10-23T13:45:00Z">
+      <w:del w:id="104" w:author="Проект новой редакции" w:date="2026-10-23T13:54:00Z">
         <w:r>
           <w:rPr>
             <w:rFonts w:ascii="Arial" w:hAnsi="Arial" w:cs="Arial"/>
@@ -6006,7 +6006,7 @@
         </w:rPr>
         <w:t>annual meetings of the Guardian</w:t>
       </w:r>
-      <w:del w:id="105" w:author="Проект новой редакции" w:date="2026-10-23T13:45:00Z">
+      <w:del w:id="105" w:author="Проект новой редакции" w:date="2026-10-23T13:54:00Z">
         <w:r>
           <w:rPr>
             <w:rFonts w:ascii="Arial" w:hAnsi="Arial" w:cs="Arial"/>
@@ -6033,7 +6033,7 @@
         <w:ind w:firstLine="993"/>
         <w:jc w:val="both"/>
         <w:rPr>
-          <w:ins w:id="106" w:author="Проект новой редакции" w:date="2026-10-23T13:45:00Z"/>
+          <w:ins w:id="106" w:author="Проект новой редакции" w:date="2026-10-23T13:54:00Z"/>
           <w:rFonts w:ascii="Arial" w:hAnsi="Arial" w:cs="Arial"/>
           <w:sz w:val="28"/>
           <w:szCs w:val="28"/>
@@ -6067,7 +6067,7 @@
         </w:rPr>
         <w:t>to exercise control over the effectiveness of governance practices in the Foundation</w:t>
       </w:r>
-      <w:ins w:id="107" w:author="Проект новой редакции" w:date="2026-10-23T13:45:00Z">
+      <w:ins w:id="107" w:author="Проект новой редакции" w:date="2026-10-23T13:54:00Z">
         <w:r>
           <w:rPr>
             <w:rFonts w:ascii="Arial" w:hAnsi="Arial" w:cs="Arial"/>
@@ -6085,14 +6085,14 @@
         <w:ind w:firstLine="993"/>
         <w:jc w:val="both"/>
         <w:rPr>
-          <w:ins w:id="108" w:author="Проект новой редакции" w:date="2026-10-23T13:45:00Z"/>
-          <w:rFonts w:ascii="Arial" w:hAnsi="Arial" w:cs="Arial"/>
-          <w:sz w:val="28"/>
-          <w:szCs w:val="28"/>
-          <w:lang w:val="en-US"/>
-        </w:rPr>
-      </w:pPr>
-      <w:ins w:id="109" w:author="Проект новой редакции" w:date="2026-10-23T13:45:00Z">
+          <w:ins w:id="108" w:author="Проект новой редакции" w:date="2026-10-23T13:54:00Z"/>
+          <w:rFonts w:ascii="Arial" w:hAnsi="Arial" w:cs="Arial"/>
+          <w:sz w:val="28"/>
+          <w:szCs w:val="28"/>
+          <w:lang w:val="en-US"/>
+        </w:rPr>
+      </w:pPr>
+      <w:ins w:id="109" w:author="Проект новой редакции" w:date="2026-10-23T13:54:00Z">
         <w:r>
           <w:rPr>
             <w:rFonts w:ascii="Arial" w:hAnsi="Arial" w:cs="Arial"/>
@@ -6110,14 +6110,14 @@
         <w:ind w:firstLine="993"/>
         <w:jc w:val="both"/>
         <w:rPr>
-          <w:ins w:id="110" w:author="Проект новой редакции" w:date="2026-10-23T13:45:00Z"/>
-          <w:rFonts w:ascii="Arial" w:hAnsi="Arial" w:cs="Arial"/>
-          <w:sz w:val="28"/>
-          <w:szCs w:val="28"/>
-          <w:lang w:val="en-US"/>
-        </w:rPr>
-      </w:pPr>
-      <w:ins w:id="111" w:author="Проект новой редакции" w:date="2026-10-23T13:45:00Z">
+          <w:ins w:id="110" w:author="Проект новой редакции" w:date="2026-10-23T13:54:00Z"/>
+          <w:rFonts w:ascii="Arial" w:hAnsi="Arial" w:cs="Arial"/>
+          <w:sz w:val="28"/>
+          <w:szCs w:val="28"/>
+          <w:lang w:val="en-US"/>
+        </w:rPr>
+      </w:pPr>
+      <w:ins w:id="111" w:author="Проект новой редакции" w:date="2026-10-23T13:54:00Z">
         <w:r>
           <w:rPr>
             <w:rFonts w:ascii="Arial" w:hAnsi="Arial" w:cs="Arial"/>
@@ -6135,14 +6135,14 @@
         <w:ind w:firstLine="993"/>
         <w:jc w:val="both"/>
         <w:rPr>
-          <w:ins w:id="112" w:author="Проект новой редакции" w:date="2026-10-23T13:45:00Z"/>
-          <w:rFonts w:ascii="Arial" w:hAnsi="Arial" w:cs="Arial"/>
-          <w:sz w:val="28"/>
-          <w:szCs w:val="28"/>
-          <w:lang w:val="en-US"/>
-        </w:rPr>
-      </w:pPr>
-      <w:ins w:id="113" w:author="Проект новой редакции" w:date="2026-10-23T13:45:00Z">
+          <w:ins w:id="112" w:author="Проект новой редакции" w:date="2026-10-23T13:54:00Z"/>
+          <w:rFonts w:ascii="Arial" w:hAnsi="Arial" w:cs="Arial"/>
+          <w:sz w:val="28"/>
+          <w:szCs w:val="28"/>
+          <w:lang w:val="en-US"/>
+        </w:rPr>
+      </w:pPr>
+      <w:ins w:id="113" w:author="Проект новой редакции" w:date="2026-10-23T13:54:00Z">
         <w:r>
           <w:rPr>
             <w:rFonts w:ascii="Arial" w:hAnsi="Arial" w:cs="Arial"/>
@@ -6160,14 +6160,14 @@
         <w:ind w:firstLine="709"/>
         <w:jc w:val="both"/>
         <w:rPr>
-          <w:ins w:id="114" w:author="Проект новой редакции" w:date="2026-10-23T13:45:00Z"/>
-          <w:rFonts w:ascii="Arial" w:hAnsi="Arial" w:cs="Arial"/>
-          <w:sz w:val="28"/>
-          <w:szCs w:val="28"/>
-          <w:lang w:val="en-US"/>
-        </w:rPr>
-      </w:pPr>
-      <w:ins w:id="115" w:author="Проект новой редакции" w:date="2026-10-23T13:45:00Z">
+          <w:ins w:id="114" w:author="Проект новой редакции" w:date="2026-10-23T13:54:00Z"/>
+          <w:rFonts w:ascii="Arial" w:hAnsi="Arial" w:cs="Arial"/>
+          <w:sz w:val="28"/>
+          <w:szCs w:val="28"/>
+          <w:lang w:val="en-US"/>
+        </w:rPr>
+      </w:pPr>
+      <w:ins w:id="115" w:author="Проект новой редакции" w:date="2026-10-23T13:54:00Z">
         <w:r>
           <w:rPr>
             <w:rFonts w:ascii="Arial" w:hAnsi="Arial" w:cs="Arial"/>
@@ -6185,14 +6185,14 @@
         <w:ind w:firstLine="709"/>
         <w:jc w:val="both"/>
         <w:rPr>
-          <w:ins w:id="116" w:author="Проект новой редакции" w:date="2026-10-23T13:45:00Z"/>
-          <w:rFonts w:ascii="Arial" w:hAnsi="Arial" w:cs="Arial"/>
-          <w:sz w:val="28"/>
-          <w:szCs w:val="28"/>
-          <w:lang w:val="en-US"/>
-        </w:rPr>
-      </w:pPr>
-      <w:ins w:id="117" w:author="Проект новой редакции" w:date="2026-10-23T13:45:00Z">
+          <w:ins w:id="116" w:author="Проект новой редакции" w:date="2026-10-23T13:54:00Z"/>
+          <w:rFonts w:ascii="Arial" w:hAnsi="Arial" w:cs="Arial"/>
+          <w:sz w:val="28"/>
+          <w:szCs w:val="28"/>
+          <w:lang w:val="en-US"/>
+        </w:rPr>
+      </w:pPr>
+      <w:ins w:id="117" w:author="Проект новой редакции" w:date="2026-10-23T13:54:00Z">
         <w:r>
           <w:rPr>
             <w:rFonts w:ascii="Arial" w:hAnsi="Arial" w:cs="Arial"/>
@@ -6228,14 +6228,14 @@
         <w:ind w:firstLine="709"/>
         <w:jc w:val="both"/>
         <w:rPr>
-          <w:ins w:id="118" w:author="Проект новой редакции" w:date="2026-10-23T13:45:00Z"/>
-          <w:rFonts w:ascii="Arial" w:hAnsi="Arial" w:cs="Arial"/>
-          <w:sz w:val="28"/>
-          <w:szCs w:val="28"/>
-          <w:lang w:val="en-US"/>
-        </w:rPr>
-      </w:pPr>
-      <w:ins w:id="119" w:author="Проект новой редакции" w:date="2026-10-23T13:45:00Z">
+          <w:ins w:id="118" w:author="Проект новой редакции" w:date="2026-10-23T13:54:00Z"/>
+          <w:rFonts w:ascii="Arial" w:hAnsi="Arial" w:cs="Arial"/>
+          <w:sz w:val="28"/>
+          <w:szCs w:val="28"/>
+          <w:lang w:val="en-US"/>
+        </w:rPr>
+      </w:pPr>
+      <w:ins w:id="119" w:author="Проект новой редакции" w:date="2026-10-23T13:54:00Z">
         <w:r>
           <w:rPr>
             <w:rFonts w:ascii="Arial" w:hAnsi="Arial" w:cs="Arial"/>
@@ -6253,14 +6253,14 @@
         <w:ind w:firstLine="709"/>
         <w:jc w:val="both"/>
         <w:rPr>
-          <w:ins w:id="120" w:author="Проект новой редакции" w:date="2026-10-23T13:45:00Z"/>
-          <w:rFonts w:ascii="Arial" w:hAnsi="Arial" w:cs="Arial"/>
-          <w:sz w:val="28"/>
-          <w:szCs w:val="28"/>
-          <w:lang w:val="en-US"/>
-        </w:rPr>
-      </w:pPr>
-      <w:ins w:id="121" w:author="Проект новой редакции" w:date="2026-10-23T13:45:00Z">
+          <w:ins w:id="120" w:author="Проект новой редакции" w:date="2026-10-23T13:54:00Z"/>
+          <w:rFonts w:ascii="Arial" w:hAnsi="Arial" w:cs="Arial"/>
+          <w:sz w:val="28"/>
+          <w:szCs w:val="28"/>
+          <w:lang w:val="en-US"/>
+        </w:rPr>
+      </w:pPr>
+      <w:ins w:id="121" w:author="Проект новой редакции" w:date="2026-10-23T13:54:00Z">
         <w:r>
           <w:rPr>
             <w:rFonts w:ascii="Arial" w:hAnsi="Arial" w:cs="Arial"/>
@@ -6278,14 +6278,14 @@
         <w:ind w:firstLine="709"/>
         <w:jc w:val="both"/>
         <w:rPr>
-          <w:ins w:id="122" w:author="Проект новой редакции" w:date="2026-10-23T13:45:00Z"/>
-          <w:rFonts w:ascii="Arial" w:hAnsi="Arial" w:cs="Arial"/>
-          <w:sz w:val="28"/>
-          <w:szCs w:val="28"/>
-          <w:lang w:val="en-US"/>
-        </w:rPr>
-      </w:pPr>
-      <w:ins w:id="123" w:author="Проект новой редакции" w:date="2026-10-23T13:45:00Z">
+          <w:ins w:id="122" w:author="Проект новой редакции" w:date="2026-10-23T13:54:00Z"/>
+          <w:rFonts w:ascii="Arial" w:hAnsi="Arial" w:cs="Arial"/>
+          <w:sz w:val="28"/>
+          <w:szCs w:val="28"/>
+          <w:lang w:val="en-US"/>
+        </w:rPr>
+      </w:pPr>
+      <w:ins w:id="123" w:author="Проект новой редакции" w:date="2026-10-23T13:54:00Z">
         <w:r>
           <w:rPr>
             <w:rFonts w:ascii="Arial" w:hAnsi="Arial" w:cs="Arial"/>
@@ -6303,14 +6303,14 @@
         <w:ind w:firstLine="709"/>
         <w:jc w:val="both"/>
         <w:rPr>
-          <w:ins w:id="124" w:author="Проект новой редакции" w:date="2026-10-23T13:45:00Z"/>
-          <w:rFonts w:ascii="Arial" w:hAnsi="Arial" w:cs="Arial"/>
-          <w:sz w:val="28"/>
-          <w:szCs w:val="28"/>
-          <w:lang w:val="en-US"/>
-        </w:rPr>
-      </w:pPr>
-      <w:ins w:id="125" w:author="Проект новой редакции" w:date="2026-10-23T13:45:00Z">
+          <w:ins w:id="124" w:author="Проект новой редакции" w:date="2026-10-23T13:54:00Z"/>
+          <w:rFonts w:ascii="Arial" w:hAnsi="Arial" w:cs="Arial"/>
+          <w:sz w:val="28"/>
+          <w:szCs w:val="28"/>
+          <w:lang w:val="en-US"/>
+        </w:rPr>
+      </w:pPr>
+      <w:ins w:id="125" w:author="Проект новой редакции" w:date="2026-10-23T13:54:00Z">
         <w:r>
           <w:rPr>
             <w:rFonts w:ascii="Arial" w:hAnsi="Arial" w:cs="Arial"/>
@@ -6344,7 +6344,7 @@
           <w:lang w:val="en-US"/>
         </w:rPr>
       </w:pPr>
-      <w:ins w:id="126" w:author="Проект новой редакции" w:date="2026-10-23T13:45:00Z">
+      <w:ins w:id="126" w:author="Проект новой редакции" w:date="2026-10-23T13:54:00Z">
         <w:r>
           <w:rPr>
             <w:rFonts w:ascii="Arial" w:hAnsi="Arial" w:cs="Arial"/>
@@ -7171,7 +7171,7 @@
         </w:rPr>
         <w:t xml:space="preserve"> of the Guardian</w:t>
       </w:r>
-      <w:ins w:id="127" w:author="Проект новой редакции" w:date="2026-10-23T13:45:00Z">
+      <w:ins w:id="127" w:author="Проект новой редакции" w:date="2026-10-23T13:54:00Z">
         <w:r>
           <w:rPr>
             <w:rFonts w:ascii="Arial" w:hAnsi="Arial" w:cs="Arial"/>
@@ -7182,7 +7182,7 @@
           <w:t>, including the Supreme Guardian;</w:t>
         </w:r>
       </w:ins>
-      <w:del w:id="128" w:author="Проект новой редакции" w:date="2026-10-23T13:45:00Z">
+      <w:del w:id="128" w:author="Проект новой редакции" w:date="2026-10-23T13:54:00Z">
         <w:r>
           <w:rPr>
             <w:rFonts w:ascii="Arial" w:hAnsi="Arial" w:cs="Arial"/>
@@ -7224,7 +7224,7 @@
         </w:rPr>
         <w:t xml:space="preserve"> pursuant to section 2.1.(b) </w:t>
       </w:r>
-      <w:ins w:id="129" w:author="Проект новой редакции" w:date="2026-10-23T13:45:00Z">
+      <w:ins w:id="129" w:author="Проект новой редакции" w:date="2026-10-23T13:54:00Z">
         <w:r>
           <w:rPr>
             <w:rFonts w:ascii="Arial" w:hAnsi="Arial" w:cs="Arial"/>
@@ -7302,7 +7302,7 @@
         </w:rPr>
         <w:t xml:space="preserve"> </w:t>
       </w:r>
-      <w:ins w:id="130" w:author="Проект новой редакции" w:date="2026-10-23T13:45:00Z">
+      <w:ins w:id="130" w:author="Проект новой редакции" w:date="2026-10-23T13:54:00Z">
         <w:r>
           <w:rPr>
             <w:rFonts w:ascii="Arial" w:hAnsi="Arial" w:cs="Arial"/>
@@ -7322,7 +7322,7 @@
         </w:rPr>
         <w:t>Guardian by notice to the Founder</w:t>
       </w:r>
-      <w:ins w:id="131" w:author="Проект новой редакции" w:date="2026-10-23T13:45:00Z">
+      <w:ins w:id="131" w:author="Проект новой редакции" w:date="2026-10-23T13:54:00Z">
         <w:r>
           <w:rPr>
             <w:rFonts w:ascii="Arial" w:hAnsi="Arial" w:cs="Arial"/>
@@ -7342,7 +7342,7 @@
         </w:rPr>
         <w:t xml:space="preserve"> provided that a replacement</w:t>
       </w:r>
-      <w:del w:id="132" w:author="Проект новой редакции" w:date="2026-10-23T13:45:00Z">
+      <w:del w:id="132" w:author="Проект новой редакции" w:date="2026-10-23T13:54:00Z">
         <w:r>
           <w:rPr>
             <w:rFonts w:ascii="Arial" w:hAnsi="Arial" w:cs="Arial"/>
@@ -7513,7 +7513,7 @@
         </w:rPr>
         <w:t xml:space="preserve">.3. </w:t>
       </w:r>
-      <w:ins w:id="133" w:author="Проект новой редакции" w:date="2026-10-23T13:45:00Z">
+      <w:ins w:id="133" w:author="Проект новой редакции" w:date="2026-10-23T13:54:00Z">
         <w:r>
           <w:rPr>
             <w:rFonts w:ascii="Arial" w:hAnsi="Arial" w:cs="Arial"/>
@@ -7524,7 +7524,7 @@
           <w:t xml:space="preserve">The Supreme </w:t>
         </w:r>
       </w:ins>
-      <w:del w:id="134" w:author="Проект новой редакции" w:date="2026-10-23T13:45:00Z">
+      <w:del w:id="134" w:author="Проект новой редакции" w:date="2026-10-23T13:54:00Z">
         <w:r>
           <w:rPr>
             <w:rFonts w:ascii="Arial" w:hAnsi="Arial" w:cs="Arial"/>
@@ -7544,7 +7544,7 @@
         </w:rPr>
         <w:t xml:space="preserve">Guardian </w:t>
       </w:r>
-      <w:del w:id="135" w:author="Проект новой редакции" w:date="2026-10-23T13:45:00Z">
+      <w:del w:id="135" w:author="Проект новой редакции" w:date="2026-10-23T13:54:00Z">
         <w:r>
           <w:rPr>
             <w:rFonts w:ascii="Arial" w:hAnsi="Arial" w:cs="Arial"/>
@@ -7564,7 +7564,7 @@
         </w:rPr>
         <w:t>may automatically be re-appointed for a new period with written approval of the Founder</w:t>
       </w:r>
-      <w:ins w:id="136" w:author="Проект новой редакции" w:date="2026-10-23T13:45:00Z">
+      <w:ins w:id="136" w:author="Проект новой редакции" w:date="2026-10-23T13:54:00Z">
         <w:r>
           <w:rPr>
             <w:rFonts w:ascii="Arial" w:hAnsi="Arial" w:cs="Arial"/>
@@ -7771,7 +7771,7 @@
         </w:rPr>
         <w:t xml:space="preserve">erson is also a member of the </w:t>
       </w:r>
-      <w:ins w:id="137" w:author="Проект новой редакции" w:date="2026-10-23T13:45:00Z">
+      <w:ins w:id="137" w:author="Проект новой редакции" w:date="2026-10-23T13:54:00Z">
         <w:r>
           <w:rPr>
             <w:rFonts w:ascii="Arial" w:hAnsi="Arial" w:cs="Arial"/>
@@ -7782,7 +7782,7 @@
           <w:t>Management</w:t>
         </w:r>
       </w:ins>
-      <w:del w:id="138" w:author="Проект новой редакции" w:date="2026-10-23T13:45:00Z">
+      <w:del w:id="138" w:author="Проект новой редакции" w:date="2026-10-23T13:54:00Z">
         <w:r>
           <w:rPr>
             <w:rFonts w:ascii="Arial" w:hAnsi="Arial" w:cs="Arial"/>
@@ -7809,14 +7809,14 @@
         <w:ind w:firstLine="709"/>
         <w:jc w:val="both"/>
         <w:rPr>
-          <w:ins w:id="139" w:author="Проект новой редакции" w:date="2026-10-23T13:45:00Z"/>
-          <w:rFonts w:ascii="Arial" w:hAnsi="Arial" w:cs="Arial"/>
-          <w:sz w:val="28"/>
-          <w:szCs w:val="28"/>
-          <w:lang w:val="en-US"/>
-        </w:rPr>
-      </w:pPr>
-      <w:ins w:id="140" w:author="Проект новой редакции" w:date="2026-10-23T13:45:00Z">
+          <w:ins w:id="139" w:author="Проект новой редакции" w:date="2026-10-23T13:54:00Z"/>
+          <w:rFonts w:ascii="Arial" w:hAnsi="Arial" w:cs="Arial"/>
+          <w:sz w:val="28"/>
+          <w:szCs w:val="28"/>
+          <w:lang w:val="en-US"/>
+        </w:rPr>
+      </w:pPr>
+      <w:ins w:id="140" w:author="Проект новой редакции" w:date="2026-10-23T13:54:00Z">
         <w:r>
           <w:rPr>
             <w:rFonts w:ascii="Arial" w:hAnsi="Arial" w:cs="Arial"/>
@@ -8050,7 +8050,7 @@
         </w:rPr>
         <w:t xml:space="preserve"> on the position of </w:t>
       </w:r>
-      <w:ins w:id="141" w:author="Проект новой редакции" w:date="2026-10-23T13:45:00Z">
+      <w:ins w:id="141" w:author="Проект новой редакции" w:date="2026-10-23T13:54:00Z">
         <w:r>
           <w:rPr>
             <w:rFonts w:ascii="Arial" w:hAnsi="Arial" w:cs="Arial"/>
@@ -8070,7 +8070,7 @@
           <w:t>;</w:t>
         </w:r>
       </w:ins>
-      <w:del w:id="142" w:author="Проект новой редакции" w:date="2026-10-23T13:45:00Z">
+      <w:del w:id="142" w:author="Проект новой редакции" w:date="2026-10-23T13:54:00Z">
         <w:r>
           <w:rPr>
             <w:rFonts w:ascii="Arial" w:hAnsi="Arial" w:cs="Arial"/>
@@ -8103,7 +8103,7 @@
         </w:rPr>
         <w:t xml:space="preserve">b) </w:t>
       </w:r>
-      <w:ins w:id="143" w:author="Проект новой редакции" w:date="2026-10-23T13:45:00Z">
+      <w:ins w:id="143" w:author="Проект новой редакции" w:date="2026-10-23T13:54:00Z">
         <w:r>
           <w:rPr>
             <w:rFonts w:ascii="Arial" w:hAnsi="Arial" w:cs="Arial"/>
@@ -8123,18 +8123,18 @@
         </w:rPr>
         <w:t xml:space="preserve">Council on the position of </w:t>
       </w:r>
-      <w:ins w:id="144" w:author="Проект новой редакции" w:date="2026-10-23T13:45:00Z">
-        <w:r>
-          <w:rPr>
-            <w:rFonts w:ascii="Arial" w:hAnsi="Arial" w:cs="Arial"/>
-            <w:sz w:val="28"/>
-            <w:szCs w:val="28"/>
-            <w:lang w:val="en-US"/>
-          </w:rPr>
-          <w:t>Deputy CEO for Strategy and Projects</w:t>
+      <w:ins w:id="144" w:author="Проект новой редакции" w:date="2026-10-23T13:54:00Z">
+        <w:r>
+          <w:rPr>
+            <w:rFonts w:ascii="Arial" w:hAnsi="Arial" w:cs="Arial"/>
+            <w:sz w:val="28"/>
+            <w:szCs w:val="28"/>
+            <w:lang w:val="en-US"/>
+          </w:rPr>
+          <w:t>Deputy CEO</w:t>
         </w:r>
       </w:ins>
-      <w:del w:id="145" w:author="Проект новой редакции" w:date="2026-10-23T13:45:00Z">
+      <w:del w:id="145" w:author="Проект новой редакции" w:date="2026-10-23T13:54:00Z">
         <w:r>
           <w:rPr>
             <w:rFonts w:ascii="Arial" w:hAnsi="Arial" w:cs="Arial"/>
@@ -8161,7 +8161,7 @@
         <w:ind w:firstLine="993"/>
         <w:jc w:val="both"/>
         <w:rPr>
-          <w:del w:id="146" w:author="Проект новой редакции" w:date="2026-10-23T13:45:00Z"/>
+          <w:del w:id="146" w:author="Проект новой редакции" w:date="2026-10-23T13:54:00Z"/>
           <w:rFonts w:ascii="Arial" w:hAnsi="Arial" w:cs="Arial"/>
           <w:sz w:val="28"/>
           <w:szCs w:val="28"/>
@@ -8177,7 +8177,7 @@
         </w:rPr>
         <w:t xml:space="preserve">c) </w:t>
       </w:r>
-      <w:ins w:id="147" w:author="Проект новой редакции" w:date="2026-10-23T13:45:00Z">
+      <w:ins w:id="147" w:author="Проект новой редакции" w:date="2026-10-23T13:54:00Z">
         <w:r>
           <w:rPr>
             <w:rFonts w:ascii="Arial" w:hAnsi="Arial" w:cs="Arial"/>
@@ -8197,7 +8197,7 @@
         </w:rPr>
         <w:t xml:space="preserve">Council on </w:t>
       </w:r>
-      <w:ins w:id="148" w:author="Проект новой редакции" w:date="2026-10-23T13:45:00Z">
+      <w:ins w:id="148" w:author="Проект новой редакции" w:date="2026-10-23T13:54:00Z">
         <w:r>
           <w:rPr>
             <w:rFonts w:ascii="Arial" w:hAnsi="Arial" w:cs="Arial"/>
@@ -8217,7 +8217,7 @@
         </w:rPr>
         <w:t>position</w:t>
       </w:r>
-      <w:del w:id="149" w:author="Проект новой редакции" w:date="2026-10-23T13:45:00Z">
+      <w:del w:id="149" w:author="Проект новой редакции" w:date="2026-10-23T13:54:00Z">
         <w:r>
           <w:rPr>
             <w:rFonts w:ascii="Arial" w:hAnsi="Arial" w:cs="Arial"/>
@@ -8241,7 +8241,7 @@
           <w:lang w:val="en-US"/>
         </w:rPr>
       </w:pPr>
-      <w:del w:id="150" w:author="Проект новой редакции" w:date="2026-10-23T13:45:00Z">
+      <w:del w:id="150" w:author="Проект новой редакции" w:date="2026-10-23T13:54:00Z">
         <w:r>
           <w:rPr>
             <w:rFonts w:ascii="Arial" w:hAnsi="Arial" w:cs="Arial"/>
@@ -8261,7 +8261,7 @@
         </w:rPr>
         <w:t xml:space="preserve"> of </w:t>
       </w:r>
-      <w:ins w:id="151" w:author="Проект новой редакции" w:date="2026-10-23T13:45:00Z">
+      <w:ins w:id="151" w:author="Проект новой редакции" w:date="2026-10-23T13:54:00Z">
         <w:r>
           <w:rPr>
             <w:rFonts w:ascii="Arial" w:hAnsi="Arial" w:cs="Arial"/>
@@ -8272,7 +8272,7 @@
           <w:t>Deputy CEO on administrative issues</w:t>
         </w:r>
       </w:ins>
-      <w:del w:id="152" w:author="Проект новой редакции" w:date="2026-10-23T13:45:00Z">
+      <w:del w:id="152" w:author="Проект новой редакции" w:date="2026-10-23T13:54:00Z">
         <w:r>
           <w:rPr>
             <w:rFonts w:ascii="Arial" w:hAnsi="Arial" w:cs="Arial"/>
@@ -8404,7 +8404,7 @@
         </w:rPr>
         <w:t xml:space="preserve">According to section </w:t>
       </w:r>
-      <w:ins w:id="153" w:author="Проект новой редакции" w:date="2026-10-23T13:45:00Z">
+      <w:ins w:id="153" w:author="Проект новой редакции" w:date="2026-10-23T13:54:00Z">
         <w:r>
           <w:rPr>
             <w:rFonts w:ascii="Arial" w:hAnsi="Arial" w:cs="Arial"/>
@@ -8424,7 +8424,7 @@
         </w:rPr>
         <w:t>5</w:t>
       </w:r>
-      <w:ins w:id="154" w:author="Проект новой редакции" w:date="2026-10-23T13:45:00Z">
+      <w:ins w:id="154" w:author="Проект новой редакции" w:date="2026-10-23T13:54:00Z">
         <w:r>
           <w:rPr>
             <w:rFonts w:ascii="Arial" w:hAnsi="Arial" w:cs="Arial"/>
@@ -8435,7 +8435,7 @@
           <w:t>.(a),</w:t>
         </w:r>
       </w:ins>
-      <w:del w:id="155" w:author="Проект новой редакции" w:date="2026-10-23T13:45:00Z">
+      <w:del w:id="155" w:author="Проект новой редакции" w:date="2026-10-23T13:54:00Z">
         <w:r>
           <w:rPr>
             <w:rFonts w:ascii="Arial" w:hAnsi="Arial" w:cs="Arial"/>
@@ -8504,7 +8504,7 @@
         </w:rPr>
         <w:t>Council on the position of CEO, for the period of “</w:t>
       </w:r>
-      <w:ins w:id="156" w:author="Проект новой редакции" w:date="2026-10-23T13:45:00Z">
+      <w:ins w:id="156" w:author="Проект новой редакции" w:date="2026-10-23T13:54:00Z">
         <w:r>
           <w:rPr>
             <w:rFonts w:ascii="Arial" w:hAnsi="Arial" w:cs="Arial"/>
@@ -8515,7 +8515,7 @@
           <w:t>4</w:t>
         </w:r>
       </w:ins>
-      <w:del w:id="157" w:author="Проект новой редакции" w:date="2026-10-23T13:45:00Z">
+      <w:del w:id="157" w:author="Проект новой редакции" w:date="2026-10-23T13:54:00Z">
         <w:r>
           <w:rPr>
             <w:rFonts w:ascii="Arial" w:hAnsi="Arial" w:cs="Arial"/>
@@ -8542,7 +8542,6 @@
         <w:ind w:firstLine="993"/>
         <w:jc w:val="both"/>
         <w:rPr>
-          <w:del w:id="158" w:author="Проект новой редакции" w:date="2026-10-23T13:45:00Z"/>
           <w:rFonts w:ascii="Arial" w:hAnsi="Arial" w:cs="Arial"/>
           <w:sz w:val="28"/>
           <w:szCs w:val="28"/>
@@ -8558,18 +8557,18 @@
         </w:rPr>
         <w:t xml:space="preserve">b) Council on the position of </w:t>
       </w:r>
-      <w:ins w:id="159" w:author="Проект новой редакции" w:date="2026-10-23T13:45:00Z">
-        <w:r>
-          <w:rPr>
-            <w:rFonts w:ascii="Arial" w:hAnsi="Arial" w:cs="Arial"/>
-            <w:sz w:val="28"/>
-            <w:szCs w:val="28"/>
-            <w:lang w:val="en-US"/>
-          </w:rPr>
-          <w:t>Deputy CEO for Strategy and Projects</w:t>
+      <w:ins w:id="158" w:author="Проект новой редакции" w:date="2026-10-23T13:54:00Z">
+        <w:r>
+          <w:rPr>
+            <w:rFonts w:ascii="Arial" w:hAnsi="Arial" w:cs="Arial"/>
+            <w:sz w:val="28"/>
+            <w:szCs w:val="28"/>
+            <w:lang w:val="en-US"/>
+          </w:rPr>
+          <w:t>Deputy CEO</w:t>
         </w:r>
       </w:ins>
-      <w:del w:id="160" w:author="Проект новой редакции" w:date="2026-10-23T13:45:00Z">
+      <w:del w:id="159" w:author="Проект новой редакции" w:date="2026-10-23T13:54:00Z">
         <w:r>
           <w:rPr>
             <w:rFonts w:ascii="Arial" w:hAnsi="Arial" w:cs="Arial"/>
@@ -8589,7 +8588,7 @@
         </w:rPr>
         <w:t>, for the period of “</w:t>
       </w:r>
-      <w:ins w:id="161" w:author="Проект новой редакции" w:date="2026-10-23T13:45:00Z">
+      <w:ins w:id="160" w:author="Проект новой редакции" w:date="2026-10-23T13:54:00Z">
         <w:r>
           <w:rPr>
             <w:rFonts w:ascii="Arial" w:hAnsi="Arial" w:cs="Arial"/>
@@ -8600,7 +8599,7 @@
           <w:t>2</w:t>
         </w:r>
       </w:ins>
-      <w:del w:id="162" w:author="Проект новой редакции" w:date="2026-10-23T13:45:00Z">
+      <w:del w:id="161" w:author="Проект новой редакции" w:date="2026-10-23T13:54:00Z">
         <w:r>
           <w:rPr>
             <w:rFonts w:ascii="Arial" w:hAnsi="Arial" w:cs="Arial"/>
@@ -8610,6 +8609,111 @@
           </w:rPr>
           <w:delText>4</w:delText>
         </w:r>
+      </w:del>
+      <w:r>
+        <w:rPr>
+          <w:rFonts w:ascii="Arial" w:hAnsi="Arial" w:cs="Arial"/>
+          <w:sz w:val="28"/>
+          <w:szCs w:val="28"/>
+          <w:lang w:val="en-US"/>
+        </w:rPr>
+        <w:t>” years from the date of appointment and written consent;</w:t>
+      </w:r>
+    </w:p>
+    <w:p>
+      <w:pPr>
+        <w:spacing w:after="0" w:line="240" w:lineRule="auto"/>
+        <w:ind w:firstLine="993"/>
+        <w:jc w:val="both"/>
+        <w:rPr>
+          <w:del w:id="162" w:author="Проект новой редакции" w:date="2026-10-23T13:54:00Z"/>
+          <w:rFonts w:ascii="Arial" w:hAnsi="Arial" w:cs="Arial"/>
+          <w:sz w:val="28"/>
+          <w:szCs w:val="28"/>
+          <w:lang w:val="en-US"/>
+        </w:rPr>
+      </w:pPr>
+      <w:r>
+        <w:rPr>
+          <w:rFonts w:ascii="Arial" w:hAnsi="Arial" w:cs="Arial"/>
+          <w:sz w:val="28"/>
+          <w:szCs w:val="28"/>
+          <w:lang w:val="en-US"/>
+        </w:rPr>
+        <w:t xml:space="preserve">c) Council on </w:t>
+      </w:r>
+      <w:ins w:id="163" w:author="Проект новой редакции" w:date="2026-10-23T13:54:00Z">
+        <w:r>
+          <w:rPr>
+            <w:rFonts w:ascii="Arial" w:hAnsi="Arial" w:cs="Arial"/>
+            <w:sz w:val="28"/>
+            <w:szCs w:val="28"/>
+            <w:lang w:val="en-US"/>
+          </w:rPr>
+          <w:t xml:space="preserve">the </w:t>
+        </w:r>
+      </w:ins>
+      <w:r>
+        <w:rPr>
+          <w:rFonts w:ascii="Arial" w:hAnsi="Arial" w:cs="Arial"/>
+          <w:sz w:val="28"/>
+          <w:szCs w:val="28"/>
+          <w:lang w:val="en-US"/>
+        </w:rPr>
+        <w:t xml:space="preserve">position of </w:t>
+      </w:r>
+      <w:ins w:id="164" w:author="Проект новой редакции" w:date="2026-10-23T13:54:00Z">
+        <w:r>
+          <w:rPr>
+            <w:rFonts w:ascii="Arial" w:hAnsi="Arial" w:cs="Arial"/>
+            <w:sz w:val="28"/>
+            <w:szCs w:val="28"/>
+            <w:lang w:val="en-US"/>
+          </w:rPr>
+          <w:t>Deputy CEO on administrative issues</w:t>
+        </w:r>
+      </w:ins>
+      <w:del w:id="165" w:author="Проект новой редакции" w:date="2026-10-23T13:54:00Z">
+        <w:r>
+          <w:rPr>
+            <w:rFonts w:ascii="Arial" w:hAnsi="Arial" w:cs="Arial"/>
+            <w:sz w:val="28"/>
+            <w:szCs w:val="28"/>
+            <w:lang w:val="en-US"/>
+          </w:rPr>
+          <w:delText>Chief Financial Officer</w:delText>
+        </w:r>
+      </w:del>
+      <w:r>
+        <w:rPr>
+          <w:rFonts w:ascii="Arial" w:hAnsi="Arial" w:cs="Arial"/>
+          <w:sz w:val="28"/>
+          <w:szCs w:val="28"/>
+          <w:lang w:val="en-US"/>
+        </w:rPr>
+        <w:t>, for the period of “</w:t>
+      </w:r>
+      <w:ins w:id="166" w:author="Проект новой редакции" w:date="2026-10-23T13:54:00Z">
+        <w:r>
+          <w:rPr>
+            <w:rFonts w:ascii="Arial" w:hAnsi="Arial" w:cs="Arial"/>
+            <w:sz w:val="28"/>
+            <w:szCs w:val="28"/>
+            <w:lang w:val="en-US"/>
+          </w:rPr>
+          <w:t>2</w:t>
+        </w:r>
+      </w:ins>
+      <w:del w:id="167" w:author="Проект новой редакции" w:date="2026-10-23T13:54:00Z">
+        <w:r>
+          <w:rPr>
+            <w:rFonts w:ascii="Arial" w:hAnsi="Arial" w:cs="Arial"/>
+            <w:sz w:val="28"/>
+            <w:szCs w:val="28"/>
+            <w:lang w:val="en-US"/>
+          </w:rPr>
+          <w:delText>4</w:delText>
+        </w:r>
         <w:r>
           <w:rPr>
             <w:rFonts w:ascii="Arial" w:hAnsi="Arial" w:cs="Arial"/>
@@ -8633,15 +8737,15 @@
           <w:lang w:val="en-US"/>
         </w:rPr>
       </w:pPr>
-      <w:del w:id="163" w:author="Проект новой редакции" w:date="2026-10-23T13:45:00Z">
-        <w:r>
-          <w:rPr>
-            <w:rFonts w:ascii="Arial" w:hAnsi="Arial" w:cs="Arial"/>
-            <w:sz w:val="28"/>
-            <w:szCs w:val="28"/>
-            <w:lang w:val="en-US"/>
-          </w:rPr>
-          <w:delText>c) Council on position of Chief Financial Officer, for the period of “</w:delText>
+      <w:del w:id="168" w:author="Проект новой редакции" w:date="2026-10-23T13:54:00Z">
+        <w:r>
+          <w:rPr>
+            <w:rFonts w:ascii="Arial" w:hAnsi="Arial" w:cs="Arial"/>
+            <w:sz w:val="28"/>
+            <w:szCs w:val="28"/>
+            <w:lang w:val="en-US"/>
+          </w:rPr>
+          <w:delText>d) Council on position of Head of Project Office, for the period of “</w:delText>
         </w:r>
         <w:r>
           <w:rPr>
@@ -8660,897 +8764,771 @@
           <w:szCs w:val="28"/>
           <w:lang w:val="en-US"/>
         </w:rPr>
-        <w:t>” years from the date of appointment and written consent;</w:t>
-      </w:r>
-    </w:p>
-    <w:p>
-      <w:pPr>
-        <w:spacing w:after="0" w:line="240" w:lineRule="auto"/>
-        <w:ind w:firstLine="993"/>
-        <w:jc w:val="both"/>
-        <w:rPr>
-          <w:rFonts w:ascii="Arial" w:hAnsi="Arial" w:cs="Arial"/>
-          <w:sz w:val="28"/>
-          <w:szCs w:val="28"/>
-          <w:lang w:val="en-US"/>
-        </w:rPr>
-      </w:pPr>
-      <w:ins w:id="164" w:author="Проект новой редакции" w:date="2026-10-23T13:45:00Z">
-        <w:r>
-          <w:rPr>
-            <w:rFonts w:ascii="Arial" w:hAnsi="Arial" w:cs="Arial"/>
-            <w:sz w:val="28"/>
-            <w:szCs w:val="28"/>
-            <w:lang w:val="en-US"/>
-          </w:rPr>
-          <w:t>c</w:t>
+        <w:t>” years from the date of appointment and written consent</w:t>
+      </w:r>
+      <w:r>
+        <w:rPr>
+          <w:rFonts w:ascii="Arial" w:hAnsi="Arial" w:cs="Arial"/>
+          <w:sz w:val="28"/>
+          <w:szCs w:val="28"/>
+          <w:lang w:val="en-US"/>
+        </w:rPr>
+        <w:t>.</w:t>
+      </w:r>
+    </w:p>
+    <w:p>
+      <w:pPr>
+        <w:spacing w:after="0" w:line="240" w:lineRule="auto"/>
+        <w:ind w:firstLine="709"/>
+        <w:jc w:val="both"/>
+        <w:rPr>
+          <w:rFonts w:ascii="Arial" w:hAnsi="Arial" w:cs="Arial"/>
+          <w:b/>
+          <w:sz w:val="28"/>
+          <w:szCs w:val="28"/>
+          <w:lang w:val="en-US"/>
+        </w:rPr>
+      </w:pPr>
+    </w:p>
+    <w:p>
+      <w:pPr>
+        <w:spacing w:after="0" w:line="240" w:lineRule="auto"/>
+        <w:ind w:firstLine="709"/>
+        <w:jc w:val="both"/>
+        <w:rPr>
+          <w:rFonts w:ascii="Arial" w:hAnsi="Arial" w:cs="Arial"/>
+          <w:sz w:val="28"/>
+          <w:szCs w:val="28"/>
+          <w:lang w:val="en-US"/>
+        </w:rPr>
+      </w:pPr>
+      <w:r>
+        <w:rPr>
+          <w:rFonts w:ascii="Arial" w:hAnsi="Arial" w:cs="Arial"/>
+          <w:sz w:val="28"/>
+          <w:szCs w:val="28"/>
+          <w:lang w:val="en-US"/>
+        </w:rPr>
+        <w:t>7</w:t>
+      </w:r>
+      <w:r>
+        <w:rPr>
+          <w:rFonts w:ascii="Arial" w:hAnsi="Arial" w:cs="Arial"/>
+          <w:sz w:val="28"/>
+          <w:szCs w:val="28"/>
+          <w:lang w:val="en-US"/>
+        </w:rPr>
+        <w:t>.2. Chairman of the Management</w:t>
+      </w:r>
+      <w:r>
+        <w:rPr>
+          <w:rFonts w:ascii="Arial" w:hAnsi="Arial" w:cs="Arial"/>
+          <w:sz w:val="28"/>
+          <w:szCs w:val="28"/>
+          <w:lang w:val="kk-KZ"/>
+        </w:rPr>
+        <w:t xml:space="preserve"> </w:t>
+      </w:r>
+      <w:r>
+        <w:rPr>
+          <w:rFonts w:ascii="Arial" w:hAnsi="Arial" w:cs="Arial"/>
+          <w:sz w:val="28"/>
+          <w:szCs w:val="28"/>
+          <w:lang w:val="en-US"/>
+        </w:rPr>
+        <w:t xml:space="preserve">Council may </w:t>
+      </w:r>
+      <w:r>
+        <w:rPr>
+          <w:rFonts w:ascii="Arial" w:hAnsi="Arial" w:cs="Arial"/>
+          <w:sz w:val="28"/>
+          <w:szCs w:val="28"/>
+          <w:lang w:val="en-US"/>
+        </w:rPr>
+        <w:t xml:space="preserve">suggest to the Supreme Guardian </w:t>
+      </w:r>
+      <w:r>
+        <w:rPr>
+          <w:rFonts w:ascii="Arial" w:hAnsi="Arial" w:cs="Arial"/>
+          <w:sz w:val="28"/>
+          <w:szCs w:val="28"/>
+          <w:lang w:val="en-US"/>
+        </w:rPr>
+        <w:t>appoint</w:t>
+      </w:r>
+      <w:r>
+        <w:rPr>
+          <w:rFonts w:ascii="Arial" w:hAnsi="Arial" w:cs="Arial"/>
+          <w:sz w:val="28"/>
+          <w:szCs w:val="28"/>
+          <w:lang w:val="en-US"/>
+        </w:rPr>
+        <w:t xml:space="preserve"> or</w:t>
+      </w:r>
+      <w:r>
+        <w:rPr>
+          <w:rFonts w:ascii="Arial" w:hAnsi="Arial" w:cs="Arial"/>
+          <w:sz w:val="28"/>
+          <w:szCs w:val="28"/>
+          <w:lang w:val="en-US"/>
+        </w:rPr>
+        <w:t xml:space="preserve"> remove additional Management Council member for the purpose of reaching Foundation’s objects</w:t>
+      </w:r>
+      <w:r>
+        <w:rPr>
+          <w:rFonts w:ascii="Arial" w:hAnsi="Arial" w:cs="Arial"/>
+          <w:sz w:val="28"/>
+          <w:szCs w:val="28"/>
+          <w:lang w:val="en-US"/>
+        </w:rPr>
+        <w:t xml:space="preserve"> and a period he/she sees fit.</w:t>
+      </w:r>
+      <w:r>
+        <w:rPr>
+          <w:rFonts w:ascii="Arial" w:hAnsi="Arial" w:cs="Arial"/>
+          <w:sz w:val="28"/>
+          <w:szCs w:val="28"/>
+          <w:lang w:val="en-US"/>
+        </w:rPr>
+        <w:t xml:space="preserve"> </w:t>
+      </w:r>
+    </w:p>
+    <w:p>
+      <w:pPr>
+        <w:spacing w:after="0" w:line="240" w:lineRule="auto"/>
+        <w:ind w:firstLine="709"/>
+        <w:jc w:val="both"/>
+        <w:rPr>
+          <w:rFonts w:ascii="Arial" w:hAnsi="Arial" w:cs="Arial"/>
+          <w:b/>
+          <w:sz w:val="28"/>
+          <w:szCs w:val="28"/>
+          <w:lang w:val="en-US"/>
+        </w:rPr>
+      </w:pPr>
+    </w:p>
+    <w:p>
+      <w:pPr>
+        <w:spacing w:after="0" w:line="240" w:lineRule="auto"/>
+        <w:ind w:firstLine="709"/>
+        <w:jc w:val="both"/>
+        <w:rPr>
+          <w:rFonts w:ascii="Arial" w:hAnsi="Arial" w:cs="Arial"/>
+          <w:sz w:val="28"/>
+          <w:szCs w:val="28"/>
+          <w:lang w:val="en-US"/>
+        </w:rPr>
+      </w:pPr>
+      <w:r>
+        <w:rPr>
+          <w:rFonts w:ascii="Arial" w:hAnsi="Arial" w:cs="Arial"/>
+          <w:sz w:val="28"/>
+          <w:szCs w:val="28"/>
+          <w:lang w:val="en-US"/>
+        </w:rPr>
+        <w:t>7</w:t>
+      </w:r>
+      <w:r>
+        <w:rPr>
+          <w:rFonts w:ascii="Arial" w:hAnsi="Arial" w:cs="Arial"/>
+          <w:sz w:val="28"/>
+          <w:szCs w:val="28"/>
+          <w:lang w:val="en-US"/>
+        </w:rPr>
+        <w:t>.</w:t>
+      </w:r>
+      <w:r>
+        <w:rPr>
+          <w:rFonts w:ascii="Arial" w:hAnsi="Arial" w:cs="Arial"/>
+          <w:sz w:val="28"/>
+          <w:szCs w:val="28"/>
+          <w:lang w:val="en-US"/>
+        </w:rPr>
+        <w:t>3</w:t>
+      </w:r>
+      <w:r>
+        <w:rPr>
+          <w:rFonts w:ascii="Arial" w:hAnsi="Arial" w:cs="Arial"/>
+          <w:sz w:val="28"/>
+          <w:szCs w:val="28"/>
+          <w:lang w:val="en-US"/>
+        </w:rPr>
+        <w:t>.</w:t>
+      </w:r>
+      <w:r>
+        <w:rPr>
+          <w:rFonts w:ascii="Arial" w:hAnsi="Arial" w:cs="Arial"/>
+          <w:sz w:val="28"/>
+          <w:szCs w:val="28"/>
+          <w:lang w:val="en-US"/>
+        </w:rPr>
+        <w:t xml:space="preserve"> A Founder or a body corporate may be appointed as a member of the Management Council.</w:t>
+      </w:r>
+    </w:p>
+    <w:p>
+      <w:pPr>
+        <w:spacing w:after="0" w:line="240" w:lineRule="auto"/>
+        <w:ind w:firstLine="709"/>
+        <w:jc w:val="both"/>
+        <w:rPr>
+          <w:rFonts w:ascii="Arial" w:hAnsi="Arial" w:cs="Arial"/>
+          <w:sz w:val="28"/>
+          <w:szCs w:val="28"/>
+          <w:lang w:val="en-US"/>
+        </w:rPr>
+      </w:pPr>
+    </w:p>
+    <w:p>
+      <w:pPr>
+        <w:spacing w:after="0" w:line="240" w:lineRule="auto"/>
+        <w:ind w:firstLine="709"/>
+        <w:jc w:val="both"/>
+        <w:rPr>
+          <w:rFonts w:ascii="Arial" w:hAnsi="Arial" w:cs="Arial"/>
+          <w:sz w:val="28"/>
+          <w:szCs w:val="28"/>
+          <w:lang w:val="en-US"/>
+        </w:rPr>
+      </w:pPr>
+      <w:r>
+        <w:rPr>
+          <w:rFonts w:ascii="Arial" w:hAnsi="Arial" w:cs="Arial"/>
+          <w:sz w:val="28"/>
+          <w:szCs w:val="28"/>
+          <w:lang w:val="en-US"/>
+        </w:rPr>
+        <w:t>7</w:t>
+      </w:r>
+      <w:r>
+        <w:rPr>
+          <w:rFonts w:ascii="Arial" w:hAnsi="Arial" w:cs="Arial"/>
+          <w:sz w:val="28"/>
+          <w:szCs w:val="28"/>
+          <w:lang w:val="en-US"/>
+        </w:rPr>
+        <w:t>.</w:t>
+      </w:r>
+      <w:r>
+        <w:rPr>
+          <w:rFonts w:ascii="Arial" w:hAnsi="Arial" w:cs="Arial"/>
+          <w:sz w:val="28"/>
+          <w:szCs w:val="28"/>
+          <w:lang w:val="en-US"/>
+        </w:rPr>
+        <w:t>4</w:t>
+      </w:r>
+      <w:r>
+        <w:rPr>
+          <w:rFonts w:ascii="Arial" w:hAnsi="Arial" w:cs="Arial"/>
+          <w:sz w:val="28"/>
+          <w:szCs w:val="28"/>
+          <w:lang w:val="en-US"/>
+        </w:rPr>
+        <w:t xml:space="preserve">. </w:t>
+      </w:r>
+      <w:r>
+        <w:rPr>
+          <w:rFonts w:ascii="Arial" w:hAnsi="Arial" w:cs="Arial"/>
+          <w:sz w:val="28"/>
+          <w:szCs w:val="28"/>
+          <w:lang w:val="en-US"/>
+        </w:rPr>
+        <w:t>A p</w:t>
+      </w:r>
+      <w:r>
+        <w:rPr>
+          <w:rFonts w:ascii="Arial" w:hAnsi="Arial" w:cs="Arial"/>
+          <w:sz w:val="28"/>
+          <w:szCs w:val="28"/>
+          <w:lang w:val="en-US"/>
+        </w:rPr>
+        <w:t>erson must not be appointed as a member of the Management Council, or be so referred to in the Register, unless he has consented in writing to being a member of the Management Council.</w:t>
+      </w:r>
+    </w:p>
+    <w:p>
+      <w:pPr>
+        <w:spacing w:after="0" w:line="240" w:lineRule="auto"/>
+        <w:ind w:firstLine="709"/>
+        <w:jc w:val="both"/>
+        <w:rPr>
+          <w:rFonts w:ascii="Arial" w:hAnsi="Arial" w:cs="Arial"/>
+          <w:sz w:val="28"/>
+          <w:szCs w:val="28"/>
+          <w:lang w:val="en-US"/>
+        </w:rPr>
+      </w:pPr>
+    </w:p>
+    <w:p>
+      <w:pPr>
+        <w:spacing w:after="0" w:line="240" w:lineRule="auto"/>
+        <w:ind w:firstLine="709"/>
+        <w:jc w:val="both"/>
+        <w:rPr>
+          <w:rFonts w:ascii="Arial" w:hAnsi="Arial" w:cs="Arial"/>
+          <w:sz w:val="28"/>
+          <w:szCs w:val="28"/>
+          <w:lang w:val="en-US"/>
+        </w:rPr>
+      </w:pPr>
+      <w:r>
+        <w:rPr>
+          <w:rFonts w:ascii="Arial" w:hAnsi="Arial" w:cs="Arial"/>
+          <w:sz w:val="28"/>
+          <w:szCs w:val="28"/>
+          <w:lang w:val="en-US"/>
+        </w:rPr>
+        <w:t>7</w:t>
+      </w:r>
+      <w:r>
+        <w:rPr>
+          <w:rFonts w:ascii="Arial" w:hAnsi="Arial" w:cs="Arial"/>
+          <w:sz w:val="28"/>
+          <w:szCs w:val="28"/>
+          <w:lang w:val="en-US"/>
+        </w:rPr>
+        <w:t>.</w:t>
+      </w:r>
+      <w:r>
+        <w:rPr>
+          <w:rFonts w:ascii="Arial" w:hAnsi="Arial" w:cs="Arial"/>
+          <w:sz w:val="28"/>
+          <w:szCs w:val="28"/>
+          <w:lang w:val="en-US"/>
+        </w:rPr>
+        <w:t>5</w:t>
+      </w:r>
+      <w:r>
+        <w:rPr>
+          <w:rFonts w:ascii="Arial" w:hAnsi="Arial" w:cs="Arial"/>
+          <w:sz w:val="28"/>
+          <w:szCs w:val="28"/>
+          <w:lang w:val="en-US"/>
+        </w:rPr>
+        <w:t xml:space="preserve">. </w:t>
+      </w:r>
+      <w:r>
+        <w:rPr>
+          <w:rFonts w:ascii="Arial" w:hAnsi="Arial" w:cs="Arial"/>
+          <w:sz w:val="28"/>
+          <w:szCs w:val="28"/>
+          <w:lang w:val="en-US"/>
+        </w:rPr>
+        <w:t>The appointment of a p</w:t>
+      </w:r>
+      <w:r>
+        <w:rPr>
+          <w:rFonts w:ascii="Arial" w:hAnsi="Arial" w:cs="Arial"/>
+          <w:sz w:val="28"/>
+          <w:szCs w:val="28"/>
+          <w:lang w:val="en-US"/>
+        </w:rPr>
+        <w:t>erson as a member of the Management Council is void a</w:t>
+      </w:r>
+      <w:r>
+        <w:rPr>
+          <w:rFonts w:ascii="Arial" w:hAnsi="Arial" w:cs="Arial"/>
+          <w:sz w:val="28"/>
+          <w:szCs w:val="28"/>
+          <w:lang w:val="en-US"/>
+        </w:rPr>
+        <w:t>nd will have no effect if that p</w:t>
+      </w:r>
+      <w:r>
+        <w:rPr>
+          <w:rFonts w:ascii="Arial" w:hAnsi="Arial" w:cs="Arial"/>
+          <w:sz w:val="28"/>
+          <w:szCs w:val="28"/>
+          <w:lang w:val="en-US"/>
+        </w:rPr>
+        <w:t>erson is also member of the Guardian Council of the Foundation.</w:t>
+      </w:r>
+    </w:p>
+    <w:p>
+      <w:pPr>
+        <w:spacing w:after="0" w:line="240" w:lineRule="auto"/>
+        <w:ind w:firstLine="709"/>
+        <w:jc w:val="both"/>
+        <w:rPr>
+          <w:rFonts w:ascii="Arial" w:hAnsi="Arial" w:cs="Arial"/>
+          <w:sz w:val="28"/>
+          <w:szCs w:val="28"/>
+          <w:lang w:val="en-US"/>
+        </w:rPr>
+      </w:pPr>
+    </w:p>
+    <w:p>
+      <w:pPr>
+        <w:spacing w:after="0" w:line="240" w:lineRule="auto"/>
+        <w:ind w:firstLine="709"/>
+        <w:jc w:val="both"/>
+        <w:rPr>
+          <w:rFonts w:ascii="Arial" w:hAnsi="Arial" w:cs="Arial"/>
+          <w:sz w:val="28"/>
+          <w:szCs w:val="28"/>
+          <w:lang w:val="en-US"/>
+        </w:rPr>
+      </w:pPr>
+      <w:r>
+        <w:rPr>
+          <w:rFonts w:ascii="Arial" w:hAnsi="Arial" w:cs="Arial"/>
+          <w:sz w:val="28"/>
+          <w:szCs w:val="28"/>
+          <w:lang w:val="en-US"/>
+        </w:rPr>
+        <w:t>7</w:t>
+      </w:r>
+      <w:r>
+        <w:rPr>
+          <w:rFonts w:ascii="Arial" w:hAnsi="Arial" w:cs="Arial"/>
+          <w:sz w:val="28"/>
+          <w:szCs w:val="28"/>
+          <w:lang w:val="en-US"/>
+        </w:rPr>
+        <w:t>.</w:t>
+      </w:r>
+      <w:r>
+        <w:rPr>
+          <w:rFonts w:ascii="Arial" w:hAnsi="Arial" w:cs="Arial"/>
+          <w:sz w:val="28"/>
+          <w:szCs w:val="28"/>
+          <w:lang w:val="en-US"/>
+        </w:rPr>
+        <w:t>6</w:t>
+      </w:r>
+      <w:r>
+        <w:rPr>
+          <w:rFonts w:ascii="Arial" w:hAnsi="Arial" w:cs="Arial"/>
+          <w:sz w:val="28"/>
+          <w:szCs w:val="28"/>
+          <w:lang w:val="en-US"/>
+        </w:rPr>
+        <w:t>. The Member of the</w:t>
+      </w:r>
+      <w:r>
+        <w:rPr>
+          <w:rFonts w:ascii="Arial" w:hAnsi="Arial" w:cs="Arial"/>
+          <w:sz w:val="28"/>
+          <w:szCs w:val="28"/>
+          <w:lang w:val="kk-KZ"/>
+        </w:rPr>
+        <w:t xml:space="preserve"> </w:t>
+      </w:r>
+      <w:r>
+        <w:rPr>
+          <w:rFonts w:ascii="Arial" w:hAnsi="Arial" w:cs="Arial"/>
+          <w:sz w:val="28"/>
+          <w:szCs w:val="28"/>
+          <w:lang w:val="en-US"/>
+        </w:rPr>
+        <w:t>Management Council shall be</w:t>
+      </w:r>
+      <w:r>
+        <w:rPr>
+          <w:rFonts w:ascii="Arial" w:hAnsi="Arial" w:cs="Arial"/>
+          <w:sz w:val="28"/>
+          <w:szCs w:val="28"/>
+          <w:lang w:val="en-US"/>
+        </w:rPr>
+        <w:t xml:space="preserve"> dismissed</w:t>
+      </w:r>
+      <w:r>
+        <w:rPr>
+          <w:rFonts w:ascii="Arial" w:hAnsi="Arial" w:cs="Arial"/>
+          <w:sz w:val="28"/>
+          <w:szCs w:val="28"/>
+          <w:lang w:val="en-US"/>
+        </w:rPr>
+        <w:t>:</w:t>
+      </w:r>
+    </w:p>
+    <w:p>
+      <w:pPr>
+        <w:spacing w:after="0" w:line="240" w:lineRule="auto"/>
+        <w:ind w:firstLine="709"/>
+        <w:jc w:val="both"/>
+        <w:rPr>
+          <w:rFonts w:ascii="Arial" w:hAnsi="Arial" w:cs="Arial"/>
+          <w:sz w:val="28"/>
+          <w:szCs w:val="28"/>
+          <w:lang w:val="en-US"/>
+        </w:rPr>
+      </w:pPr>
+      <w:r>
+        <w:rPr>
+          <w:rFonts w:ascii="Arial" w:hAnsi="Arial" w:cs="Arial"/>
+          <w:sz w:val="28"/>
+          <w:szCs w:val="28"/>
+          <w:lang w:val="en-US"/>
+        </w:rPr>
+        <w:t xml:space="preserve">a) </w:t>
+      </w:r>
+      <w:r>
+        <w:rPr>
+          <w:rFonts w:ascii="Arial" w:hAnsi="Arial" w:cs="Arial"/>
+          <w:sz w:val="28"/>
+          <w:szCs w:val="28"/>
+          <w:lang w:val="en-US"/>
+        </w:rPr>
+        <w:t xml:space="preserve">due to expired appointment period </w:t>
+      </w:r>
+      <w:r>
+        <w:rPr>
+          <w:rFonts w:ascii="Arial" w:hAnsi="Arial" w:cs="Arial"/>
+          <w:sz w:val="28"/>
+          <w:szCs w:val="28"/>
+          <w:lang w:val="en-US"/>
+        </w:rPr>
+        <w:t xml:space="preserve">of the </w:t>
+      </w:r>
+      <w:r>
+        <w:rPr>
+          <w:rFonts w:ascii="Arial" w:hAnsi="Arial" w:cs="Arial"/>
+          <w:sz w:val="28"/>
+          <w:szCs w:val="28"/>
+          <w:lang w:val="en-US"/>
+        </w:rPr>
+        <w:t>Council</w:t>
+      </w:r>
+      <w:r>
+        <w:rPr>
+          <w:rFonts w:ascii="Arial" w:hAnsi="Arial" w:cs="Arial"/>
+          <w:sz w:val="28"/>
+          <w:szCs w:val="28"/>
+          <w:lang w:val="en-US"/>
+        </w:rPr>
+        <w:t>;</w:t>
+      </w:r>
+    </w:p>
+    <w:p>
+      <w:pPr>
+        <w:spacing w:after="0" w:line="240" w:lineRule="auto"/>
+        <w:ind w:firstLine="709"/>
+        <w:jc w:val="both"/>
+        <w:rPr>
+          <w:rFonts w:ascii="Arial" w:hAnsi="Arial" w:cs="Arial"/>
+          <w:sz w:val="28"/>
+          <w:szCs w:val="28"/>
+          <w:lang w:val="en-US"/>
+        </w:rPr>
+      </w:pPr>
+      <w:r>
+        <w:rPr>
+          <w:rFonts w:ascii="Arial" w:hAnsi="Arial" w:cs="Arial"/>
+          <w:sz w:val="28"/>
+          <w:szCs w:val="28"/>
+          <w:lang w:val="en-US"/>
+        </w:rPr>
+        <w:t>b) is, by virtue of any disability, incapable of fulfilling the functions or duties required by the office;</w:t>
+      </w:r>
+    </w:p>
+    <w:p>
+      <w:pPr>
+        <w:spacing w:after="0" w:line="240" w:lineRule="auto"/>
+        <w:ind w:firstLine="709"/>
+        <w:jc w:val="both"/>
+        <w:rPr>
+          <w:rFonts w:ascii="Arial" w:hAnsi="Arial" w:cs="Arial"/>
+          <w:sz w:val="28"/>
+          <w:szCs w:val="28"/>
+          <w:lang w:val="en-US"/>
+        </w:rPr>
+      </w:pPr>
+      <w:r>
+        <w:rPr>
+          <w:rFonts w:ascii="Arial" w:hAnsi="Arial" w:cs="Arial"/>
+          <w:sz w:val="28"/>
+          <w:szCs w:val="28"/>
+          <w:lang w:val="en-US"/>
+        </w:rPr>
+        <w:t>c) without permission, does not attend three successive meetings of the Council;</w:t>
+      </w:r>
+    </w:p>
+    <w:p>
+      <w:pPr>
+        <w:spacing w:after="0" w:line="240" w:lineRule="auto"/>
+        <w:ind w:firstLine="709"/>
+        <w:jc w:val="both"/>
+        <w:rPr>
+          <w:rFonts w:ascii="Arial" w:hAnsi="Arial" w:cs="Arial"/>
+          <w:sz w:val="28"/>
+          <w:szCs w:val="28"/>
+          <w:lang w:val="en-US"/>
+        </w:rPr>
+      </w:pPr>
+      <w:r>
+        <w:rPr>
+          <w:rFonts w:ascii="Arial" w:hAnsi="Arial" w:cs="Arial"/>
+          <w:sz w:val="28"/>
+          <w:szCs w:val="28"/>
+          <w:lang w:val="en-US"/>
+        </w:rPr>
+        <w:t>d</w:t>
+      </w:r>
+      <w:r>
+        <w:rPr>
+          <w:rFonts w:ascii="Arial" w:hAnsi="Arial" w:cs="Arial"/>
+          <w:sz w:val="28"/>
+          <w:szCs w:val="28"/>
+          <w:lang w:val="en-US"/>
+        </w:rPr>
+        <w:t>) is removed</w:t>
+      </w:r>
+      <w:r>
+        <w:rPr>
+          <w:rFonts w:ascii="Arial" w:hAnsi="Arial" w:cs="Arial"/>
+          <w:sz w:val="28"/>
+          <w:szCs w:val="28"/>
+          <w:lang w:val="en-US"/>
+        </w:rPr>
+        <w:t>,</w:t>
+      </w:r>
+      <w:r>
+        <w:rPr>
+          <w:rFonts w:ascii="Arial" w:hAnsi="Arial" w:cs="Arial"/>
+          <w:sz w:val="28"/>
+          <w:szCs w:val="28"/>
+          <w:lang w:val="en-US"/>
+        </w:rPr>
+        <w:t xml:space="preserve"> </w:t>
+      </w:r>
+      <w:r>
+        <w:rPr>
+          <w:rFonts w:ascii="Arial" w:hAnsi="Arial" w:cs="Arial"/>
+          <w:sz w:val="28"/>
+          <w:szCs w:val="28"/>
+          <w:lang w:val="en-US"/>
+        </w:rPr>
+        <w:t>pursuant to provision 3.</w:t>
+      </w:r>
+      <w:r>
+        <w:rPr>
+          <w:rFonts w:ascii="Arial" w:hAnsi="Arial" w:cs="Arial"/>
+          <w:sz w:val="28"/>
+          <w:szCs w:val="28"/>
+          <w:lang w:val="en-US"/>
+        </w:rPr>
+        <w:t>5</w:t>
+      </w:r>
+      <w:r>
+        <w:rPr>
+          <w:rFonts w:ascii="Arial" w:hAnsi="Arial" w:cs="Arial"/>
+          <w:sz w:val="28"/>
+          <w:szCs w:val="28"/>
+          <w:lang w:val="en-US"/>
+        </w:rPr>
+        <w:t xml:space="preserve">.(a) </w:t>
+      </w:r>
+      <w:r>
+        <w:rPr>
+          <w:rFonts w:ascii="Arial" w:hAnsi="Arial" w:cs="Arial"/>
+          <w:sz w:val="28"/>
+          <w:szCs w:val="28"/>
+          <w:lang w:val="en-US"/>
+        </w:rPr>
+        <w:t>by the Supreme Guardian</w:t>
+      </w:r>
+      <w:r>
+        <w:rPr>
+          <w:rFonts w:ascii="Arial" w:hAnsi="Arial" w:cs="Arial"/>
+          <w:sz w:val="28"/>
+          <w:szCs w:val="28"/>
+          <w:lang w:val="en-US"/>
+        </w:rPr>
+        <w:t>,</w:t>
+      </w:r>
+      <w:r>
+        <w:rPr>
+          <w:rFonts w:ascii="Arial" w:hAnsi="Arial" w:cs="Arial"/>
+          <w:sz w:val="28"/>
+          <w:szCs w:val="28"/>
+          <w:lang w:val="en-US"/>
+        </w:rPr>
+        <w:t xml:space="preserve"> or </w:t>
+      </w:r>
+      <w:r>
+        <w:rPr>
+          <w:rFonts w:ascii="Arial" w:hAnsi="Arial" w:cs="Arial"/>
+          <w:sz w:val="28"/>
+          <w:szCs w:val="28"/>
+          <w:lang w:val="en-US"/>
+        </w:rPr>
+        <w:t xml:space="preserve">pursuant to provision </w:t>
+      </w:r>
+      <w:r>
+        <w:rPr>
+          <w:rFonts w:ascii="Arial" w:hAnsi="Arial" w:cs="Arial"/>
+          <w:sz w:val="28"/>
+          <w:szCs w:val="28"/>
+          <w:lang w:val="en-US"/>
+        </w:rPr>
+        <w:t>7</w:t>
+      </w:r>
+      <w:r>
+        <w:rPr>
+          <w:rFonts w:ascii="Arial" w:hAnsi="Arial" w:cs="Arial"/>
+          <w:sz w:val="28"/>
+          <w:szCs w:val="28"/>
+          <w:lang w:val="en-US"/>
+        </w:rPr>
+        <w:t xml:space="preserve">.2. by the </w:t>
+      </w:r>
+      <w:r>
+        <w:rPr>
+          <w:rFonts w:ascii="Arial" w:hAnsi="Arial" w:cs="Arial"/>
+          <w:sz w:val="28"/>
+          <w:szCs w:val="28"/>
+          <w:lang w:val="en-US"/>
+        </w:rPr>
+        <w:t>Chairman of the Management Council</w:t>
+      </w:r>
+      <w:r>
+        <w:rPr>
+          <w:rFonts w:ascii="Arial" w:hAnsi="Arial" w:cs="Arial"/>
+          <w:sz w:val="28"/>
+          <w:szCs w:val="28"/>
+          <w:lang w:val="en-US"/>
+        </w:rPr>
+        <w:t xml:space="preserve">, </w:t>
+      </w:r>
+      <w:r>
+        <w:rPr>
+          <w:rFonts w:ascii="Arial" w:hAnsi="Arial" w:cs="Arial"/>
+          <w:sz w:val="28"/>
+          <w:szCs w:val="28"/>
+          <w:lang w:val="en-US"/>
+        </w:rPr>
+        <w:t>in case of fundamental breach</w:t>
+      </w:r>
+      <w:r>
+        <w:rPr>
+          <w:rFonts w:ascii="Arial" w:hAnsi="Arial" w:cs="Arial"/>
+          <w:sz w:val="28"/>
+          <w:szCs w:val="28"/>
+          <w:lang w:val="en-US"/>
+        </w:rPr>
+        <w:t xml:space="preserve"> of</w:t>
+      </w:r>
+      <w:r>
+        <w:rPr>
+          <w:rFonts w:ascii="Arial" w:hAnsi="Arial" w:cs="Arial"/>
+          <w:sz w:val="28"/>
+          <w:szCs w:val="28"/>
+          <w:lang w:val="en-US"/>
+        </w:rPr>
+        <w:t xml:space="preserve"> Chapter </w:t>
+      </w:r>
+      <w:ins w:id="169" w:author="Проект новой редакции" w:date="2026-10-23T13:54:00Z">
+        <w:r>
+          <w:rPr>
+            <w:rFonts w:ascii="Arial" w:hAnsi="Arial" w:cs="Arial"/>
+            <w:sz w:val="28"/>
+            <w:szCs w:val="28"/>
+            <w:lang w:val="en-US"/>
+          </w:rPr>
+          <w:t>8</w:t>
         </w:r>
       </w:ins>
-      <w:del w:id="165" w:author="Проект новой редакции" w:date="2026-10-23T13:45:00Z">
-        <w:r>
-          <w:rPr>
-            <w:rFonts w:ascii="Arial" w:hAnsi="Arial" w:cs="Arial"/>
-            <w:sz w:val="28"/>
-            <w:szCs w:val="28"/>
-            <w:lang w:val="en-US"/>
-          </w:rPr>
-          <w:delText>d</w:delText>
-        </w:r>
-      </w:del>
-      <w:r>
-        <w:rPr>
-          <w:rFonts w:ascii="Arial" w:hAnsi="Arial" w:cs="Arial"/>
-          <w:sz w:val="28"/>
-          <w:szCs w:val="28"/>
-          <w:lang w:val="en-US"/>
-        </w:rPr>
-        <w:t>) Council</w:t>
-      </w:r>
-      <w:ins w:id="166" w:author="Проект новой редакции" w:date="2026-10-23T13:45:00Z">
-        <w:r>
-          <w:rPr>
-            <w:rFonts w:ascii="Arial" w:hAnsi="Arial" w:cs="Arial"/>
-            <w:sz w:val="28"/>
-            <w:szCs w:val="28"/>
-            <w:lang w:val="en-US"/>
-          </w:rPr>
-          <w:t xml:space="preserve"> on the position of Deputy CEO</w:t>
-        </w:r>
-      </w:ins>
-      <w:r>
-        <w:rPr>
-          <w:rFonts w:ascii="Arial" w:hAnsi="Arial" w:cs="Arial"/>
-          <w:sz w:val="28"/>
-          <w:szCs w:val="28"/>
-          <w:lang w:val="en-US"/>
-        </w:rPr>
-        <w:t xml:space="preserve"> on </w:t>
-      </w:r>
-      <w:ins w:id="167" w:author="Проект новой редакции" w:date="2026-10-23T13:45:00Z">
-        <w:r>
-          <w:rPr>
-            <w:rFonts w:ascii="Arial" w:hAnsi="Arial" w:cs="Arial"/>
-            <w:sz w:val="28"/>
-            <w:szCs w:val="28"/>
-            <w:lang w:val="en-US"/>
-          </w:rPr>
-          <w:t>administrative issues</w:t>
-        </w:r>
-      </w:ins>
-      <w:del w:id="168" w:author="Проект новой редакции" w:date="2026-10-23T13:45:00Z">
-        <w:r>
-          <w:rPr>
-            <w:rFonts w:ascii="Arial" w:hAnsi="Arial" w:cs="Arial"/>
-            <w:sz w:val="28"/>
-            <w:szCs w:val="28"/>
-            <w:lang w:val="en-US"/>
-          </w:rPr>
-          <w:delText>position of Head of Project Office</w:delText>
-        </w:r>
-      </w:del>
-      <w:r>
-        <w:rPr>
-          <w:rFonts w:ascii="Arial" w:hAnsi="Arial" w:cs="Arial"/>
-          <w:sz w:val="28"/>
-          <w:szCs w:val="28"/>
-          <w:lang w:val="en-US"/>
-        </w:rPr>
-        <w:t>, for the period of “</w:t>
-      </w:r>
-      <w:ins w:id="169" w:author="Проект новой редакции" w:date="2026-10-23T13:45:00Z">
-        <w:r>
-          <w:rPr>
-            <w:rFonts w:ascii="Arial" w:hAnsi="Arial" w:cs="Arial"/>
-            <w:sz w:val="28"/>
-            <w:szCs w:val="28"/>
-            <w:lang w:val="en-US"/>
-          </w:rPr>
-          <w:t>2</w:t>
-        </w:r>
-      </w:ins>
-      <w:del w:id="170" w:author="Проект новой редакции" w:date="2026-10-23T13:45:00Z">
-        <w:r>
-          <w:rPr>
-            <w:rFonts w:ascii="Arial" w:hAnsi="Arial" w:cs="Arial"/>
-            <w:sz w:val="28"/>
-            <w:szCs w:val="28"/>
-            <w:lang w:val="en-US"/>
-          </w:rPr>
-          <w:delText>4</w:delText>
-        </w:r>
-      </w:del>
-      <w:r>
-        <w:rPr>
-          <w:rFonts w:ascii="Arial" w:hAnsi="Arial" w:cs="Arial"/>
-          <w:sz w:val="28"/>
-          <w:szCs w:val="28"/>
-          <w:lang w:val="en-US"/>
-        </w:rPr>
-        <w:t>” years from the date of appointment and written consent</w:t>
-      </w:r>
-      <w:r>
-        <w:rPr>
-          <w:rFonts w:ascii="Arial" w:hAnsi="Arial" w:cs="Arial"/>
-          <w:sz w:val="28"/>
-          <w:szCs w:val="28"/>
-          <w:lang w:val="en-US"/>
-        </w:rPr>
-        <w:t>.</w:t>
-      </w:r>
-    </w:p>
-    <w:p>
-      <w:pPr>
-        <w:spacing w:after="0" w:line="240" w:lineRule="auto"/>
-        <w:ind w:firstLine="709"/>
-        <w:jc w:val="both"/>
-        <w:rPr>
-          <w:rFonts w:ascii="Arial" w:hAnsi="Arial" w:cs="Arial"/>
-          <w:b/>
-          <w:sz w:val="28"/>
-          <w:szCs w:val="28"/>
-          <w:lang w:val="en-US"/>
-        </w:rPr>
-      </w:pPr>
-    </w:p>
-    <w:p>
-      <w:pPr>
-        <w:spacing w:after="0" w:line="240" w:lineRule="auto"/>
-        <w:ind w:firstLine="709"/>
-        <w:jc w:val="both"/>
-        <w:rPr>
-          <w:rFonts w:ascii="Arial" w:hAnsi="Arial" w:cs="Arial"/>
-          <w:sz w:val="28"/>
-          <w:szCs w:val="28"/>
-          <w:lang w:val="en-US"/>
-        </w:rPr>
-      </w:pPr>
-      <w:r>
-        <w:rPr>
-          <w:rFonts w:ascii="Arial" w:hAnsi="Arial" w:cs="Arial"/>
-          <w:sz w:val="28"/>
-          <w:szCs w:val="28"/>
-          <w:lang w:val="en-US"/>
-        </w:rPr>
-        <w:t>7</w:t>
-      </w:r>
-      <w:r>
-        <w:rPr>
-          <w:rFonts w:ascii="Arial" w:hAnsi="Arial" w:cs="Arial"/>
-          <w:sz w:val="28"/>
-          <w:szCs w:val="28"/>
-          <w:lang w:val="en-US"/>
-        </w:rPr>
-        <w:t>.2. Chairman of the Management</w:t>
-      </w:r>
-      <w:r>
-        <w:rPr>
-          <w:rFonts w:ascii="Arial" w:hAnsi="Arial" w:cs="Arial"/>
-          <w:sz w:val="28"/>
-          <w:szCs w:val="28"/>
-          <w:lang w:val="kk-KZ"/>
-        </w:rPr>
-        <w:t xml:space="preserve"> </w:t>
-      </w:r>
-      <w:r>
-        <w:rPr>
-          <w:rFonts w:ascii="Arial" w:hAnsi="Arial" w:cs="Arial"/>
-          <w:sz w:val="28"/>
-          <w:szCs w:val="28"/>
-          <w:lang w:val="en-US"/>
-        </w:rPr>
-        <w:t xml:space="preserve">Council may </w:t>
-      </w:r>
-      <w:r>
-        <w:rPr>
-          <w:rFonts w:ascii="Arial" w:hAnsi="Arial" w:cs="Arial"/>
-          <w:sz w:val="28"/>
-          <w:szCs w:val="28"/>
-          <w:lang w:val="en-US"/>
-        </w:rPr>
-        <w:t xml:space="preserve">suggest to the Supreme Guardian </w:t>
-      </w:r>
-      <w:r>
-        <w:rPr>
-          <w:rFonts w:ascii="Arial" w:hAnsi="Arial" w:cs="Arial"/>
-          <w:sz w:val="28"/>
-          <w:szCs w:val="28"/>
-          <w:lang w:val="en-US"/>
-        </w:rPr>
-        <w:t>appoint</w:t>
-      </w:r>
-      <w:r>
-        <w:rPr>
-          <w:rFonts w:ascii="Arial" w:hAnsi="Arial" w:cs="Arial"/>
-          <w:sz w:val="28"/>
-          <w:szCs w:val="28"/>
-          <w:lang w:val="en-US"/>
-        </w:rPr>
-        <w:t xml:space="preserve"> or</w:t>
-      </w:r>
-      <w:r>
-        <w:rPr>
-          <w:rFonts w:ascii="Arial" w:hAnsi="Arial" w:cs="Arial"/>
-          <w:sz w:val="28"/>
-          <w:szCs w:val="28"/>
-          <w:lang w:val="en-US"/>
-        </w:rPr>
-        <w:t xml:space="preserve"> remove additional Management Council member for the purpose of reaching Foundation’s objects</w:t>
-      </w:r>
-      <w:r>
-        <w:rPr>
-          <w:rFonts w:ascii="Arial" w:hAnsi="Arial" w:cs="Arial"/>
-          <w:sz w:val="28"/>
-          <w:szCs w:val="28"/>
-          <w:lang w:val="en-US"/>
-        </w:rPr>
-        <w:t xml:space="preserve"> and a period he/she sees fit.</w:t>
-      </w:r>
-      <w:r>
-        <w:rPr>
-          <w:rFonts w:ascii="Arial" w:hAnsi="Arial" w:cs="Arial"/>
-          <w:sz w:val="28"/>
-          <w:szCs w:val="28"/>
-          <w:lang w:val="en-US"/>
-        </w:rPr>
-        <w:t xml:space="preserve"> </w:t>
-      </w:r>
-    </w:p>
-    <w:p>
-      <w:pPr>
-        <w:spacing w:after="0" w:line="240" w:lineRule="auto"/>
-        <w:ind w:firstLine="709"/>
-        <w:jc w:val="both"/>
-        <w:rPr>
-          <w:rFonts w:ascii="Arial" w:hAnsi="Arial" w:cs="Arial"/>
-          <w:b/>
-          <w:sz w:val="28"/>
-          <w:szCs w:val="28"/>
-          <w:lang w:val="en-US"/>
-        </w:rPr>
-      </w:pPr>
-    </w:p>
-    <w:p>
-      <w:pPr>
-        <w:spacing w:after="0" w:line="240" w:lineRule="auto"/>
-        <w:ind w:firstLine="709"/>
-        <w:jc w:val="both"/>
-        <w:rPr>
-          <w:rFonts w:ascii="Arial" w:hAnsi="Arial" w:cs="Arial"/>
-          <w:sz w:val="28"/>
-          <w:szCs w:val="28"/>
-          <w:lang w:val="en-US"/>
-        </w:rPr>
-      </w:pPr>
-      <w:r>
-        <w:rPr>
-          <w:rFonts w:ascii="Arial" w:hAnsi="Arial" w:cs="Arial"/>
-          <w:sz w:val="28"/>
-          <w:szCs w:val="28"/>
-          <w:lang w:val="en-US"/>
-        </w:rPr>
-        <w:t>7</w:t>
-      </w:r>
-      <w:r>
-        <w:rPr>
-          <w:rFonts w:ascii="Arial" w:hAnsi="Arial" w:cs="Arial"/>
-          <w:sz w:val="28"/>
-          <w:szCs w:val="28"/>
-          <w:lang w:val="en-US"/>
-        </w:rPr>
-        <w:t>.</w:t>
-      </w:r>
-      <w:r>
-        <w:rPr>
-          <w:rFonts w:ascii="Arial" w:hAnsi="Arial" w:cs="Arial"/>
-          <w:sz w:val="28"/>
-          <w:szCs w:val="28"/>
-          <w:lang w:val="en-US"/>
-        </w:rPr>
-        <w:t>3</w:t>
-      </w:r>
-      <w:r>
-        <w:rPr>
-          <w:rFonts w:ascii="Arial" w:hAnsi="Arial" w:cs="Arial"/>
-          <w:sz w:val="28"/>
-          <w:szCs w:val="28"/>
-          <w:lang w:val="en-US"/>
-        </w:rPr>
-        <w:t>.</w:t>
-      </w:r>
-      <w:r>
-        <w:rPr>
-          <w:rFonts w:ascii="Arial" w:hAnsi="Arial" w:cs="Arial"/>
-          <w:sz w:val="28"/>
-          <w:szCs w:val="28"/>
-          <w:lang w:val="en-US"/>
-        </w:rPr>
-        <w:t xml:space="preserve"> A Founder or a body corporate may be appointed as a member of the Management Council.</w:t>
-      </w:r>
-    </w:p>
-    <w:p>
-      <w:pPr>
-        <w:spacing w:after="0" w:line="240" w:lineRule="auto"/>
-        <w:ind w:firstLine="709"/>
-        <w:jc w:val="both"/>
-        <w:rPr>
-          <w:rFonts w:ascii="Arial" w:hAnsi="Arial" w:cs="Arial"/>
-          <w:sz w:val="28"/>
-          <w:szCs w:val="28"/>
-          <w:lang w:val="en-US"/>
-        </w:rPr>
-      </w:pPr>
-    </w:p>
-    <w:p>
-      <w:pPr>
-        <w:spacing w:after="0" w:line="240" w:lineRule="auto"/>
-        <w:ind w:firstLine="709"/>
-        <w:jc w:val="both"/>
-        <w:rPr>
-          <w:rFonts w:ascii="Arial" w:hAnsi="Arial" w:cs="Arial"/>
-          <w:sz w:val="28"/>
-          <w:szCs w:val="28"/>
-          <w:lang w:val="en-US"/>
-        </w:rPr>
-      </w:pPr>
-      <w:r>
-        <w:rPr>
-          <w:rFonts w:ascii="Arial" w:hAnsi="Arial" w:cs="Arial"/>
-          <w:sz w:val="28"/>
-          <w:szCs w:val="28"/>
-          <w:lang w:val="en-US"/>
-        </w:rPr>
-        <w:t>7</w:t>
-      </w:r>
-      <w:r>
-        <w:rPr>
-          <w:rFonts w:ascii="Arial" w:hAnsi="Arial" w:cs="Arial"/>
-          <w:sz w:val="28"/>
-          <w:szCs w:val="28"/>
-          <w:lang w:val="en-US"/>
-        </w:rPr>
-        <w:t>.</w:t>
-      </w:r>
-      <w:r>
-        <w:rPr>
-          <w:rFonts w:ascii="Arial" w:hAnsi="Arial" w:cs="Arial"/>
-          <w:sz w:val="28"/>
-          <w:szCs w:val="28"/>
-          <w:lang w:val="en-US"/>
-        </w:rPr>
-        <w:t>4</w:t>
-      </w:r>
-      <w:r>
-        <w:rPr>
-          <w:rFonts w:ascii="Arial" w:hAnsi="Arial" w:cs="Arial"/>
-          <w:sz w:val="28"/>
-          <w:szCs w:val="28"/>
-          <w:lang w:val="en-US"/>
-        </w:rPr>
-        <w:t xml:space="preserve">. </w:t>
-      </w:r>
-      <w:r>
-        <w:rPr>
-          <w:rFonts w:ascii="Arial" w:hAnsi="Arial" w:cs="Arial"/>
-          <w:sz w:val="28"/>
-          <w:szCs w:val="28"/>
-          <w:lang w:val="en-US"/>
-        </w:rPr>
-        <w:t>A p</w:t>
-      </w:r>
-      <w:r>
-        <w:rPr>
-          <w:rFonts w:ascii="Arial" w:hAnsi="Arial" w:cs="Arial"/>
-          <w:sz w:val="28"/>
-          <w:szCs w:val="28"/>
-          <w:lang w:val="en-US"/>
-        </w:rPr>
-        <w:t>erson must not be appointed as a member of the Management Council, or be so referred to in the Register, unless he has consented in writing to being a member of the Management Council.</w:t>
-      </w:r>
-    </w:p>
-    <w:p>
-      <w:pPr>
-        <w:spacing w:after="0" w:line="240" w:lineRule="auto"/>
-        <w:ind w:firstLine="709"/>
-        <w:jc w:val="both"/>
-        <w:rPr>
-          <w:rFonts w:ascii="Arial" w:hAnsi="Arial" w:cs="Arial"/>
-          <w:sz w:val="28"/>
-          <w:szCs w:val="28"/>
-          <w:lang w:val="en-US"/>
-        </w:rPr>
-      </w:pPr>
-    </w:p>
-    <w:p>
-      <w:pPr>
-        <w:spacing w:after="0" w:line="240" w:lineRule="auto"/>
-        <w:ind w:firstLine="709"/>
-        <w:jc w:val="both"/>
-        <w:rPr>
-          <w:rFonts w:ascii="Arial" w:hAnsi="Arial" w:cs="Arial"/>
-          <w:sz w:val="28"/>
-          <w:szCs w:val="28"/>
-          <w:lang w:val="en-US"/>
-        </w:rPr>
-      </w:pPr>
-      <w:r>
-        <w:rPr>
-          <w:rFonts w:ascii="Arial" w:hAnsi="Arial" w:cs="Arial"/>
-          <w:sz w:val="28"/>
-          <w:szCs w:val="28"/>
-          <w:lang w:val="en-US"/>
-        </w:rPr>
-        <w:t>7</w:t>
-      </w:r>
-      <w:r>
-        <w:rPr>
-          <w:rFonts w:ascii="Arial" w:hAnsi="Arial" w:cs="Arial"/>
-          <w:sz w:val="28"/>
-          <w:szCs w:val="28"/>
-          <w:lang w:val="en-US"/>
-        </w:rPr>
-        <w:t>.</w:t>
-      </w:r>
-      <w:r>
-        <w:rPr>
-          <w:rFonts w:ascii="Arial" w:hAnsi="Arial" w:cs="Arial"/>
-          <w:sz w:val="28"/>
-          <w:szCs w:val="28"/>
-          <w:lang w:val="en-US"/>
-        </w:rPr>
-        <w:t>5</w:t>
-      </w:r>
-      <w:r>
-        <w:rPr>
-          <w:rFonts w:ascii="Arial" w:hAnsi="Arial" w:cs="Arial"/>
-          <w:sz w:val="28"/>
-          <w:szCs w:val="28"/>
-          <w:lang w:val="en-US"/>
-        </w:rPr>
-        <w:t xml:space="preserve">. </w:t>
-      </w:r>
-      <w:r>
-        <w:rPr>
-          <w:rFonts w:ascii="Arial" w:hAnsi="Arial" w:cs="Arial"/>
-          <w:sz w:val="28"/>
-          <w:szCs w:val="28"/>
-          <w:lang w:val="en-US"/>
-        </w:rPr>
-        <w:t>The appointment of a p</w:t>
-      </w:r>
-      <w:r>
-        <w:rPr>
-          <w:rFonts w:ascii="Arial" w:hAnsi="Arial" w:cs="Arial"/>
-          <w:sz w:val="28"/>
-          <w:szCs w:val="28"/>
-          <w:lang w:val="en-US"/>
-        </w:rPr>
-        <w:t>erson as a member of the Management Council is void a</w:t>
-      </w:r>
-      <w:r>
-        <w:rPr>
-          <w:rFonts w:ascii="Arial" w:hAnsi="Arial" w:cs="Arial"/>
-          <w:sz w:val="28"/>
-          <w:szCs w:val="28"/>
-          <w:lang w:val="en-US"/>
-        </w:rPr>
-        <w:t>nd will have no effect if that p</w:t>
-      </w:r>
-      <w:r>
-        <w:rPr>
-          <w:rFonts w:ascii="Arial" w:hAnsi="Arial" w:cs="Arial"/>
-          <w:sz w:val="28"/>
-          <w:szCs w:val="28"/>
-          <w:lang w:val="en-US"/>
-        </w:rPr>
-        <w:t>erson is also member of the Guardian Council of the Foundation.</w:t>
-      </w:r>
-    </w:p>
-    <w:p>
-      <w:pPr>
-        <w:spacing w:after="0" w:line="240" w:lineRule="auto"/>
-        <w:ind w:firstLine="709"/>
-        <w:jc w:val="both"/>
-        <w:rPr>
-          <w:rFonts w:ascii="Arial" w:hAnsi="Arial" w:cs="Arial"/>
-          <w:sz w:val="28"/>
-          <w:szCs w:val="28"/>
-          <w:lang w:val="en-US"/>
-        </w:rPr>
-      </w:pPr>
-    </w:p>
-    <w:p>
-      <w:pPr>
-        <w:spacing w:after="0" w:line="240" w:lineRule="auto"/>
-        <w:ind w:firstLine="709"/>
-        <w:jc w:val="both"/>
-        <w:rPr>
-          <w:rFonts w:ascii="Arial" w:hAnsi="Arial" w:cs="Arial"/>
-          <w:sz w:val="28"/>
-          <w:szCs w:val="28"/>
-          <w:lang w:val="en-US"/>
-        </w:rPr>
-      </w:pPr>
-      <w:r>
-        <w:rPr>
-          <w:rFonts w:ascii="Arial" w:hAnsi="Arial" w:cs="Arial"/>
-          <w:sz w:val="28"/>
-          <w:szCs w:val="28"/>
-          <w:lang w:val="en-US"/>
-        </w:rPr>
-        <w:t>7</w:t>
-      </w:r>
-      <w:r>
-        <w:rPr>
-          <w:rFonts w:ascii="Arial" w:hAnsi="Arial" w:cs="Arial"/>
-          <w:sz w:val="28"/>
-          <w:szCs w:val="28"/>
-          <w:lang w:val="en-US"/>
-        </w:rPr>
-        <w:t>.</w:t>
-      </w:r>
-      <w:r>
-        <w:rPr>
-          <w:rFonts w:ascii="Arial" w:hAnsi="Arial" w:cs="Arial"/>
-          <w:sz w:val="28"/>
-          <w:szCs w:val="28"/>
-          <w:lang w:val="en-US"/>
-        </w:rPr>
-        <w:t>6</w:t>
-      </w:r>
-      <w:r>
-        <w:rPr>
-          <w:rFonts w:ascii="Arial" w:hAnsi="Arial" w:cs="Arial"/>
-          <w:sz w:val="28"/>
-          <w:szCs w:val="28"/>
-          <w:lang w:val="en-US"/>
-        </w:rPr>
-        <w:t>. The Member of the</w:t>
-      </w:r>
-      <w:r>
-        <w:rPr>
-          <w:rFonts w:ascii="Arial" w:hAnsi="Arial" w:cs="Arial"/>
-          <w:sz w:val="28"/>
-          <w:szCs w:val="28"/>
-          <w:lang w:val="kk-KZ"/>
-        </w:rPr>
-        <w:t xml:space="preserve"> </w:t>
-      </w:r>
-      <w:r>
-        <w:rPr>
-          <w:rFonts w:ascii="Arial" w:hAnsi="Arial" w:cs="Arial"/>
-          <w:sz w:val="28"/>
-          <w:szCs w:val="28"/>
-          <w:lang w:val="en-US"/>
-        </w:rPr>
-        <w:t>Management Council shall be</w:t>
-      </w:r>
-      <w:r>
-        <w:rPr>
-          <w:rFonts w:ascii="Arial" w:hAnsi="Arial" w:cs="Arial"/>
-          <w:sz w:val="28"/>
-          <w:szCs w:val="28"/>
-          <w:lang w:val="en-US"/>
-        </w:rPr>
-        <w:t xml:space="preserve"> dismissed</w:t>
-      </w:r>
-      <w:r>
-        <w:rPr>
-          <w:rFonts w:ascii="Arial" w:hAnsi="Arial" w:cs="Arial"/>
-          <w:sz w:val="28"/>
-          <w:szCs w:val="28"/>
-          <w:lang w:val="en-US"/>
-        </w:rPr>
-        <w:t>:</w:t>
-      </w:r>
-    </w:p>
-    <w:p>
-      <w:pPr>
-        <w:spacing w:after="0" w:line="240" w:lineRule="auto"/>
-        <w:ind w:firstLine="709"/>
-        <w:jc w:val="both"/>
-        <w:rPr>
-          <w:rFonts w:ascii="Arial" w:hAnsi="Arial" w:cs="Arial"/>
-          <w:sz w:val="28"/>
-          <w:szCs w:val="28"/>
-          <w:lang w:val="en-US"/>
-        </w:rPr>
-      </w:pPr>
-      <w:r>
-        <w:rPr>
-          <w:rFonts w:ascii="Arial" w:hAnsi="Arial" w:cs="Arial"/>
-          <w:sz w:val="28"/>
-          <w:szCs w:val="28"/>
-          <w:lang w:val="en-US"/>
-        </w:rPr>
-        <w:t xml:space="preserve">a) </w:t>
-      </w:r>
-      <w:r>
-        <w:rPr>
-          <w:rFonts w:ascii="Arial" w:hAnsi="Arial" w:cs="Arial"/>
-          <w:sz w:val="28"/>
-          <w:szCs w:val="28"/>
-          <w:lang w:val="en-US"/>
-        </w:rPr>
-        <w:t xml:space="preserve">due to expired appointment period </w:t>
-      </w:r>
-      <w:r>
-        <w:rPr>
-          <w:rFonts w:ascii="Arial" w:hAnsi="Arial" w:cs="Arial"/>
-          <w:sz w:val="28"/>
-          <w:szCs w:val="28"/>
-          <w:lang w:val="en-US"/>
-        </w:rPr>
-        <w:t xml:space="preserve">of the </w:t>
-      </w:r>
-      <w:r>
-        <w:rPr>
-          <w:rFonts w:ascii="Arial" w:hAnsi="Arial" w:cs="Arial"/>
-          <w:sz w:val="28"/>
-          <w:szCs w:val="28"/>
-          <w:lang w:val="en-US"/>
-        </w:rPr>
-        <w:t>Council</w:t>
-      </w:r>
-      <w:r>
-        <w:rPr>
-          <w:rFonts w:ascii="Arial" w:hAnsi="Arial" w:cs="Arial"/>
-          <w:sz w:val="28"/>
-          <w:szCs w:val="28"/>
-          <w:lang w:val="en-US"/>
-        </w:rPr>
-        <w:t>;</w:t>
-      </w:r>
-    </w:p>
-    <w:p>
-      <w:pPr>
-        <w:spacing w:after="0" w:line="240" w:lineRule="auto"/>
-        <w:ind w:firstLine="709"/>
-        <w:jc w:val="both"/>
-        <w:rPr>
-          <w:rFonts w:ascii="Arial" w:hAnsi="Arial" w:cs="Arial"/>
-          <w:sz w:val="28"/>
-          <w:szCs w:val="28"/>
-          <w:lang w:val="en-US"/>
-        </w:rPr>
-      </w:pPr>
-      <w:r>
-        <w:rPr>
-          <w:rFonts w:ascii="Arial" w:hAnsi="Arial" w:cs="Arial"/>
-          <w:sz w:val="28"/>
-          <w:szCs w:val="28"/>
-          <w:lang w:val="en-US"/>
-        </w:rPr>
-        <w:t>b) is, by virtue of any disability, incapable of fulfilling the functions or duties required by the office;</w:t>
-      </w:r>
-    </w:p>
-    <w:p>
-      <w:pPr>
-        <w:spacing w:after="0" w:line="240" w:lineRule="auto"/>
-        <w:ind w:firstLine="709"/>
-        <w:jc w:val="both"/>
-        <w:rPr>
-          <w:rFonts w:ascii="Arial" w:hAnsi="Arial" w:cs="Arial"/>
-          <w:sz w:val="28"/>
-          <w:szCs w:val="28"/>
-          <w:lang w:val="en-US"/>
-        </w:rPr>
-      </w:pPr>
-      <w:r>
-        <w:rPr>
-          <w:rFonts w:ascii="Arial" w:hAnsi="Arial" w:cs="Arial"/>
-          <w:sz w:val="28"/>
-          <w:szCs w:val="28"/>
-          <w:lang w:val="en-US"/>
-        </w:rPr>
-        <w:t>c) without permission, does not attend three successive meetings of the Council;</w:t>
-      </w:r>
-    </w:p>
-    <w:p>
-      <w:pPr>
-        <w:spacing w:after="0" w:line="240" w:lineRule="auto"/>
-        <w:ind w:firstLine="709"/>
-        <w:jc w:val="both"/>
-        <w:rPr>
-          <w:rFonts w:ascii="Arial" w:hAnsi="Arial" w:cs="Arial"/>
-          <w:sz w:val="28"/>
-          <w:szCs w:val="28"/>
-          <w:lang w:val="en-US"/>
-        </w:rPr>
-      </w:pPr>
-      <w:r>
-        <w:rPr>
-          <w:rFonts w:ascii="Arial" w:hAnsi="Arial" w:cs="Arial"/>
-          <w:sz w:val="28"/>
-          <w:szCs w:val="28"/>
-          <w:lang w:val="en-US"/>
-        </w:rPr>
-        <w:t>d</w:t>
-      </w:r>
-      <w:r>
-        <w:rPr>
-          <w:rFonts w:ascii="Arial" w:hAnsi="Arial" w:cs="Arial"/>
-          <w:sz w:val="28"/>
-          <w:szCs w:val="28"/>
-          <w:lang w:val="en-US"/>
-        </w:rPr>
-        <w:t>) is removed</w:t>
-      </w:r>
-      <w:r>
-        <w:rPr>
-          <w:rFonts w:ascii="Arial" w:hAnsi="Arial" w:cs="Arial"/>
-          <w:sz w:val="28"/>
-          <w:szCs w:val="28"/>
-          <w:lang w:val="en-US"/>
-        </w:rPr>
-        <w:t>,</w:t>
-      </w:r>
-      <w:r>
-        <w:rPr>
-          <w:rFonts w:ascii="Arial" w:hAnsi="Arial" w:cs="Arial"/>
-          <w:sz w:val="28"/>
-          <w:szCs w:val="28"/>
-          <w:lang w:val="en-US"/>
-        </w:rPr>
-        <w:t xml:space="preserve"> </w:t>
-      </w:r>
-      <w:r>
-        <w:rPr>
-          <w:rFonts w:ascii="Arial" w:hAnsi="Arial" w:cs="Arial"/>
-          <w:sz w:val="28"/>
-          <w:szCs w:val="28"/>
-          <w:lang w:val="en-US"/>
-        </w:rPr>
-        <w:t>pursuant to provision 3.</w:t>
-      </w:r>
-      <w:r>
-        <w:rPr>
-          <w:rFonts w:ascii="Arial" w:hAnsi="Arial" w:cs="Arial"/>
-          <w:sz w:val="28"/>
-          <w:szCs w:val="28"/>
-          <w:lang w:val="en-US"/>
-        </w:rPr>
-        <w:t>5</w:t>
-      </w:r>
-      <w:r>
-        <w:rPr>
-          <w:rFonts w:ascii="Arial" w:hAnsi="Arial" w:cs="Arial"/>
-          <w:sz w:val="28"/>
-          <w:szCs w:val="28"/>
-          <w:lang w:val="en-US"/>
-        </w:rPr>
-        <w:t xml:space="preserve">.(a) </w:t>
-      </w:r>
-      <w:r>
-        <w:rPr>
-          <w:rFonts w:ascii="Arial" w:hAnsi="Arial" w:cs="Arial"/>
-          <w:sz w:val="28"/>
-          <w:szCs w:val="28"/>
-          <w:lang w:val="en-US"/>
-        </w:rPr>
-        <w:t>by the Supreme Guardian</w:t>
-      </w:r>
-      <w:r>
-        <w:rPr>
-          <w:rFonts w:ascii="Arial" w:hAnsi="Arial" w:cs="Arial"/>
-          <w:sz w:val="28"/>
-          <w:szCs w:val="28"/>
-          <w:lang w:val="en-US"/>
-        </w:rPr>
-        <w:t>,</w:t>
-      </w:r>
-      <w:r>
-        <w:rPr>
-          <w:rFonts w:ascii="Arial" w:hAnsi="Arial" w:cs="Arial"/>
-          <w:sz w:val="28"/>
-          <w:szCs w:val="28"/>
-          <w:lang w:val="en-US"/>
-        </w:rPr>
-        <w:t xml:space="preserve"> or </w:t>
-      </w:r>
-      <w:r>
-        <w:rPr>
-          <w:rFonts w:ascii="Arial" w:hAnsi="Arial" w:cs="Arial"/>
-          <w:sz w:val="28"/>
-          <w:szCs w:val="28"/>
-          <w:lang w:val="en-US"/>
-        </w:rPr>
-        <w:t xml:space="preserve">pursuant to provision </w:t>
-      </w:r>
-      <w:r>
-        <w:rPr>
-          <w:rFonts w:ascii="Arial" w:hAnsi="Arial" w:cs="Arial"/>
-          <w:sz w:val="28"/>
-          <w:szCs w:val="28"/>
-          <w:lang w:val="en-US"/>
-        </w:rPr>
-        <w:t>7</w:t>
-      </w:r>
-      <w:r>
-        <w:rPr>
-          <w:rFonts w:ascii="Arial" w:hAnsi="Arial" w:cs="Arial"/>
-          <w:sz w:val="28"/>
-          <w:szCs w:val="28"/>
-          <w:lang w:val="en-US"/>
-        </w:rPr>
-        <w:t xml:space="preserve">.2. by the </w:t>
-      </w:r>
-      <w:r>
-        <w:rPr>
-          <w:rFonts w:ascii="Arial" w:hAnsi="Arial" w:cs="Arial"/>
-          <w:sz w:val="28"/>
-          <w:szCs w:val="28"/>
-          <w:lang w:val="en-US"/>
-        </w:rPr>
-        <w:t>Chairman of the Management Council</w:t>
-      </w:r>
-      <w:r>
-        <w:rPr>
-          <w:rFonts w:ascii="Arial" w:hAnsi="Arial" w:cs="Arial"/>
-          <w:sz w:val="28"/>
-          <w:szCs w:val="28"/>
-          <w:lang w:val="en-US"/>
-        </w:rPr>
-        <w:t xml:space="preserve">, </w:t>
-      </w:r>
-      <w:r>
-        <w:rPr>
-          <w:rFonts w:ascii="Arial" w:hAnsi="Arial" w:cs="Arial"/>
-          <w:sz w:val="28"/>
-          <w:szCs w:val="28"/>
-          <w:lang w:val="en-US"/>
-        </w:rPr>
-        <w:t>in case of fundamental breach</w:t>
-      </w:r>
-      <w:r>
-        <w:rPr>
-          <w:rFonts w:ascii="Arial" w:hAnsi="Arial" w:cs="Arial"/>
-          <w:sz w:val="28"/>
-          <w:szCs w:val="28"/>
-          <w:lang w:val="en-US"/>
-        </w:rPr>
-        <w:t xml:space="preserve"> of</w:t>
-      </w:r>
-      <w:r>
-        <w:rPr>
-          <w:rFonts w:ascii="Arial" w:hAnsi="Arial" w:cs="Arial"/>
-          <w:sz w:val="28"/>
-          <w:szCs w:val="28"/>
-          <w:lang w:val="en-US"/>
-        </w:rPr>
-        <w:t xml:space="preserve"> Chapter </w:t>
-      </w:r>
-      <w:ins w:id="171" w:author="Проект новой редакции" w:date="2026-10-23T13:45:00Z">
-        <w:r>
-          <w:rPr>
-            <w:rFonts w:ascii="Arial" w:hAnsi="Arial" w:cs="Arial"/>
-            <w:sz w:val="28"/>
-            <w:szCs w:val="28"/>
-            <w:lang w:val="en-US"/>
-          </w:rPr>
-          <w:t>8</w:t>
-        </w:r>
-      </w:ins>
-      <w:del w:id="172" w:author="Проект новой редакции" w:date="2026-10-23T13:45:00Z">
+      <w:del w:id="170" w:author="Проект новой редакции" w:date="2026-10-23T13:54:00Z">
         <w:r>
           <w:rPr>
             <w:rFonts w:ascii="Arial" w:hAnsi="Arial" w:cs="Arial"/>
@@ -10313,7 +10291,7 @@
         </w:rPr>
         <w:t xml:space="preserve">b) must comply with the provisions of </w:t>
       </w:r>
-      <w:ins w:id="173" w:author="Проект новой редакции" w:date="2026-10-23T13:45:00Z">
+      <w:ins w:id="171" w:author="Проект новой редакции" w:date="2026-10-23T13:54:00Z">
         <w:r>
           <w:rPr>
             <w:rFonts w:ascii="Arial" w:hAnsi="Arial" w:cs="Arial"/>
@@ -10633,7 +10611,7 @@
           <w:lang w:val="en-US"/>
         </w:rPr>
       </w:pPr>
-      <w:ins w:id="174" w:author="Проект новой редакции" w:date="2026-10-23T13:45:00Z">
+      <w:ins w:id="172" w:author="Проект новой редакции" w:date="2026-10-23T13:54:00Z">
         <w:r>
           <w:rPr>
             <w:rFonts w:ascii="Arial" w:hAnsi="Arial" w:cs="Arial"/>
@@ -10644,7 +10622,7 @@
           <w:t>(iii) approve the staff schedule of the Foundation’s employees,</w:t>
         </w:r>
       </w:ins>
-      <w:del w:id="175" w:author="Проект новой редакции" w:date="2026-10-23T13:45:00Z">
+      <w:del w:id="173" w:author="Проект новой редакции" w:date="2026-10-23T13:54:00Z">
         <w:r>
           <w:rPr>
             <w:rFonts w:ascii="Arial" w:hAnsi="Arial" w:cs="Arial"/>
@@ -10691,7 +10669,7 @@
         </w:rPr>
         <w:t xml:space="preserve"> required for the Foundation, to define their salaries, benefits, remunerations</w:t>
       </w:r>
-      <w:ins w:id="176" w:author="Проект новой редакции" w:date="2026-10-23T13:45:00Z">
+      <w:ins w:id="174" w:author="Проект новой редакции" w:date="2026-10-23T13:54:00Z">
         <w:r>
           <w:rPr>
             <w:rFonts w:ascii="Arial" w:hAnsi="Arial" w:cs="Arial"/>
@@ -10711,7 +10689,7 @@
         </w:rPr>
         <w:t xml:space="preserve"> and the rules and provisions related to their employment as well as the right to terminate their services</w:t>
       </w:r>
-      <w:ins w:id="177" w:author="Проект новой редакции" w:date="2026-10-23T13:45:00Z">
+      <w:ins w:id="175" w:author="Проект новой редакции" w:date="2026-10-23T13:54:00Z">
         <w:r>
           <w:rPr>
             <w:rFonts w:ascii="Arial" w:hAnsi="Arial" w:cs="Arial"/>
@@ -10738,7 +10716,7 @@
         <w:ind w:firstLine="993"/>
         <w:jc w:val="both"/>
         <w:rPr>
-          <w:ins w:id="178" w:author="Проект новой редакции" w:date="2026-10-23T13:45:00Z"/>
+          <w:ins w:id="176" w:author="Проект новой редакции" w:date="2026-10-23T13:54:00Z"/>
           <w:rFonts w:ascii="Arial" w:hAnsi="Arial" w:cs="Arial"/>
           <w:sz w:val="28"/>
           <w:szCs w:val="28"/>
@@ -10772,7 +10750,7 @@
         </w:rPr>
         <w:t xml:space="preserve">) sign </w:t>
       </w:r>
-      <w:ins w:id="179" w:author="Проект новой редакции" w:date="2026-10-23T13:45:00Z">
+      <w:ins w:id="177" w:author="Проект новой редакции" w:date="2026-10-23T13:54:00Z">
         <w:r>
           <w:rPr>
             <w:rFonts w:ascii="Arial" w:hAnsi="Arial" w:cs="Arial"/>
@@ -10796,7 +10774,7 @@
           <w:lang w:val="en-US"/>
         </w:rPr>
       </w:pPr>
-      <w:ins w:id="180" w:author="Проект новой редакции" w:date="2026-10-23T13:45:00Z">
+      <w:ins w:id="178" w:author="Проект новой редакции" w:date="2026-10-23T13:54:00Z">
         <w:r>
           <w:rPr>
             <w:rFonts w:ascii="Arial" w:hAnsi="Arial" w:cs="Arial"/>
@@ -10838,7 +10816,7 @@
         </w:rPr>
         <w:t>(</w:t>
       </w:r>
-      <w:ins w:id="181" w:author="Проект новой редакции" w:date="2026-10-23T13:45:00Z">
+      <w:ins w:id="179" w:author="Проект новой редакции" w:date="2026-10-23T13:54:00Z">
         <w:r>
           <w:rPr>
             <w:rFonts w:ascii="Arial" w:hAnsi="Arial" w:cs="Arial"/>
@@ -10849,7 +10827,7 @@
           <w:t>vi</w:t>
         </w:r>
       </w:ins>
-      <w:del w:id="182" w:author="Проект новой редакции" w:date="2026-10-23T13:45:00Z">
+      <w:del w:id="180" w:author="Проект новой редакции" w:date="2026-10-23T13:54:00Z">
         <w:r>
           <w:rPr>
             <w:rFonts w:ascii="Arial" w:hAnsi="Arial" w:cs="Arial"/>
@@ -10891,7 +10869,7 @@
         </w:rPr>
         <w:t>(</w:t>
       </w:r>
-      <w:ins w:id="183" w:author="Проект новой редакции" w:date="2026-10-23T13:45:00Z">
+      <w:ins w:id="181" w:author="Проект новой редакции" w:date="2026-10-23T13:54:00Z">
         <w:r>
           <w:rPr>
             <w:rFonts w:ascii="Arial" w:hAnsi="Arial" w:cs="Arial"/>
@@ -10902,7 +10880,7 @@
           <w:t>vii</w:t>
         </w:r>
       </w:ins>
-      <w:del w:id="184" w:author="Проект новой редакции" w:date="2026-10-23T13:45:00Z">
+      <w:del w:id="182" w:author="Проект новой редакции" w:date="2026-10-23T13:54:00Z">
         <w:r>
           <w:rPr>
             <w:rFonts w:ascii="Arial" w:hAnsi="Arial" w:cs="Arial"/>
@@ -10991,7 +10969,7 @@
         </w:rPr>
         <w:t xml:space="preserve">. </w:t>
       </w:r>
-      <w:del w:id="185" w:author="Проект новой редакции" w:date="2026-10-23T13:45:00Z">
+      <w:del w:id="183" w:author="Проект новой редакции" w:date="2026-10-23T13:54:00Z">
         <w:r>
           <w:rPr>
             <w:rFonts w:ascii="Arial" w:hAnsi="Arial" w:cs="Arial"/>
@@ -11011,7 +10989,7 @@
         </w:rPr>
         <w:t xml:space="preserve">The Management Council </w:t>
       </w:r>
-      <w:ins w:id="186" w:author="Проект новой редакции" w:date="2026-10-23T13:45:00Z">
+      <w:ins w:id="184" w:author="Проект новой редакции" w:date="2026-10-23T13:54:00Z">
         <w:r>
           <w:rPr>
             <w:rFonts w:ascii="Arial" w:hAnsi="Arial" w:cs="Arial"/>
@@ -11022,7 +11000,7 @@
           <w:t>approves</w:t>
         </w:r>
       </w:ins>
-      <w:del w:id="187" w:author="Проект новой редакции" w:date="2026-10-23T13:45:00Z">
+      <w:del w:id="185" w:author="Проект новой редакции" w:date="2026-10-23T13:54:00Z">
         <w:r>
           <w:rPr>
             <w:rFonts w:ascii="Arial" w:hAnsi="Arial" w:cs="Arial"/>
@@ -11060,7 +11038,7 @@
         </w:rPr>
         <w:t xml:space="preserve">the </w:t>
       </w:r>
-      <w:ins w:id="188" w:author="Проект новой редакции" w:date="2026-10-23T13:45:00Z">
+      <w:ins w:id="186" w:author="Проект новой редакции" w:date="2026-10-23T13:54:00Z">
         <w:r>
           <w:rPr>
             <w:rFonts w:ascii="Arial" w:hAnsi="Arial" w:cs="Arial"/>
@@ -11071,7 +11049,7 @@
           <w:t>budget</w:t>
         </w:r>
       </w:ins>
-      <w:del w:id="189" w:author="Проект новой редакции" w:date="2026-10-23T13:45:00Z">
+      <w:del w:id="187" w:author="Проект новой редакции" w:date="2026-10-23T13:54:00Z">
         <w:r>
           <w:rPr>
             <w:rFonts w:ascii="Arial" w:hAnsi="Arial" w:cs="Arial"/>
@@ -11109,7 +11087,7 @@
         </w:rPr>
         <w:t>of the Foundation necessary for its operation and reaching its objects</w:t>
       </w:r>
-      <w:ins w:id="190" w:author="Проект новой редакции" w:date="2026-10-23T13:45:00Z">
+      <w:ins w:id="188" w:author="Проект новой редакции" w:date="2026-10-23T13:54:00Z">
         <w:r>
           <w:rPr>
             <w:rFonts w:ascii="Arial" w:hAnsi="Arial" w:cs="Arial"/>
@@ -11138,7 +11116,7 @@
         </w:rPr>
         <w:t xml:space="preserve">and </w:t>
       </w:r>
-      <w:ins w:id="191" w:author="Проект новой редакции" w:date="2026-10-23T13:45:00Z">
+      <w:ins w:id="189" w:author="Проект новой редакции" w:date="2026-10-23T13:54:00Z">
         <w:r>
           <w:rPr>
             <w:rFonts w:ascii="Arial" w:hAnsi="Arial" w:cs="Arial"/>
@@ -11149,7 +11127,7 @@
           <w:t>notifies the Supreme Guardian in accordance with paragraph 3.11. Until the budget of the Foundation for the next financial year takes effect, expenses are made within the budget of the previous year. The Management Council proposes salaries</w:t>
         </w:r>
       </w:ins>
-      <w:del w:id="192" w:author="Проект новой редакции" w:date="2026-10-23T13:45:00Z">
+      <w:del w:id="190" w:author="Проект новой редакции" w:date="2026-10-23T13:54:00Z">
         <w:r>
           <w:rPr>
             <w:rFonts w:ascii="Arial" w:hAnsi="Arial" w:cs="Arial"/>
@@ -11178,7 +11156,7 @@
         </w:rPr>
         <w:t xml:space="preserve"> of the Management Council members to the Supreme Guardian</w:t>
       </w:r>
-      <w:ins w:id="193" w:author="Проект новой редакции" w:date="2026-10-23T13:45:00Z">
+      <w:ins w:id="191" w:author="Проект новой редакции" w:date="2026-10-23T13:54:00Z">
         <w:r>
           <w:rPr>
             <w:rFonts w:ascii="Arial" w:hAnsi="Arial" w:cs="Arial"/>
@@ -11189,7 +11167,7 @@
           <w:t xml:space="preserve"> for approval pursuant to section 3.5.(g).</w:t>
         </w:r>
       </w:ins>
-      <w:del w:id="194" w:author="Проект новой редакции" w:date="2026-10-23T13:45:00Z">
+      <w:del w:id="192" w:author="Проект новой редакции" w:date="2026-10-23T13:54:00Z">
         <w:r>
           <w:rPr>
             <w:rFonts w:ascii="Arial" w:hAnsi="Arial" w:cs="Arial"/>
@@ -11430,14 +11408,14 @@
         <w:ind w:firstLine="709"/>
         <w:jc w:val="both"/>
         <w:rPr>
-          <w:ins w:id="195" w:author="Проект новой редакции" w:date="2026-10-23T13:45:00Z"/>
+          <w:ins w:id="193" w:author="Проект новой редакции" w:date="2026-10-23T13:54:00Z"/>
           <w:rFonts w:ascii="Arial" w:hAnsi="Arial" w:cs="Arial"/>
           <w:sz w:val="28"/>
           <w:szCs w:val="28"/>
           <w:lang w:val="en-GB"/>
         </w:rPr>
       </w:pPr>
-      <w:ins w:id="196" w:author="Проект новой редакции" w:date="2026-10-23T13:45:00Z">
+      <w:ins w:id="194" w:author="Проект новой редакции" w:date="2026-10-23T13:54:00Z">
         <w:r>
           <w:rPr>
             <w:rFonts w:ascii="Arial" w:hAnsi="Arial" w:cs="Arial"/>
@@ -11455,14 +11433,14 @@
         <w:ind w:firstLine="709"/>
         <w:jc w:val="both"/>
         <w:rPr>
-          <w:ins w:id="197" w:author="Проект новой редакции" w:date="2026-10-23T13:45:00Z"/>
+          <w:ins w:id="195" w:author="Проект новой редакции" w:date="2026-10-23T13:54:00Z"/>
           <w:rFonts w:ascii="Arial" w:hAnsi="Arial" w:cs="Arial"/>
           <w:sz w:val="28"/>
           <w:szCs w:val="28"/>
           <w:lang w:val="en-GB"/>
         </w:rPr>
       </w:pPr>
-      <w:ins w:id="198" w:author="Проект новой редакции" w:date="2026-10-23T13:45:00Z">
+      <w:ins w:id="196" w:author="Проект новой редакции" w:date="2026-10-23T13:54:00Z">
         <w:r>
           <w:rPr>
             <w:rFonts w:ascii="Arial" w:hAnsi="Arial" w:cs="Arial"/>
@@ -11480,14 +11458,14 @@
         <w:ind w:firstLine="709"/>
         <w:jc w:val="both"/>
         <w:rPr>
-          <w:ins w:id="199" w:author="Проект новой редакции" w:date="2026-10-23T13:45:00Z"/>
+          <w:ins w:id="197" w:author="Проект новой редакции" w:date="2026-10-23T13:54:00Z"/>
           <w:rFonts w:ascii="Arial" w:hAnsi="Arial" w:cs="Arial"/>
           <w:sz w:val="28"/>
           <w:szCs w:val="28"/>
           <w:lang w:val="en-GB"/>
         </w:rPr>
       </w:pPr>
-      <w:ins w:id="200" w:author="Проект новой редакции" w:date="2026-10-23T13:45:00Z">
+      <w:ins w:id="198" w:author="Проект новой редакции" w:date="2026-10-23T13:54:00Z">
         <w:r>
           <w:rPr>
             <w:rFonts w:ascii="Arial" w:hAnsi="Arial" w:cs="Arial"/>
@@ -11522,7 +11500,25 @@
             <w:szCs w:val="28"/>
             <w:lang w:val="en-GB"/>
           </w:rPr>
-          <w:t>by the Deputy CEO for Strategy and Projects (section 6.1.(b))</w:t>
+          <w:t xml:space="preserve">by the </w:t>
+        </w:r>
+        <w:r>
+          <w:rPr>
+            <w:rFonts w:ascii="Arial" w:hAnsi="Arial" w:cs="Arial"/>
+            <w:sz w:val="28"/>
+            <w:szCs w:val="28"/>
+            <w:lang w:val="en-GB"/>
+          </w:rPr>
+          <w:t>Deputy CEO</w:t>
+        </w:r>
+        <w:r>
+          <w:rPr>
+            <w:rFonts w:ascii="Arial" w:hAnsi="Arial" w:cs="Arial"/>
+            <w:sz w:val="28"/>
+            <w:szCs w:val="28"/>
+            <w:lang w:val="en-GB"/>
+          </w:rPr>
+          <w:t xml:space="preserve"> (section 6.1.(b))</w:t>
         </w:r>
         <w:r>
           <w:rPr>
@@ -11630,7 +11626,7 @@
         <w:tab/>
         <w:t xml:space="preserve">REMUNERATION AND EXPENSES OF MEMBERS OF THE </w:t>
       </w:r>
-      <w:ins w:id="201" w:author="Проект новой редакции" w:date="2026-10-23T13:45:00Z">
+      <w:ins w:id="199" w:author="Проект новой редакции" w:date="2026-10-23T13:54:00Z">
         <w:r>
           <w:rPr>
             <w:rFonts w:ascii="Arial" w:hAnsi="Arial" w:cs="Arial"/>
@@ -11642,7 +11638,7 @@
           <w:t>COUNCILS</w:t>
         </w:r>
       </w:ins>
-      <w:del w:id="202" w:author="Проект новой редакции" w:date="2026-10-23T13:45:00Z">
+      <w:del w:id="200" w:author="Проект новой редакции" w:date="2026-10-23T13:54:00Z">
         <w:r>
           <w:rPr>
             <w:rFonts w:ascii="Arial" w:hAnsi="Arial" w:cs="Arial"/>
@@ -11698,7 +11694,7 @@
         </w:rPr>
         <w:t>embers of the</w:t>
       </w:r>
-      <w:del w:id="203" w:author="Проект новой редакции" w:date="2026-10-23T13:45:00Z">
+      <w:del w:id="201" w:author="Проект новой редакции" w:date="2026-10-23T13:54:00Z">
         <w:r>
           <w:rPr>
             <w:rFonts w:ascii="Arial" w:hAnsi="Arial" w:cs="Arial"/>
@@ -11763,7 +11759,7 @@
         </w:rPr>
         <w:t>of the Supreme Guardian</w:t>
       </w:r>
-      <w:ins w:id="204" w:author="Проект новой редакции" w:date="2026-10-23T13:45:00Z">
+      <w:ins w:id="202" w:author="Проект новой редакции" w:date="2026-10-23T13:54:00Z">
         <w:r>
           <w:rPr>
             <w:rFonts w:ascii="Arial" w:hAnsi="Arial" w:cs="Arial"/>
@@ -11774,7 +11770,7 @@
           <w:t xml:space="preserve"> pursuant to section 3.5.(g),</w:t>
         </w:r>
       </w:ins>
-      <w:del w:id="205" w:author="Проект новой редакции" w:date="2026-10-23T13:45:00Z">
+      <w:del w:id="203" w:author="Проект новой редакции" w:date="2026-10-23T13:54:00Z">
         <w:r>
           <w:rPr>
             <w:rFonts w:ascii="Arial" w:hAnsi="Arial" w:cs="Arial"/>
@@ -11794,7 +11790,7 @@
         </w:rPr>
         <w:t xml:space="preserve"> except for section </w:t>
       </w:r>
-      <w:ins w:id="206" w:author="Проект новой редакции" w:date="2026-10-23T13:45:00Z">
+      <w:ins w:id="204" w:author="Проект новой редакции" w:date="2026-10-23T13:54:00Z">
         <w:r>
           <w:rPr>
             <w:rFonts w:ascii="Arial" w:hAnsi="Arial" w:cs="Arial"/>
@@ -11805,7 +11801,7 @@
           <w:t>7</w:t>
         </w:r>
       </w:ins>
-      <w:del w:id="207" w:author="Проект новой редакции" w:date="2026-10-23T13:45:00Z">
+      <w:del w:id="205" w:author="Проект новой редакции" w:date="2026-10-23T13:54:00Z">
         <w:r>
           <w:rPr>
             <w:rFonts w:ascii="Arial" w:hAnsi="Arial" w:cs="Arial"/>
@@ -11861,7 +11857,7 @@
         </w:rPr>
         <w:t>resolution</w:t>
       </w:r>
-      <w:ins w:id="208" w:author="Проект новой редакции" w:date="2026-10-23T13:45:00Z">
+      <w:ins w:id="206" w:author="Проект новой редакции" w:date="2026-10-23T13:54:00Z">
         <w:r>
           <w:rPr>
             <w:rFonts w:ascii="Arial" w:hAnsi="Arial" w:cs="Arial"/>
@@ -11881,7 +11877,7 @@
         </w:rPr>
         <w:t xml:space="preserve"> and</w:t>
       </w:r>
-      <w:ins w:id="209" w:author="Проект новой редакции" w:date="2026-10-23T13:45:00Z">
+      <w:ins w:id="207" w:author="Проект новой редакции" w:date="2026-10-23T13:54:00Z">
         <w:r>
           <w:rPr>
             <w:rFonts w:ascii="Arial" w:hAnsi="Arial" w:cs="Arial"/>
@@ -12490,7 +12486,7 @@
         </w:rPr>
         <w:t>.</w:t>
       </w:r>
-      <w:del w:id="210" w:author="Проект новой редакции" w:date="2026-10-23T13:45:00Z">
+      <w:del w:id="208" w:author="Проект новой редакции" w:date="2026-10-23T13:54:00Z">
         <w:r>
           <w:rPr>
             <w:rFonts w:ascii="Arial" w:hAnsi="Arial" w:cs="Arial"/>
@@ -13514,7 +13510,7 @@
         </w:rPr>
         <w:t>roperty of the Foundation must be under the control of the Management Council. The Management Council may</w:t>
       </w:r>
-      <w:del w:id="211" w:author="Проект новой редакции" w:date="2026-10-23T13:45:00Z">
+      <w:del w:id="209" w:author="Проект новой редакции" w:date="2026-10-23T13:54:00Z">
         <w:r>
           <w:rPr>
             <w:rFonts w:ascii="Arial" w:hAnsi="Arial" w:cs="Arial"/>
@@ -13556,7 +13552,7 @@
         </w:rPr>
         <w:t>a) determine how the property of the Foundation is applied and used;</w:t>
       </w:r>
-      <w:ins w:id="212" w:author="Проект новой редакции" w:date="2026-10-23T13:45:00Z">
+      <w:ins w:id="210" w:author="Проект новой редакции" w:date="2026-10-23T13:54:00Z">
         <w:r>
           <w:rPr>
             <w:rFonts w:ascii="Arial" w:hAnsi="Arial" w:cs="Arial"/>
@@ -13580,7 +13576,7 @@
           <w:lang w:val="en-US"/>
         </w:rPr>
       </w:pPr>
-      <w:ins w:id="213" w:author="Проект новой редакции" w:date="2026-10-23T13:45:00Z">
+      <w:ins w:id="211" w:author="Проект новой редакции" w:date="2026-10-23T13:54:00Z">
         <w:r>
           <w:rPr>
             <w:rFonts w:ascii="Arial" w:hAnsi="Arial" w:cs="Arial"/>
@@ -13591,7 +13587,7 @@
           <w:t>b) subject to the approval of the Supreme Guardian,</w:t>
         </w:r>
       </w:ins>
-      <w:del w:id="214" w:author="Проект новой редакции" w:date="2026-10-23T13:45:00Z">
+      <w:del w:id="212" w:author="Проект новой редакции" w:date="2026-10-23T13:54:00Z">
         <w:r>
           <w:rPr>
             <w:rFonts w:ascii="Arial" w:hAnsi="Arial" w:cs="Arial"/>
@@ -13638,7 +13634,7 @@
         </w:rPr>
         <w:t>of the Foundation</w:t>
       </w:r>
-      <w:ins w:id="215" w:author="Проект новой редакции" w:date="2026-10-23T13:45:00Z">
+      <w:ins w:id="213" w:author="Проект новой редакции" w:date="2026-10-23T13:54:00Z">
         <w:r>
           <w:rPr>
             <w:rFonts w:ascii="Arial" w:hAnsi="Arial" w:cs="Arial"/>
@@ -13685,7 +13681,7 @@
         </w:rPr>
         <w:t>, including bonuses for Management Council</w:t>
       </w:r>
-      <w:ins w:id="216" w:author="Проект новой редакции" w:date="2026-10-23T13:45:00Z">
+      <w:ins w:id="214" w:author="Проект новой редакции" w:date="2026-10-23T13:54:00Z">
         <w:r>
           <w:rPr>
             <w:rFonts w:ascii="Arial" w:hAnsi="Arial" w:cs="Arial"/>
@@ -13712,14 +13708,14 @@
         <w:ind w:firstLine="709"/>
         <w:jc w:val="both"/>
         <w:rPr>
-          <w:ins w:id="217" w:author="Проект новой редакции" w:date="2026-10-23T13:45:00Z"/>
-          <w:rFonts w:ascii="Arial" w:hAnsi="Arial" w:cs="Arial"/>
-          <w:sz w:val="28"/>
-          <w:szCs w:val="28"/>
-          <w:lang w:val="en-US"/>
-        </w:rPr>
-      </w:pPr>
-      <w:ins w:id="218" w:author="Проект новой редакции" w:date="2026-10-23T13:45:00Z">
+          <w:ins w:id="215" w:author="Проект новой редакции" w:date="2026-10-23T13:54:00Z"/>
+          <w:rFonts w:ascii="Arial" w:hAnsi="Arial" w:cs="Arial"/>
+          <w:sz w:val="28"/>
+          <w:szCs w:val="28"/>
+          <w:lang w:val="en-US"/>
+        </w:rPr>
+      </w:pPr>
+      <w:ins w:id="216" w:author="Проект новой редакции" w:date="2026-10-23T13:54:00Z">
         <w:r>
           <w:rPr>
             <w:rFonts w:ascii="Arial" w:hAnsi="Arial" w:cs="Arial"/>
@@ -14683,14 +14679,14 @@
         <w:ind w:left="0" w:firstLine="0"/>
         <w:jc w:val="both"/>
         <w:rPr>
-          <w:ins w:id="219" w:author="Проект новой редакции" w:date="2026-10-23T13:45:00Z"/>
-          <w:rFonts w:ascii="Arial" w:hAnsi="Arial" w:cs="Arial"/>
-          <w:sz w:val="28"/>
-          <w:szCs w:val="28"/>
-          <w:lang w:val="en-US"/>
-        </w:rPr>
-      </w:pPr>
-      <w:ins w:id="220" w:author="Проект новой редакции" w:date="2026-10-23T13:45:00Z">
+          <w:ins w:id="217" w:author="Проект новой редакции" w:date="2026-10-23T13:54:00Z"/>
+          <w:rFonts w:ascii="Arial" w:hAnsi="Arial" w:cs="Arial"/>
+          <w:sz w:val="28"/>
+          <w:szCs w:val="28"/>
+          <w:lang w:val="en-US"/>
+        </w:rPr>
+      </w:pPr>
+      <w:ins w:id="218" w:author="Проект новой редакции" w:date="2026-10-23T13:54:00Z">
         <w:r>
           <w:rPr>
             <w:rFonts w:ascii="Arial" w:hAnsi="Arial" w:cs="Arial"/>
@@ -14725,7 +14721,7 @@
         <w:spacing w:after="0" w:line="480" w:lineRule="auto"/>
         <w:jc w:val="both"/>
         <w:rPr>
-          <w:ins w:id="221" w:author="Проект новой редакции" w:date="2026-10-23T13:45:00Z"/>
+          <w:ins w:id="219" w:author="Проект новой редакции" w:date="2026-10-23T13:54:00Z"/>
           <w:rFonts w:ascii="Arial" w:hAnsi="Arial" w:cs="Arial"/>
           <w:sz w:val="28"/>
           <w:szCs w:val="28"/>
@@ -14738,7 +14734,7 @@
         <w:spacing w:after="0" w:line="480" w:lineRule="auto"/>
         <w:jc w:val="both"/>
         <w:rPr>
-          <w:ins w:id="222" w:author="Проект новой редакции" w:date="2026-10-23T13:45:00Z"/>
+          <w:ins w:id="220" w:author="Проект новой редакции" w:date="2026-10-23T13:54:00Z"/>
           <w:rFonts w:ascii="Arial" w:hAnsi="Arial" w:cs="Arial"/>
           <w:sz w:val="28"/>
           <w:szCs w:val="28"/>
@@ -14751,7 +14747,7 @@
         <w:spacing w:after="0" w:line="480" w:lineRule="auto"/>
         <w:jc w:val="both"/>
         <w:rPr>
-          <w:ins w:id="223" w:author="Проект новой редакции" w:date="2026-10-23T13:45:00Z"/>
+          <w:ins w:id="221" w:author="Проект новой редакции" w:date="2026-10-23T13:54:00Z"/>
           <w:rFonts w:ascii="Arial" w:hAnsi="Arial" w:cs="Arial"/>
           <w:sz w:val="28"/>
           <w:szCs w:val="28"/>
@@ -14764,7 +14760,7 @@
         <w:spacing w:after="0" w:line="480" w:lineRule="auto"/>
         <w:jc w:val="both"/>
         <w:rPr>
-          <w:ins w:id="224" w:author="Проект новой редакции" w:date="2026-10-23T13:45:00Z"/>
+          <w:ins w:id="222" w:author="Проект новой редакции" w:date="2026-10-23T13:54:00Z"/>
           <w:rFonts w:ascii="Arial" w:hAnsi="Arial" w:cs="Arial"/>
           <w:sz w:val="28"/>
           <w:szCs w:val="28"/>
@@ -14777,7 +14773,7 @@
         <w:spacing w:after="0" w:line="480" w:lineRule="auto"/>
         <w:jc w:val="both"/>
         <w:rPr>
-          <w:ins w:id="225" w:author="Проект новой редакции" w:date="2026-10-23T13:45:00Z"/>
+          <w:ins w:id="223" w:author="Проект новой редакции" w:date="2026-10-23T13:54:00Z"/>
           <w:rFonts w:ascii="Arial" w:hAnsi="Arial" w:cs="Arial"/>
           <w:sz w:val="28"/>
           <w:szCs w:val="28"/>
@@ -14790,7 +14786,7 @@
         <w:spacing w:after="0" w:line="480" w:lineRule="auto"/>
         <w:jc w:val="both"/>
         <w:rPr>
-          <w:ins w:id="226" w:author="Проект новой редакции" w:date="2026-10-23T13:45:00Z"/>
+          <w:ins w:id="224" w:author="Проект новой редакции" w:date="2026-10-23T13:54:00Z"/>
           <w:rFonts w:ascii="Arial" w:hAnsi="Arial" w:cs="Arial"/>
           <w:sz w:val="28"/>
           <w:szCs w:val="28"/>
@@ -14803,7 +14799,7 @@
         <w:spacing w:after="0" w:line="480" w:lineRule="auto"/>
         <w:jc w:val="both"/>
         <w:rPr>
-          <w:ins w:id="227" w:author="Проект новой редакции" w:date="2026-10-23T13:45:00Z"/>
+          <w:ins w:id="225" w:author="Проект новой редакции" w:date="2026-10-23T13:54:00Z"/>
           <w:rFonts w:ascii="Arial" w:hAnsi="Arial" w:cs="Arial"/>
           <w:sz w:val="28"/>
           <w:szCs w:val="28"/>
@@ -14816,7 +14812,7 @@
         <w:spacing w:after="0" w:line="480" w:lineRule="auto"/>
         <w:jc w:val="both"/>
         <w:rPr>
-          <w:ins w:id="228" w:author="Проект новой редакции" w:date="2026-10-23T13:45:00Z"/>
+          <w:ins w:id="226" w:author="Проект новой редакции" w:date="2026-10-23T13:54:00Z"/>
           <w:rFonts w:ascii="Arial" w:hAnsi="Arial" w:cs="Arial"/>
           <w:sz w:val="28"/>
           <w:szCs w:val="28"/>
@@ -14829,7 +14825,7 @@
         <w:spacing w:after="0" w:line="480" w:lineRule="auto"/>
         <w:jc w:val="both"/>
         <w:rPr>
-          <w:ins w:id="229" w:author="Проект новой редакции" w:date="2026-10-23T13:45:00Z"/>
+          <w:ins w:id="227" w:author="Проект новой редакции" w:date="2026-10-23T13:54:00Z"/>
           <w:rFonts w:ascii="Arial" w:hAnsi="Arial" w:cs="Arial"/>
           <w:sz w:val="28"/>
           <w:szCs w:val="28"/>
@@ -14842,7 +14838,7 @@
         <w:spacing w:after="0" w:line="480" w:lineRule="auto"/>
         <w:jc w:val="both"/>
         <w:rPr>
-          <w:ins w:id="230" w:author="Проект новой редакции" w:date="2026-10-23T13:45:00Z"/>
+          <w:ins w:id="228" w:author="Проект новой редакции" w:date="2026-10-23T13:54:00Z"/>
           <w:rFonts w:ascii="Arial" w:hAnsi="Arial" w:cs="Arial"/>
           <w:sz w:val="28"/>
           <w:szCs w:val="28"/>
@@ -14855,7 +14851,7 @@
         <w:spacing w:after="0" w:line="480" w:lineRule="auto"/>
         <w:jc w:val="both"/>
         <w:rPr>
-          <w:ins w:id="231" w:author="Проект новой редакции" w:date="2026-10-23T13:45:00Z"/>
+          <w:ins w:id="229" w:author="Проект новой редакции" w:date="2026-10-23T13:54:00Z"/>
           <w:rFonts w:ascii="Arial" w:hAnsi="Arial" w:cs="Arial"/>
           <w:sz w:val="28"/>
           <w:szCs w:val="28"/>
@@ -14868,7 +14864,7 @@
         <w:spacing w:after="0" w:line="480" w:lineRule="auto"/>
         <w:jc w:val="both"/>
         <w:rPr>
-          <w:ins w:id="232" w:author="Проект новой редакции" w:date="2026-10-23T13:45:00Z"/>
+          <w:ins w:id="230" w:author="Проект новой редакции" w:date="2026-10-23T13:54:00Z"/>
           <w:rFonts w:ascii="Arial" w:hAnsi="Arial" w:cs="Arial"/>
           <w:sz w:val="28"/>
           <w:szCs w:val="28"/>
@@ -14881,7 +14877,7 @@
         <w:spacing w:after="0" w:line="480" w:lineRule="auto"/>
         <w:jc w:val="both"/>
         <w:rPr>
-          <w:ins w:id="233" w:author="Проект новой редакции" w:date="2026-10-23T13:45:00Z"/>
+          <w:ins w:id="231" w:author="Проект новой редакции" w:date="2026-10-23T13:54:00Z"/>
           <w:rFonts w:ascii="Arial" w:hAnsi="Arial" w:cs="Arial"/>
           <w:sz w:val="28"/>
           <w:szCs w:val="28"/>
@@ -14894,7 +14890,7 @@
         <w:spacing w:after="0" w:line="480" w:lineRule="auto"/>
         <w:jc w:val="both"/>
         <w:rPr>
-          <w:ins w:id="234" w:author="Проект новой редакции" w:date="2026-10-23T13:45:00Z"/>
+          <w:ins w:id="232" w:author="Проект новой редакции" w:date="2026-10-23T13:54:00Z"/>
           <w:rFonts w:ascii="Arial" w:hAnsi="Arial" w:cs="Arial"/>
           <w:sz w:val="28"/>
           <w:szCs w:val="28"/>
@@ -14907,7 +14903,7 @@
         <w:spacing w:after="0" w:line="480" w:lineRule="auto"/>
         <w:jc w:val="both"/>
         <w:rPr>
-          <w:ins w:id="235" w:author="Проект новой редакции" w:date="2026-10-23T13:45:00Z"/>
+          <w:ins w:id="233" w:author="Проект новой редакции" w:date="2026-10-23T13:54:00Z"/>
           <w:rFonts w:ascii="Arial" w:hAnsi="Arial" w:cs="Arial"/>
           <w:sz w:val="28"/>
           <w:szCs w:val="28"/>
@@ -14920,7 +14916,7 @@
         <w:spacing w:after="0" w:line="480" w:lineRule="auto"/>
         <w:jc w:val="both"/>
         <w:rPr>
-          <w:ins w:id="236" w:author="Проект новой редакции" w:date="2026-10-23T13:45:00Z"/>
+          <w:ins w:id="234" w:author="Проект новой редакции" w:date="2026-10-23T13:54:00Z"/>
           <w:rFonts w:ascii="Arial" w:hAnsi="Arial" w:cs="Arial"/>
           <w:sz w:val="28"/>
           <w:szCs w:val="28"/>
@@ -14933,7 +14929,7 @@
         <w:spacing w:after="0" w:line="480" w:lineRule="auto"/>
         <w:jc w:val="both"/>
         <w:rPr>
-          <w:ins w:id="237" w:author="Проект новой редакции" w:date="2026-10-23T13:45:00Z"/>
+          <w:ins w:id="235" w:author="Проект новой редакции" w:date="2026-10-23T13:54:00Z"/>
           <w:rFonts w:ascii="Arial" w:hAnsi="Arial" w:cs="Arial"/>
           <w:sz w:val="28"/>
           <w:szCs w:val="28"/>
@@ -14946,7 +14942,7 @@
         <w:spacing w:after="0" w:line="480" w:lineRule="auto"/>
         <w:jc w:val="both"/>
         <w:rPr>
-          <w:ins w:id="238" w:author="Проект новой редакции" w:date="2026-10-23T13:45:00Z"/>
+          <w:ins w:id="236" w:author="Проект новой редакции" w:date="2026-10-23T13:54:00Z"/>
           <w:rFonts w:ascii="Arial" w:hAnsi="Arial" w:cs="Arial"/>
           <w:sz w:val="28"/>
           <w:szCs w:val="28"/>
@@ -14959,7 +14955,7 @@
         <w:spacing w:after="0" w:line="480" w:lineRule="auto"/>
         <w:jc w:val="both"/>
         <w:rPr>
-          <w:ins w:id="239" w:author="Проект новой редакции" w:date="2026-10-23T13:45:00Z"/>
+          <w:ins w:id="237" w:author="Проект новой редакции" w:date="2026-10-23T13:54:00Z"/>
           <w:rFonts w:ascii="Arial" w:hAnsi="Arial" w:cs="Arial"/>
           <w:sz w:val="28"/>
           <w:szCs w:val="28"/>
@@ -14972,7 +14968,7 @@
         <w:spacing w:after="0" w:line="480" w:lineRule="auto"/>
         <w:jc w:val="both"/>
         <w:rPr>
-          <w:ins w:id="240" w:author="Проект новой редакции" w:date="2026-10-23T13:45:00Z"/>
+          <w:ins w:id="238" w:author="Проект новой редакции" w:date="2026-10-23T13:54:00Z"/>
           <w:rFonts w:ascii="Arial" w:hAnsi="Arial" w:cs="Arial"/>
           <w:sz w:val="28"/>
           <w:szCs w:val="28"/>
@@ -14985,7 +14981,7 @@
         <w:spacing w:after="0" w:line="480" w:lineRule="auto"/>
         <w:jc w:val="right"/>
         <w:rPr>
-          <w:ins w:id="241" w:author="Проект новой редакции" w:date="2026-10-23T13:45:00Z"/>
+          <w:ins w:id="239" w:author="Проект новой редакции" w:date="2026-10-23T13:54:00Z"/>
           <w:rFonts w:ascii="Arial" w:hAnsi="Arial" w:cs="Arial"/>
           <w:b/>
           <w:sz w:val="28"/>
@@ -14993,7 +14989,7 @@
           <w:lang w:val="en-US"/>
         </w:rPr>
       </w:pPr>
-      <w:ins w:id="242" w:author="Проект новой редакции" w:date="2026-10-23T13:45:00Z">
+      <w:ins w:id="240" w:author="Проект новой редакции" w:date="2026-10-23T13:54:00Z">
         <w:r>
           <w:rPr>
             <w:rFonts w:ascii="Arial" w:hAnsi="Arial" w:cs="Arial"/>
@@ -15013,14 +15009,14 @@
         <w:ind w:left="0"/>
         <w:jc w:val="both"/>
         <w:rPr>
-          <w:ins w:id="243" w:author="Проект новой редакции" w:date="2026-10-23T13:45:00Z"/>
-          <w:rFonts w:ascii="Arial" w:hAnsi="Arial" w:cs="Arial"/>
-          <w:sz w:val="28"/>
-          <w:szCs w:val="28"/>
-          <w:lang w:val="en-US"/>
-        </w:rPr>
-      </w:pPr>
-      <w:ins w:id="244" w:author="Проект новой редакции" w:date="2026-10-23T13:45:00Z">
+          <w:ins w:id="241" w:author="Проект новой редакции" w:date="2026-10-23T13:54:00Z"/>
+          <w:rFonts w:ascii="Arial" w:hAnsi="Arial" w:cs="Arial"/>
+          <w:sz w:val="28"/>
+          <w:szCs w:val="28"/>
+          <w:lang w:val="en-US"/>
+        </w:rPr>
+      </w:pPr>
+      <w:ins w:id="242" w:author="Проект новой редакции" w:date="2026-10-23T13:54:00Z">
         <w:r>
           <w:rPr>
             <w:rFonts w:ascii="Arial" w:hAnsi="Arial" w:cs="Arial"/>
@@ -15061,14 +15057,14 @@
         <w:ind w:left="0" w:firstLine="0"/>
         <w:jc w:val="both"/>
         <w:rPr>
-          <w:del w:id="245" w:author="Проект новой редакции" w:date="2026-10-23T13:45:00Z"/>
-          <w:rFonts w:ascii="Arial" w:hAnsi="Arial" w:cs="Arial"/>
-          <w:sz w:val="28"/>
-          <w:szCs w:val="28"/>
-          <w:lang w:val="en-US"/>
-        </w:rPr>
-      </w:pPr>
-      <w:del w:id="246" w:author="Проект новой редакции" w:date="2026-10-23T13:45:00Z">
+          <w:del w:id="243" w:author="Проект новой редакции" w:date="2026-10-23T13:54:00Z"/>
+          <w:rFonts w:ascii="Arial" w:hAnsi="Arial" w:cs="Arial"/>
+          <w:sz w:val="28"/>
+          <w:szCs w:val="28"/>
+          <w:lang w:val="en-US"/>
+        </w:rPr>
+      </w:pPr>
+      <w:del w:id="244" w:author="Проект новой редакции" w:date="2026-10-23T13:54:00Z">
         <w:r>
           <w:rPr>
             <w:rFonts w:ascii="Arial" w:hAnsi="Arial" w:cs="Arial"/>
@@ -15343,7 +15339,7 @@
         <w:spacing w:after="0" w:line="480" w:lineRule="auto"/>
         <w:jc w:val="right"/>
         <w:rPr>
-          <w:del w:id="247" w:author="Проект новой редакции" w:date="2026-10-23T13:45:00Z"/>
+          <w:del w:id="245" w:author="Проект новой редакции" w:date="2026-10-23T13:54:00Z"/>
           <w:rFonts w:ascii="Arial" w:hAnsi="Arial" w:cs="Arial"/>
           <w:b/>
           <w:sz w:val="28"/>
@@ -15371,7 +15367,7 @@
         </w:rPr>
         <w:t xml:space="preserve">                          </w:t>
       </w:r>
-      <w:del w:id="248" w:author="Проект новой редакции" w:date="2026-10-23T13:45:00Z">
+      <w:del w:id="246" w:author="Проект новой редакции" w:date="2026-10-23T13:54:00Z">
         <w:r>
           <w:rPr>
             <w:rFonts w:ascii="Arial" w:hAnsi="Arial" w:cs="Arial"/>
@@ -15401,14 +15397,14 @@
         <w:ind w:left="0"/>
         <w:jc w:val="both"/>
         <w:rPr>
-          <w:del w:id="249" w:author="Проект новой редакции" w:date="2026-10-23T13:45:00Z"/>
-          <w:rFonts w:ascii="Arial" w:hAnsi="Arial" w:cs="Arial"/>
-          <w:sz w:val="28"/>
-          <w:szCs w:val="28"/>
-          <w:lang w:val="en-US"/>
-        </w:rPr>
-      </w:pPr>
-      <w:del w:id="250" w:author="Проект новой редакции" w:date="2026-10-23T13:45:00Z">
+          <w:del w:id="247" w:author="Проект новой редакции" w:date="2026-10-23T13:54:00Z"/>
+          <w:rFonts w:ascii="Arial" w:hAnsi="Arial" w:cs="Arial"/>
+          <w:sz w:val="28"/>
+          <w:szCs w:val="28"/>
+          <w:lang w:val="en-US"/>
+        </w:rPr>
+      </w:pPr>
+      <w:del w:id="248" w:author="Проект новой редакции" w:date="2026-10-23T13:54:00Z">
         <w:r>
           <w:rPr>
             <w:rFonts w:ascii="Arial" w:hAnsi="Arial" w:cs="Arial"/>
@@ -15445,14 +15441,14 @@
         <w:ind w:left="0"/>
         <w:jc w:val="both"/>
         <w:rPr>
-          <w:del w:id="251" w:author="Проект новой редакции" w:date="2026-10-23T13:45:00Z"/>
-          <w:rFonts w:ascii="Arial" w:hAnsi="Arial" w:cs="Arial"/>
-          <w:sz w:val="28"/>
-          <w:szCs w:val="28"/>
-          <w:lang w:val="en-US"/>
-        </w:rPr>
-      </w:pPr>
-      <w:del w:id="252" w:author="Проект новой редакции" w:date="2026-10-23T13:45:00Z">
+          <w:del w:id="249" w:author="Проект новой редакции" w:date="2026-10-23T13:54:00Z"/>
+          <w:rFonts w:ascii="Arial" w:hAnsi="Arial" w:cs="Arial"/>
+          <w:sz w:val="28"/>
+          <w:szCs w:val="28"/>
+          <w:lang w:val="en-US"/>
+        </w:rPr>
+      </w:pPr>
+      <w:del w:id="250" w:author="Проект новой редакции" w:date="2026-10-23T13:54:00Z">
         <w:r>
           <w:rPr>
             <w:rFonts w:ascii="Arial" w:hAnsi="Arial" w:cs="Arial"/>
@@ -15487,7 +15483,7 @@
         <w:spacing w:after="0" w:line="480" w:lineRule="auto"/>
         <w:jc w:val="both"/>
         <w:rPr>
-          <w:del w:id="253" w:author="Проект новой редакции" w:date="2026-10-23T13:45:00Z"/>
+          <w:del w:id="251" w:author="Проект новой редакции" w:date="2026-10-23T13:54:00Z"/>
           <w:rFonts w:ascii="Arial" w:hAnsi="Arial" w:cs="Arial"/>
           <w:sz w:val="28"/>
           <w:szCs w:val="28"/>
@@ -15500,7 +15496,7 @@
         <w:spacing w:after="0" w:line="480" w:lineRule="auto"/>
         <w:jc w:val="both"/>
         <w:rPr>
-          <w:del w:id="254" w:author="Проект новой редакции" w:date="2026-10-23T13:45:00Z"/>
+          <w:del w:id="252" w:author="Проект новой редакции" w:date="2026-10-23T13:54:00Z"/>
           <w:rFonts w:ascii="Arial" w:hAnsi="Arial" w:cs="Arial"/>
           <w:sz w:val="28"/>
           <w:szCs w:val="28"/>
@@ -15513,7 +15509,7 @@
         <w:spacing w:after="0" w:line="480" w:lineRule="auto"/>
         <w:jc w:val="both"/>
         <w:rPr>
-          <w:del w:id="255" w:author="Проект новой редакции" w:date="2026-10-23T13:45:00Z"/>
+          <w:del w:id="253" w:author="Проект новой редакции" w:date="2026-10-23T13:54:00Z"/>
           <w:rFonts w:ascii="Arial" w:hAnsi="Arial" w:cs="Arial"/>
           <w:sz w:val="28"/>
           <w:szCs w:val="28"/>
@@ -15526,7 +15522,7 @@
         <w:spacing w:after="0" w:line="480" w:lineRule="auto"/>
         <w:jc w:val="both"/>
         <w:rPr>
-          <w:del w:id="256" w:author="Проект новой редакции" w:date="2026-10-23T13:45:00Z"/>
+          <w:del w:id="254" w:author="Проект новой редакции" w:date="2026-10-23T13:54:00Z"/>
           <w:rFonts w:ascii="Arial" w:hAnsi="Arial" w:cs="Arial"/>
           <w:sz w:val="28"/>
           <w:szCs w:val="28"/>
@@ -15539,7 +15535,7 @@
         <w:spacing w:after="0" w:line="480" w:lineRule="auto"/>
         <w:jc w:val="both"/>
         <w:rPr>
-          <w:del w:id="257" w:author="Проект новой редакции" w:date="2026-10-23T13:45:00Z"/>
+          <w:del w:id="255" w:author="Проект новой редакции" w:date="2026-10-23T13:54:00Z"/>
           <w:rFonts w:ascii="Arial" w:hAnsi="Arial" w:cs="Arial"/>
           <w:sz w:val="28"/>
           <w:szCs w:val="28"/>
@@ -15552,7 +15548,7 @@
         <w:spacing w:after="0" w:line="480" w:lineRule="auto"/>
         <w:jc w:val="both"/>
         <w:rPr>
-          <w:del w:id="258" w:author="Проект новой редакции" w:date="2026-10-23T13:45:00Z"/>
+          <w:del w:id="256" w:author="Проект новой редакции" w:date="2026-10-23T13:54:00Z"/>
           <w:rFonts w:ascii="Arial" w:hAnsi="Arial" w:cs="Arial"/>
           <w:sz w:val="28"/>
           <w:szCs w:val="28"/>
@@ -15565,7 +15561,7 @@
         <w:spacing w:after="0" w:line="480" w:lineRule="auto"/>
         <w:jc w:val="both"/>
         <w:rPr>
-          <w:del w:id="259" w:author="Проект новой редакции" w:date="2026-10-23T13:45:00Z"/>
+          <w:del w:id="257" w:author="Проект новой редакции" w:date="2026-10-23T13:54:00Z"/>
           <w:rFonts w:ascii="Arial" w:hAnsi="Arial" w:cs="Arial"/>
           <w:sz w:val="28"/>
           <w:szCs w:val="28"/>
@@ -15578,7 +15574,7 @@
         <w:spacing w:after="0" w:line="480" w:lineRule="auto"/>
         <w:jc w:val="both"/>
         <w:rPr>
-          <w:del w:id="260" w:author="Проект новой редакции" w:date="2026-10-23T13:45:00Z"/>
+          <w:del w:id="258" w:author="Проект новой редакции" w:date="2026-10-23T13:54:00Z"/>
           <w:rFonts w:ascii="Arial" w:hAnsi="Arial" w:cs="Arial"/>
           <w:sz w:val="28"/>
           <w:szCs w:val="28"/>
@@ -15591,7 +15587,7 @@
         <w:spacing w:after="0" w:line="480" w:lineRule="auto"/>
         <w:jc w:val="both"/>
         <w:rPr>
-          <w:del w:id="261" w:author="Проект новой редакции" w:date="2026-10-23T13:45:00Z"/>
+          <w:del w:id="259" w:author="Проект новой редакции" w:date="2026-10-23T13:54:00Z"/>
           <w:rFonts w:ascii="Arial" w:hAnsi="Arial" w:cs="Arial"/>
           <w:sz w:val="28"/>
           <w:szCs w:val="28"/>
@@ -15604,7 +15600,7 @@
         <w:spacing w:after="0" w:line="480" w:lineRule="auto"/>
         <w:jc w:val="both"/>
         <w:rPr>
-          <w:del w:id="262" w:author="Проект новой редакции" w:date="2026-10-23T13:45:00Z"/>
+          <w:del w:id="260" w:author="Проект новой редакции" w:date="2026-10-23T13:54:00Z"/>
           <w:rFonts w:ascii="Arial" w:hAnsi="Arial" w:cs="Arial"/>
           <w:sz w:val="28"/>
           <w:szCs w:val="28"/>
@@ -15617,7 +15613,7 @@
         <w:spacing w:after="0" w:line="480" w:lineRule="auto"/>
         <w:jc w:val="both"/>
         <w:rPr>
-          <w:del w:id="263" w:author="Проект новой редакции" w:date="2026-10-23T13:45:00Z"/>
+          <w:del w:id="261" w:author="Проект новой редакции" w:date="2026-10-23T13:54:00Z"/>
           <w:rFonts w:ascii="Arial" w:hAnsi="Arial" w:cs="Arial"/>
           <w:sz w:val="28"/>
           <w:szCs w:val="28"/>
@@ -15630,7 +15626,7 @@
         <w:spacing w:after="0" w:line="480" w:lineRule="auto"/>
         <w:jc w:val="both"/>
         <w:rPr>
-          <w:del w:id="264" w:author="Проект новой редакции" w:date="2026-10-23T13:45:00Z"/>
+          <w:del w:id="262" w:author="Проект новой редакции" w:date="2026-10-23T13:54:00Z"/>
           <w:rFonts w:ascii="Arial" w:hAnsi="Arial" w:cs="Arial"/>
           <w:sz w:val="28"/>
           <w:szCs w:val="28"/>
@@ -15643,7 +15639,7 @@
         <w:spacing w:after="0" w:line="480" w:lineRule="auto"/>
         <w:jc w:val="both"/>
         <w:rPr>
-          <w:del w:id="265" w:author="Проект новой редакции" w:date="2026-10-23T13:45:00Z"/>
+          <w:del w:id="263" w:author="Проект новой редакции" w:date="2026-10-23T13:54:00Z"/>
           <w:rFonts w:ascii="Arial" w:hAnsi="Arial" w:cs="Arial"/>
           <w:sz w:val="28"/>
           <w:szCs w:val="28"/>
@@ -15656,7 +15652,7 @@
         <w:spacing w:after="0" w:line="480" w:lineRule="auto"/>
         <w:jc w:val="both"/>
         <w:rPr>
-          <w:del w:id="266" w:author="Проект новой редакции" w:date="2026-10-23T13:45:00Z"/>
+          <w:del w:id="264" w:author="Проект новой редакции" w:date="2026-10-23T13:54:00Z"/>
           <w:rFonts w:ascii="Arial" w:hAnsi="Arial" w:cs="Arial"/>
           <w:sz w:val="28"/>
           <w:szCs w:val="28"/>
@@ -15669,7 +15665,7 @@
         <w:spacing w:after="0" w:line="480" w:lineRule="auto"/>
         <w:jc w:val="both"/>
         <w:rPr>
-          <w:del w:id="267" w:author="Проект новой редакции" w:date="2026-10-23T13:45:00Z"/>
+          <w:del w:id="265" w:author="Проект новой редакции" w:date="2026-10-23T13:54:00Z"/>
           <w:rFonts w:ascii="Arial" w:hAnsi="Arial" w:cs="Arial"/>
           <w:sz w:val="28"/>
           <w:szCs w:val="28"/>
@@ -15682,7 +15678,7 @@
         <w:spacing w:after="0" w:line="480" w:lineRule="auto"/>
         <w:jc w:val="both"/>
         <w:rPr>
-          <w:del w:id="268" w:author="Проект новой редакции" w:date="2026-10-23T13:45:00Z"/>
+          <w:del w:id="266" w:author="Проект новой редакции" w:date="2026-10-23T13:54:00Z"/>
           <w:rFonts w:ascii="Arial" w:hAnsi="Arial" w:cs="Arial"/>
           <w:sz w:val="28"/>
           <w:szCs w:val="28"/>
@@ -15695,7 +15691,7 @@
         <w:spacing w:after="0" w:line="480" w:lineRule="auto"/>
         <w:jc w:val="both"/>
         <w:rPr>
-          <w:del w:id="269" w:author="Проект новой редакции" w:date="2026-10-23T13:45:00Z"/>
+          <w:del w:id="267" w:author="Проект новой редакции" w:date="2026-10-23T13:54:00Z"/>
           <w:rFonts w:ascii="Arial" w:hAnsi="Arial" w:cs="Arial"/>
           <w:sz w:val="28"/>
           <w:szCs w:val="28"/>
@@ -15708,7 +15704,7 @@
         <w:spacing w:after="0" w:line="480" w:lineRule="auto"/>
         <w:jc w:val="both"/>
         <w:rPr>
-          <w:del w:id="270" w:author="Проект новой редакции" w:date="2026-10-23T13:45:00Z"/>
+          <w:del w:id="268" w:author="Проект новой редакции" w:date="2026-10-23T13:54:00Z"/>
           <w:rFonts w:ascii="Arial" w:hAnsi="Arial" w:cs="Arial"/>
           <w:sz w:val="28"/>
           <w:szCs w:val="28"/>
@@ -15721,7 +15717,7 @@
         <w:spacing w:after="0" w:line="480" w:lineRule="auto"/>
         <w:jc w:val="both"/>
         <w:rPr>
-          <w:del w:id="271" w:author="Проект новой редакции" w:date="2026-10-23T13:45:00Z"/>
+          <w:del w:id="269" w:author="Проект новой редакции" w:date="2026-10-23T13:54:00Z"/>
           <w:rFonts w:ascii="Arial" w:hAnsi="Arial" w:cs="Arial"/>
           <w:sz w:val="28"/>
           <w:szCs w:val="28"/>
@@ -15734,7 +15730,7 @@
         <w:spacing w:after="0" w:line="480" w:lineRule="auto"/>
         <w:jc w:val="both"/>
         <w:rPr>
-          <w:del w:id="272" w:author="Проект новой редакции" w:date="2026-10-23T13:45:00Z"/>
+          <w:del w:id="270" w:author="Проект новой редакции" w:date="2026-10-23T13:54:00Z"/>
           <w:rFonts w:ascii="Arial" w:hAnsi="Arial" w:cs="Arial"/>
           <w:sz w:val="28"/>
           <w:szCs w:val="28"/>
@@ -15754,7 +15750,7 @@
           <w:lang w:val="en-US"/>
         </w:rPr>
       </w:pPr>
-      <w:del w:id="273" w:author="Проект новой редакции" w:date="2026-10-23T13:45:00Z">
+      <w:del w:id="271" w:author="Проект новой редакции" w:date="2026-10-23T13:54:00Z">
         <w:r>
           <w:rPr>
             <w:rFonts w:ascii="Arial" w:hAnsi="Arial" w:cs="Arial"/>
@@ -15809,7 +15805,7 @@
         </w:rPr>
         <w:t xml:space="preserve">1. </w:t>
       </w:r>
-      <w:ins w:id="274" w:author="Проект новой редакции" w:date="2026-10-23T13:45:00Z">
+      <w:ins w:id="272" w:author="Проект новой редакции" w:date="2026-10-23T13:54:00Z">
         <w:r>
           <w:rPr>
             <w:rFonts w:ascii="Arial" w:hAnsi="Arial" w:cs="Arial"/>
@@ -15847,7 +15843,7 @@
           <w:t xml:space="preserve"> Mr Yerlik Karazhan ____________________ (signature)</w:t>
         </w:r>
       </w:ins>
-      <w:del w:id="275" w:author="Проект новой редакции" w:date="2026-10-23T13:45:00Z">
+      <w:del w:id="273" w:author="Проект новой редакции" w:date="2026-10-23T13:54:00Z">
         <w:r>
           <w:rPr>
             <w:rFonts w:ascii="Arial" w:hAnsi="Arial" w:cs="Arial"/>
@@ -15866,14 +15862,14 @@
         <w:ind w:left="0"/>
         <w:jc w:val="both"/>
         <w:rPr>
-          <w:ins w:id="276" w:author="Проект новой редакции" w:date="2026-10-23T13:45:00Z"/>
-          <w:rFonts w:ascii="Arial" w:hAnsi="Arial" w:cs="Arial"/>
-          <w:sz w:val="28"/>
-          <w:szCs w:val="28"/>
-          <w:lang w:val="en-US"/>
-        </w:rPr>
-      </w:pPr>
-      <w:ins w:id="277" w:author="Проект новой редакции" w:date="2026-10-23T13:45:00Z">
+          <w:ins w:id="274" w:author="Проект новой редакции" w:date="2026-10-23T13:54:00Z"/>
+          <w:rFonts w:ascii="Arial" w:hAnsi="Arial" w:cs="Arial"/>
+          <w:sz w:val="28"/>
+          <w:szCs w:val="28"/>
+          <w:lang w:val="en-US"/>
+        </w:rPr>
+      </w:pPr>
+      <w:ins w:id="275" w:author="Проект новой редакции" w:date="2026-10-23T13:54:00Z">
         <w:r>
           <w:rPr>
             <w:rFonts w:ascii="Arial" w:hAnsi="Arial" w:cs="Arial"/>
@@ -17028,7 +17024,7 @@
     <w:link w:val="af"/>
     <w:uiPriority w:val="99"/>
     <w:unhideWhenUsed/>
-    <w:rsid w:val="00CA4BEF"/>
+    <w:rsid w:val="00EA6CCF"/>
     <w:pPr>
       <w:tabs>
         <w:tab w:val="center" w:pos="4677"/>
@@ -17042,14 +17038,14 @@
     <w:basedOn w:val="a0"/>
     <w:link w:val="ae"/>
     <w:uiPriority w:val="99"/>
-    <w:rsid w:val="00CA4BEF"/>
+    <w:rsid w:val="00EA6CCF"/>
   </w:style>
   <w:style w:type="paragraph" w:styleId="af0">
     <w:name w:val="Revision"/>
     <w:hidden/>
     <w:uiPriority w:val="99"/>
     <w:semiHidden/>
-    <w:rsid w:val="00CA4BEF"/>
+    <w:rsid w:val="00EA6CCF"/>
     <w:pPr>
       <w:spacing w:after="0" w:line="240" w:lineRule="auto"/>
     </w:pPr>

--- a/Устав/_документы/С выделением — By-laws CACF.docx
+++ b/Устав/_документы/С выделением — By-laws CACF.docx
@@ -7,7 +7,7 @@
         <w:spacing w:after="0" w:line="276" w:lineRule="auto"/>
         <w:jc w:val="right"/>
         <w:rPr>
-          <w:ins w:id="0" w:author="Проект новой редакции" w:date="2026-10-23T13:54:00Z"/>
+          <w:ins w:id="0" w:author="Проект новой редакции" w:date="2026-10-29T11:52:00Z"/>
           <w:rFonts w:ascii="Arial" w:hAnsi="Arial" w:cs="Arial"/>
           <w:b/>
           <w:sz w:val="28"/>
@@ -17,7 +17,7 @@
       </w:pPr>
       <w:bookmarkStart w:id="1" w:name="_GoBack"/>
       <w:bookmarkEnd w:id="1"/>
-      <w:ins w:id="2" w:author="Проект новой редакции" w:date="2026-10-23T13:54:00Z">
+      <w:ins w:id="2" w:author="Проект новой редакции" w:date="2026-10-29T11:52:00Z">
         <w:r>
           <w:rPr>
             <w:rFonts w:ascii="Arial" w:hAnsi="Arial" w:cs="Arial"/>
@@ -36,14 +36,14 @@
         <w:spacing w:after="0" w:line="276" w:lineRule="auto"/>
         <w:jc w:val="both"/>
         <w:rPr>
-          <w:del w:id="3" w:author="Проект новой редакции" w:date="2026-10-23T13:54:00Z"/>
+          <w:del w:id="3" w:author="Проект новой редакции" w:date="2026-10-29T11:52:00Z"/>
           <w:rFonts w:ascii="Arial" w:hAnsi="Arial" w:cs="Arial"/>
           <w:sz w:val="28"/>
           <w:szCs w:val="28"/>
           <w:lang w:val="kk-KZ"/>
         </w:rPr>
       </w:pPr>
-      <w:del w:id="4" w:author="Проект новой редакции" w:date="2026-10-23T13:54:00Z">
+      <w:del w:id="4" w:author="Проект новой редакции" w:date="2026-10-29T11:52:00Z">
         <w:r>
           <w:rPr>
             <w:rFonts w:ascii="Arial" w:hAnsi="Arial" w:cs="Arial"/>
@@ -175,7 +175,7 @@
         </w:rPr>
         <w:t>CENTRAL ASIA CLIMATE FOUNDATION</w:t>
       </w:r>
-      <w:del w:id="5" w:author="Проект новой редакции" w:date="2026-10-23T13:54:00Z">
+      <w:del w:id="5" w:author="Проект новой редакции" w:date="2026-10-29T11:52:00Z">
         <w:r>
           <w:rPr>
             <w:rFonts w:ascii="Arial" w:hAnsi="Arial" w:cs="Arial"/>
@@ -386,7 +386,7 @@
         </w:rPr>
         <w:t xml:space="preserve"> 2024</w:t>
       </w:r>
-      <w:ins w:id="6" w:author="Проект новой редакции" w:date="2026-10-23T13:54:00Z">
+      <w:ins w:id="6" w:author="Проект новой редакции" w:date="2026-10-29T11:52:00Z">
         <w:r>
           <w:rPr>
             <w:rFonts w:ascii="Arial" w:hAnsi="Arial" w:cs="Arial"/>
@@ -526,7 +526,7 @@
         </w:rPr>
         <w:t>Approval Date</w:t>
       </w:r>
-      <w:ins w:id="7" w:author="Проект новой редакции" w:date="2026-10-23T13:54:00Z">
+      <w:ins w:id="7" w:author="Проект новой редакции" w:date="2026-10-29T11:52:00Z">
         <w:r>
           <w:rPr>
             <w:rFonts w:ascii="Arial" w:hAnsi="Arial" w:cs="Arial"/>
@@ -537,7 +537,7 @@
           <w:t xml:space="preserve"> of the new version: «___» __________ 2026</w:t>
         </w:r>
       </w:ins>
-      <w:del w:id="8" w:author="Проект новой редакции" w:date="2026-10-23T13:54:00Z">
+      <w:del w:id="8" w:author="Проект новой редакции" w:date="2026-10-29T11:52:00Z">
         <w:r>
           <w:rPr>
             <w:rFonts w:ascii="Arial" w:hAnsi="Arial" w:cs="Arial"/>
@@ -578,7 +578,7 @@
           <w:lang w:val="en-US"/>
         </w:rPr>
       </w:pPr>
-      <w:ins w:id="9" w:author="Проект новой редакции" w:date="2026-10-23T13:54:00Z">
+      <w:ins w:id="9" w:author="Проект новой редакции" w:date="2026-10-29T11:52:00Z">
         <w:r>
           <w:rPr>
             <w:rFonts w:ascii="Arial" w:hAnsi="Arial" w:cs="Arial"/>
@@ -589,7 +589,7 @@
           <w:t>The initial version adopted</w:t>
         </w:r>
       </w:ins>
-      <w:del w:id="10" w:author="Проект новой редакции" w:date="2026-10-23T13:54:00Z">
+      <w:del w:id="10" w:author="Проект новой редакции" w:date="2026-10-29T11:52:00Z">
         <w:r>
           <w:rPr>
             <w:rFonts w:ascii="Arial" w:hAnsi="Arial" w:cs="Arial"/>
@@ -627,7 +627,7 @@
         </w:rPr>
         <w:t xml:space="preserve"> </w:t>
       </w:r>
-      <w:ins w:id="11" w:author="Проект новой редакции" w:date="2026-10-23T13:54:00Z">
+      <w:ins w:id="11" w:author="Проект новой редакции" w:date="2026-10-29T11:52:00Z">
         <w:r>
           <w:rPr>
             <w:rFonts w:ascii="Arial" w:hAnsi="Arial" w:cs="Arial"/>
@@ -638,7 +638,7 @@
           <w:t>dated</w:t>
         </w:r>
       </w:ins>
-      <w:del w:id="12" w:author="Проект новой редакции" w:date="2026-10-23T13:54:00Z">
+      <w:del w:id="12" w:author="Проект новой редакции" w:date="2026-10-29T11:52:00Z">
         <w:r>
           <w:rPr>
             <w:rFonts w:ascii="Arial" w:hAnsi="Arial" w:cs="Arial"/>
@@ -913,7 +913,7 @@
         </w:rPr>
         <w:t xml:space="preserve">3. THE GUARDIAN COUNCIL………………………………………………… </w:t>
       </w:r>
-      <w:ins w:id="13" w:author="Проект новой редакции" w:date="2026-10-23T13:54:00Z">
+      <w:ins w:id="13" w:author="Проект новой редакции" w:date="2026-10-29T11:52:00Z">
         <w:r>
           <w:rPr>
             <w:rFonts w:ascii="Arial" w:hAnsi="Arial" w:cs="Arial"/>
@@ -925,7 +925,7 @@
           <w:t>5</w:t>
         </w:r>
       </w:ins>
-      <w:del w:id="14" w:author="Проект новой редакции" w:date="2026-10-23T13:54:00Z">
+      <w:del w:id="14" w:author="Проект новой редакции" w:date="2026-10-29T11:52:00Z">
         <w:r>
           <w:rPr>
             <w:rFonts w:ascii="Arial" w:hAnsi="Arial" w:cs="Arial"/>
@@ -943,7 +943,7 @@
         <w:spacing w:after="0" w:line="360" w:lineRule="auto"/>
         <w:jc w:val="both"/>
         <w:rPr>
-          <w:ins w:id="15" w:author="Проект новой редакции" w:date="2026-10-23T13:54:00Z"/>
+          <w:ins w:id="15" w:author="Проект новой редакции" w:date="2026-10-29T11:52:00Z"/>
           <w:rFonts w:ascii="Arial" w:hAnsi="Arial" w:cs="Arial"/>
           <w:b/>
           <w:sz w:val="28"/>
@@ -961,7 +961,7 @@
         </w:rPr>
         <w:t xml:space="preserve">4. MEETINGS OF THE GUARDIAN COUNCIL……………………………… </w:t>
       </w:r>
-      <w:ins w:id="16" w:author="Проект новой редакции" w:date="2026-10-23T13:54:00Z">
+      <w:ins w:id="16" w:author="Проект новой редакции" w:date="2026-10-29T11:52:00Z">
         <w:r>
           <w:rPr>
             <w:rFonts w:ascii="Arial" w:hAnsi="Arial" w:cs="Arial"/>
@@ -979,7 +979,7 @@
         <w:spacing w:after="0" w:line="360" w:lineRule="auto"/>
         <w:jc w:val="both"/>
         <w:rPr>
-          <w:del w:id="17" w:author="Проект новой редакции" w:date="2026-10-23T13:54:00Z"/>
+          <w:del w:id="17" w:author="Проект новой редакции" w:date="2026-10-29T11:52:00Z"/>
           <w:rFonts w:ascii="Arial" w:hAnsi="Arial" w:cs="Arial"/>
           <w:b/>
           <w:sz w:val="28"/>
@@ -1010,7 +1010,7 @@
           <w:lang w:val="en-GB"/>
         </w:rPr>
       </w:pPr>
-      <w:del w:id="18" w:author="Проект новой редакции" w:date="2026-10-23T13:54:00Z">
+      <w:del w:id="18" w:author="Проект новой редакции" w:date="2026-10-29T11:52:00Z">
         <w:r>
           <w:rPr>
             <w:rFonts w:ascii="Arial" w:hAnsi="Arial" w:cs="Arial"/>
@@ -1032,7 +1032,7 @@
         </w:rPr>
         <w:t xml:space="preserve">. APPOINTMENT AND RETIREMENT OF MEMBERS OF GUARDIAN COUNCIL………………………………………………………………………… </w:t>
       </w:r>
-      <w:ins w:id="19" w:author="Проект новой редакции" w:date="2026-10-23T13:54:00Z">
+      <w:ins w:id="19" w:author="Проект новой редакции" w:date="2026-10-29T11:52:00Z">
         <w:r>
           <w:rPr>
             <w:rFonts w:ascii="Arial" w:hAnsi="Arial" w:cs="Arial"/>
@@ -1044,7 +1044,7 @@
           <w:t>7</w:t>
         </w:r>
       </w:ins>
-      <w:del w:id="20" w:author="Проект новой редакции" w:date="2026-10-23T13:54:00Z">
+      <w:del w:id="20" w:author="Проект новой редакции" w:date="2026-10-29T11:52:00Z">
         <w:r>
           <w:rPr>
             <w:rFonts w:ascii="Arial" w:hAnsi="Arial" w:cs="Arial"/>
@@ -1079,7 +1079,7 @@
         </w:rPr>
         <w:t xml:space="preserve">6. THE MANAGEMENT COUNCIL……………………………………………. </w:t>
       </w:r>
-      <w:ins w:id="21" w:author="Проект новой редакции" w:date="2026-10-23T13:54:00Z">
+      <w:ins w:id="21" w:author="Проект новой редакции" w:date="2026-10-29T11:52:00Z">
         <w:r>
           <w:rPr>
             <w:rFonts w:ascii="Arial" w:hAnsi="Arial" w:cs="Arial"/>
@@ -1091,7 +1091,7 @@
           <w:t>8</w:t>
         </w:r>
       </w:ins>
-      <w:del w:id="22" w:author="Проект новой редакции" w:date="2026-10-23T13:54:00Z">
+      <w:del w:id="22" w:author="Проект новой редакции" w:date="2026-10-29T11:52:00Z">
         <w:r>
           <w:rPr>
             <w:rFonts w:ascii="Arial" w:hAnsi="Arial" w:cs="Arial"/>
@@ -1126,7 +1126,7 @@
         </w:rPr>
         <w:t xml:space="preserve">7. APPOINTMENT AND RETIREMENT OF MEMBERS OF THE COUNCIL………………………………………………………………………… </w:t>
       </w:r>
-      <w:ins w:id="23" w:author="Проект новой редакции" w:date="2026-10-23T13:54:00Z">
+      <w:ins w:id="23" w:author="Проект новой редакции" w:date="2026-10-29T11:52:00Z">
         <w:r>
           <w:rPr>
             <w:rFonts w:ascii="Arial" w:hAnsi="Arial" w:cs="Arial"/>
@@ -1138,7 +1138,7 @@
           <w:t>8</w:t>
         </w:r>
       </w:ins>
-      <w:del w:id="24" w:author="Проект новой редакции" w:date="2026-10-23T13:54:00Z">
+      <w:del w:id="24" w:author="Проект новой редакции" w:date="2026-10-29T11:52:00Z">
         <w:r>
           <w:rPr>
             <w:rFonts w:ascii="Arial" w:hAnsi="Arial" w:cs="Arial"/>
@@ -1173,7 +1173,7 @@
         </w:rPr>
         <w:t xml:space="preserve">8. POWERS AND FUNCTIONS OF THE MANAGEMENT COUNCIL……. </w:t>
       </w:r>
-      <w:ins w:id="25" w:author="Проект новой редакции" w:date="2026-10-23T13:54:00Z">
+      <w:ins w:id="25" w:author="Проект новой редакции" w:date="2026-10-29T11:52:00Z">
         <w:r>
           <w:rPr>
             <w:rFonts w:ascii="Arial" w:hAnsi="Arial" w:cs="Arial"/>
@@ -1185,7 +1185,7 @@
           <w:t>10</w:t>
         </w:r>
       </w:ins>
-      <w:del w:id="26" w:author="Проект новой редакции" w:date="2026-10-23T13:54:00Z">
+      <w:del w:id="26" w:author="Проект новой редакции" w:date="2026-10-29T11:52:00Z">
         <w:r>
           <w:rPr>
             <w:rFonts w:ascii="Arial" w:hAnsi="Arial" w:cs="Arial"/>
@@ -1220,7 +1220,7 @@
         </w:rPr>
         <w:t xml:space="preserve">9. REMUNERATION AND EXPENSES OF MEMBERS OF THE </w:t>
       </w:r>
-      <w:ins w:id="27" w:author="Проект новой редакции" w:date="2026-10-23T13:54:00Z">
+      <w:ins w:id="27" w:author="Проект новой редакции" w:date="2026-10-29T11:52:00Z">
         <w:r>
           <w:rPr>
             <w:rFonts w:ascii="Arial" w:hAnsi="Arial" w:cs="Arial"/>
@@ -1232,7 +1232,7 @@
           <w:t>COUNCILS……………………………………………………………………… 12</w:t>
         </w:r>
       </w:ins>
-      <w:del w:id="28" w:author="Проект новой редакции" w:date="2026-10-23T13:54:00Z">
+      <w:del w:id="28" w:author="Проект новой редакции" w:date="2026-10-29T11:52:00Z">
         <w:r>
           <w:rPr>
             <w:rFonts w:ascii="Arial" w:hAnsi="Arial" w:cs="Arial"/>
@@ -1296,7 +1296,7 @@
         </w:rPr>
         <w:t xml:space="preserve">10. MEETINGS OF THE MANAGEMENT COUNCIL………….…………... </w:t>
       </w:r>
-      <w:ins w:id="29" w:author="Проект новой редакции" w:date="2026-10-23T13:54:00Z">
+      <w:ins w:id="29" w:author="Проект новой редакции" w:date="2026-10-29T11:52:00Z">
         <w:r>
           <w:rPr>
             <w:rFonts w:ascii="Arial" w:hAnsi="Arial" w:cs="Arial"/>
@@ -1308,7 +1308,7 @@
           <w:t>12</w:t>
         </w:r>
       </w:ins>
-      <w:del w:id="30" w:author="Проект новой редакции" w:date="2026-10-23T13:54:00Z">
+      <w:del w:id="30" w:author="Проект новой редакции" w:date="2026-10-29T11:52:00Z">
         <w:r>
           <w:rPr>
             <w:rFonts w:ascii="Arial" w:hAnsi="Arial" w:cs="Arial"/>
@@ -1343,7 +1343,7 @@
         </w:rPr>
         <w:t xml:space="preserve">11. PROCEEDINGS OF THE COUNCIL……………………………………. </w:t>
       </w:r>
-      <w:ins w:id="31" w:author="Проект новой редакции" w:date="2026-10-23T13:54:00Z">
+      <w:ins w:id="31" w:author="Проект новой редакции" w:date="2026-10-29T11:52:00Z">
         <w:r>
           <w:rPr>
             <w:rFonts w:ascii="Arial" w:hAnsi="Arial" w:cs="Arial"/>
@@ -1355,7 +1355,7 @@
           <w:t>12</w:t>
         </w:r>
       </w:ins>
-      <w:del w:id="32" w:author="Проект новой редакции" w:date="2026-10-23T13:54:00Z">
+      <w:del w:id="32" w:author="Проект новой редакции" w:date="2026-10-29T11:52:00Z">
         <w:r>
           <w:rPr>
             <w:rFonts w:ascii="Arial" w:hAnsi="Arial" w:cs="Arial"/>
@@ -1390,7 +1390,7 @@
         </w:rPr>
         <w:t xml:space="preserve">12. MINUTES…………………………………………………………………... </w:t>
       </w:r>
-      <w:ins w:id="33" w:author="Проект новой редакции" w:date="2026-10-23T13:54:00Z">
+      <w:ins w:id="33" w:author="Проект новой редакции" w:date="2026-10-29T11:52:00Z">
         <w:r>
           <w:rPr>
             <w:rFonts w:ascii="Arial" w:hAnsi="Arial" w:cs="Arial"/>
@@ -1402,7 +1402,7 @@
           <w:t>13</w:t>
         </w:r>
       </w:ins>
-      <w:del w:id="34" w:author="Проект новой редакции" w:date="2026-10-23T13:54:00Z">
+      <w:del w:id="34" w:author="Проект новой редакции" w:date="2026-10-29T11:52:00Z">
         <w:r>
           <w:rPr>
             <w:rFonts w:ascii="Arial" w:hAnsi="Arial" w:cs="Arial"/>
@@ -1438,7 +1438,7 @@
         <w:lastRenderedPageBreak/>
         <w:t xml:space="preserve">13. SECRETARY…………………………………………………………….… </w:t>
       </w:r>
-      <w:ins w:id="35" w:author="Проект новой редакции" w:date="2026-10-23T13:54:00Z">
+      <w:ins w:id="35" w:author="Проект новой редакции" w:date="2026-10-29T11:52:00Z">
         <w:r>
           <w:rPr>
             <w:rFonts w:ascii="Arial" w:hAnsi="Arial" w:cs="Arial"/>
@@ -1450,7 +1450,7 @@
           <w:t>13</w:t>
         </w:r>
       </w:ins>
-      <w:del w:id="36" w:author="Проект новой редакции" w:date="2026-10-23T13:54:00Z">
+      <w:del w:id="36" w:author="Проект новой редакции" w:date="2026-10-29T11:52:00Z">
         <w:r>
           <w:rPr>
             <w:rFonts w:ascii="Arial" w:hAnsi="Arial" w:cs="Arial"/>
@@ -1485,7 +1485,7 @@
         </w:rPr>
         <w:t xml:space="preserve">14. FOUNDATION PROPERTY AND INCOME……………………………. </w:t>
       </w:r>
-      <w:ins w:id="37" w:author="Проект новой редакции" w:date="2026-10-23T13:54:00Z">
+      <w:ins w:id="37" w:author="Проект новой редакции" w:date="2026-10-29T11:52:00Z">
         <w:r>
           <w:rPr>
             <w:rFonts w:ascii="Arial" w:hAnsi="Arial" w:cs="Arial"/>
@@ -1497,7 +1497,7 @@
           <w:t>13</w:t>
         </w:r>
       </w:ins>
-      <w:del w:id="38" w:author="Проект новой редакции" w:date="2026-10-23T13:54:00Z">
+      <w:del w:id="38" w:author="Проект новой редакции" w:date="2026-10-29T11:52:00Z">
         <w:r>
           <w:rPr>
             <w:rFonts w:ascii="Arial" w:hAnsi="Arial" w:cs="Arial"/>
@@ -1515,7 +1515,7 @@
         <w:spacing w:after="0" w:line="360" w:lineRule="auto"/>
         <w:jc w:val="both"/>
         <w:rPr>
-          <w:ins w:id="39" w:author="Проект новой редакции" w:date="2026-10-23T13:54:00Z"/>
+          <w:ins w:id="39" w:author="Проект новой редакции" w:date="2026-10-29T11:52:00Z"/>
           <w:rFonts w:ascii="Arial" w:hAnsi="Arial" w:cs="Arial"/>
           <w:b/>
           <w:sz w:val="28"/>
@@ -1523,7 +1523,7 @@
           <w:lang w:val="en-GB"/>
         </w:rPr>
       </w:pPr>
-      <w:ins w:id="40" w:author="Проект новой редакции" w:date="2026-10-23T13:54:00Z">
+      <w:ins w:id="40" w:author="Проект новой редакции" w:date="2026-10-29T11:52:00Z">
         <w:r>
           <w:rPr>
             <w:rFonts w:ascii="Arial" w:hAnsi="Arial" w:cs="Arial"/>
@@ -1541,7 +1541,7 @@
         <w:spacing w:after="0" w:line="360" w:lineRule="auto"/>
         <w:jc w:val="both"/>
         <w:rPr>
-          <w:del w:id="41" w:author="Проект новой редакции" w:date="2026-10-23T13:54:00Z"/>
+          <w:del w:id="41" w:author="Проект новой редакции" w:date="2026-10-29T11:52:00Z"/>
           <w:rFonts w:ascii="Arial" w:hAnsi="Arial" w:cs="Arial"/>
           <w:b/>
           <w:sz w:val="28"/>
@@ -1549,7 +1549,7 @@
           <w:lang w:val="en-GB"/>
         </w:rPr>
       </w:pPr>
-      <w:del w:id="42" w:author="Проект новой редакции" w:date="2026-10-23T13:54:00Z">
+      <w:del w:id="42" w:author="Проект новой редакции" w:date="2026-10-29T11:52:00Z">
         <w:r>
           <w:rPr>
             <w:rFonts w:ascii="Arial" w:hAnsi="Arial" w:cs="Arial"/>
@@ -1594,7 +1594,7 @@
         </w:rPr>
         <w:t>16</w:t>
       </w:r>
-      <w:ins w:id="43" w:author="Проект новой редакции" w:date="2026-10-23T13:54:00Z">
+      <w:ins w:id="43" w:author="Проект новой редакции" w:date="2026-10-29T11:52:00Z">
         <w:r>
           <w:rPr>
             <w:rFonts w:ascii="Arial" w:hAnsi="Arial" w:cs="Arial"/>
@@ -1606,7 +1606,7 @@
           <w:t>.</w:t>
         </w:r>
       </w:ins>
-      <w:del w:id="44" w:author="Проект новой редакции" w:date="2026-10-23T13:54:00Z">
+      <w:del w:id="44" w:author="Проект новой редакции" w:date="2026-10-29T11:52:00Z">
         <w:r>
           <w:rPr>
             <w:rFonts w:ascii="Arial" w:hAnsi="Arial" w:cs="Arial"/>
@@ -1628,7 +1628,7 @@
         </w:rPr>
         <w:t xml:space="preserve"> DECLARATION………………………………………………….………... </w:t>
       </w:r>
-      <w:ins w:id="45" w:author="Проект новой редакции" w:date="2026-10-23T13:54:00Z">
+      <w:ins w:id="45" w:author="Проект новой редакции" w:date="2026-10-29T11:52:00Z">
         <w:r>
           <w:rPr>
             <w:rFonts w:ascii="Arial" w:hAnsi="Arial" w:cs="Arial"/>
@@ -1640,7 +1640,7 @@
           <w:t>14</w:t>
         </w:r>
       </w:ins>
-      <w:del w:id="46" w:author="Проект новой редакции" w:date="2026-10-23T13:54:00Z">
+      <w:del w:id="46" w:author="Проект новой редакции" w:date="2026-10-29T11:52:00Z">
         <w:r>
           <w:rPr>
             <w:rFonts w:ascii="Arial" w:hAnsi="Arial" w:cs="Arial"/>
@@ -1668,7 +1668,7 @@
         <w:spacing w:after="0" w:line="360" w:lineRule="auto"/>
         <w:jc w:val="both"/>
         <w:rPr>
-          <w:ins w:id="47" w:author="Проект новой редакции" w:date="2026-10-23T13:54:00Z"/>
+          <w:ins w:id="47" w:author="Проект новой редакции" w:date="2026-10-29T11:52:00Z"/>
           <w:rFonts w:ascii="Arial" w:hAnsi="Arial" w:cs="Arial"/>
           <w:b/>
           <w:sz w:val="28"/>
@@ -1676,7 +1676,7 @@
           <w:lang w:val="en-GB"/>
         </w:rPr>
       </w:pPr>
-      <w:ins w:id="48" w:author="Проект новой редакции" w:date="2026-10-23T13:54:00Z">
+      <w:ins w:id="48" w:author="Проект новой редакции" w:date="2026-10-29T11:52:00Z">
         <w:r>
           <w:rPr>
             <w:rFonts w:ascii="Arial" w:hAnsi="Arial" w:cs="Arial"/>
@@ -1968,7 +1968,7 @@
           <w:lang w:val="en-US"/>
         </w:rPr>
       </w:pPr>
-      <w:ins w:id="49" w:author="Проект новой редакции" w:date="2026-10-23T13:54:00Z">
+      <w:ins w:id="49" w:author="Проект новой редакции" w:date="2026-10-29T11:52:00Z">
         <w:r>
           <w:rPr>
             <w:rFonts w:ascii="Arial" w:hAnsi="Arial" w:cs="Arial"/>
@@ -1979,7 +1979,7 @@
           <w:t>1) “CACF”, “Project Office for Central Asia on climate change and green energy” or</w:t>
         </w:r>
       </w:ins>
-      <w:del w:id="50" w:author="Проект новой редакции" w:date="2026-10-23T13:54:00Z">
+      <w:del w:id="50" w:author="Проект новой редакции" w:date="2026-10-29T11:52:00Z">
         <w:r>
           <w:rPr>
             <w:rFonts w:ascii="Arial" w:hAnsi="Arial" w:cs="Arial"/>
@@ -2261,7 +2261,7 @@
         </w:rPr>
         <w:t xml:space="preserve">of the Foundation </w:t>
       </w:r>
-      <w:ins w:id="51" w:author="Проект новой редакции" w:date="2026-10-23T13:54:00Z">
+      <w:ins w:id="51" w:author="Проект новой редакции" w:date="2026-10-29T11:52:00Z">
         <w:r>
           <w:rPr>
             <w:rFonts w:ascii="Arial" w:hAnsi="Arial" w:cs="Arial"/>
@@ -2272,7 +2272,7 @@
           <w:t xml:space="preserve">headed by the </w:t>
         </w:r>
       </w:ins>
-      <w:del w:id="52" w:author="Проект новой редакции" w:date="2026-10-23T13:54:00Z">
+      <w:del w:id="52" w:author="Проект новой редакции" w:date="2026-10-29T11:52:00Z">
         <w:r>
           <w:rPr>
             <w:rFonts w:ascii="Arial" w:hAnsi="Arial" w:cs="Arial"/>
@@ -2292,7 +2292,7 @@
         </w:rPr>
         <w:t xml:space="preserve">Supreme Guardian and </w:t>
       </w:r>
-      <w:ins w:id="53" w:author="Проект новой редакции" w:date="2026-10-23T13:54:00Z">
+      <w:ins w:id="53" w:author="Проект новой редакции" w:date="2026-10-29T11:52:00Z">
         <w:r>
           <w:rPr>
             <w:rFonts w:ascii="Arial" w:hAnsi="Arial" w:cs="Arial"/>
@@ -2303,7 +2303,7 @@
           <w:t>composed of Guardians</w:t>
         </w:r>
       </w:ins>
-      <w:del w:id="54" w:author="Проект новой редакции" w:date="2026-10-23T13:54:00Z">
+      <w:del w:id="54" w:author="Проект новой редакции" w:date="2026-10-29T11:52:00Z">
         <w:r>
           <w:rPr>
             <w:rFonts w:ascii="Arial" w:hAnsi="Arial" w:cs="Arial"/>
@@ -2343,7 +2343,6 @@
           <w:szCs w:val="28"/>
           <w:lang w:val="en-US"/>
         </w:rPr>
-        <w:lastRenderedPageBreak/>
         <w:t>7</w:t>
       </w:r>
       <w:r>
@@ -2382,7 +2381,7 @@
         </w:rPr>
         <w:t xml:space="preserve"> appointed by the Founder</w:t>
       </w:r>
-      <w:ins w:id="55" w:author="Проект новой редакции" w:date="2026-10-23T13:54:00Z">
+      <w:ins w:id="55" w:author="Проект новой редакции" w:date="2026-10-29T11:52:00Z">
         <w:r>
           <w:rPr>
             <w:rFonts w:ascii="Arial" w:hAnsi="Arial" w:cs="Arial"/>
@@ -2393,7 +2392,7 @@
           <w:t>, who is</w:t>
         </w:r>
       </w:ins>
-      <w:del w:id="56" w:author="Проект новой редакции" w:date="2026-10-23T13:54:00Z">
+      <w:del w:id="56" w:author="Проект новой редакции" w:date="2026-10-29T11:52:00Z">
         <w:r>
           <w:rPr>
             <w:rFonts w:ascii="Arial" w:hAnsi="Arial" w:cs="Arial"/>
@@ -2413,7 +2412,7 @@
         </w:rPr>
         <w:t xml:space="preserve"> the </w:t>
       </w:r>
-      <w:ins w:id="57" w:author="Проект новой редакции" w:date="2026-10-23T13:54:00Z">
+      <w:ins w:id="57" w:author="Проект новой редакции" w:date="2026-10-29T11:52:00Z">
         <w:r>
           <w:rPr>
             <w:rFonts w:ascii="Arial" w:hAnsi="Arial" w:cs="Arial"/>
@@ -2424,7 +2423,7 @@
           <w:t>highest officer of the Foundation and performs his/her functions</w:t>
         </w:r>
       </w:ins>
-      <w:del w:id="58" w:author="Проект новой редакции" w:date="2026-10-23T13:54:00Z">
+      <w:del w:id="58" w:author="Проект новой редакции" w:date="2026-10-29T11:52:00Z">
         <w:r>
           <w:rPr>
             <w:rFonts w:ascii="Arial" w:hAnsi="Arial" w:cs="Arial"/>
@@ -2444,7 +2443,7 @@
         </w:rPr>
         <w:t xml:space="preserve"> in </w:t>
       </w:r>
-      <w:ins w:id="59" w:author="Проект новой редакции" w:date="2026-10-23T13:54:00Z">
+      <w:ins w:id="59" w:author="Проект новой редакции" w:date="2026-10-29T11:52:00Z">
         <w:r>
           <w:rPr>
             <w:rFonts w:ascii="Arial" w:hAnsi="Arial" w:cs="Arial"/>
@@ -2455,7 +2454,7 @@
           <w:t>accordance with these</w:t>
         </w:r>
       </w:ins>
-      <w:del w:id="60" w:author="Проект новой редакции" w:date="2026-10-23T13:54:00Z">
+      <w:del w:id="60" w:author="Проект новой редакции" w:date="2026-10-29T11:52:00Z">
         <w:r>
           <w:rPr>
             <w:rFonts w:ascii="Arial" w:hAnsi="Arial" w:cs="Arial"/>
@@ -2519,7 +2518,7 @@
         </w:rPr>
         <w:t xml:space="preserve">“Guardian” means a natural person appointed by the </w:t>
       </w:r>
-      <w:ins w:id="61" w:author="Проект новой редакции" w:date="2026-10-23T13:54:00Z">
+      <w:ins w:id="61" w:author="Проект новой редакции" w:date="2026-10-29T11:52:00Z">
         <w:r>
           <w:rPr>
             <w:rFonts w:ascii="Arial" w:hAnsi="Arial" w:cs="Arial"/>
@@ -2531,7 +2530,7 @@
           <w:t>Supreme Guardian</w:t>
         </w:r>
       </w:ins>
-      <w:del w:id="62" w:author="Проект новой редакции" w:date="2026-10-23T13:54:00Z">
+      <w:del w:id="62" w:author="Проект новой редакции" w:date="2026-10-29T11:52:00Z">
         <w:r>
           <w:rPr>
             <w:rFonts w:ascii="Arial" w:hAnsi="Arial" w:cs="Arial"/>
@@ -3343,7 +3342,7 @@
         </w:rPr>
         <w:t xml:space="preserve"> that are good, clean, clear funds, are free and clear of any liens and encumbrances</w:t>
       </w:r>
-      <w:ins w:id="63" w:author="Проект новой редакции" w:date="2026-10-23T13:54:00Z">
+      <w:ins w:id="63" w:author="Проект новой редакции" w:date="2026-10-29T11:52:00Z">
         <w:r>
           <w:rPr>
             <w:rFonts w:ascii="Arial" w:hAnsi="Arial" w:cs="Arial"/>
@@ -3354,7 +3353,7 @@
           <w:t>;</w:t>
         </w:r>
       </w:ins>
-      <w:del w:id="64" w:author="Проект новой редакции" w:date="2026-10-23T13:54:00Z">
+      <w:del w:id="64" w:author="Проект новой редакции" w:date="2026-10-29T11:52:00Z">
         <w:r>
           <w:rPr>
             <w:rFonts w:ascii="Arial" w:hAnsi="Arial" w:cs="Arial"/>
@@ -3372,14 +3371,14 @@
         <w:ind w:firstLine="993"/>
         <w:jc w:val="both"/>
         <w:rPr>
-          <w:ins w:id="65" w:author="Проект новой редакции" w:date="2026-10-23T13:54:00Z"/>
-          <w:rFonts w:ascii="Arial" w:hAnsi="Arial" w:cs="Arial"/>
-          <w:sz w:val="28"/>
-          <w:szCs w:val="28"/>
-          <w:lang w:val="en-US"/>
-        </w:rPr>
-      </w:pPr>
-      <w:ins w:id="66" w:author="Проект новой редакции" w:date="2026-10-23T13:54:00Z">
+          <w:ins w:id="65" w:author="Проект новой редакции" w:date="2026-10-29T11:52:00Z"/>
+          <w:rFonts w:ascii="Arial" w:hAnsi="Arial" w:cs="Arial"/>
+          <w:sz w:val="28"/>
+          <w:szCs w:val="28"/>
+          <w:lang w:val="en-US"/>
+        </w:rPr>
+      </w:pPr>
+      <w:ins w:id="66" w:author="Проект новой редакции" w:date="2026-10-29T11:52:00Z">
         <w:r>
           <w:rPr>
             <w:rFonts w:ascii="Arial" w:hAnsi="Arial" w:cs="Arial"/>
@@ -3563,7 +3562,6 @@
           <w:szCs w:val="28"/>
           <w:lang w:val="en-US"/>
         </w:rPr>
-        <w:lastRenderedPageBreak/>
         <w:t>3) words relating to</w:t>
       </w:r>
       <w:r>
@@ -3836,7 +3834,7 @@
         </w:rPr>
         <w:t xml:space="preserve"> the Supreme Guardian</w:t>
       </w:r>
-      <w:ins w:id="67" w:author="Проект новой редакции" w:date="2026-10-23T13:54:00Z">
+      <w:ins w:id="67" w:author="Проект новой редакции" w:date="2026-10-29T11:52:00Z">
         <w:r>
           <w:rPr>
             <w:rFonts w:ascii="Arial" w:hAnsi="Arial" w:cs="Arial"/>
@@ -3847,7 +3845,7 @@
           <w:t xml:space="preserve">; Guardians </w:t>
         </w:r>
       </w:ins>
-      <w:del w:id="68" w:author="Проект новой редакции" w:date="2026-10-23T13:54:00Z">
+      <w:del w:id="68" w:author="Проект новой редакции" w:date="2026-10-29T11:52:00Z">
         <w:r>
           <w:rPr>
             <w:rFonts w:ascii="Arial" w:hAnsi="Arial" w:cs="Arial"/>
@@ -3867,7 +3865,7 @@
         </w:rPr>
         <w:t>of the Guardian Council</w:t>
       </w:r>
-      <w:ins w:id="69" w:author="Проект новой редакции" w:date="2026-10-23T13:54:00Z">
+      <w:ins w:id="69" w:author="Проект новой редакции" w:date="2026-10-29T11:52:00Z">
         <w:r>
           <w:rPr>
             <w:rFonts w:ascii="Arial" w:hAnsi="Arial" w:cs="Arial"/>
@@ -3909,7 +3907,7 @@
         </w:rPr>
         <w:t xml:space="preserve">b) Power to remove the Supreme Guardian </w:t>
       </w:r>
-      <w:ins w:id="70" w:author="Проект новой редакции" w:date="2026-10-23T13:54:00Z">
+      <w:ins w:id="70" w:author="Проект новой редакции" w:date="2026-10-29T11:52:00Z">
         <w:r>
           <w:rPr>
             <w:rFonts w:ascii="Arial" w:hAnsi="Arial" w:cs="Arial"/>
@@ -3920,7 +3918,7 @@
           <w:t>with simultaneous appointment of a new Supreme</w:t>
         </w:r>
       </w:ins>
-      <w:del w:id="71" w:author="Проект новой редакции" w:date="2026-10-23T13:54:00Z">
+      <w:del w:id="71" w:author="Проект новой редакции" w:date="2026-10-29T11:52:00Z">
         <w:r>
           <w:rPr>
             <w:rFonts w:ascii="Arial" w:hAnsi="Arial" w:cs="Arial"/>
@@ -3940,7 +3938,7 @@
         </w:rPr>
         <w:t xml:space="preserve"> Guardian</w:t>
       </w:r>
-      <w:del w:id="72" w:author="Проект новой редакции" w:date="2026-10-23T13:54:00Z">
+      <w:del w:id="72" w:author="Проект новой редакции" w:date="2026-10-29T11:52:00Z">
         <w:r>
           <w:rPr>
             <w:rFonts w:ascii="Arial" w:hAnsi="Arial" w:cs="Arial"/>
@@ -4452,7 +4450,7 @@
         </w:rPr>
         <w:t xml:space="preserve">Guardian Council is </w:t>
       </w:r>
-      <w:ins w:id="73" w:author="Проект новой редакции" w:date="2026-10-23T13:54:00Z">
+      <w:ins w:id="73" w:author="Проект новой редакции" w:date="2026-10-29T11:52:00Z">
         <w:r>
           <w:rPr>
             <w:rFonts w:ascii="Arial" w:hAnsi="Arial" w:cs="Arial"/>
@@ -4463,7 +4461,7 @@
           <w:t>the</w:t>
         </w:r>
       </w:ins>
-      <w:del w:id="74" w:author="Проект новой редакции" w:date="2026-10-23T13:54:00Z">
+      <w:del w:id="74" w:author="Проект новой редакции" w:date="2026-10-29T11:52:00Z">
         <w:r>
           <w:rPr>
             <w:rFonts w:ascii="Arial" w:hAnsi="Arial" w:cs="Arial"/>
@@ -4483,7 +4481,7 @@
         </w:rPr>
         <w:t xml:space="preserve"> highest governance body of the Foundation and </w:t>
       </w:r>
-      <w:ins w:id="75" w:author="Проект новой редакции" w:date="2026-10-23T13:54:00Z">
+      <w:ins w:id="75" w:author="Проект новой редакции" w:date="2026-10-29T11:52:00Z">
         <w:r>
           <w:rPr>
             <w:rFonts w:ascii="Arial" w:hAnsi="Arial" w:cs="Arial"/>
@@ -4494,7 +4492,7 @@
           <w:t>is headed</w:t>
         </w:r>
       </w:ins>
-      <w:del w:id="76" w:author="Проект новой редакции" w:date="2026-10-23T13:54:00Z">
+      <w:del w:id="76" w:author="Проект новой редакции" w:date="2026-10-29T11:52:00Z">
         <w:r>
           <w:rPr>
             <w:rFonts w:ascii="Arial" w:hAnsi="Arial" w:cs="Arial"/>
@@ -4523,7 +4521,7 @@
         </w:rPr>
         <w:t xml:space="preserve"> by </w:t>
       </w:r>
-      <w:ins w:id="77" w:author="Проект новой редакции" w:date="2026-10-23T13:54:00Z">
+      <w:ins w:id="77" w:author="Проект новой редакции" w:date="2026-10-29T11:52:00Z">
         <w:r>
           <w:rPr>
             <w:rFonts w:ascii="Arial" w:hAnsi="Arial" w:cs="Arial"/>
@@ -4543,7 +4541,7 @@
         </w:rPr>
         <w:t>Supreme Guardian</w:t>
       </w:r>
-      <w:ins w:id="78" w:author="Проект новой редакции" w:date="2026-10-23T13:54:00Z">
+      <w:ins w:id="78" w:author="Проект новой редакции" w:date="2026-10-29T11:52:00Z">
         <w:r>
           <w:rPr>
             <w:rFonts w:ascii="Arial" w:hAnsi="Arial" w:cs="Arial"/>
@@ -4554,7 +4552,7 @@
           <w:t>. In the absence of Guardians, the powers of the Guardian Council are exercised</w:t>
         </w:r>
       </w:ins>
-      <w:del w:id="79" w:author="Проект новой редакции" w:date="2026-10-23T13:54:00Z">
+      <w:del w:id="79" w:author="Проект новой редакции" w:date="2026-10-29T11:52:00Z">
         <w:r>
           <w:rPr>
             <w:rFonts w:ascii="Arial" w:hAnsi="Arial" w:cs="Arial"/>
@@ -4583,7 +4581,7 @@
         </w:rPr>
         <w:t xml:space="preserve"> by</w:t>
       </w:r>
-      <w:ins w:id="80" w:author="Проект новой редакции" w:date="2026-10-23T13:54:00Z">
+      <w:ins w:id="80" w:author="Проект новой редакции" w:date="2026-10-29T11:52:00Z">
         <w:r>
           <w:rPr>
             <w:rFonts w:ascii="Arial" w:hAnsi="Arial" w:cs="Arial"/>
@@ -4710,7 +4708,7 @@
         </w:rPr>
         <w:t xml:space="preserve">must comply with the provisions of Charter, By-laws and the </w:t>
       </w:r>
-      <w:ins w:id="81" w:author="Проект новой редакции" w:date="2026-10-23T13:54:00Z">
+      <w:ins w:id="81" w:author="Проект новой редакции" w:date="2026-10-29T11:52:00Z">
         <w:r>
           <w:rPr>
             <w:rFonts w:ascii="Arial" w:hAnsi="Arial" w:cs="Arial"/>
@@ -4799,7 +4797,6 @@
           <w:szCs w:val="28"/>
           <w:lang w:val="en-US"/>
         </w:rPr>
-        <w:lastRenderedPageBreak/>
         <w:t xml:space="preserve">d) </w:t>
       </w:r>
       <w:r>
@@ -4990,14 +4987,14 @@
         <w:ind w:firstLine="709"/>
         <w:jc w:val="both"/>
         <w:rPr>
-          <w:del w:id="82" w:author="Проект новой редакции" w:date="2026-10-23T13:54:00Z"/>
-          <w:rFonts w:ascii="Arial" w:hAnsi="Arial" w:cs="Arial"/>
-          <w:sz w:val="28"/>
-          <w:szCs w:val="28"/>
-          <w:lang w:val="en-US"/>
-        </w:rPr>
-      </w:pPr>
-      <w:ins w:id="83" w:author="Проект новой редакции" w:date="2026-10-23T13:54:00Z">
+          <w:del w:id="82" w:author="Проект новой редакции" w:date="2026-10-29T11:52:00Z"/>
+          <w:rFonts w:ascii="Arial" w:hAnsi="Arial" w:cs="Arial"/>
+          <w:sz w:val="28"/>
+          <w:szCs w:val="28"/>
+          <w:lang w:val="en-US"/>
+        </w:rPr>
+      </w:pPr>
+      <w:ins w:id="83" w:author="Проект новой редакции" w:date="2026-10-29T11:52:00Z">
         <w:r>
           <w:rPr>
             <w:rFonts w:ascii="Arial" w:hAnsi="Arial" w:cs="Arial"/>
@@ -5008,7 +5005,7 @@
           <w:t>a</w:t>
         </w:r>
       </w:ins>
-      <w:del w:id="84" w:author="Проект новой редакции" w:date="2026-10-23T13:54:00Z">
+      <w:del w:id="84" w:author="Проект новой редакции" w:date="2026-10-29T11:52:00Z">
         <w:r>
           <w:rPr>
             <w:rFonts w:ascii="Arial" w:hAnsi="Arial" w:cs="Arial"/>
@@ -5053,14 +5050,14 @@
         <w:ind w:firstLine="708"/>
         <w:jc w:val="both"/>
         <w:rPr>
-          <w:del w:id="85" w:author="Проект новой редакции" w:date="2026-10-23T13:54:00Z"/>
-          <w:rFonts w:ascii="Arial" w:hAnsi="Arial" w:cs="Arial"/>
-          <w:sz w:val="28"/>
-          <w:szCs w:val="28"/>
-          <w:lang w:val="en-US"/>
-        </w:rPr>
-      </w:pPr>
-      <w:del w:id="86" w:author="Проект новой редакции" w:date="2026-10-23T13:54:00Z">
+          <w:del w:id="85" w:author="Проект новой редакции" w:date="2026-10-29T11:52:00Z"/>
+          <w:rFonts w:ascii="Arial" w:hAnsi="Arial" w:cs="Arial"/>
+          <w:sz w:val="28"/>
+          <w:szCs w:val="28"/>
+          <w:lang w:val="en-US"/>
+        </w:rPr>
+      </w:pPr>
+      <w:del w:id="86" w:author="Проект новой редакции" w:date="2026-10-29T11:52:00Z">
         <w:r>
           <w:rPr>
             <w:rFonts w:ascii="Arial" w:hAnsi="Arial" w:cs="Arial"/>
@@ -5078,14 +5075,14 @@
         <w:ind w:firstLine="709"/>
         <w:jc w:val="both"/>
         <w:rPr>
-          <w:del w:id="87" w:author="Проект новой редакции" w:date="2026-10-23T13:54:00Z"/>
-          <w:rFonts w:ascii="Arial" w:hAnsi="Arial" w:cs="Arial"/>
-          <w:sz w:val="28"/>
-          <w:szCs w:val="28"/>
-          <w:lang w:val="en-US"/>
-        </w:rPr>
-      </w:pPr>
-      <w:del w:id="88" w:author="Проект новой редакции" w:date="2026-10-23T13:54:00Z">
+          <w:del w:id="87" w:author="Проект новой редакции" w:date="2026-10-29T11:52:00Z"/>
+          <w:rFonts w:ascii="Arial" w:hAnsi="Arial" w:cs="Arial"/>
+          <w:sz w:val="28"/>
+          <w:szCs w:val="28"/>
+          <w:lang w:val="en-US"/>
+        </w:rPr>
+      </w:pPr>
+      <w:del w:id="88" w:author="Проект новой редакции" w:date="2026-10-29T11:52:00Z">
         <w:r>
           <w:rPr>
             <w:rFonts w:ascii="Arial" w:hAnsi="Arial" w:cs="Arial"/>
@@ -5118,7 +5115,7 @@
           <w:lang w:val="en-US"/>
         </w:rPr>
       </w:pPr>
-      <w:del w:id="89" w:author="Проект новой редакции" w:date="2026-10-23T13:54:00Z">
+      <w:del w:id="89" w:author="Проект новой редакции" w:date="2026-10-29T11:52:00Z">
         <w:r>
           <w:rPr>
             <w:rFonts w:ascii="Arial" w:hAnsi="Arial" w:cs="Arial"/>
@@ -5151,7 +5148,7 @@
           <w:lang w:val="en-US"/>
         </w:rPr>
       </w:pPr>
-      <w:ins w:id="90" w:author="Проект новой редакции" w:date="2026-10-23T13:54:00Z">
+      <w:ins w:id="90" w:author="Проект новой редакции" w:date="2026-10-29T11:52:00Z">
         <w:r>
           <w:rPr>
             <w:rFonts w:ascii="Arial" w:hAnsi="Arial" w:cs="Arial"/>
@@ -5162,7 +5159,7 @@
           <w:t>b</w:t>
         </w:r>
       </w:ins>
-      <w:del w:id="91" w:author="Проект новой редакции" w:date="2026-10-23T13:54:00Z">
+      <w:del w:id="91" w:author="Проект новой редакции" w:date="2026-10-29T11:52:00Z">
         <w:r>
           <w:rPr>
             <w:rFonts w:ascii="Arial" w:hAnsi="Arial" w:cs="Arial"/>
@@ -5204,7 +5201,7 @@
           <w:lang w:val="en-US"/>
         </w:rPr>
       </w:pPr>
-      <w:ins w:id="92" w:author="Проект новой редакции" w:date="2026-10-23T13:54:00Z">
+      <w:ins w:id="92" w:author="Проект новой редакции" w:date="2026-10-29T11:52:00Z">
         <w:r>
           <w:rPr>
             <w:rFonts w:ascii="Arial" w:hAnsi="Arial" w:cs="Arial"/>
@@ -5215,7 +5212,7 @@
           <w:t>c</w:t>
         </w:r>
       </w:ins>
-      <w:del w:id="93" w:author="Проект новой редакции" w:date="2026-10-23T13:54:00Z">
+      <w:del w:id="93" w:author="Проект новой редакции" w:date="2026-10-29T11:52:00Z">
         <w:r>
           <w:rPr>
             <w:rFonts w:ascii="Arial" w:hAnsi="Arial" w:cs="Arial"/>
@@ -5242,14 +5239,14 @@
         <w:ind w:firstLine="709"/>
         <w:jc w:val="both"/>
         <w:rPr>
-          <w:ins w:id="94" w:author="Проект новой редакции" w:date="2026-10-23T13:54:00Z"/>
-          <w:rFonts w:ascii="Arial" w:hAnsi="Arial" w:cs="Arial"/>
-          <w:sz w:val="28"/>
-          <w:szCs w:val="28"/>
-          <w:lang w:val="en-US"/>
-        </w:rPr>
-      </w:pPr>
-      <w:ins w:id="95" w:author="Проект новой редакции" w:date="2026-10-23T13:54:00Z">
+          <w:ins w:id="94" w:author="Проект новой редакции" w:date="2026-10-29T11:52:00Z"/>
+          <w:rFonts w:ascii="Arial" w:hAnsi="Arial" w:cs="Arial"/>
+          <w:sz w:val="28"/>
+          <w:szCs w:val="28"/>
+          <w:lang w:val="en-US"/>
+        </w:rPr>
+      </w:pPr>
+      <w:ins w:id="95" w:author="Проект новой редакции" w:date="2026-10-29T11:52:00Z">
         <w:r>
           <w:rPr>
             <w:rFonts w:ascii="Arial" w:hAnsi="Arial" w:cs="Arial"/>
@@ -5763,7 +5760,7 @@
         </w:rPr>
         <w:t xml:space="preserve">to </w:t>
       </w:r>
-      <w:ins w:id="96" w:author="Проект новой редакции" w:date="2026-10-23T13:54:00Z">
+      <w:ins w:id="96" w:author="Проект новой редакции" w:date="2026-10-29T11:52:00Z">
         <w:r>
           <w:rPr>
             <w:rFonts w:ascii="Arial" w:hAnsi="Arial" w:cs="Arial"/>
@@ -5774,7 +5771,7 @@
           <w:t>receive notifications of</w:t>
         </w:r>
       </w:ins>
-      <w:del w:id="97" w:author="Проект новой редакции" w:date="2026-10-23T13:54:00Z">
+      <w:del w:id="97" w:author="Проект новой редакции" w:date="2026-10-29T11:52:00Z">
         <w:r>
           <w:rPr>
             <w:rFonts w:ascii="Arial" w:hAnsi="Arial" w:cs="Arial"/>
@@ -5794,7 +5791,7 @@
         </w:rPr>
         <w:t xml:space="preserve"> the </w:t>
       </w:r>
-      <w:ins w:id="98" w:author="Проект новой редакции" w:date="2026-10-23T13:54:00Z">
+      <w:ins w:id="98" w:author="Проект новой редакции" w:date="2026-10-29T11:52:00Z">
         <w:r>
           <w:rPr>
             <w:rFonts w:ascii="Arial" w:hAnsi="Arial" w:cs="Arial"/>
@@ -5805,7 +5802,7 @@
           <w:t>approval and amendment of the budget and policies</w:t>
         </w:r>
       </w:ins>
-      <w:del w:id="99" w:author="Проект новой редакции" w:date="2026-10-23T13:54:00Z">
+      <w:del w:id="99" w:author="Проект новой редакции" w:date="2026-10-29T11:52:00Z">
         <w:r>
           <w:rPr>
             <w:rFonts w:ascii="Arial" w:hAnsi="Arial" w:cs="Arial"/>
@@ -5843,7 +5840,7 @@
         </w:rPr>
         <w:t>of the Foundation</w:t>
       </w:r>
-      <w:ins w:id="100" w:author="Проект новой редакции" w:date="2026-10-23T13:54:00Z">
+      <w:ins w:id="100" w:author="Проект новой редакции" w:date="2026-10-29T11:52:00Z">
         <w:r>
           <w:rPr>
             <w:rFonts w:ascii="Arial" w:hAnsi="Arial" w:cs="Arial"/>
@@ -5854,25 +5851,15 @@
           <w:t>, as well as of</w:t>
         </w:r>
       </w:ins>
-      <w:del w:id="101" w:author="Проект новой редакции" w:date="2026-10-23T13:54:00Z">
-        <w:r>
-          <w:rPr>
-            <w:rFonts w:ascii="Arial" w:hAnsi="Arial" w:cs="Arial"/>
-            <w:sz w:val="28"/>
-            <w:szCs w:val="28"/>
-            <w:lang w:val="en-US"/>
-          </w:rPr>
-          <w:delText xml:space="preserve"> on proposal of </w:delText>
-        </w:r>
-        <w:r>
-          <w:rPr>
-            <w:rFonts w:ascii="Arial" w:hAnsi="Arial" w:cs="Arial"/>
-            <w:sz w:val="28"/>
-            <w:szCs w:val="28"/>
-            <w:lang w:val="en-US"/>
-          </w:rPr>
-          <w:lastRenderedPageBreak/>
-          <w:delText>the Management Council</w:delText>
+      <w:del w:id="101" w:author="Проект новой редакции" w:date="2026-10-29T11:52:00Z">
+        <w:r>
+          <w:rPr>
+            <w:rFonts w:ascii="Arial" w:hAnsi="Arial" w:cs="Arial"/>
+            <w:sz w:val="28"/>
+            <w:szCs w:val="28"/>
+            <w:lang w:val="en-US"/>
+          </w:rPr>
+          <w:delText xml:space="preserve"> on proposal of the Management Council</w:delText>
         </w:r>
         <w:r>
           <w:rPr>
@@ -5893,7 +5880,7 @@
         </w:rPr>
         <w:t xml:space="preserve"> the </w:t>
       </w:r>
-      <w:ins w:id="102" w:author="Проект новой редакции" w:date="2026-10-23T13:54:00Z">
+      <w:ins w:id="102" w:author="Проект новой редакции" w:date="2026-10-29T11:52:00Z">
         <w:r>
           <w:rPr>
             <w:rFonts w:ascii="Arial" w:hAnsi="Arial" w:cs="Arial"/>
@@ -5904,7 +5891,7 @@
           <w:t>decisions referred to in section 14.1.(a), and to object to them in accordance with paragraph 3.11</w:t>
         </w:r>
       </w:ins>
-      <w:del w:id="103" w:author="Проект новой редакции" w:date="2026-10-23T13:54:00Z">
+      <w:del w:id="103" w:author="Проект новой редакции" w:date="2026-10-29T11:52:00Z">
         <w:r>
           <w:rPr>
             <w:rFonts w:ascii="Arial" w:hAnsi="Arial" w:cs="Arial"/>
@@ -5986,7 +5973,7 @@
         </w:rPr>
         <w:t xml:space="preserve">to decide on convening </w:t>
       </w:r>
-      <w:del w:id="104" w:author="Проект новой редакции" w:date="2026-10-23T13:54:00Z">
+      <w:del w:id="104" w:author="Проект новой редакции" w:date="2026-10-29T11:52:00Z">
         <w:r>
           <w:rPr>
             <w:rFonts w:ascii="Arial" w:hAnsi="Arial" w:cs="Arial"/>
@@ -6006,7 +5993,7 @@
         </w:rPr>
         <w:t>annual meetings of the Guardian</w:t>
       </w:r>
-      <w:del w:id="105" w:author="Проект новой редакции" w:date="2026-10-23T13:54:00Z">
+      <w:del w:id="105" w:author="Проект новой редакции" w:date="2026-10-29T11:52:00Z">
         <w:r>
           <w:rPr>
             <w:rFonts w:ascii="Arial" w:hAnsi="Arial" w:cs="Arial"/>
@@ -6033,7 +6020,7 @@
         <w:ind w:firstLine="993"/>
         <w:jc w:val="both"/>
         <w:rPr>
-          <w:ins w:id="106" w:author="Проект новой редакции" w:date="2026-10-23T13:54:00Z"/>
+          <w:ins w:id="106" w:author="Проект новой редакции" w:date="2026-10-29T11:52:00Z"/>
           <w:rFonts w:ascii="Arial" w:hAnsi="Arial" w:cs="Arial"/>
           <w:sz w:val="28"/>
           <w:szCs w:val="28"/>
@@ -6067,7 +6054,7 @@
         </w:rPr>
         <w:t>to exercise control over the effectiveness of governance practices in the Foundation</w:t>
       </w:r>
-      <w:ins w:id="107" w:author="Проект новой редакции" w:date="2026-10-23T13:54:00Z">
+      <w:ins w:id="107" w:author="Проект новой редакции" w:date="2026-10-29T11:52:00Z">
         <w:r>
           <w:rPr>
             <w:rFonts w:ascii="Arial" w:hAnsi="Arial" w:cs="Arial"/>
@@ -6085,14 +6072,14 @@
         <w:ind w:firstLine="993"/>
         <w:jc w:val="both"/>
         <w:rPr>
-          <w:ins w:id="108" w:author="Проект новой редакции" w:date="2026-10-23T13:54:00Z"/>
-          <w:rFonts w:ascii="Arial" w:hAnsi="Arial" w:cs="Arial"/>
-          <w:sz w:val="28"/>
-          <w:szCs w:val="28"/>
-          <w:lang w:val="en-US"/>
-        </w:rPr>
-      </w:pPr>
-      <w:ins w:id="109" w:author="Проект новой редакции" w:date="2026-10-23T13:54:00Z">
+          <w:ins w:id="108" w:author="Проект новой редакции" w:date="2026-10-29T11:52:00Z"/>
+          <w:rFonts w:ascii="Arial" w:hAnsi="Arial" w:cs="Arial"/>
+          <w:sz w:val="28"/>
+          <w:szCs w:val="28"/>
+          <w:lang w:val="en-US"/>
+        </w:rPr>
+      </w:pPr>
+      <w:ins w:id="109" w:author="Проект новой редакции" w:date="2026-10-29T11:52:00Z">
         <w:r>
           <w:rPr>
             <w:rFonts w:ascii="Arial" w:hAnsi="Arial" w:cs="Arial"/>
@@ -6110,22 +6097,22 @@
         <w:ind w:firstLine="993"/>
         <w:jc w:val="both"/>
         <w:rPr>
-          <w:ins w:id="110" w:author="Проект новой редакции" w:date="2026-10-23T13:54:00Z"/>
-          <w:rFonts w:ascii="Arial" w:hAnsi="Arial" w:cs="Arial"/>
-          <w:sz w:val="28"/>
-          <w:szCs w:val="28"/>
-          <w:lang w:val="en-US"/>
-        </w:rPr>
-      </w:pPr>
-      <w:ins w:id="111" w:author="Проект новой редакции" w:date="2026-10-23T13:54:00Z">
-        <w:r>
-          <w:rPr>
-            <w:rFonts w:ascii="Arial" w:hAnsi="Arial" w:cs="Arial"/>
-            <w:sz w:val="28"/>
-            <w:szCs w:val="28"/>
-            <w:lang w:val="en-US"/>
-          </w:rPr>
-          <w:t>g) to determine salaries and terms of remuneration and bonuses of the Management Council members on proposal of the Management Council;</w:t>
+          <w:ins w:id="110" w:author="Проект новой редакции" w:date="2026-10-29T11:52:00Z"/>
+          <w:rFonts w:ascii="Arial" w:hAnsi="Arial" w:cs="Arial"/>
+          <w:sz w:val="28"/>
+          <w:szCs w:val="28"/>
+          <w:lang w:val="en-US"/>
+        </w:rPr>
+      </w:pPr>
+      <w:ins w:id="111" w:author="Проект новой редакции" w:date="2026-10-29T11:52:00Z">
+        <w:r>
+          <w:rPr>
+            <w:rFonts w:ascii="Arial" w:hAnsi="Arial" w:cs="Arial"/>
+            <w:sz w:val="28"/>
+            <w:szCs w:val="28"/>
+            <w:lang w:val="en-US"/>
+          </w:rPr>
+          <w:t>g) to determine salaries of the Management Council members and the terms of their remuneration and bonuses (criteria and maximum amounts of bonuses) on proposal of the Management Council;</w:t>
         </w:r>
       </w:ins>
     </w:p>
@@ -6135,14 +6122,14 @@
         <w:ind w:firstLine="993"/>
         <w:jc w:val="both"/>
         <w:rPr>
-          <w:ins w:id="112" w:author="Проект новой редакции" w:date="2026-10-23T13:54:00Z"/>
-          <w:rFonts w:ascii="Arial" w:hAnsi="Arial" w:cs="Arial"/>
-          <w:sz w:val="28"/>
-          <w:szCs w:val="28"/>
-          <w:lang w:val="en-US"/>
-        </w:rPr>
-      </w:pPr>
-      <w:ins w:id="113" w:author="Проект новой редакции" w:date="2026-10-23T13:54:00Z">
+          <w:ins w:id="112" w:author="Проект новой редакции" w:date="2026-10-29T11:52:00Z"/>
+          <w:rFonts w:ascii="Arial" w:hAnsi="Arial" w:cs="Arial"/>
+          <w:sz w:val="28"/>
+          <w:szCs w:val="28"/>
+          <w:lang w:val="en-US"/>
+        </w:rPr>
+      </w:pPr>
+      <w:ins w:id="113" w:author="Проект новой редакции" w:date="2026-10-29T11:52:00Z">
         <w:r>
           <w:rPr>
             <w:rFonts w:ascii="Arial" w:hAnsi="Arial" w:cs="Arial"/>
@@ -6160,14 +6147,14 @@
         <w:ind w:firstLine="709"/>
         <w:jc w:val="both"/>
         <w:rPr>
-          <w:ins w:id="114" w:author="Проект новой редакции" w:date="2026-10-23T13:54:00Z"/>
-          <w:rFonts w:ascii="Arial" w:hAnsi="Arial" w:cs="Arial"/>
-          <w:sz w:val="28"/>
-          <w:szCs w:val="28"/>
-          <w:lang w:val="en-US"/>
-        </w:rPr>
-      </w:pPr>
-      <w:ins w:id="115" w:author="Проект новой редакции" w:date="2026-10-23T13:54:00Z">
+          <w:ins w:id="114" w:author="Проект новой редакции" w:date="2026-10-29T11:52:00Z"/>
+          <w:rFonts w:ascii="Arial" w:hAnsi="Arial" w:cs="Arial"/>
+          <w:sz w:val="28"/>
+          <w:szCs w:val="28"/>
+          <w:lang w:val="en-US"/>
+        </w:rPr>
+      </w:pPr>
+      <w:ins w:id="115" w:author="Проект новой редакции" w:date="2026-10-29T11:52:00Z">
         <w:r>
           <w:rPr>
             <w:rFonts w:ascii="Arial" w:hAnsi="Arial" w:cs="Arial"/>
@@ -6185,14 +6172,14 @@
         <w:ind w:firstLine="709"/>
         <w:jc w:val="both"/>
         <w:rPr>
-          <w:ins w:id="116" w:author="Проект новой редакции" w:date="2026-10-23T13:54:00Z"/>
-          <w:rFonts w:ascii="Arial" w:hAnsi="Arial" w:cs="Arial"/>
-          <w:sz w:val="28"/>
-          <w:szCs w:val="28"/>
-          <w:lang w:val="en-US"/>
-        </w:rPr>
-      </w:pPr>
-      <w:ins w:id="117" w:author="Проект новой редакции" w:date="2026-10-23T13:54:00Z">
+          <w:ins w:id="116" w:author="Проект новой редакции" w:date="2026-10-29T11:52:00Z"/>
+          <w:rFonts w:ascii="Arial" w:hAnsi="Arial" w:cs="Arial"/>
+          <w:sz w:val="28"/>
+          <w:szCs w:val="28"/>
+          <w:lang w:val="en-US"/>
+        </w:rPr>
+      </w:pPr>
+      <w:ins w:id="117" w:author="Проект новой редакции" w:date="2026-10-29T11:52:00Z">
         <w:r>
           <w:rPr>
             <w:rFonts w:ascii="Arial" w:hAnsi="Arial" w:cs="Arial"/>
@@ -6228,14 +6215,14 @@
         <w:ind w:firstLine="709"/>
         <w:jc w:val="both"/>
         <w:rPr>
-          <w:ins w:id="118" w:author="Проект новой редакции" w:date="2026-10-23T13:54:00Z"/>
-          <w:rFonts w:ascii="Arial" w:hAnsi="Arial" w:cs="Arial"/>
-          <w:sz w:val="28"/>
-          <w:szCs w:val="28"/>
-          <w:lang w:val="en-US"/>
-        </w:rPr>
-      </w:pPr>
-      <w:ins w:id="119" w:author="Проект новой редакции" w:date="2026-10-23T13:54:00Z">
+          <w:ins w:id="118" w:author="Проект новой редакции" w:date="2026-10-29T11:52:00Z"/>
+          <w:rFonts w:ascii="Arial" w:hAnsi="Arial" w:cs="Arial"/>
+          <w:sz w:val="28"/>
+          <w:szCs w:val="28"/>
+          <w:lang w:val="en-US"/>
+        </w:rPr>
+      </w:pPr>
+      <w:ins w:id="119" w:author="Проект новой редакции" w:date="2026-10-29T11:52:00Z">
         <w:r>
           <w:rPr>
             <w:rFonts w:ascii="Arial" w:hAnsi="Arial" w:cs="Arial"/>
@@ -6253,14 +6240,14 @@
         <w:ind w:firstLine="709"/>
         <w:jc w:val="both"/>
         <w:rPr>
-          <w:ins w:id="120" w:author="Проект новой редакции" w:date="2026-10-23T13:54:00Z"/>
-          <w:rFonts w:ascii="Arial" w:hAnsi="Arial" w:cs="Arial"/>
-          <w:sz w:val="28"/>
-          <w:szCs w:val="28"/>
-          <w:lang w:val="en-US"/>
-        </w:rPr>
-      </w:pPr>
-      <w:ins w:id="121" w:author="Проект новой редакции" w:date="2026-10-23T13:54:00Z">
+          <w:ins w:id="120" w:author="Проект новой редакции" w:date="2026-10-29T11:52:00Z"/>
+          <w:rFonts w:ascii="Arial" w:hAnsi="Arial" w:cs="Arial"/>
+          <w:sz w:val="28"/>
+          <w:szCs w:val="28"/>
+          <w:lang w:val="en-US"/>
+        </w:rPr>
+      </w:pPr>
+      <w:ins w:id="121" w:author="Проект новой редакции" w:date="2026-10-29T11:52:00Z">
         <w:r>
           <w:rPr>
             <w:rFonts w:ascii="Arial" w:hAnsi="Arial" w:cs="Arial"/>
@@ -6278,14 +6265,14 @@
         <w:ind w:firstLine="709"/>
         <w:jc w:val="both"/>
         <w:rPr>
-          <w:ins w:id="122" w:author="Проект новой редакции" w:date="2026-10-23T13:54:00Z"/>
-          <w:rFonts w:ascii="Arial" w:hAnsi="Arial" w:cs="Arial"/>
-          <w:sz w:val="28"/>
-          <w:szCs w:val="28"/>
-          <w:lang w:val="en-US"/>
-        </w:rPr>
-      </w:pPr>
-      <w:ins w:id="123" w:author="Проект новой редакции" w:date="2026-10-23T13:54:00Z">
+          <w:ins w:id="122" w:author="Проект новой редакции" w:date="2026-10-29T11:52:00Z"/>
+          <w:rFonts w:ascii="Arial" w:hAnsi="Arial" w:cs="Arial"/>
+          <w:sz w:val="28"/>
+          <w:szCs w:val="28"/>
+          <w:lang w:val="en-US"/>
+        </w:rPr>
+      </w:pPr>
+      <w:ins w:id="123" w:author="Проект новой редакции" w:date="2026-10-29T11:52:00Z">
         <w:r>
           <w:rPr>
             <w:rFonts w:ascii="Arial" w:hAnsi="Arial" w:cs="Arial"/>
@@ -6303,32 +6290,22 @@
         <w:ind w:firstLine="709"/>
         <w:jc w:val="both"/>
         <w:rPr>
-          <w:ins w:id="124" w:author="Проект новой редакции" w:date="2026-10-23T13:54:00Z"/>
-          <w:rFonts w:ascii="Arial" w:hAnsi="Arial" w:cs="Arial"/>
-          <w:sz w:val="28"/>
-          <w:szCs w:val="28"/>
-          <w:lang w:val="en-US"/>
-        </w:rPr>
-      </w:pPr>
-      <w:ins w:id="125" w:author="Проект новой редакции" w:date="2026-10-23T13:54:00Z">
-        <w:r>
-          <w:rPr>
-            <w:rFonts w:ascii="Arial" w:hAnsi="Arial" w:cs="Arial"/>
-            <w:sz w:val="28"/>
-            <w:szCs w:val="28"/>
-            <w:lang w:val="en-US"/>
-          </w:rPr>
-          <w:t xml:space="preserve">3.11. The Management Council notifies the Supreme Guardian of the approval and amendment of the budget and policies of the Foundation, as well as of the decisions referred to in section 14.1.(a), within 5 (five) working days from the date of the decision, attaching the approved document. The Supreme Guardian may, within 10 (ten) working days from the date of receipt of the notification, send the Management Council a reasoned written objection. The decision is implemented after the expiry of that period if no objection has been sent, or earlier upon written confirmation of the Supreme Guardian. If an objection is sent, the Management Council reconsiders the </w:t>
-        </w:r>
-        <w:r>
-          <w:rPr>
-            <w:rFonts w:ascii="Arial" w:hAnsi="Arial" w:cs="Arial"/>
-            <w:sz w:val="28"/>
-            <w:szCs w:val="28"/>
-            <w:lang w:val="en-US"/>
-          </w:rPr>
-          <w:lastRenderedPageBreak/>
-          <w:t>matter taking the objection into account and notifies the Supreme Guardian of its decision in the same manner.</w:t>
+          <w:ins w:id="124" w:author="Проект новой редакции" w:date="2026-10-29T11:52:00Z"/>
+          <w:rFonts w:ascii="Arial" w:hAnsi="Arial" w:cs="Arial"/>
+          <w:sz w:val="28"/>
+          <w:szCs w:val="28"/>
+          <w:lang w:val="en-US"/>
+        </w:rPr>
+      </w:pPr>
+      <w:ins w:id="125" w:author="Проект новой редакции" w:date="2026-10-29T11:52:00Z">
+        <w:r>
+          <w:rPr>
+            <w:rFonts w:ascii="Arial" w:hAnsi="Arial" w:cs="Arial"/>
+            <w:sz w:val="28"/>
+            <w:szCs w:val="28"/>
+            <w:lang w:val="en-US"/>
+          </w:rPr>
+          <w:t>3.11. The Management Council notifies the Supreme Guardian of the approval and amendment of the budget and policies of the Foundation, as well as of the decisions referred to in section 14.1.(a), within 5 (five) working days from the date of the decision, attaching the approved document. The Supreme Guardian may, within 10 (ten) working days from the date of receipt of the notification, send the Management Council a reasoned written objection. The decision is implemented after the expiry of that period if no objection has been sent, or earlier upon written confirmation of the Supreme Guardian. If an objection is sent, the Management Council reconsiders the matter taking the objection into account and notifies the Supreme Guardian of its decision in the same manner.</w:t>
         </w:r>
       </w:ins>
     </w:p>
@@ -6344,7 +6321,7 @@
           <w:lang w:val="en-US"/>
         </w:rPr>
       </w:pPr>
-      <w:ins w:id="126" w:author="Проект новой редакции" w:date="2026-10-23T13:54:00Z">
+      <w:ins w:id="126" w:author="Проект новой редакции" w:date="2026-10-29T11:52:00Z">
         <w:r>
           <w:rPr>
             <w:rFonts w:ascii="Arial" w:hAnsi="Arial" w:cs="Arial"/>
@@ -7132,7 +7109,6 @@
           <w:szCs w:val="28"/>
           <w:lang w:val="en-US"/>
         </w:rPr>
-        <w:lastRenderedPageBreak/>
         <w:t xml:space="preserve">a) </w:t>
       </w:r>
       <w:r>
@@ -7171,7 +7147,7 @@
         </w:rPr>
         <w:t xml:space="preserve"> of the Guardian</w:t>
       </w:r>
-      <w:ins w:id="127" w:author="Проект новой редакции" w:date="2026-10-23T13:54:00Z">
+      <w:ins w:id="127" w:author="Проект новой редакции" w:date="2026-10-29T11:52:00Z">
         <w:r>
           <w:rPr>
             <w:rFonts w:ascii="Arial" w:hAnsi="Arial" w:cs="Arial"/>
@@ -7182,7 +7158,7 @@
           <w:t>, including the Supreme Guardian;</w:t>
         </w:r>
       </w:ins>
-      <w:del w:id="128" w:author="Проект новой редакции" w:date="2026-10-23T13:54:00Z">
+      <w:del w:id="128" w:author="Проект новой редакции" w:date="2026-10-29T11:52:00Z">
         <w:r>
           <w:rPr>
             <w:rFonts w:ascii="Arial" w:hAnsi="Arial" w:cs="Arial"/>
@@ -7224,7 +7200,7 @@
         </w:rPr>
         <w:t xml:space="preserve"> pursuant to section 2.1.(b) </w:t>
       </w:r>
-      <w:ins w:id="129" w:author="Проект новой редакции" w:date="2026-10-23T13:54:00Z">
+      <w:ins w:id="129" w:author="Проект новой редакции" w:date="2026-10-29T11:52:00Z">
         <w:r>
           <w:rPr>
             <w:rFonts w:ascii="Arial" w:hAnsi="Arial" w:cs="Arial"/>
@@ -7302,7 +7278,7 @@
         </w:rPr>
         <w:t xml:space="preserve"> </w:t>
       </w:r>
-      <w:ins w:id="130" w:author="Проект новой редакции" w:date="2026-10-23T13:54:00Z">
+      <w:ins w:id="130" w:author="Проект новой редакции" w:date="2026-10-29T11:52:00Z">
         <w:r>
           <w:rPr>
             <w:rFonts w:ascii="Arial" w:hAnsi="Arial" w:cs="Arial"/>
@@ -7322,7 +7298,7 @@
         </w:rPr>
         <w:t>Guardian by notice to the Founder</w:t>
       </w:r>
-      <w:ins w:id="131" w:author="Проект новой редакции" w:date="2026-10-23T13:54:00Z">
+      <w:ins w:id="131" w:author="Проект новой редакции" w:date="2026-10-29T11:52:00Z">
         <w:r>
           <w:rPr>
             <w:rFonts w:ascii="Arial" w:hAnsi="Arial" w:cs="Arial"/>
@@ -7342,7 +7318,7 @@
         </w:rPr>
         <w:t xml:space="preserve"> provided that a replacement</w:t>
       </w:r>
-      <w:del w:id="132" w:author="Проект новой редакции" w:date="2026-10-23T13:54:00Z">
+      <w:del w:id="132" w:author="Проект новой редакции" w:date="2026-10-29T11:52:00Z">
         <w:r>
           <w:rPr>
             <w:rFonts w:ascii="Arial" w:hAnsi="Arial" w:cs="Arial"/>
@@ -7513,7 +7489,7 @@
         </w:rPr>
         <w:t xml:space="preserve">.3. </w:t>
       </w:r>
-      <w:ins w:id="133" w:author="Проект новой редакции" w:date="2026-10-23T13:54:00Z">
+      <w:ins w:id="133" w:author="Проект новой редакции" w:date="2026-10-29T11:52:00Z">
         <w:r>
           <w:rPr>
             <w:rFonts w:ascii="Arial" w:hAnsi="Arial" w:cs="Arial"/>
@@ -7524,7 +7500,7 @@
           <w:t xml:space="preserve">The Supreme </w:t>
         </w:r>
       </w:ins>
-      <w:del w:id="134" w:author="Проект новой редакции" w:date="2026-10-23T13:54:00Z">
+      <w:del w:id="134" w:author="Проект новой редакции" w:date="2026-10-29T11:52:00Z">
         <w:r>
           <w:rPr>
             <w:rFonts w:ascii="Arial" w:hAnsi="Arial" w:cs="Arial"/>
@@ -7544,7 +7520,7 @@
         </w:rPr>
         <w:t xml:space="preserve">Guardian </w:t>
       </w:r>
-      <w:del w:id="135" w:author="Проект новой редакции" w:date="2026-10-23T13:54:00Z">
+      <w:del w:id="135" w:author="Проект новой редакции" w:date="2026-10-29T11:52:00Z">
         <w:r>
           <w:rPr>
             <w:rFonts w:ascii="Arial" w:hAnsi="Arial" w:cs="Arial"/>
@@ -7564,7 +7540,7 @@
         </w:rPr>
         <w:t>may automatically be re-appointed for a new period with written approval of the Founder</w:t>
       </w:r>
-      <w:ins w:id="136" w:author="Проект новой редакции" w:date="2026-10-23T13:54:00Z">
+      <w:ins w:id="136" w:author="Проект новой редакции" w:date="2026-10-29T11:52:00Z">
         <w:r>
           <w:rPr>
             <w:rFonts w:ascii="Arial" w:hAnsi="Arial" w:cs="Arial"/>
@@ -7771,7 +7747,7 @@
         </w:rPr>
         <w:t xml:space="preserve">erson is also a member of the </w:t>
       </w:r>
-      <w:ins w:id="137" w:author="Проект новой редакции" w:date="2026-10-23T13:54:00Z">
+      <w:ins w:id="137" w:author="Проект новой редакции" w:date="2026-10-29T11:52:00Z">
         <w:r>
           <w:rPr>
             <w:rFonts w:ascii="Arial" w:hAnsi="Arial" w:cs="Arial"/>
@@ -7782,7 +7758,7 @@
           <w:t>Management</w:t>
         </w:r>
       </w:ins>
-      <w:del w:id="138" w:author="Проект новой редакции" w:date="2026-10-23T13:54:00Z">
+      <w:del w:id="138" w:author="Проект новой редакции" w:date="2026-10-29T11:52:00Z">
         <w:r>
           <w:rPr>
             <w:rFonts w:ascii="Arial" w:hAnsi="Arial" w:cs="Arial"/>
@@ -7809,14 +7785,14 @@
         <w:ind w:firstLine="709"/>
         <w:jc w:val="both"/>
         <w:rPr>
-          <w:ins w:id="139" w:author="Проект новой редакции" w:date="2026-10-23T13:54:00Z"/>
-          <w:rFonts w:ascii="Arial" w:hAnsi="Arial" w:cs="Arial"/>
-          <w:sz w:val="28"/>
-          <w:szCs w:val="28"/>
-          <w:lang w:val="en-US"/>
-        </w:rPr>
-      </w:pPr>
-      <w:ins w:id="140" w:author="Проект новой редакции" w:date="2026-10-23T13:54:00Z">
+          <w:ins w:id="139" w:author="Проект новой редакции" w:date="2026-10-29T11:52:00Z"/>
+          <w:rFonts w:ascii="Arial" w:hAnsi="Arial" w:cs="Arial"/>
+          <w:sz w:val="28"/>
+          <w:szCs w:val="28"/>
+          <w:lang w:val="en-US"/>
+        </w:rPr>
+      </w:pPr>
+      <w:ins w:id="140" w:author="Проект новой редакции" w:date="2026-10-29T11:52:00Z">
         <w:r>
           <w:rPr>
             <w:rFonts w:ascii="Arial" w:hAnsi="Arial" w:cs="Arial"/>
@@ -7914,6 +7890,7 @@
         <w:ind w:firstLine="709"/>
         <w:jc w:val="both"/>
         <w:rPr>
+          <w:del w:id="141" w:author="Проект новой редакции" w:date="2026-10-29T11:52:00Z"/>
           <w:rFonts w:ascii="Arial" w:hAnsi="Arial" w:cs="Arial"/>
           <w:sz w:val="28"/>
           <w:szCs w:val="28"/>
@@ -7972,17 +7949,61 @@
           <w:szCs w:val="28"/>
           <w:lang w:val="en-US"/>
         </w:rPr>
-        <w:t xml:space="preserve"> must have at least</w:t>
-      </w:r>
-      <w:r>
-        <w:rPr>
-          <w:rFonts w:ascii="Arial" w:hAnsi="Arial" w:cs="Arial"/>
-          <w:sz w:val="28"/>
-          <w:szCs w:val="28"/>
-          <w:lang w:val="en-US"/>
-        </w:rPr>
-        <w:t>:</w:t>
-      </w:r>
+        <w:t xml:space="preserve"> </w:t>
+      </w:r>
+      <w:ins w:id="142" w:author="Проект новой редакции" w:date="2026-10-29T11:52:00Z">
+        <w:r>
+          <w:rPr>
+            <w:rFonts w:ascii="Arial" w:hAnsi="Arial" w:cs="Arial"/>
+            <w:sz w:val="28"/>
+            <w:szCs w:val="28"/>
+            <w:lang w:val="en-US"/>
+          </w:rPr>
+          <w:t>consists of</w:t>
+        </w:r>
+      </w:ins>
+      <w:del w:id="143" w:author="Проект новой редакции" w:date="2026-10-29T11:52:00Z">
+        <w:r>
+          <w:rPr>
+            <w:rFonts w:ascii="Arial" w:hAnsi="Arial" w:cs="Arial"/>
+            <w:sz w:val="28"/>
+            <w:szCs w:val="28"/>
+            <w:lang w:val="en-US"/>
+          </w:rPr>
+          <w:delText>must have</w:delText>
+        </w:r>
+      </w:del>
+      <w:r>
+        <w:rPr>
+          <w:rFonts w:ascii="Arial" w:hAnsi="Arial" w:cs="Arial"/>
+          <w:sz w:val="28"/>
+          <w:szCs w:val="28"/>
+          <w:lang w:val="en-US"/>
+        </w:rPr>
+        <w:t xml:space="preserve"> at least</w:t>
+      </w:r>
+      <w:ins w:id="144" w:author="Проект новой редакции" w:date="2026-10-29T11:52:00Z">
+        <w:r>
+          <w:rPr>
+            <w:rFonts w:ascii="Arial" w:hAnsi="Arial" w:cs="Arial"/>
+            <w:sz w:val="28"/>
+            <w:szCs w:val="28"/>
+            <w:lang w:val="en-US"/>
+          </w:rPr>
+          <w:t xml:space="preserve"> two members: the</w:t>
+        </w:r>
+      </w:ins>
+      <w:del w:id="145" w:author="Проект новой редакции" w:date="2026-10-29T11:52:00Z">
+        <w:r>
+          <w:rPr>
+            <w:rFonts w:ascii="Arial" w:hAnsi="Arial" w:cs="Arial"/>
+            <w:sz w:val="28"/>
+            <w:szCs w:val="28"/>
+            <w:lang w:val="en-US"/>
+          </w:rPr>
+          <w:delText>:</w:delText>
+        </w:r>
+      </w:del>
     </w:p>
     <w:p>
       <w:pPr>
@@ -7990,20 +8011,32 @@
         <w:ind w:firstLine="993"/>
         <w:jc w:val="both"/>
         <w:rPr>
-          <w:rFonts w:ascii="Arial" w:hAnsi="Arial" w:cs="Arial"/>
-          <w:sz w:val="28"/>
-          <w:szCs w:val="28"/>
-          <w:lang w:val="en-US"/>
-        </w:rPr>
-      </w:pPr>
-      <w:r>
-        <w:rPr>
-          <w:rFonts w:ascii="Arial" w:hAnsi="Arial" w:cs="Arial"/>
-          <w:sz w:val="28"/>
-          <w:szCs w:val="28"/>
-          <w:lang w:val="en-US"/>
-        </w:rPr>
-        <w:t xml:space="preserve">a) </w:t>
+          <w:del w:id="146" w:author="Проект новой редакции" w:date="2026-10-29T11:52:00Z"/>
+          <w:rFonts w:ascii="Arial" w:hAnsi="Arial" w:cs="Arial"/>
+          <w:sz w:val="28"/>
+          <w:szCs w:val="28"/>
+          <w:lang w:val="en-US"/>
+        </w:rPr>
+      </w:pPr>
+      <w:del w:id="147" w:author="Проект новой редакции" w:date="2026-10-29T11:52:00Z">
+        <w:r>
+          <w:rPr>
+            <w:rFonts w:ascii="Arial" w:hAnsi="Arial" w:cs="Arial"/>
+            <w:sz w:val="28"/>
+            <w:szCs w:val="28"/>
+            <w:lang w:val="en-US"/>
+          </w:rPr>
+          <w:delText>a)</w:delText>
+        </w:r>
+      </w:del>
+      <w:r>
+        <w:rPr>
+          <w:rFonts w:ascii="Arial" w:hAnsi="Arial" w:cs="Arial"/>
+          <w:sz w:val="28"/>
+          <w:szCs w:val="28"/>
+          <w:lang w:val="en-US"/>
+        </w:rPr>
+        <w:t xml:space="preserve"> </w:t>
       </w:r>
       <w:r>
         <w:rPr>
@@ -8050,37 +8083,104 @@
         </w:rPr>
         <w:t xml:space="preserve"> on the position of </w:t>
       </w:r>
-      <w:ins w:id="141" w:author="Проект новой редакции" w:date="2026-10-23T13:54:00Z">
-        <w:r>
-          <w:rPr>
-            <w:rFonts w:ascii="Arial" w:hAnsi="Arial" w:cs="Arial"/>
-            <w:sz w:val="28"/>
-            <w:szCs w:val="28"/>
-            <w:lang w:val="en-US"/>
-          </w:rPr>
-          <w:t>Chief Executive Officer (CEO)</w:t>
-        </w:r>
-        <w:r>
-          <w:rPr>
-            <w:rFonts w:ascii="Arial" w:hAnsi="Arial" w:cs="Arial"/>
-            <w:sz w:val="28"/>
-            <w:szCs w:val="28"/>
-            <w:lang w:val="en-US"/>
-          </w:rPr>
-          <w:t>;</w:t>
+      <w:del w:id="148" w:author="Проект новой редакции" w:date="2026-10-29T11:52:00Z">
+        <w:r>
+          <w:rPr>
+            <w:rFonts w:ascii="Arial" w:hAnsi="Arial" w:cs="Arial"/>
+            <w:sz w:val="28"/>
+            <w:szCs w:val="28"/>
+            <w:lang w:val="en-US"/>
+          </w:rPr>
+          <w:delText>CEO;</w:delText>
+        </w:r>
+      </w:del>
+    </w:p>
+    <w:p>
+      <w:pPr>
+        <w:spacing w:after="0" w:line="240" w:lineRule="auto"/>
+        <w:ind w:firstLine="993"/>
+        <w:jc w:val="both"/>
+        <w:rPr>
+          <w:del w:id="149" w:author="Проект новой редакции" w:date="2026-10-29T11:52:00Z"/>
+          <w:rFonts w:ascii="Arial" w:hAnsi="Arial" w:cs="Arial"/>
+          <w:sz w:val="28"/>
+          <w:szCs w:val="28"/>
+          <w:lang w:val="en-US"/>
+        </w:rPr>
+      </w:pPr>
+      <w:del w:id="150" w:author="Проект новой редакции" w:date="2026-10-29T11:52:00Z">
+        <w:r>
+          <w:rPr>
+            <w:rFonts w:ascii="Arial" w:hAnsi="Arial" w:cs="Arial"/>
+            <w:sz w:val="28"/>
+            <w:szCs w:val="28"/>
+            <w:lang w:val="en-US"/>
+          </w:rPr>
+          <w:delText xml:space="preserve">b) Council on the position of </w:delText>
+        </w:r>
+      </w:del>
+      <w:r>
+        <w:rPr>
+          <w:rFonts w:ascii="Arial" w:hAnsi="Arial" w:cs="Arial"/>
+          <w:sz w:val="28"/>
+          <w:szCs w:val="28"/>
+          <w:lang w:val="en-US"/>
+        </w:rPr>
+        <w:t xml:space="preserve">Chief </w:t>
+      </w:r>
+      <w:ins w:id="151" w:author="Проект новой редакции" w:date="2026-10-29T11:52:00Z">
+        <w:r>
+          <w:rPr>
+            <w:rFonts w:ascii="Arial" w:hAnsi="Arial" w:cs="Arial"/>
+            <w:sz w:val="28"/>
+            <w:szCs w:val="28"/>
+            <w:lang w:val="en-US"/>
+          </w:rPr>
+          <w:t>Executive</w:t>
         </w:r>
       </w:ins>
-      <w:del w:id="142" w:author="Проект новой редакции" w:date="2026-10-23T13:54:00Z">
-        <w:r>
-          <w:rPr>
-            <w:rFonts w:ascii="Arial" w:hAnsi="Arial" w:cs="Arial"/>
-            <w:sz w:val="28"/>
-            <w:szCs w:val="28"/>
-            <w:lang w:val="en-US"/>
-          </w:rPr>
-          <w:delText>CEO;</w:delText>
+      <w:del w:id="152" w:author="Проект новой редакции" w:date="2026-10-29T11:52:00Z">
+        <w:r>
+          <w:rPr>
+            <w:rFonts w:ascii="Arial" w:hAnsi="Arial" w:cs="Arial"/>
+            <w:sz w:val="28"/>
+            <w:szCs w:val="28"/>
+            <w:lang w:val="en-US"/>
+          </w:rPr>
+          <w:delText>Legal</w:delText>
         </w:r>
       </w:del>
+      <w:r>
+        <w:rPr>
+          <w:rFonts w:ascii="Arial" w:hAnsi="Arial" w:cs="Arial"/>
+          <w:sz w:val="28"/>
+          <w:szCs w:val="28"/>
+          <w:lang w:val="en-US"/>
+        </w:rPr>
+        <w:t xml:space="preserve"> Officer</w:t>
+      </w:r>
+      <w:ins w:id="153" w:author="Проект новой редакции" w:date="2026-10-29T11:52:00Z">
+        <w:r>
+          <w:rPr>
+            <w:rFonts w:ascii="Arial" w:hAnsi="Arial" w:cs="Arial"/>
+            <w:sz w:val="28"/>
+            <w:szCs w:val="28"/>
+            <w:lang w:val="en-US"/>
+          </w:rPr>
+          <w:t xml:space="preserve"> (CEO) and members</w:t>
+        </w:r>
+      </w:ins>
+      <w:del w:id="154" w:author="Проект новой редакции" w:date="2026-10-29T11:52:00Z">
+        <w:r>
+          <w:rPr>
+            <w:rFonts w:ascii="Arial" w:hAnsi="Arial" w:cs="Arial"/>
+            <w:sz w:val="28"/>
+            <w:szCs w:val="28"/>
+            <w:lang w:val="en-US"/>
+          </w:rPr>
+          <w:delText>;</w:delText>
+        </w:r>
+      </w:del>
     </w:p>
     <w:p>
       <w:pPr>
@@ -8088,61 +8188,108 @@
         <w:ind w:firstLine="993"/>
         <w:jc w:val="both"/>
         <w:rPr>
-          <w:rFonts w:ascii="Arial" w:hAnsi="Arial" w:cs="Arial"/>
-          <w:sz w:val="28"/>
-          <w:szCs w:val="28"/>
-          <w:lang w:val="en-US"/>
-        </w:rPr>
-      </w:pPr>
-      <w:r>
-        <w:rPr>
-          <w:rFonts w:ascii="Arial" w:hAnsi="Arial" w:cs="Arial"/>
-          <w:sz w:val="28"/>
-          <w:szCs w:val="28"/>
-          <w:lang w:val="en-US"/>
-        </w:rPr>
-        <w:t xml:space="preserve">b) </w:t>
-      </w:r>
-      <w:ins w:id="143" w:author="Проект новой редакции" w:date="2026-10-23T13:54:00Z">
-        <w:r>
-          <w:rPr>
-            <w:rFonts w:ascii="Arial" w:hAnsi="Arial" w:cs="Arial"/>
-            <w:sz w:val="28"/>
-            <w:szCs w:val="28"/>
-            <w:lang w:val="en-US"/>
-          </w:rPr>
-          <w:t xml:space="preserve">Member of the Management </w:t>
+          <w:del w:id="155" w:author="Проект новой редакции" w:date="2026-10-29T11:52:00Z"/>
+          <w:rFonts w:ascii="Arial" w:hAnsi="Arial" w:cs="Arial"/>
+          <w:sz w:val="28"/>
+          <w:szCs w:val="28"/>
+          <w:lang w:val="en-US"/>
+        </w:rPr>
+      </w:pPr>
+      <w:del w:id="156" w:author="Проект новой редакции" w:date="2026-10-29T11:52:00Z">
+        <w:r>
+          <w:rPr>
+            <w:rFonts w:ascii="Arial" w:hAnsi="Arial" w:cs="Arial"/>
+            <w:sz w:val="28"/>
+            <w:szCs w:val="28"/>
+            <w:lang w:val="en-US"/>
+          </w:rPr>
+          <w:delText>c) Council on position</w:delText>
+        </w:r>
+      </w:del>
+      <w:r>
+        <w:rPr>
+          <w:rFonts w:ascii="Arial" w:hAnsi="Arial" w:cs="Arial"/>
+          <w:sz w:val="28"/>
+          <w:szCs w:val="28"/>
+          <w:lang w:val="en-US"/>
+        </w:rPr>
+        <w:t xml:space="preserve"> of </w:t>
+      </w:r>
+      <w:ins w:id="157" w:author="Проект новой редакции" w:date="2026-10-29T11:52:00Z">
+        <w:r>
+          <w:rPr>
+            <w:rFonts w:ascii="Arial" w:hAnsi="Arial" w:cs="Arial"/>
+            <w:sz w:val="28"/>
+            <w:szCs w:val="28"/>
+            <w:lang w:val="en-US"/>
+          </w:rPr>
+          <w:t>the Management</w:t>
         </w:r>
       </w:ins>
-      <w:r>
-        <w:rPr>
-          <w:rFonts w:ascii="Arial" w:hAnsi="Arial" w:cs="Arial"/>
-          <w:sz w:val="28"/>
-          <w:szCs w:val="28"/>
-          <w:lang w:val="en-US"/>
-        </w:rPr>
-        <w:t xml:space="preserve">Council on the position of </w:t>
-      </w:r>
-      <w:ins w:id="144" w:author="Проект новой редакции" w:date="2026-10-23T13:54:00Z">
-        <w:r>
-          <w:rPr>
-            <w:rFonts w:ascii="Arial" w:hAnsi="Arial" w:cs="Arial"/>
-            <w:sz w:val="28"/>
-            <w:szCs w:val="28"/>
-            <w:lang w:val="en-US"/>
-          </w:rPr>
-          <w:t>Deputy CEO</w:t>
+      <w:del w:id="158" w:author="Проект новой редакции" w:date="2026-10-29T11:52:00Z">
+        <w:r>
+          <w:rPr>
+            <w:rFonts w:ascii="Arial" w:hAnsi="Arial" w:cs="Arial"/>
+            <w:sz w:val="28"/>
+            <w:szCs w:val="28"/>
+            <w:lang w:val="en-US"/>
+          </w:rPr>
+          <w:delText xml:space="preserve">Chief Financial Officer; </w:delText>
+        </w:r>
+      </w:del>
+    </w:p>
+    <w:p>
+      <w:pPr>
+        <w:spacing w:after="0" w:line="240" w:lineRule="auto"/>
+        <w:ind w:firstLine="993"/>
+        <w:jc w:val="both"/>
+        <w:rPr>
+          <w:rFonts w:ascii="Arial" w:hAnsi="Arial" w:cs="Arial"/>
+          <w:sz w:val="28"/>
+          <w:szCs w:val="28"/>
+          <w:lang w:val="en-US"/>
+        </w:rPr>
+      </w:pPr>
+      <w:del w:id="159" w:author="Проект новой редакции" w:date="2026-10-29T11:52:00Z">
+        <w:r>
+          <w:rPr>
+            <w:rFonts w:ascii="Arial" w:hAnsi="Arial" w:cs="Arial"/>
+            <w:sz w:val="28"/>
+            <w:szCs w:val="28"/>
+            <w:lang w:val="en-US"/>
+          </w:rPr>
+          <w:delText>d)</w:delText>
+        </w:r>
+      </w:del>
+      <w:r>
+        <w:rPr>
+          <w:rFonts w:ascii="Arial" w:hAnsi="Arial" w:cs="Arial"/>
+          <w:sz w:val="28"/>
+          <w:szCs w:val="28"/>
+          <w:lang w:val="en-US"/>
+        </w:rPr>
+        <w:t xml:space="preserve"> Council on </w:t>
+      </w:r>
+      <w:ins w:id="160" w:author="Проект новой редакции" w:date="2026-10-29T11:52:00Z">
+        <w:r>
+          <w:rPr>
+            <w:rFonts w:ascii="Arial" w:hAnsi="Arial" w:cs="Arial"/>
+            <w:sz w:val="28"/>
+            <w:szCs w:val="28"/>
+            <w:lang w:val="en-US"/>
+          </w:rPr>
+          <w:t>the positions</w:t>
         </w:r>
       </w:ins>
-      <w:del w:id="145" w:author="Проект новой редакции" w:date="2026-10-23T13:54:00Z">
-        <w:r>
-          <w:rPr>
-            <w:rFonts w:ascii="Arial" w:hAnsi="Arial" w:cs="Arial"/>
-            <w:sz w:val="28"/>
-            <w:szCs w:val="28"/>
-            <w:lang w:val="en-US"/>
-          </w:rPr>
-          <w:delText>Chief Legal Officer</w:delText>
+      <w:del w:id="161" w:author="Проект новой редакции" w:date="2026-10-29T11:52:00Z">
+        <w:r>
+          <w:rPr>
+            <w:rFonts w:ascii="Arial" w:hAnsi="Arial" w:cs="Arial"/>
+            <w:sz w:val="28"/>
+            <w:szCs w:val="28"/>
+            <w:lang w:val="en-US"/>
+          </w:rPr>
+          <w:delText>position</w:delText>
         </w:r>
       </w:del>
       <w:r>
@@ -8152,127 +8299,51 @@
           <w:szCs w:val="28"/>
           <w:lang w:val="en-US"/>
         </w:rPr>
-        <w:t>;</w:t>
-      </w:r>
-    </w:p>
-    <w:p>
-      <w:pPr>
-        <w:spacing w:after="0" w:line="240" w:lineRule="auto"/>
-        <w:ind w:firstLine="993"/>
-        <w:jc w:val="both"/>
-        <w:rPr>
-          <w:del w:id="146" w:author="Проект новой редакции" w:date="2026-10-23T13:54:00Z"/>
-          <w:rFonts w:ascii="Arial" w:hAnsi="Arial" w:cs="Arial"/>
-          <w:sz w:val="28"/>
-          <w:szCs w:val="28"/>
-          <w:lang w:val="en-US"/>
-        </w:rPr>
-      </w:pPr>
-      <w:r>
-        <w:rPr>
-          <w:rFonts w:ascii="Arial" w:hAnsi="Arial" w:cs="Arial"/>
-          <w:sz w:val="28"/>
-          <w:szCs w:val="28"/>
-          <w:lang w:val="en-US"/>
-        </w:rPr>
-        <w:t xml:space="preserve">c) </w:t>
-      </w:r>
-      <w:ins w:id="147" w:author="Проект новой редакции" w:date="2026-10-23T13:54:00Z">
-        <w:r>
-          <w:rPr>
-            <w:rFonts w:ascii="Arial" w:hAnsi="Arial" w:cs="Arial"/>
-            <w:sz w:val="28"/>
-            <w:szCs w:val="28"/>
-            <w:lang w:val="en-US"/>
-          </w:rPr>
-          <w:t xml:space="preserve">Member of the Management </w:t>
+        <w:t xml:space="preserve"> of </w:t>
+      </w:r>
+      <w:ins w:id="162" w:author="Проект новой редакции" w:date="2026-10-29T11:52:00Z">
+        <w:r>
+          <w:rPr>
+            <w:rFonts w:ascii="Arial" w:hAnsi="Arial" w:cs="Arial"/>
+            <w:sz w:val="28"/>
+            <w:szCs w:val="28"/>
+            <w:lang w:val="en-US"/>
+          </w:rPr>
+          <w:t>Deputy CEO. A vacant position</w:t>
         </w:r>
       </w:ins>
-      <w:r>
-        <w:rPr>
-          <w:rFonts w:ascii="Arial" w:hAnsi="Arial" w:cs="Arial"/>
-          <w:sz w:val="28"/>
-          <w:szCs w:val="28"/>
-          <w:lang w:val="en-US"/>
-        </w:rPr>
-        <w:t xml:space="preserve">Council on </w:t>
-      </w:r>
-      <w:ins w:id="148" w:author="Проект новой редакции" w:date="2026-10-23T13:54:00Z">
-        <w:r>
-          <w:rPr>
-            <w:rFonts w:ascii="Arial" w:hAnsi="Arial" w:cs="Arial"/>
-            <w:sz w:val="28"/>
-            <w:szCs w:val="28"/>
-            <w:lang w:val="en-US"/>
-          </w:rPr>
-          <w:t xml:space="preserve">the </w:t>
+      <w:del w:id="163" w:author="Проект новой редакции" w:date="2026-10-29T11:52:00Z">
+        <w:r>
+          <w:rPr>
+            <w:rFonts w:ascii="Arial" w:hAnsi="Arial" w:cs="Arial"/>
+            <w:sz w:val="28"/>
+            <w:szCs w:val="28"/>
+            <w:lang w:val="en-US"/>
+          </w:rPr>
+          <w:delText>Head</w:delText>
+        </w:r>
+      </w:del>
+      <w:r>
+        <w:rPr>
+          <w:rFonts w:ascii="Arial" w:hAnsi="Arial" w:cs="Arial"/>
+          <w:sz w:val="28"/>
+          <w:szCs w:val="28"/>
+          <w:lang w:val="en-US"/>
+        </w:rPr>
+        <w:t xml:space="preserve"> of </w:t>
+      </w:r>
+      <w:ins w:id="164" w:author="Проект новой редакции" w:date="2026-10-29T11:52:00Z">
+        <w:r>
+          <w:rPr>
+            <w:rFonts w:ascii="Arial" w:hAnsi="Arial" w:cs="Arial"/>
+            <w:sz w:val="28"/>
+            <w:szCs w:val="28"/>
+            <w:lang w:val="en-US"/>
+          </w:rPr>
+          <w:t>Deputy CEO does not prevent the Management Council from operating, provided that it has at least two members</w:t>
         </w:r>
       </w:ins>
-      <w:r>
-        <w:rPr>
-          <w:rFonts w:ascii="Arial" w:hAnsi="Arial" w:cs="Arial"/>
-          <w:sz w:val="28"/>
-          <w:szCs w:val="28"/>
-          <w:lang w:val="en-US"/>
-        </w:rPr>
-        <w:t>position</w:t>
-      </w:r>
-      <w:del w:id="149" w:author="Проект новой редакции" w:date="2026-10-23T13:54:00Z">
-        <w:r>
-          <w:rPr>
-            <w:rFonts w:ascii="Arial" w:hAnsi="Arial" w:cs="Arial"/>
-            <w:sz w:val="28"/>
-            <w:szCs w:val="28"/>
-            <w:lang w:val="en-US"/>
-          </w:rPr>
-          <w:delText xml:space="preserve"> of Chief Financial Officer; </w:delText>
-        </w:r>
-      </w:del>
-    </w:p>
-    <w:p>
-      <w:pPr>
-        <w:spacing w:after="0" w:line="240" w:lineRule="auto"/>
-        <w:ind w:firstLine="993"/>
-        <w:jc w:val="both"/>
-        <w:rPr>
-          <w:rFonts w:ascii="Arial" w:hAnsi="Arial" w:cs="Arial"/>
-          <w:sz w:val="28"/>
-          <w:szCs w:val="28"/>
-          <w:lang w:val="en-US"/>
-        </w:rPr>
-      </w:pPr>
-      <w:del w:id="150" w:author="Проект новой редакции" w:date="2026-10-23T13:54:00Z">
-        <w:r>
-          <w:rPr>
-            <w:rFonts w:ascii="Arial" w:hAnsi="Arial" w:cs="Arial"/>
-            <w:sz w:val="28"/>
-            <w:szCs w:val="28"/>
-            <w:lang w:val="en-US"/>
-          </w:rPr>
-          <w:delText>d) Council on position of Head</w:delText>
-        </w:r>
-      </w:del>
-      <w:r>
-        <w:rPr>
-          <w:rFonts w:ascii="Arial" w:hAnsi="Arial" w:cs="Arial"/>
-          <w:sz w:val="28"/>
-          <w:szCs w:val="28"/>
-          <w:lang w:val="en-US"/>
-        </w:rPr>
-        <w:t xml:space="preserve"> of </w:t>
-      </w:r>
-      <w:ins w:id="151" w:author="Проект новой редакции" w:date="2026-10-23T13:54:00Z">
-        <w:r>
-          <w:rPr>
-            <w:rFonts w:ascii="Arial" w:hAnsi="Arial" w:cs="Arial"/>
-            <w:sz w:val="28"/>
-            <w:szCs w:val="28"/>
-            <w:lang w:val="en-US"/>
-          </w:rPr>
-          <w:t>Deputy CEO on administrative issues</w:t>
-        </w:r>
-      </w:ins>
-      <w:del w:id="152" w:author="Проект новой редакции" w:date="2026-10-23T13:54:00Z">
+      <w:del w:id="165" w:author="Проект новой редакции" w:date="2026-10-29T11:52:00Z">
         <w:r>
           <w:rPr>
             <w:rFonts w:ascii="Arial" w:hAnsi="Arial" w:cs="Arial"/>
@@ -8383,7 +8454,6 @@
           <w:szCs w:val="28"/>
           <w:lang w:val="en-US"/>
         </w:rPr>
-        <w:lastRenderedPageBreak/>
         <w:t>7</w:t>
       </w:r>
       <w:r>
@@ -8404,7 +8474,7 @@
         </w:rPr>
         <w:t xml:space="preserve">According to section </w:t>
       </w:r>
-      <w:ins w:id="153" w:author="Проект новой редакции" w:date="2026-10-23T13:54:00Z">
+      <w:ins w:id="166" w:author="Проект новой редакции" w:date="2026-10-29T11:52:00Z">
         <w:r>
           <w:rPr>
             <w:rFonts w:ascii="Arial" w:hAnsi="Arial" w:cs="Arial"/>
@@ -8424,7 +8494,7 @@
         </w:rPr>
         <w:t>5</w:t>
       </w:r>
-      <w:ins w:id="154" w:author="Проект новой редакции" w:date="2026-10-23T13:54:00Z">
+      <w:ins w:id="167" w:author="Проект новой редакции" w:date="2026-10-29T11:52:00Z">
         <w:r>
           <w:rPr>
             <w:rFonts w:ascii="Arial" w:hAnsi="Arial" w:cs="Arial"/>
@@ -8435,7 +8505,7 @@
           <w:t>.(a),</w:t>
         </w:r>
       </w:ins>
-      <w:del w:id="155" w:author="Проект новой редакции" w:date="2026-10-23T13:54:00Z">
+      <w:del w:id="168" w:author="Проект новой редакции" w:date="2026-10-29T11:52:00Z">
         <w:r>
           <w:rPr>
             <w:rFonts w:ascii="Arial" w:hAnsi="Arial" w:cs="Arial"/>
@@ -8504,7 +8574,7 @@
         </w:rPr>
         <w:t>Council on the position of CEO, for the period of “</w:t>
       </w:r>
-      <w:ins w:id="156" w:author="Проект новой редакции" w:date="2026-10-23T13:54:00Z">
+      <w:ins w:id="169" w:author="Проект новой редакции" w:date="2026-10-29T11:52:00Z">
         <w:r>
           <w:rPr>
             <w:rFonts w:ascii="Arial" w:hAnsi="Arial" w:cs="Arial"/>
@@ -8515,7 +8585,7 @@
           <w:t>4</w:t>
         </w:r>
       </w:ins>
-      <w:del w:id="157" w:author="Проект новой редакции" w:date="2026-10-23T13:54:00Z">
+      <w:del w:id="170" w:author="Проект новой редакции" w:date="2026-10-29T11:52:00Z">
         <w:r>
           <w:rPr>
             <w:rFonts w:ascii="Arial" w:hAnsi="Arial" w:cs="Arial"/>
@@ -8542,22 +8612,74 @@
         <w:ind w:firstLine="993"/>
         <w:jc w:val="both"/>
         <w:rPr>
-          <w:rFonts w:ascii="Arial" w:hAnsi="Arial" w:cs="Arial"/>
-          <w:sz w:val="28"/>
-          <w:szCs w:val="28"/>
-          <w:lang w:val="en-US"/>
-        </w:rPr>
-      </w:pPr>
-      <w:r>
-        <w:rPr>
-          <w:rFonts w:ascii="Arial" w:hAnsi="Arial" w:cs="Arial"/>
-          <w:sz w:val="28"/>
-          <w:szCs w:val="28"/>
-          <w:lang w:val="en-US"/>
-        </w:rPr>
-        <w:t xml:space="preserve">b) Council on the position of </w:t>
-      </w:r>
-      <w:ins w:id="158" w:author="Проект новой редакции" w:date="2026-10-23T13:54:00Z">
+          <w:del w:id="171" w:author="Проект новой редакции" w:date="2026-10-29T11:52:00Z"/>
+          <w:rFonts w:ascii="Arial" w:hAnsi="Arial" w:cs="Arial"/>
+          <w:sz w:val="28"/>
+          <w:szCs w:val="28"/>
+          <w:lang w:val="en-US"/>
+        </w:rPr>
+      </w:pPr>
+      <w:r>
+        <w:rPr>
+          <w:rFonts w:ascii="Arial" w:hAnsi="Arial" w:cs="Arial"/>
+          <w:sz w:val="28"/>
+          <w:szCs w:val="28"/>
+          <w:lang w:val="en-US"/>
+        </w:rPr>
+        <w:t xml:space="preserve">b) Council </w:t>
+      </w:r>
+      <w:ins w:id="172" w:author="Проект новой редакции" w:date="2026-10-29T11:52:00Z">
+        <w:r>
+          <w:rPr>
+            <w:rFonts w:ascii="Arial" w:hAnsi="Arial" w:cs="Arial"/>
+            <w:sz w:val="28"/>
+            <w:szCs w:val="28"/>
+            <w:lang w:val="en-US"/>
+          </w:rPr>
+          <w:t xml:space="preserve">members </w:t>
+        </w:r>
+      </w:ins>
+      <w:r>
+        <w:rPr>
+          <w:rFonts w:ascii="Arial" w:hAnsi="Arial" w:cs="Arial"/>
+          <w:sz w:val="28"/>
+          <w:szCs w:val="28"/>
+          <w:lang w:val="en-US"/>
+        </w:rPr>
+        <w:t xml:space="preserve">on the </w:t>
+      </w:r>
+      <w:ins w:id="173" w:author="Проект новой редакции" w:date="2026-10-29T11:52:00Z">
+        <w:r>
+          <w:rPr>
+            <w:rFonts w:ascii="Arial" w:hAnsi="Arial" w:cs="Arial"/>
+            <w:sz w:val="28"/>
+            <w:szCs w:val="28"/>
+            <w:lang w:val="en-US"/>
+          </w:rPr>
+          <w:t>positions</w:t>
+        </w:r>
+      </w:ins>
+      <w:del w:id="174" w:author="Проект новой редакции" w:date="2026-10-29T11:52:00Z">
+        <w:r>
+          <w:rPr>
+            <w:rFonts w:ascii="Arial" w:hAnsi="Arial" w:cs="Arial"/>
+            <w:sz w:val="28"/>
+            <w:szCs w:val="28"/>
+            <w:lang w:val="en-US"/>
+          </w:rPr>
+          <w:delText>position</w:delText>
+        </w:r>
+      </w:del>
+      <w:r>
+        <w:rPr>
+          <w:rFonts w:ascii="Arial" w:hAnsi="Arial" w:cs="Arial"/>
+          <w:sz w:val="28"/>
+          <w:szCs w:val="28"/>
+          <w:lang w:val="en-US"/>
+        </w:rPr>
+        <w:t xml:space="preserve"> of </w:t>
+      </w:r>
+      <w:ins w:id="175" w:author="Проект новой редакции" w:date="2026-10-29T11:52:00Z">
         <w:r>
           <w:rPr>
             <w:rFonts w:ascii="Arial" w:hAnsi="Arial" w:cs="Arial"/>
@@ -8568,7 +8690,7 @@
           <w:t>Deputy CEO</w:t>
         </w:r>
       </w:ins>
-      <w:del w:id="159" w:author="Проект новой редакции" w:date="2026-10-23T13:54:00Z">
+      <w:del w:id="176" w:author="Проект новой редакции" w:date="2026-10-29T11:52:00Z">
         <w:r>
           <w:rPr>
             <w:rFonts w:ascii="Arial" w:hAnsi="Arial" w:cs="Arial"/>
@@ -8588,7 +8710,7 @@
         </w:rPr>
         <w:t>, for the period of “</w:t>
       </w:r>
-      <w:ins w:id="160" w:author="Проект новой редакции" w:date="2026-10-23T13:54:00Z">
+      <w:ins w:id="177" w:author="Проект новой редакции" w:date="2026-10-29T11:52:00Z">
         <w:r>
           <w:rPr>
             <w:rFonts w:ascii="Arial" w:hAnsi="Arial" w:cs="Arial"/>
@@ -8599,7 +8721,7 @@
           <w:t>2</w:t>
         </w:r>
       </w:ins>
-      <w:del w:id="161" w:author="Проект новой редакции" w:date="2026-10-23T13:54:00Z">
+      <w:del w:id="178" w:author="Проект новой редакции" w:date="2026-10-29T11:52:00Z">
         <w:r>
           <w:rPr>
             <w:rFonts w:ascii="Arial" w:hAnsi="Arial" w:cs="Arial"/>
@@ -8609,16 +8731,16 @@
           </w:rPr>
           <w:delText>4</w:delText>
         </w:r>
+        <w:r>
+          <w:rPr>
+            <w:rFonts w:ascii="Arial" w:hAnsi="Arial" w:cs="Arial"/>
+            <w:sz w:val="28"/>
+            <w:szCs w:val="28"/>
+            <w:lang w:val="en-US"/>
+          </w:rPr>
+          <w:delText>” years from the date of appointment and written consent;</w:delText>
+        </w:r>
       </w:del>
-      <w:r>
-        <w:rPr>
-          <w:rFonts w:ascii="Arial" w:hAnsi="Arial" w:cs="Arial"/>
-          <w:sz w:val="28"/>
-          <w:szCs w:val="28"/>
-          <w:lang w:val="en-US"/>
-        </w:rPr>
-        <w:t>” years from the date of appointment and written consent;</w:t>
-      </w:r>
     </w:p>
     <w:p>
       <w:pPr>
@@ -8626,1345 +8748,1327 @@
         <w:ind w:firstLine="993"/>
         <w:jc w:val="both"/>
         <w:rPr>
-          <w:del w:id="162" w:author="Проект новой редакции" w:date="2026-10-23T13:54:00Z"/>
-          <w:rFonts w:ascii="Arial" w:hAnsi="Arial" w:cs="Arial"/>
-          <w:sz w:val="28"/>
-          <w:szCs w:val="28"/>
-          <w:lang w:val="en-US"/>
-        </w:rPr>
-      </w:pPr>
-      <w:r>
-        <w:rPr>
-          <w:rFonts w:ascii="Arial" w:hAnsi="Arial" w:cs="Arial"/>
-          <w:sz w:val="28"/>
-          <w:szCs w:val="28"/>
-          <w:lang w:val="en-US"/>
-        </w:rPr>
-        <w:t xml:space="preserve">c) Council on </w:t>
-      </w:r>
-      <w:ins w:id="163" w:author="Проект новой редакции" w:date="2026-10-23T13:54:00Z">
-        <w:r>
-          <w:rPr>
-            <w:rFonts w:ascii="Arial" w:hAnsi="Arial" w:cs="Arial"/>
-            <w:sz w:val="28"/>
-            <w:szCs w:val="28"/>
-            <w:lang w:val="en-US"/>
-          </w:rPr>
-          <w:t xml:space="preserve">the </w:t>
+          <w:del w:id="179" w:author="Проект новой редакции" w:date="2026-10-29T11:52:00Z"/>
+          <w:rFonts w:ascii="Arial" w:hAnsi="Arial" w:cs="Arial"/>
+          <w:sz w:val="28"/>
+          <w:szCs w:val="28"/>
+          <w:lang w:val="en-US"/>
+        </w:rPr>
+      </w:pPr>
+      <w:del w:id="180" w:author="Проект новой редакции" w:date="2026-10-29T11:52:00Z">
+        <w:r>
+          <w:rPr>
+            <w:rFonts w:ascii="Arial" w:hAnsi="Arial" w:cs="Arial"/>
+            <w:sz w:val="28"/>
+            <w:szCs w:val="28"/>
+            <w:lang w:val="en-US"/>
+          </w:rPr>
+          <w:delText>c) Council on position of Chief Financial Officer, for the period of “</w:delText>
+        </w:r>
+        <w:r>
+          <w:rPr>
+            <w:rFonts w:ascii="Arial" w:hAnsi="Arial" w:cs="Arial"/>
+            <w:sz w:val="28"/>
+            <w:szCs w:val="28"/>
+            <w:lang w:val="en-US"/>
+          </w:rPr>
+          <w:delText>4</w:delText>
+        </w:r>
+        <w:r>
+          <w:rPr>
+            <w:rFonts w:ascii="Arial" w:hAnsi="Arial" w:cs="Arial"/>
+            <w:sz w:val="28"/>
+            <w:szCs w:val="28"/>
+            <w:lang w:val="en-US"/>
+          </w:rPr>
+          <w:delText>” years from the date of appointment and written consent;</w:delText>
+        </w:r>
+      </w:del>
+    </w:p>
+    <w:p>
+      <w:pPr>
+        <w:spacing w:after="0" w:line="240" w:lineRule="auto"/>
+        <w:ind w:firstLine="993"/>
+        <w:jc w:val="both"/>
+        <w:rPr>
+          <w:rFonts w:ascii="Arial" w:hAnsi="Arial" w:cs="Arial"/>
+          <w:sz w:val="28"/>
+          <w:szCs w:val="28"/>
+          <w:lang w:val="en-US"/>
+        </w:rPr>
+      </w:pPr>
+      <w:del w:id="181" w:author="Проект новой редакции" w:date="2026-10-29T11:52:00Z">
+        <w:r>
+          <w:rPr>
+            <w:rFonts w:ascii="Arial" w:hAnsi="Arial" w:cs="Arial"/>
+            <w:sz w:val="28"/>
+            <w:szCs w:val="28"/>
+            <w:lang w:val="en-US"/>
+          </w:rPr>
+          <w:delText>d) Council on position of Head of Project Office, for the period of “</w:delText>
+        </w:r>
+        <w:r>
+          <w:rPr>
+            <w:rFonts w:ascii="Arial" w:hAnsi="Arial" w:cs="Arial"/>
+            <w:sz w:val="28"/>
+            <w:szCs w:val="28"/>
+            <w:lang w:val="en-US"/>
+          </w:rPr>
+          <w:delText>4</w:delText>
+        </w:r>
+      </w:del>
+      <w:r>
+        <w:rPr>
+          <w:rFonts w:ascii="Arial" w:hAnsi="Arial" w:cs="Arial"/>
+          <w:sz w:val="28"/>
+          <w:szCs w:val="28"/>
+          <w:lang w:val="en-US"/>
+        </w:rPr>
+        <w:t>” years from the date of appointment and written consent</w:t>
+      </w:r>
+      <w:r>
+        <w:rPr>
+          <w:rFonts w:ascii="Arial" w:hAnsi="Arial" w:cs="Arial"/>
+          <w:sz w:val="28"/>
+          <w:szCs w:val="28"/>
+          <w:lang w:val="en-US"/>
+        </w:rPr>
+        <w:t>.</w:t>
+      </w:r>
+    </w:p>
+    <w:p>
+      <w:pPr>
+        <w:spacing w:after="0" w:line="240" w:lineRule="auto"/>
+        <w:ind w:firstLine="709"/>
+        <w:jc w:val="both"/>
+        <w:rPr>
+          <w:rFonts w:ascii="Arial" w:hAnsi="Arial" w:cs="Arial"/>
+          <w:b/>
+          <w:sz w:val="28"/>
+          <w:szCs w:val="28"/>
+          <w:lang w:val="en-US"/>
+        </w:rPr>
+      </w:pPr>
+    </w:p>
+    <w:p>
+      <w:pPr>
+        <w:spacing w:after="0" w:line="240" w:lineRule="auto"/>
+        <w:ind w:firstLine="709"/>
+        <w:jc w:val="both"/>
+        <w:rPr>
+          <w:rFonts w:ascii="Arial" w:hAnsi="Arial" w:cs="Arial"/>
+          <w:sz w:val="28"/>
+          <w:szCs w:val="28"/>
+          <w:lang w:val="en-US"/>
+        </w:rPr>
+      </w:pPr>
+      <w:r>
+        <w:rPr>
+          <w:rFonts w:ascii="Arial" w:hAnsi="Arial" w:cs="Arial"/>
+          <w:sz w:val="28"/>
+          <w:szCs w:val="28"/>
+          <w:lang w:val="en-US"/>
+        </w:rPr>
+        <w:t>7</w:t>
+      </w:r>
+      <w:r>
+        <w:rPr>
+          <w:rFonts w:ascii="Arial" w:hAnsi="Arial" w:cs="Arial"/>
+          <w:sz w:val="28"/>
+          <w:szCs w:val="28"/>
+          <w:lang w:val="en-US"/>
+        </w:rPr>
+        <w:t>.2. Chairman of the Management</w:t>
+      </w:r>
+      <w:r>
+        <w:rPr>
+          <w:rFonts w:ascii="Arial" w:hAnsi="Arial" w:cs="Arial"/>
+          <w:sz w:val="28"/>
+          <w:szCs w:val="28"/>
+          <w:lang w:val="kk-KZ"/>
+        </w:rPr>
+        <w:t xml:space="preserve"> </w:t>
+      </w:r>
+      <w:r>
+        <w:rPr>
+          <w:rFonts w:ascii="Arial" w:hAnsi="Arial" w:cs="Arial"/>
+          <w:sz w:val="28"/>
+          <w:szCs w:val="28"/>
+          <w:lang w:val="en-US"/>
+        </w:rPr>
+        <w:t xml:space="preserve">Council may </w:t>
+      </w:r>
+      <w:r>
+        <w:rPr>
+          <w:rFonts w:ascii="Arial" w:hAnsi="Arial" w:cs="Arial"/>
+          <w:sz w:val="28"/>
+          <w:szCs w:val="28"/>
+          <w:lang w:val="en-US"/>
+        </w:rPr>
+        <w:t xml:space="preserve">suggest to the Supreme Guardian </w:t>
+      </w:r>
+      <w:r>
+        <w:rPr>
+          <w:rFonts w:ascii="Arial" w:hAnsi="Arial" w:cs="Arial"/>
+          <w:sz w:val="28"/>
+          <w:szCs w:val="28"/>
+          <w:lang w:val="en-US"/>
+        </w:rPr>
+        <w:t>appoint</w:t>
+      </w:r>
+      <w:r>
+        <w:rPr>
+          <w:rFonts w:ascii="Arial" w:hAnsi="Arial" w:cs="Arial"/>
+          <w:sz w:val="28"/>
+          <w:szCs w:val="28"/>
+          <w:lang w:val="en-US"/>
+        </w:rPr>
+        <w:t xml:space="preserve"> or</w:t>
+      </w:r>
+      <w:r>
+        <w:rPr>
+          <w:rFonts w:ascii="Arial" w:hAnsi="Arial" w:cs="Arial"/>
+          <w:sz w:val="28"/>
+          <w:szCs w:val="28"/>
+          <w:lang w:val="en-US"/>
+        </w:rPr>
+        <w:t xml:space="preserve"> remove additional Management Council member for the purpose of reaching Foundation’s objects</w:t>
+      </w:r>
+      <w:r>
+        <w:rPr>
+          <w:rFonts w:ascii="Arial" w:hAnsi="Arial" w:cs="Arial"/>
+          <w:sz w:val="28"/>
+          <w:szCs w:val="28"/>
+          <w:lang w:val="en-US"/>
+        </w:rPr>
+        <w:t xml:space="preserve"> and a period he/she sees fit.</w:t>
+      </w:r>
+      <w:r>
+        <w:rPr>
+          <w:rFonts w:ascii="Arial" w:hAnsi="Arial" w:cs="Arial"/>
+          <w:sz w:val="28"/>
+          <w:szCs w:val="28"/>
+          <w:lang w:val="en-US"/>
+        </w:rPr>
+        <w:t xml:space="preserve"> </w:t>
+      </w:r>
+    </w:p>
+    <w:p>
+      <w:pPr>
+        <w:spacing w:after="0" w:line="240" w:lineRule="auto"/>
+        <w:ind w:firstLine="709"/>
+        <w:jc w:val="both"/>
+        <w:rPr>
+          <w:rFonts w:ascii="Arial" w:hAnsi="Arial" w:cs="Arial"/>
+          <w:b/>
+          <w:sz w:val="28"/>
+          <w:szCs w:val="28"/>
+          <w:lang w:val="en-US"/>
+        </w:rPr>
+      </w:pPr>
+    </w:p>
+    <w:p>
+      <w:pPr>
+        <w:spacing w:after="0" w:line="240" w:lineRule="auto"/>
+        <w:ind w:firstLine="709"/>
+        <w:jc w:val="both"/>
+        <w:rPr>
+          <w:rFonts w:ascii="Arial" w:hAnsi="Arial" w:cs="Arial"/>
+          <w:sz w:val="28"/>
+          <w:szCs w:val="28"/>
+          <w:lang w:val="en-US"/>
+        </w:rPr>
+      </w:pPr>
+      <w:r>
+        <w:rPr>
+          <w:rFonts w:ascii="Arial" w:hAnsi="Arial" w:cs="Arial"/>
+          <w:sz w:val="28"/>
+          <w:szCs w:val="28"/>
+          <w:lang w:val="en-US"/>
+        </w:rPr>
+        <w:t>7</w:t>
+      </w:r>
+      <w:r>
+        <w:rPr>
+          <w:rFonts w:ascii="Arial" w:hAnsi="Arial" w:cs="Arial"/>
+          <w:sz w:val="28"/>
+          <w:szCs w:val="28"/>
+          <w:lang w:val="en-US"/>
+        </w:rPr>
+        <w:t>.</w:t>
+      </w:r>
+      <w:r>
+        <w:rPr>
+          <w:rFonts w:ascii="Arial" w:hAnsi="Arial" w:cs="Arial"/>
+          <w:sz w:val="28"/>
+          <w:szCs w:val="28"/>
+          <w:lang w:val="en-US"/>
+        </w:rPr>
+        <w:t>3</w:t>
+      </w:r>
+      <w:r>
+        <w:rPr>
+          <w:rFonts w:ascii="Arial" w:hAnsi="Arial" w:cs="Arial"/>
+          <w:sz w:val="28"/>
+          <w:szCs w:val="28"/>
+          <w:lang w:val="en-US"/>
+        </w:rPr>
+        <w:t>.</w:t>
+      </w:r>
+      <w:r>
+        <w:rPr>
+          <w:rFonts w:ascii="Arial" w:hAnsi="Arial" w:cs="Arial"/>
+          <w:sz w:val="28"/>
+          <w:szCs w:val="28"/>
+          <w:lang w:val="en-US"/>
+        </w:rPr>
+        <w:t xml:space="preserve"> A Founder or a body corporate may be appointed as a member of the Management Council.</w:t>
+      </w:r>
+    </w:p>
+    <w:p>
+      <w:pPr>
+        <w:spacing w:after="0" w:line="240" w:lineRule="auto"/>
+        <w:ind w:firstLine="709"/>
+        <w:jc w:val="both"/>
+        <w:rPr>
+          <w:rFonts w:ascii="Arial" w:hAnsi="Arial" w:cs="Arial"/>
+          <w:sz w:val="28"/>
+          <w:szCs w:val="28"/>
+          <w:lang w:val="en-US"/>
+        </w:rPr>
+      </w:pPr>
+    </w:p>
+    <w:p>
+      <w:pPr>
+        <w:spacing w:after="0" w:line="240" w:lineRule="auto"/>
+        <w:ind w:firstLine="709"/>
+        <w:jc w:val="both"/>
+        <w:rPr>
+          <w:rFonts w:ascii="Arial" w:hAnsi="Arial" w:cs="Arial"/>
+          <w:sz w:val="28"/>
+          <w:szCs w:val="28"/>
+          <w:lang w:val="en-US"/>
+        </w:rPr>
+      </w:pPr>
+      <w:r>
+        <w:rPr>
+          <w:rFonts w:ascii="Arial" w:hAnsi="Arial" w:cs="Arial"/>
+          <w:sz w:val="28"/>
+          <w:szCs w:val="28"/>
+          <w:lang w:val="en-US"/>
+        </w:rPr>
+        <w:t>7</w:t>
+      </w:r>
+      <w:r>
+        <w:rPr>
+          <w:rFonts w:ascii="Arial" w:hAnsi="Arial" w:cs="Arial"/>
+          <w:sz w:val="28"/>
+          <w:szCs w:val="28"/>
+          <w:lang w:val="en-US"/>
+        </w:rPr>
+        <w:t>.</w:t>
+      </w:r>
+      <w:r>
+        <w:rPr>
+          <w:rFonts w:ascii="Arial" w:hAnsi="Arial" w:cs="Arial"/>
+          <w:sz w:val="28"/>
+          <w:szCs w:val="28"/>
+          <w:lang w:val="en-US"/>
+        </w:rPr>
+        <w:t>4</w:t>
+      </w:r>
+      <w:r>
+        <w:rPr>
+          <w:rFonts w:ascii="Arial" w:hAnsi="Arial" w:cs="Arial"/>
+          <w:sz w:val="28"/>
+          <w:szCs w:val="28"/>
+          <w:lang w:val="en-US"/>
+        </w:rPr>
+        <w:t xml:space="preserve">. </w:t>
+      </w:r>
+      <w:r>
+        <w:rPr>
+          <w:rFonts w:ascii="Arial" w:hAnsi="Arial" w:cs="Arial"/>
+          <w:sz w:val="28"/>
+          <w:szCs w:val="28"/>
+          <w:lang w:val="en-US"/>
+        </w:rPr>
+        <w:t>A p</w:t>
+      </w:r>
+      <w:r>
+        <w:rPr>
+          <w:rFonts w:ascii="Arial" w:hAnsi="Arial" w:cs="Arial"/>
+          <w:sz w:val="28"/>
+          <w:szCs w:val="28"/>
+          <w:lang w:val="en-US"/>
+        </w:rPr>
+        <w:t>erson must not be appointed as a member of the Management Council, or be so referred to in the Register, unless he has consented in writing to being a member of the Management Council.</w:t>
+      </w:r>
+    </w:p>
+    <w:p>
+      <w:pPr>
+        <w:spacing w:after="0" w:line="240" w:lineRule="auto"/>
+        <w:ind w:firstLine="709"/>
+        <w:jc w:val="both"/>
+        <w:rPr>
+          <w:rFonts w:ascii="Arial" w:hAnsi="Arial" w:cs="Arial"/>
+          <w:sz w:val="28"/>
+          <w:szCs w:val="28"/>
+          <w:lang w:val="en-US"/>
+        </w:rPr>
+      </w:pPr>
+    </w:p>
+    <w:p>
+      <w:pPr>
+        <w:spacing w:after="0" w:line="240" w:lineRule="auto"/>
+        <w:ind w:firstLine="709"/>
+        <w:jc w:val="both"/>
+        <w:rPr>
+          <w:rFonts w:ascii="Arial" w:hAnsi="Arial" w:cs="Arial"/>
+          <w:sz w:val="28"/>
+          <w:szCs w:val="28"/>
+          <w:lang w:val="en-US"/>
+        </w:rPr>
+      </w:pPr>
+      <w:r>
+        <w:rPr>
+          <w:rFonts w:ascii="Arial" w:hAnsi="Arial" w:cs="Arial"/>
+          <w:sz w:val="28"/>
+          <w:szCs w:val="28"/>
+          <w:lang w:val="en-US"/>
+        </w:rPr>
+        <w:t>7</w:t>
+      </w:r>
+      <w:r>
+        <w:rPr>
+          <w:rFonts w:ascii="Arial" w:hAnsi="Arial" w:cs="Arial"/>
+          <w:sz w:val="28"/>
+          <w:szCs w:val="28"/>
+          <w:lang w:val="en-US"/>
+        </w:rPr>
+        <w:t>.</w:t>
+      </w:r>
+      <w:r>
+        <w:rPr>
+          <w:rFonts w:ascii="Arial" w:hAnsi="Arial" w:cs="Arial"/>
+          <w:sz w:val="28"/>
+          <w:szCs w:val="28"/>
+          <w:lang w:val="en-US"/>
+        </w:rPr>
+        <w:t>5</w:t>
+      </w:r>
+      <w:r>
+        <w:rPr>
+          <w:rFonts w:ascii="Arial" w:hAnsi="Arial" w:cs="Arial"/>
+          <w:sz w:val="28"/>
+          <w:szCs w:val="28"/>
+          <w:lang w:val="en-US"/>
+        </w:rPr>
+        <w:t xml:space="preserve">. </w:t>
+      </w:r>
+      <w:r>
+        <w:rPr>
+          <w:rFonts w:ascii="Arial" w:hAnsi="Arial" w:cs="Arial"/>
+          <w:sz w:val="28"/>
+          <w:szCs w:val="28"/>
+          <w:lang w:val="en-US"/>
+        </w:rPr>
+        <w:t>The appointment of a p</w:t>
+      </w:r>
+      <w:r>
+        <w:rPr>
+          <w:rFonts w:ascii="Arial" w:hAnsi="Arial" w:cs="Arial"/>
+          <w:sz w:val="28"/>
+          <w:szCs w:val="28"/>
+          <w:lang w:val="en-US"/>
+        </w:rPr>
+        <w:t>erson as a member of the Management Council is void a</w:t>
+      </w:r>
+      <w:r>
+        <w:rPr>
+          <w:rFonts w:ascii="Arial" w:hAnsi="Arial" w:cs="Arial"/>
+          <w:sz w:val="28"/>
+          <w:szCs w:val="28"/>
+          <w:lang w:val="en-US"/>
+        </w:rPr>
+        <w:t>nd will have no effect if that p</w:t>
+      </w:r>
+      <w:r>
+        <w:rPr>
+          <w:rFonts w:ascii="Arial" w:hAnsi="Arial" w:cs="Arial"/>
+          <w:sz w:val="28"/>
+          <w:szCs w:val="28"/>
+          <w:lang w:val="en-US"/>
+        </w:rPr>
+        <w:t>erson is also member of the Guardian Council of the Foundation.</w:t>
+      </w:r>
+    </w:p>
+    <w:p>
+      <w:pPr>
+        <w:spacing w:after="0" w:line="240" w:lineRule="auto"/>
+        <w:ind w:firstLine="709"/>
+        <w:jc w:val="both"/>
+        <w:rPr>
+          <w:rFonts w:ascii="Arial" w:hAnsi="Arial" w:cs="Arial"/>
+          <w:sz w:val="28"/>
+          <w:szCs w:val="28"/>
+          <w:lang w:val="en-US"/>
+        </w:rPr>
+      </w:pPr>
+    </w:p>
+    <w:p>
+      <w:pPr>
+        <w:spacing w:after="0" w:line="240" w:lineRule="auto"/>
+        <w:ind w:firstLine="709"/>
+        <w:jc w:val="both"/>
+        <w:rPr>
+          <w:rFonts w:ascii="Arial" w:hAnsi="Arial" w:cs="Arial"/>
+          <w:sz w:val="28"/>
+          <w:szCs w:val="28"/>
+          <w:lang w:val="en-US"/>
+        </w:rPr>
+      </w:pPr>
+      <w:r>
+        <w:rPr>
+          <w:rFonts w:ascii="Arial" w:hAnsi="Arial" w:cs="Arial"/>
+          <w:sz w:val="28"/>
+          <w:szCs w:val="28"/>
+          <w:lang w:val="en-US"/>
+        </w:rPr>
+        <w:t>7</w:t>
+      </w:r>
+      <w:r>
+        <w:rPr>
+          <w:rFonts w:ascii="Arial" w:hAnsi="Arial" w:cs="Arial"/>
+          <w:sz w:val="28"/>
+          <w:szCs w:val="28"/>
+          <w:lang w:val="en-US"/>
+        </w:rPr>
+        <w:t>.</w:t>
+      </w:r>
+      <w:r>
+        <w:rPr>
+          <w:rFonts w:ascii="Arial" w:hAnsi="Arial" w:cs="Arial"/>
+          <w:sz w:val="28"/>
+          <w:szCs w:val="28"/>
+          <w:lang w:val="en-US"/>
+        </w:rPr>
+        <w:t>6</w:t>
+      </w:r>
+      <w:r>
+        <w:rPr>
+          <w:rFonts w:ascii="Arial" w:hAnsi="Arial" w:cs="Arial"/>
+          <w:sz w:val="28"/>
+          <w:szCs w:val="28"/>
+          <w:lang w:val="en-US"/>
+        </w:rPr>
+        <w:t>. The Member of the</w:t>
+      </w:r>
+      <w:r>
+        <w:rPr>
+          <w:rFonts w:ascii="Arial" w:hAnsi="Arial" w:cs="Arial"/>
+          <w:sz w:val="28"/>
+          <w:szCs w:val="28"/>
+          <w:lang w:val="kk-KZ"/>
+        </w:rPr>
+        <w:t xml:space="preserve"> </w:t>
+      </w:r>
+      <w:r>
+        <w:rPr>
+          <w:rFonts w:ascii="Arial" w:hAnsi="Arial" w:cs="Arial"/>
+          <w:sz w:val="28"/>
+          <w:szCs w:val="28"/>
+          <w:lang w:val="en-US"/>
+        </w:rPr>
+        <w:t>Management Council shall be</w:t>
+      </w:r>
+      <w:r>
+        <w:rPr>
+          <w:rFonts w:ascii="Arial" w:hAnsi="Arial" w:cs="Arial"/>
+          <w:sz w:val="28"/>
+          <w:szCs w:val="28"/>
+          <w:lang w:val="en-US"/>
+        </w:rPr>
+        <w:t xml:space="preserve"> dismissed</w:t>
+      </w:r>
+      <w:r>
+        <w:rPr>
+          <w:rFonts w:ascii="Arial" w:hAnsi="Arial" w:cs="Arial"/>
+          <w:sz w:val="28"/>
+          <w:szCs w:val="28"/>
+          <w:lang w:val="en-US"/>
+        </w:rPr>
+        <w:t>:</w:t>
+      </w:r>
+    </w:p>
+    <w:p>
+      <w:pPr>
+        <w:spacing w:after="0" w:line="240" w:lineRule="auto"/>
+        <w:ind w:firstLine="709"/>
+        <w:jc w:val="both"/>
+        <w:rPr>
+          <w:rFonts w:ascii="Arial" w:hAnsi="Arial" w:cs="Arial"/>
+          <w:sz w:val="28"/>
+          <w:szCs w:val="28"/>
+          <w:lang w:val="en-US"/>
+        </w:rPr>
+      </w:pPr>
+      <w:r>
+        <w:rPr>
+          <w:rFonts w:ascii="Arial" w:hAnsi="Arial" w:cs="Arial"/>
+          <w:sz w:val="28"/>
+          <w:szCs w:val="28"/>
+          <w:lang w:val="en-US"/>
+        </w:rPr>
+        <w:t xml:space="preserve">a) </w:t>
+      </w:r>
+      <w:r>
+        <w:rPr>
+          <w:rFonts w:ascii="Arial" w:hAnsi="Arial" w:cs="Arial"/>
+          <w:sz w:val="28"/>
+          <w:szCs w:val="28"/>
+          <w:lang w:val="en-US"/>
+        </w:rPr>
+        <w:t xml:space="preserve">due to expired appointment period </w:t>
+      </w:r>
+      <w:r>
+        <w:rPr>
+          <w:rFonts w:ascii="Arial" w:hAnsi="Arial" w:cs="Arial"/>
+          <w:sz w:val="28"/>
+          <w:szCs w:val="28"/>
+          <w:lang w:val="en-US"/>
+        </w:rPr>
+        <w:t xml:space="preserve">of the </w:t>
+      </w:r>
+      <w:r>
+        <w:rPr>
+          <w:rFonts w:ascii="Arial" w:hAnsi="Arial" w:cs="Arial"/>
+          <w:sz w:val="28"/>
+          <w:szCs w:val="28"/>
+          <w:lang w:val="en-US"/>
+        </w:rPr>
+        <w:t>Council</w:t>
+      </w:r>
+      <w:r>
+        <w:rPr>
+          <w:rFonts w:ascii="Arial" w:hAnsi="Arial" w:cs="Arial"/>
+          <w:sz w:val="28"/>
+          <w:szCs w:val="28"/>
+          <w:lang w:val="en-US"/>
+        </w:rPr>
+        <w:t>;</w:t>
+      </w:r>
+    </w:p>
+    <w:p>
+      <w:pPr>
+        <w:spacing w:after="0" w:line="240" w:lineRule="auto"/>
+        <w:ind w:firstLine="709"/>
+        <w:jc w:val="both"/>
+        <w:rPr>
+          <w:rFonts w:ascii="Arial" w:hAnsi="Arial" w:cs="Arial"/>
+          <w:sz w:val="28"/>
+          <w:szCs w:val="28"/>
+          <w:lang w:val="en-US"/>
+        </w:rPr>
+      </w:pPr>
+      <w:r>
+        <w:rPr>
+          <w:rFonts w:ascii="Arial" w:hAnsi="Arial" w:cs="Arial"/>
+          <w:sz w:val="28"/>
+          <w:szCs w:val="28"/>
+          <w:lang w:val="en-US"/>
+        </w:rPr>
+        <w:t>b) is, by virtue of any disability, incapable of fulfilling the functions or duties required by the office;</w:t>
+      </w:r>
+    </w:p>
+    <w:p>
+      <w:pPr>
+        <w:spacing w:after="0" w:line="240" w:lineRule="auto"/>
+        <w:ind w:firstLine="709"/>
+        <w:jc w:val="both"/>
+        <w:rPr>
+          <w:rFonts w:ascii="Arial" w:hAnsi="Arial" w:cs="Arial"/>
+          <w:sz w:val="28"/>
+          <w:szCs w:val="28"/>
+          <w:lang w:val="en-US"/>
+        </w:rPr>
+      </w:pPr>
+      <w:r>
+        <w:rPr>
+          <w:rFonts w:ascii="Arial" w:hAnsi="Arial" w:cs="Arial"/>
+          <w:sz w:val="28"/>
+          <w:szCs w:val="28"/>
+          <w:lang w:val="en-US"/>
+        </w:rPr>
+        <w:t>c) without permission, does not attend three successive meetings of the Council;</w:t>
+      </w:r>
+    </w:p>
+    <w:p>
+      <w:pPr>
+        <w:spacing w:after="0" w:line="240" w:lineRule="auto"/>
+        <w:ind w:firstLine="709"/>
+        <w:jc w:val="both"/>
+        <w:rPr>
+          <w:rFonts w:ascii="Arial" w:hAnsi="Arial" w:cs="Arial"/>
+          <w:sz w:val="28"/>
+          <w:szCs w:val="28"/>
+          <w:lang w:val="en-US"/>
+        </w:rPr>
+      </w:pPr>
+      <w:r>
+        <w:rPr>
+          <w:rFonts w:ascii="Arial" w:hAnsi="Arial" w:cs="Arial"/>
+          <w:sz w:val="28"/>
+          <w:szCs w:val="28"/>
+          <w:lang w:val="en-US"/>
+        </w:rPr>
+        <w:t>d</w:t>
+      </w:r>
+      <w:r>
+        <w:rPr>
+          <w:rFonts w:ascii="Arial" w:hAnsi="Arial" w:cs="Arial"/>
+          <w:sz w:val="28"/>
+          <w:szCs w:val="28"/>
+          <w:lang w:val="en-US"/>
+        </w:rPr>
+        <w:t>) is removed</w:t>
+      </w:r>
+      <w:r>
+        <w:rPr>
+          <w:rFonts w:ascii="Arial" w:hAnsi="Arial" w:cs="Arial"/>
+          <w:sz w:val="28"/>
+          <w:szCs w:val="28"/>
+          <w:lang w:val="en-US"/>
+        </w:rPr>
+        <w:t>,</w:t>
+      </w:r>
+      <w:r>
+        <w:rPr>
+          <w:rFonts w:ascii="Arial" w:hAnsi="Arial" w:cs="Arial"/>
+          <w:sz w:val="28"/>
+          <w:szCs w:val="28"/>
+          <w:lang w:val="en-US"/>
+        </w:rPr>
+        <w:t xml:space="preserve"> </w:t>
+      </w:r>
+      <w:r>
+        <w:rPr>
+          <w:rFonts w:ascii="Arial" w:hAnsi="Arial" w:cs="Arial"/>
+          <w:sz w:val="28"/>
+          <w:szCs w:val="28"/>
+          <w:lang w:val="en-US"/>
+        </w:rPr>
+        <w:t>pursuant to provision 3.</w:t>
+      </w:r>
+      <w:r>
+        <w:rPr>
+          <w:rFonts w:ascii="Arial" w:hAnsi="Arial" w:cs="Arial"/>
+          <w:sz w:val="28"/>
+          <w:szCs w:val="28"/>
+          <w:lang w:val="en-US"/>
+        </w:rPr>
+        <w:t>5</w:t>
+      </w:r>
+      <w:r>
+        <w:rPr>
+          <w:rFonts w:ascii="Arial" w:hAnsi="Arial" w:cs="Arial"/>
+          <w:sz w:val="28"/>
+          <w:szCs w:val="28"/>
+          <w:lang w:val="en-US"/>
+        </w:rPr>
+        <w:t xml:space="preserve">.(a) </w:t>
+      </w:r>
+      <w:r>
+        <w:rPr>
+          <w:rFonts w:ascii="Arial" w:hAnsi="Arial" w:cs="Arial"/>
+          <w:sz w:val="28"/>
+          <w:szCs w:val="28"/>
+          <w:lang w:val="en-US"/>
+        </w:rPr>
+        <w:t>by the Supreme Guardian</w:t>
+      </w:r>
+      <w:r>
+        <w:rPr>
+          <w:rFonts w:ascii="Arial" w:hAnsi="Arial" w:cs="Arial"/>
+          <w:sz w:val="28"/>
+          <w:szCs w:val="28"/>
+          <w:lang w:val="en-US"/>
+        </w:rPr>
+        <w:t>,</w:t>
+      </w:r>
+      <w:r>
+        <w:rPr>
+          <w:rFonts w:ascii="Arial" w:hAnsi="Arial" w:cs="Arial"/>
+          <w:sz w:val="28"/>
+          <w:szCs w:val="28"/>
+          <w:lang w:val="en-US"/>
+        </w:rPr>
+        <w:t xml:space="preserve"> or </w:t>
+      </w:r>
+      <w:r>
+        <w:rPr>
+          <w:rFonts w:ascii="Arial" w:hAnsi="Arial" w:cs="Arial"/>
+          <w:sz w:val="28"/>
+          <w:szCs w:val="28"/>
+          <w:lang w:val="en-US"/>
+        </w:rPr>
+        <w:t xml:space="preserve">pursuant to provision </w:t>
+      </w:r>
+      <w:r>
+        <w:rPr>
+          <w:rFonts w:ascii="Arial" w:hAnsi="Arial" w:cs="Arial"/>
+          <w:sz w:val="28"/>
+          <w:szCs w:val="28"/>
+          <w:lang w:val="en-US"/>
+        </w:rPr>
+        <w:t>7</w:t>
+      </w:r>
+      <w:r>
+        <w:rPr>
+          <w:rFonts w:ascii="Arial" w:hAnsi="Arial" w:cs="Arial"/>
+          <w:sz w:val="28"/>
+          <w:szCs w:val="28"/>
+          <w:lang w:val="en-US"/>
+        </w:rPr>
+        <w:t xml:space="preserve">.2. by the </w:t>
+      </w:r>
+      <w:r>
+        <w:rPr>
+          <w:rFonts w:ascii="Arial" w:hAnsi="Arial" w:cs="Arial"/>
+          <w:sz w:val="28"/>
+          <w:szCs w:val="28"/>
+          <w:lang w:val="en-US"/>
+        </w:rPr>
+        <w:t>Chairman of the Management Council</w:t>
+      </w:r>
+      <w:r>
+        <w:rPr>
+          <w:rFonts w:ascii="Arial" w:hAnsi="Arial" w:cs="Arial"/>
+          <w:sz w:val="28"/>
+          <w:szCs w:val="28"/>
+          <w:lang w:val="en-US"/>
+        </w:rPr>
+        <w:t xml:space="preserve">, </w:t>
+      </w:r>
+      <w:r>
+        <w:rPr>
+          <w:rFonts w:ascii="Arial" w:hAnsi="Arial" w:cs="Arial"/>
+          <w:sz w:val="28"/>
+          <w:szCs w:val="28"/>
+          <w:lang w:val="en-US"/>
+        </w:rPr>
+        <w:t>in case of fundamental breach</w:t>
+      </w:r>
+      <w:r>
+        <w:rPr>
+          <w:rFonts w:ascii="Arial" w:hAnsi="Arial" w:cs="Arial"/>
+          <w:sz w:val="28"/>
+          <w:szCs w:val="28"/>
+          <w:lang w:val="en-US"/>
+        </w:rPr>
+        <w:t xml:space="preserve"> of</w:t>
+      </w:r>
+      <w:r>
+        <w:rPr>
+          <w:rFonts w:ascii="Arial" w:hAnsi="Arial" w:cs="Arial"/>
+          <w:sz w:val="28"/>
+          <w:szCs w:val="28"/>
+          <w:lang w:val="en-US"/>
+        </w:rPr>
+        <w:t xml:space="preserve"> Chapter </w:t>
+      </w:r>
+      <w:ins w:id="182" w:author="Проект новой редакции" w:date="2026-10-29T11:52:00Z">
+        <w:r>
+          <w:rPr>
+            <w:rFonts w:ascii="Arial" w:hAnsi="Arial" w:cs="Arial"/>
+            <w:sz w:val="28"/>
+            <w:szCs w:val="28"/>
+            <w:lang w:val="en-US"/>
+          </w:rPr>
+          <w:t>8</w:t>
         </w:r>
       </w:ins>
-      <w:r>
-        <w:rPr>
-          <w:rFonts w:ascii="Arial" w:hAnsi="Arial" w:cs="Arial"/>
-          <w:sz w:val="28"/>
-          <w:szCs w:val="28"/>
-          <w:lang w:val="en-US"/>
-        </w:rPr>
-        <w:t xml:space="preserve">position of </w:t>
-      </w:r>
-      <w:ins w:id="164" w:author="Проект новой редакции" w:date="2026-10-23T13:54:00Z">
-        <w:r>
-          <w:rPr>
-            <w:rFonts w:ascii="Arial" w:hAnsi="Arial" w:cs="Arial"/>
-            <w:sz w:val="28"/>
-            <w:szCs w:val="28"/>
-            <w:lang w:val="en-US"/>
-          </w:rPr>
-          <w:t>Deputy CEO on administrative issues</w:t>
+      <w:del w:id="183" w:author="Проект новой редакции" w:date="2026-10-29T11:52:00Z">
+        <w:r>
+          <w:rPr>
+            <w:rFonts w:ascii="Arial" w:hAnsi="Arial" w:cs="Arial"/>
+            <w:sz w:val="28"/>
+            <w:szCs w:val="28"/>
+            <w:lang w:val="en-US"/>
+          </w:rPr>
+          <w:delText>7</w:delText>
+        </w:r>
+      </w:del>
+      <w:r>
+        <w:rPr>
+          <w:rFonts w:ascii="Arial" w:hAnsi="Arial" w:cs="Arial"/>
+          <w:sz w:val="28"/>
+          <w:szCs w:val="28"/>
+          <w:lang w:val="en-US"/>
+        </w:rPr>
+        <w:t xml:space="preserve"> of these By-laws</w:t>
+      </w:r>
+      <w:r>
+        <w:rPr>
+          <w:rFonts w:ascii="Arial" w:hAnsi="Arial" w:cs="Arial"/>
+          <w:sz w:val="28"/>
+          <w:szCs w:val="28"/>
+          <w:lang w:val="en-US"/>
+        </w:rPr>
+        <w:t>;</w:t>
+      </w:r>
+    </w:p>
+    <w:p>
+      <w:pPr>
+        <w:spacing w:after="0" w:line="240" w:lineRule="auto"/>
+        <w:ind w:firstLine="709"/>
+        <w:jc w:val="both"/>
+        <w:rPr>
+          <w:rFonts w:ascii="Arial" w:hAnsi="Arial" w:cs="Arial"/>
+          <w:sz w:val="28"/>
+          <w:szCs w:val="28"/>
+          <w:lang w:val="en-US"/>
+        </w:rPr>
+      </w:pPr>
+      <w:r>
+        <w:rPr>
+          <w:rFonts w:ascii="Arial" w:hAnsi="Arial" w:cs="Arial"/>
+          <w:sz w:val="28"/>
+          <w:szCs w:val="28"/>
+          <w:lang w:val="en-US"/>
+        </w:rPr>
+        <w:t>e</w:t>
+      </w:r>
+      <w:r>
+        <w:rPr>
+          <w:rFonts w:ascii="Arial" w:hAnsi="Arial" w:cs="Arial"/>
+          <w:sz w:val="28"/>
+          <w:szCs w:val="28"/>
+          <w:lang w:val="en-US"/>
+        </w:rPr>
+        <w:t xml:space="preserve">) </w:t>
+      </w:r>
+      <w:r>
+        <w:rPr>
+          <w:rFonts w:ascii="Arial" w:hAnsi="Arial" w:cs="Arial"/>
+          <w:sz w:val="28"/>
+          <w:szCs w:val="28"/>
+          <w:lang w:val="en-US"/>
+        </w:rPr>
+        <w:t>by resignation</w:t>
+      </w:r>
+      <w:r>
+        <w:rPr>
+          <w:rFonts w:ascii="Arial" w:hAnsi="Arial" w:cs="Arial"/>
+          <w:sz w:val="28"/>
+          <w:szCs w:val="28"/>
+          <w:lang w:val="en-US"/>
+        </w:rPr>
+        <w:t xml:space="preserve"> of</w:t>
+      </w:r>
+      <w:r>
+        <w:rPr>
+          <w:rFonts w:ascii="Arial" w:hAnsi="Arial" w:cs="Arial"/>
+          <w:sz w:val="28"/>
+          <w:szCs w:val="28"/>
+          <w:lang w:val="en-US"/>
+        </w:rPr>
+        <w:t xml:space="preserve"> the Council </w:t>
+      </w:r>
+      <w:r>
+        <w:rPr>
+          <w:rFonts w:ascii="Arial" w:hAnsi="Arial" w:cs="Arial"/>
+          <w:sz w:val="28"/>
+          <w:szCs w:val="28"/>
+          <w:lang w:val="en-US"/>
+        </w:rPr>
+        <w:t xml:space="preserve">by notice to the </w:t>
+      </w:r>
+      <w:r>
+        <w:rPr>
+          <w:rFonts w:ascii="Arial" w:hAnsi="Arial" w:cs="Arial"/>
+          <w:sz w:val="28"/>
+          <w:szCs w:val="28"/>
+          <w:lang w:val="en-US"/>
+        </w:rPr>
+        <w:t>Supreme Guardian</w:t>
+      </w:r>
+      <w:r>
+        <w:rPr>
+          <w:rFonts w:ascii="Arial" w:hAnsi="Arial" w:cs="Arial"/>
+          <w:sz w:val="28"/>
+          <w:szCs w:val="28"/>
+          <w:lang w:val="en-US"/>
+        </w:rPr>
+        <w:t xml:space="preserve"> </w:t>
+      </w:r>
+      <w:r>
+        <w:rPr>
+          <w:rFonts w:ascii="Arial" w:hAnsi="Arial" w:cs="Arial"/>
+          <w:sz w:val="28"/>
+          <w:szCs w:val="28"/>
+          <w:lang w:val="en-US"/>
+        </w:rPr>
+        <w:t>or Chairman of the Management Council</w:t>
+      </w:r>
+      <w:del w:id="184" w:author="Проект новой редакции" w:date="2026-10-29T11:52:00Z">
+        <w:r>
+          <w:rPr>
+            <w:rFonts w:ascii="Arial" w:hAnsi="Arial" w:cs="Arial"/>
+            <w:sz w:val="28"/>
+            <w:szCs w:val="28"/>
+            <w:lang w:val="en-US"/>
+          </w:rPr>
+          <w:delText xml:space="preserve"> </w:delText>
+        </w:r>
+        <w:r>
+          <w:rPr>
+            <w:rFonts w:ascii="Arial" w:hAnsi="Arial" w:cs="Arial"/>
+            <w:sz w:val="28"/>
+            <w:szCs w:val="28"/>
+            <w:lang w:val="en-US"/>
+          </w:rPr>
+          <w:delText>provided that a replacement</w:delText>
+        </w:r>
+        <w:r>
+          <w:rPr>
+            <w:rFonts w:ascii="Arial" w:hAnsi="Arial" w:cs="Arial"/>
+            <w:sz w:val="28"/>
+            <w:szCs w:val="28"/>
+            <w:lang w:val="en-US"/>
+          </w:rPr>
+          <w:delText xml:space="preserve"> of</w:delText>
+        </w:r>
+        <w:r>
+          <w:rPr>
+            <w:rFonts w:ascii="Arial" w:hAnsi="Arial" w:cs="Arial"/>
+            <w:sz w:val="28"/>
+            <w:szCs w:val="28"/>
+            <w:lang w:val="en-US"/>
+          </w:rPr>
+          <w:delText xml:space="preserve"> </w:delText>
+        </w:r>
+        <w:r>
+          <w:rPr>
+            <w:rFonts w:ascii="Arial" w:hAnsi="Arial" w:cs="Arial"/>
+            <w:sz w:val="28"/>
+            <w:szCs w:val="28"/>
+            <w:lang w:val="en-US"/>
+          </w:rPr>
+          <w:delText>the Council</w:delText>
+        </w:r>
+        <w:r>
+          <w:rPr>
+            <w:rFonts w:ascii="Arial" w:hAnsi="Arial" w:cs="Arial"/>
+            <w:sz w:val="28"/>
+            <w:szCs w:val="28"/>
+            <w:lang w:val="en-US"/>
+          </w:rPr>
+          <w:delText xml:space="preserve"> will be appointed to take his/her/its place at </w:delText>
+        </w:r>
+        <w:r>
+          <w:rPr>
+            <w:rFonts w:ascii="Arial" w:hAnsi="Arial" w:cs="Arial"/>
+            <w:sz w:val="28"/>
+            <w:szCs w:val="28"/>
+            <w:lang w:val="en-US"/>
+          </w:rPr>
+          <w:delText>Management</w:delText>
+        </w:r>
+        <w:r>
+          <w:rPr>
+            <w:rFonts w:ascii="Arial" w:hAnsi="Arial" w:cs="Arial"/>
+            <w:sz w:val="28"/>
+            <w:szCs w:val="28"/>
+            <w:lang w:val="en-US"/>
+          </w:rPr>
+          <w:delText xml:space="preserve"> Council as and from the date of such resignation</w:delText>
+        </w:r>
+      </w:del>
+      <w:r>
+        <w:rPr>
+          <w:rFonts w:ascii="Arial" w:hAnsi="Arial" w:cs="Arial"/>
+          <w:sz w:val="28"/>
+          <w:szCs w:val="28"/>
+          <w:lang w:val="en-US"/>
+        </w:rPr>
+        <w:t>;</w:t>
+      </w:r>
+    </w:p>
+    <w:p>
+      <w:pPr>
+        <w:spacing w:after="0" w:line="240" w:lineRule="auto"/>
+        <w:ind w:firstLine="709"/>
+        <w:jc w:val="both"/>
+        <w:rPr>
+          <w:rFonts w:ascii="Arial" w:hAnsi="Arial" w:cs="Arial"/>
+          <w:sz w:val="28"/>
+          <w:szCs w:val="28"/>
+          <w:lang w:val="en-US"/>
+        </w:rPr>
+      </w:pPr>
+      <w:r>
+        <w:rPr>
+          <w:rFonts w:ascii="Arial" w:hAnsi="Arial" w:cs="Arial"/>
+          <w:sz w:val="28"/>
+          <w:szCs w:val="28"/>
+          <w:lang w:val="en-US"/>
+        </w:rPr>
+        <w:t>f</w:t>
+      </w:r>
+      <w:r>
+        <w:rPr>
+          <w:rFonts w:ascii="Arial" w:hAnsi="Arial" w:cs="Arial"/>
+          <w:sz w:val="28"/>
+          <w:szCs w:val="28"/>
+          <w:lang w:val="en-US"/>
+        </w:rPr>
+        <w:t>) is removed by the Court pursuant to section 44(1) of the Regulations;</w:t>
+      </w:r>
+    </w:p>
+    <w:p>
+      <w:pPr>
+        <w:spacing w:after="0" w:line="240" w:lineRule="auto"/>
+        <w:ind w:firstLine="709"/>
+        <w:jc w:val="both"/>
+        <w:rPr>
+          <w:rFonts w:ascii="Arial" w:hAnsi="Arial" w:cs="Arial"/>
+          <w:sz w:val="28"/>
+          <w:szCs w:val="28"/>
+          <w:lang w:val="en-US"/>
+        </w:rPr>
+      </w:pPr>
+      <w:r>
+        <w:rPr>
+          <w:rFonts w:ascii="Arial" w:hAnsi="Arial" w:cs="Arial"/>
+          <w:sz w:val="28"/>
+          <w:szCs w:val="28"/>
+          <w:lang w:val="en-US"/>
+        </w:rPr>
+        <w:t>g</w:t>
+      </w:r>
+      <w:r>
+        <w:rPr>
+          <w:rFonts w:ascii="Arial" w:hAnsi="Arial" w:cs="Arial"/>
+          <w:sz w:val="28"/>
+          <w:szCs w:val="28"/>
+          <w:lang w:val="en-US"/>
+        </w:rPr>
+        <w:t xml:space="preserve">) is prohibited by the Regulations from being the </w:t>
+      </w:r>
+      <w:r>
+        <w:rPr>
+          <w:rFonts w:ascii="Arial" w:hAnsi="Arial" w:cs="Arial"/>
+          <w:sz w:val="28"/>
+          <w:szCs w:val="28"/>
+          <w:lang w:val="en-US"/>
+        </w:rPr>
+        <w:t>Council</w:t>
+      </w:r>
+      <w:r>
+        <w:rPr>
+          <w:rFonts w:ascii="Arial" w:hAnsi="Arial" w:cs="Arial"/>
+          <w:sz w:val="28"/>
+          <w:szCs w:val="28"/>
+          <w:lang w:val="en-US"/>
+        </w:rPr>
+        <w:t>.</w:t>
+      </w:r>
+    </w:p>
+    <w:p>
+      <w:pPr>
+        <w:spacing w:after="0" w:line="240" w:lineRule="auto"/>
+        <w:ind w:firstLine="709"/>
+        <w:jc w:val="both"/>
+        <w:rPr>
+          <w:rFonts w:ascii="Arial" w:hAnsi="Arial" w:cs="Arial"/>
+          <w:sz w:val="28"/>
+          <w:szCs w:val="28"/>
+          <w:lang w:val="en-US"/>
+        </w:rPr>
+      </w:pPr>
+    </w:p>
+    <w:p>
+      <w:pPr>
+        <w:spacing w:after="0" w:line="240" w:lineRule="auto"/>
+        <w:ind w:firstLine="709"/>
+        <w:jc w:val="both"/>
+        <w:rPr>
+          <w:rFonts w:ascii="Arial" w:hAnsi="Arial" w:cs="Arial"/>
+          <w:sz w:val="28"/>
+          <w:szCs w:val="28"/>
+          <w:lang w:val="kk-KZ"/>
+        </w:rPr>
+      </w:pPr>
+      <w:r>
+        <w:rPr>
+          <w:rFonts w:ascii="Arial" w:hAnsi="Arial" w:cs="Arial"/>
+          <w:sz w:val="28"/>
+          <w:szCs w:val="28"/>
+          <w:lang w:val="en-US"/>
+        </w:rPr>
+        <w:t>7</w:t>
+      </w:r>
+      <w:r>
+        <w:rPr>
+          <w:rFonts w:ascii="Arial" w:hAnsi="Arial" w:cs="Arial"/>
+          <w:sz w:val="28"/>
+          <w:szCs w:val="28"/>
+          <w:lang w:val="en-US"/>
+        </w:rPr>
+        <w:t>.</w:t>
+      </w:r>
+      <w:r>
+        <w:rPr>
+          <w:rFonts w:ascii="Arial" w:hAnsi="Arial" w:cs="Arial"/>
+          <w:sz w:val="28"/>
+          <w:szCs w:val="28"/>
+          <w:lang w:val="en-US"/>
+        </w:rPr>
+        <w:t>7.</w:t>
+      </w:r>
+      <w:r>
+        <w:rPr>
+          <w:rFonts w:ascii="Arial" w:hAnsi="Arial" w:cs="Arial"/>
+          <w:sz w:val="28"/>
+          <w:szCs w:val="28"/>
+          <w:lang w:val="en-US"/>
+        </w:rPr>
+        <w:t xml:space="preserve"> Member of the </w:t>
+      </w:r>
+      <w:r>
+        <w:rPr>
+          <w:rFonts w:ascii="Arial" w:hAnsi="Arial" w:cs="Arial"/>
+          <w:sz w:val="28"/>
+          <w:szCs w:val="28"/>
+          <w:lang w:val="en-US"/>
+        </w:rPr>
+        <w:t>Management</w:t>
+      </w:r>
+      <w:r>
+        <w:rPr>
+          <w:rFonts w:ascii="Arial" w:hAnsi="Arial" w:cs="Arial"/>
+          <w:sz w:val="28"/>
+          <w:szCs w:val="28"/>
+          <w:lang w:val="en-US"/>
+        </w:rPr>
+        <w:t xml:space="preserve"> Council may</w:t>
+      </w:r>
+      <w:r>
+        <w:rPr>
+          <w:rFonts w:ascii="Arial" w:hAnsi="Arial" w:cs="Arial"/>
+          <w:sz w:val="28"/>
+          <w:szCs w:val="28"/>
+          <w:lang w:val="en-US"/>
+        </w:rPr>
+        <w:t>,</w:t>
+      </w:r>
+      <w:r>
+        <w:rPr>
+          <w:rFonts w:ascii="Arial" w:hAnsi="Arial" w:cs="Arial"/>
+          <w:sz w:val="28"/>
+          <w:szCs w:val="28"/>
+          <w:lang w:val="en-US"/>
+        </w:rPr>
+        <w:t xml:space="preserve"> </w:t>
+      </w:r>
+      <w:r>
+        <w:rPr>
+          <w:rFonts w:ascii="Arial" w:hAnsi="Arial" w:cs="Arial"/>
+          <w:sz w:val="28"/>
+          <w:szCs w:val="28"/>
+          <w:lang w:val="en-US"/>
+        </w:rPr>
+        <w:t xml:space="preserve">except for Council under section </w:t>
+      </w:r>
+      <w:r>
+        <w:rPr>
+          <w:rFonts w:ascii="Arial" w:hAnsi="Arial" w:cs="Arial"/>
+          <w:sz w:val="28"/>
+          <w:szCs w:val="28"/>
+          <w:lang w:val="en-US"/>
+        </w:rPr>
+        <w:t>7</w:t>
+      </w:r>
+      <w:r>
+        <w:rPr>
+          <w:rFonts w:ascii="Arial" w:hAnsi="Arial" w:cs="Arial"/>
+          <w:sz w:val="28"/>
+          <w:szCs w:val="28"/>
+          <w:lang w:val="en-US"/>
+        </w:rPr>
+        <w:t>.</w:t>
+      </w:r>
+      <w:r>
+        <w:rPr>
+          <w:rFonts w:ascii="Arial" w:hAnsi="Arial" w:cs="Arial"/>
+          <w:sz w:val="28"/>
+          <w:szCs w:val="28"/>
+          <w:lang w:val="en-US"/>
+        </w:rPr>
+        <w:t>2</w:t>
+      </w:r>
+      <w:r>
+        <w:rPr>
+          <w:rFonts w:ascii="Arial" w:hAnsi="Arial" w:cs="Arial"/>
+          <w:sz w:val="28"/>
+          <w:szCs w:val="28"/>
+          <w:lang w:val="en-US"/>
+        </w:rPr>
+        <w:t xml:space="preserve">., be </w:t>
+      </w:r>
+      <w:r>
+        <w:rPr>
+          <w:rFonts w:ascii="Arial" w:hAnsi="Arial" w:cs="Arial"/>
+          <w:sz w:val="28"/>
+          <w:szCs w:val="28"/>
+          <w:lang w:val="en-US"/>
+        </w:rPr>
+        <w:t xml:space="preserve">automatically re-appointed for a new period with written approval of the </w:t>
+      </w:r>
+      <w:r>
+        <w:rPr>
+          <w:rFonts w:ascii="Arial" w:hAnsi="Arial" w:cs="Arial"/>
+          <w:sz w:val="28"/>
+          <w:szCs w:val="28"/>
+          <w:lang w:val="en-US"/>
+        </w:rPr>
+        <w:t>Supreme Guardian</w:t>
+      </w:r>
+      <w:r>
+        <w:rPr>
+          <w:rFonts w:ascii="Arial" w:hAnsi="Arial" w:cs="Arial"/>
+          <w:sz w:val="28"/>
+          <w:szCs w:val="28"/>
+          <w:lang w:val="en-US"/>
+        </w:rPr>
+        <w:t>.</w:t>
+      </w:r>
+    </w:p>
+    <w:p>
+      <w:pPr>
+        <w:spacing w:after="0" w:line="240" w:lineRule="auto"/>
+        <w:ind w:firstLine="709"/>
+        <w:jc w:val="both"/>
+        <w:rPr>
+          <w:ins w:id="185" w:author="Проект новой редакции" w:date="2026-10-29T11:52:00Z"/>
+          <w:rFonts w:ascii="Arial" w:hAnsi="Arial" w:cs="Arial"/>
+          <w:sz w:val="28"/>
+          <w:szCs w:val="28"/>
+          <w:lang w:val="kk-KZ"/>
+        </w:rPr>
+      </w:pPr>
+      <w:ins w:id="186" w:author="Проект новой редакции" w:date="2026-10-29T11:52:00Z">
+        <w:r>
+          <w:rPr>
+            <w:rFonts w:ascii="Arial" w:hAnsi="Arial" w:cs="Arial"/>
+            <w:sz w:val="28"/>
+            <w:szCs w:val="28"/>
+            <w:lang w:val="en-US"/>
+          </w:rPr>
+          <w:t>7.8. If the number of members of the Management Council falls below two, the Chairman of the Management Council (or, in his/her absence, the remaining member of the Council) within 30 (thirty) days submits to the Supreme Guardian a proposal on the appointment of a new member of the Management Council.</w:t>
         </w:r>
       </w:ins>
-      <w:del w:id="165" w:author="Проект новой редакции" w:date="2026-10-23T13:54:00Z">
-        <w:r>
-          <w:rPr>
-            <w:rFonts w:ascii="Arial" w:hAnsi="Arial" w:cs="Arial"/>
-            <w:sz w:val="28"/>
-            <w:szCs w:val="28"/>
-            <w:lang w:val="en-US"/>
-          </w:rPr>
-          <w:delText>Chief Financial Officer</w:delText>
-        </w:r>
-      </w:del>
-      <w:r>
-        <w:rPr>
-          <w:rFonts w:ascii="Arial" w:hAnsi="Arial" w:cs="Arial"/>
-          <w:sz w:val="28"/>
-          <w:szCs w:val="28"/>
-          <w:lang w:val="en-US"/>
-        </w:rPr>
-        <w:t>, for the period of “</w:t>
-      </w:r>
-      <w:ins w:id="166" w:author="Проект новой редакции" w:date="2026-10-23T13:54:00Z">
-        <w:r>
-          <w:rPr>
-            <w:rFonts w:ascii="Arial" w:hAnsi="Arial" w:cs="Arial"/>
-            <w:sz w:val="28"/>
-            <w:szCs w:val="28"/>
-            <w:lang w:val="en-US"/>
-          </w:rPr>
-          <w:t>2</w:t>
-        </w:r>
-      </w:ins>
-      <w:del w:id="167" w:author="Проект новой редакции" w:date="2026-10-23T13:54:00Z">
-        <w:r>
-          <w:rPr>
-            <w:rFonts w:ascii="Arial" w:hAnsi="Arial" w:cs="Arial"/>
-            <w:sz w:val="28"/>
-            <w:szCs w:val="28"/>
-            <w:lang w:val="en-US"/>
-          </w:rPr>
-          <w:delText>4</w:delText>
-        </w:r>
-        <w:r>
-          <w:rPr>
-            <w:rFonts w:ascii="Arial" w:hAnsi="Arial" w:cs="Arial"/>
-            <w:sz w:val="28"/>
-            <w:szCs w:val="28"/>
-            <w:lang w:val="en-US"/>
-          </w:rPr>
-          <w:delText>” years from the date of appointment and written consent;</w:delText>
-        </w:r>
-      </w:del>
-    </w:p>
-    <w:p>
-      <w:pPr>
-        <w:spacing w:after="0" w:line="240" w:lineRule="auto"/>
-        <w:ind w:firstLine="993"/>
-        <w:jc w:val="both"/>
-        <w:rPr>
-          <w:rFonts w:ascii="Arial" w:hAnsi="Arial" w:cs="Arial"/>
-          <w:sz w:val="28"/>
-          <w:szCs w:val="28"/>
-          <w:lang w:val="en-US"/>
-        </w:rPr>
-      </w:pPr>
-      <w:del w:id="168" w:author="Проект новой редакции" w:date="2026-10-23T13:54:00Z">
-        <w:r>
-          <w:rPr>
-            <w:rFonts w:ascii="Arial" w:hAnsi="Arial" w:cs="Arial"/>
-            <w:sz w:val="28"/>
-            <w:szCs w:val="28"/>
-            <w:lang w:val="en-US"/>
-          </w:rPr>
-          <w:delText>d) Council on position of Head of Project Office, for the period of “</w:delText>
-        </w:r>
-        <w:r>
-          <w:rPr>
-            <w:rFonts w:ascii="Arial" w:hAnsi="Arial" w:cs="Arial"/>
-            <w:sz w:val="28"/>
-            <w:szCs w:val="28"/>
-            <w:lang w:val="en-US"/>
-          </w:rPr>
-          <w:delText>4</w:delText>
-        </w:r>
-      </w:del>
-      <w:r>
-        <w:rPr>
-          <w:rFonts w:ascii="Arial" w:hAnsi="Arial" w:cs="Arial"/>
-          <w:sz w:val="28"/>
-          <w:szCs w:val="28"/>
-          <w:lang w:val="en-US"/>
-        </w:rPr>
-        <w:t>” years from the date of appointment and written consent</w:t>
-      </w:r>
-      <w:r>
-        <w:rPr>
-          <w:rFonts w:ascii="Arial" w:hAnsi="Arial" w:cs="Arial"/>
-          <w:sz w:val="28"/>
-          <w:szCs w:val="28"/>
-          <w:lang w:val="en-US"/>
-        </w:rPr>
-        <w:t>.</w:t>
-      </w:r>
-    </w:p>
-    <w:p>
-      <w:pPr>
-        <w:spacing w:after="0" w:line="240" w:lineRule="auto"/>
-        <w:ind w:firstLine="709"/>
-        <w:jc w:val="both"/>
-        <w:rPr>
-          <w:rFonts w:ascii="Arial" w:hAnsi="Arial" w:cs="Arial"/>
-          <w:b/>
-          <w:sz w:val="28"/>
-          <w:szCs w:val="28"/>
-          <w:lang w:val="en-US"/>
-        </w:rPr>
-      </w:pPr>
-    </w:p>
-    <w:p>
-      <w:pPr>
-        <w:spacing w:after="0" w:line="240" w:lineRule="auto"/>
-        <w:ind w:firstLine="709"/>
-        <w:jc w:val="both"/>
-        <w:rPr>
-          <w:rFonts w:ascii="Arial" w:hAnsi="Arial" w:cs="Arial"/>
-          <w:sz w:val="28"/>
-          <w:szCs w:val="28"/>
-          <w:lang w:val="en-US"/>
-        </w:rPr>
-      </w:pPr>
-      <w:r>
-        <w:rPr>
-          <w:rFonts w:ascii="Arial" w:hAnsi="Arial" w:cs="Arial"/>
-          <w:sz w:val="28"/>
-          <w:szCs w:val="28"/>
-          <w:lang w:val="en-US"/>
-        </w:rPr>
-        <w:t>7</w:t>
-      </w:r>
-      <w:r>
-        <w:rPr>
-          <w:rFonts w:ascii="Arial" w:hAnsi="Arial" w:cs="Arial"/>
-          <w:sz w:val="28"/>
-          <w:szCs w:val="28"/>
-          <w:lang w:val="en-US"/>
-        </w:rPr>
-        <w:t>.2. Chairman of the Management</w:t>
-      </w:r>
-      <w:r>
-        <w:rPr>
-          <w:rFonts w:ascii="Arial" w:hAnsi="Arial" w:cs="Arial"/>
-          <w:sz w:val="28"/>
-          <w:szCs w:val="28"/>
-          <w:lang w:val="kk-KZ"/>
-        </w:rPr>
-        <w:t xml:space="preserve"> </w:t>
-      </w:r>
-      <w:r>
-        <w:rPr>
-          <w:rFonts w:ascii="Arial" w:hAnsi="Arial" w:cs="Arial"/>
-          <w:sz w:val="28"/>
-          <w:szCs w:val="28"/>
-          <w:lang w:val="en-US"/>
-        </w:rPr>
-        <w:t xml:space="preserve">Council may </w:t>
-      </w:r>
-      <w:r>
-        <w:rPr>
-          <w:rFonts w:ascii="Arial" w:hAnsi="Arial" w:cs="Arial"/>
-          <w:sz w:val="28"/>
-          <w:szCs w:val="28"/>
-          <w:lang w:val="en-US"/>
-        </w:rPr>
-        <w:t xml:space="preserve">suggest to the Supreme Guardian </w:t>
-      </w:r>
-      <w:r>
-        <w:rPr>
-          <w:rFonts w:ascii="Arial" w:hAnsi="Arial" w:cs="Arial"/>
-          <w:sz w:val="28"/>
-          <w:szCs w:val="28"/>
-          <w:lang w:val="en-US"/>
-        </w:rPr>
-        <w:t>appoint</w:t>
-      </w:r>
-      <w:r>
-        <w:rPr>
-          <w:rFonts w:ascii="Arial" w:hAnsi="Arial" w:cs="Arial"/>
-          <w:sz w:val="28"/>
-          <w:szCs w:val="28"/>
-          <w:lang w:val="en-US"/>
-        </w:rPr>
-        <w:t xml:space="preserve"> or</w:t>
-      </w:r>
-      <w:r>
-        <w:rPr>
-          <w:rFonts w:ascii="Arial" w:hAnsi="Arial" w:cs="Arial"/>
-          <w:sz w:val="28"/>
-          <w:szCs w:val="28"/>
-          <w:lang w:val="en-US"/>
-        </w:rPr>
-        <w:t xml:space="preserve"> remove additional Management Council member for the purpose of reaching Foundation’s objects</w:t>
-      </w:r>
-      <w:r>
-        <w:rPr>
-          <w:rFonts w:ascii="Arial" w:hAnsi="Arial" w:cs="Arial"/>
-          <w:sz w:val="28"/>
-          <w:szCs w:val="28"/>
-          <w:lang w:val="en-US"/>
-        </w:rPr>
-        <w:t xml:space="preserve"> and a period he/she sees fit.</w:t>
-      </w:r>
-      <w:r>
-        <w:rPr>
-          <w:rFonts w:ascii="Arial" w:hAnsi="Arial" w:cs="Arial"/>
-          <w:sz w:val="28"/>
-          <w:szCs w:val="28"/>
-          <w:lang w:val="en-US"/>
-        </w:rPr>
-        <w:t xml:space="preserve"> </w:t>
-      </w:r>
-    </w:p>
-    <w:p>
-      <w:pPr>
-        <w:spacing w:after="0" w:line="240" w:lineRule="auto"/>
-        <w:ind w:firstLine="709"/>
-        <w:jc w:val="both"/>
-        <w:rPr>
-          <w:rFonts w:ascii="Arial" w:hAnsi="Arial" w:cs="Arial"/>
-          <w:b/>
-          <w:sz w:val="28"/>
-          <w:szCs w:val="28"/>
-          <w:lang w:val="en-US"/>
-        </w:rPr>
-      </w:pPr>
-    </w:p>
-    <w:p>
-      <w:pPr>
-        <w:spacing w:after="0" w:line="240" w:lineRule="auto"/>
-        <w:ind w:firstLine="709"/>
-        <w:jc w:val="both"/>
-        <w:rPr>
-          <w:rFonts w:ascii="Arial" w:hAnsi="Arial" w:cs="Arial"/>
-          <w:sz w:val="28"/>
-          <w:szCs w:val="28"/>
-          <w:lang w:val="en-US"/>
-        </w:rPr>
-      </w:pPr>
-      <w:r>
-        <w:rPr>
-          <w:rFonts w:ascii="Arial" w:hAnsi="Arial" w:cs="Arial"/>
-          <w:sz w:val="28"/>
-          <w:szCs w:val="28"/>
-          <w:lang w:val="en-US"/>
-        </w:rPr>
-        <w:t>7</w:t>
-      </w:r>
-      <w:r>
-        <w:rPr>
-          <w:rFonts w:ascii="Arial" w:hAnsi="Arial" w:cs="Arial"/>
-          <w:sz w:val="28"/>
-          <w:szCs w:val="28"/>
-          <w:lang w:val="en-US"/>
-        </w:rPr>
-        <w:t>.</w:t>
-      </w:r>
-      <w:r>
-        <w:rPr>
-          <w:rFonts w:ascii="Arial" w:hAnsi="Arial" w:cs="Arial"/>
-          <w:sz w:val="28"/>
-          <w:szCs w:val="28"/>
-          <w:lang w:val="en-US"/>
-        </w:rPr>
-        <w:t>3</w:t>
-      </w:r>
-      <w:r>
-        <w:rPr>
-          <w:rFonts w:ascii="Arial" w:hAnsi="Arial" w:cs="Arial"/>
-          <w:sz w:val="28"/>
-          <w:szCs w:val="28"/>
-          <w:lang w:val="en-US"/>
-        </w:rPr>
-        <w:t>.</w:t>
-      </w:r>
-      <w:r>
-        <w:rPr>
-          <w:rFonts w:ascii="Arial" w:hAnsi="Arial" w:cs="Arial"/>
-          <w:sz w:val="28"/>
-          <w:szCs w:val="28"/>
-          <w:lang w:val="en-US"/>
-        </w:rPr>
-        <w:t xml:space="preserve"> A Founder or a body corporate may be appointed as a member of the Management Council.</w:t>
-      </w:r>
-    </w:p>
-    <w:p>
-      <w:pPr>
-        <w:spacing w:after="0" w:line="240" w:lineRule="auto"/>
-        <w:ind w:firstLine="709"/>
-        <w:jc w:val="both"/>
-        <w:rPr>
-          <w:rFonts w:ascii="Arial" w:hAnsi="Arial" w:cs="Arial"/>
-          <w:sz w:val="28"/>
-          <w:szCs w:val="28"/>
-          <w:lang w:val="en-US"/>
-        </w:rPr>
-      </w:pPr>
-    </w:p>
-    <w:p>
-      <w:pPr>
-        <w:spacing w:after="0" w:line="240" w:lineRule="auto"/>
-        <w:ind w:firstLine="709"/>
-        <w:jc w:val="both"/>
-        <w:rPr>
-          <w:rFonts w:ascii="Arial" w:hAnsi="Arial" w:cs="Arial"/>
-          <w:sz w:val="28"/>
-          <w:szCs w:val="28"/>
-          <w:lang w:val="en-US"/>
-        </w:rPr>
-      </w:pPr>
-      <w:r>
-        <w:rPr>
-          <w:rFonts w:ascii="Arial" w:hAnsi="Arial" w:cs="Arial"/>
-          <w:sz w:val="28"/>
-          <w:szCs w:val="28"/>
-          <w:lang w:val="en-US"/>
-        </w:rPr>
-        <w:t>7</w:t>
-      </w:r>
-      <w:r>
-        <w:rPr>
-          <w:rFonts w:ascii="Arial" w:hAnsi="Arial" w:cs="Arial"/>
-          <w:sz w:val="28"/>
-          <w:szCs w:val="28"/>
-          <w:lang w:val="en-US"/>
-        </w:rPr>
-        <w:t>.</w:t>
-      </w:r>
-      <w:r>
-        <w:rPr>
-          <w:rFonts w:ascii="Arial" w:hAnsi="Arial" w:cs="Arial"/>
-          <w:sz w:val="28"/>
-          <w:szCs w:val="28"/>
-          <w:lang w:val="en-US"/>
-        </w:rPr>
-        <w:t>4</w:t>
-      </w:r>
-      <w:r>
-        <w:rPr>
-          <w:rFonts w:ascii="Arial" w:hAnsi="Arial" w:cs="Arial"/>
-          <w:sz w:val="28"/>
-          <w:szCs w:val="28"/>
-          <w:lang w:val="en-US"/>
-        </w:rPr>
-        <w:t xml:space="preserve">. </w:t>
-      </w:r>
-      <w:r>
-        <w:rPr>
-          <w:rFonts w:ascii="Arial" w:hAnsi="Arial" w:cs="Arial"/>
-          <w:sz w:val="28"/>
-          <w:szCs w:val="28"/>
-          <w:lang w:val="en-US"/>
-        </w:rPr>
-        <w:t>A p</w:t>
-      </w:r>
-      <w:r>
-        <w:rPr>
-          <w:rFonts w:ascii="Arial" w:hAnsi="Arial" w:cs="Arial"/>
-          <w:sz w:val="28"/>
-          <w:szCs w:val="28"/>
-          <w:lang w:val="en-US"/>
-        </w:rPr>
-        <w:t>erson must not be appointed as a member of the Management Council, or be so referred to in the Register, unless he has consented in writing to being a member of the Management Council.</w:t>
-      </w:r>
-    </w:p>
-    <w:p>
-      <w:pPr>
-        <w:spacing w:after="0" w:line="240" w:lineRule="auto"/>
-        <w:ind w:firstLine="709"/>
-        <w:jc w:val="both"/>
-        <w:rPr>
-          <w:rFonts w:ascii="Arial" w:hAnsi="Arial" w:cs="Arial"/>
-          <w:sz w:val="28"/>
-          <w:szCs w:val="28"/>
-          <w:lang w:val="en-US"/>
-        </w:rPr>
-      </w:pPr>
-    </w:p>
-    <w:p>
-      <w:pPr>
-        <w:spacing w:after="0" w:line="240" w:lineRule="auto"/>
-        <w:ind w:firstLine="709"/>
-        <w:jc w:val="both"/>
-        <w:rPr>
-          <w:rFonts w:ascii="Arial" w:hAnsi="Arial" w:cs="Arial"/>
-          <w:sz w:val="28"/>
-          <w:szCs w:val="28"/>
-          <w:lang w:val="en-US"/>
-        </w:rPr>
-      </w:pPr>
-      <w:r>
-        <w:rPr>
-          <w:rFonts w:ascii="Arial" w:hAnsi="Arial" w:cs="Arial"/>
-          <w:sz w:val="28"/>
-          <w:szCs w:val="28"/>
-          <w:lang w:val="en-US"/>
-        </w:rPr>
-        <w:t>7</w:t>
-      </w:r>
-      <w:r>
-        <w:rPr>
-          <w:rFonts w:ascii="Arial" w:hAnsi="Arial" w:cs="Arial"/>
-          <w:sz w:val="28"/>
-          <w:szCs w:val="28"/>
-          <w:lang w:val="en-US"/>
-        </w:rPr>
-        <w:t>.</w:t>
-      </w:r>
-      <w:r>
-        <w:rPr>
-          <w:rFonts w:ascii="Arial" w:hAnsi="Arial" w:cs="Arial"/>
-          <w:sz w:val="28"/>
-          <w:szCs w:val="28"/>
-          <w:lang w:val="en-US"/>
-        </w:rPr>
-        <w:t>5</w:t>
-      </w:r>
-      <w:r>
-        <w:rPr>
-          <w:rFonts w:ascii="Arial" w:hAnsi="Arial" w:cs="Arial"/>
-          <w:sz w:val="28"/>
-          <w:szCs w:val="28"/>
-          <w:lang w:val="en-US"/>
-        </w:rPr>
-        <w:t xml:space="preserve">. </w:t>
-      </w:r>
-      <w:r>
-        <w:rPr>
-          <w:rFonts w:ascii="Arial" w:hAnsi="Arial" w:cs="Arial"/>
-          <w:sz w:val="28"/>
-          <w:szCs w:val="28"/>
-          <w:lang w:val="en-US"/>
-        </w:rPr>
-        <w:t>The appointment of a p</w:t>
-      </w:r>
-      <w:r>
-        <w:rPr>
-          <w:rFonts w:ascii="Arial" w:hAnsi="Arial" w:cs="Arial"/>
-          <w:sz w:val="28"/>
-          <w:szCs w:val="28"/>
-          <w:lang w:val="en-US"/>
-        </w:rPr>
-        <w:t>erson as a member of the Management Council is void a</w:t>
-      </w:r>
-      <w:r>
-        <w:rPr>
-          <w:rFonts w:ascii="Arial" w:hAnsi="Arial" w:cs="Arial"/>
-          <w:sz w:val="28"/>
-          <w:szCs w:val="28"/>
-          <w:lang w:val="en-US"/>
-        </w:rPr>
-        <w:t>nd will have no effect if that p</w:t>
-      </w:r>
-      <w:r>
-        <w:rPr>
-          <w:rFonts w:ascii="Arial" w:hAnsi="Arial" w:cs="Arial"/>
-          <w:sz w:val="28"/>
-          <w:szCs w:val="28"/>
-          <w:lang w:val="en-US"/>
-        </w:rPr>
-        <w:t>erson is also member of the Guardian Council of the Foundation.</w:t>
-      </w:r>
-    </w:p>
-    <w:p>
-      <w:pPr>
-        <w:spacing w:after="0" w:line="240" w:lineRule="auto"/>
-        <w:ind w:firstLine="709"/>
-        <w:jc w:val="both"/>
-        <w:rPr>
-          <w:rFonts w:ascii="Arial" w:hAnsi="Arial" w:cs="Arial"/>
-          <w:sz w:val="28"/>
-          <w:szCs w:val="28"/>
-          <w:lang w:val="en-US"/>
-        </w:rPr>
-      </w:pPr>
-    </w:p>
-    <w:p>
-      <w:pPr>
-        <w:spacing w:after="0" w:line="240" w:lineRule="auto"/>
-        <w:ind w:firstLine="709"/>
-        <w:jc w:val="both"/>
-        <w:rPr>
-          <w:rFonts w:ascii="Arial" w:hAnsi="Arial" w:cs="Arial"/>
-          <w:sz w:val="28"/>
-          <w:szCs w:val="28"/>
-          <w:lang w:val="en-US"/>
-        </w:rPr>
-      </w:pPr>
-      <w:r>
-        <w:rPr>
-          <w:rFonts w:ascii="Arial" w:hAnsi="Arial" w:cs="Arial"/>
-          <w:sz w:val="28"/>
-          <w:szCs w:val="28"/>
-          <w:lang w:val="en-US"/>
-        </w:rPr>
-        <w:t>7</w:t>
-      </w:r>
-      <w:r>
-        <w:rPr>
-          <w:rFonts w:ascii="Arial" w:hAnsi="Arial" w:cs="Arial"/>
-          <w:sz w:val="28"/>
-          <w:szCs w:val="28"/>
-          <w:lang w:val="en-US"/>
-        </w:rPr>
-        <w:t>.</w:t>
-      </w:r>
-      <w:r>
-        <w:rPr>
-          <w:rFonts w:ascii="Arial" w:hAnsi="Arial" w:cs="Arial"/>
-          <w:sz w:val="28"/>
-          <w:szCs w:val="28"/>
-          <w:lang w:val="en-US"/>
-        </w:rPr>
-        <w:t>6</w:t>
-      </w:r>
-      <w:r>
-        <w:rPr>
-          <w:rFonts w:ascii="Arial" w:hAnsi="Arial" w:cs="Arial"/>
-          <w:sz w:val="28"/>
-          <w:szCs w:val="28"/>
-          <w:lang w:val="en-US"/>
-        </w:rPr>
-        <w:t>. The Member of the</w:t>
-      </w:r>
-      <w:r>
-        <w:rPr>
-          <w:rFonts w:ascii="Arial" w:hAnsi="Arial" w:cs="Arial"/>
-          <w:sz w:val="28"/>
-          <w:szCs w:val="28"/>
-          <w:lang w:val="kk-KZ"/>
-        </w:rPr>
-        <w:t xml:space="preserve"> </w:t>
-      </w:r>
-      <w:r>
-        <w:rPr>
-          <w:rFonts w:ascii="Arial" w:hAnsi="Arial" w:cs="Arial"/>
-          <w:sz w:val="28"/>
-          <w:szCs w:val="28"/>
-          <w:lang w:val="en-US"/>
-        </w:rPr>
-        <w:t>Management Council shall be</w:t>
-      </w:r>
-      <w:r>
-        <w:rPr>
-          <w:rFonts w:ascii="Arial" w:hAnsi="Arial" w:cs="Arial"/>
-          <w:sz w:val="28"/>
-          <w:szCs w:val="28"/>
-          <w:lang w:val="en-US"/>
-        </w:rPr>
-        <w:t xml:space="preserve"> dismissed</w:t>
-      </w:r>
-      <w:r>
-        <w:rPr>
-          <w:rFonts w:ascii="Arial" w:hAnsi="Arial" w:cs="Arial"/>
-          <w:sz w:val="28"/>
-          <w:szCs w:val="28"/>
-          <w:lang w:val="en-US"/>
-        </w:rPr>
-        <w:t>:</w:t>
-      </w:r>
-    </w:p>
-    <w:p>
-      <w:pPr>
-        <w:spacing w:after="0" w:line="240" w:lineRule="auto"/>
-        <w:ind w:firstLine="709"/>
-        <w:jc w:val="both"/>
-        <w:rPr>
-          <w:rFonts w:ascii="Arial" w:hAnsi="Arial" w:cs="Arial"/>
-          <w:sz w:val="28"/>
-          <w:szCs w:val="28"/>
-          <w:lang w:val="en-US"/>
-        </w:rPr>
-      </w:pPr>
-      <w:r>
-        <w:rPr>
-          <w:rFonts w:ascii="Arial" w:hAnsi="Arial" w:cs="Arial"/>
-          <w:sz w:val="28"/>
-          <w:szCs w:val="28"/>
-          <w:lang w:val="en-US"/>
-        </w:rPr>
-        <w:t xml:space="preserve">a) </w:t>
-      </w:r>
-      <w:r>
-        <w:rPr>
-          <w:rFonts w:ascii="Arial" w:hAnsi="Arial" w:cs="Arial"/>
-          <w:sz w:val="28"/>
-          <w:szCs w:val="28"/>
-          <w:lang w:val="en-US"/>
-        </w:rPr>
-        <w:t xml:space="preserve">due to expired appointment period </w:t>
-      </w:r>
-      <w:r>
-        <w:rPr>
-          <w:rFonts w:ascii="Arial" w:hAnsi="Arial" w:cs="Arial"/>
-          <w:sz w:val="28"/>
-          <w:szCs w:val="28"/>
-          <w:lang w:val="en-US"/>
-        </w:rPr>
-        <w:t xml:space="preserve">of the </w:t>
-      </w:r>
-      <w:r>
-        <w:rPr>
-          <w:rFonts w:ascii="Arial" w:hAnsi="Arial" w:cs="Arial"/>
-          <w:sz w:val="28"/>
-          <w:szCs w:val="28"/>
-          <w:lang w:val="en-US"/>
-        </w:rPr>
-        <w:t>Council</w:t>
-      </w:r>
-      <w:r>
-        <w:rPr>
-          <w:rFonts w:ascii="Arial" w:hAnsi="Arial" w:cs="Arial"/>
-          <w:sz w:val="28"/>
-          <w:szCs w:val="28"/>
-          <w:lang w:val="en-US"/>
-        </w:rPr>
-        <w:t>;</w:t>
-      </w:r>
-    </w:p>
-    <w:p>
-      <w:pPr>
-        <w:spacing w:after="0" w:line="240" w:lineRule="auto"/>
-        <w:ind w:firstLine="709"/>
-        <w:jc w:val="both"/>
-        <w:rPr>
-          <w:rFonts w:ascii="Arial" w:hAnsi="Arial" w:cs="Arial"/>
-          <w:sz w:val="28"/>
-          <w:szCs w:val="28"/>
-          <w:lang w:val="en-US"/>
-        </w:rPr>
-      </w:pPr>
-      <w:r>
-        <w:rPr>
-          <w:rFonts w:ascii="Arial" w:hAnsi="Arial" w:cs="Arial"/>
-          <w:sz w:val="28"/>
-          <w:szCs w:val="28"/>
-          <w:lang w:val="en-US"/>
-        </w:rPr>
-        <w:t>b) is, by virtue of any disability, incapable of fulfilling the functions or duties required by the office;</w:t>
-      </w:r>
-    </w:p>
-    <w:p>
-      <w:pPr>
-        <w:spacing w:after="0" w:line="240" w:lineRule="auto"/>
-        <w:ind w:firstLine="709"/>
-        <w:jc w:val="both"/>
-        <w:rPr>
-          <w:rFonts w:ascii="Arial" w:hAnsi="Arial" w:cs="Arial"/>
-          <w:sz w:val="28"/>
-          <w:szCs w:val="28"/>
-          <w:lang w:val="en-US"/>
-        </w:rPr>
-      </w:pPr>
-      <w:r>
-        <w:rPr>
-          <w:rFonts w:ascii="Arial" w:hAnsi="Arial" w:cs="Arial"/>
-          <w:sz w:val="28"/>
-          <w:szCs w:val="28"/>
-          <w:lang w:val="en-US"/>
-        </w:rPr>
-        <w:t>c) without permission, does not attend three successive meetings of the Council;</w:t>
-      </w:r>
-    </w:p>
-    <w:p>
-      <w:pPr>
-        <w:spacing w:after="0" w:line="240" w:lineRule="auto"/>
-        <w:ind w:firstLine="709"/>
-        <w:jc w:val="both"/>
-        <w:rPr>
-          <w:rFonts w:ascii="Arial" w:hAnsi="Arial" w:cs="Arial"/>
-          <w:sz w:val="28"/>
-          <w:szCs w:val="28"/>
-          <w:lang w:val="en-US"/>
-        </w:rPr>
-      </w:pPr>
-      <w:r>
-        <w:rPr>
-          <w:rFonts w:ascii="Arial" w:hAnsi="Arial" w:cs="Arial"/>
-          <w:sz w:val="28"/>
-          <w:szCs w:val="28"/>
-          <w:lang w:val="en-US"/>
-        </w:rPr>
-        <w:t>d</w:t>
-      </w:r>
-      <w:r>
-        <w:rPr>
-          <w:rFonts w:ascii="Arial" w:hAnsi="Arial" w:cs="Arial"/>
-          <w:sz w:val="28"/>
-          <w:szCs w:val="28"/>
-          <w:lang w:val="en-US"/>
-        </w:rPr>
-        <w:t>) is removed</w:t>
-      </w:r>
-      <w:r>
-        <w:rPr>
-          <w:rFonts w:ascii="Arial" w:hAnsi="Arial" w:cs="Arial"/>
-          <w:sz w:val="28"/>
-          <w:szCs w:val="28"/>
-          <w:lang w:val="en-US"/>
-        </w:rPr>
-        <w:t>,</w:t>
-      </w:r>
-      <w:r>
-        <w:rPr>
-          <w:rFonts w:ascii="Arial" w:hAnsi="Arial" w:cs="Arial"/>
-          <w:sz w:val="28"/>
-          <w:szCs w:val="28"/>
-          <w:lang w:val="en-US"/>
-        </w:rPr>
-        <w:t xml:space="preserve"> </w:t>
-      </w:r>
-      <w:r>
-        <w:rPr>
-          <w:rFonts w:ascii="Arial" w:hAnsi="Arial" w:cs="Arial"/>
-          <w:sz w:val="28"/>
-          <w:szCs w:val="28"/>
-          <w:lang w:val="en-US"/>
-        </w:rPr>
-        <w:t>pursuant to provision 3.</w:t>
-      </w:r>
-      <w:r>
-        <w:rPr>
-          <w:rFonts w:ascii="Arial" w:hAnsi="Arial" w:cs="Arial"/>
-          <w:sz w:val="28"/>
-          <w:szCs w:val="28"/>
-          <w:lang w:val="en-US"/>
-        </w:rPr>
-        <w:t>5</w:t>
-      </w:r>
-      <w:r>
-        <w:rPr>
-          <w:rFonts w:ascii="Arial" w:hAnsi="Arial" w:cs="Arial"/>
-          <w:sz w:val="28"/>
-          <w:szCs w:val="28"/>
-          <w:lang w:val="en-US"/>
-        </w:rPr>
-        <w:t xml:space="preserve">.(a) </w:t>
-      </w:r>
-      <w:r>
-        <w:rPr>
-          <w:rFonts w:ascii="Arial" w:hAnsi="Arial" w:cs="Arial"/>
-          <w:sz w:val="28"/>
-          <w:szCs w:val="28"/>
-          <w:lang w:val="en-US"/>
-        </w:rPr>
-        <w:t>by the Supreme Guardian</w:t>
-      </w:r>
-      <w:r>
-        <w:rPr>
-          <w:rFonts w:ascii="Arial" w:hAnsi="Arial" w:cs="Arial"/>
-          <w:sz w:val="28"/>
-          <w:szCs w:val="28"/>
-          <w:lang w:val="en-US"/>
-        </w:rPr>
-        <w:t>,</w:t>
-      </w:r>
-      <w:r>
-        <w:rPr>
-          <w:rFonts w:ascii="Arial" w:hAnsi="Arial" w:cs="Arial"/>
-          <w:sz w:val="28"/>
-          <w:szCs w:val="28"/>
-          <w:lang w:val="en-US"/>
-        </w:rPr>
-        <w:t xml:space="preserve"> or </w:t>
-      </w:r>
-      <w:r>
-        <w:rPr>
-          <w:rFonts w:ascii="Arial" w:hAnsi="Arial" w:cs="Arial"/>
-          <w:sz w:val="28"/>
-          <w:szCs w:val="28"/>
-          <w:lang w:val="en-US"/>
-        </w:rPr>
-        <w:t xml:space="preserve">pursuant to provision </w:t>
-      </w:r>
-      <w:r>
-        <w:rPr>
-          <w:rFonts w:ascii="Arial" w:hAnsi="Arial" w:cs="Arial"/>
-          <w:sz w:val="28"/>
-          <w:szCs w:val="28"/>
-          <w:lang w:val="en-US"/>
-        </w:rPr>
-        <w:t>7</w:t>
-      </w:r>
-      <w:r>
-        <w:rPr>
-          <w:rFonts w:ascii="Arial" w:hAnsi="Arial" w:cs="Arial"/>
-          <w:sz w:val="28"/>
-          <w:szCs w:val="28"/>
-          <w:lang w:val="en-US"/>
-        </w:rPr>
-        <w:t xml:space="preserve">.2. by the </w:t>
-      </w:r>
-      <w:r>
-        <w:rPr>
-          <w:rFonts w:ascii="Arial" w:hAnsi="Arial" w:cs="Arial"/>
-          <w:sz w:val="28"/>
-          <w:szCs w:val="28"/>
-          <w:lang w:val="en-US"/>
-        </w:rPr>
-        <w:t>Chairman of the Management Council</w:t>
-      </w:r>
-      <w:r>
-        <w:rPr>
-          <w:rFonts w:ascii="Arial" w:hAnsi="Arial" w:cs="Arial"/>
-          <w:sz w:val="28"/>
-          <w:szCs w:val="28"/>
-          <w:lang w:val="en-US"/>
-        </w:rPr>
-        <w:t xml:space="preserve">, </w:t>
-      </w:r>
-      <w:r>
-        <w:rPr>
-          <w:rFonts w:ascii="Arial" w:hAnsi="Arial" w:cs="Arial"/>
-          <w:sz w:val="28"/>
-          <w:szCs w:val="28"/>
-          <w:lang w:val="en-US"/>
-        </w:rPr>
-        <w:t>in case of fundamental breach</w:t>
-      </w:r>
-      <w:r>
-        <w:rPr>
-          <w:rFonts w:ascii="Arial" w:hAnsi="Arial" w:cs="Arial"/>
-          <w:sz w:val="28"/>
-          <w:szCs w:val="28"/>
-          <w:lang w:val="en-US"/>
-        </w:rPr>
-        <w:t xml:space="preserve"> of</w:t>
-      </w:r>
-      <w:r>
-        <w:rPr>
-          <w:rFonts w:ascii="Arial" w:hAnsi="Arial" w:cs="Arial"/>
-          <w:sz w:val="28"/>
-          <w:szCs w:val="28"/>
-          <w:lang w:val="en-US"/>
-        </w:rPr>
-        <w:t xml:space="preserve"> Chapter </w:t>
-      </w:r>
-      <w:ins w:id="169" w:author="Проект новой редакции" w:date="2026-10-23T13:54:00Z">
-        <w:r>
-          <w:rPr>
-            <w:rFonts w:ascii="Arial" w:hAnsi="Arial" w:cs="Arial"/>
-            <w:sz w:val="28"/>
-            <w:szCs w:val="28"/>
-            <w:lang w:val="en-US"/>
-          </w:rPr>
-          <w:t>8</w:t>
-        </w:r>
-      </w:ins>
-      <w:del w:id="170" w:author="Проект новой редакции" w:date="2026-10-23T13:54:00Z">
-        <w:r>
-          <w:rPr>
-            <w:rFonts w:ascii="Arial" w:hAnsi="Arial" w:cs="Arial"/>
-            <w:sz w:val="28"/>
-            <w:szCs w:val="28"/>
-            <w:lang w:val="en-US"/>
-          </w:rPr>
-          <w:delText>7</w:delText>
-        </w:r>
-      </w:del>
-      <w:r>
-        <w:rPr>
-          <w:rFonts w:ascii="Arial" w:hAnsi="Arial" w:cs="Arial"/>
-          <w:sz w:val="28"/>
-          <w:szCs w:val="28"/>
-          <w:lang w:val="en-US"/>
-        </w:rPr>
-        <w:t xml:space="preserve"> of these By-laws</w:t>
-      </w:r>
-      <w:r>
-        <w:rPr>
-          <w:rFonts w:ascii="Arial" w:hAnsi="Arial" w:cs="Arial"/>
-          <w:sz w:val="28"/>
-          <w:szCs w:val="28"/>
-          <w:lang w:val="en-US"/>
-        </w:rPr>
-        <w:t>;</w:t>
-      </w:r>
-    </w:p>
-    <w:p>
-      <w:pPr>
-        <w:spacing w:after="0" w:line="240" w:lineRule="auto"/>
-        <w:ind w:firstLine="709"/>
-        <w:jc w:val="both"/>
-        <w:rPr>
-          <w:rFonts w:ascii="Arial" w:hAnsi="Arial" w:cs="Arial"/>
-          <w:sz w:val="28"/>
-          <w:szCs w:val="28"/>
-          <w:lang w:val="en-US"/>
-        </w:rPr>
-      </w:pPr>
-      <w:r>
-        <w:rPr>
-          <w:rFonts w:ascii="Arial" w:hAnsi="Arial" w:cs="Arial"/>
-          <w:sz w:val="28"/>
-          <w:szCs w:val="28"/>
-          <w:lang w:val="en-US"/>
-        </w:rPr>
-        <w:t>e</w:t>
-      </w:r>
-      <w:r>
-        <w:rPr>
-          <w:rFonts w:ascii="Arial" w:hAnsi="Arial" w:cs="Arial"/>
-          <w:sz w:val="28"/>
-          <w:szCs w:val="28"/>
-          <w:lang w:val="en-US"/>
-        </w:rPr>
-        <w:t xml:space="preserve">) </w:t>
-      </w:r>
-      <w:r>
-        <w:rPr>
-          <w:rFonts w:ascii="Arial" w:hAnsi="Arial" w:cs="Arial"/>
-          <w:sz w:val="28"/>
-          <w:szCs w:val="28"/>
-          <w:lang w:val="en-US"/>
-        </w:rPr>
-        <w:t>by resignation</w:t>
-      </w:r>
-      <w:r>
-        <w:rPr>
-          <w:rFonts w:ascii="Arial" w:hAnsi="Arial" w:cs="Arial"/>
-          <w:sz w:val="28"/>
-          <w:szCs w:val="28"/>
-          <w:lang w:val="en-US"/>
-        </w:rPr>
-        <w:t xml:space="preserve"> of</w:t>
-      </w:r>
-      <w:r>
-        <w:rPr>
-          <w:rFonts w:ascii="Arial" w:hAnsi="Arial" w:cs="Arial"/>
-          <w:sz w:val="28"/>
-          <w:szCs w:val="28"/>
-          <w:lang w:val="en-US"/>
-        </w:rPr>
-        <w:t xml:space="preserve"> the Council </w:t>
-      </w:r>
-      <w:r>
-        <w:rPr>
-          <w:rFonts w:ascii="Arial" w:hAnsi="Arial" w:cs="Arial"/>
-          <w:sz w:val="28"/>
-          <w:szCs w:val="28"/>
-          <w:lang w:val="en-US"/>
-        </w:rPr>
-        <w:t xml:space="preserve">by notice to the </w:t>
-      </w:r>
-      <w:r>
-        <w:rPr>
-          <w:rFonts w:ascii="Arial" w:hAnsi="Arial" w:cs="Arial"/>
-          <w:sz w:val="28"/>
-          <w:szCs w:val="28"/>
-          <w:lang w:val="en-US"/>
-        </w:rPr>
-        <w:t>Supreme Guardian</w:t>
-      </w:r>
-      <w:r>
-        <w:rPr>
-          <w:rFonts w:ascii="Arial" w:hAnsi="Arial" w:cs="Arial"/>
-          <w:sz w:val="28"/>
-          <w:szCs w:val="28"/>
-          <w:lang w:val="en-US"/>
-        </w:rPr>
-        <w:t xml:space="preserve"> </w:t>
-      </w:r>
-      <w:r>
-        <w:rPr>
-          <w:rFonts w:ascii="Arial" w:hAnsi="Arial" w:cs="Arial"/>
-          <w:sz w:val="28"/>
-          <w:szCs w:val="28"/>
-          <w:lang w:val="en-US"/>
-        </w:rPr>
-        <w:t xml:space="preserve">or Chairman of the Management Council </w:t>
-      </w:r>
-      <w:r>
-        <w:rPr>
-          <w:rFonts w:ascii="Arial" w:hAnsi="Arial" w:cs="Arial"/>
-          <w:sz w:val="28"/>
-          <w:szCs w:val="28"/>
-          <w:lang w:val="en-US"/>
-        </w:rPr>
-        <w:t>provided that a replacement</w:t>
-      </w:r>
-      <w:r>
-        <w:rPr>
-          <w:rFonts w:ascii="Arial" w:hAnsi="Arial" w:cs="Arial"/>
-          <w:sz w:val="28"/>
-          <w:szCs w:val="28"/>
-          <w:lang w:val="en-US"/>
-        </w:rPr>
-        <w:t xml:space="preserve"> of</w:t>
-      </w:r>
-      <w:r>
-        <w:rPr>
-          <w:rFonts w:ascii="Arial" w:hAnsi="Arial" w:cs="Arial"/>
-          <w:sz w:val="28"/>
-          <w:szCs w:val="28"/>
-          <w:lang w:val="en-US"/>
-        </w:rPr>
-        <w:t xml:space="preserve"> </w:t>
-      </w:r>
-      <w:r>
-        <w:rPr>
-          <w:rFonts w:ascii="Arial" w:hAnsi="Arial" w:cs="Arial"/>
-          <w:sz w:val="28"/>
-          <w:szCs w:val="28"/>
-          <w:lang w:val="en-US"/>
-        </w:rPr>
-        <w:t>the Council</w:t>
-      </w:r>
-      <w:r>
-        <w:rPr>
-          <w:rFonts w:ascii="Arial" w:hAnsi="Arial" w:cs="Arial"/>
-          <w:sz w:val="28"/>
-          <w:szCs w:val="28"/>
-          <w:lang w:val="en-US"/>
-        </w:rPr>
-        <w:t xml:space="preserve"> will be appointed to take his/her/its place at </w:t>
-      </w:r>
-      <w:r>
-        <w:rPr>
-          <w:rFonts w:ascii="Arial" w:hAnsi="Arial" w:cs="Arial"/>
-          <w:sz w:val="28"/>
-          <w:szCs w:val="28"/>
-          <w:lang w:val="en-US"/>
-        </w:rPr>
-        <w:t>Management</w:t>
-      </w:r>
-      <w:r>
-        <w:rPr>
-          <w:rFonts w:ascii="Arial" w:hAnsi="Arial" w:cs="Arial"/>
-          <w:sz w:val="28"/>
-          <w:szCs w:val="28"/>
-          <w:lang w:val="en-US"/>
-        </w:rPr>
-        <w:t xml:space="preserve"> Council as and from the date of such resignation;</w:t>
-      </w:r>
-    </w:p>
-    <w:p>
-      <w:pPr>
-        <w:spacing w:after="0" w:line="240" w:lineRule="auto"/>
-        <w:ind w:firstLine="709"/>
-        <w:jc w:val="both"/>
-        <w:rPr>
-          <w:rFonts w:ascii="Arial" w:hAnsi="Arial" w:cs="Arial"/>
-          <w:sz w:val="28"/>
-          <w:szCs w:val="28"/>
-          <w:lang w:val="en-US"/>
-        </w:rPr>
-      </w:pPr>
-      <w:r>
-        <w:rPr>
-          <w:rFonts w:ascii="Arial" w:hAnsi="Arial" w:cs="Arial"/>
-          <w:sz w:val="28"/>
-          <w:szCs w:val="28"/>
-          <w:lang w:val="en-US"/>
-        </w:rPr>
-        <w:t>f</w:t>
-      </w:r>
-      <w:r>
-        <w:rPr>
-          <w:rFonts w:ascii="Arial" w:hAnsi="Arial" w:cs="Arial"/>
-          <w:sz w:val="28"/>
-          <w:szCs w:val="28"/>
-          <w:lang w:val="en-US"/>
-        </w:rPr>
-        <w:t>) is removed by the Court pursuant to section 44(1) of the Regulations;</w:t>
-      </w:r>
-    </w:p>
-    <w:p>
-      <w:pPr>
-        <w:spacing w:after="0" w:line="240" w:lineRule="auto"/>
-        <w:ind w:firstLine="709"/>
-        <w:jc w:val="both"/>
-        <w:rPr>
-          <w:rFonts w:ascii="Arial" w:hAnsi="Arial" w:cs="Arial"/>
-          <w:sz w:val="28"/>
-          <w:szCs w:val="28"/>
-          <w:lang w:val="en-US"/>
-        </w:rPr>
-      </w:pPr>
-      <w:r>
-        <w:rPr>
-          <w:rFonts w:ascii="Arial" w:hAnsi="Arial" w:cs="Arial"/>
-          <w:sz w:val="28"/>
-          <w:szCs w:val="28"/>
-          <w:lang w:val="en-US"/>
-        </w:rPr>
-        <w:t>g</w:t>
-      </w:r>
-      <w:r>
-        <w:rPr>
-          <w:rFonts w:ascii="Arial" w:hAnsi="Arial" w:cs="Arial"/>
-          <w:sz w:val="28"/>
-          <w:szCs w:val="28"/>
-          <w:lang w:val="en-US"/>
-        </w:rPr>
-        <w:t xml:space="preserve">) is prohibited by the Regulations from being the </w:t>
-      </w:r>
-      <w:r>
-        <w:rPr>
-          <w:rFonts w:ascii="Arial" w:hAnsi="Arial" w:cs="Arial"/>
-          <w:sz w:val="28"/>
-          <w:szCs w:val="28"/>
-          <w:lang w:val="en-US"/>
-        </w:rPr>
-        <w:t>Council</w:t>
-      </w:r>
-      <w:r>
-        <w:rPr>
-          <w:rFonts w:ascii="Arial" w:hAnsi="Arial" w:cs="Arial"/>
-          <w:sz w:val="28"/>
-          <w:szCs w:val="28"/>
-          <w:lang w:val="en-US"/>
-        </w:rPr>
-        <w:t>.</w:t>
-      </w:r>
-    </w:p>
-    <w:p>
-      <w:pPr>
-        <w:spacing w:after="0" w:line="240" w:lineRule="auto"/>
-        <w:ind w:firstLine="709"/>
-        <w:jc w:val="both"/>
-        <w:rPr>
-          <w:rFonts w:ascii="Arial" w:hAnsi="Arial" w:cs="Arial"/>
-          <w:sz w:val="28"/>
-          <w:szCs w:val="28"/>
-          <w:lang w:val="en-US"/>
-        </w:rPr>
-      </w:pPr>
-    </w:p>
-    <w:p>
-      <w:pPr>
-        <w:spacing w:after="0" w:line="240" w:lineRule="auto"/>
-        <w:ind w:firstLine="709"/>
-        <w:jc w:val="both"/>
-        <w:rPr>
-          <w:rFonts w:ascii="Arial" w:hAnsi="Arial" w:cs="Arial"/>
-          <w:sz w:val="28"/>
-          <w:szCs w:val="28"/>
-          <w:lang w:val="kk-KZ"/>
-        </w:rPr>
-      </w:pPr>
-      <w:r>
-        <w:rPr>
-          <w:rFonts w:ascii="Arial" w:hAnsi="Arial" w:cs="Arial"/>
-          <w:sz w:val="28"/>
-          <w:szCs w:val="28"/>
-          <w:lang w:val="en-US"/>
-        </w:rPr>
-        <w:lastRenderedPageBreak/>
-        <w:t>7</w:t>
-      </w:r>
-      <w:r>
-        <w:rPr>
-          <w:rFonts w:ascii="Arial" w:hAnsi="Arial" w:cs="Arial"/>
-          <w:sz w:val="28"/>
-          <w:szCs w:val="28"/>
-          <w:lang w:val="en-US"/>
-        </w:rPr>
-        <w:t>.</w:t>
-      </w:r>
-      <w:r>
-        <w:rPr>
-          <w:rFonts w:ascii="Arial" w:hAnsi="Arial" w:cs="Arial"/>
-          <w:sz w:val="28"/>
-          <w:szCs w:val="28"/>
-          <w:lang w:val="en-US"/>
-        </w:rPr>
-        <w:t>7.</w:t>
-      </w:r>
-      <w:r>
-        <w:rPr>
-          <w:rFonts w:ascii="Arial" w:hAnsi="Arial" w:cs="Arial"/>
-          <w:sz w:val="28"/>
-          <w:szCs w:val="28"/>
-          <w:lang w:val="en-US"/>
-        </w:rPr>
-        <w:t xml:space="preserve"> Member of the </w:t>
-      </w:r>
-      <w:r>
-        <w:rPr>
-          <w:rFonts w:ascii="Arial" w:hAnsi="Arial" w:cs="Arial"/>
-          <w:sz w:val="28"/>
-          <w:szCs w:val="28"/>
-          <w:lang w:val="en-US"/>
-        </w:rPr>
-        <w:t>Management</w:t>
-      </w:r>
-      <w:r>
-        <w:rPr>
-          <w:rFonts w:ascii="Arial" w:hAnsi="Arial" w:cs="Arial"/>
-          <w:sz w:val="28"/>
-          <w:szCs w:val="28"/>
-          <w:lang w:val="en-US"/>
-        </w:rPr>
-        <w:t xml:space="preserve"> Council may</w:t>
-      </w:r>
-      <w:r>
-        <w:rPr>
-          <w:rFonts w:ascii="Arial" w:hAnsi="Arial" w:cs="Arial"/>
-          <w:sz w:val="28"/>
-          <w:szCs w:val="28"/>
-          <w:lang w:val="en-US"/>
-        </w:rPr>
-        <w:t>,</w:t>
-      </w:r>
-      <w:r>
-        <w:rPr>
-          <w:rFonts w:ascii="Arial" w:hAnsi="Arial" w:cs="Arial"/>
-          <w:sz w:val="28"/>
-          <w:szCs w:val="28"/>
-          <w:lang w:val="en-US"/>
-        </w:rPr>
-        <w:t xml:space="preserve"> </w:t>
-      </w:r>
-      <w:r>
-        <w:rPr>
-          <w:rFonts w:ascii="Arial" w:hAnsi="Arial" w:cs="Arial"/>
-          <w:sz w:val="28"/>
-          <w:szCs w:val="28"/>
-          <w:lang w:val="en-US"/>
-        </w:rPr>
-        <w:t xml:space="preserve">except for Council under section </w:t>
-      </w:r>
-      <w:r>
-        <w:rPr>
-          <w:rFonts w:ascii="Arial" w:hAnsi="Arial" w:cs="Arial"/>
-          <w:sz w:val="28"/>
-          <w:szCs w:val="28"/>
-          <w:lang w:val="en-US"/>
-        </w:rPr>
-        <w:t>7</w:t>
-      </w:r>
-      <w:r>
-        <w:rPr>
-          <w:rFonts w:ascii="Arial" w:hAnsi="Arial" w:cs="Arial"/>
-          <w:sz w:val="28"/>
-          <w:szCs w:val="28"/>
-          <w:lang w:val="en-US"/>
-        </w:rPr>
-        <w:t>.</w:t>
-      </w:r>
-      <w:r>
-        <w:rPr>
-          <w:rFonts w:ascii="Arial" w:hAnsi="Arial" w:cs="Arial"/>
-          <w:sz w:val="28"/>
-          <w:szCs w:val="28"/>
-          <w:lang w:val="en-US"/>
-        </w:rPr>
-        <w:t>2</w:t>
-      </w:r>
-      <w:r>
-        <w:rPr>
-          <w:rFonts w:ascii="Arial" w:hAnsi="Arial" w:cs="Arial"/>
-          <w:sz w:val="28"/>
-          <w:szCs w:val="28"/>
-          <w:lang w:val="en-US"/>
-        </w:rPr>
-        <w:t xml:space="preserve">., be </w:t>
-      </w:r>
-      <w:r>
-        <w:rPr>
-          <w:rFonts w:ascii="Arial" w:hAnsi="Arial" w:cs="Arial"/>
-          <w:sz w:val="28"/>
-          <w:szCs w:val="28"/>
-          <w:lang w:val="en-US"/>
-        </w:rPr>
-        <w:t xml:space="preserve">automatically re-appointed for a new period with written approval of the </w:t>
-      </w:r>
-      <w:r>
-        <w:rPr>
-          <w:rFonts w:ascii="Arial" w:hAnsi="Arial" w:cs="Arial"/>
-          <w:sz w:val="28"/>
-          <w:szCs w:val="28"/>
-          <w:lang w:val="en-US"/>
-        </w:rPr>
-        <w:t>Supreme Guardian</w:t>
-      </w:r>
-      <w:r>
-        <w:rPr>
-          <w:rFonts w:ascii="Arial" w:hAnsi="Arial" w:cs="Arial"/>
-          <w:sz w:val="28"/>
-          <w:szCs w:val="28"/>
-          <w:lang w:val="en-US"/>
-        </w:rPr>
-        <w:t>.</w:t>
-      </w:r>
     </w:p>
     <w:p>
       <w:pPr>
@@ -10291,7 +10395,7 @@
         </w:rPr>
         <w:t xml:space="preserve">b) must comply with the provisions of </w:t>
       </w:r>
-      <w:ins w:id="171" w:author="Проект новой редакции" w:date="2026-10-23T13:54:00Z">
+      <w:ins w:id="187" w:author="Проект новой редакции" w:date="2026-10-29T11:52:00Z">
         <w:r>
           <w:rPr>
             <w:rFonts w:ascii="Arial" w:hAnsi="Arial" w:cs="Arial"/>
@@ -10611,7 +10715,7 @@
           <w:lang w:val="en-US"/>
         </w:rPr>
       </w:pPr>
-      <w:ins w:id="172" w:author="Проект новой редакции" w:date="2026-10-23T13:54:00Z">
+      <w:ins w:id="188" w:author="Проект новой редакции" w:date="2026-10-29T11:52:00Z">
         <w:r>
           <w:rPr>
             <w:rFonts w:ascii="Arial" w:hAnsi="Arial" w:cs="Arial"/>
@@ -10622,7 +10726,7 @@
           <w:t>(iii) approve the staff schedule of the Foundation’s employees,</w:t>
         </w:r>
       </w:ins>
-      <w:del w:id="173" w:author="Проект новой редакции" w:date="2026-10-23T13:54:00Z">
+      <w:del w:id="189" w:author="Проект новой редакции" w:date="2026-10-29T11:52:00Z">
         <w:r>
           <w:rPr>
             <w:rFonts w:ascii="Arial" w:hAnsi="Arial" w:cs="Arial"/>
@@ -10669,7 +10773,7 @@
         </w:rPr>
         <w:t xml:space="preserve"> required for the Foundation, to define their salaries, benefits, remunerations</w:t>
       </w:r>
-      <w:ins w:id="174" w:author="Проект новой редакции" w:date="2026-10-23T13:54:00Z">
+      <w:ins w:id="190" w:author="Проект новой редакции" w:date="2026-10-29T11:52:00Z">
         <w:r>
           <w:rPr>
             <w:rFonts w:ascii="Arial" w:hAnsi="Arial" w:cs="Arial"/>
@@ -10689,7 +10793,7 @@
         </w:rPr>
         <w:t xml:space="preserve"> and the rules and provisions related to their employment as well as the right to terminate their services</w:t>
       </w:r>
-      <w:ins w:id="175" w:author="Проект новой редакции" w:date="2026-10-23T13:54:00Z">
+      <w:ins w:id="191" w:author="Проект новой редакции" w:date="2026-10-29T11:52:00Z">
         <w:r>
           <w:rPr>
             <w:rFonts w:ascii="Arial" w:hAnsi="Arial" w:cs="Arial"/>
@@ -10716,7 +10820,7 @@
         <w:ind w:firstLine="993"/>
         <w:jc w:val="both"/>
         <w:rPr>
-          <w:ins w:id="176" w:author="Проект новой редакции" w:date="2026-10-23T13:54:00Z"/>
+          <w:ins w:id="192" w:author="Проект новой редакции" w:date="2026-10-29T11:52:00Z"/>
           <w:rFonts w:ascii="Arial" w:hAnsi="Arial" w:cs="Arial"/>
           <w:sz w:val="28"/>
           <w:szCs w:val="28"/>
@@ -10750,7 +10854,7 @@
         </w:rPr>
         <w:t xml:space="preserve">) sign </w:t>
       </w:r>
-      <w:ins w:id="177" w:author="Проект новой редакции" w:date="2026-10-23T13:54:00Z">
+      <w:ins w:id="193" w:author="Проект новой редакции" w:date="2026-10-29T11:52:00Z">
         <w:r>
           <w:rPr>
             <w:rFonts w:ascii="Arial" w:hAnsi="Arial" w:cs="Arial"/>
@@ -10774,7 +10878,7 @@
           <w:lang w:val="en-US"/>
         </w:rPr>
       </w:pPr>
-      <w:ins w:id="178" w:author="Проект новой редакции" w:date="2026-10-23T13:54:00Z">
+      <w:ins w:id="194" w:author="Проект новой редакции" w:date="2026-10-29T11:52:00Z">
         <w:r>
           <w:rPr>
             <w:rFonts w:ascii="Arial" w:hAnsi="Arial" w:cs="Arial"/>
@@ -10816,7 +10920,7 @@
         </w:rPr>
         <w:t>(</w:t>
       </w:r>
-      <w:ins w:id="179" w:author="Проект новой редакции" w:date="2026-10-23T13:54:00Z">
+      <w:ins w:id="195" w:author="Проект новой редакции" w:date="2026-10-29T11:52:00Z">
         <w:r>
           <w:rPr>
             <w:rFonts w:ascii="Arial" w:hAnsi="Arial" w:cs="Arial"/>
@@ -10827,7 +10931,7 @@
           <w:t>vi</w:t>
         </w:r>
       </w:ins>
-      <w:del w:id="180" w:author="Проект новой редакции" w:date="2026-10-23T13:54:00Z">
+      <w:del w:id="196" w:author="Проект новой редакции" w:date="2026-10-29T11:52:00Z">
         <w:r>
           <w:rPr>
             <w:rFonts w:ascii="Arial" w:hAnsi="Arial" w:cs="Arial"/>
@@ -10869,7 +10973,7 @@
         </w:rPr>
         <w:t>(</w:t>
       </w:r>
-      <w:ins w:id="181" w:author="Проект новой редакции" w:date="2026-10-23T13:54:00Z">
+      <w:ins w:id="197" w:author="Проект новой редакции" w:date="2026-10-29T11:52:00Z">
         <w:r>
           <w:rPr>
             <w:rFonts w:ascii="Arial" w:hAnsi="Arial" w:cs="Arial"/>
@@ -10880,7 +10984,7 @@
           <w:t>vii</w:t>
         </w:r>
       </w:ins>
-      <w:del w:id="182" w:author="Проект новой редакции" w:date="2026-10-23T13:54:00Z">
+      <w:del w:id="198" w:author="Проект новой редакции" w:date="2026-10-29T11:52:00Z">
         <w:r>
           <w:rPr>
             <w:rFonts w:ascii="Arial" w:hAnsi="Arial" w:cs="Arial"/>
@@ -10969,7 +11073,7 @@
         </w:rPr>
         <w:t xml:space="preserve">. </w:t>
       </w:r>
-      <w:del w:id="183" w:author="Проект новой редакции" w:date="2026-10-23T13:54:00Z">
+      <w:del w:id="199" w:author="Проект новой редакции" w:date="2026-10-29T11:52:00Z">
         <w:r>
           <w:rPr>
             <w:rFonts w:ascii="Arial" w:hAnsi="Arial" w:cs="Arial"/>
@@ -10989,7 +11093,7 @@
         </w:rPr>
         <w:t xml:space="preserve">The Management Council </w:t>
       </w:r>
-      <w:ins w:id="184" w:author="Проект новой редакции" w:date="2026-10-23T13:54:00Z">
+      <w:ins w:id="200" w:author="Проект новой редакции" w:date="2026-10-29T11:52:00Z">
         <w:r>
           <w:rPr>
             <w:rFonts w:ascii="Arial" w:hAnsi="Arial" w:cs="Arial"/>
@@ -11000,7 +11104,7 @@
           <w:t>approves</w:t>
         </w:r>
       </w:ins>
-      <w:del w:id="185" w:author="Проект новой редакции" w:date="2026-10-23T13:54:00Z">
+      <w:del w:id="201" w:author="Проект новой редакции" w:date="2026-10-29T11:52:00Z">
         <w:r>
           <w:rPr>
             <w:rFonts w:ascii="Arial" w:hAnsi="Arial" w:cs="Arial"/>
@@ -11038,7 +11142,7 @@
         </w:rPr>
         <w:t xml:space="preserve">the </w:t>
       </w:r>
-      <w:ins w:id="186" w:author="Проект новой редакции" w:date="2026-10-23T13:54:00Z">
+      <w:ins w:id="202" w:author="Проект новой редакции" w:date="2026-10-29T11:52:00Z">
         <w:r>
           <w:rPr>
             <w:rFonts w:ascii="Arial" w:hAnsi="Arial" w:cs="Arial"/>
@@ -11049,7 +11153,7 @@
           <w:t>budget</w:t>
         </w:r>
       </w:ins>
-      <w:del w:id="187" w:author="Проект новой редакции" w:date="2026-10-23T13:54:00Z">
+      <w:del w:id="203" w:author="Проект новой редакции" w:date="2026-10-29T11:52:00Z">
         <w:r>
           <w:rPr>
             <w:rFonts w:ascii="Arial" w:hAnsi="Arial" w:cs="Arial"/>
@@ -11087,7 +11191,7 @@
         </w:rPr>
         <w:t>of the Foundation necessary for its operation and reaching its objects</w:t>
       </w:r>
-      <w:ins w:id="188" w:author="Проект новой редакции" w:date="2026-10-23T13:54:00Z">
+      <w:ins w:id="204" w:author="Проект новой редакции" w:date="2026-10-29T11:52:00Z">
         <w:r>
           <w:rPr>
             <w:rFonts w:ascii="Arial" w:hAnsi="Arial" w:cs="Arial"/>
@@ -11116,7 +11220,7 @@
         </w:rPr>
         <w:t xml:space="preserve">and </w:t>
       </w:r>
-      <w:ins w:id="189" w:author="Проект новой редакции" w:date="2026-10-23T13:54:00Z">
+      <w:ins w:id="205" w:author="Проект новой редакции" w:date="2026-10-29T11:52:00Z">
         <w:r>
           <w:rPr>
             <w:rFonts w:ascii="Arial" w:hAnsi="Arial" w:cs="Arial"/>
@@ -11127,7 +11231,7 @@
           <w:t>notifies the Supreme Guardian in accordance with paragraph 3.11. Until the budget of the Foundation for the next financial year takes effect, expenses are made within the budget of the previous year. The Management Council proposes salaries</w:t>
         </w:r>
       </w:ins>
-      <w:del w:id="190" w:author="Проект новой редакции" w:date="2026-10-23T13:54:00Z">
+      <w:del w:id="206" w:author="Проект новой редакции" w:date="2026-10-29T11:52:00Z">
         <w:r>
           <w:rPr>
             <w:rFonts w:ascii="Arial" w:hAnsi="Arial" w:cs="Arial"/>
@@ -11156,7 +11260,7 @@
         </w:rPr>
         <w:t xml:space="preserve"> of the Management Council members to the Supreme Guardian</w:t>
       </w:r>
-      <w:ins w:id="191" w:author="Проект новой редакции" w:date="2026-10-23T13:54:00Z">
+      <w:ins w:id="207" w:author="Проект новой редакции" w:date="2026-10-29T11:52:00Z">
         <w:r>
           <w:rPr>
             <w:rFonts w:ascii="Arial" w:hAnsi="Arial" w:cs="Arial"/>
@@ -11167,7 +11271,7 @@
           <w:t xml:space="preserve"> for approval pursuant to section 3.5.(g).</w:t>
         </w:r>
       </w:ins>
-      <w:del w:id="192" w:author="Проект новой редакции" w:date="2026-10-23T13:54:00Z">
+      <w:del w:id="208" w:author="Проект новой редакции" w:date="2026-10-29T11:52:00Z">
         <w:r>
           <w:rPr>
             <w:rFonts w:ascii="Arial" w:hAnsi="Arial" w:cs="Arial"/>
@@ -11408,14 +11512,14 @@
         <w:ind w:firstLine="709"/>
         <w:jc w:val="both"/>
         <w:rPr>
-          <w:ins w:id="193" w:author="Проект новой редакции" w:date="2026-10-23T13:54:00Z"/>
+          <w:ins w:id="209" w:author="Проект новой редакции" w:date="2026-10-29T11:52:00Z"/>
           <w:rFonts w:ascii="Arial" w:hAnsi="Arial" w:cs="Arial"/>
           <w:sz w:val="28"/>
           <w:szCs w:val="28"/>
           <w:lang w:val="en-GB"/>
         </w:rPr>
       </w:pPr>
-      <w:ins w:id="194" w:author="Проект новой редакции" w:date="2026-10-23T13:54:00Z">
+      <w:ins w:id="210" w:author="Проект новой редакции" w:date="2026-10-29T11:52:00Z">
         <w:r>
           <w:rPr>
             <w:rFonts w:ascii="Arial" w:hAnsi="Arial" w:cs="Arial"/>
@@ -11433,14 +11537,14 @@
         <w:ind w:firstLine="709"/>
         <w:jc w:val="both"/>
         <w:rPr>
-          <w:ins w:id="195" w:author="Проект новой редакции" w:date="2026-10-23T13:54:00Z"/>
+          <w:ins w:id="211" w:author="Проект новой редакции" w:date="2026-10-29T11:52:00Z"/>
           <w:rFonts w:ascii="Arial" w:hAnsi="Arial" w:cs="Arial"/>
           <w:sz w:val="28"/>
           <w:szCs w:val="28"/>
           <w:lang w:val="en-GB"/>
         </w:rPr>
       </w:pPr>
-      <w:ins w:id="196" w:author="Проект новой редакции" w:date="2026-10-23T13:54:00Z">
+      <w:ins w:id="212" w:author="Проект новой редакции" w:date="2026-10-29T11:52:00Z">
         <w:r>
           <w:rPr>
             <w:rFonts w:ascii="Arial" w:hAnsi="Arial" w:cs="Arial"/>
@@ -11458,14 +11562,14 @@
         <w:ind w:firstLine="709"/>
         <w:jc w:val="both"/>
         <w:rPr>
-          <w:ins w:id="197" w:author="Проект новой редакции" w:date="2026-10-23T13:54:00Z"/>
+          <w:ins w:id="213" w:author="Проект новой редакции" w:date="2026-10-29T11:52:00Z"/>
           <w:rFonts w:ascii="Arial" w:hAnsi="Arial" w:cs="Arial"/>
           <w:sz w:val="28"/>
           <w:szCs w:val="28"/>
           <w:lang w:val="en-GB"/>
         </w:rPr>
       </w:pPr>
-      <w:ins w:id="198" w:author="Проект новой редакции" w:date="2026-10-23T13:54:00Z">
+      <w:ins w:id="214" w:author="Проект новой редакции" w:date="2026-10-29T11:52:00Z">
         <w:r>
           <w:rPr>
             <w:rFonts w:ascii="Arial" w:hAnsi="Arial" w:cs="Arial"/>
@@ -11626,7 +11730,7 @@
         <w:tab/>
         <w:t xml:space="preserve">REMUNERATION AND EXPENSES OF MEMBERS OF THE </w:t>
       </w:r>
-      <w:ins w:id="199" w:author="Проект новой редакции" w:date="2026-10-23T13:54:00Z">
+      <w:ins w:id="215" w:author="Проект новой редакции" w:date="2026-10-29T11:52:00Z">
         <w:r>
           <w:rPr>
             <w:rFonts w:ascii="Arial" w:hAnsi="Arial" w:cs="Arial"/>
@@ -11638,7 +11742,7 @@
           <w:t>COUNCILS</w:t>
         </w:r>
       </w:ins>
-      <w:del w:id="200" w:author="Проект новой редакции" w:date="2026-10-23T13:54:00Z">
+      <w:del w:id="216" w:author="Проект новой редакции" w:date="2026-10-29T11:52:00Z">
         <w:r>
           <w:rPr>
             <w:rFonts w:ascii="Arial" w:hAnsi="Arial" w:cs="Arial"/>
@@ -11694,7 +11798,7 @@
         </w:rPr>
         <w:t>embers of the</w:t>
       </w:r>
-      <w:del w:id="201" w:author="Проект новой редакции" w:date="2026-10-23T13:54:00Z">
+      <w:del w:id="217" w:author="Проект новой редакции" w:date="2026-10-29T11:52:00Z">
         <w:r>
           <w:rPr>
             <w:rFonts w:ascii="Arial" w:hAnsi="Arial" w:cs="Arial"/>
@@ -11759,135 +11863,100 @@
         </w:rPr>
         <w:t>of the Supreme Guardian</w:t>
       </w:r>
-      <w:ins w:id="202" w:author="Проект новой редакции" w:date="2026-10-23T13:54:00Z">
-        <w:r>
-          <w:rPr>
-            <w:rFonts w:ascii="Arial" w:hAnsi="Arial" w:cs="Arial"/>
-            <w:sz w:val="28"/>
-            <w:szCs w:val="28"/>
-            <w:lang w:val="en-US"/>
-          </w:rPr>
-          <w:t xml:space="preserve"> pursuant to section 3.5.(g),</w:t>
+      <w:ins w:id="218" w:author="Проект новой редакции" w:date="2026-10-29T11:52:00Z">
+        <w:r>
+          <w:rPr>
+            <w:rFonts w:ascii="Arial" w:hAnsi="Arial" w:cs="Arial"/>
+            <w:sz w:val="28"/>
+            <w:szCs w:val="28"/>
+            <w:lang w:val="en-US"/>
+          </w:rPr>
+          <w:t xml:space="preserve"> pursuant to section 3.5.(g), except for section 7.2., </w:t>
+        </w:r>
+        <w:r>
+          <w:rPr>
+            <w:rFonts w:ascii="Arial" w:hAnsi="Arial" w:cs="Arial"/>
+            <w:sz w:val="28"/>
+            <w:szCs w:val="28"/>
+            <w:lang w:val="en-US"/>
+          </w:rPr>
+          <w:t>in writing by determining resolution. Bonuses of the Deputy CEOs who are members of the Management Council are awarded by order of the Chairman of the Management Council within the terms of bonuses approved by the Supreme Guardian and the approved budget of the Foundation; bonuses of the Chairman of the Management Council are awarded by the Supreme Guardian. Remuneration of the Guardian Council members</w:t>
+        </w:r>
+        <w:r>
+          <w:rPr>
+            <w:rFonts w:ascii="Arial" w:hAnsi="Arial" w:cs="Arial"/>
+            <w:sz w:val="28"/>
+            <w:szCs w:val="28"/>
+            <w:lang w:val="en-US"/>
+          </w:rPr>
+          <w:t xml:space="preserve"> is determined in accordance with paragraphs 3.7 and 3.8. Members of the Guardian Council and the Management Council</w:t>
         </w:r>
       </w:ins>
-      <w:del w:id="203" w:author="Проект новой редакции" w:date="2026-10-23T13:54:00Z">
-        <w:r>
-          <w:rPr>
-            <w:rFonts w:ascii="Arial" w:hAnsi="Arial" w:cs="Arial"/>
-            <w:sz w:val="28"/>
-            <w:szCs w:val="28"/>
-            <w:lang w:val="en-US"/>
-          </w:rPr>
-          <w:delText>,</w:delText>
+      <w:del w:id="219" w:author="Проект новой редакции" w:date="2026-10-29T11:52:00Z">
+        <w:r>
+          <w:rPr>
+            <w:rFonts w:ascii="Arial" w:hAnsi="Arial" w:cs="Arial"/>
+            <w:sz w:val="28"/>
+            <w:szCs w:val="28"/>
+            <w:lang w:val="en-US"/>
+          </w:rPr>
+          <w:delText xml:space="preserve">, except for section </w:delText>
+        </w:r>
+        <w:r>
+          <w:rPr>
+            <w:rFonts w:ascii="Arial" w:hAnsi="Arial" w:cs="Arial"/>
+            <w:sz w:val="28"/>
+            <w:szCs w:val="28"/>
+            <w:lang w:val="en-US"/>
+          </w:rPr>
+          <w:delText>6</w:delText>
+        </w:r>
+        <w:r>
+          <w:rPr>
+            <w:rFonts w:ascii="Arial" w:hAnsi="Arial" w:cs="Arial"/>
+            <w:sz w:val="28"/>
+            <w:szCs w:val="28"/>
+            <w:lang w:val="en-US"/>
+          </w:rPr>
+          <w:delText>.2.,</w:delText>
+        </w:r>
+        <w:r>
+          <w:rPr>
+            <w:rFonts w:ascii="Arial" w:hAnsi="Arial" w:cs="Arial"/>
+            <w:sz w:val="28"/>
+            <w:szCs w:val="28"/>
+            <w:lang w:val="en-US"/>
+          </w:rPr>
+          <w:delText xml:space="preserve"> </w:delText>
+        </w:r>
+        <w:r>
+          <w:rPr>
+            <w:rFonts w:ascii="Arial" w:hAnsi="Arial" w:cs="Arial"/>
+            <w:sz w:val="28"/>
+            <w:szCs w:val="28"/>
+            <w:lang w:val="en-US"/>
+          </w:rPr>
+          <w:delText xml:space="preserve">in writing by </w:delText>
+        </w:r>
+        <w:r>
+          <w:rPr>
+            <w:rFonts w:ascii="Arial" w:hAnsi="Arial" w:cs="Arial"/>
+            <w:sz w:val="28"/>
+            <w:szCs w:val="28"/>
+            <w:lang w:val="en-US"/>
+          </w:rPr>
+          <w:delText xml:space="preserve">determining </w:delText>
+        </w:r>
+        <w:r>
+          <w:rPr>
+            <w:rFonts w:ascii="Arial" w:hAnsi="Arial" w:cs="Arial"/>
+            <w:sz w:val="28"/>
+            <w:szCs w:val="28"/>
+            <w:lang w:val="en-US"/>
+          </w:rPr>
+          <w:delText>resolution and</w:delText>
         </w:r>
       </w:del>
-      <w:r>
-        <w:rPr>
-          <w:rFonts w:ascii="Arial" w:hAnsi="Arial" w:cs="Arial"/>
-          <w:sz w:val="28"/>
-          <w:szCs w:val="28"/>
-          <w:lang w:val="en-US"/>
-        </w:rPr>
-        <w:t xml:space="preserve"> except for section </w:t>
-      </w:r>
-      <w:ins w:id="204" w:author="Проект новой редакции" w:date="2026-10-23T13:54:00Z">
-        <w:r>
-          <w:rPr>
-            <w:rFonts w:ascii="Arial" w:hAnsi="Arial" w:cs="Arial"/>
-            <w:sz w:val="28"/>
-            <w:szCs w:val="28"/>
-            <w:lang w:val="en-US"/>
-          </w:rPr>
-          <w:t>7</w:t>
-        </w:r>
-      </w:ins>
-      <w:del w:id="205" w:author="Проект новой редакции" w:date="2026-10-23T13:54:00Z">
-        <w:r>
-          <w:rPr>
-            <w:rFonts w:ascii="Arial" w:hAnsi="Arial" w:cs="Arial"/>
-            <w:sz w:val="28"/>
-            <w:szCs w:val="28"/>
-            <w:lang w:val="en-US"/>
-          </w:rPr>
-          <w:delText>6</w:delText>
-        </w:r>
-      </w:del>
-      <w:r>
-        <w:rPr>
-          <w:rFonts w:ascii="Arial" w:hAnsi="Arial" w:cs="Arial"/>
-          <w:sz w:val="28"/>
-          <w:szCs w:val="28"/>
-          <w:lang w:val="en-US"/>
-        </w:rPr>
-        <w:t>.2.,</w:t>
-      </w:r>
-      <w:r>
-        <w:rPr>
-          <w:rFonts w:ascii="Arial" w:hAnsi="Arial" w:cs="Arial"/>
-          <w:sz w:val="28"/>
-          <w:szCs w:val="28"/>
-          <w:lang w:val="en-US"/>
-        </w:rPr>
-        <w:t xml:space="preserve"> </w:t>
-      </w:r>
-      <w:r>
-        <w:rPr>
-          <w:rFonts w:ascii="Arial" w:hAnsi="Arial" w:cs="Arial"/>
-          <w:sz w:val="28"/>
-          <w:szCs w:val="28"/>
-          <w:lang w:val="en-US"/>
-        </w:rPr>
-        <w:t xml:space="preserve">in writing by </w:t>
-      </w:r>
-      <w:r>
-        <w:rPr>
-          <w:rFonts w:ascii="Arial" w:hAnsi="Arial" w:cs="Arial"/>
-          <w:sz w:val="28"/>
-          <w:szCs w:val="28"/>
-          <w:lang w:val="en-US"/>
-        </w:rPr>
-        <w:t xml:space="preserve">determining </w:t>
-      </w:r>
-      <w:r>
-        <w:rPr>
-          <w:rFonts w:ascii="Arial" w:hAnsi="Arial" w:cs="Arial"/>
-          <w:sz w:val="28"/>
-          <w:szCs w:val="28"/>
-          <w:lang w:val="en-US"/>
-        </w:rPr>
-        <w:t>resolution</w:t>
-      </w:r>
-      <w:ins w:id="206" w:author="Проект новой редакции" w:date="2026-10-23T13:54:00Z">
-        <w:r>
-          <w:rPr>
-            <w:rFonts w:ascii="Arial" w:hAnsi="Arial" w:cs="Arial"/>
-            <w:sz w:val="28"/>
-            <w:szCs w:val="28"/>
-            <w:lang w:val="en-US"/>
-          </w:rPr>
-          <w:t>. Remuneration of the Guardian Council members is determined in accordance with paragraphs 3.7</w:t>
-        </w:r>
-      </w:ins>
-      <w:r>
-        <w:rPr>
-          <w:rFonts w:ascii="Arial" w:hAnsi="Arial" w:cs="Arial"/>
-          <w:sz w:val="28"/>
-          <w:szCs w:val="28"/>
-          <w:lang w:val="en-US"/>
-        </w:rPr>
-        <w:t xml:space="preserve"> and</w:t>
-      </w:r>
-      <w:ins w:id="207" w:author="Проект новой редакции" w:date="2026-10-23T13:54:00Z">
-        <w:r>
-          <w:rPr>
-            <w:rFonts w:ascii="Arial" w:hAnsi="Arial" w:cs="Arial"/>
-            <w:sz w:val="28"/>
-            <w:szCs w:val="28"/>
-            <w:lang w:val="en-US"/>
-          </w:rPr>
-          <w:t xml:space="preserve"> 3.8. Members of the Guardian Council and the Management Council</w:t>
-        </w:r>
-      </w:ins>
       <w:r>
         <w:rPr>
           <w:rFonts w:ascii="Arial" w:hAnsi="Arial" w:cs="Arial"/>
@@ -12486,7 +12555,7 @@
         </w:rPr>
         <w:t>.</w:t>
       </w:r>
-      <w:del w:id="208" w:author="Проект новой редакции" w:date="2026-10-23T13:54:00Z">
+      <w:del w:id="220" w:author="Проект новой редакции" w:date="2026-10-29T11:52:00Z">
         <w:r>
           <w:rPr>
             <w:rFonts w:ascii="Arial" w:hAnsi="Arial" w:cs="Arial"/>
@@ -13510,7 +13579,7 @@
         </w:rPr>
         <w:t>roperty of the Foundation must be under the control of the Management Council. The Management Council may</w:t>
       </w:r>
-      <w:del w:id="209" w:author="Проект новой редакции" w:date="2026-10-23T13:54:00Z">
+      <w:del w:id="221" w:author="Проект новой редакции" w:date="2026-10-29T11:52:00Z">
         <w:r>
           <w:rPr>
             <w:rFonts w:ascii="Arial" w:hAnsi="Arial" w:cs="Arial"/>
@@ -13552,7 +13621,7 @@
         </w:rPr>
         <w:t>a) determine how the property of the Foundation is applied and used;</w:t>
       </w:r>
-      <w:ins w:id="210" w:author="Проект новой редакции" w:date="2026-10-23T13:54:00Z">
+      <w:ins w:id="222" w:author="Проект новой редакции" w:date="2026-10-29T11:52:00Z">
         <w:r>
           <w:rPr>
             <w:rFonts w:ascii="Arial" w:hAnsi="Arial" w:cs="Arial"/>
@@ -13570,13 +13639,14 @@
         <w:ind w:firstLine="709"/>
         <w:jc w:val="both"/>
         <w:rPr>
-          <w:rFonts w:ascii="Arial" w:hAnsi="Arial" w:cs="Arial"/>
-          <w:sz w:val="28"/>
-          <w:szCs w:val="28"/>
-          <w:lang w:val="en-US"/>
-        </w:rPr>
-      </w:pPr>
-      <w:ins w:id="211" w:author="Проект новой редакции" w:date="2026-10-23T13:54:00Z">
+          <w:ins w:id="223" w:author="Проект новой редакции" w:date="2026-10-29T11:52:00Z"/>
+          <w:rFonts w:ascii="Arial" w:hAnsi="Arial" w:cs="Arial"/>
+          <w:sz w:val="28"/>
+          <w:szCs w:val="28"/>
+          <w:lang w:val="en-US"/>
+        </w:rPr>
+      </w:pPr>
+      <w:ins w:id="224" w:author="Проект новой редакции" w:date="2026-10-29T11:52:00Z">
         <w:r>
           <w:rPr>
             <w:rFonts w:ascii="Arial" w:hAnsi="Arial" w:cs="Arial"/>
@@ -13587,7 +13657,7 @@
           <w:t>b) subject to the approval of the Supreme Guardian,</w:t>
         </w:r>
       </w:ins>
-      <w:del w:id="212" w:author="Проект новой редакции" w:date="2026-10-23T13:54:00Z">
+      <w:del w:id="225" w:author="Проект новой редакции" w:date="2026-10-29T11:52:00Z">
         <w:r>
           <w:rPr>
             <w:rFonts w:ascii="Arial" w:hAnsi="Arial" w:cs="Arial"/>
@@ -13632,17 +13702,17 @@
           <w:szCs w:val="28"/>
           <w:lang w:val="en-US"/>
         </w:rPr>
-        <w:t>of the Foundation</w:t>
-      </w:r>
-      <w:ins w:id="213" w:author="Проект новой редакции" w:date="2026-10-23T13:54:00Z">
-        <w:r>
-          <w:rPr>
-            <w:rFonts w:ascii="Arial" w:hAnsi="Arial" w:cs="Arial"/>
-            <w:sz w:val="28"/>
-            <w:szCs w:val="28"/>
-            <w:lang w:val="en-US"/>
-          </w:rPr>
-          <w:t xml:space="preserve"> is</w:t>
+        <w:t xml:space="preserve">of the Foundation </w:t>
+      </w:r>
+      <w:ins w:id="226" w:author="Проект новой редакции" w:date="2026-10-29T11:52:00Z">
+        <w:r>
+          <w:rPr>
+            <w:rFonts w:ascii="Arial" w:hAnsi="Arial" w:cs="Arial"/>
+            <w:sz w:val="28"/>
+            <w:szCs w:val="28"/>
+            <w:lang w:val="en-US"/>
+          </w:rPr>
+          <w:t xml:space="preserve">is </w:t>
         </w:r>
       </w:ins>
       <w:r>
@@ -13652,15 +13722,6 @@
           <w:szCs w:val="28"/>
           <w:lang w:val="en-US"/>
         </w:rPr>
-        <w:t xml:space="preserve"> </w:t>
-      </w:r>
-      <w:r>
-        <w:rPr>
-          <w:rFonts w:ascii="Arial" w:hAnsi="Arial" w:cs="Arial"/>
-          <w:sz w:val="28"/>
-          <w:szCs w:val="28"/>
-          <w:lang w:val="en-US"/>
-        </w:rPr>
         <w:t>distributed each year to</w:t>
       </w:r>
       <w:r>
@@ -13672,26 +13733,52 @@
         </w:rPr>
         <w:t xml:space="preserve"> achieve Foundation’s objects and functions</w:t>
       </w:r>
-      <w:r>
-        <w:rPr>
-          <w:rFonts w:ascii="Arial" w:hAnsi="Arial" w:cs="Arial"/>
-          <w:sz w:val="28"/>
-          <w:szCs w:val="28"/>
-          <w:lang w:val="en-US"/>
-        </w:rPr>
-        <w:t>, including bonuses for Management Council</w:t>
-      </w:r>
-      <w:ins w:id="214" w:author="Проект новой редакции" w:date="2026-10-23T13:54:00Z">
-        <w:r>
-          <w:rPr>
-            <w:rFonts w:ascii="Arial" w:hAnsi="Arial" w:cs="Arial"/>
-            <w:sz w:val="28"/>
-            <w:szCs w:val="28"/>
-            <w:lang w:val="en-US"/>
-          </w:rPr>
-          <w:t xml:space="preserve"> members</w:t>
+      <w:ins w:id="227" w:author="Проект новой редакции" w:date="2026-10-29T11:52:00Z">
+        <w:r>
+          <w:rPr>
+            <w:rFonts w:ascii="Arial" w:hAnsi="Arial" w:cs="Arial"/>
+            <w:sz w:val="28"/>
+            <w:szCs w:val="28"/>
+            <w:lang w:val="en-US"/>
+          </w:rPr>
+          <w:t>.</w:t>
         </w:r>
       </w:ins>
+    </w:p>
+    <w:p>
+      <w:pPr>
+        <w:spacing w:after="0" w:line="240" w:lineRule="auto"/>
+        <w:ind w:firstLine="709"/>
+        <w:jc w:val="both"/>
+        <w:rPr>
+          <w:rFonts w:ascii="Arial" w:hAnsi="Arial" w:cs="Arial"/>
+          <w:sz w:val="28"/>
+          <w:szCs w:val="28"/>
+          <w:lang w:val="en-US"/>
+        </w:rPr>
+      </w:pPr>
+      <w:ins w:id="228" w:author="Проект новой редакции" w:date="2026-10-29T11:52:00Z">
+        <w:r>
+          <w:rPr>
+            <w:rFonts w:ascii="Arial" w:hAnsi="Arial" w:cs="Arial"/>
+            <w:sz w:val="28"/>
+            <w:szCs w:val="28"/>
+            <w:lang w:val="en-US"/>
+          </w:rPr>
+          <w:t>Operational expenses of the Foundation, as well as acquisition, disposal and use of Fixed Assets with a value up to the amount specified in sub-paragraph a) of this paragraph, within the approved budget of the Foundation are made by decision of the Chairman of the Management Council without agreement with the Supreme Guardian</w:t>
+        </w:r>
+      </w:ins>
+      <w:del w:id="229" w:author="Проект новой редакции" w:date="2026-10-29T11:52:00Z">
+        <w:r>
+          <w:rPr>
+            <w:rFonts w:ascii="Arial" w:hAnsi="Arial" w:cs="Arial"/>
+            <w:sz w:val="28"/>
+            <w:szCs w:val="28"/>
+            <w:lang w:val="en-US"/>
+          </w:rPr>
+          <w:delText>, including bonuses for Management Council</w:delText>
+        </w:r>
+      </w:del>
       <w:r>
         <w:rPr>
           <w:rFonts w:ascii="Arial" w:hAnsi="Arial" w:cs="Arial"/>
@@ -13701,31 +13788,6 @@
         </w:rPr>
         <w:t>.</w:t>
       </w:r>
-    </w:p>
-    <w:p>
-      <w:pPr>
-        <w:spacing w:after="0" w:line="240" w:lineRule="auto"/>
-        <w:ind w:firstLine="709"/>
-        <w:jc w:val="both"/>
-        <w:rPr>
-          <w:ins w:id="215" w:author="Проект новой редакции" w:date="2026-10-23T13:54:00Z"/>
-          <w:rFonts w:ascii="Arial" w:hAnsi="Arial" w:cs="Arial"/>
-          <w:sz w:val="28"/>
-          <w:szCs w:val="28"/>
-          <w:lang w:val="en-US"/>
-        </w:rPr>
-      </w:pPr>
-      <w:ins w:id="216" w:author="Проект новой редакции" w:date="2026-10-23T13:54:00Z">
-        <w:r>
-          <w:rPr>
-            <w:rFonts w:ascii="Arial" w:hAnsi="Arial" w:cs="Arial"/>
-            <w:sz w:val="28"/>
-            <w:szCs w:val="28"/>
-            <w:lang w:val="en-US"/>
-          </w:rPr>
-          <w:t>Operational expenses of the Foundation, as well as acquisition, disposal and use of Fixed Assets with a value up to the amount specified in sub-paragraph a) of this paragraph, within the approved budget of the Foundation are made by decision of the Chairman of the Management Council without agreement with the Supreme Guardian.</w:t>
-        </w:r>
-      </w:ins>
     </w:p>
     <w:p>
       <w:pPr>
@@ -14679,14 +14741,14 @@
         <w:ind w:left="0" w:firstLine="0"/>
         <w:jc w:val="both"/>
         <w:rPr>
-          <w:ins w:id="217" w:author="Проект новой редакции" w:date="2026-10-23T13:54:00Z"/>
-          <w:rFonts w:ascii="Arial" w:hAnsi="Arial" w:cs="Arial"/>
-          <w:sz w:val="28"/>
-          <w:szCs w:val="28"/>
-          <w:lang w:val="en-US"/>
-        </w:rPr>
-      </w:pPr>
-      <w:ins w:id="218" w:author="Проект новой редакции" w:date="2026-10-23T13:54:00Z">
+          <w:ins w:id="230" w:author="Проект новой редакции" w:date="2026-10-29T11:52:00Z"/>
+          <w:rFonts w:ascii="Arial" w:hAnsi="Arial" w:cs="Arial"/>
+          <w:sz w:val="28"/>
+          <w:szCs w:val="28"/>
+          <w:lang w:val="en-US"/>
+        </w:rPr>
+      </w:pPr>
+      <w:ins w:id="231" w:author="Проект новой редакции" w:date="2026-10-29T11:52:00Z">
         <w:r>
           <w:rPr>
             <w:rFonts w:ascii="Arial" w:hAnsi="Arial" w:cs="Arial"/>
@@ -14721,7 +14783,7 @@
         <w:spacing w:after="0" w:line="480" w:lineRule="auto"/>
         <w:jc w:val="both"/>
         <w:rPr>
-          <w:ins w:id="219" w:author="Проект новой редакции" w:date="2026-10-23T13:54:00Z"/>
+          <w:ins w:id="232" w:author="Проект новой редакции" w:date="2026-10-29T11:52:00Z"/>
           <w:rFonts w:ascii="Arial" w:hAnsi="Arial" w:cs="Arial"/>
           <w:sz w:val="28"/>
           <w:szCs w:val="28"/>
@@ -14734,7 +14796,7 @@
         <w:spacing w:after="0" w:line="480" w:lineRule="auto"/>
         <w:jc w:val="both"/>
         <w:rPr>
-          <w:ins w:id="220" w:author="Проект новой редакции" w:date="2026-10-23T13:54:00Z"/>
+          <w:ins w:id="233" w:author="Проект новой редакции" w:date="2026-10-29T11:52:00Z"/>
           <w:rFonts w:ascii="Arial" w:hAnsi="Arial" w:cs="Arial"/>
           <w:sz w:val="28"/>
           <w:szCs w:val="28"/>
@@ -14747,7 +14809,7 @@
         <w:spacing w:after="0" w:line="480" w:lineRule="auto"/>
         <w:jc w:val="both"/>
         <w:rPr>
-          <w:ins w:id="221" w:author="Проект новой редакции" w:date="2026-10-23T13:54:00Z"/>
+          <w:ins w:id="234" w:author="Проект новой редакции" w:date="2026-10-29T11:52:00Z"/>
           <w:rFonts w:ascii="Arial" w:hAnsi="Arial" w:cs="Arial"/>
           <w:sz w:val="28"/>
           <w:szCs w:val="28"/>
@@ -14760,7 +14822,7 @@
         <w:spacing w:after="0" w:line="480" w:lineRule="auto"/>
         <w:jc w:val="both"/>
         <w:rPr>
-          <w:ins w:id="222" w:author="Проект новой редакции" w:date="2026-10-23T13:54:00Z"/>
+          <w:ins w:id="235" w:author="Проект новой редакции" w:date="2026-10-29T11:52:00Z"/>
           <w:rFonts w:ascii="Arial" w:hAnsi="Arial" w:cs="Arial"/>
           <w:sz w:val="28"/>
           <w:szCs w:val="28"/>
@@ -14773,7 +14835,7 @@
         <w:spacing w:after="0" w:line="480" w:lineRule="auto"/>
         <w:jc w:val="both"/>
         <w:rPr>
-          <w:ins w:id="223" w:author="Проект новой редакции" w:date="2026-10-23T13:54:00Z"/>
+          <w:ins w:id="236" w:author="Проект новой редакции" w:date="2026-10-29T11:52:00Z"/>
           <w:rFonts w:ascii="Arial" w:hAnsi="Arial" w:cs="Arial"/>
           <w:sz w:val="28"/>
           <w:szCs w:val="28"/>
@@ -14786,7 +14848,7 @@
         <w:spacing w:after="0" w:line="480" w:lineRule="auto"/>
         <w:jc w:val="both"/>
         <w:rPr>
-          <w:ins w:id="224" w:author="Проект новой редакции" w:date="2026-10-23T13:54:00Z"/>
+          <w:ins w:id="237" w:author="Проект новой редакции" w:date="2026-10-29T11:52:00Z"/>
           <w:rFonts w:ascii="Arial" w:hAnsi="Arial" w:cs="Arial"/>
           <w:sz w:val="28"/>
           <w:szCs w:val="28"/>
@@ -14799,7 +14861,7 @@
         <w:spacing w:after="0" w:line="480" w:lineRule="auto"/>
         <w:jc w:val="both"/>
         <w:rPr>
-          <w:ins w:id="225" w:author="Проект новой редакции" w:date="2026-10-23T13:54:00Z"/>
+          <w:ins w:id="238" w:author="Проект новой редакции" w:date="2026-10-29T11:52:00Z"/>
           <w:rFonts w:ascii="Arial" w:hAnsi="Arial" w:cs="Arial"/>
           <w:sz w:val="28"/>
           <w:szCs w:val="28"/>
@@ -14812,7 +14874,7 @@
         <w:spacing w:after="0" w:line="480" w:lineRule="auto"/>
         <w:jc w:val="both"/>
         <w:rPr>
-          <w:ins w:id="226" w:author="Проект новой редакции" w:date="2026-10-23T13:54:00Z"/>
+          <w:ins w:id="239" w:author="Проект новой редакции" w:date="2026-10-29T11:52:00Z"/>
           <w:rFonts w:ascii="Arial" w:hAnsi="Arial" w:cs="Arial"/>
           <w:sz w:val="28"/>
           <w:szCs w:val="28"/>
@@ -14825,7 +14887,7 @@
         <w:spacing w:after="0" w:line="480" w:lineRule="auto"/>
         <w:jc w:val="both"/>
         <w:rPr>
-          <w:ins w:id="227" w:author="Проект новой редакции" w:date="2026-10-23T13:54:00Z"/>
+          <w:ins w:id="240" w:author="Проект новой редакции" w:date="2026-10-29T11:52:00Z"/>
           <w:rFonts w:ascii="Arial" w:hAnsi="Arial" w:cs="Arial"/>
           <w:sz w:val="28"/>
           <w:szCs w:val="28"/>
@@ -14838,7 +14900,7 @@
         <w:spacing w:after="0" w:line="480" w:lineRule="auto"/>
         <w:jc w:val="both"/>
         <w:rPr>
-          <w:ins w:id="228" w:author="Проект новой редакции" w:date="2026-10-23T13:54:00Z"/>
+          <w:ins w:id="241" w:author="Проект новой редакции" w:date="2026-10-29T11:52:00Z"/>
           <w:rFonts w:ascii="Arial" w:hAnsi="Arial" w:cs="Arial"/>
           <w:sz w:val="28"/>
           <w:szCs w:val="28"/>
@@ -14851,7 +14913,7 @@
         <w:spacing w:after="0" w:line="480" w:lineRule="auto"/>
         <w:jc w:val="both"/>
         <w:rPr>
-          <w:ins w:id="229" w:author="Проект новой редакции" w:date="2026-10-23T13:54:00Z"/>
+          <w:ins w:id="242" w:author="Проект новой редакции" w:date="2026-10-29T11:52:00Z"/>
           <w:rFonts w:ascii="Arial" w:hAnsi="Arial" w:cs="Arial"/>
           <w:sz w:val="28"/>
           <w:szCs w:val="28"/>
@@ -14864,7 +14926,7 @@
         <w:spacing w:after="0" w:line="480" w:lineRule="auto"/>
         <w:jc w:val="both"/>
         <w:rPr>
-          <w:ins w:id="230" w:author="Проект новой редакции" w:date="2026-10-23T13:54:00Z"/>
+          <w:ins w:id="243" w:author="Проект новой редакции" w:date="2026-10-29T11:52:00Z"/>
           <w:rFonts w:ascii="Arial" w:hAnsi="Arial" w:cs="Arial"/>
           <w:sz w:val="28"/>
           <w:szCs w:val="28"/>
@@ -14877,7 +14939,7 @@
         <w:spacing w:after="0" w:line="480" w:lineRule="auto"/>
         <w:jc w:val="both"/>
         <w:rPr>
-          <w:ins w:id="231" w:author="Проект новой редакции" w:date="2026-10-23T13:54:00Z"/>
+          <w:ins w:id="244" w:author="Проект новой редакции" w:date="2026-10-29T11:52:00Z"/>
           <w:rFonts w:ascii="Arial" w:hAnsi="Arial" w:cs="Arial"/>
           <w:sz w:val="28"/>
           <w:szCs w:val="28"/>
@@ -14890,7 +14952,7 @@
         <w:spacing w:after="0" w:line="480" w:lineRule="auto"/>
         <w:jc w:val="both"/>
         <w:rPr>
-          <w:ins w:id="232" w:author="Проект новой редакции" w:date="2026-10-23T13:54:00Z"/>
+          <w:ins w:id="245" w:author="Проект новой редакции" w:date="2026-10-29T11:52:00Z"/>
           <w:rFonts w:ascii="Arial" w:hAnsi="Arial" w:cs="Arial"/>
           <w:sz w:val="28"/>
           <w:szCs w:val="28"/>
@@ -14903,7 +14965,7 @@
         <w:spacing w:after="0" w:line="480" w:lineRule="auto"/>
         <w:jc w:val="both"/>
         <w:rPr>
-          <w:ins w:id="233" w:author="Проект новой редакции" w:date="2026-10-23T13:54:00Z"/>
+          <w:ins w:id="246" w:author="Проект новой редакции" w:date="2026-10-29T11:52:00Z"/>
           <w:rFonts w:ascii="Arial" w:hAnsi="Arial" w:cs="Arial"/>
           <w:sz w:val="28"/>
           <w:szCs w:val="28"/>
@@ -14916,7 +14978,7 @@
         <w:spacing w:after="0" w:line="480" w:lineRule="auto"/>
         <w:jc w:val="both"/>
         <w:rPr>
-          <w:ins w:id="234" w:author="Проект новой редакции" w:date="2026-10-23T13:54:00Z"/>
+          <w:ins w:id="247" w:author="Проект новой редакции" w:date="2026-10-29T11:52:00Z"/>
           <w:rFonts w:ascii="Arial" w:hAnsi="Arial" w:cs="Arial"/>
           <w:sz w:val="28"/>
           <w:szCs w:val="28"/>
@@ -14929,7 +14991,7 @@
         <w:spacing w:after="0" w:line="480" w:lineRule="auto"/>
         <w:jc w:val="both"/>
         <w:rPr>
-          <w:ins w:id="235" w:author="Проект новой редакции" w:date="2026-10-23T13:54:00Z"/>
+          <w:ins w:id="248" w:author="Проект новой редакции" w:date="2026-10-29T11:52:00Z"/>
           <w:rFonts w:ascii="Arial" w:hAnsi="Arial" w:cs="Arial"/>
           <w:sz w:val="28"/>
           <w:szCs w:val="28"/>
@@ -14942,7 +15004,7 @@
         <w:spacing w:after="0" w:line="480" w:lineRule="auto"/>
         <w:jc w:val="both"/>
         <w:rPr>
-          <w:ins w:id="236" w:author="Проект новой редакции" w:date="2026-10-23T13:54:00Z"/>
+          <w:ins w:id="249" w:author="Проект новой редакции" w:date="2026-10-29T11:52:00Z"/>
           <w:rFonts w:ascii="Arial" w:hAnsi="Arial" w:cs="Arial"/>
           <w:sz w:val="28"/>
           <w:szCs w:val="28"/>
@@ -14955,7 +15017,7 @@
         <w:spacing w:after="0" w:line="480" w:lineRule="auto"/>
         <w:jc w:val="both"/>
         <w:rPr>
-          <w:ins w:id="237" w:author="Проект новой редакции" w:date="2026-10-23T13:54:00Z"/>
+          <w:ins w:id="250" w:author="Проект новой редакции" w:date="2026-10-29T11:52:00Z"/>
           <w:rFonts w:ascii="Arial" w:hAnsi="Arial" w:cs="Arial"/>
           <w:sz w:val="28"/>
           <w:szCs w:val="28"/>
@@ -14968,7 +15030,7 @@
         <w:spacing w:after="0" w:line="480" w:lineRule="auto"/>
         <w:jc w:val="both"/>
         <w:rPr>
-          <w:ins w:id="238" w:author="Проект новой редакции" w:date="2026-10-23T13:54:00Z"/>
+          <w:ins w:id="251" w:author="Проект новой редакции" w:date="2026-10-29T11:52:00Z"/>
           <w:rFonts w:ascii="Arial" w:hAnsi="Arial" w:cs="Arial"/>
           <w:sz w:val="28"/>
           <w:szCs w:val="28"/>
@@ -14981,7 +15043,7 @@
         <w:spacing w:after="0" w:line="480" w:lineRule="auto"/>
         <w:jc w:val="right"/>
         <w:rPr>
-          <w:ins w:id="239" w:author="Проект новой редакции" w:date="2026-10-23T13:54:00Z"/>
+          <w:ins w:id="252" w:author="Проект новой редакции" w:date="2026-10-29T11:52:00Z"/>
           <w:rFonts w:ascii="Arial" w:hAnsi="Arial" w:cs="Arial"/>
           <w:b/>
           <w:sz w:val="28"/>
@@ -14989,7 +15051,7 @@
           <w:lang w:val="en-US"/>
         </w:rPr>
       </w:pPr>
-      <w:ins w:id="240" w:author="Проект новой редакции" w:date="2026-10-23T13:54:00Z">
+      <w:ins w:id="253" w:author="Проект новой редакции" w:date="2026-10-29T11:52:00Z">
         <w:r>
           <w:rPr>
             <w:rFonts w:ascii="Arial" w:hAnsi="Arial" w:cs="Arial"/>
@@ -15009,14 +15071,14 @@
         <w:ind w:left="0"/>
         <w:jc w:val="both"/>
         <w:rPr>
-          <w:ins w:id="241" w:author="Проект новой редакции" w:date="2026-10-23T13:54:00Z"/>
-          <w:rFonts w:ascii="Arial" w:hAnsi="Arial" w:cs="Arial"/>
-          <w:sz w:val="28"/>
-          <w:szCs w:val="28"/>
-          <w:lang w:val="en-US"/>
-        </w:rPr>
-      </w:pPr>
-      <w:ins w:id="242" w:author="Проект новой редакции" w:date="2026-10-23T13:54:00Z">
+          <w:ins w:id="254" w:author="Проект новой редакции" w:date="2026-10-29T11:52:00Z"/>
+          <w:rFonts w:ascii="Arial" w:hAnsi="Arial" w:cs="Arial"/>
+          <w:sz w:val="28"/>
+          <w:szCs w:val="28"/>
+          <w:lang w:val="en-US"/>
+        </w:rPr>
+      </w:pPr>
+      <w:ins w:id="255" w:author="Проект новой редакции" w:date="2026-10-29T11:52:00Z">
         <w:r>
           <w:rPr>
             <w:rFonts w:ascii="Arial" w:hAnsi="Arial" w:cs="Arial"/>
@@ -15057,14 +15119,14 @@
         <w:ind w:left="0" w:firstLine="0"/>
         <w:jc w:val="both"/>
         <w:rPr>
-          <w:del w:id="243" w:author="Проект новой редакции" w:date="2026-10-23T13:54:00Z"/>
-          <w:rFonts w:ascii="Arial" w:hAnsi="Arial" w:cs="Arial"/>
-          <w:sz w:val="28"/>
-          <w:szCs w:val="28"/>
-          <w:lang w:val="en-US"/>
-        </w:rPr>
-      </w:pPr>
-      <w:del w:id="244" w:author="Проект новой редакции" w:date="2026-10-23T13:54:00Z">
+          <w:del w:id="256" w:author="Проект новой редакции" w:date="2026-10-29T11:52:00Z"/>
+          <w:rFonts w:ascii="Arial" w:hAnsi="Arial" w:cs="Arial"/>
+          <w:sz w:val="28"/>
+          <w:szCs w:val="28"/>
+          <w:lang w:val="en-US"/>
+        </w:rPr>
+      </w:pPr>
+      <w:del w:id="257" w:author="Проект новой редакции" w:date="2026-10-29T11:52:00Z">
         <w:r>
           <w:rPr>
             <w:rFonts w:ascii="Arial" w:hAnsi="Arial" w:cs="Arial"/>
@@ -15339,7 +15401,7 @@
         <w:spacing w:after="0" w:line="480" w:lineRule="auto"/>
         <w:jc w:val="right"/>
         <w:rPr>
-          <w:del w:id="245" w:author="Проект новой редакции" w:date="2026-10-23T13:54:00Z"/>
+          <w:del w:id="258" w:author="Проект новой редакции" w:date="2026-10-29T11:52:00Z"/>
           <w:rFonts w:ascii="Arial" w:hAnsi="Arial" w:cs="Arial"/>
           <w:b/>
           <w:sz w:val="28"/>
@@ -15367,7 +15429,7 @@
         </w:rPr>
         <w:t xml:space="preserve">                          </w:t>
       </w:r>
-      <w:del w:id="246" w:author="Проект новой редакции" w:date="2026-10-23T13:54:00Z">
+      <w:del w:id="259" w:author="Проект новой редакции" w:date="2026-10-29T11:52:00Z">
         <w:r>
           <w:rPr>
             <w:rFonts w:ascii="Arial" w:hAnsi="Arial" w:cs="Arial"/>
@@ -15397,14 +15459,14 @@
         <w:ind w:left="0"/>
         <w:jc w:val="both"/>
         <w:rPr>
-          <w:del w:id="247" w:author="Проект новой редакции" w:date="2026-10-23T13:54:00Z"/>
-          <w:rFonts w:ascii="Arial" w:hAnsi="Arial" w:cs="Arial"/>
-          <w:sz w:val="28"/>
-          <w:szCs w:val="28"/>
-          <w:lang w:val="en-US"/>
-        </w:rPr>
-      </w:pPr>
-      <w:del w:id="248" w:author="Проект новой редакции" w:date="2026-10-23T13:54:00Z">
+          <w:del w:id="260" w:author="Проект новой редакции" w:date="2026-10-29T11:52:00Z"/>
+          <w:rFonts w:ascii="Arial" w:hAnsi="Arial" w:cs="Arial"/>
+          <w:sz w:val="28"/>
+          <w:szCs w:val="28"/>
+          <w:lang w:val="en-US"/>
+        </w:rPr>
+      </w:pPr>
+      <w:del w:id="261" w:author="Проект новой редакции" w:date="2026-10-29T11:52:00Z">
         <w:r>
           <w:rPr>
             <w:rFonts w:ascii="Arial" w:hAnsi="Arial" w:cs="Arial"/>
@@ -15441,14 +15503,14 @@
         <w:ind w:left="0"/>
         <w:jc w:val="both"/>
         <w:rPr>
-          <w:del w:id="249" w:author="Проект новой редакции" w:date="2026-10-23T13:54:00Z"/>
-          <w:rFonts w:ascii="Arial" w:hAnsi="Arial" w:cs="Arial"/>
-          <w:sz w:val="28"/>
-          <w:szCs w:val="28"/>
-          <w:lang w:val="en-US"/>
-        </w:rPr>
-      </w:pPr>
-      <w:del w:id="250" w:author="Проект новой редакции" w:date="2026-10-23T13:54:00Z">
+          <w:del w:id="262" w:author="Проект новой редакции" w:date="2026-10-29T11:52:00Z"/>
+          <w:rFonts w:ascii="Arial" w:hAnsi="Arial" w:cs="Arial"/>
+          <w:sz w:val="28"/>
+          <w:szCs w:val="28"/>
+          <w:lang w:val="en-US"/>
+        </w:rPr>
+      </w:pPr>
+      <w:del w:id="263" w:author="Проект новой редакции" w:date="2026-10-29T11:52:00Z">
         <w:r>
           <w:rPr>
             <w:rFonts w:ascii="Arial" w:hAnsi="Arial" w:cs="Arial"/>
@@ -15483,7 +15545,7 @@
         <w:spacing w:after="0" w:line="480" w:lineRule="auto"/>
         <w:jc w:val="both"/>
         <w:rPr>
-          <w:del w:id="251" w:author="Проект новой редакции" w:date="2026-10-23T13:54:00Z"/>
+          <w:del w:id="264" w:author="Проект новой редакции" w:date="2026-10-29T11:52:00Z"/>
           <w:rFonts w:ascii="Arial" w:hAnsi="Arial" w:cs="Arial"/>
           <w:sz w:val="28"/>
           <w:szCs w:val="28"/>
@@ -15496,7 +15558,7 @@
         <w:spacing w:after="0" w:line="480" w:lineRule="auto"/>
         <w:jc w:val="both"/>
         <w:rPr>
-          <w:del w:id="252" w:author="Проект новой редакции" w:date="2026-10-23T13:54:00Z"/>
+          <w:del w:id="265" w:author="Проект новой редакции" w:date="2026-10-29T11:52:00Z"/>
           <w:rFonts w:ascii="Arial" w:hAnsi="Arial" w:cs="Arial"/>
           <w:sz w:val="28"/>
           <w:szCs w:val="28"/>
@@ -15509,7 +15571,7 @@
         <w:spacing w:after="0" w:line="480" w:lineRule="auto"/>
         <w:jc w:val="both"/>
         <w:rPr>
-          <w:del w:id="253" w:author="Проект новой редакции" w:date="2026-10-23T13:54:00Z"/>
+          <w:del w:id="266" w:author="Проект новой редакции" w:date="2026-10-29T11:52:00Z"/>
           <w:rFonts w:ascii="Arial" w:hAnsi="Arial" w:cs="Arial"/>
           <w:sz w:val="28"/>
           <w:szCs w:val="28"/>
@@ -15522,7 +15584,7 @@
         <w:spacing w:after="0" w:line="480" w:lineRule="auto"/>
         <w:jc w:val="both"/>
         <w:rPr>
-          <w:del w:id="254" w:author="Проект новой редакции" w:date="2026-10-23T13:54:00Z"/>
+          <w:del w:id="267" w:author="Проект новой редакции" w:date="2026-10-29T11:52:00Z"/>
           <w:rFonts w:ascii="Arial" w:hAnsi="Arial" w:cs="Arial"/>
           <w:sz w:val="28"/>
           <w:szCs w:val="28"/>
@@ -15535,7 +15597,7 @@
         <w:spacing w:after="0" w:line="480" w:lineRule="auto"/>
         <w:jc w:val="both"/>
         <w:rPr>
-          <w:del w:id="255" w:author="Проект новой редакции" w:date="2026-10-23T13:54:00Z"/>
+          <w:del w:id="268" w:author="Проект новой редакции" w:date="2026-10-29T11:52:00Z"/>
           <w:rFonts w:ascii="Arial" w:hAnsi="Arial" w:cs="Arial"/>
           <w:sz w:val="28"/>
           <w:szCs w:val="28"/>
@@ -15548,7 +15610,7 @@
         <w:spacing w:after="0" w:line="480" w:lineRule="auto"/>
         <w:jc w:val="both"/>
         <w:rPr>
-          <w:del w:id="256" w:author="Проект новой редакции" w:date="2026-10-23T13:54:00Z"/>
+          <w:del w:id="269" w:author="Проект новой редакции" w:date="2026-10-29T11:52:00Z"/>
           <w:rFonts w:ascii="Arial" w:hAnsi="Arial" w:cs="Arial"/>
           <w:sz w:val="28"/>
           <w:szCs w:val="28"/>
@@ -15561,7 +15623,7 @@
         <w:spacing w:after="0" w:line="480" w:lineRule="auto"/>
         <w:jc w:val="both"/>
         <w:rPr>
-          <w:del w:id="257" w:author="Проект новой редакции" w:date="2026-10-23T13:54:00Z"/>
+          <w:del w:id="270" w:author="Проект новой редакции" w:date="2026-10-29T11:52:00Z"/>
           <w:rFonts w:ascii="Arial" w:hAnsi="Arial" w:cs="Arial"/>
           <w:sz w:val="28"/>
           <w:szCs w:val="28"/>
@@ -15574,7 +15636,7 @@
         <w:spacing w:after="0" w:line="480" w:lineRule="auto"/>
         <w:jc w:val="both"/>
         <w:rPr>
-          <w:del w:id="258" w:author="Проект новой редакции" w:date="2026-10-23T13:54:00Z"/>
+          <w:del w:id="271" w:author="Проект новой редакции" w:date="2026-10-29T11:52:00Z"/>
           <w:rFonts w:ascii="Arial" w:hAnsi="Arial" w:cs="Arial"/>
           <w:sz w:val="28"/>
           <w:szCs w:val="28"/>
@@ -15587,7 +15649,7 @@
         <w:spacing w:after="0" w:line="480" w:lineRule="auto"/>
         <w:jc w:val="both"/>
         <w:rPr>
-          <w:del w:id="259" w:author="Проект новой редакции" w:date="2026-10-23T13:54:00Z"/>
+          <w:del w:id="272" w:author="Проект новой редакции" w:date="2026-10-29T11:52:00Z"/>
           <w:rFonts w:ascii="Arial" w:hAnsi="Arial" w:cs="Arial"/>
           <w:sz w:val="28"/>
           <w:szCs w:val="28"/>
@@ -15600,7 +15662,7 @@
         <w:spacing w:after="0" w:line="480" w:lineRule="auto"/>
         <w:jc w:val="both"/>
         <w:rPr>
-          <w:del w:id="260" w:author="Проект новой редакции" w:date="2026-10-23T13:54:00Z"/>
+          <w:del w:id="273" w:author="Проект новой редакции" w:date="2026-10-29T11:52:00Z"/>
           <w:rFonts w:ascii="Arial" w:hAnsi="Arial" w:cs="Arial"/>
           <w:sz w:val="28"/>
           <w:szCs w:val="28"/>
@@ -15613,7 +15675,7 @@
         <w:spacing w:after="0" w:line="480" w:lineRule="auto"/>
         <w:jc w:val="both"/>
         <w:rPr>
-          <w:del w:id="261" w:author="Проект новой редакции" w:date="2026-10-23T13:54:00Z"/>
+          <w:del w:id="274" w:author="Проект новой редакции" w:date="2026-10-29T11:52:00Z"/>
           <w:rFonts w:ascii="Arial" w:hAnsi="Arial" w:cs="Arial"/>
           <w:sz w:val="28"/>
           <w:szCs w:val="28"/>
@@ -15626,7 +15688,7 @@
         <w:spacing w:after="0" w:line="480" w:lineRule="auto"/>
         <w:jc w:val="both"/>
         <w:rPr>
-          <w:del w:id="262" w:author="Проект новой редакции" w:date="2026-10-23T13:54:00Z"/>
+          <w:del w:id="275" w:author="Проект новой редакции" w:date="2026-10-29T11:52:00Z"/>
           <w:rFonts w:ascii="Arial" w:hAnsi="Arial" w:cs="Arial"/>
           <w:sz w:val="28"/>
           <w:szCs w:val="28"/>
@@ -15639,7 +15701,7 @@
         <w:spacing w:after="0" w:line="480" w:lineRule="auto"/>
         <w:jc w:val="both"/>
         <w:rPr>
-          <w:del w:id="263" w:author="Проект новой редакции" w:date="2026-10-23T13:54:00Z"/>
+          <w:del w:id="276" w:author="Проект новой редакции" w:date="2026-10-29T11:52:00Z"/>
           <w:rFonts w:ascii="Arial" w:hAnsi="Arial" w:cs="Arial"/>
           <w:sz w:val="28"/>
           <w:szCs w:val="28"/>
@@ -15652,7 +15714,7 @@
         <w:spacing w:after="0" w:line="480" w:lineRule="auto"/>
         <w:jc w:val="both"/>
         <w:rPr>
-          <w:del w:id="264" w:author="Проект новой редакции" w:date="2026-10-23T13:54:00Z"/>
+          <w:del w:id="277" w:author="Проект новой редакции" w:date="2026-10-29T11:52:00Z"/>
           <w:rFonts w:ascii="Arial" w:hAnsi="Arial" w:cs="Arial"/>
           <w:sz w:val="28"/>
           <w:szCs w:val="28"/>
@@ -15665,7 +15727,7 @@
         <w:spacing w:after="0" w:line="480" w:lineRule="auto"/>
         <w:jc w:val="both"/>
         <w:rPr>
-          <w:del w:id="265" w:author="Проект новой редакции" w:date="2026-10-23T13:54:00Z"/>
+          <w:del w:id="278" w:author="Проект новой редакции" w:date="2026-10-29T11:52:00Z"/>
           <w:rFonts w:ascii="Arial" w:hAnsi="Arial" w:cs="Arial"/>
           <w:sz w:val="28"/>
           <w:szCs w:val="28"/>
@@ -15678,7 +15740,7 @@
         <w:spacing w:after="0" w:line="480" w:lineRule="auto"/>
         <w:jc w:val="both"/>
         <w:rPr>
-          <w:del w:id="266" w:author="Проект новой редакции" w:date="2026-10-23T13:54:00Z"/>
+          <w:del w:id="279" w:author="Проект новой редакции" w:date="2026-10-29T11:52:00Z"/>
           <w:rFonts w:ascii="Arial" w:hAnsi="Arial" w:cs="Arial"/>
           <w:sz w:val="28"/>
           <w:szCs w:val="28"/>
@@ -15691,7 +15753,7 @@
         <w:spacing w:after="0" w:line="480" w:lineRule="auto"/>
         <w:jc w:val="both"/>
         <w:rPr>
-          <w:del w:id="267" w:author="Проект новой редакции" w:date="2026-10-23T13:54:00Z"/>
+          <w:del w:id="280" w:author="Проект новой редакции" w:date="2026-10-29T11:52:00Z"/>
           <w:rFonts w:ascii="Arial" w:hAnsi="Arial" w:cs="Arial"/>
           <w:sz w:val="28"/>
           <w:szCs w:val="28"/>
@@ -15704,7 +15766,7 @@
         <w:spacing w:after="0" w:line="480" w:lineRule="auto"/>
         <w:jc w:val="both"/>
         <w:rPr>
-          <w:del w:id="268" w:author="Проект новой редакции" w:date="2026-10-23T13:54:00Z"/>
+          <w:del w:id="281" w:author="Проект новой редакции" w:date="2026-10-29T11:52:00Z"/>
           <w:rFonts w:ascii="Arial" w:hAnsi="Arial" w:cs="Arial"/>
           <w:sz w:val="28"/>
           <w:szCs w:val="28"/>
@@ -15717,7 +15779,7 @@
         <w:spacing w:after="0" w:line="480" w:lineRule="auto"/>
         <w:jc w:val="both"/>
         <w:rPr>
-          <w:del w:id="269" w:author="Проект новой редакции" w:date="2026-10-23T13:54:00Z"/>
+          <w:del w:id="282" w:author="Проект новой редакции" w:date="2026-10-29T11:52:00Z"/>
           <w:rFonts w:ascii="Arial" w:hAnsi="Arial" w:cs="Arial"/>
           <w:sz w:val="28"/>
           <w:szCs w:val="28"/>
@@ -15730,7 +15792,7 @@
         <w:spacing w:after="0" w:line="480" w:lineRule="auto"/>
         <w:jc w:val="both"/>
         <w:rPr>
-          <w:del w:id="270" w:author="Проект новой редакции" w:date="2026-10-23T13:54:00Z"/>
+          <w:del w:id="283" w:author="Проект новой редакции" w:date="2026-10-29T11:52:00Z"/>
           <w:rFonts w:ascii="Arial" w:hAnsi="Arial" w:cs="Arial"/>
           <w:sz w:val="28"/>
           <w:szCs w:val="28"/>
@@ -15750,7 +15812,7 @@
           <w:lang w:val="en-US"/>
         </w:rPr>
       </w:pPr>
-      <w:del w:id="271" w:author="Проект новой редакции" w:date="2026-10-23T13:54:00Z">
+      <w:del w:id="284" w:author="Проект новой редакции" w:date="2026-10-29T11:52:00Z">
         <w:r>
           <w:rPr>
             <w:rFonts w:ascii="Arial" w:hAnsi="Arial" w:cs="Arial"/>
@@ -15805,7 +15867,7 @@
         </w:rPr>
         <w:t xml:space="preserve">1. </w:t>
       </w:r>
-      <w:ins w:id="272" w:author="Проект новой редакции" w:date="2026-10-23T13:54:00Z">
+      <w:ins w:id="285" w:author="Проект новой редакции" w:date="2026-10-29T11:52:00Z">
         <w:r>
           <w:rPr>
             <w:rFonts w:ascii="Arial" w:hAnsi="Arial" w:cs="Arial"/>
@@ -15843,7 +15905,7 @@
           <w:t xml:space="preserve"> Mr Yerlik Karazhan ____________________ (signature)</w:t>
         </w:r>
       </w:ins>
-      <w:del w:id="273" w:author="Проект новой редакции" w:date="2026-10-23T13:54:00Z">
+      <w:del w:id="286" w:author="Проект новой редакции" w:date="2026-10-29T11:52:00Z">
         <w:r>
           <w:rPr>
             <w:rFonts w:ascii="Arial" w:hAnsi="Arial" w:cs="Arial"/>
@@ -15862,14 +15924,14 @@
         <w:ind w:left="0"/>
         <w:jc w:val="both"/>
         <w:rPr>
-          <w:ins w:id="274" w:author="Проект новой редакции" w:date="2026-10-23T13:54:00Z"/>
-          <w:rFonts w:ascii="Arial" w:hAnsi="Arial" w:cs="Arial"/>
-          <w:sz w:val="28"/>
-          <w:szCs w:val="28"/>
-          <w:lang w:val="en-US"/>
-        </w:rPr>
-      </w:pPr>
-      <w:ins w:id="275" w:author="Проект новой редакции" w:date="2026-10-23T13:54:00Z">
+          <w:ins w:id="287" w:author="Проект новой редакции" w:date="2026-10-29T11:52:00Z"/>
+          <w:rFonts w:ascii="Arial" w:hAnsi="Arial" w:cs="Arial"/>
+          <w:sz w:val="28"/>
+          <w:szCs w:val="28"/>
+          <w:lang w:val="en-US"/>
+        </w:rPr>
+      </w:pPr>
+      <w:ins w:id="288" w:author="Проект новой редакции" w:date="2026-10-29T11:52:00Z">
         <w:r>
           <w:rPr>
             <w:rFonts w:ascii="Arial" w:hAnsi="Arial" w:cs="Arial"/>
@@ -16057,7 +16119,7 @@
             <w:rStyle w:val="a8"/>
             <w:noProof/>
           </w:rPr>
-          <w:t>10</w:t>
+          <w:t>2</w:t>
         </w:r>
         <w:r>
           <w:rPr>
@@ -17024,7 +17086,7 @@
     <w:link w:val="af"/>
     <w:uiPriority w:val="99"/>
     <w:unhideWhenUsed/>
-    <w:rsid w:val="00EA6CCF"/>
+    <w:rsid w:val="00DA0B40"/>
     <w:pPr>
       <w:tabs>
         <w:tab w:val="center" w:pos="4677"/>
@@ -17038,14 +17100,14 @@
     <w:basedOn w:val="a0"/>
     <w:link w:val="ae"/>
     <w:uiPriority w:val="99"/>
-    <w:rsid w:val="00EA6CCF"/>
+    <w:rsid w:val="00DA0B40"/>
   </w:style>
   <w:style w:type="paragraph" w:styleId="af0">
     <w:name w:val="Revision"/>
     <w:hidden/>
     <w:uiPriority w:val="99"/>
     <w:semiHidden/>
-    <w:rsid w:val="00EA6CCF"/>
+    <w:rsid w:val="00DA0B40"/>
     <w:pPr>
       <w:spacing w:after="0" w:line="240" w:lineRule="auto"/>
     </w:pPr>

--- a/Устав/_документы/С выделением — By-laws CACF.docx
+++ b/Устав/_документы/С выделением — By-laws CACF.docx
@@ -7,7 +7,7 @@
         <w:spacing w:after="0" w:line="276" w:lineRule="auto"/>
         <w:jc w:val="right"/>
         <w:rPr>
-          <w:ins w:id="0" w:author="Проект новой редакции" w:date="2026-10-29T11:52:00Z"/>
+          <w:ins w:id="0" w:author="Проект новой редакции" w:date="2026-10-29T12:18:00Z"/>
           <w:rFonts w:ascii="Arial" w:hAnsi="Arial" w:cs="Arial"/>
           <w:b/>
           <w:sz w:val="28"/>
@@ -17,7 +17,7 @@
       </w:pPr>
       <w:bookmarkStart w:id="1" w:name="_GoBack"/>
       <w:bookmarkEnd w:id="1"/>
-      <w:ins w:id="2" w:author="Проект новой редакции" w:date="2026-10-29T11:52:00Z">
+      <w:ins w:id="2" w:author="Проект новой редакции" w:date="2026-10-29T12:18:00Z">
         <w:r>
           <w:rPr>
             <w:rFonts w:ascii="Arial" w:hAnsi="Arial" w:cs="Arial"/>
@@ -36,14 +36,14 @@
         <w:spacing w:after="0" w:line="276" w:lineRule="auto"/>
         <w:jc w:val="both"/>
         <w:rPr>
-          <w:del w:id="3" w:author="Проект новой редакции" w:date="2026-10-29T11:52:00Z"/>
+          <w:del w:id="3" w:author="Проект новой редакции" w:date="2026-10-29T12:18:00Z"/>
           <w:rFonts w:ascii="Arial" w:hAnsi="Arial" w:cs="Arial"/>
           <w:sz w:val="28"/>
           <w:szCs w:val="28"/>
           <w:lang w:val="kk-KZ"/>
         </w:rPr>
       </w:pPr>
-      <w:del w:id="4" w:author="Проект новой редакции" w:date="2026-10-29T11:52:00Z">
+      <w:del w:id="4" w:author="Проект новой редакции" w:date="2026-10-29T12:18:00Z">
         <w:r>
           <w:rPr>
             <w:rFonts w:ascii="Arial" w:hAnsi="Arial" w:cs="Arial"/>
@@ -175,7 +175,7 @@
         </w:rPr>
         <w:t>CENTRAL ASIA CLIMATE FOUNDATION</w:t>
       </w:r>
-      <w:del w:id="5" w:author="Проект новой редакции" w:date="2026-10-29T11:52:00Z">
+      <w:del w:id="5" w:author="Проект новой редакции" w:date="2026-10-29T12:18:00Z">
         <w:r>
           <w:rPr>
             <w:rFonts w:ascii="Arial" w:hAnsi="Arial" w:cs="Arial"/>
@@ -386,7 +386,7 @@
         </w:rPr>
         <w:t xml:space="preserve"> 2024</w:t>
       </w:r>
-      <w:ins w:id="6" w:author="Проект новой редакции" w:date="2026-10-29T11:52:00Z">
+      <w:ins w:id="6" w:author="Проект новой редакции" w:date="2026-10-29T12:18:00Z">
         <w:r>
           <w:rPr>
             <w:rFonts w:ascii="Arial" w:hAnsi="Arial" w:cs="Arial"/>
@@ -526,7 +526,7 @@
         </w:rPr>
         <w:t>Approval Date</w:t>
       </w:r>
-      <w:ins w:id="7" w:author="Проект новой редакции" w:date="2026-10-29T11:52:00Z">
+      <w:ins w:id="7" w:author="Проект новой редакции" w:date="2026-10-29T12:18:00Z">
         <w:r>
           <w:rPr>
             <w:rFonts w:ascii="Arial" w:hAnsi="Arial" w:cs="Arial"/>
@@ -537,7 +537,7 @@
           <w:t xml:space="preserve"> of the new version: «___» __________ 2026</w:t>
         </w:r>
       </w:ins>
-      <w:del w:id="8" w:author="Проект новой редакции" w:date="2026-10-29T11:52:00Z">
+      <w:del w:id="8" w:author="Проект новой редакции" w:date="2026-10-29T12:18:00Z">
         <w:r>
           <w:rPr>
             <w:rFonts w:ascii="Arial" w:hAnsi="Arial" w:cs="Arial"/>
@@ -578,7 +578,7 @@
           <w:lang w:val="en-US"/>
         </w:rPr>
       </w:pPr>
-      <w:ins w:id="9" w:author="Проект новой редакции" w:date="2026-10-29T11:52:00Z">
+      <w:ins w:id="9" w:author="Проект новой редакции" w:date="2026-10-29T12:18:00Z">
         <w:r>
           <w:rPr>
             <w:rFonts w:ascii="Arial" w:hAnsi="Arial" w:cs="Arial"/>
@@ -589,7 +589,7 @@
           <w:t>The initial version adopted</w:t>
         </w:r>
       </w:ins>
-      <w:del w:id="10" w:author="Проект новой редакции" w:date="2026-10-29T11:52:00Z">
+      <w:del w:id="10" w:author="Проект новой редакции" w:date="2026-10-29T12:18:00Z">
         <w:r>
           <w:rPr>
             <w:rFonts w:ascii="Arial" w:hAnsi="Arial" w:cs="Arial"/>
@@ -627,7 +627,7 @@
         </w:rPr>
         <w:t xml:space="preserve"> </w:t>
       </w:r>
-      <w:ins w:id="11" w:author="Проект новой редакции" w:date="2026-10-29T11:52:00Z">
+      <w:ins w:id="11" w:author="Проект новой редакции" w:date="2026-10-29T12:18:00Z">
         <w:r>
           <w:rPr>
             <w:rFonts w:ascii="Arial" w:hAnsi="Arial" w:cs="Arial"/>
@@ -638,7 +638,7 @@
           <w:t>dated</w:t>
         </w:r>
       </w:ins>
-      <w:del w:id="12" w:author="Проект новой редакции" w:date="2026-10-29T11:52:00Z">
+      <w:del w:id="12" w:author="Проект новой редакции" w:date="2026-10-29T12:18:00Z">
         <w:r>
           <w:rPr>
             <w:rFonts w:ascii="Arial" w:hAnsi="Arial" w:cs="Arial"/>
@@ -913,7 +913,7 @@
         </w:rPr>
         <w:t xml:space="preserve">3. THE GUARDIAN COUNCIL………………………………………………… </w:t>
       </w:r>
-      <w:ins w:id="13" w:author="Проект новой редакции" w:date="2026-10-29T11:52:00Z">
+      <w:ins w:id="13" w:author="Проект новой редакции" w:date="2026-10-29T12:18:00Z">
         <w:r>
           <w:rPr>
             <w:rFonts w:ascii="Arial" w:hAnsi="Arial" w:cs="Arial"/>
@@ -925,7 +925,7 @@
           <w:t>5</w:t>
         </w:r>
       </w:ins>
-      <w:del w:id="14" w:author="Проект новой редакции" w:date="2026-10-29T11:52:00Z">
+      <w:del w:id="14" w:author="Проект новой редакции" w:date="2026-10-29T12:18:00Z">
         <w:r>
           <w:rPr>
             <w:rFonts w:ascii="Arial" w:hAnsi="Arial" w:cs="Arial"/>
@@ -943,7 +943,7 @@
         <w:spacing w:after="0" w:line="360" w:lineRule="auto"/>
         <w:jc w:val="both"/>
         <w:rPr>
-          <w:ins w:id="15" w:author="Проект новой редакции" w:date="2026-10-29T11:52:00Z"/>
+          <w:ins w:id="15" w:author="Проект новой редакции" w:date="2026-10-29T12:18:00Z"/>
           <w:rFonts w:ascii="Arial" w:hAnsi="Arial" w:cs="Arial"/>
           <w:b/>
           <w:sz w:val="28"/>
@@ -961,7 +961,7 @@
         </w:rPr>
         <w:t xml:space="preserve">4. MEETINGS OF THE GUARDIAN COUNCIL……………………………… </w:t>
       </w:r>
-      <w:ins w:id="16" w:author="Проект новой редакции" w:date="2026-10-29T11:52:00Z">
+      <w:ins w:id="16" w:author="Проект новой редакции" w:date="2026-10-29T12:18:00Z">
         <w:r>
           <w:rPr>
             <w:rFonts w:ascii="Arial" w:hAnsi="Arial" w:cs="Arial"/>
@@ -979,7 +979,7 @@
         <w:spacing w:after="0" w:line="360" w:lineRule="auto"/>
         <w:jc w:val="both"/>
         <w:rPr>
-          <w:del w:id="17" w:author="Проект новой редакции" w:date="2026-10-29T11:52:00Z"/>
+          <w:del w:id="17" w:author="Проект новой редакции" w:date="2026-10-29T12:18:00Z"/>
           <w:rFonts w:ascii="Arial" w:hAnsi="Arial" w:cs="Arial"/>
           <w:b/>
           <w:sz w:val="28"/>
@@ -1010,7 +1010,7 @@
           <w:lang w:val="en-GB"/>
         </w:rPr>
       </w:pPr>
-      <w:del w:id="18" w:author="Проект новой редакции" w:date="2026-10-29T11:52:00Z">
+      <w:del w:id="18" w:author="Проект новой редакции" w:date="2026-10-29T12:18:00Z">
         <w:r>
           <w:rPr>
             <w:rFonts w:ascii="Arial" w:hAnsi="Arial" w:cs="Arial"/>
@@ -1032,7 +1032,7 @@
         </w:rPr>
         <w:t xml:space="preserve">. APPOINTMENT AND RETIREMENT OF MEMBERS OF GUARDIAN COUNCIL………………………………………………………………………… </w:t>
       </w:r>
-      <w:ins w:id="19" w:author="Проект новой редакции" w:date="2026-10-29T11:52:00Z">
+      <w:ins w:id="19" w:author="Проект новой редакции" w:date="2026-10-29T12:18:00Z">
         <w:r>
           <w:rPr>
             <w:rFonts w:ascii="Arial" w:hAnsi="Arial" w:cs="Arial"/>
@@ -1044,7 +1044,7 @@
           <w:t>7</w:t>
         </w:r>
       </w:ins>
-      <w:del w:id="20" w:author="Проект новой редакции" w:date="2026-10-29T11:52:00Z">
+      <w:del w:id="20" w:author="Проект новой редакции" w:date="2026-10-29T12:18:00Z">
         <w:r>
           <w:rPr>
             <w:rFonts w:ascii="Arial" w:hAnsi="Arial" w:cs="Arial"/>
@@ -1079,7 +1079,7 @@
         </w:rPr>
         <w:t xml:space="preserve">6. THE MANAGEMENT COUNCIL……………………………………………. </w:t>
       </w:r>
-      <w:ins w:id="21" w:author="Проект новой редакции" w:date="2026-10-29T11:52:00Z">
+      <w:ins w:id="21" w:author="Проект новой редакции" w:date="2026-10-29T12:18:00Z">
         <w:r>
           <w:rPr>
             <w:rFonts w:ascii="Arial" w:hAnsi="Arial" w:cs="Arial"/>
@@ -1091,7 +1091,7 @@
           <w:t>8</w:t>
         </w:r>
       </w:ins>
-      <w:del w:id="22" w:author="Проект новой редакции" w:date="2026-10-29T11:52:00Z">
+      <w:del w:id="22" w:author="Проект новой редакции" w:date="2026-10-29T12:18:00Z">
         <w:r>
           <w:rPr>
             <w:rFonts w:ascii="Arial" w:hAnsi="Arial" w:cs="Arial"/>
@@ -1126,7 +1126,7 @@
         </w:rPr>
         <w:t xml:space="preserve">7. APPOINTMENT AND RETIREMENT OF MEMBERS OF THE COUNCIL………………………………………………………………………… </w:t>
       </w:r>
-      <w:ins w:id="23" w:author="Проект новой редакции" w:date="2026-10-29T11:52:00Z">
+      <w:ins w:id="23" w:author="Проект новой редакции" w:date="2026-10-29T12:18:00Z">
         <w:r>
           <w:rPr>
             <w:rFonts w:ascii="Arial" w:hAnsi="Arial" w:cs="Arial"/>
@@ -1138,7 +1138,7 @@
           <w:t>8</w:t>
         </w:r>
       </w:ins>
-      <w:del w:id="24" w:author="Проект новой редакции" w:date="2026-10-29T11:52:00Z">
+      <w:del w:id="24" w:author="Проект новой редакции" w:date="2026-10-29T12:18:00Z">
         <w:r>
           <w:rPr>
             <w:rFonts w:ascii="Arial" w:hAnsi="Arial" w:cs="Arial"/>
@@ -1173,7 +1173,7 @@
         </w:rPr>
         <w:t xml:space="preserve">8. POWERS AND FUNCTIONS OF THE MANAGEMENT COUNCIL……. </w:t>
       </w:r>
-      <w:ins w:id="25" w:author="Проект новой редакции" w:date="2026-10-29T11:52:00Z">
+      <w:ins w:id="25" w:author="Проект новой редакции" w:date="2026-10-29T12:18:00Z">
         <w:r>
           <w:rPr>
             <w:rFonts w:ascii="Arial" w:hAnsi="Arial" w:cs="Arial"/>
@@ -1185,7 +1185,7 @@
           <w:t>10</w:t>
         </w:r>
       </w:ins>
-      <w:del w:id="26" w:author="Проект новой редакции" w:date="2026-10-29T11:52:00Z">
+      <w:del w:id="26" w:author="Проект новой редакции" w:date="2026-10-29T12:18:00Z">
         <w:r>
           <w:rPr>
             <w:rFonts w:ascii="Arial" w:hAnsi="Arial" w:cs="Arial"/>
@@ -1220,7 +1220,7 @@
         </w:rPr>
         <w:t xml:space="preserve">9. REMUNERATION AND EXPENSES OF MEMBERS OF THE </w:t>
       </w:r>
-      <w:ins w:id="27" w:author="Проект новой редакции" w:date="2026-10-29T11:52:00Z">
+      <w:ins w:id="27" w:author="Проект новой редакции" w:date="2026-10-29T12:18:00Z">
         <w:r>
           <w:rPr>
             <w:rFonts w:ascii="Arial" w:hAnsi="Arial" w:cs="Arial"/>
@@ -1232,7 +1232,7 @@
           <w:t>COUNCILS……………………………………………………………………… 12</w:t>
         </w:r>
       </w:ins>
-      <w:del w:id="28" w:author="Проект новой редакции" w:date="2026-10-29T11:52:00Z">
+      <w:del w:id="28" w:author="Проект новой редакции" w:date="2026-10-29T12:18:00Z">
         <w:r>
           <w:rPr>
             <w:rFonts w:ascii="Arial" w:hAnsi="Arial" w:cs="Arial"/>
@@ -1296,7 +1296,7 @@
         </w:rPr>
         <w:t xml:space="preserve">10. MEETINGS OF THE MANAGEMENT COUNCIL………….…………... </w:t>
       </w:r>
-      <w:ins w:id="29" w:author="Проект новой редакции" w:date="2026-10-29T11:52:00Z">
+      <w:ins w:id="29" w:author="Проект новой редакции" w:date="2026-10-29T12:18:00Z">
         <w:r>
           <w:rPr>
             <w:rFonts w:ascii="Arial" w:hAnsi="Arial" w:cs="Arial"/>
@@ -1308,7 +1308,7 @@
           <w:t>12</w:t>
         </w:r>
       </w:ins>
-      <w:del w:id="30" w:author="Проект новой редакции" w:date="2026-10-29T11:52:00Z">
+      <w:del w:id="30" w:author="Проект новой редакции" w:date="2026-10-29T12:18:00Z">
         <w:r>
           <w:rPr>
             <w:rFonts w:ascii="Arial" w:hAnsi="Arial" w:cs="Arial"/>
@@ -1343,7 +1343,7 @@
         </w:rPr>
         <w:t xml:space="preserve">11. PROCEEDINGS OF THE COUNCIL……………………………………. </w:t>
       </w:r>
-      <w:ins w:id="31" w:author="Проект новой редакции" w:date="2026-10-29T11:52:00Z">
+      <w:ins w:id="31" w:author="Проект новой редакции" w:date="2026-10-29T12:18:00Z">
         <w:r>
           <w:rPr>
             <w:rFonts w:ascii="Arial" w:hAnsi="Arial" w:cs="Arial"/>
@@ -1355,7 +1355,7 @@
           <w:t>12</w:t>
         </w:r>
       </w:ins>
-      <w:del w:id="32" w:author="Проект новой редакции" w:date="2026-10-29T11:52:00Z">
+      <w:del w:id="32" w:author="Проект новой редакции" w:date="2026-10-29T12:18:00Z">
         <w:r>
           <w:rPr>
             <w:rFonts w:ascii="Arial" w:hAnsi="Arial" w:cs="Arial"/>
@@ -1390,7 +1390,7 @@
         </w:rPr>
         <w:t xml:space="preserve">12. MINUTES…………………………………………………………………... </w:t>
       </w:r>
-      <w:ins w:id="33" w:author="Проект новой редакции" w:date="2026-10-29T11:52:00Z">
+      <w:ins w:id="33" w:author="Проект новой редакции" w:date="2026-10-29T12:18:00Z">
         <w:r>
           <w:rPr>
             <w:rFonts w:ascii="Arial" w:hAnsi="Arial" w:cs="Arial"/>
@@ -1402,7 +1402,7 @@
           <w:t>13</w:t>
         </w:r>
       </w:ins>
-      <w:del w:id="34" w:author="Проект новой редакции" w:date="2026-10-29T11:52:00Z">
+      <w:del w:id="34" w:author="Проект новой редакции" w:date="2026-10-29T12:18:00Z">
         <w:r>
           <w:rPr>
             <w:rFonts w:ascii="Arial" w:hAnsi="Arial" w:cs="Arial"/>
@@ -1438,7 +1438,7 @@
         <w:lastRenderedPageBreak/>
         <w:t xml:space="preserve">13. SECRETARY…………………………………………………………….… </w:t>
       </w:r>
-      <w:ins w:id="35" w:author="Проект новой редакции" w:date="2026-10-29T11:52:00Z">
+      <w:ins w:id="35" w:author="Проект новой редакции" w:date="2026-10-29T12:18:00Z">
         <w:r>
           <w:rPr>
             <w:rFonts w:ascii="Arial" w:hAnsi="Arial" w:cs="Arial"/>
@@ -1450,7 +1450,7 @@
           <w:t>13</w:t>
         </w:r>
       </w:ins>
-      <w:del w:id="36" w:author="Проект новой редакции" w:date="2026-10-29T11:52:00Z">
+      <w:del w:id="36" w:author="Проект новой редакции" w:date="2026-10-29T12:18:00Z">
         <w:r>
           <w:rPr>
             <w:rFonts w:ascii="Arial" w:hAnsi="Arial" w:cs="Arial"/>
@@ -1485,7 +1485,7 @@
         </w:rPr>
         <w:t xml:space="preserve">14. FOUNDATION PROPERTY AND INCOME……………………………. </w:t>
       </w:r>
-      <w:ins w:id="37" w:author="Проект новой редакции" w:date="2026-10-29T11:52:00Z">
+      <w:ins w:id="37" w:author="Проект новой редакции" w:date="2026-10-29T12:18:00Z">
         <w:r>
           <w:rPr>
             <w:rFonts w:ascii="Arial" w:hAnsi="Arial" w:cs="Arial"/>
@@ -1497,7 +1497,7 @@
           <w:t>13</w:t>
         </w:r>
       </w:ins>
-      <w:del w:id="38" w:author="Проект новой редакции" w:date="2026-10-29T11:52:00Z">
+      <w:del w:id="38" w:author="Проект новой редакции" w:date="2026-10-29T12:18:00Z">
         <w:r>
           <w:rPr>
             <w:rFonts w:ascii="Arial" w:hAnsi="Arial" w:cs="Arial"/>
@@ -1515,7 +1515,7 @@
         <w:spacing w:after="0" w:line="360" w:lineRule="auto"/>
         <w:jc w:val="both"/>
         <w:rPr>
-          <w:ins w:id="39" w:author="Проект новой редакции" w:date="2026-10-29T11:52:00Z"/>
+          <w:ins w:id="39" w:author="Проект новой редакции" w:date="2026-10-29T12:18:00Z"/>
           <w:rFonts w:ascii="Arial" w:hAnsi="Arial" w:cs="Arial"/>
           <w:b/>
           <w:sz w:val="28"/>
@@ -1523,7 +1523,7 @@
           <w:lang w:val="en-GB"/>
         </w:rPr>
       </w:pPr>
-      <w:ins w:id="40" w:author="Проект новой редакции" w:date="2026-10-29T11:52:00Z">
+      <w:ins w:id="40" w:author="Проект новой редакции" w:date="2026-10-29T12:18:00Z">
         <w:r>
           <w:rPr>
             <w:rFonts w:ascii="Arial" w:hAnsi="Arial" w:cs="Arial"/>
@@ -1541,7 +1541,7 @@
         <w:spacing w:after="0" w:line="360" w:lineRule="auto"/>
         <w:jc w:val="both"/>
         <w:rPr>
-          <w:del w:id="41" w:author="Проект новой редакции" w:date="2026-10-29T11:52:00Z"/>
+          <w:del w:id="41" w:author="Проект новой редакции" w:date="2026-10-29T12:18:00Z"/>
           <w:rFonts w:ascii="Arial" w:hAnsi="Arial" w:cs="Arial"/>
           <w:b/>
           <w:sz w:val="28"/>
@@ -1549,7 +1549,7 @@
           <w:lang w:val="en-GB"/>
         </w:rPr>
       </w:pPr>
-      <w:del w:id="42" w:author="Проект новой редакции" w:date="2026-10-29T11:52:00Z">
+      <w:del w:id="42" w:author="Проект новой редакции" w:date="2026-10-29T12:18:00Z">
         <w:r>
           <w:rPr>
             <w:rFonts w:ascii="Arial" w:hAnsi="Arial" w:cs="Arial"/>
@@ -1594,7 +1594,7 @@
         </w:rPr>
         <w:t>16</w:t>
       </w:r>
-      <w:ins w:id="43" w:author="Проект новой редакции" w:date="2026-10-29T11:52:00Z">
+      <w:ins w:id="43" w:author="Проект новой редакции" w:date="2026-10-29T12:18:00Z">
         <w:r>
           <w:rPr>
             <w:rFonts w:ascii="Arial" w:hAnsi="Arial" w:cs="Arial"/>
@@ -1606,7 +1606,7 @@
           <w:t>.</w:t>
         </w:r>
       </w:ins>
-      <w:del w:id="44" w:author="Проект новой редакции" w:date="2026-10-29T11:52:00Z">
+      <w:del w:id="44" w:author="Проект новой редакции" w:date="2026-10-29T12:18:00Z">
         <w:r>
           <w:rPr>
             <w:rFonts w:ascii="Arial" w:hAnsi="Arial" w:cs="Arial"/>
@@ -1628,7 +1628,7 @@
         </w:rPr>
         <w:t xml:space="preserve"> DECLARATION………………………………………………….………... </w:t>
       </w:r>
-      <w:ins w:id="45" w:author="Проект новой редакции" w:date="2026-10-29T11:52:00Z">
+      <w:ins w:id="45" w:author="Проект новой редакции" w:date="2026-10-29T12:18:00Z">
         <w:r>
           <w:rPr>
             <w:rFonts w:ascii="Arial" w:hAnsi="Arial" w:cs="Arial"/>
@@ -1640,7 +1640,7 @@
           <w:t>14</w:t>
         </w:r>
       </w:ins>
-      <w:del w:id="46" w:author="Проект новой редакции" w:date="2026-10-29T11:52:00Z">
+      <w:del w:id="46" w:author="Проект новой редакции" w:date="2026-10-29T12:18:00Z">
         <w:r>
           <w:rPr>
             <w:rFonts w:ascii="Arial" w:hAnsi="Arial" w:cs="Arial"/>
@@ -1668,7 +1668,7 @@
         <w:spacing w:after="0" w:line="360" w:lineRule="auto"/>
         <w:jc w:val="both"/>
         <w:rPr>
-          <w:ins w:id="47" w:author="Проект новой редакции" w:date="2026-10-29T11:52:00Z"/>
+          <w:ins w:id="47" w:author="Проект новой редакции" w:date="2026-10-29T12:18:00Z"/>
           <w:rFonts w:ascii="Arial" w:hAnsi="Arial" w:cs="Arial"/>
           <w:b/>
           <w:sz w:val="28"/>
@@ -1676,7 +1676,7 @@
           <w:lang w:val="en-GB"/>
         </w:rPr>
       </w:pPr>
-      <w:ins w:id="48" w:author="Проект новой редакции" w:date="2026-10-29T11:52:00Z">
+      <w:ins w:id="48" w:author="Проект новой редакции" w:date="2026-10-29T12:18:00Z">
         <w:r>
           <w:rPr>
             <w:rFonts w:ascii="Arial" w:hAnsi="Arial" w:cs="Arial"/>
@@ -1968,7 +1968,7 @@
           <w:lang w:val="en-US"/>
         </w:rPr>
       </w:pPr>
-      <w:ins w:id="49" w:author="Проект новой редакции" w:date="2026-10-29T11:52:00Z">
+      <w:ins w:id="49" w:author="Проект новой редакции" w:date="2026-10-29T12:18:00Z">
         <w:r>
           <w:rPr>
             <w:rFonts w:ascii="Arial" w:hAnsi="Arial" w:cs="Arial"/>
@@ -1979,7 +1979,7 @@
           <w:t>1) “CACF”, “Project Office for Central Asia on climate change and green energy” or</w:t>
         </w:r>
       </w:ins>
-      <w:del w:id="50" w:author="Проект новой редакции" w:date="2026-10-29T11:52:00Z">
+      <w:del w:id="50" w:author="Проект новой редакции" w:date="2026-10-29T12:18:00Z">
         <w:r>
           <w:rPr>
             <w:rFonts w:ascii="Arial" w:hAnsi="Arial" w:cs="Arial"/>
@@ -2261,7 +2261,7 @@
         </w:rPr>
         <w:t xml:space="preserve">of the Foundation </w:t>
       </w:r>
-      <w:ins w:id="51" w:author="Проект новой редакции" w:date="2026-10-29T11:52:00Z">
+      <w:ins w:id="51" w:author="Проект новой редакции" w:date="2026-10-29T12:18:00Z">
         <w:r>
           <w:rPr>
             <w:rFonts w:ascii="Arial" w:hAnsi="Arial" w:cs="Arial"/>
@@ -2272,7 +2272,7 @@
           <w:t xml:space="preserve">headed by the </w:t>
         </w:r>
       </w:ins>
-      <w:del w:id="52" w:author="Проект новой редакции" w:date="2026-10-29T11:52:00Z">
+      <w:del w:id="52" w:author="Проект новой редакции" w:date="2026-10-29T12:18:00Z">
         <w:r>
           <w:rPr>
             <w:rFonts w:ascii="Arial" w:hAnsi="Arial" w:cs="Arial"/>
@@ -2292,7 +2292,7 @@
         </w:rPr>
         <w:t xml:space="preserve">Supreme Guardian and </w:t>
       </w:r>
-      <w:ins w:id="53" w:author="Проект новой редакции" w:date="2026-10-29T11:52:00Z">
+      <w:ins w:id="53" w:author="Проект новой редакции" w:date="2026-10-29T12:18:00Z">
         <w:r>
           <w:rPr>
             <w:rFonts w:ascii="Arial" w:hAnsi="Arial" w:cs="Arial"/>
@@ -2303,7 +2303,7 @@
           <w:t>composed of Guardians</w:t>
         </w:r>
       </w:ins>
-      <w:del w:id="54" w:author="Проект новой редакции" w:date="2026-10-29T11:52:00Z">
+      <w:del w:id="54" w:author="Проект новой редакции" w:date="2026-10-29T12:18:00Z">
         <w:r>
           <w:rPr>
             <w:rFonts w:ascii="Arial" w:hAnsi="Arial" w:cs="Arial"/>
@@ -2381,7 +2381,7 @@
         </w:rPr>
         <w:t xml:space="preserve"> appointed by the Founder</w:t>
       </w:r>
-      <w:ins w:id="55" w:author="Проект новой редакции" w:date="2026-10-29T11:52:00Z">
+      <w:ins w:id="55" w:author="Проект новой редакции" w:date="2026-10-29T12:18:00Z">
         <w:r>
           <w:rPr>
             <w:rFonts w:ascii="Arial" w:hAnsi="Arial" w:cs="Arial"/>
@@ -2392,7 +2392,7 @@
           <w:t>, who is</w:t>
         </w:r>
       </w:ins>
-      <w:del w:id="56" w:author="Проект новой редакции" w:date="2026-10-29T11:52:00Z">
+      <w:del w:id="56" w:author="Проект новой редакции" w:date="2026-10-29T12:18:00Z">
         <w:r>
           <w:rPr>
             <w:rFonts w:ascii="Arial" w:hAnsi="Arial" w:cs="Arial"/>
@@ -2412,7 +2412,7 @@
         </w:rPr>
         <w:t xml:space="preserve"> the </w:t>
       </w:r>
-      <w:ins w:id="57" w:author="Проект новой редакции" w:date="2026-10-29T11:52:00Z">
+      <w:ins w:id="57" w:author="Проект новой редакции" w:date="2026-10-29T12:18:00Z">
         <w:r>
           <w:rPr>
             <w:rFonts w:ascii="Arial" w:hAnsi="Arial" w:cs="Arial"/>
@@ -2423,7 +2423,7 @@
           <w:t>highest officer of the Foundation and performs his/her functions</w:t>
         </w:r>
       </w:ins>
-      <w:del w:id="58" w:author="Проект новой редакции" w:date="2026-10-29T11:52:00Z">
+      <w:del w:id="58" w:author="Проект новой редакции" w:date="2026-10-29T12:18:00Z">
         <w:r>
           <w:rPr>
             <w:rFonts w:ascii="Arial" w:hAnsi="Arial" w:cs="Arial"/>
@@ -2443,7 +2443,7 @@
         </w:rPr>
         <w:t xml:space="preserve"> in </w:t>
       </w:r>
-      <w:ins w:id="59" w:author="Проект новой редакции" w:date="2026-10-29T11:52:00Z">
+      <w:ins w:id="59" w:author="Проект новой редакции" w:date="2026-10-29T12:18:00Z">
         <w:r>
           <w:rPr>
             <w:rFonts w:ascii="Arial" w:hAnsi="Arial" w:cs="Arial"/>
@@ -2454,7 +2454,7 @@
           <w:t>accordance with these</w:t>
         </w:r>
       </w:ins>
-      <w:del w:id="60" w:author="Проект новой редакции" w:date="2026-10-29T11:52:00Z">
+      <w:del w:id="60" w:author="Проект новой редакции" w:date="2026-10-29T12:18:00Z">
         <w:r>
           <w:rPr>
             <w:rFonts w:ascii="Arial" w:hAnsi="Arial" w:cs="Arial"/>
@@ -2518,7 +2518,7 @@
         </w:rPr>
         <w:t xml:space="preserve">“Guardian” means a natural person appointed by the </w:t>
       </w:r>
-      <w:ins w:id="61" w:author="Проект новой редакции" w:date="2026-10-29T11:52:00Z">
+      <w:ins w:id="61" w:author="Проект новой редакции" w:date="2026-10-29T12:18:00Z">
         <w:r>
           <w:rPr>
             <w:rFonts w:ascii="Arial" w:hAnsi="Arial" w:cs="Arial"/>
@@ -2530,7 +2530,7 @@
           <w:t>Supreme Guardian</w:t>
         </w:r>
       </w:ins>
-      <w:del w:id="62" w:author="Проект новой редакции" w:date="2026-10-29T11:52:00Z">
+      <w:del w:id="62" w:author="Проект новой редакции" w:date="2026-10-29T12:18:00Z">
         <w:r>
           <w:rPr>
             <w:rFonts w:ascii="Arial" w:hAnsi="Arial" w:cs="Arial"/>
@@ -3342,7 +3342,7 @@
         </w:rPr>
         <w:t xml:space="preserve"> that are good, clean, clear funds, are free and clear of any liens and encumbrances</w:t>
       </w:r>
-      <w:ins w:id="63" w:author="Проект новой редакции" w:date="2026-10-29T11:52:00Z">
+      <w:ins w:id="63" w:author="Проект новой редакции" w:date="2026-10-29T12:18:00Z">
         <w:r>
           <w:rPr>
             <w:rFonts w:ascii="Arial" w:hAnsi="Arial" w:cs="Arial"/>
@@ -3353,7 +3353,7 @@
           <w:t>;</w:t>
         </w:r>
       </w:ins>
-      <w:del w:id="64" w:author="Проект новой редакции" w:date="2026-10-29T11:52:00Z">
+      <w:del w:id="64" w:author="Проект новой редакции" w:date="2026-10-29T12:18:00Z">
         <w:r>
           <w:rPr>
             <w:rFonts w:ascii="Arial" w:hAnsi="Arial" w:cs="Arial"/>
@@ -3371,14 +3371,14 @@
         <w:ind w:firstLine="993"/>
         <w:jc w:val="both"/>
         <w:rPr>
-          <w:ins w:id="65" w:author="Проект новой редакции" w:date="2026-10-29T11:52:00Z"/>
-          <w:rFonts w:ascii="Arial" w:hAnsi="Arial" w:cs="Arial"/>
-          <w:sz w:val="28"/>
-          <w:szCs w:val="28"/>
-          <w:lang w:val="en-US"/>
-        </w:rPr>
-      </w:pPr>
-      <w:ins w:id="66" w:author="Проект новой редакции" w:date="2026-10-29T11:52:00Z">
+          <w:ins w:id="65" w:author="Проект новой редакции" w:date="2026-10-29T12:18:00Z"/>
+          <w:rFonts w:ascii="Arial" w:hAnsi="Arial" w:cs="Arial"/>
+          <w:sz w:val="28"/>
+          <w:szCs w:val="28"/>
+          <w:lang w:val="en-US"/>
+        </w:rPr>
+      </w:pPr>
+      <w:ins w:id="66" w:author="Проект новой редакции" w:date="2026-10-29T12:18:00Z">
         <w:r>
           <w:rPr>
             <w:rFonts w:ascii="Arial" w:hAnsi="Arial" w:cs="Arial"/>
@@ -3834,7 +3834,7 @@
         </w:rPr>
         <w:t xml:space="preserve"> the Supreme Guardian</w:t>
       </w:r>
-      <w:ins w:id="67" w:author="Проект новой редакции" w:date="2026-10-29T11:52:00Z">
+      <w:ins w:id="67" w:author="Проект новой редакции" w:date="2026-10-29T12:18:00Z">
         <w:r>
           <w:rPr>
             <w:rFonts w:ascii="Arial" w:hAnsi="Arial" w:cs="Arial"/>
@@ -3845,7 +3845,7 @@
           <w:t xml:space="preserve">; Guardians </w:t>
         </w:r>
       </w:ins>
-      <w:del w:id="68" w:author="Проект новой редакции" w:date="2026-10-29T11:52:00Z">
+      <w:del w:id="68" w:author="Проект новой редакции" w:date="2026-10-29T12:18:00Z">
         <w:r>
           <w:rPr>
             <w:rFonts w:ascii="Arial" w:hAnsi="Arial" w:cs="Arial"/>
@@ -3865,7 +3865,7 @@
         </w:rPr>
         <w:t>of the Guardian Council</w:t>
       </w:r>
-      <w:ins w:id="69" w:author="Проект новой редакции" w:date="2026-10-29T11:52:00Z">
+      <w:ins w:id="69" w:author="Проект новой редакции" w:date="2026-10-29T12:18:00Z">
         <w:r>
           <w:rPr>
             <w:rFonts w:ascii="Arial" w:hAnsi="Arial" w:cs="Arial"/>
@@ -3907,7 +3907,7 @@
         </w:rPr>
         <w:t xml:space="preserve">b) Power to remove the Supreme Guardian </w:t>
       </w:r>
-      <w:ins w:id="70" w:author="Проект новой редакции" w:date="2026-10-29T11:52:00Z">
+      <w:ins w:id="70" w:author="Проект новой редакции" w:date="2026-10-29T12:18:00Z">
         <w:r>
           <w:rPr>
             <w:rFonts w:ascii="Arial" w:hAnsi="Arial" w:cs="Arial"/>
@@ -3918,7 +3918,7 @@
           <w:t>with simultaneous appointment of a new Supreme</w:t>
         </w:r>
       </w:ins>
-      <w:del w:id="71" w:author="Проект новой редакции" w:date="2026-10-29T11:52:00Z">
+      <w:del w:id="71" w:author="Проект новой редакции" w:date="2026-10-29T12:18:00Z">
         <w:r>
           <w:rPr>
             <w:rFonts w:ascii="Arial" w:hAnsi="Arial" w:cs="Arial"/>
@@ -3938,7 +3938,7 @@
         </w:rPr>
         <w:t xml:space="preserve"> Guardian</w:t>
       </w:r>
-      <w:del w:id="72" w:author="Проект новой редакции" w:date="2026-10-29T11:52:00Z">
+      <w:del w:id="72" w:author="Проект новой редакции" w:date="2026-10-29T12:18:00Z">
         <w:r>
           <w:rPr>
             <w:rFonts w:ascii="Arial" w:hAnsi="Arial" w:cs="Arial"/>
@@ -4450,7 +4450,7 @@
         </w:rPr>
         <w:t xml:space="preserve">Guardian Council is </w:t>
       </w:r>
-      <w:ins w:id="73" w:author="Проект новой редакции" w:date="2026-10-29T11:52:00Z">
+      <w:ins w:id="73" w:author="Проект новой редакции" w:date="2026-10-29T12:18:00Z">
         <w:r>
           <w:rPr>
             <w:rFonts w:ascii="Arial" w:hAnsi="Arial" w:cs="Arial"/>
@@ -4461,7 +4461,7 @@
           <w:t>the</w:t>
         </w:r>
       </w:ins>
-      <w:del w:id="74" w:author="Проект новой редакции" w:date="2026-10-29T11:52:00Z">
+      <w:del w:id="74" w:author="Проект новой редакции" w:date="2026-10-29T12:18:00Z">
         <w:r>
           <w:rPr>
             <w:rFonts w:ascii="Arial" w:hAnsi="Arial" w:cs="Arial"/>
@@ -4481,7 +4481,7 @@
         </w:rPr>
         <w:t xml:space="preserve"> highest governance body of the Foundation and </w:t>
       </w:r>
-      <w:ins w:id="75" w:author="Проект новой редакции" w:date="2026-10-29T11:52:00Z">
+      <w:ins w:id="75" w:author="Проект новой редакции" w:date="2026-10-29T12:18:00Z">
         <w:r>
           <w:rPr>
             <w:rFonts w:ascii="Arial" w:hAnsi="Arial" w:cs="Arial"/>
@@ -4492,7 +4492,7 @@
           <w:t>is headed</w:t>
         </w:r>
       </w:ins>
-      <w:del w:id="76" w:author="Проект новой редакции" w:date="2026-10-29T11:52:00Z">
+      <w:del w:id="76" w:author="Проект новой редакции" w:date="2026-10-29T12:18:00Z">
         <w:r>
           <w:rPr>
             <w:rFonts w:ascii="Arial" w:hAnsi="Arial" w:cs="Arial"/>
@@ -4521,7 +4521,7 @@
         </w:rPr>
         <w:t xml:space="preserve"> by </w:t>
       </w:r>
-      <w:ins w:id="77" w:author="Проект новой редакции" w:date="2026-10-29T11:52:00Z">
+      <w:ins w:id="77" w:author="Проект новой редакции" w:date="2026-10-29T12:18:00Z">
         <w:r>
           <w:rPr>
             <w:rFonts w:ascii="Arial" w:hAnsi="Arial" w:cs="Arial"/>
@@ -4541,7 +4541,7 @@
         </w:rPr>
         <w:t>Supreme Guardian</w:t>
       </w:r>
-      <w:ins w:id="78" w:author="Проект новой редакции" w:date="2026-10-29T11:52:00Z">
+      <w:ins w:id="78" w:author="Проект новой редакции" w:date="2026-10-29T12:18:00Z">
         <w:r>
           <w:rPr>
             <w:rFonts w:ascii="Arial" w:hAnsi="Arial" w:cs="Arial"/>
@@ -4552,7 +4552,7 @@
           <w:t>. In the absence of Guardians, the powers of the Guardian Council are exercised</w:t>
         </w:r>
       </w:ins>
-      <w:del w:id="79" w:author="Проект новой редакции" w:date="2026-10-29T11:52:00Z">
+      <w:del w:id="79" w:author="Проект новой редакции" w:date="2026-10-29T12:18:00Z">
         <w:r>
           <w:rPr>
             <w:rFonts w:ascii="Arial" w:hAnsi="Arial" w:cs="Arial"/>
@@ -4581,7 +4581,7 @@
         </w:rPr>
         <w:t xml:space="preserve"> by</w:t>
       </w:r>
-      <w:ins w:id="80" w:author="Проект новой редакции" w:date="2026-10-29T11:52:00Z">
+      <w:ins w:id="80" w:author="Проект новой редакции" w:date="2026-10-29T12:18:00Z">
         <w:r>
           <w:rPr>
             <w:rFonts w:ascii="Arial" w:hAnsi="Arial" w:cs="Arial"/>
@@ -4708,7 +4708,7 @@
         </w:rPr>
         <w:t xml:space="preserve">must comply with the provisions of Charter, By-laws and the </w:t>
       </w:r>
-      <w:ins w:id="81" w:author="Проект новой редакции" w:date="2026-10-29T11:52:00Z">
+      <w:ins w:id="81" w:author="Проект новой редакции" w:date="2026-10-29T12:18:00Z">
         <w:r>
           <w:rPr>
             <w:rFonts w:ascii="Arial" w:hAnsi="Arial" w:cs="Arial"/>
@@ -4987,14 +4987,14 @@
         <w:ind w:firstLine="709"/>
         <w:jc w:val="both"/>
         <w:rPr>
-          <w:del w:id="82" w:author="Проект новой редакции" w:date="2026-10-29T11:52:00Z"/>
-          <w:rFonts w:ascii="Arial" w:hAnsi="Arial" w:cs="Arial"/>
-          <w:sz w:val="28"/>
-          <w:szCs w:val="28"/>
-          <w:lang w:val="en-US"/>
-        </w:rPr>
-      </w:pPr>
-      <w:ins w:id="83" w:author="Проект новой редакции" w:date="2026-10-29T11:52:00Z">
+          <w:del w:id="82" w:author="Проект новой редакции" w:date="2026-10-29T12:18:00Z"/>
+          <w:rFonts w:ascii="Arial" w:hAnsi="Arial" w:cs="Arial"/>
+          <w:sz w:val="28"/>
+          <w:szCs w:val="28"/>
+          <w:lang w:val="en-US"/>
+        </w:rPr>
+      </w:pPr>
+      <w:ins w:id="83" w:author="Проект новой редакции" w:date="2026-10-29T12:18:00Z">
         <w:r>
           <w:rPr>
             <w:rFonts w:ascii="Arial" w:hAnsi="Arial" w:cs="Arial"/>
@@ -5005,7 +5005,7 @@
           <w:t>a</w:t>
         </w:r>
       </w:ins>
-      <w:del w:id="84" w:author="Проект новой редакции" w:date="2026-10-29T11:52:00Z">
+      <w:del w:id="84" w:author="Проект новой редакции" w:date="2026-10-29T12:18:00Z">
         <w:r>
           <w:rPr>
             <w:rFonts w:ascii="Arial" w:hAnsi="Arial" w:cs="Arial"/>
@@ -5050,14 +5050,14 @@
         <w:ind w:firstLine="708"/>
         <w:jc w:val="both"/>
         <w:rPr>
-          <w:del w:id="85" w:author="Проект новой редакции" w:date="2026-10-29T11:52:00Z"/>
-          <w:rFonts w:ascii="Arial" w:hAnsi="Arial" w:cs="Arial"/>
-          <w:sz w:val="28"/>
-          <w:szCs w:val="28"/>
-          <w:lang w:val="en-US"/>
-        </w:rPr>
-      </w:pPr>
-      <w:del w:id="86" w:author="Проект новой редакции" w:date="2026-10-29T11:52:00Z">
+          <w:del w:id="85" w:author="Проект новой редакции" w:date="2026-10-29T12:18:00Z"/>
+          <w:rFonts w:ascii="Arial" w:hAnsi="Arial" w:cs="Arial"/>
+          <w:sz w:val="28"/>
+          <w:szCs w:val="28"/>
+          <w:lang w:val="en-US"/>
+        </w:rPr>
+      </w:pPr>
+      <w:del w:id="86" w:author="Проект новой редакции" w:date="2026-10-29T12:18:00Z">
         <w:r>
           <w:rPr>
             <w:rFonts w:ascii="Arial" w:hAnsi="Arial" w:cs="Arial"/>
@@ -5075,14 +5075,14 @@
         <w:ind w:firstLine="709"/>
         <w:jc w:val="both"/>
         <w:rPr>
-          <w:del w:id="87" w:author="Проект новой редакции" w:date="2026-10-29T11:52:00Z"/>
-          <w:rFonts w:ascii="Arial" w:hAnsi="Arial" w:cs="Arial"/>
-          <w:sz w:val="28"/>
-          <w:szCs w:val="28"/>
-          <w:lang w:val="en-US"/>
-        </w:rPr>
-      </w:pPr>
-      <w:del w:id="88" w:author="Проект новой редакции" w:date="2026-10-29T11:52:00Z">
+          <w:del w:id="87" w:author="Проект новой редакции" w:date="2026-10-29T12:18:00Z"/>
+          <w:rFonts w:ascii="Arial" w:hAnsi="Arial" w:cs="Arial"/>
+          <w:sz w:val="28"/>
+          <w:szCs w:val="28"/>
+          <w:lang w:val="en-US"/>
+        </w:rPr>
+      </w:pPr>
+      <w:del w:id="88" w:author="Проект новой редакции" w:date="2026-10-29T12:18:00Z">
         <w:r>
           <w:rPr>
             <w:rFonts w:ascii="Arial" w:hAnsi="Arial" w:cs="Arial"/>
@@ -5115,7 +5115,7 @@
           <w:lang w:val="en-US"/>
         </w:rPr>
       </w:pPr>
-      <w:del w:id="89" w:author="Проект новой редакции" w:date="2026-10-29T11:52:00Z">
+      <w:del w:id="89" w:author="Проект новой редакции" w:date="2026-10-29T12:18:00Z">
         <w:r>
           <w:rPr>
             <w:rFonts w:ascii="Arial" w:hAnsi="Arial" w:cs="Arial"/>
@@ -5148,7 +5148,7 @@
           <w:lang w:val="en-US"/>
         </w:rPr>
       </w:pPr>
-      <w:ins w:id="90" w:author="Проект новой редакции" w:date="2026-10-29T11:52:00Z">
+      <w:ins w:id="90" w:author="Проект новой редакции" w:date="2026-10-29T12:18:00Z">
         <w:r>
           <w:rPr>
             <w:rFonts w:ascii="Arial" w:hAnsi="Arial" w:cs="Arial"/>
@@ -5159,7 +5159,7 @@
           <w:t>b</w:t>
         </w:r>
       </w:ins>
-      <w:del w:id="91" w:author="Проект новой редакции" w:date="2026-10-29T11:52:00Z">
+      <w:del w:id="91" w:author="Проект новой редакции" w:date="2026-10-29T12:18:00Z">
         <w:r>
           <w:rPr>
             <w:rFonts w:ascii="Arial" w:hAnsi="Arial" w:cs="Arial"/>
@@ -5201,7 +5201,7 @@
           <w:lang w:val="en-US"/>
         </w:rPr>
       </w:pPr>
-      <w:ins w:id="92" w:author="Проект новой редакции" w:date="2026-10-29T11:52:00Z">
+      <w:ins w:id="92" w:author="Проект новой редакции" w:date="2026-10-29T12:18:00Z">
         <w:r>
           <w:rPr>
             <w:rFonts w:ascii="Arial" w:hAnsi="Arial" w:cs="Arial"/>
@@ -5212,7 +5212,7 @@
           <w:t>c</w:t>
         </w:r>
       </w:ins>
-      <w:del w:id="93" w:author="Проект новой редакции" w:date="2026-10-29T11:52:00Z">
+      <w:del w:id="93" w:author="Проект новой редакции" w:date="2026-10-29T12:18:00Z">
         <w:r>
           <w:rPr>
             <w:rFonts w:ascii="Arial" w:hAnsi="Arial" w:cs="Arial"/>
@@ -5239,14 +5239,14 @@
         <w:ind w:firstLine="709"/>
         <w:jc w:val="both"/>
         <w:rPr>
-          <w:ins w:id="94" w:author="Проект новой редакции" w:date="2026-10-29T11:52:00Z"/>
-          <w:rFonts w:ascii="Arial" w:hAnsi="Arial" w:cs="Arial"/>
-          <w:sz w:val="28"/>
-          <w:szCs w:val="28"/>
-          <w:lang w:val="en-US"/>
-        </w:rPr>
-      </w:pPr>
-      <w:ins w:id="95" w:author="Проект новой редакции" w:date="2026-10-29T11:52:00Z">
+          <w:ins w:id="94" w:author="Проект новой редакции" w:date="2026-10-29T12:18:00Z"/>
+          <w:rFonts w:ascii="Arial" w:hAnsi="Arial" w:cs="Arial"/>
+          <w:sz w:val="28"/>
+          <w:szCs w:val="28"/>
+          <w:lang w:val="en-US"/>
+        </w:rPr>
+      </w:pPr>
+      <w:ins w:id="95" w:author="Проект новой редакции" w:date="2026-10-29T12:18:00Z">
         <w:r>
           <w:rPr>
             <w:rFonts w:ascii="Arial" w:hAnsi="Arial" w:cs="Arial"/>
@@ -5760,7 +5760,7 @@
         </w:rPr>
         <w:t xml:space="preserve">to </w:t>
       </w:r>
-      <w:ins w:id="96" w:author="Проект новой редакции" w:date="2026-10-29T11:52:00Z">
+      <w:ins w:id="96" w:author="Проект новой редакции" w:date="2026-10-29T12:18:00Z">
         <w:r>
           <w:rPr>
             <w:rFonts w:ascii="Arial" w:hAnsi="Arial" w:cs="Arial"/>
@@ -5771,7 +5771,7 @@
           <w:t>receive notifications of</w:t>
         </w:r>
       </w:ins>
-      <w:del w:id="97" w:author="Проект новой редакции" w:date="2026-10-29T11:52:00Z">
+      <w:del w:id="97" w:author="Проект новой редакции" w:date="2026-10-29T12:18:00Z">
         <w:r>
           <w:rPr>
             <w:rFonts w:ascii="Arial" w:hAnsi="Arial" w:cs="Arial"/>
@@ -5791,7 +5791,7 @@
         </w:rPr>
         <w:t xml:space="preserve"> the </w:t>
       </w:r>
-      <w:ins w:id="98" w:author="Проект новой редакции" w:date="2026-10-29T11:52:00Z">
+      <w:ins w:id="98" w:author="Проект новой редакции" w:date="2026-10-29T12:18:00Z">
         <w:r>
           <w:rPr>
             <w:rFonts w:ascii="Arial" w:hAnsi="Arial" w:cs="Arial"/>
@@ -5802,7 +5802,7 @@
           <w:t>approval and amendment of the budget and policies</w:t>
         </w:r>
       </w:ins>
-      <w:del w:id="99" w:author="Проект новой редакции" w:date="2026-10-29T11:52:00Z">
+      <w:del w:id="99" w:author="Проект новой редакции" w:date="2026-10-29T12:18:00Z">
         <w:r>
           <w:rPr>
             <w:rFonts w:ascii="Arial" w:hAnsi="Arial" w:cs="Arial"/>
@@ -5840,7 +5840,7 @@
         </w:rPr>
         <w:t>of the Foundation</w:t>
       </w:r>
-      <w:ins w:id="100" w:author="Проект новой редакции" w:date="2026-10-29T11:52:00Z">
+      <w:ins w:id="100" w:author="Проект новой редакции" w:date="2026-10-29T12:18:00Z">
         <w:r>
           <w:rPr>
             <w:rFonts w:ascii="Arial" w:hAnsi="Arial" w:cs="Arial"/>
@@ -5851,7 +5851,7 @@
           <w:t>, as well as of</w:t>
         </w:r>
       </w:ins>
-      <w:del w:id="101" w:author="Проект новой редакции" w:date="2026-10-29T11:52:00Z">
+      <w:del w:id="101" w:author="Проект новой редакции" w:date="2026-10-29T12:18:00Z">
         <w:r>
           <w:rPr>
             <w:rFonts w:ascii="Arial" w:hAnsi="Arial" w:cs="Arial"/>
@@ -5880,7 +5880,7 @@
         </w:rPr>
         <w:t xml:space="preserve"> the </w:t>
       </w:r>
-      <w:ins w:id="102" w:author="Проект новой редакции" w:date="2026-10-29T11:52:00Z">
+      <w:ins w:id="102" w:author="Проект новой редакции" w:date="2026-10-29T12:18:00Z">
         <w:r>
           <w:rPr>
             <w:rFonts w:ascii="Arial" w:hAnsi="Arial" w:cs="Arial"/>
@@ -5891,7 +5891,7 @@
           <w:t>decisions referred to in section 14.1.(a), and to object to them in accordance with paragraph 3.11</w:t>
         </w:r>
       </w:ins>
-      <w:del w:id="103" w:author="Проект новой редакции" w:date="2026-10-29T11:52:00Z">
+      <w:del w:id="103" w:author="Проект новой редакции" w:date="2026-10-29T12:18:00Z">
         <w:r>
           <w:rPr>
             <w:rFonts w:ascii="Arial" w:hAnsi="Arial" w:cs="Arial"/>
@@ -5973,7 +5973,7 @@
         </w:rPr>
         <w:t xml:space="preserve">to decide on convening </w:t>
       </w:r>
-      <w:del w:id="104" w:author="Проект новой редакции" w:date="2026-10-29T11:52:00Z">
+      <w:del w:id="104" w:author="Проект новой редакции" w:date="2026-10-29T12:18:00Z">
         <w:r>
           <w:rPr>
             <w:rFonts w:ascii="Arial" w:hAnsi="Arial" w:cs="Arial"/>
@@ -5993,7 +5993,7 @@
         </w:rPr>
         <w:t>annual meetings of the Guardian</w:t>
       </w:r>
-      <w:del w:id="105" w:author="Проект новой редакции" w:date="2026-10-29T11:52:00Z">
+      <w:del w:id="105" w:author="Проект новой редакции" w:date="2026-10-29T12:18:00Z">
         <w:r>
           <w:rPr>
             <w:rFonts w:ascii="Arial" w:hAnsi="Arial" w:cs="Arial"/>
@@ -6020,7 +6020,7 @@
         <w:ind w:firstLine="993"/>
         <w:jc w:val="both"/>
         <w:rPr>
-          <w:ins w:id="106" w:author="Проект новой редакции" w:date="2026-10-29T11:52:00Z"/>
+          <w:ins w:id="106" w:author="Проект новой редакции" w:date="2026-10-29T12:18:00Z"/>
           <w:rFonts w:ascii="Arial" w:hAnsi="Arial" w:cs="Arial"/>
           <w:sz w:val="28"/>
           <w:szCs w:val="28"/>
@@ -6054,7 +6054,7 @@
         </w:rPr>
         <w:t>to exercise control over the effectiveness of governance practices in the Foundation</w:t>
       </w:r>
-      <w:ins w:id="107" w:author="Проект новой редакции" w:date="2026-10-29T11:52:00Z">
+      <w:ins w:id="107" w:author="Проект новой редакции" w:date="2026-10-29T12:18:00Z">
         <w:r>
           <w:rPr>
             <w:rFonts w:ascii="Arial" w:hAnsi="Arial" w:cs="Arial"/>
@@ -6072,14 +6072,14 @@
         <w:ind w:firstLine="993"/>
         <w:jc w:val="both"/>
         <w:rPr>
-          <w:ins w:id="108" w:author="Проект новой редакции" w:date="2026-10-29T11:52:00Z"/>
-          <w:rFonts w:ascii="Arial" w:hAnsi="Arial" w:cs="Arial"/>
-          <w:sz w:val="28"/>
-          <w:szCs w:val="28"/>
-          <w:lang w:val="en-US"/>
-        </w:rPr>
-      </w:pPr>
-      <w:ins w:id="109" w:author="Проект новой редакции" w:date="2026-10-29T11:52:00Z">
+          <w:ins w:id="108" w:author="Проект новой редакции" w:date="2026-10-29T12:18:00Z"/>
+          <w:rFonts w:ascii="Arial" w:hAnsi="Arial" w:cs="Arial"/>
+          <w:sz w:val="28"/>
+          <w:szCs w:val="28"/>
+          <w:lang w:val="en-US"/>
+        </w:rPr>
+      </w:pPr>
+      <w:ins w:id="109" w:author="Проект новой редакции" w:date="2026-10-29T12:18:00Z">
         <w:r>
           <w:rPr>
             <w:rFonts w:ascii="Arial" w:hAnsi="Arial" w:cs="Arial"/>
@@ -6097,14 +6097,14 @@
         <w:ind w:firstLine="993"/>
         <w:jc w:val="both"/>
         <w:rPr>
-          <w:ins w:id="110" w:author="Проект новой редакции" w:date="2026-10-29T11:52:00Z"/>
-          <w:rFonts w:ascii="Arial" w:hAnsi="Arial" w:cs="Arial"/>
-          <w:sz w:val="28"/>
-          <w:szCs w:val="28"/>
-          <w:lang w:val="en-US"/>
-        </w:rPr>
-      </w:pPr>
-      <w:ins w:id="111" w:author="Проект новой редакции" w:date="2026-10-29T11:52:00Z">
+          <w:ins w:id="110" w:author="Проект новой редакции" w:date="2026-10-29T12:18:00Z"/>
+          <w:rFonts w:ascii="Arial" w:hAnsi="Arial" w:cs="Arial"/>
+          <w:sz w:val="28"/>
+          <w:szCs w:val="28"/>
+          <w:lang w:val="en-US"/>
+        </w:rPr>
+      </w:pPr>
+      <w:ins w:id="111" w:author="Проект новой редакции" w:date="2026-10-29T12:18:00Z">
         <w:r>
           <w:rPr>
             <w:rFonts w:ascii="Arial" w:hAnsi="Arial" w:cs="Arial"/>
@@ -6122,14 +6122,14 @@
         <w:ind w:firstLine="993"/>
         <w:jc w:val="both"/>
         <w:rPr>
-          <w:ins w:id="112" w:author="Проект новой редакции" w:date="2026-10-29T11:52:00Z"/>
-          <w:rFonts w:ascii="Arial" w:hAnsi="Arial" w:cs="Arial"/>
-          <w:sz w:val="28"/>
-          <w:szCs w:val="28"/>
-          <w:lang w:val="en-US"/>
-        </w:rPr>
-      </w:pPr>
-      <w:ins w:id="113" w:author="Проект новой редакции" w:date="2026-10-29T11:52:00Z">
+          <w:ins w:id="112" w:author="Проект новой редакции" w:date="2026-10-29T12:18:00Z"/>
+          <w:rFonts w:ascii="Arial" w:hAnsi="Arial" w:cs="Arial"/>
+          <w:sz w:val="28"/>
+          <w:szCs w:val="28"/>
+          <w:lang w:val="en-US"/>
+        </w:rPr>
+      </w:pPr>
+      <w:ins w:id="113" w:author="Проект новой редакции" w:date="2026-10-29T12:18:00Z">
         <w:r>
           <w:rPr>
             <w:rFonts w:ascii="Arial" w:hAnsi="Arial" w:cs="Arial"/>
@@ -6147,14 +6147,14 @@
         <w:ind w:firstLine="709"/>
         <w:jc w:val="both"/>
         <w:rPr>
-          <w:ins w:id="114" w:author="Проект новой редакции" w:date="2026-10-29T11:52:00Z"/>
-          <w:rFonts w:ascii="Arial" w:hAnsi="Arial" w:cs="Arial"/>
-          <w:sz w:val="28"/>
-          <w:szCs w:val="28"/>
-          <w:lang w:val="en-US"/>
-        </w:rPr>
-      </w:pPr>
-      <w:ins w:id="115" w:author="Проект новой редакции" w:date="2026-10-29T11:52:00Z">
+          <w:ins w:id="114" w:author="Проект новой редакции" w:date="2026-10-29T12:18:00Z"/>
+          <w:rFonts w:ascii="Arial" w:hAnsi="Arial" w:cs="Arial"/>
+          <w:sz w:val="28"/>
+          <w:szCs w:val="28"/>
+          <w:lang w:val="en-US"/>
+        </w:rPr>
+      </w:pPr>
+      <w:ins w:id="115" w:author="Проект новой редакции" w:date="2026-10-29T12:18:00Z">
         <w:r>
           <w:rPr>
             <w:rFonts w:ascii="Arial" w:hAnsi="Arial" w:cs="Arial"/>
@@ -6172,14 +6172,14 @@
         <w:ind w:firstLine="709"/>
         <w:jc w:val="both"/>
         <w:rPr>
-          <w:ins w:id="116" w:author="Проект новой редакции" w:date="2026-10-29T11:52:00Z"/>
-          <w:rFonts w:ascii="Arial" w:hAnsi="Arial" w:cs="Arial"/>
-          <w:sz w:val="28"/>
-          <w:szCs w:val="28"/>
-          <w:lang w:val="en-US"/>
-        </w:rPr>
-      </w:pPr>
-      <w:ins w:id="117" w:author="Проект новой редакции" w:date="2026-10-29T11:52:00Z">
+          <w:ins w:id="116" w:author="Проект новой редакции" w:date="2026-10-29T12:18:00Z"/>
+          <w:rFonts w:ascii="Arial" w:hAnsi="Arial" w:cs="Arial"/>
+          <w:sz w:val="28"/>
+          <w:szCs w:val="28"/>
+          <w:lang w:val="en-US"/>
+        </w:rPr>
+      </w:pPr>
+      <w:ins w:id="117" w:author="Проект новой редакции" w:date="2026-10-29T12:18:00Z">
         <w:r>
           <w:rPr>
             <w:rFonts w:ascii="Arial" w:hAnsi="Arial" w:cs="Arial"/>
@@ -6215,14 +6215,14 @@
         <w:ind w:firstLine="709"/>
         <w:jc w:val="both"/>
         <w:rPr>
-          <w:ins w:id="118" w:author="Проект новой редакции" w:date="2026-10-29T11:52:00Z"/>
-          <w:rFonts w:ascii="Arial" w:hAnsi="Arial" w:cs="Arial"/>
-          <w:sz w:val="28"/>
-          <w:szCs w:val="28"/>
-          <w:lang w:val="en-US"/>
-        </w:rPr>
-      </w:pPr>
-      <w:ins w:id="119" w:author="Проект новой редакции" w:date="2026-10-29T11:52:00Z">
+          <w:ins w:id="118" w:author="Проект новой редакции" w:date="2026-10-29T12:18:00Z"/>
+          <w:rFonts w:ascii="Arial" w:hAnsi="Arial" w:cs="Arial"/>
+          <w:sz w:val="28"/>
+          <w:szCs w:val="28"/>
+          <w:lang w:val="en-US"/>
+        </w:rPr>
+      </w:pPr>
+      <w:ins w:id="119" w:author="Проект новой редакции" w:date="2026-10-29T12:18:00Z">
         <w:r>
           <w:rPr>
             <w:rFonts w:ascii="Arial" w:hAnsi="Arial" w:cs="Arial"/>
@@ -6240,14 +6240,14 @@
         <w:ind w:firstLine="709"/>
         <w:jc w:val="both"/>
         <w:rPr>
-          <w:ins w:id="120" w:author="Проект новой редакции" w:date="2026-10-29T11:52:00Z"/>
-          <w:rFonts w:ascii="Arial" w:hAnsi="Arial" w:cs="Arial"/>
-          <w:sz w:val="28"/>
-          <w:szCs w:val="28"/>
-          <w:lang w:val="en-US"/>
-        </w:rPr>
-      </w:pPr>
-      <w:ins w:id="121" w:author="Проект новой редакции" w:date="2026-10-29T11:52:00Z">
+          <w:ins w:id="120" w:author="Проект новой редакции" w:date="2026-10-29T12:18:00Z"/>
+          <w:rFonts w:ascii="Arial" w:hAnsi="Arial" w:cs="Arial"/>
+          <w:sz w:val="28"/>
+          <w:szCs w:val="28"/>
+          <w:lang w:val="en-US"/>
+        </w:rPr>
+      </w:pPr>
+      <w:ins w:id="121" w:author="Проект новой редакции" w:date="2026-10-29T12:18:00Z">
         <w:r>
           <w:rPr>
             <w:rFonts w:ascii="Arial" w:hAnsi="Arial" w:cs="Arial"/>
@@ -6265,14 +6265,14 @@
         <w:ind w:firstLine="709"/>
         <w:jc w:val="both"/>
         <w:rPr>
-          <w:ins w:id="122" w:author="Проект новой редакции" w:date="2026-10-29T11:52:00Z"/>
-          <w:rFonts w:ascii="Arial" w:hAnsi="Arial" w:cs="Arial"/>
-          <w:sz w:val="28"/>
-          <w:szCs w:val="28"/>
-          <w:lang w:val="en-US"/>
-        </w:rPr>
-      </w:pPr>
-      <w:ins w:id="123" w:author="Проект новой редакции" w:date="2026-10-29T11:52:00Z">
+          <w:ins w:id="122" w:author="Проект новой редакции" w:date="2026-10-29T12:18:00Z"/>
+          <w:rFonts w:ascii="Arial" w:hAnsi="Arial" w:cs="Arial"/>
+          <w:sz w:val="28"/>
+          <w:szCs w:val="28"/>
+          <w:lang w:val="en-US"/>
+        </w:rPr>
+      </w:pPr>
+      <w:ins w:id="123" w:author="Проект новой редакции" w:date="2026-10-29T12:18:00Z">
         <w:r>
           <w:rPr>
             <w:rFonts w:ascii="Arial" w:hAnsi="Arial" w:cs="Arial"/>
@@ -6290,14 +6290,14 @@
         <w:ind w:firstLine="709"/>
         <w:jc w:val="both"/>
         <w:rPr>
-          <w:ins w:id="124" w:author="Проект новой редакции" w:date="2026-10-29T11:52:00Z"/>
-          <w:rFonts w:ascii="Arial" w:hAnsi="Arial" w:cs="Arial"/>
-          <w:sz w:val="28"/>
-          <w:szCs w:val="28"/>
-          <w:lang w:val="en-US"/>
-        </w:rPr>
-      </w:pPr>
-      <w:ins w:id="125" w:author="Проект новой редакции" w:date="2026-10-29T11:52:00Z">
+          <w:ins w:id="124" w:author="Проект новой редакции" w:date="2026-10-29T12:18:00Z"/>
+          <w:rFonts w:ascii="Arial" w:hAnsi="Arial" w:cs="Arial"/>
+          <w:sz w:val="28"/>
+          <w:szCs w:val="28"/>
+          <w:lang w:val="en-US"/>
+        </w:rPr>
+      </w:pPr>
+      <w:ins w:id="125" w:author="Проект новой редакции" w:date="2026-10-29T12:18:00Z">
         <w:r>
           <w:rPr>
             <w:rFonts w:ascii="Arial" w:hAnsi="Arial" w:cs="Arial"/>
@@ -6321,7 +6321,7 @@
           <w:lang w:val="en-US"/>
         </w:rPr>
       </w:pPr>
-      <w:ins w:id="126" w:author="Проект новой редакции" w:date="2026-10-29T11:52:00Z">
+      <w:ins w:id="126" w:author="Проект новой редакции" w:date="2026-10-29T12:18:00Z">
         <w:r>
           <w:rPr>
             <w:rFonts w:ascii="Arial" w:hAnsi="Arial" w:cs="Arial"/>
@@ -7147,7 +7147,7 @@
         </w:rPr>
         <w:t xml:space="preserve"> of the Guardian</w:t>
       </w:r>
-      <w:ins w:id="127" w:author="Проект новой редакции" w:date="2026-10-29T11:52:00Z">
+      <w:ins w:id="127" w:author="Проект новой редакции" w:date="2026-10-29T12:18:00Z">
         <w:r>
           <w:rPr>
             <w:rFonts w:ascii="Arial" w:hAnsi="Arial" w:cs="Arial"/>
@@ -7158,7 +7158,7 @@
           <w:t>, including the Supreme Guardian;</w:t>
         </w:r>
       </w:ins>
-      <w:del w:id="128" w:author="Проект новой редакции" w:date="2026-10-29T11:52:00Z">
+      <w:del w:id="128" w:author="Проект новой редакции" w:date="2026-10-29T12:18:00Z">
         <w:r>
           <w:rPr>
             <w:rFonts w:ascii="Arial" w:hAnsi="Arial" w:cs="Arial"/>
@@ -7200,7 +7200,7 @@
         </w:rPr>
         <w:t xml:space="preserve"> pursuant to section 2.1.(b) </w:t>
       </w:r>
-      <w:ins w:id="129" w:author="Проект новой редакции" w:date="2026-10-29T11:52:00Z">
+      <w:ins w:id="129" w:author="Проект новой редакции" w:date="2026-10-29T12:18:00Z">
         <w:r>
           <w:rPr>
             <w:rFonts w:ascii="Arial" w:hAnsi="Arial" w:cs="Arial"/>
@@ -7278,7 +7278,7 @@
         </w:rPr>
         <w:t xml:space="preserve"> </w:t>
       </w:r>
-      <w:ins w:id="130" w:author="Проект новой редакции" w:date="2026-10-29T11:52:00Z">
+      <w:ins w:id="130" w:author="Проект новой редакции" w:date="2026-10-29T12:18:00Z">
         <w:r>
           <w:rPr>
             <w:rFonts w:ascii="Arial" w:hAnsi="Arial" w:cs="Arial"/>
@@ -7298,7 +7298,7 @@
         </w:rPr>
         <w:t>Guardian by notice to the Founder</w:t>
       </w:r>
-      <w:ins w:id="131" w:author="Проект новой редакции" w:date="2026-10-29T11:52:00Z">
+      <w:ins w:id="131" w:author="Проект новой редакции" w:date="2026-10-29T12:18:00Z">
         <w:r>
           <w:rPr>
             <w:rFonts w:ascii="Arial" w:hAnsi="Arial" w:cs="Arial"/>
@@ -7318,7 +7318,7 @@
         </w:rPr>
         <w:t xml:space="preserve"> provided that a replacement</w:t>
       </w:r>
-      <w:del w:id="132" w:author="Проект новой редакции" w:date="2026-10-29T11:52:00Z">
+      <w:del w:id="132" w:author="Проект новой редакции" w:date="2026-10-29T12:18:00Z">
         <w:r>
           <w:rPr>
             <w:rFonts w:ascii="Arial" w:hAnsi="Arial" w:cs="Arial"/>
@@ -7489,7 +7489,7 @@
         </w:rPr>
         <w:t xml:space="preserve">.3. </w:t>
       </w:r>
-      <w:ins w:id="133" w:author="Проект новой редакции" w:date="2026-10-29T11:52:00Z">
+      <w:ins w:id="133" w:author="Проект новой редакции" w:date="2026-10-29T12:18:00Z">
         <w:r>
           <w:rPr>
             <w:rFonts w:ascii="Arial" w:hAnsi="Arial" w:cs="Arial"/>
@@ -7500,7 +7500,7 @@
           <w:t xml:space="preserve">The Supreme </w:t>
         </w:r>
       </w:ins>
-      <w:del w:id="134" w:author="Проект новой редакции" w:date="2026-10-29T11:52:00Z">
+      <w:del w:id="134" w:author="Проект новой редакции" w:date="2026-10-29T12:18:00Z">
         <w:r>
           <w:rPr>
             <w:rFonts w:ascii="Arial" w:hAnsi="Arial" w:cs="Arial"/>
@@ -7520,7 +7520,7 @@
         </w:rPr>
         <w:t xml:space="preserve">Guardian </w:t>
       </w:r>
-      <w:del w:id="135" w:author="Проект новой редакции" w:date="2026-10-29T11:52:00Z">
+      <w:del w:id="135" w:author="Проект новой редакции" w:date="2026-10-29T12:18:00Z">
         <w:r>
           <w:rPr>
             <w:rFonts w:ascii="Arial" w:hAnsi="Arial" w:cs="Arial"/>
@@ -7540,7 +7540,7 @@
         </w:rPr>
         <w:t>may automatically be re-appointed for a new period with written approval of the Founder</w:t>
       </w:r>
-      <w:ins w:id="136" w:author="Проект новой редакции" w:date="2026-10-29T11:52:00Z">
+      <w:ins w:id="136" w:author="Проект новой редакции" w:date="2026-10-29T12:18:00Z">
         <w:r>
           <w:rPr>
             <w:rFonts w:ascii="Arial" w:hAnsi="Arial" w:cs="Arial"/>
@@ -7747,7 +7747,7 @@
         </w:rPr>
         <w:t xml:space="preserve">erson is also a member of the </w:t>
       </w:r>
-      <w:ins w:id="137" w:author="Проект новой редакции" w:date="2026-10-29T11:52:00Z">
+      <w:ins w:id="137" w:author="Проект новой редакции" w:date="2026-10-29T12:18:00Z">
         <w:r>
           <w:rPr>
             <w:rFonts w:ascii="Arial" w:hAnsi="Arial" w:cs="Arial"/>
@@ -7758,7 +7758,7 @@
           <w:t>Management</w:t>
         </w:r>
       </w:ins>
-      <w:del w:id="138" w:author="Проект новой редакции" w:date="2026-10-29T11:52:00Z">
+      <w:del w:id="138" w:author="Проект новой редакции" w:date="2026-10-29T12:18:00Z">
         <w:r>
           <w:rPr>
             <w:rFonts w:ascii="Arial" w:hAnsi="Arial" w:cs="Arial"/>
@@ -7785,14 +7785,14 @@
         <w:ind w:firstLine="709"/>
         <w:jc w:val="both"/>
         <w:rPr>
-          <w:ins w:id="139" w:author="Проект новой редакции" w:date="2026-10-29T11:52:00Z"/>
-          <w:rFonts w:ascii="Arial" w:hAnsi="Arial" w:cs="Arial"/>
-          <w:sz w:val="28"/>
-          <w:szCs w:val="28"/>
-          <w:lang w:val="en-US"/>
-        </w:rPr>
-      </w:pPr>
-      <w:ins w:id="140" w:author="Проект новой редакции" w:date="2026-10-29T11:52:00Z">
+          <w:ins w:id="139" w:author="Проект новой редакции" w:date="2026-10-29T12:18:00Z"/>
+          <w:rFonts w:ascii="Arial" w:hAnsi="Arial" w:cs="Arial"/>
+          <w:sz w:val="28"/>
+          <w:szCs w:val="28"/>
+          <w:lang w:val="en-US"/>
+        </w:rPr>
+      </w:pPr>
+      <w:ins w:id="140" w:author="Проект новой редакции" w:date="2026-10-29T12:18:00Z">
         <w:r>
           <w:rPr>
             <w:rFonts w:ascii="Arial" w:hAnsi="Arial" w:cs="Arial"/>
@@ -7890,7 +7890,7 @@
         <w:ind w:firstLine="709"/>
         <w:jc w:val="both"/>
         <w:rPr>
-          <w:del w:id="141" w:author="Проект новой редакции" w:date="2026-10-29T11:52:00Z"/>
+          <w:del w:id="141" w:author="Проект новой редакции" w:date="2026-10-29T12:18:00Z"/>
           <w:rFonts w:ascii="Arial" w:hAnsi="Arial" w:cs="Arial"/>
           <w:sz w:val="28"/>
           <w:szCs w:val="28"/>
@@ -7951,7 +7951,7 @@
         </w:rPr>
         <w:t xml:space="preserve"> </w:t>
       </w:r>
-      <w:ins w:id="142" w:author="Проект новой редакции" w:date="2026-10-29T11:52:00Z">
+      <w:ins w:id="142" w:author="Проект новой редакции" w:date="2026-10-29T12:18:00Z">
         <w:r>
           <w:rPr>
             <w:rFonts w:ascii="Arial" w:hAnsi="Arial" w:cs="Arial"/>
@@ -7962,7 +7962,7 @@
           <w:t>consists of</w:t>
         </w:r>
       </w:ins>
-      <w:del w:id="143" w:author="Проект новой редакции" w:date="2026-10-29T11:52:00Z">
+      <w:del w:id="143" w:author="Проект новой редакции" w:date="2026-10-29T12:18:00Z">
         <w:r>
           <w:rPr>
             <w:rFonts w:ascii="Arial" w:hAnsi="Arial" w:cs="Arial"/>
@@ -7982,7 +7982,7 @@
         </w:rPr>
         <w:t xml:space="preserve"> at least</w:t>
       </w:r>
-      <w:ins w:id="144" w:author="Проект новой редакции" w:date="2026-10-29T11:52:00Z">
+      <w:ins w:id="144" w:author="Проект новой редакции" w:date="2026-10-29T12:18:00Z">
         <w:r>
           <w:rPr>
             <w:rFonts w:ascii="Arial" w:hAnsi="Arial" w:cs="Arial"/>
@@ -7993,7 +7993,7 @@
           <w:t xml:space="preserve"> two members: the</w:t>
         </w:r>
       </w:ins>
-      <w:del w:id="145" w:author="Проект новой редакции" w:date="2026-10-29T11:52:00Z">
+      <w:del w:id="145" w:author="Проект новой редакции" w:date="2026-10-29T12:18:00Z">
         <w:r>
           <w:rPr>
             <w:rFonts w:ascii="Arial" w:hAnsi="Arial" w:cs="Arial"/>
@@ -8011,14 +8011,14 @@
         <w:ind w:firstLine="993"/>
         <w:jc w:val="both"/>
         <w:rPr>
-          <w:del w:id="146" w:author="Проект новой редакции" w:date="2026-10-29T11:52:00Z"/>
-          <w:rFonts w:ascii="Arial" w:hAnsi="Arial" w:cs="Arial"/>
-          <w:sz w:val="28"/>
-          <w:szCs w:val="28"/>
-          <w:lang w:val="en-US"/>
-        </w:rPr>
-      </w:pPr>
-      <w:del w:id="147" w:author="Проект новой редакции" w:date="2026-10-29T11:52:00Z">
+          <w:del w:id="146" w:author="Проект новой редакции" w:date="2026-10-29T12:18:00Z"/>
+          <w:rFonts w:ascii="Arial" w:hAnsi="Arial" w:cs="Arial"/>
+          <w:sz w:val="28"/>
+          <w:szCs w:val="28"/>
+          <w:lang w:val="en-US"/>
+        </w:rPr>
+      </w:pPr>
+      <w:del w:id="147" w:author="Проект новой редакции" w:date="2026-10-29T12:18:00Z">
         <w:r>
           <w:rPr>
             <w:rFonts w:ascii="Arial" w:hAnsi="Arial" w:cs="Arial"/>
@@ -8083,7 +8083,7 @@
         </w:rPr>
         <w:t xml:space="preserve"> on the position of </w:t>
       </w:r>
-      <w:del w:id="148" w:author="Проект новой редакции" w:date="2026-10-29T11:52:00Z">
+      <w:del w:id="148" w:author="Проект новой редакции" w:date="2026-10-29T12:18:00Z">
         <w:r>
           <w:rPr>
             <w:rFonts w:ascii="Arial" w:hAnsi="Arial" w:cs="Arial"/>
@@ -8101,14 +8101,14 @@
         <w:ind w:firstLine="993"/>
         <w:jc w:val="both"/>
         <w:rPr>
-          <w:del w:id="149" w:author="Проект новой редакции" w:date="2026-10-29T11:52:00Z"/>
-          <w:rFonts w:ascii="Arial" w:hAnsi="Arial" w:cs="Arial"/>
-          <w:sz w:val="28"/>
-          <w:szCs w:val="28"/>
-          <w:lang w:val="en-US"/>
-        </w:rPr>
-      </w:pPr>
-      <w:del w:id="150" w:author="Проект новой редакции" w:date="2026-10-29T11:52:00Z">
+          <w:del w:id="149" w:author="Проект новой редакции" w:date="2026-10-29T12:18:00Z"/>
+          <w:rFonts w:ascii="Arial" w:hAnsi="Arial" w:cs="Arial"/>
+          <w:sz w:val="28"/>
+          <w:szCs w:val="28"/>
+          <w:lang w:val="en-US"/>
+        </w:rPr>
+      </w:pPr>
+      <w:del w:id="150" w:author="Проект новой редакции" w:date="2026-10-29T12:18:00Z">
         <w:r>
           <w:rPr>
             <w:rFonts w:ascii="Arial" w:hAnsi="Arial" w:cs="Arial"/>
@@ -8128,7 +8128,7 @@
         </w:rPr>
         <w:t xml:space="preserve">Chief </w:t>
       </w:r>
-      <w:ins w:id="151" w:author="Проект новой редакции" w:date="2026-10-29T11:52:00Z">
+      <w:ins w:id="151" w:author="Проект новой редакции" w:date="2026-10-29T12:18:00Z">
         <w:r>
           <w:rPr>
             <w:rFonts w:ascii="Arial" w:hAnsi="Arial" w:cs="Arial"/>
@@ -8139,7 +8139,7 @@
           <w:t>Executive</w:t>
         </w:r>
       </w:ins>
-      <w:del w:id="152" w:author="Проект новой редакции" w:date="2026-10-29T11:52:00Z">
+      <w:del w:id="152" w:author="Проект новой редакции" w:date="2026-10-29T12:18:00Z">
         <w:r>
           <w:rPr>
             <w:rFonts w:ascii="Arial" w:hAnsi="Arial" w:cs="Arial"/>
@@ -8159,7 +8159,7 @@
         </w:rPr>
         <w:t xml:space="preserve"> Officer</w:t>
       </w:r>
-      <w:ins w:id="153" w:author="Проект новой редакции" w:date="2026-10-29T11:52:00Z">
+      <w:ins w:id="153" w:author="Проект новой редакции" w:date="2026-10-29T12:18:00Z">
         <w:r>
           <w:rPr>
             <w:rFonts w:ascii="Arial" w:hAnsi="Arial" w:cs="Arial"/>
@@ -8170,7 +8170,7 @@
           <w:t xml:space="preserve"> (CEO) and members</w:t>
         </w:r>
       </w:ins>
-      <w:del w:id="154" w:author="Проект новой редакции" w:date="2026-10-29T11:52:00Z">
+      <w:del w:id="154" w:author="Проект новой редакции" w:date="2026-10-29T12:18:00Z">
         <w:r>
           <w:rPr>
             <w:rFonts w:ascii="Arial" w:hAnsi="Arial" w:cs="Arial"/>
@@ -8188,14 +8188,14 @@
         <w:ind w:firstLine="993"/>
         <w:jc w:val="both"/>
         <w:rPr>
-          <w:del w:id="155" w:author="Проект новой редакции" w:date="2026-10-29T11:52:00Z"/>
-          <w:rFonts w:ascii="Arial" w:hAnsi="Arial" w:cs="Arial"/>
-          <w:sz w:val="28"/>
-          <w:szCs w:val="28"/>
-          <w:lang w:val="en-US"/>
-        </w:rPr>
-      </w:pPr>
-      <w:del w:id="156" w:author="Проект новой редакции" w:date="2026-10-29T11:52:00Z">
+          <w:del w:id="155" w:author="Проект новой редакции" w:date="2026-10-29T12:18:00Z"/>
+          <w:rFonts w:ascii="Arial" w:hAnsi="Arial" w:cs="Arial"/>
+          <w:sz w:val="28"/>
+          <w:szCs w:val="28"/>
+          <w:lang w:val="en-US"/>
+        </w:rPr>
+      </w:pPr>
+      <w:del w:id="156" w:author="Проект новой редакции" w:date="2026-10-29T12:18:00Z">
         <w:r>
           <w:rPr>
             <w:rFonts w:ascii="Arial" w:hAnsi="Arial" w:cs="Arial"/>
@@ -8215,7 +8215,7 @@
         </w:rPr>
         <w:t xml:space="preserve"> of </w:t>
       </w:r>
-      <w:ins w:id="157" w:author="Проект новой редакции" w:date="2026-10-29T11:52:00Z">
+      <w:ins w:id="157" w:author="Проект новой редакции" w:date="2026-10-29T12:18:00Z">
         <w:r>
           <w:rPr>
             <w:rFonts w:ascii="Arial" w:hAnsi="Arial" w:cs="Arial"/>
@@ -8226,7 +8226,7 @@
           <w:t>the Management</w:t>
         </w:r>
       </w:ins>
-      <w:del w:id="158" w:author="Проект новой редакции" w:date="2026-10-29T11:52:00Z">
+      <w:del w:id="158" w:author="Проект новой редакции" w:date="2026-10-29T12:18:00Z">
         <w:r>
           <w:rPr>
             <w:rFonts w:ascii="Arial" w:hAnsi="Arial" w:cs="Arial"/>
@@ -8250,7 +8250,7 @@
           <w:lang w:val="en-US"/>
         </w:rPr>
       </w:pPr>
-      <w:del w:id="159" w:author="Проект новой редакции" w:date="2026-10-29T11:52:00Z">
+      <w:del w:id="159" w:author="Проект новой редакции" w:date="2026-10-29T12:18:00Z">
         <w:r>
           <w:rPr>
             <w:rFonts w:ascii="Arial" w:hAnsi="Arial" w:cs="Arial"/>
@@ -8270,7 +8270,7 @@
         </w:rPr>
         <w:t xml:space="preserve"> Council on </w:t>
       </w:r>
-      <w:ins w:id="160" w:author="Проект новой редакции" w:date="2026-10-29T11:52:00Z">
+      <w:ins w:id="160" w:author="Проект новой редакции" w:date="2026-10-29T12:18:00Z">
         <w:r>
           <w:rPr>
             <w:rFonts w:ascii="Arial" w:hAnsi="Arial" w:cs="Arial"/>
@@ -8281,7 +8281,7 @@
           <w:t>the positions</w:t>
         </w:r>
       </w:ins>
-      <w:del w:id="161" w:author="Проект новой редакции" w:date="2026-10-29T11:52:00Z">
+      <w:del w:id="161" w:author="Проект новой редакции" w:date="2026-10-29T12:18:00Z">
         <w:r>
           <w:rPr>
             <w:rFonts w:ascii="Arial" w:hAnsi="Arial" w:cs="Arial"/>
@@ -8301,7 +8301,7 @@
         </w:rPr>
         <w:t xml:space="preserve"> of </w:t>
       </w:r>
-      <w:ins w:id="162" w:author="Проект новой редакции" w:date="2026-10-29T11:52:00Z">
+      <w:ins w:id="162" w:author="Проект новой редакции" w:date="2026-10-29T12:18:00Z">
         <w:r>
           <w:rPr>
             <w:rFonts w:ascii="Arial" w:hAnsi="Arial" w:cs="Arial"/>
@@ -8312,7 +8312,7 @@
           <w:t>Deputy CEO. A vacant position</w:t>
         </w:r>
       </w:ins>
-      <w:del w:id="163" w:author="Проект новой редакции" w:date="2026-10-29T11:52:00Z">
+      <w:del w:id="163" w:author="Проект новой редакции" w:date="2026-10-29T12:18:00Z">
         <w:r>
           <w:rPr>
             <w:rFonts w:ascii="Arial" w:hAnsi="Arial" w:cs="Arial"/>
@@ -8332,7 +8332,7 @@
         </w:rPr>
         <w:t xml:space="preserve"> of </w:t>
       </w:r>
-      <w:ins w:id="164" w:author="Проект новой редакции" w:date="2026-10-29T11:52:00Z">
+      <w:ins w:id="164" w:author="Проект новой редакции" w:date="2026-10-29T12:18:00Z">
         <w:r>
           <w:rPr>
             <w:rFonts w:ascii="Arial" w:hAnsi="Arial" w:cs="Arial"/>
@@ -8343,7 +8343,7 @@
           <w:t>Deputy CEO does not prevent the Management Council from operating, provided that it has at least two members</w:t>
         </w:r>
       </w:ins>
-      <w:del w:id="165" w:author="Проект новой редакции" w:date="2026-10-29T11:52:00Z">
+      <w:del w:id="165" w:author="Проект новой редакции" w:date="2026-10-29T12:18:00Z">
         <w:r>
           <w:rPr>
             <w:rFonts w:ascii="Arial" w:hAnsi="Arial" w:cs="Arial"/>
@@ -8474,7 +8474,7 @@
         </w:rPr>
         <w:t xml:space="preserve">According to section </w:t>
       </w:r>
-      <w:ins w:id="166" w:author="Проект новой редакции" w:date="2026-10-29T11:52:00Z">
+      <w:ins w:id="166" w:author="Проект новой редакции" w:date="2026-10-29T12:18:00Z">
         <w:r>
           <w:rPr>
             <w:rFonts w:ascii="Arial" w:hAnsi="Arial" w:cs="Arial"/>
@@ -8494,7 +8494,7 @@
         </w:rPr>
         <w:t>5</w:t>
       </w:r>
-      <w:ins w:id="167" w:author="Проект новой редакции" w:date="2026-10-29T11:52:00Z">
+      <w:ins w:id="167" w:author="Проект новой редакции" w:date="2026-10-29T12:18:00Z">
         <w:r>
           <w:rPr>
             <w:rFonts w:ascii="Arial" w:hAnsi="Arial" w:cs="Arial"/>
@@ -8505,7 +8505,7 @@
           <w:t>.(a),</w:t>
         </w:r>
       </w:ins>
-      <w:del w:id="168" w:author="Проект новой редакции" w:date="2026-10-29T11:52:00Z">
+      <w:del w:id="168" w:author="Проект новой редакции" w:date="2026-10-29T12:18:00Z">
         <w:r>
           <w:rPr>
             <w:rFonts w:ascii="Arial" w:hAnsi="Arial" w:cs="Arial"/>
@@ -8574,7 +8574,7 @@
         </w:rPr>
         <w:t>Council on the position of CEO, for the period of “</w:t>
       </w:r>
-      <w:ins w:id="169" w:author="Проект новой редакции" w:date="2026-10-29T11:52:00Z">
+      <w:ins w:id="169" w:author="Проект новой редакции" w:date="2026-10-29T12:18:00Z">
         <w:r>
           <w:rPr>
             <w:rFonts w:ascii="Arial" w:hAnsi="Arial" w:cs="Arial"/>
@@ -8585,7 +8585,7 @@
           <w:t>4</w:t>
         </w:r>
       </w:ins>
-      <w:del w:id="170" w:author="Проект новой редакции" w:date="2026-10-29T11:52:00Z">
+      <w:del w:id="170" w:author="Проект новой редакции" w:date="2026-10-29T12:18:00Z">
         <w:r>
           <w:rPr>
             <w:rFonts w:ascii="Arial" w:hAnsi="Arial" w:cs="Arial"/>
@@ -8612,7 +8612,7 @@
         <w:ind w:firstLine="993"/>
         <w:jc w:val="both"/>
         <w:rPr>
-          <w:del w:id="171" w:author="Проект новой редакции" w:date="2026-10-29T11:52:00Z"/>
+          <w:del w:id="171" w:author="Проект новой редакции" w:date="2026-10-29T12:18:00Z"/>
           <w:rFonts w:ascii="Arial" w:hAnsi="Arial" w:cs="Arial"/>
           <w:sz w:val="28"/>
           <w:szCs w:val="28"/>
@@ -8628,7 +8628,7 @@
         </w:rPr>
         <w:t xml:space="preserve">b) Council </w:t>
       </w:r>
-      <w:ins w:id="172" w:author="Проект новой редакции" w:date="2026-10-29T11:52:00Z">
+      <w:ins w:id="172" w:author="Проект новой редакции" w:date="2026-10-29T12:18:00Z">
         <w:r>
           <w:rPr>
             <w:rFonts w:ascii="Arial" w:hAnsi="Arial" w:cs="Arial"/>
@@ -8648,7 +8648,7 @@
         </w:rPr>
         <w:t xml:space="preserve">on the </w:t>
       </w:r>
-      <w:ins w:id="173" w:author="Проект новой редакции" w:date="2026-10-29T11:52:00Z">
+      <w:ins w:id="173" w:author="Проект новой редакции" w:date="2026-10-29T12:18:00Z">
         <w:r>
           <w:rPr>
             <w:rFonts w:ascii="Arial" w:hAnsi="Arial" w:cs="Arial"/>
@@ -8659,7 +8659,7 @@
           <w:t>positions</w:t>
         </w:r>
       </w:ins>
-      <w:del w:id="174" w:author="Проект новой редакции" w:date="2026-10-29T11:52:00Z">
+      <w:del w:id="174" w:author="Проект новой редакции" w:date="2026-10-29T12:18:00Z">
         <w:r>
           <w:rPr>
             <w:rFonts w:ascii="Arial" w:hAnsi="Arial" w:cs="Arial"/>
@@ -8679,7 +8679,7 @@
         </w:rPr>
         <w:t xml:space="preserve"> of </w:t>
       </w:r>
-      <w:ins w:id="175" w:author="Проект новой редакции" w:date="2026-10-29T11:52:00Z">
+      <w:ins w:id="175" w:author="Проект новой редакции" w:date="2026-10-29T12:18:00Z">
         <w:r>
           <w:rPr>
             <w:rFonts w:ascii="Arial" w:hAnsi="Arial" w:cs="Arial"/>
@@ -8690,7 +8690,7 @@
           <w:t>Deputy CEO</w:t>
         </w:r>
       </w:ins>
-      <w:del w:id="176" w:author="Проект новой редакции" w:date="2026-10-29T11:52:00Z">
+      <w:del w:id="176" w:author="Проект новой редакции" w:date="2026-10-29T12:18:00Z">
         <w:r>
           <w:rPr>
             <w:rFonts w:ascii="Arial" w:hAnsi="Arial" w:cs="Arial"/>
@@ -8710,7 +8710,7 @@
         </w:rPr>
         <w:t>, for the period of “</w:t>
       </w:r>
-      <w:ins w:id="177" w:author="Проект новой редакции" w:date="2026-10-29T11:52:00Z">
+      <w:ins w:id="177" w:author="Проект новой редакции" w:date="2026-10-29T12:18:00Z">
         <w:r>
           <w:rPr>
             <w:rFonts w:ascii="Arial" w:hAnsi="Arial" w:cs="Arial"/>
@@ -8721,7 +8721,7 @@
           <w:t>2</w:t>
         </w:r>
       </w:ins>
-      <w:del w:id="178" w:author="Проект новой редакции" w:date="2026-10-29T11:52:00Z">
+      <w:del w:id="178" w:author="Проект новой редакции" w:date="2026-10-29T12:18:00Z">
         <w:r>
           <w:rPr>
             <w:rFonts w:ascii="Arial" w:hAnsi="Arial" w:cs="Arial"/>
@@ -8748,14 +8748,14 @@
         <w:ind w:firstLine="993"/>
         <w:jc w:val="both"/>
         <w:rPr>
-          <w:del w:id="179" w:author="Проект новой редакции" w:date="2026-10-29T11:52:00Z"/>
-          <w:rFonts w:ascii="Arial" w:hAnsi="Arial" w:cs="Arial"/>
-          <w:sz w:val="28"/>
-          <w:szCs w:val="28"/>
-          <w:lang w:val="en-US"/>
-        </w:rPr>
-      </w:pPr>
-      <w:del w:id="180" w:author="Проект новой редакции" w:date="2026-10-29T11:52:00Z">
+          <w:del w:id="179" w:author="Проект новой редакции" w:date="2026-10-29T12:18:00Z"/>
+          <w:rFonts w:ascii="Arial" w:hAnsi="Arial" w:cs="Arial"/>
+          <w:sz w:val="28"/>
+          <w:szCs w:val="28"/>
+          <w:lang w:val="en-US"/>
+        </w:rPr>
+      </w:pPr>
+      <w:del w:id="180" w:author="Проект новой редакции" w:date="2026-10-29T12:18:00Z">
         <w:r>
           <w:rPr>
             <w:rFonts w:ascii="Arial" w:hAnsi="Arial" w:cs="Arial"/>
@@ -8797,7 +8797,7 @@
           <w:lang w:val="en-US"/>
         </w:rPr>
       </w:pPr>
-      <w:del w:id="181" w:author="Проект новой редакции" w:date="2026-10-29T11:52:00Z">
+      <w:del w:id="181" w:author="Проект новой редакции" w:date="2026-10-29T12:18:00Z">
         <w:r>
           <w:rPr>
             <w:rFonts w:ascii="Arial" w:hAnsi="Arial" w:cs="Arial"/>
@@ -9577,7 +9577,7 @@
         </w:rPr>
         <w:t xml:space="preserve"> Chapter </w:t>
       </w:r>
-      <w:ins w:id="182" w:author="Проект новой редакции" w:date="2026-10-29T11:52:00Z">
+      <w:ins w:id="182" w:author="Проект новой редакции" w:date="2026-10-29T12:18:00Z">
         <w:r>
           <w:rPr>
             <w:rFonts w:ascii="Arial" w:hAnsi="Arial" w:cs="Arial"/>
@@ -9588,7 +9588,7 @@
           <w:t>8</w:t>
         </w:r>
       </w:ins>
-      <w:del w:id="183" w:author="Проект новой редакции" w:date="2026-10-29T11:52:00Z">
+      <w:del w:id="183" w:author="Проект новой редакции" w:date="2026-10-29T12:18:00Z">
         <w:r>
           <w:rPr>
             <w:rFonts w:ascii="Arial" w:hAnsi="Arial" w:cs="Arial"/>
@@ -9711,7 +9711,7 @@
         </w:rPr>
         <w:t>or Chairman of the Management Council</w:t>
       </w:r>
-      <w:del w:id="184" w:author="Проект новой редакции" w:date="2026-10-29T11:52:00Z">
+      <w:del w:id="184" w:author="Проект новой редакции" w:date="2026-10-29T12:18:00Z">
         <w:r>
           <w:rPr>
             <w:rFonts w:ascii="Arial" w:hAnsi="Arial" w:cs="Arial"/>
@@ -10051,14 +10051,14 @@
         <w:ind w:firstLine="709"/>
         <w:jc w:val="both"/>
         <w:rPr>
-          <w:ins w:id="185" w:author="Проект новой редакции" w:date="2026-10-29T11:52:00Z"/>
+          <w:ins w:id="185" w:author="Проект новой редакции" w:date="2026-10-29T12:18:00Z"/>
           <w:rFonts w:ascii="Arial" w:hAnsi="Arial" w:cs="Arial"/>
           <w:sz w:val="28"/>
           <w:szCs w:val="28"/>
           <w:lang w:val="kk-KZ"/>
         </w:rPr>
       </w:pPr>
-      <w:ins w:id="186" w:author="Проект новой редакции" w:date="2026-10-29T11:52:00Z">
+      <w:ins w:id="186" w:author="Проект новой редакции" w:date="2026-10-29T12:18:00Z">
         <w:r>
           <w:rPr>
             <w:rFonts w:ascii="Arial" w:hAnsi="Arial" w:cs="Arial"/>
@@ -10395,7 +10395,7 @@
         </w:rPr>
         <w:t xml:space="preserve">b) must comply with the provisions of </w:t>
       </w:r>
-      <w:ins w:id="187" w:author="Проект новой редакции" w:date="2026-10-29T11:52:00Z">
+      <w:ins w:id="187" w:author="Проект новой редакции" w:date="2026-10-29T12:18:00Z">
         <w:r>
           <w:rPr>
             <w:rFonts w:ascii="Arial" w:hAnsi="Arial" w:cs="Arial"/>
@@ -10715,7 +10715,7 @@
           <w:lang w:val="en-US"/>
         </w:rPr>
       </w:pPr>
-      <w:ins w:id="188" w:author="Проект новой редакции" w:date="2026-10-29T11:52:00Z">
+      <w:ins w:id="188" w:author="Проект новой редакции" w:date="2026-10-29T12:18:00Z">
         <w:r>
           <w:rPr>
             <w:rFonts w:ascii="Arial" w:hAnsi="Arial" w:cs="Arial"/>
@@ -10726,7 +10726,7 @@
           <w:t>(iii) approve the staff schedule of the Foundation’s employees,</w:t>
         </w:r>
       </w:ins>
-      <w:del w:id="189" w:author="Проект новой редакции" w:date="2026-10-29T11:52:00Z">
+      <w:del w:id="189" w:author="Проект новой редакции" w:date="2026-10-29T12:18:00Z">
         <w:r>
           <w:rPr>
             <w:rFonts w:ascii="Arial" w:hAnsi="Arial" w:cs="Arial"/>
@@ -10773,7 +10773,7 @@
         </w:rPr>
         <w:t xml:space="preserve"> required for the Foundation, to define their salaries, benefits, remunerations</w:t>
       </w:r>
-      <w:ins w:id="190" w:author="Проект новой редакции" w:date="2026-10-29T11:52:00Z">
+      <w:ins w:id="190" w:author="Проект новой редакции" w:date="2026-10-29T12:18:00Z">
         <w:r>
           <w:rPr>
             <w:rFonts w:ascii="Arial" w:hAnsi="Arial" w:cs="Arial"/>
@@ -10793,7 +10793,7 @@
         </w:rPr>
         <w:t xml:space="preserve"> and the rules and provisions related to their employment as well as the right to terminate their services</w:t>
       </w:r>
-      <w:ins w:id="191" w:author="Проект новой редакции" w:date="2026-10-29T11:52:00Z">
+      <w:ins w:id="191" w:author="Проект новой редакции" w:date="2026-10-29T12:18:00Z">
         <w:r>
           <w:rPr>
             <w:rFonts w:ascii="Arial" w:hAnsi="Arial" w:cs="Arial"/>
@@ -10820,7 +10820,7 @@
         <w:ind w:firstLine="993"/>
         <w:jc w:val="both"/>
         <w:rPr>
-          <w:ins w:id="192" w:author="Проект новой редакции" w:date="2026-10-29T11:52:00Z"/>
+          <w:ins w:id="192" w:author="Проект новой редакции" w:date="2026-10-29T12:18:00Z"/>
           <w:rFonts w:ascii="Arial" w:hAnsi="Arial" w:cs="Arial"/>
           <w:sz w:val="28"/>
           <w:szCs w:val="28"/>
@@ -10854,7 +10854,7 @@
         </w:rPr>
         <w:t xml:space="preserve">) sign </w:t>
       </w:r>
-      <w:ins w:id="193" w:author="Проект новой редакции" w:date="2026-10-29T11:52:00Z">
+      <w:ins w:id="193" w:author="Проект новой редакции" w:date="2026-10-29T12:18:00Z">
         <w:r>
           <w:rPr>
             <w:rFonts w:ascii="Arial" w:hAnsi="Arial" w:cs="Arial"/>
@@ -10878,7 +10878,7 @@
           <w:lang w:val="en-US"/>
         </w:rPr>
       </w:pPr>
-      <w:ins w:id="194" w:author="Проект новой редакции" w:date="2026-10-29T11:52:00Z">
+      <w:ins w:id="194" w:author="Проект новой редакции" w:date="2026-10-29T12:18:00Z">
         <w:r>
           <w:rPr>
             <w:rFonts w:ascii="Arial" w:hAnsi="Arial" w:cs="Arial"/>
@@ -10920,7 +10920,7 @@
         </w:rPr>
         <w:t>(</w:t>
       </w:r>
-      <w:ins w:id="195" w:author="Проект новой редакции" w:date="2026-10-29T11:52:00Z">
+      <w:ins w:id="195" w:author="Проект новой редакции" w:date="2026-10-29T12:18:00Z">
         <w:r>
           <w:rPr>
             <w:rFonts w:ascii="Arial" w:hAnsi="Arial" w:cs="Arial"/>
@@ -10931,7 +10931,7 @@
           <w:t>vi</w:t>
         </w:r>
       </w:ins>
-      <w:del w:id="196" w:author="Проект новой редакции" w:date="2026-10-29T11:52:00Z">
+      <w:del w:id="196" w:author="Проект новой редакции" w:date="2026-10-29T12:18:00Z">
         <w:r>
           <w:rPr>
             <w:rFonts w:ascii="Arial" w:hAnsi="Arial" w:cs="Arial"/>
@@ -10973,7 +10973,7 @@
         </w:rPr>
         <w:t>(</w:t>
       </w:r>
-      <w:ins w:id="197" w:author="Проект новой редакции" w:date="2026-10-29T11:52:00Z">
+      <w:ins w:id="197" w:author="Проект новой редакции" w:date="2026-10-29T12:18:00Z">
         <w:r>
           <w:rPr>
             <w:rFonts w:ascii="Arial" w:hAnsi="Arial" w:cs="Arial"/>
@@ -10984,7 +10984,7 @@
           <w:t>vii</w:t>
         </w:r>
       </w:ins>
-      <w:del w:id="198" w:author="Проект новой редакции" w:date="2026-10-29T11:52:00Z">
+      <w:del w:id="198" w:author="Проект новой редакции" w:date="2026-10-29T12:18:00Z">
         <w:r>
           <w:rPr>
             <w:rFonts w:ascii="Arial" w:hAnsi="Arial" w:cs="Arial"/>
@@ -11073,7 +11073,7 @@
         </w:rPr>
         <w:t xml:space="preserve">. </w:t>
       </w:r>
-      <w:del w:id="199" w:author="Проект новой редакции" w:date="2026-10-29T11:52:00Z">
+      <w:del w:id="199" w:author="Проект новой редакции" w:date="2026-10-29T12:18:00Z">
         <w:r>
           <w:rPr>
             <w:rFonts w:ascii="Arial" w:hAnsi="Arial" w:cs="Arial"/>
@@ -11093,7 +11093,7 @@
         </w:rPr>
         <w:t xml:space="preserve">The Management Council </w:t>
       </w:r>
-      <w:ins w:id="200" w:author="Проект новой редакции" w:date="2026-10-29T11:52:00Z">
+      <w:ins w:id="200" w:author="Проект новой редакции" w:date="2026-10-29T12:18:00Z">
         <w:r>
           <w:rPr>
             <w:rFonts w:ascii="Arial" w:hAnsi="Arial" w:cs="Arial"/>
@@ -11104,7 +11104,7 @@
           <w:t>approves</w:t>
         </w:r>
       </w:ins>
-      <w:del w:id="201" w:author="Проект новой редакции" w:date="2026-10-29T11:52:00Z">
+      <w:del w:id="201" w:author="Проект новой редакции" w:date="2026-10-29T12:18:00Z">
         <w:r>
           <w:rPr>
             <w:rFonts w:ascii="Arial" w:hAnsi="Arial" w:cs="Arial"/>
@@ -11142,7 +11142,7 @@
         </w:rPr>
         <w:t xml:space="preserve">the </w:t>
       </w:r>
-      <w:ins w:id="202" w:author="Проект новой редакции" w:date="2026-10-29T11:52:00Z">
+      <w:ins w:id="202" w:author="Проект новой редакции" w:date="2026-10-29T12:18:00Z">
         <w:r>
           <w:rPr>
             <w:rFonts w:ascii="Arial" w:hAnsi="Arial" w:cs="Arial"/>
@@ -11153,7 +11153,7 @@
           <w:t>budget</w:t>
         </w:r>
       </w:ins>
-      <w:del w:id="203" w:author="Проект новой редакции" w:date="2026-10-29T11:52:00Z">
+      <w:del w:id="203" w:author="Проект новой редакции" w:date="2026-10-29T12:18:00Z">
         <w:r>
           <w:rPr>
             <w:rFonts w:ascii="Arial" w:hAnsi="Arial" w:cs="Arial"/>
@@ -11191,7 +11191,7 @@
         </w:rPr>
         <w:t>of the Foundation necessary for its operation and reaching its objects</w:t>
       </w:r>
-      <w:ins w:id="204" w:author="Проект новой редакции" w:date="2026-10-29T11:52:00Z">
+      <w:ins w:id="204" w:author="Проект новой редакции" w:date="2026-10-29T12:18:00Z">
         <w:r>
           <w:rPr>
             <w:rFonts w:ascii="Arial" w:hAnsi="Arial" w:cs="Arial"/>
@@ -11220,7 +11220,7 @@
         </w:rPr>
         <w:t xml:space="preserve">and </w:t>
       </w:r>
-      <w:ins w:id="205" w:author="Проект новой редакции" w:date="2026-10-29T11:52:00Z">
+      <w:ins w:id="205" w:author="Проект новой редакции" w:date="2026-10-29T12:18:00Z">
         <w:r>
           <w:rPr>
             <w:rFonts w:ascii="Arial" w:hAnsi="Arial" w:cs="Arial"/>
@@ -11231,7 +11231,7 @@
           <w:t>notifies the Supreme Guardian in accordance with paragraph 3.11. Until the budget of the Foundation for the next financial year takes effect, expenses are made within the budget of the previous year. The Management Council proposes salaries</w:t>
         </w:r>
       </w:ins>
-      <w:del w:id="206" w:author="Проект новой редакции" w:date="2026-10-29T11:52:00Z">
+      <w:del w:id="206" w:author="Проект новой редакции" w:date="2026-10-29T12:18:00Z">
         <w:r>
           <w:rPr>
             <w:rFonts w:ascii="Arial" w:hAnsi="Arial" w:cs="Arial"/>
@@ -11260,7 +11260,7 @@
         </w:rPr>
         <w:t xml:space="preserve"> of the Management Council members to the Supreme Guardian</w:t>
       </w:r>
-      <w:ins w:id="207" w:author="Проект новой редакции" w:date="2026-10-29T11:52:00Z">
+      <w:ins w:id="207" w:author="Проект новой редакции" w:date="2026-10-29T12:18:00Z">
         <w:r>
           <w:rPr>
             <w:rFonts w:ascii="Arial" w:hAnsi="Arial" w:cs="Arial"/>
@@ -11271,7 +11271,7 @@
           <w:t xml:space="preserve"> for approval pursuant to section 3.5.(g).</w:t>
         </w:r>
       </w:ins>
-      <w:del w:id="208" w:author="Проект новой редакции" w:date="2026-10-29T11:52:00Z">
+      <w:del w:id="208" w:author="Проект новой редакции" w:date="2026-10-29T12:18:00Z">
         <w:r>
           <w:rPr>
             <w:rFonts w:ascii="Arial" w:hAnsi="Arial" w:cs="Arial"/>
@@ -11512,14 +11512,14 @@
         <w:ind w:firstLine="709"/>
         <w:jc w:val="both"/>
         <w:rPr>
-          <w:ins w:id="209" w:author="Проект новой редакции" w:date="2026-10-29T11:52:00Z"/>
+          <w:ins w:id="209" w:author="Проект новой редакции" w:date="2026-10-29T12:18:00Z"/>
           <w:rFonts w:ascii="Arial" w:hAnsi="Arial" w:cs="Arial"/>
           <w:sz w:val="28"/>
           <w:szCs w:val="28"/>
           <w:lang w:val="en-GB"/>
         </w:rPr>
       </w:pPr>
-      <w:ins w:id="210" w:author="Проект новой редакции" w:date="2026-10-29T11:52:00Z">
+      <w:ins w:id="210" w:author="Проект новой редакции" w:date="2026-10-29T12:18:00Z">
         <w:r>
           <w:rPr>
             <w:rFonts w:ascii="Arial" w:hAnsi="Arial" w:cs="Arial"/>
@@ -11537,14 +11537,14 @@
         <w:ind w:firstLine="709"/>
         <w:jc w:val="both"/>
         <w:rPr>
-          <w:ins w:id="211" w:author="Проект новой редакции" w:date="2026-10-29T11:52:00Z"/>
+          <w:ins w:id="211" w:author="Проект новой редакции" w:date="2026-10-29T12:18:00Z"/>
           <w:rFonts w:ascii="Arial" w:hAnsi="Arial" w:cs="Arial"/>
           <w:sz w:val="28"/>
           <w:szCs w:val="28"/>
           <w:lang w:val="en-GB"/>
         </w:rPr>
       </w:pPr>
-      <w:ins w:id="212" w:author="Проект новой редакции" w:date="2026-10-29T11:52:00Z">
+      <w:ins w:id="212" w:author="Проект новой редакции" w:date="2026-10-29T12:18:00Z">
         <w:r>
           <w:rPr>
             <w:rFonts w:ascii="Arial" w:hAnsi="Arial" w:cs="Arial"/>
@@ -11562,14 +11562,14 @@
         <w:ind w:firstLine="709"/>
         <w:jc w:val="both"/>
         <w:rPr>
-          <w:ins w:id="213" w:author="Проект новой редакции" w:date="2026-10-29T11:52:00Z"/>
+          <w:ins w:id="213" w:author="Проект новой редакции" w:date="2026-10-29T12:18:00Z"/>
           <w:rFonts w:ascii="Arial" w:hAnsi="Arial" w:cs="Arial"/>
           <w:sz w:val="28"/>
           <w:szCs w:val="28"/>
           <w:lang w:val="en-GB"/>
         </w:rPr>
       </w:pPr>
-      <w:ins w:id="214" w:author="Проект новой редакции" w:date="2026-10-29T11:52:00Z">
+      <w:ins w:id="214" w:author="Проект новой редакции" w:date="2026-10-29T12:18:00Z">
         <w:r>
           <w:rPr>
             <w:rFonts w:ascii="Arial" w:hAnsi="Arial" w:cs="Arial"/>
@@ -11730,7 +11730,7 @@
         <w:tab/>
         <w:t xml:space="preserve">REMUNERATION AND EXPENSES OF MEMBERS OF THE </w:t>
       </w:r>
-      <w:ins w:id="215" w:author="Проект новой редакции" w:date="2026-10-29T11:52:00Z">
+      <w:ins w:id="215" w:author="Проект новой редакции" w:date="2026-10-29T12:18:00Z">
         <w:r>
           <w:rPr>
             <w:rFonts w:ascii="Arial" w:hAnsi="Arial" w:cs="Arial"/>
@@ -11742,7 +11742,7 @@
           <w:t>COUNCILS</w:t>
         </w:r>
       </w:ins>
-      <w:del w:id="216" w:author="Проект новой редакции" w:date="2026-10-29T11:52:00Z">
+      <w:del w:id="216" w:author="Проект новой редакции" w:date="2026-10-29T12:18:00Z">
         <w:r>
           <w:rPr>
             <w:rFonts w:ascii="Arial" w:hAnsi="Arial" w:cs="Arial"/>
@@ -11798,7 +11798,7 @@
         </w:rPr>
         <w:t>embers of the</w:t>
       </w:r>
-      <w:del w:id="217" w:author="Проект новой редакции" w:date="2026-10-29T11:52:00Z">
+      <w:del w:id="217" w:author="Проект новой редакции" w:date="2026-10-29T12:18:00Z">
         <w:r>
           <w:rPr>
             <w:rFonts w:ascii="Arial" w:hAnsi="Arial" w:cs="Arial"/>
@@ -11863,7 +11863,7 @@
         </w:rPr>
         <w:t>of the Supreme Guardian</w:t>
       </w:r>
-      <w:ins w:id="218" w:author="Проект новой редакции" w:date="2026-10-29T11:52:00Z">
+      <w:ins w:id="218" w:author="Проект новой редакции" w:date="2026-10-29T12:18:00Z">
         <w:r>
           <w:rPr>
             <w:rFonts w:ascii="Arial" w:hAnsi="Arial" w:cs="Arial"/>
@@ -11892,7 +11892,7 @@
           <w:t xml:space="preserve"> is determined in accordance with paragraphs 3.7 and 3.8. Members of the Guardian Council and the Management Council</w:t>
         </w:r>
       </w:ins>
-      <w:del w:id="219" w:author="Проект новой редакции" w:date="2026-10-29T11:52:00Z">
+      <w:del w:id="219" w:author="Проект новой редакции" w:date="2026-10-29T12:18:00Z">
         <w:r>
           <w:rPr>
             <w:rFonts w:ascii="Arial" w:hAnsi="Arial" w:cs="Arial"/>
@@ -12555,7 +12555,7 @@
         </w:rPr>
         <w:t>.</w:t>
       </w:r>
-      <w:del w:id="220" w:author="Проект новой редакции" w:date="2026-10-29T11:52:00Z">
+      <w:del w:id="220" w:author="Проект новой редакции" w:date="2026-10-29T12:18:00Z">
         <w:r>
           <w:rPr>
             <w:rFonts w:ascii="Arial" w:hAnsi="Arial" w:cs="Arial"/>
@@ -13579,7 +13579,7 @@
         </w:rPr>
         <w:t>roperty of the Foundation must be under the control of the Management Council. The Management Council may</w:t>
       </w:r>
-      <w:del w:id="221" w:author="Проект новой редакции" w:date="2026-10-29T11:52:00Z">
+      <w:del w:id="221" w:author="Проект новой редакции" w:date="2026-10-29T12:18:00Z">
         <w:r>
           <w:rPr>
             <w:rFonts w:ascii="Arial" w:hAnsi="Arial" w:cs="Arial"/>
@@ -13621,7 +13621,7 @@
         </w:rPr>
         <w:t>a) determine how the property of the Foundation is applied and used;</w:t>
       </w:r>
-      <w:ins w:id="222" w:author="Проект новой редакции" w:date="2026-10-29T11:52:00Z">
+      <w:ins w:id="222" w:author="Проект новой редакции" w:date="2026-10-29T12:18:00Z">
         <w:r>
           <w:rPr>
             <w:rFonts w:ascii="Arial" w:hAnsi="Arial" w:cs="Arial"/>
@@ -13639,14 +13639,14 @@
         <w:ind w:firstLine="709"/>
         <w:jc w:val="both"/>
         <w:rPr>
-          <w:ins w:id="223" w:author="Проект новой редакции" w:date="2026-10-29T11:52:00Z"/>
-          <w:rFonts w:ascii="Arial" w:hAnsi="Arial" w:cs="Arial"/>
-          <w:sz w:val="28"/>
-          <w:szCs w:val="28"/>
-          <w:lang w:val="en-US"/>
-        </w:rPr>
-      </w:pPr>
-      <w:ins w:id="224" w:author="Проект новой редакции" w:date="2026-10-29T11:52:00Z">
+          <w:ins w:id="223" w:author="Проект новой редакции" w:date="2026-10-29T12:18:00Z"/>
+          <w:rFonts w:ascii="Arial" w:hAnsi="Arial" w:cs="Arial"/>
+          <w:sz w:val="28"/>
+          <w:szCs w:val="28"/>
+          <w:lang w:val="en-US"/>
+        </w:rPr>
+      </w:pPr>
+      <w:ins w:id="224" w:author="Проект новой редакции" w:date="2026-10-29T12:18:00Z">
         <w:r>
           <w:rPr>
             <w:rFonts w:ascii="Arial" w:hAnsi="Arial" w:cs="Arial"/>
@@ -13657,7 +13657,7 @@
           <w:t>b) subject to the approval of the Supreme Guardian,</w:t>
         </w:r>
       </w:ins>
-      <w:del w:id="225" w:author="Проект новой редакции" w:date="2026-10-29T11:52:00Z">
+      <w:del w:id="225" w:author="Проект новой редакции" w:date="2026-10-29T12:18:00Z">
         <w:r>
           <w:rPr>
             <w:rFonts w:ascii="Arial" w:hAnsi="Arial" w:cs="Arial"/>
@@ -13704,7 +13704,7 @@
         </w:rPr>
         <w:t xml:space="preserve">of the Foundation </w:t>
       </w:r>
-      <w:ins w:id="226" w:author="Проект новой редакции" w:date="2026-10-29T11:52:00Z">
+      <w:ins w:id="226" w:author="Проект новой редакции" w:date="2026-10-29T12:18:00Z">
         <w:r>
           <w:rPr>
             <w:rFonts w:ascii="Arial" w:hAnsi="Arial" w:cs="Arial"/>
@@ -13733,7 +13733,7 @@
         </w:rPr>
         <w:t xml:space="preserve"> achieve Foundation’s objects and functions</w:t>
       </w:r>
-      <w:ins w:id="227" w:author="Проект новой редакции" w:date="2026-10-29T11:52:00Z">
+      <w:ins w:id="227" w:author="Проект новой редакции" w:date="2026-10-29T12:18:00Z">
         <w:r>
           <w:rPr>
             <w:rFonts w:ascii="Arial" w:hAnsi="Arial" w:cs="Arial"/>
@@ -13757,7 +13757,7 @@
           <w:lang w:val="en-US"/>
         </w:rPr>
       </w:pPr>
-      <w:ins w:id="228" w:author="Проект новой редакции" w:date="2026-10-29T11:52:00Z">
+      <w:ins w:id="228" w:author="Проект новой редакции" w:date="2026-10-29T12:18:00Z">
         <w:r>
           <w:rPr>
             <w:rFonts w:ascii="Arial" w:hAnsi="Arial" w:cs="Arial"/>
@@ -13768,7 +13768,7 @@
           <w:t>Operational expenses of the Foundation, as well as acquisition, disposal and use of Fixed Assets with a value up to the amount specified in sub-paragraph a) of this paragraph, within the approved budget of the Foundation are made by decision of the Chairman of the Management Council without agreement with the Supreme Guardian</w:t>
         </w:r>
       </w:ins>
-      <w:del w:id="229" w:author="Проект новой редакции" w:date="2026-10-29T11:52:00Z">
+      <w:del w:id="229" w:author="Проект новой редакции" w:date="2026-10-29T12:18:00Z">
         <w:r>
           <w:rPr>
             <w:rFonts w:ascii="Arial" w:hAnsi="Arial" w:cs="Arial"/>
@@ -14741,14 +14741,14 @@
         <w:ind w:left="0" w:firstLine="0"/>
         <w:jc w:val="both"/>
         <w:rPr>
-          <w:ins w:id="230" w:author="Проект новой редакции" w:date="2026-10-29T11:52:00Z"/>
-          <w:rFonts w:ascii="Arial" w:hAnsi="Arial" w:cs="Arial"/>
-          <w:sz w:val="28"/>
-          <w:szCs w:val="28"/>
-          <w:lang w:val="en-US"/>
-        </w:rPr>
-      </w:pPr>
-      <w:ins w:id="231" w:author="Проект новой редакции" w:date="2026-10-29T11:52:00Z">
+          <w:ins w:id="230" w:author="Проект новой редакции" w:date="2026-10-29T12:18:00Z"/>
+          <w:rFonts w:ascii="Arial" w:hAnsi="Arial" w:cs="Arial"/>
+          <w:sz w:val="28"/>
+          <w:szCs w:val="28"/>
+          <w:lang w:val="en-US"/>
+        </w:rPr>
+      </w:pPr>
+      <w:ins w:id="231" w:author="Проект новой редакции" w:date="2026-10-29T12:18:00Z">
         <w:r>
           <w:rPr>
             <w:rFonts w:ascii="Arial" w:hAnsi="Arial" w:cs="Arial"/>
@@ -14783,7 +14783,7 @@
         <w:spacing w:after="0" w:line="480" w:lineRule="auto"/>
         <w:jc w:val="both"/>
         <w:rPr>
-          <w:ins w:id="232" w:author="Проект новой редакции" w:date="2026-10-29T11:52:00Z"/>
+          <w:ins w:id="232" w:author="Проект новой редакции" w:date="2026-10-29T12:18:00Z"/>
           <w:rFonts w:ascii="Arial" w:hAnsi="Arial" w:cs="Arial"/>
           <w:sz w:val="28"/>
           <w:szCs w:val="28"/>
@@ -14796,7 +14796,7 @@
         <w:spacing w:after="0" w:line="480" w:lineRule="auto"/>
         <w:jc w:val="both"/>
         <w:rPr>
-          <w:ins w:id="233" w:author="Проект новой редакции" w:date="2026-10-29T11:52:00Z"/>
+          <w:ins w:id="233" w:author="Проект новой редакции" w:date="2026-10-29T12:18:00Z"/>
           <w:rFonts w:ascii="Arial" w:hAnsi="Arial" w:cs="Arial"/>
           <w:sz w:val="28"/>
           <w:szCs w:val="28"/>
@@ -14809,7 +14809,7 @@
         <w:spacing w:after="0" w:line="480" w:lineRule="auto"/>
         <w:jc w:val="both"/>
         <w:rPr>
-          <w:ins w:id="234" w:author="Проект новой редакции" w:date="2026-10-29T11:52:00Z"/>
+          <w:ins w:id="234" w:author="Проект новой редакции" w:date="2026-10-29T12:18:00Z"/>
           <w:rFonts w:ascii="Arial" w:hAnsi="Arial" w:cs="Arial"/>
           <w:sz w:val="28"/>
           <w:szCs w:val="28"/>
@@ -14822,7 +14822,7 @@
         <w:spacing w:after="0" w:line="480" w:lineRule="auto"/>
         <w:jc w:val="both"/>
         <w:rPr>
-          <w:ins w:id="235" w:author="Проект новой редакции" w:date="2026-10-29T11:52:00Z"/>
+          <w:ins w:id="235" w:author="Проект новой редакции" w:date="2026-10-29T12:18:00Z"/>
           <w:rFonts w:ascii="Arial" w:hAnsi="Arial" w:cs="Arial"/>
           <w:sz w:val="28"/>
           <w:szCs w:val="28"/>
@@ -14835,7 +14835,7 @@
         <w:spacing w:after="0" w:line="480" w:lineRule="auto"/>
         <w:jc w:val="both"/>
         <w:rPr>
-          <w:ins w:id="236" w:author="Проект новой редакции" w:date="2026-10-29T11:52:00Z"/>
+          <w:ins w:id="236" w:author="Проект новой редакции" w:date="2026-10-29T12:18:00Z"/>
           <w:rFonts w:ascii="Arial" w:hAnsi="Arial" w:cs="Arial"/>
           <w:sz w:val="28"/>
           <w:szCs w:val="28"/>
@@ -14848,7 +14848,7 @@
         <w:spacing w:after="0" w:line="480" w:lineRule="auto"/>
         <w:jc w:val="both"/>
         <w:rPr>
-          <w:ins w:id="237" w:author="Проект новой редакции" w:date="2026-10-29T11:52:00Z"/>
+          <w:ins w:id="237" w:author="Проект новой редакции" w:date="2026-10-29T12:18:00Z"/>
           <w:rFonts w:ascii="Arial" w:hAnsi="Arial" w:cs="Arial"/>
           <w:sz w:val="28"/>
           <w:szCs w:val="28"/>
@@ -14861,7 +14861,7 @@
         <w:spacing w:after="0" w:line="480" w:lineRule="auto"/>
         <w:jc w:val="both"/>
         <w:rPr>
-          <w:ins w:id="238" w:author="Проект новой редакции" w:date="2026-10-29T11:52:00Z"/>
+          <w:ins w:id="238" w:author="Проект новой редакции" w:date="2026-10-29T12:18:00Z"/>
           <w:rFonts w:ascii="Arial" w:hAnsi="Arial" w:cs="Arial"/>
           <w:sz w:val="28"/>
           <w:szCs w:val="28"/>
@@ -14874,7 +14874,7 @@
         <w:spacing w:after="0" w:line="480" w:lineRule="auto"/>
         <w:jc w:val="both"/>
         <w:rPr>
-          <w:ins w:id="239" w:author="Проект новой редакции" w:date="2026-10-29T11:52:00Z"/>
+          <w:ins w:id="239" w:author="Проект новой редакции" w:date="2026-10-29T12:18:00Z"/>
           <w:rFonts w:ascii="Arial" w:hAnsi="Arial" w:cs="Arial"/>
           <w:sz w:val="28"/>
           <w:szCs w:val="28"/>
@@ -14887,7 +14887,7 @@
         <w:spacing w:after="0" w:line="480" w:lineRule="auto"/>
         <w:jc w:val="both"/>
         <w:rPr>
-          <w:ins w:id="240" w:author="Проект новой редакции" w:date="2026-10-29T11:52:00Z"/>
+          <w:ins w:id="240" w:author="Проект новой редакции" w:date="2026-10-29T12:18:00Z"/>
           <w:rFonts w:ascii="Arial" w:hAnsi="Arial" w:cs="Arial"/>
           <w:sz w:val="28"/>
           <w:szCs w:val="28"/>
@@ -14900,7 +14900,7 @@
         <w:spacing w:after="0" w:line="480" w:lineRule="auto"/>
         <w:jc w:val="both"/>
         <w:rPr>
-          <w:ins w:id="241" w:author="Проект новой редакции" w:date="2026-10-29T11:52:00Z"/>
+          <w:ins w:id="241" w:author="Проект новой редакции" w:date="2026-10-29T12:18:00Z"/>
           <w:rFonts w:ascii="Arial" w:hAnsi="Arial" w:cs="Arial"/>
           <w:sz w:val="28"/>
           <w:szCs w:val="28"/>
@@ -14913,7 +14913,7 @@
         <w:spacing w:after="0" w:line="480" w:lineRule="auto"/>
         <w:jc w:val="both"/>
         <w:rPr>
-          <w:ins w:id="242" w:author="Проект новой редакции" w:date="2026-10-29T11:52:00Z"/>
+          <w:ins w:id="242" w:author="Проект новой редакции" w:date="2026-10-29T12:18:00Z"/>
           <w:rFonts w:ascii="Arial" w:hAnsi="Arial" w:cs="Arial"/>
           <w:sz w:val="28"/>
           <w:szCs w:val="28"/>
@@ -14926,7 +14926,7 @@
         <w:spacing w:after="0" w:line="480" w:lineRule="auto"/>
         <w:jc w:val="both"/>
         <w:rPr>
-          <w:ins w:id="243" w:author="Проект новой редакции" w:date="2026-10-29T11:52:00Z"/>
+          <w:ins w:id="243" w:author="Проект новой редакции" w:date="2026-10-29T12:18:00Z"/>
           <w:rFonts w:ascii="Arial" w:hAnsi="Arial" w:cs="Arial"/>
           <w:sz w:val="28"/>
           <w:szCs w:val="28"/>
@@ -14939,7 +14939,7 @@
         <w:spacing w:after="0" w:line="480" w:lineRule="auto"/>
         <w:jc w:val="both"/>
         <w:rPr>
-          <w:ins w:id="244" w:author="Проект новой редакции" w:date="2026-10-29T11:52:00Z"/>
+          <w:ins w:id="244" w:author="Проект новой редакции" w:date="2026-10-29T12:18:00Z"/>
           <w:rFonts w:ascii="Arial" w:hAnsi="Arial" w:cs="Arial"/>
           <w:sz w:val="28"/>
           <w:szCs w:val="28"/>
@@ -14952,7 +14952,7 @@
         <w:spacing w:after="0" w:line="480" w:lineRule="auto"/>
         <w:jc w:val="both"/>
         <w:rPr>
-          <w:ins w:id="245" w:author="Проект новой редакции" w:date="2026-10-29T11:52:00Z"/>
+          <w:ins w:id="245" w:author="Проект новой редакции" w:date="2026-10-29T12:18:00Z"/>
           <w:rFonts w:ascii="Arial" w:hAnsi="Arial" w:cs="Arial"/>
           <w:sz w:val="28"/>
           <w:szCs w:val="28"/>
@@ -14965,7 +14965,7 @@
         <w:spacing w:after="0" w:line="480" w:lineRule="auto"/>
         <w:jc w:val="both"/>
         <w:rPr>
-          <w:ins w:id="246" w:author="Проект новой редакции" w:date="2026-10-29T11:52:00Z"/>
+          <w:ins w:id="246" w:author="Проект новой редакции" w:date="2026-10-29T12:18:00Z"/>
           <w:rFonts w:ascii="Arial" w:hAnsi="Arial" w:cs="Arial"/>
           <w:sz w:val="28"/>
           <w:szCs w:val="28"/>
@@ -14978,7 +14978,7 @@
         <w:spacing w:after="0" w:line="480" w:lineRule="auto"/>
         <w:jc w:val="both"/>
         <w:rPr>
-          <w:ins w:id="247" w:author="Проект новой редакции" w:date="2026-10-29T11:52:00Z"/>
+          <w:ins w:id="247" w:author="Проект новой редакции" w:date="2026-10-29T12:18:00Z"/>
           <w:rFonts w:ascii="Arial" w:hAnsi="Arial" w:cs="Arial"/>
           <w:sz w:val="28"/>
           <w:szCs w:val="28"/>
@@ -14991,7 +14991,7 @@
         <w:spacing w:after="0" w:line="480" w:lineRule="auto"/>
         <w:jc w:val="both"/>
         <w:rPr>
-          <w:ins w:id="248" w:author="Проект новой редакции" w:date="2026-10-29T11:52:00Z"/>
+          <w:ins w:id="248" w:author="Проект новой редакции" w:date="2026-10-29T12:18:00Z"/>
           <w:rFonts w:ascii="Arial" w:hAnsi="Arial" w:cs="Arial"/>
           <w:sz w:val="28"/>
           <w:szCs w:val="28"/>
@@ -15004,7 +15004,7 @@
         <w:spacing w:after="0" w:line="480" w:lineRule="auto"/>
         <w:jc w:val="both"/>
         <w:rPr>
-          <w:ins w:id="249" w:author="Проект новой редакции" w:date="2026-10-29T11:52:00Z"/>
+          <w:ins w:id="249" w:author="Проект новой редакции" w:date="2026-10-29T12:18:00Z"/>
           <w:rFonts w:ascii="Arial" w:hAnsi="Arial" w:cs="Arial"/>
           <w:sz w:val="28"/>
           <w:szCs w:val="28"/>
@@ -15017,7 +15017,7 @@
         <w:spacing w:after="0" w:line="480" w:lineRule="auto"/>
         <w:jc w:val="both"/>
         <w:rPr>
-          <w:ins w:id="250" w:author="Проект новой редакции" w:date="2026-10-29T11:52:00Z"/>
+          <w:ins w:id="250" w:author="Проект новой редакции" w:date="2026-10-29T12:18:00Z"/>
           <w:rFonts w:ascii="Arial" w:hAnsi="Arial" w:cs="Arial"/>
           <w:sz w:val="28"/>
           <w:szCs w:val="28"/>
@@ -15030,7 +15030,7 @@
         <w:spacing w:after="0" w:line="480" w:lineRule="auto"/>
         <w:jc w:val="both"/>
         <w:rPr>
-          <w:ins w:id="251" w:author="Проект новой редакции" w:date="2026-10-29T11:52:00Z"/>
+          <w:ins w:id="251" w:author="Проект новой редакции" w:date="2026-10-29T12:18:00Z"/>
           <w:rFonts w:ascii="Arial" w:hAnsi="Arial" w:cs="Arial"/>
           <w:sz w:val="28"/>
           <w:szCs w:val="28"/>
@@ -15043,7 +15043,7 @@
         <w:spacing w:after="0" w:line="480" w:lineRule="auto"/>
         <w:jc w:val="right"/>
         <w:rPr>
-          <w:ins w:id="252" w:author="Проект новой редакции" w:date="2026-10-29T11:52:00Z"/>
+          <w:ins w:id="252" w:author="Проект новой редакции" w:date="2026-10-29T12:18:00Z"/>
           <w:rFonts w:ascii="Arial" w:hAnsi="Arial" w:cs="Arial"/>
           <w:b/>
           <w:sz w:val="28"/>
@@ -15051,7 +15051,7 @@
           <w:lang w:val="en-US"/>
         </w:rPr>
       </w:pPr>
-      <w:ins w:id="253" w:author="Проект новой редакции" w:date="2026-10-29T11:52:00Z">
+      <w:ins w:id="253" w:author="Проект новой редакции" w:date="2026-10-29T12:18:00Z">
         <w:r>
           <w:rPr>
             <w:rFonts w:ascii="Arial" w:hAnsi="Arial" w:cs="Arial"/>
@@ -15071,14 +15071,14 @@
         <w:ind w:left="0"/>
         <w:jc w:val="both"/>
         <w:rPr>
-          <w:ins w:id="254" w:author="Проект новой редакции" w:date="2026-10-29T11:52:00Z"/>
-          <w:rFonts w:ascii="Arial" w:hAnsi="Arial" w:cs="Arial"/>
-          <w:sz w:val="28"/>
-          <w:szCs w:val="28"/>
-          <w:lang w:val="en-US"/>
-        </w:rPr>
-      </w:pPr>
-      <w:ins w:id="255" w:author="Проект новой редакции" w:date="2026-10-29T11:52:00Z">
+          <w:ins w:id="254" w:author="Проект новой редакции" w:date="2026-10-29T12:18:00Z"/>
+          <w:rFonts w:ascii="Arial" w:hAnsi="Arial" w:cs="Arial"/>
+          <w:sz w:val="28"/>
+          <w:szCs w:val="28"/>
+          <w:lang w:val="en-US"/>
+        </w:rPr>
+      </w:pPr>
+      <w:ins w:id="255" w:author="Проект новой редакции" w:date="2026-10-29T12:18:00Z">
         <w:r>
           <w:rPr>
             <w:rFonts w:ascii="Arial" w:hAnsi="Arial" w:cs="Arial"/>
@@ -15119,14 +15119,14 @@
         <w:ind w:left="0" w:firstLine="0"/>
         <w:jc w:val="both"/>
         <w:rPr>
-          <w:del w:id="256" w:author="Проект новой редакции" w:date="2026-10-29T11:52:00Z"/>
-          <w:rFonts w:ascii="Arial" w:hAnsi="Arial" w:cs="Arial"/>
-          <w:sz w:val="28"/>
-          <w:szCs w:val="28"/>
-          <w:lang w:val="en-US"/>
-        </w:rPr>
-      </w:pPr>
-      <w:del w:id="257" w:author="Проект новой редакции" w:date="2026-10-29T11:52:00Z">
+          <w:del w:id="256" w:author="Проект новой редакции" w:date="2026-10-29T12:18:00Z"/>
+          <w:rFonts w:ascii="Arial" w:hAnsi="Arial" w:cs="Arial"/>
+          <w:sz w:val="28"/>
+          <w:szCs w:val="28"/>
+          <w:lang w:val="en-US"/>
+        </w:rPr>
+      </w:pPr>
+      <w:del w:id="257" w:author="Проект новой редакции" w:date="2026-10-29T12:18:00Z">
         <w:r>
           <w:rPr>
             <w:rFonts w:ascii="Arial" w:hAnsi="Arial" w:cs="Arial"/>
@@ -15401,7 +15401,7 @@
         <w:spacing w:after="0" w:line="480" w:lineRule="auto"/>
         <w:jc w:val="right"/>
         <w:rPr>
-          <w:del w:id="258" w:author="Проект новой редакции" w:date="2026-10-29T11:52:00Z"/>
+          <w:del w:id="258" w:author="Проект новой редакции" w:date="2026-10-29T12:18:00Z"/>
           <w:rFonts w:ascii="Arial" w:hAnsi="Arial" w:cs="Arial"/>
           <w:b/>
           <w:sz w:val="28"/>
@@ -15429,7 +15429,7 @@
         </w:rPr>
         <w:t xml:space="preserve">                          </w:t>
       </w:r>
-      <w:del w:id="259" w:author="Проект новой редакции" w:date="2026-10-29T11:52:00Z">
+      <w:del w:id="259" w:author="Проект новой редакции" w:date="2026-10-29T12:18:00Z">
         <w:r>
           <w:rPr>
             <w:rFonts w:ascii="Arial" w:hAnsi="Arial" w:cs="Arial"/>
@@ -15459,14 +15459,14 @@
         <w:ind w:left="0"/>
         <w:jc w:val="both"/>
         <w:rPr>
-          <w:del w:id="260" w:author="Проект новой редакции" w:date="2026-10-29T11:52:00Z"/>
-          <w:rFonts w:ascii="Arial" w:hAnsi="Arial" w:cs="Arial"/>
-          <w:sz w:val="28"/>
-          <w:szCs w:val="28"/>
-          <w:lang w:val="en-US"/>
-        </w:rPr>
-      </w:pPr>
-      <w:del w:id="261" w:author="Проект новой редакции" w:date="2026-10-29T11:52:00Z">
+          <w:del w:id="260" w:author="Проект новой редакции" w:date="2026-10-29T12:18:00Z"/>
+          <w:rFonts w:ascii="Arial" w:hAnsi="Arial" w:cs="Arial"/>
+          <w:sz w:val="28"/>
+          <w:szCs w:val="28"/>
+          <w:lang w:val="en-US"/>
+        </w:rPr>
+      </w:pPr>
+      <w:del w:id="261" w:author="Проект новой редакции" w:date="2026-10-29T12:18:00Z">
         <w:r>
           <w:rPr>
             <w:rFonts w:ascii="Arial" w:hAnsi="Arial" w:cs="Arial"/>
@@ -15503,14 +15503,14 @@
         <w:ind w:left="0"/>
         <w:jc w:val="both"/>
         <w:rPr>
-          <w:del w:id="262" w:author="Проект новой редакции" w:date="2026-10-29T11:52:00Z"/>
-          <w:rFonts w:ascii="Arial" w:hAnsi="Arial" w:cs="Arial"/>
-          <w:sz w:val="28"/>
-          <w:szCs w:val="28"/>
-          <w:lang w:val="en-US"/>
-        </w:rPr>
-      </w:pPr>
-      <w:del w:id="263" w:author="Проект новой редакции" w:date="2026-10-29T11:52:00Z">
+          <w:del w:id="262" w:author="Проект новой редакции" w:date="2026-10-29T12:18:00Z"/>
+          <w:rFonts w:ascii="Arial" w:hAnsi="Arial" w:cs="Arial"/>
+          <w:sz w:val="28"/>
+          <w:szCs w:val="28"/>
+          <w:lang w:val="en-US"/>
+        </w:rPr>
+      </w:pPr>
+      <w:del w:id="263" w:author="Проект новой редакции" w:date="2026-10-29T12:18:00Z">
         <w:r>
           <w:rPr>
             <w:rFonts w:ascii="Arial" w:hAnsi="Arial" w:cs="Arial"/>
@@ -15545,7 +15545,7 @@
         <w:spacing w:after="0" w:line="480" w:lineRule="auto"/>
         <w:jc w:val="both"/>
         <w:rPr>
-          <w:del w:id="264" w:author="Проект новой редакции" w:date="2026-10-29T11:52:00Z"/>
+          <w:del w:id="264" w:author="Проект новой редакции" w:date="2026-10-29T12:18:00Z"/>
           <w:rFonts w:ascii="Arial" w:hAnsi="Arial" w:cs="Arial"/>
           <w:sz w:val="28"/>
           <w:szCs w:val="28"/>
@@ -15558,7 +15558,7 @@
         <w:spacing w:after="0" w:line="480" w:lineRule="auto"/>
         <w:jc w:val="both"/>
         <w:rPr>
-          <w:del w:id="265" w:author="Проект новой редакции" w:date="2026-10-29T11:52:00Z"/>
+          <w:del w:id="265" w:author="Проект новой редакции" w:date="2026-10-29T12:18:00Z"/>
           <w:rFonts w:ascii="Arial" w:hAnsi="Arial" w:cs="Arial"/>
           <w:sz w:val="28"/>
           <w:szCs w:val="28"/>
@@ -15571,7 +15571,7 @@
         <w:spacing w:after="0" w:line="480" w:lineRule="auto"/>
         <w:jc w:val="both"/>
         <w:rPr>
-          <w:del w:id="266" w:author="Проект новой редакции" w:date="2026-10-29T11:52:00Z"/>
+          <w:del w:id="266" w:author="Проект новой редакции" w:date="2026-10-29T12:18:00Z"/>
           <w:rFonts w:ascii="Arial" w:hAnsi="Arial" w:cs="Arial"/>
           <w:sz w:val="28"/>
           <w:szCs w:val="28"/>
@@ -15584,7 +15584,7 @@
         <w:spacing w:after="0" w:line="480" w:lineRule="auto"/>
         <w:jc w:val="both"/>
         <w:rPr>
-          <w:del w:id="267" w:author="Проект новой редакции" w:date="2026-10-29T11:52:00Z"/>
+          <w:del w:id="267" w:author="Проект новой редакции" w:date="2026-10-29T12:18:00Z"/>
           <w:rFonts w:ascii="Arial" w:hAnsi="Arial" w:cs="Arial"/>
           <w:sz w:val="28"/>
           <w:szCs w:val="28"/>
@@ -15597,7 +15597,7 @@
         <w:spacing w:after="0" w:line="480" w:lineRule="auto"/>
         <w:jc w:val="both"/>
         <w:rPr>
-          <w:del w:id="268" w:author="Проект новой редакции" w:date="2026-10-29T11:52:00Z"/>
+          <w:del w:id="268" w:author="Проект новой редакции" w:date="2026-10-29T12:18:00Z"/>
           <w:rFonts w:ascii="Arial" w:hAnsi="Arial" w:cs="Arial"/>
           <w:sz w:val="28"/>
           <w:szCs w:val="28"/>
@@ -15610,7 +15610,7 @@
         <w:spacing w:after="0" w:line="480" w:lineRule="auto"/>
         <w:jc w:val="both"/>
         <w:rPr>
-          <w:del w:id="269" w:author="Проект новой редакции" w:date="2026-10-29T11:52:00Z"/>
+          <w:del w:id="269" w:author="Проект новой редакции" w:date="2026-10-29T12:18:00Z"/>
           <w:rFonts w:ascii="Arial" w:hAnsi="Arial" w:cs="Arial"/>
           <w:sz w:val="28"/>
           <w:szCs w:val="28"/>
@@ -15623,7 +15623,7 @@
         <w:spacing w:after="0" w:line="480" w:lineRule="auto"/>
         <w:jc w:val="both"/>
         <w:rPr>
-          <w:del w:id="270" w:author="Проект новой редакции" w:date="2026-10-29T11:52:00Z"/>
+          <w:del w:id="270" w:author="Проект новой редакции" w:date="2026-10-29T12:18:00Z"/>
           <w:rFonts w:ascii="Arial" w:hAnsi="Arial" w:cs="Arial"/>
           <w:sz w:val="28"/>
           <w:szCs w:val="28"/>
@@ -15636,7 +15636,7 @@
         <w:spacing w:after="0" w:line="480" w:lineRule="auto"/>
         <w:jc w:val="both"/>
         <w:rPr>
-          <w:del w:id="271" w:author="Проект новой редакции" w:date="2026-10-29T11:52:00Z"/>
+          <w:del w:id="271" w:author="Проект новой редакции" w:date="2026-10-29T12:18:00Z"/>
           <w:rFonts w:ascii="Arial" w:hAnsi="Arial" w:cs="Arial"/>
           <w:sz w:val="28"/>
           <w:szCs w:val="28"/>
@@ -15649,7 +15649,7 @@
         <w:spacing w:after="0" w:line="480" w:lineRule="auto"/>
         <w:jc w:val="both"/>
         <w:rPr>
-          <w:del w:id="272" w:author="Проект новой редакции" w:date="2026-10-29T11:52:00Z"/>
+          <w:del w:id="272" w:author="Проект новой редакции" w:date="2026-10-29T12:18:00Z"/>
           <w:rFonts w:ascii="Arial" w:hAnsi="Arial" w:cs="Arial"/>
           <w:sz w:val="28"/>
           <w:szCs w:val="28"/>
@@ -15662,7 +15662,7 @@
         <w:spacing w:after="0" w:line="480" w:lineRule="auto"/>
         <w:jc w:val="both"/>
         <w:rPr>
-          <w:del w:id="273" w:author="Проект новой редакции" w:date="2026-10-29T11:52:00Z"/>
+          <w:del w:id="273" w:author="Проект новой редакции" w:date="2026-10-29T12:18:00Z"/>
           <w:rFonts w:ascii="Arial" w:hAnsi="Arial" w:cs="Arial"/>
           <w:sz w:val="28"/>
           <w:szCs w:val="28"/>
@@ -15675,7 +15675,7 @@
         <w:spacing w:after="0" w:line="480" w:lineRule="auto"/>
         <w:jc w:val="both"/>
         <w:rPr>
-          <w:del w:id="274" w:author="Проект новой редакции" w:date="2026-10-29T11:52:00Z"/>
+          <w:del w:id="274" w:author="Проект новой редакции" w:date="2026-10-29T12:18:00Z"/>
           <w:rFonts w:ascii="Arial" w:hAnsi="Arial" w:cs="Arial"/>
           <w:sz w:val="28"/>
           <w:szCs w:val="28"/>
@@ -15688,7 +15688,7 @@
         <w:spacing w:after="0" w:line="480" w:lineRule="auto"/>
         <w:jc w:val="both"/>
         <w:rPr>
-          <w:del w:id="275" w:author="Проект новой редакции" w:date="2026-10-29T11:52:00Z"/>
+          <w:del w:id="275" w:author="Проект новой редакции" w:date="2026-10-29T12:18:00Z"/>
           <w:rFonts w:ascii="Arial" w:hAnsi="Arial" w:cs="Arial"/>
           <w:sz w:val="28"/>
           <w:szCs w:val="28"/>
@@ -15701,7 +15701,7 @@
         <w:spacing w:after="0" w:line="480" w:lineRule="auto"/>
         <w:jc w:val="both"/>
         <w:rPr>
-          <w:del w:id="276" w:author="Проект новой редакции" w:date="2026-10-29T11:52:00Z"/>
+          <w:del w:id="276" w:author="Проект новой редакции" w:date="2026-10-29T12:18:00Z"/>
           <w:rFonts w:ascii="Arial" w:hAnsi="Arial" w:cs="Arial"/>
           <w:sz w:val="28"/>
           <w:szCs w:val="28"/>
@@ -15714,7 +15714,7 @@
         <w:spacing w:after="0" w:line="480" w:lineRule="auto"/>
         <w:jc w:val="both"/>
         <w:rPr>
-          <w:del w:id="277" w:author="Проект новой редакции" w:date="2026-10-29T11:52:00Z"/>
+          <w:del w:id="277" w:author="Проект новой редакции" w:date="2026-10-29T12:18:00Z"/>
           <w:rFonts w:ascii="Arial" w:hAnsi="Arial" w:cs="Arial"/>
           <w:sz w:val="28"/>
           <w:szCs w:val="28"/>
@@ -15727,7 +15727,7 @@
         <w:spacing w:after="0" w:line="480" w:lineRule="auto"/>
         <w:jc w:val="both"/>
         <w:rPr>
-          <w:del w:id="278" w:author="Проект новой редакции" w:date="2026-10-29T11:52:00Z"/>
+          <w:del w:id="278" w:author="Проект новой редакции" w:date="2026-10-29T12:18:00Z"/>
           <w:rFonts w:ascii="Arial" w:hAnsi="Arial" w:cs="Arial"/>
           <w:sz w:val="28"/>
           <w:szCs w:val="28"/>
@@ -15740,7 +15740,7 @@
         <w:spacing w:after="0" w:line="480" w:lineRule="auto"/>
         <w:jc w:val="both"/>
         <w:rPr>
-          <w:del w:id="279" w:author="Проект новой редакции" w:date="2026-10-29T11:52:00Z"/>
+          <w:del w:id="279" w:author="Проект новой редакции" w:date="2026-10-29T12:18:00Z"/>
           <w:rFonts w:ascii="Arial" w:hAnsi="Arial" w:cs="Arial"/>
           <w:sz w:val="28"/>
           <w:szCs w:val="28"/>
@@ -15753,7 +15753,7 @@
         <w:spacing w:after="0" w:line="480" w:lineRule="auto"/>
         <w:jc w:val="both"/>
         <w:rPr>
-          <w:del w:id="280" w:author="Проект новой редакции" w:date="2026-10-29T11:52:00Z"/>
+          <w:del w:id="280" w:author="Проект новой редакции" w:date="2026-10-29T12:18:00Z"/>
           <w:rFonts w:ascii="Arial" w:hAnsi="Arial" w:cs="Arial"/>
           <w:sz w:val="28"/>
           <w:szCs w:val="28"/>
@@ -15766,7 +15766,7 @@
         <w:spacing w:after="0" w:line="480" w:lineRule="auto"/>
         <w:jc w:val="both"/>
         <w:rPr>
-          <w:del w:id="281" w:author="Проект новой редакции" w:date="2026-10-29T11:52:00Z"/>
+          <w:del w:id="281" w:author="Проект новой редакции" w:date="2026-10-29T12:18:00Z"/>
           <w:rFonts w:ascii="Arial" w:hAnsi="Arial" w:cs="Arial"/>
           <w:sz w:val="28"/>
           <w:szCs w:val="28"/>
@@ -15779,7 +15779,7 @@
         <w:spacing w:after="0" w:line="480" w:lineRule="auto"/>
         <w:jc w:val="both"/>
         <w:rPr>
-          <w:del w:id="282" w:author="Проект новой редакции" w:date="2026-10-29T11:52:00Z"/>
+          <w:del w:id="282" w:author="Проект новой редакции" w:date="2026-10-29T12:18:00Z"/>
           <w:rFonts w:ascii="Arial" w:hAnsi="Arial" w:cs="Arial"/>
           <w:sz w:val="28"/>
           <w:szCs w:val="28"/>
@@ -15792,7 +15792,7 @@
         <w:spacing w:after="0" w:line="480" w:lineRule="auto"/>
         <w:jc w:val="both"/>
         <w:rPr>
-          <w:del w:id="283" w:author="Проект новой редакции" w:date="2026-10-29T11:52:00Z"/>
+          <w:del w:id="283" w:author="Проект новой редакции" w:date="2026-10-29T12:18:00Z"/>
           <w:rFonts w:ascii="Arial" w:hAnsi="Arial" w:cs="Arial"/>
           <w:sz w:val="28"/>
           <w:szCs w:val="28"/>
@@ -15812,7 +15812,7 @@
           <w:lang w:val="en-US"/>
         </w:rPr>
       </w:pPr>
-      <w:del w:id="284" w:author="Проект новой редакции" w:date="2026-10-29T11:52:00Z">
+      <w:del w:id="284" w:author="Проект новой редакции" w:date="2026-10-29T12:18:00Z">
         <w:r>
           <w:rPr>
             <w:rFonts w:ascii="Arial" w:hAnsi="Arial" w:cs="Arial"/>
@@ -15867,7 +15867,7 @@
         </w:rPr>
         <w:t xml:space="preserve">1. </w:t>
       </w:r>
-      <w:ins w:id="285" w:author="Проект новой редакции" w:date="2026-10-29T11:52:00Z">
+      <w:ins w:id="285" w:author="Проект новой редакции" w:date="2026-10-29T12:18:00Z">
         <w:r>
           <w:rPr>
             <w:rFonts w:ascii="Arial" w:hAnsi="Arial" w:cs="Arial"/>
@@ -15905,7 +15905,7 @@
           <w:t xml:space="preserve"> Mr Yerlik Karazhan ____________________ (signature)</w:t>
         </w:r>
       </w:ins>
-      <w:del w:id="286" w:author="Проект новой редакции" w:date="2026-10-29T11:52:00Z">
+      <w:del w:id="286" w:author="Проект новой редакции" w:date="2026-10-29T12:18:00Z">
         <w:r>
           <w:rPr>
             <w:rFonts w:ascii="Arial" w:hAnsi="Arial" w:cs="Arial"/>
@@ -15924,14 +15924,14 @@
         <w:ind w:left="0"/>
         <w:jc w:val="both"/>
         <w:rPr>
-          <w:ins w:id="287" w:author="Проект новой редакции" w:date="2026-10-29T11:52:00Z"/>
-          <w:rFonts w:ascii="Arial" w:hAnsi="Arial" w:cs="Arial"/>
-          <w:sz w:val="28"/>
-          <w:szCs w:val="28"/>
-          <w:lang w:val="en-US"/>
-        </w:rPr>
-      </w:pPr>
-      <w:ins w:id="288" w:author="Проект новой редакции" w:date="2026-10-29T11:52:00Z">
+          <w:ins w:id="287" w:author="Проект новой редакции" w:date="2026-10-29T12:18:00Z"/>
+          <w:rFonts w:ascii="Arial" w:hAnsi="Arial" w:cs="Arial"/>
+          <w:sz w:val="28"/>
+          <w:szCs w:val="28"/>
+          <w:lang w:val="en-US"/>
+        </w:rPr>
+      </w:pPr>
+      <w:ins w:id="288" w:author="Проект новой редакции" w:date="2026-10-29T12:18:00Z">
         <w:r>
           <w:rPr>
             <w:rFonts w:ascii="Arial" w:hAnsi="Arial" w:cs="Arial"/>
@@ -17086,7 +17086,7 @@
     <w:link w:val="af"/>
     <w:uiPriority w:val="99"/>
     <w:unhideWhenUsed/>
-    <w:rsid w:val="00DA0B40"/>
+    <w:rsid w:val="00393CA1"/>
     <w:pPr>
       <w:tabs>
         <w:tab w:val="center" w:pos="4677"/>
@@ -17100,14 +17100,14 @@
     <w:basedOn w:val="a0"/>
     <w:link w:val="ae"/>
     <w:uiPriority w:val="99"/>
-    <w:rsid w:val="00DA0B40"/>
+    <w:rsid w:val="00393CA1"/>
   </w:style>
   <w:style w:type="paragraph" w:styleId="af0">
     <w:name w:val="Revision"/>
     <w:hidden/>
     <w:uiPriority w:val="99"/>
     <w:semiHidden/>
-    <w:rsid w:val="00DA0B40"/>
+    <w:rsid w:val="00393CA1"/>
     <w:pPr>
       <w:spacing w:after="0" w:line="240" w:lineRule="auto"/>
     </w:pPr>
